--- a/synopsis/Synopsis_Gyandeep_Nath_AdtU.docx
+++ b/synopsis/Synopsis_Gyandeep_Nath_AdtU.docx
@@ -236,7 +236,7 @@
           <w:sz w:val="24"/>
           <w:szCs w:val="24"/>
         </w:rPr>
-        <w:t xml:space="preserve">Faculty of Study : Faculty of Paramedical Sciences</w:t>
+        <w:t xml:space="preserve">Faculty of Study : Faculty of Allied and Healthcare Sciences</w:t>
       </w:r>
     </w:p>
     <w:p>
@@ -435,7 +435,7 @@
           <w:sz w:val="24"/>
           <w:szCs w:val="24"/>
         </w:rPr>
-        <w:t xml:space="preserve">Sustained reading has shifted from print to self-luminous displays, and tablets now mediate much of that reading in education, work and leisure. A printed page reflects ambient light; a display emits its own, and the properties of that emission are set in software. Polarity (whether text is dark on a light field or light on a dark one), chromaticity, luminance and contrast are all configurable, and are configured routinely by designers and by users selecting interface themes, of which the adoption of "dark mode" is the most visible instance. These choices are made at very large scale with little evidence about their consequences for the eye.</w:t>
+        <w:t xml:space="preserve">Sustained reading has shifted from print to self-luminous displays, and tablets now mediate much of that reading in education, work and leisure. A printed page reflects ambient light; a display emits its own, and the properties of that emission are set in software. Polarity (whether text is dark on a light field or light on a dark one), chromaticity, luminance and contrast are all configurable, and are configured routinely by designers and by users selecting interface themes, of which the adoption of "dark mode" is the most visible instance. These choices are made at very large scale, yet evidence regarding the effects of combinations of these parameters during prolonged reading remains limited.</w:t>
       </w:r>
     </w:p>
     <w:p>
@@ -527,7 +527,7 @@
           <w:sz w:val="24"/>
           <w:szCs w:val="24"/>
         </w:rPr>
-        <w:t xml:space="preserve">The ocular-surface route is the better described. Display work suppresses spontaneous blinking and raises the proportion of blinks that fail to close fully; incomplete closure enlarges the exposed evaporative area and impairs the spread of meibomian lipid, so tear-film stability falls and the surface enters the recognised inflammatory cycle of dry eye disease [5,6]. Mechanistic review attributes display-associated dry eye principally to impaired blinking, finding insufficient support for parasympathetic or blue-light contributions [6]. The accommodative route is more heterogeneously evidenced but responds measurably to display parameters [7,8].</w:t>
+        <w:t xml:space="preserve">The ocular-surface route is the better described. Display work suppresses spontaneous blinking and raises the proportion of blinks that fail to close fully; incomplete closure enlarges the exposed evaporative area and impairs the spread of meibomian lipid, so tear-film stability falls and the surface enters the recognised inflammatory cycle of dry eye disease [5,6]. Mechanistic review attributes display-associated dry eye principally to impaired blinking, finding insufficient support for parasympathetic or blue-light contributions [6]. The accommodative route is more heterogeneously evidenced but responds measurably to display parameters [7,8]. Although accommodative and vergence mechanisms are relevant to digital visual fatigue, the present study focuses on ocular-surface behaviour, visual performance and subjective fatigue, and does not measure accommodative responses directly; the accommodative pathway is therefore reviewed as mechanistic context rather than tested.</w:t>
       </w:r>
     </w:p>
     <w:p>
@@ -583,7 +583,7 @@
           <w:sz w:val="24"/>
           <w:szCs w:val="24"/>
         </w:rPr>
-        <w:t xml:space="preserve">The most reliably replicated is the positive polarity advantage: reading is better for dark text on a light field than for light text on a dark one, attributed to the greater light emitted by positive-polarity displays, which constricts the pupil, reduces optical aberration and sharpens the retinal image [9,10,11]. Text colour has been studied far less, and no study has crossed it with polarity while measuring fatigue [7,12]. Any manipulation of text colour also manipulates luminance contrast, since chromatic pigments differ intrinsically in relative luminance and chromatic contrast cannot substitute for luminance contrast [9], so an apparent effect of colour may be an effect of contrast unless the two are measured separately. Ambient light adds veiling luminance and drives pupil size independently of the display, interacting with the same mechanism [12,13].</w:t>
+        <w:t xml:space="preserve">The most reliably replicated is the positive polarity advantage: reading is better for dark text on a light field than for light text on a dark one, attributed to the greater light emitted by positive-polarity displays, which constricts the pupil, reduces optical aberration and sharpens the retinal image [9,10,11]. Text colour has been studied far less and, to the best of the available evidence, no study has comprehensively evaluated it in combination with polarity while measuring fatigue [7,12]. Any manipulation of text colour also manipulates luminance contrast, since chromatic pigments differ intrinsically in relative luminance and chromatic contrast cannot substitute for luminance contrast [9], so an apparent effect of colour may be an effect of contrast unless the two are measured separately. Ambient light adds veiling luminance and drives pupil size independently of the display, interacting with the same mechanism [12,13].</w:t>
       </w:r>
     </w:p>
     <w:p>
@@ -713,7 +713,7 @@
           <w:sz w:val="24"/>
           <w:szCs w:val="24"/>
         </w:rPr>
-        <w:t xml:space="preserve">Because chromatic luminance differs by hue, the rank order of luminance contrast reverses between the two polarities in the proposed condition set (Table 3.3). Blue and red are high in contrast on a white field but fall below the accessibility minimum on a black one, while yellow and green behave oppositely. The polarity-by-colour interaction therefore functions as a direct test of whether reported colour effects are effects of hue or of luminance contrast. The ordering Fan and colleagues reported under negative polarity, red worst and yellow best, is precisely what luminance contrast alone would predict for those hues on a black background [12], and a single-polarity design cannot exclude that explanation.</w:t>
+        <w:t xml:space="preserve">Because chromatic luminance differs by hue, the rank order of luminance contrast reverses between the two polarities in the proposed condition set (Table 3.3). Blue and red are high in contrast on a white field but fall below the accessibility minimum on a black one, while yellow and green behave oppositely. The polarity-by-colour interaction therefore allows contrast-mediated effects to be modelled and distinguished from residual, hue-specific effects. The design does not experimentally isolate hue from luminance contrast, since the two cannot be orthogonalised within a fixed colour set; the separation is statistical rather than experimental and is interpreted accordingly. The ordering Fan and colleagues reported under negative polarity, red worst and yellow best, is precisely what luminance contrast alone would predict for those hues on a black background [12], and a single-polarity design cannot exclude that explanation.</w:t>
       </w:r>
     </w:p>
     <w:p>
@@ -769,7 +769,7 @@
           <w:sz w:val="24"/>
           <w:szCs w:val="24"/>
         </w:rPr>
-        <w:t xml:space="preserve">To determine how display polarity, text colour and ambient illumination, individually and in combination, affect visual fatigue, ocular behaviour and task performance during prolonged tablet reading, and to validate a scalable instrument for objective ocular measurement of digital eye strain outside the specialist laboratory.</w:t>
+        <w:t xml:space="preserve">To determine the effects and interactions of display polarity, text colour and ambient illumination on visual fatigue, ocular behaviour and visual task performance during prolonged tablet-based reading, and, as a secondary methodological objective, to evaluate the validity and feasibility of camera-based blink assessment as an objective measure of ocular response.</w:t>
       </w:r>
     </w:p>
     <w:p>
@@ -795,36 +795,19 @@
     <w:p>
       <w:pPr>
         <w:spacing w:after="60" w:line="360"/>
-        <w:ind w:left="640" w:hanging="640"/>
         <w:jc w:val="both"/>
       </w:pPr>
       <w:r>
         <w:rPr>
           <w:rFonts w:ascii="Times New Roman" w:cs="Times New Roman" w:eastAsia="Times New Roman" w:hAnsi="Times New Roman"/>
-          <w:sz w:val="24"/>
-          <w:szCs w:val="24"/>
-        </w:rPr>
-        <w:t xml:space="preserve">1.</w:t>
-      </w:r>
-      <w:r>
-        <w:rPr>
-          <w:rFonts w:ascii="Times New Roman" w:cs="Times New Roman" w:eastAsia="Times New Roman" w:hAnsi="Times New Roman"/>
-          <w:sz w:val="24"/>
-          <w:szCs w:val="24"/>
-        </w:rPr>
-        <w:t xml:space="preserve">	</w:t>
-      </w:r>
-      <w:r>
-        <w:rPr>
-          <w:rFonts w:ascii="Times New Roman" w:cs="Times New Roman" w:eastAsia="Times New Roman" w:hAnsi="Times New Roman"/>
-          <w:b w:val="false"/>
-          <w:bCs w:val="false"/>
-          <w:i w:val="false"/>
-          <w:iCs w:val="false"/>
-          <w:sz w:val="24"/>
-          <w:szCs w:val="24"/>
-        </w:rPr>
-        <w:t xml:space="preserve">To investigate the individual and interactive effects of display polarity, text colour and ambient illumination on subjective visual fatigue, ocular behaviour, cognitive workload and task performance during prolonged tablet reading.</w:t>
+          <w:b/>
+          <w:bCs/>
+          <w:i w:val="false"/>
+          <w:iCs w:val="false"/>
+          <w:sz w:val="24"/>
+          <w:szCs w:val="24"/>
+        </w:rPr>
+        <w:t xml:space="preserve">Primary objectives</w:t>
       </w:r>
     </w:p>
     <w:p>
@@ -839,7 +822,7 @@
           <w:sz w:val="24"/>
           <w:szCs w:val="24"/>
         </w:rPr>
-        <w:t xml:space="preserve">2.</w:t>
+        <w:t xml:space="preserve">1.</w:t>
       </w:r>
       <w:r>
         <w:rPr>
@@ -859,7 +842,7 @@
           <w:sz w:val="24"/>
           <w:szCs w:val="24"/>
         </w:rPr>
-        <w:t xml:space="preserve">To distinguish the contribution of luminance contrast from that of hue, by computing standards-based contrast metrics for every condition and modelling contrast explicitly alongside colour.</w:t>
+        <w:t xml:space="preserve">To investigate the individual and interactive effects of display polarity, text colour and ambient illumination on subjective visual fatigue, ocular behaviour, cognitive workload and task performance during prolonged tablet reading.</w:t>
       </w:r>
     </w:p>
     <w:p>
@@ -874,7 +857,7 @@
           <w:sz w:val="24"/>
           <w:szCs w:val="24"/>
         </w:rPr>
-        <w:t xml:space="preserve">3.</w:t>
+        <w:t xml:space="preserve">2.</w:t>
       </w:r>
       <w:r>
         <w:rPr>
@@ -894,7 +877,60 @@
           <w:sz w:val="24"/>
           <w:szCs w:val="24"/>
         </w:rPr>
+        <w:t xml:space="preserve">To model the contribution of luminance contrast and to distinguish it from residual, hue-specific effects, by computing standards-based contrast metrics for every condition and entering contrast explicitly alongside colour.</w:t>
+      </w:r>
+    </w:p>
+    <w:p>
+      <w:pPr>
+        <w:spacing w:after="60" w:line="360"/>
+        <w:ind w:left="640" w:hanging="640"/>
+        <w:jc w:val="both"/>
+      </w:pPr>
+      <w:r>
+        <w:rPr>
+          <w:rFonts w:ascii="Times New Roman" w:cs="Times New Roman" w:eastAsia="Times New Roman" w:hAnsi="Times New Roman"/>
+          <w:sz w:val="24"/>
+          <w:szCs w:val="24"/>
+        </w:rPr>
+        <w:t xml:space="preserve">3.</w:t>
+      </w:r>
+      <w:r>
+        <w:rPr>
+          <w:rFonts w:ascii="Times New Roman" w:cs="Times New Roman" w:eastAsia="Times New Roman" w:hAnsi="Times New Roman"/>
+          <w:sz w:val="24"/>
+          <w:szCs w:val="24"/>
+        </w:rPr>
+        <w:t xml:space="preserve">	</w:t>
+      </w:r>
+      <w:r>
+        <w:rPr>
+          <w:rFonts w:ascii="Times New Roman" w:cs="Times New Roman" w:eastAsia="Times New Roman" w:hAnsi="Times New Roman"/>
+          <w:b w:val="false"/>
+          <w:bCs w:val="false"/>
+          <w:i w:val="false"/>
+          <w:iCs w:val="false"/>
+          <w:sz w:val="24"/>
+          <w:szCs w:val="24"/>
+        </w:rPr>
         <w:t xml:space="preserve">To determine the configuration of polarity, colour and illumination that minimises visual fatigue and maximises task performance, and to examine how participant characteristics moderate these effects.</w:t>
+      </w:r>
+    </w:p>
+    <w:p>
+      <w:pPr>
+        <w:spacing w:after="60" w:line="360"/>
+        <w:jc w:val="both"/>
+      </w:pPr>
+      <w:r>
+        <w:rPr>
+          <w:rFonts w:ascii="Times New Roman" w:cs="Times New Roman" w:eastAsia="Times New Roman" w:hAnsi="Times New Roman"/>
+          <w:b/>
+          <w:bCs/>
+          <w:i w:val="false"/>
+          <w:iCs w:val="false"/>
+          <w:sz w:val="24"/>
+          <w:szCs w:val="24"/>
+        </w:rPr>
+        <w:t xml:space="preserve">Methodological objective</w:t>
       </w:r>
     </w:p>
     <w:p>
@@ -979,7 +1015,7 @@
           <w:sz w:val="24"/>
           <w:szCs w:val="24"/>
         </w:rPr>
-        <w:t xml:space="preserve"> Display polarity, text colour and ambient illumination have no significant effect, individually or in combination, on visual fatigue, ocular behaviour, cognitive workload or task performance.</w:t>
+        <w:t xml:space="preserve"> Display polarity, text colour and ambient illumination, individually or in combination, have no significant effect on visual fatigue, ocular behaviour or visual task performance during prolonged tablet reading.</w:t>
       </w:r>
     </w:p>
     <w:p>
@@ -997,7 +1033,7 @@
           <w:sz w:val="24"/>
           <w:szCs w:val="24"/>
         </w:rPr>
-        <w:t xml:space="preserve">H₁ (Main effects).</w:t>
+        <w:t xml:space="preserve">Alternative hypothesis (H₁).</w:t>
       </w:r>
       <w:r>
         <w:rPr>
@@ -1009,7 +1045,7 @@
           <w:sz w:val="24"/>
           <w:szCs w:val="24"/>
         </w:rPr>
-        <w:t xml:space="preserve"> Positive polarity, higher luminance contrast and higher ambient illumination are each associated with lower subjective visual fatigue, a lower incomplete-blink ratio and better task performance.</w:t>
+        <w:t xml:space="preserve"> At least one of these factors, individually or in combination, significantly affects these outcomes.</w:t>
       </w:r>
     </w:p>
     <w:p>
@@ -1020,6 +1056,24 @@
       <w:r>
         <w:rPr>
           <w:rFonts w:ascii="Times New Roman" w:cs="Times New Roman" w:eastAsia="Times New Roman" w:hAnsi="Times New Roman"/>
+          <w:b w:val="false"/>
+          <w:bCs w:val="false"/>
+          <w:i w:val="false"/>
+          <w:iCs w:val="false"/>
+          <w:sz w:val="24"/>
+          <w:szCs w:val="24"/>
+        </w:rPr>
+        <w:t xml:space="preserve">The following hypotheses are linked to the objectives.</w:t>
+      </w:r>
+    </w:p>
+    <w:p>
+      <w:pPr>
+        <w:spacing w:after="60" w:line="360"/>
+        <w:jc w:val="both"/>
+      </w:pPr>
+      <w:r>
+        <w:rPr>
+          <w:rFonts w:ascii="Times New Roman" w:cs="Times New Roman" w:eastAsia="Times New Roman" w:hAnsi="Times New Roman"/>
           <w:b/>
           <w:bCs/>
           <w:i w:val="false"/>
@@ -1027,7 +1081,7 @@
           <w:sz w:val="24"/>
           <w:szCs w:val="24"/>
         </w:rPr>
-        <w:t xml:space="preserve">H₂ (Interaction and the contrast–hue test).</w:t>
+        <w:t xml:space="preserve">H₁ₐ (Objective 1, main effects).</w:t>
       </w:r>
       <w:r>
         <w:rPr>
@@ -1039,7 +1093,7 @@
           <w:sz w:val="24"/>
           <w:szCs w:val="24"/>
         </w:rPr>
-        <w:t xml:space="preserve"> Polarity interacts with text colour and with ambient illumination. If colour acts through luminance contrast, the ordering of colours will reverse between polarities, with yellow and green most favourable on a dark field and blue and red most favourable on a light one. If hue exerts an effect independent of contrast, the ordering will hold across both polarities, with red expected to be least favourable [12]. The cost of negative polarity is further expected to be greater under dim than under moderate illumination [13].</w:t>
+        <w:t xml:space="preserve"> Positive polarity, higher luminance contrast and higher ambient illumination are each associated with a lower incomplete-blink ratio, lower subjective visual fatigue and better task performance.</w:t>
       </w:r>
     </w:p>
     <w:p>
@@ -1057,7 +1111,67 @@
           <w:sz w:val="24"/>
           <w:szCs w:val="24"/>
         </w:rPr>
-        <w:t xml:space="preserve">H₃ (Individual moderation).</w:t>
+        <w:t xml:space="preserve">H₁ᵦ (Objective 1, interactions).</w:t>
+      </w:r>
+      <w:r>
+        <w:rPr>
+          <w:rFonts w:ascii="Times New Roman" w:cs="Times New Roman" w:eastAsia="Times New Roman" w:hAnsi="Times New Roman"/>
+          <w:b w:val="false"/>
+          <w:bCs w:val="false"/>
+          <w:i w:val="false"/>
+          <w:iCs w:val="false"/>
+          <w:sz w:val="24"/>
+          <w:szCs w:val="24"/>
+        </w:rPr>
+        <w:t xml:space="preserve"> The effect of text colour depends on polarity, and the cost of negative polarity is greater under dim than under moderate illumination [13].</w:t>
+      </w:r>
+    </w:p>
+    <w:p>
+      <w:pPr>
+        <w:spacing w:after="60" w:line="360"/>
+        <w:jc w:val="both"/>
+      </w:pPr>
+      <w:r>
+        <w:rPr>
+          <w:rFonts w:ascii="Times New Roman" w:cs="Times New Roman" w:eastAsia="Times New Roman" w:hAnsi="Times New Roman"/>
+          <w:b/>
+          <w:bCs/>
+          <w:i w:val="false"/>
+          <w:iCs w:val="false"/>
+          <w:sz w:val="24"/>
+          <w:szCs w:val="24"/>
+        </w:rPr>
+        <w:t xml:space="preserve">H₁ᵪ (Objective 2, contrast mediation).</w:t>
+      </w:r>
+      <w:r>
+        <w:rPr>
+          <w:rFonts w:ascii="Times New Roman" w:cs="Times New Roman" w:eastAsia="Times New Roman" w:hAnsi="Times New Roman"/>
+          <w:b w:val="false"/>
+          <w:bCs w:val="false"/>
+          <w:i w:val="false"/>
+          <w:iCs w:val="false"/>
+          <w:sz w:val="24"/>
+          <w:szCs w:val="24"/>
+        </w:rPr>
+        <w:t xml:space="preserve"> Colour-related variance is largely accounted for by luminance contrast. Because the computed contrast ordering reverses between the two polarities (Table 3.3), a contrast-mediated effect predicts a corresponding reversal of the colour ordering across polarity, whereas a residual hue-specific effect predicts a consistent ordering, with red the a priori candidate exception [12].</w:t>
+      </w:r>
+    </w:p>
+    <w:p>
+      <w:pPr>
+        <w:spacing w:after="60" w:line="360"/>
+        <w:jc w:val="both"/>
+      </w:pPr>
+      <w:r>
+        <w:rPr>
+          <w:rFonts w:ascii="Times New Roman" w:cs="Times New Roman" w:eastAsia="Times New Roman" w:hAnsi="Times New Roman"/>
+          <w:b/>
+          <w:bCs/>
+          <w:i w:val="false"/>
+          <w:iCs w:val="false"/>
+          <w:sz w:val="24"/>
+          <w:szCs w:val="24"/>
+        </w:rPr>
+        <w:t xml:space="preserve">H₁ᵨ (Objective 3, moderation).</w:t>
       </w:r>
       <w:r>
         <w:rPr>
@@ -1142,12 +1256,12 @@
       </w:tblPr>
       <w:tblGrid>
         <w:gridCol w:w="650"/>
-        <w:gridCol w:w="1642"/>
-        <w:gridCol w:w="1319"/>
-        <w:gridCol w:w="1292"/>
-        <w:gridCol w:w="2100"/>
-        <w:gridCol w:w="1830"/>
-        <w:gridCol w:w="238"/>
+        <w:gridCol w:w="1585"/>
+        <w:gridCol w:w="1274"/>
+        <w:gridCol w:w="1248"/>
+        <w:gridCol w:w="2027"/>
+        <w:gridCol w:w="2079"/>
+        <w:gridCol w:w="208"/>
       </w:tblGrid>
       <w:tr>
         <w:trPr>
@@ -1184,7 +1298,7 @@
         </w:tc>
         <w:tc>
           <w:tcPr>
-            <w:tcW w:type="dxa" w:w="1642"/>
+            <w:tcW w:type="dxa" w:w="1585"/>
             <w:shd w:fill="E8EEF7" w:color="auto" w:val="clear"/>
             <w:tcMar>
               <w:top w:type="dxa" w:w="40"/>
@@ -1213,7 +1327,7 @@
         </w:tc>
         <w:tc>
           <w:tcPr>
-            <w:tcW w:type="dxa" w:w="1319"/>
+            <w:tcW w:type="dxa" w:w="1274"/>
             <w:shd w:fill="E8EEF7" w:color="auto" w:val="clear"/>
             <w:tcMar>
               <w:top w:type="dxa" w:w="40"/>
@@ -1242,7 +1356,7 @@
         </w:tc>
         <w:tc>
           <w:tcPr>
-            <w:tcW w:type="dxa" w:w="1292"/>
+            <w:tcW w:type="dxa" w:w="1248"/>
             <w:shd w:fill="E8EEF7" w:color="auto" w:val="clear"/>
             <w:tcMar>
               <w:top w:type="dxa" w:w="40"/>
@@ -1271,7 +1385,7 @@
         </w:tc>
         <w:tc>
           <w:tcPr>
-            <w:tcW w:type="dxa" w:w="2100"/>
+            <w:tcW w:type="dxa" w:w="2027"/>
             <w:shd w:fill="E8EEF7" w:color="auto" w:val="clear"/>
             <w:tcMar>
               <w:top w:type="dxa" w:w="40"/>
@@ -1300,7 +1414,7 @@
         </w:tc>
         <w:tc>
           <w:tcPr>
-            <w:tcW w:type="dxa" w:w="1830"/>
+            <w:tcW w:type="dxa" w:w="2079"/>
             <w:shd w:fill="E8EEF7" w:color="auto" w:val="clear"/>
             <w:tcMar>
               <w:top w:type="dxa" w:w="40"/>
@@ -1323,13 +1437,13 @@
                 <w:sz w:val="18"/>
                 <w:szCs w:val="18"/>
               </w:rPr>
-              <w:t xml:space="preserve">Measured outcome</w:t>
-            </w:r>
-          </w:p>
-        </w:tc>
-        <w:tc>
-          <w:tcPr>
-            <w:tcW w:type="dxa" w:w="238"/>
+              <w:t xml:space="preserve">Measured outcome (P = primary, S = secondary)</w:t>
+            </w:r>
+          </w:p>
+        </w:tc>
+        <w:tc>
+          <w:tcPr>
+            <w:tcW w:type="dxa" w:w="208"/>
             <w:shd w:fill="E8EEF7" w:color="auto" w:val="clear"/>
             <w:tcMar>
               <w:top w:type="dxa" w:w="40"/>
@@ -1388,7 +1502,7 @@
         </w:tc>
         <w:tc>
           <w:tcPr>
-            <w:tcW w:type="dxa" w:w="1642"/>
+            <w:tcW w:type="dxa" w:w="1585"/>
             <w:tcMar>
               <w:top w:type="dxa" w:w="40"/>
               <w:left w:type="dxa" w:w="80"/>
@@ -1416,7 +1530,7 @@
         </w:tc>
         <w:tc>
           <w:tcPr>
-            <w:tcW w:type="dxa" w:w="1319"/>
+            <w:tcW w:type="dxa" w:w="1274"/>
             <w:tcMar>
               <w:top w:type="dxa" w:w="40"/>
               <w:left w:type="dxa" w:w="80"/>
@@ -1444,7 +1558,7 @@
         </w:tc>
         <w:tc>
           <w:tcPr>
-            <w:tcW w:type="dxa" w:w="1292"/>
+            <w:tcW w:type="dxa" w:w="1248"/>
             <w:tcMar>
               <w:top w:type="dxa" w:w="40"/>
               <w:left w:type="dxa" w:w="80"/>
@@ -1472,7 +1586,7 @@
         </w:tc>
         <w:tc>
           <w:tcPr>
-            <w:tcW w:type="dxa" w:w="2100"/>
+            <w:tcW w:type="dxa" w:w="2027"/>
             <w:tcMar>
               <w:top w:type="dxa" w:w="40"/>
               <w:left w:type="dxa" w:w="80"/>
@@ -1500,35 +1614,35 @@
         </w:tc>
         <w:tc>
           <w:tcPr>
-            <w:tcW w:type="dxa" w:w="1830"/>
-            <w:tcMar>
-              <w:top w:type="dxa" w:w="40"/>
-              <w:left w:type="dxa" w:w="80"/>
-              <w:bottom w:type="dxa" w:w="40"/>
-              <w:right w:type="dxa" w:w="80"/>
-            </w:tcMar>
-          </w:tcPr>
-          <w:p>
-            <w:pPr>
-              <w:spacing w:after="20" w:before="20" w:line="240"/>
-            </w:pPr>
-            <w:r>
-              <w:rPr>
-                <w:rFonts w:ascii="Times New Roman" w:cs="Times New Roman" w:eastAsia="Times New Roman" w:hAnsi="Times New Roman"/>
-                <w:b w:val="false"/>
-                <w:bCs w:val="false"/>
-                <w:i w:val="false"/>
-                <w:iCs w:val="false"/>
-                <w:sz w:val="18"/>
-                <w:szCs w:val="18"/>
-              </w:rPr>
-              <w:t xml:space="preserve">Reading rate; comprehension; visual search; perceived clarity</w:t>
-            </w:r>
-          </w:p>
-        </w:tc>
-        <w:tc>
-          <w:tcPr>
-            <w:tcW w:type="dxa" w:w="238"/>
+            <w:tcW w:type="dxa" w:w="2079"/>
+            <w:tcMar>
+              <w:top w:type="dxa" w:w="40"/>
+              <w:left w:type="dxa" w:w="80"/>
+              <w:bottom w:type="dxa" w:w="40"/>
+              <w:right w:type="dxa" w:w="80"/>
+            </w:tcMar>
+          </w:tcPr>
+          <w:p>
+            <w:pPr>
+              <w:spacing w:after="20" w:before="20" w:line="240"/>
+            </w:pPr>
+            <w:r>
+              <w:rPr>
+                <w:rFonts w:ascii="Times New Roman" w:cs="Times New Roman" w:eastAsia="Times New Roman" w:hAnsi="Times New Roman"/>
+                <w:b w:val="false"/>
+                <w:bCs w:val="false"/>
+                <w:i w:val="false"/>
+                <w:iCs w:val="false"/>
+                <w:sz w:val="18"/>
+                <w:szCs w:val="18"/>
+              </w:rPr>
+              <w:t xml:space="preserve">Reading rate (S); comprehension (S); visual search (S); perceived clarity (S)</w:t>
+            </w:r>
+          </w:p>
+        </w:tc>
+        <w:tc>
+          <w:tcPr>
+            <w:tcW w:type="dxa" w:w="208"/>
             <w:tcMar>
               <w:top w:type="dxa" w:w="40"/>
               <w:left w:type="dxa" w:w="80"/>
@@ -1586,7 +1700,7 @@
         </w:tc>
         <w:tc>
           <w:tcPr>
-            <w:tcW w:type="dxa" w:w="1642"/>
+            <w:tcW w:type="dxa" w:w="1585"/>
             <w:tcMar>
               <w:top w:type="dxa" w:w="40"/>
               <w:left w:type="dxa" w:w="80"/>
@@ -1614,7 +1728,7 @@
         </w:tc>
         <w:tc>
           <w:tcPr>
-            <w:tcW w:type="dxa" w:w="1319"/>
+            <w:tcW w:type="dxa" w:w="1274"/>
             <w:tcMar>
               <w:top w:type="dxa" w:w="40"/>
               <w:left w:type="dxa" w:w="80"/>
@@ -1642,7 +1756,7 @@
         </w:tc>
         <w:tc>
           <w:tcPr>
-            <w:tcW w:type="dxa" w:w="1292"/>
+            <w:tcW w:type="dxa" w:w="1248"/>
             <w:tcMar>
               <w:top w:type="dxa" w:w="40"/>
               <w:left w:type="dxa" w:w="80"/>
@@ -1670,7 +1784,7 @@
         </w:tc>
         <w:tc>
           <w:tcPr>
-            <w:tcW w:type="dxa" w:w="2100"/>
+            <w:tcW w:type="dxa" w:w="2027"/>
             <w:tcMar>
               <w:top w:type="dxa" w:w="40"/>
               <w:left w:type="dxa" w:w="80"/>
@@ -1698,35 +1812,35 @@
         </w:tc>
         <w:tc>
           <w:tcPr>
-            <w:tcW w:type="dxa" w:w="1830"/>
-            <w:tcMar>
-              <w:top w:type="dxa" w:w="40"/>
-              <w:left w:type="dxa" w:w="80"/>
-              <w:bottom w:type="dxa" w:w="40"/>
-              <w:right w:type="dxa" w:w="80"/>
-            </w:tcMar>
-          </w:tcPr>
-          <w:p>
-            <w:pPr>
-              <w:spacing w:after="20" w:before="20" w:line="240"/>
-            </w:pPr>
-            <w:r>
-              <w:rPr>
-                <w:rFonts w:ascii="Times New Roman" w:cs="Times New Roman" w:eastAsia="Times New Roman" w:hAnsi="Times New Roman"/>
-                <w:b w:val="false"/>
-                <w:bCs w:val="false"/>
-                <w:i w:val="false"/>
-                <w:iCs w:val="false"/>
-                <w:sz w:val="18"/>
-                <w:szCs w:val="18"/>
-              </w:rPr>
-              <w:t xml:space="preserve">Incomplete-blink ratio; blink rate; inter-blink interval; CVS-Q, VAS</w:t>
-            </w:r>
-          </w:p>
-        </w:tc>
-        <w:tc>
-          <w:tcPr>
-            <w:tcW w:type="dxa" w:w="238"/>
+            <w:tcW w:type="dxa" w:w="2079"/>
+            <w:tcMar>
+              <w:top w:type="dxa" w:w="40"/>
+              <w:left w:type="dxa" w:w="80"/>
+              <w:bottom w:type="dxa" w:w="40"/>
+              <w:right w:type="dxa" w:w="80"/>
+            </w:tcMar>
+          </w:tcPr>
+          <w:p>
+            <w:pPr>
+              <w:spacing w:after="20" w:before="20" w:line="240"/>
+            </w:pPr>
+            <w:r>
+              <w:rPr>
+                <w:rFonts w:ascii="Times New Roman" w:cs="Times New Roman" w:eastAsia="Times New Roman" w:hAnsi="Times New Roman"/>
+                <w:b w:val="false"/>
+                <w:bCs w:val="false"/>
+                <w:i w:val="false"/>
+                <w:iCs w:val="false"/>
+                <w:sz w:val="18"/>
+                <w:szCs w:val="18"/>
+              </w:rPr>
+              <w:t xml:space="preserve">Incomplete-blink ratio (P); CVS-Q change (key S); blink rate, inter-blink interval, VAS (S)</w:t>
+            </w:r>
+          </w:p>
+        </w:tc>
+        <w:tc>
+          <w:tcPr>
+            <w:tcW w:type="dxa" w:w="208"/>
             <w:tcMar>
               <w:top w:type="dxa" w:w="40"/>
               <w:left w:type="dxa" w:w="80"/>
@@ -1784,7 +1898,7 @@
         </w:tc>
         <w:tc>
           <w:tcPr>
-            <w:tcW w:type="dxa" w:w="1642"/>
+            <w:tcW w:type="dxa" w:w="1585"/>
             <w:tcMar>
               <w:top w:type="dxa" w:w="40"/>
               <w:left w:type="dxa" w:w="80"/>
@@ -1812,7 +1926,7 @@
         </w:tc>
         <w:tc>
           <w:tcPr>
-            <w:tcW w:type="dxa" w:w="1319"/>
+            <w:tcW w:type="dxa" w:w="1274"/>
             <w:tcMar>
               <w:top w:type="dxa" w:w="40"/>
               <w:left w:type="dxa" w:w="80"/>
@@ -1840,7 +1954,7 @@
         </w:tc>
         <w:tc>
           <w:tcPr>
-            <w:tcW w:type="dxa" w:w="1292"/>
+            <w:tcW w:type="dxa" w:w="1248"/>
             <w:tcMar>
               <w:top w:type="dxa" w:w="40"/>
               <w:left w:type="dxa" w:w="80"/>
@@ -1868,7 +1982,7 @@
         </w:tc>
         <w:tc>
           <w:tcPr>
-            <w:tcW w:type="dxa" w:w="2100"/>
+            <w:tcW w:type="dxa" w:w="2027"/>
             <w:tcMar>
               <w:top w:type="dxa" w:w="40"/>
               <w:left w:type="dxa" w:w="80"/>
@@ -1896,35 +2010,35 @@
         </w:tc>
         <w:tc>
           <w:tcPr>
-            <w:tcW w:type="dxa" w:w="1830"/>
-            <w:tcMar>
-              <w:top w:type="dxa" w:w="40"/>
-              <w:left w:type="dxa" w:w="80"/>
-              <w:bottom w:type="dxa" w:w="40"/>
-              <w:right w:type="dxa" w:w="80"/>
-            </w:tcMar>
-          </w:tcPr>
-          <w:p>
-            <w:pPr>
-              <w:spacing w:after="20" w:before="20" w:line="240"/>
-            </w:pPr>
-            <w:r>
-              <w:rPr>
-                <w:rFonts w:ascii="Times New Roman" w:cs="Times New Roman" w:eastAsia="Times New Roman" w:hAnsi="Times New Roman"/>
-                <w:b w:val="false"/>
-                <w:bCs w:val="false"/>
-                <w:i w:val="false"/>
-                <w:iCs w:val="false"/>
-                <w:sz w:val="18"/>
-                <w:szCs w:val="18"/>
-              </w:rPr>
-              <w:t xml:space="preserve">RT variability and lapses; PERCLOS; engagement flags</w:t>
-            </w:r>
-          </w:p>
-        </w:tc>
-        <w:tc>
-          <w:tcPr>
-            <w:tcW w:type="dxa" w:w="238"/>
+            <w:tcW w:type="dxa" w:w="2079"/>
+            <w:tcMar>
+              <w:top w:type="dxa" w:w="40"/>
+              <w:left w:type="dxa" w:w="80"/>
+              <w:bottom w:type="dxa" w:w="40"/>
+              <w:right w:type="dxa" w:w="80"/>
+            </w:tcMar>
+          </w:tcPr>
+          <w:p>
+            <w:pPr>
+              <w:spacing w:after="20" w:before="20" w:line="240"/>
+            </w:pPr>
+            <w:r>
+              <w:rPr>
+                <w:rFonts w:ascii="Times New Roman" w:cs="Times New Roman" w:eastAsia="Times New Roman" w:hAnsi="Times New Roman"/>
+                <w:b w:val="false"/>
+                <w:bCs w:val="false"/>
+                <w:i w:val="false"/>
+                <w:iCs w:val="false"/>
+                <w:sz w:val="18"/>
+                <w:szCs w:val="18"/>
+              </w:rPr>
+              <w:t xml:space="preserve">RT variability and lapses (S); PERCLOS (covariate); engagement flags (quality control)</w:t>
+            </w:r>
+          </w:p>
+        </w:tc>
+        <w:tc>
+          <w:tcPr>
+            <w:tcW w:type="dxa" w:w="208"/>
             <w:tcMar>
               <w:top w:type="dxa" w:w="40"/>
               <w:left w:type="dxa" w:w="80"/>
@@ -3787,7 +3901,7 @@
           <w:sz w:val="24"/>
           <w:szCs w:val="24"/>
         </w:rPr>
-        <w:t xml:space="preserve">The literature manipulating text chromaticity is small and, as Table 2.2 shows, no study has crossed colour with polarity while measuring fatigue.</w:t>
+        <w:t xml:space="preserve">The literature manipulating text chromaticity is small and, as Table 2.2 shows, no located study has crossed colour with polarity while measuring fatigue.</w:t>
       </w:r>
     </w:p>
     <w:p>
@@ -8283,7 +8397,7 @@
           <w:sz w:val="24"/>
           <w:szCs w:val="24"/>
         </w:rPr>
-        <w:t xml:space="preserve">The interaction between polarity and text colour on visual fatigue has never been estimated, since the only text-colour fatigue study held polarity constant [12], and hue has not been disentangled from luminance contrast in any existing study [7,9,12,36].</w:t>
+        <w:t xml:space="preserve">To the best of the available evidence the interaction between polarity and text colour on visual fatigue remains unestimated, since the only located text-colour fatigue study held polarity constant [12], and hue has not been separated from luminance contrast in the studies located [7,9,12,36].</w:t>
       </w:r>
     </w:p>
     <w:p>
@@ -8388,7 +8502,7 @@
           <w:sz w:val="24"/>
           <w:szCs w:val="24"/>
         </w:rPr>
-        <w:t xml:space="preserve">The incomplete-blink ratio has never been tested as an outcome of a display-parameter manipulation despite its specificity [17,18,19,38], and its measurement does not scale, no automated implementation having been validated against manual annotation.</w:t>
+        <w:t xml:space="preserve">The incomplete-blink ratio does not appear to have been tested as an outcome of a display-parameter manipulation despite its specificity [17,18,19,38], and its measurement does not scale, no automated implementation having been validated against manual annotation in the literature located.</w:t>
       </w:r>
     </w:p>
     <w:p>
@@ -8497,7 +8611,7 @@
           <w:sz w:val="24"/>
           <w:szCs w:val="24"/>
         </w:rPr>
-        <w:t xml:space="preserve">The study uses a within-subjects, repeated-measures factorial design with three factors: display polarity (positive, negative), text colour (achromatic, blue, red, yellow, green) and ambient illumination (dim, moderate).</w:t>
+        <w:t xml:space="preserve">The study uses a repeated-measures crossover (split-plot) factorial design. Display polarity (positive, negative) and text colour (achromatic, blue, red, yellow, green) are manipulated within session; ambient illumination (dim, moderate) is manipulated at session level, each participant receiving both levels in counterbalanced order. All three factors are therefore within-participant, but illumination acts as the session-level (whole-plot) factor and polarity × text colour as within-session (sub-plot) factors.</w:t>
       </w:r>
     </w:p>
     <w:p>
@@ -8850,7 +8964,7 @@
           <w:sz w:val="24"/>
           <w:szCs w:val="24"/>
         </w:rPr>
-        <w:t xml:space="preserve"> Sampling is purposive and homogeneous, drawn from the university and its associated institutions, so that cognitive, visual and digital-exposure characteristics are consistent and the within-subject contrasts are not diluted by uncontrolled heterogeneity. Infinite-population formulae of the form n = Z²pq/e² do not apply, since this is a controlled repeated-measures experiment on a finite, purposively selected group in which each participant serves as their own control and no population prevalence is being estimated.</w:t>
+        <w:t xml:space="preserve"> Recruitment uses non-probability purposive (convenience) sampling, with consecutive enrolment of eligible volunteers from the university and its associated institutions, so that cognitive, visual and digital-exposure characteristics are reasonably homogeneous and the within-subject contrasts are not diluted by uncontrolled heterogeneity. Because sampling is non-probability, the findings are not intended to estimate population prevalence, and generalisation beyond comparable young-adult screen users is made with caution. Infinite-population formulae of the form n = Z²pq/e² do not apply, since this is a controlled repeated-measures experiment on a finite, purposively selected group in which each participant serves as their own control and no population prevalence is being estimated.</w:t>
       </w:r>
     </w:p>
     <w:p>
@@ -10957,7 +11071,7 @@
           <w:sz w:val="24"/>
           <w:szCs w:val="24"/>
         </w:rPr>
-        <w:t xml:space="preserve">All conditions are presented on a single fixed tablet at a viewing distance of 50 to 60 cm, with brightness fixed, automatic brightness and any blue-light filter disabled, and the screen cleaned before each session. Display white-point luminance is measured photometrically and recorded per session, with a working target of 120 to 150 cd/m², informed by the optimum of 153 cd/m² determined under 300 lux [14] and scaled for the lower domestic illuminance used here. Typography, line height and margins are fixed across conditions, so that polarity and colour are the only stimulus properties that vary. Contrast is computed from linearised sRGB relative luminance following the accessibility standard [20].</w:t>
+        <w:t xml:space="preserve">All conditions are presented on a single fixed tablet at a viewing distance of 50 to 60 cm, with brightness fixed, automatic brightness and any blue-light filter disabled, and the screen cleaned before each session. Display white-point luminance is measured photometrically and recorded per session, with a working target of 120 to 150 cd/m², informed by the optimum of 153 cd/m² determined under 300 lux [14] and scaled for the lower domestic illuminance used here. Typography, line height and margins are fixed across conditions, so that polarity and colour are the only stimulus properties that vary. Contrast is computed from linearised sRGB relative luminance following the accessibility standard [20]. The five text colours were retained from the locked condition set used earlier in this programme, with green added so that the number of sub-AA conditions is balanced across the two polarities, at two per polarity, which is what permits the contrast ordering to reverse symmetrically between polarities.</w:t>
       </w:r>
     </w:p>
     <w:p>
@@ -13835,7 +13949,7 @@
           <w:sz w:val="24"/>
           <w:szCs w:val="24"/>
         </w:rPr>
-        <w:t xml:space="preserve">Three properties of this matrix matter analytically. First, the contrast ordering reverses across polarity, so the polarity-by-colour interaction operates as a direct test of hue against luminance contrast. Second, conditions falling below the accessibility minimum are balanced two per polarity, so polarity is not systematically confounded with compliance. Third, Michelson contrast is degenerate under negative polarity: with a pure black background the minimum luminance is zero and the metric saturates at 1.000 for every colour, so it cannot discriminate those conditions. This last point is itself a finding, since it requires the accessibility contrast ratio and measured photometry, rather than Michelson contrast, to serve as the analytic contrast variable, and it reinforces the case that a luminance-insensitive metric is inadequate for dark-mode interfaces [20,21].</w:t>
+        <w:t xml:space="preserve">Three properties of this matrix matter analytically. First, the contrast ordering reverses across polarity, so the polarity-by-colour interaction permits contrast-mediated effects to be modelled and distinguished from residual hue-specific effects, although the two are separated statistically rather than experimentally. Second, conditions falling below the accessibility minimum are balanced two per polarity, so polarity is not systematically confounded with compliance. Third, Michelson contrast is degenerate under negative polarity: with a pure black background the minimum luminance is zero and the metric saturates at 1.000 for every colour, so it cannot discriminate those conditions. This last point is itself a finding, since it requires the accessibility contrast ratio and measured photometry, rather than Michelson contrast, to serve as the analytic contrast variable, and it reinforces the case that a luminance-insensitive metric is inadequate for dark-mode interfaces [20,21].</w:t>
       </w:r>
     </w:p>
     <w:p>
@@ -13873,7 +13987,7 @@
           <w:sz w:val="24"/>
           <w:szCs w:val="24"/>
         </w:rPr>
-        <w:t xml:space="preserve">Illuminance is set and verified at the participant's eye position and at the display plane with a calibrated lux meter, and logged at the start, middle and end of each session. The dim level targets approximately 10 lux (acceptable range 5–15), representing night-time and low-light domestic use and comparable to the low-illumination conditions of prior polarity work [12,13]. The moderate level targets approximately 150 lux (range 130–170), representing general indoor domestic lighting and set deliberately below the 300–500 lux specified for offices and classrooms in the Indian interior-illumination code [35] and below the 300 lux reference used in recent display optimisation [14]. Correlated colour temperature and light-source type are held constant across both levels, so illuminance is the only photometric property of the room that varies.</w:t>
+        <w:t xml:space="preserve">Illuminance is set and verified at the participant's eye position and at the display plane with a calibrated lux meter, and logged at the start, middle and end of each session. The dim level targets approximately 10 lux (acceptable range 5–15), representing night-time and low-light domestic use and comparable to the low-illumination conditions of prior polarity work [12,13]. The moderate level targets approximately 150 lux (range 130–170), representing general indoor domestic lighting and set deliberately below the 300–500 lux specified for offices and classrooms in the Indian interior-illumination code [35] and below the 300 lux reference used in recent display optimisation [14]. Two levels rather than a graded series were chosen so that illumination could be crossed with all ten display conditions within a feasible protocol. The values were selected to fall either side of the range at which negative-polarity penalties have been reported to emerge [12,13] and to differ by approximately one log unit, so that a pupillary difference is physiologically plausible. Because display white luminance is held constant, the display-to-ambient luminance ratio, which is the quantity the polarity account implicates, differs by design between sessions. Correlated colour temperature and light-source type are held constant across both levels, so illuminance is the only photometric property of the room that varies.</w:t>
       </w:r>
     </w:p>
     <w:p>
@@ -13930,6 +14044,66 @@
           <w:szCs w:val="24"/>
         </w:rPr>
         <w:t xml:space="preserve">Ocular measurement uses camera-based facial-landmark tracking, computing the eye aspect ratio for each processed frame. Blink events are classified by depth of closure into complete and incomplete, yielding blink rate, incomplete-blink ratio, inter-blink interval and variability, PERCLOS and long-closure events, alongside head-pose and gaze-zone estimates. Per-participant calibration establishes an open-eye baseline, a nine-point gaze mapping and a frontal head-pose reference, so metrics are referenced to the individual rather than population defaults.</w:t>
+      </w:r>
+    </w:p>
+    <w:p>
+      <w:pPr>
+        <w:spacing w:after="60" w:line="360"/>
+        <w:jc w:val="both"/>
+      </w:pPr>
+      <w:r>
+        <w:rPr>
+          <w:rFonts w:ascii="Times New Roman" w:cs="Times New Roman" w:eastAsia="Times New Roman" w:hAnsi="Times New Roman"/>
+          <w:b/>
+          <w:bCs/>
+          <w:i w:val="false"/>
+          <w:iCs w:val="false"/>
+          <w:sz w:val="24"/>
+          <w:szCs w:val="24"/>
+        </w:rPr>
+        <w:t xml:space="preserve">Operational definition of an incomplete blink.</w:t>
+      </w:r>
+      <w:r>
+        <w:rPr>
+          <w:rFonts w:ascii="Times New Roman" w:cs="Times New Roman" w:eastAsia="Times New Roman" w:hAnsi="Times New Roman"/>
+          <w:b w:val="false"/>
+          <w:bCs w:val="false"/>
+          <w:i w:val="false"/>
+          <w:iCs w:val="false"/>
+          <w:sz w:val="24"/>
+          <w:szCs w:val="24"/>
+        </w:rPr>
+        <w:t xml:space="preserve"> An open-eye baseline eye-aspect-ratio (EAR) is established for each participant during calibration. A blink is registered when EAR falls below 0.75 of that baseline. A blink is classified as complete when minimum EAR reaches or falls below 0.60 of baseline, and as incomplete when minimum EAR remains between 0.60 and 0.75 of baseline, that is, the lid descends but does not achieve full apposition. The incomplete-blink ratio is the number of incomplete blinks divided by all detected blinks within the condition. These thresholds are provisional and will be finalised against manually annotated video in the validation subsample before the main analysis is run.</w:t>
+      </w:r>
+    </w:p>
+    <w:p>
+      <w:pPr>
+        <w:spacing w:after="60" w:line="360"/>
+        <w:jc w:val="both"/>
+      </w:pPr>
+      <w:r>
+        <w:rPr>
+          <w:rFonts w:ascii="Times New Roman" w:cs="Times New Roman" w:eastAsia="Times New Roman" w:hAnsi="Times New Roman"/>
+          <w:b/>
+          <w:bCs/>
+          <w:i w:val="false"/>
+          <w:iCs w:val="false"/>
+          <w:sz w:val="24"/>
+          <w:szCs w:val="24"/>
+        </w:rPr>
+        <w:t xml:space="preserve">Validation of automated blink classification.</w:t>
+      </w:r>
+      <w:r>
+        <w:rPr>
+          <w:rFonts w:ascii="Times New Roman" w:cs="Times New Roman" w:eastAsia="Times New Roman" w:hAnsi="Times New Roman"/>
+          <w:b w:val="false"/>
+          <w:bCs w:val="false"/>
+          <w:i w:val="false"/>
+          <w:iCs w:val="false"/>
+          <w:sz w:val="24"/>
+          <w:szCs w:val="24"/>
+        </w:rPr>
+        <w:t xml:space="preserve"> A pre-specified validation subsample of 20 participants will contribute synchronised video for manual annotation: two 3-minute reading segments each, one per illumination level, giving approximately 120 minutes of video and, at typical reading blink rates, of the order of 1,200 to 1,500 blink events. Two annotators, trained on a separate pilot set and masked both to condition and to algorithm output, will independently code every blink frame by frame as complete or incomplete, with disagreements adjudicated by a third assessor. Inter-rater reliability will be reported as Cohen's kappa for the complete/incomplete classification and as an intraclass correlation for event counts. Agreement between the automated classifier and the adjudicated manual standard will be reported as sensitivity and specificity for event detection and as Bland–Altman bias with 95 per cent limits of agreement for the incomplete-blink ratio. Pre-specified acceptability criteria are kappa of at least 0.60 for inter-rater agreement and an algorithm-to-manual bias within ±5 percentage points; if these are not met, the primary ocular outcome will be reported from the manually adjudicated subsample and the automated measure treated as exploratory.</w:t>
       </w:r>
     </w:p>
     <w:p>
@@ -14335,6 +14509,36 @@
     </w:p>
     <w:p>
       <w:pPr>
+        <w:spacing w:after="60" w:line="360"/>
+        <w:jc w:val="both"/>
+      </w:pPr>
+      <w:r>
+        <w:rPr>
+          <w:rFonts w:ascii="Times New Roman" w:cs="Times New Roman" w:eastAsia="Times New Roman" w:hAnsi="Times New Roman"/>
+          <w:b/>
+          <w:bCs/>
+          <w:i w:val="false"/>
+          <w:iCs w:val="false"/>
+          <w:sz w:val="24"/>
+          <w:szCs w:val="24"/>
+        </w:rPr>
+        <w:t xml:space="preserve">Pilot and feasibility gate.</w:t>
+      </w:r>
+      <w:r>
+        <w:rPr>
+          <w:rFonts w:ascii="Times New Roman" w:cs="Times New Roman" w:eastAsia="Times New Roman" w:hAnsi="Times New Roman"/>
+          <w:b w:val="false"/>
+          <w:bCs w:val="false"/>
+          <w:i w:val="false"/>
+          <w:iCs w:val="false"/>
+          <w:sz w:val="24"/>
+          <w:szCs w:val="24"/>
+        </w:rPr>
+        <w:t xml:space="preserve"> A pilot of ten participants will precede the main study to assess session tolerability, dropout, data quality and completion time. The pre-specified criteria for retaining the two-session structure are a median session duration of not more than 120 minutes, no more than one withdrawal in ten, and a face-presence ratio of at least 0.90 in at least 90 per cent of condition-runs. If any criterion is not met, each illumination level will be divided into two shorter sittings of five conditions, preserving the counterbalancing scheme and the global serial-position record.</w:t>
+      </w:r>
+    </w:p>
+    <w:p>
+      <w:pPr>
         <w:pStyle w:val="Heading2"/>
         <w:keepNext/>
         <w:spacing w:after="90" w:before="180" w:line="360"/>
@@ -14351,6 +14555,36 @@
           <w:szCs w:val="27"/>
         </w:rPr>
         <w:t xml:space="preserve">3.7 Variables and outcome measures</w:t>
+      </w:r>
+    </w:p>
+    <w:p>
+      <w:pPr>
+        <w:spacing w:after="60" w:line="360"/>
+        <w:jc w:val="both"/>
+      </w:pPr>
+      <w:r>
+        <w:rPr>
+          <w:rFonts w:ascii="Times New Roman" w:cs="Times New Roman" w:eastAsia="Times New Roman" w:hAnsi="Times New Roman"/>
+          <w:b/>
+          <w:bCs/>
+          <w:i w:val="false"/>
+          <w:iCs w:val="false"/>
+          <w:sz w:val="24"/>
+          <w:szCs w:val="24"/>
+        </w:rPr>
+        <w:t xml:space="preserve">Outcome hierarchy.</w:t>
+      </w:r>
+      <w:r>
+        <w:rPr>
+          <w:rFonts w:ascii="Times New Roman" w:cs="Times New Roman" w:eastAsia="Times New Roman" w:hAnsi="Times New Roman"/>
+          <w:b w:val="false"/>
+          <w:bCs w:val="false"/>
+          <w:i w:val="false"/>
+          <w:iCs w:val="false"/>
+          <w:sz w:val="24"/>
+          <w:szCs w:val="24"/>
+        </w:rPr>
+        <w:t xml:space="preserve"> The primary outcome is the incomplete-blink ratio during the reading task, analysed per condition. The principal secondary outcome is the change in CVS-Q score from session baseline. All remaining measures, namely blink rate, inter-blink interval, reading rate, comprehension, visual-search and reaction-time indices, comfort and clarity ratings and the NASA Task Load Index, are secondary or exploratory. PERCLOS, head pose, face-presence ratio and achieved sampling rate are covariates or data-quality indices rather than outcomes. Confirmatory inference is confined to the primary outcome; secondary outcomes are reported with confidence intervals and interpreted as supportive, with multiplicity control applied within each outcome family.</w:t>
       </w:r>
     </w:p>
     <w:p>
@@ -14637,7 +14871,7 @@
                 <w:sz w:val="18"/>
                 <w:szCs w:val="18"/>
               </w:rPr>
-              <w:t xml:space="preserve">CVS-Q score and change from baseline (primary) [30]; five-item visual-fatigue VAS (0–10) per condition</w:t>
+              <w:t xml:space="preserve">CVS-Q score and change from baseline (key secondary) [30]; five-item visual-fatigue VAS (0–10) per condition</w:t>
             </w:r>
           </w:p>
         </w:tc>
@@ -14864,7 +15098,7 @@
           <w:sz w:val="24"/>
           <w:szCs w:val="24"/>
         </w:rPr>
-        <w:t xml:space="preserve">Two order-related threats arise: serial-position effects driven by the vigilance decrement and accumulating fatigue, and first-order carryover, notably the light-adaptation transient imposed by a polarity switch. A balanced Williams-type Latin square over the ten conditions addresses both, since each condition occupies each serial position equally often across a complete block and precedes and follows every other equally often. Participants are assigned to rows by sequential enrolment index, complete balance being achieved in blocks of ten, which is why the sample size is a multiple of ten. Illumination order is counterbalanced orthogonally.</w:t>
+        <w:t xml:space="preserve">Two order-related threats arise: serial-position effects driven by the vigilance decrement and accumulating fatigue, and first-order carryover, notably the light-adaptation transient imposed by a polarity switch. A balanced Williams-type Latin square over the ten conditions addresses both, since each condition occupies each serial position equally often across a complete block and precedes and follows every other equally often. Participants are assigned to rows by sequential enrolment index, complete balance being achieved in blocks of ten. The final sample size will be determined by the power analysis and rounded upward to the nearest multiple of ten to permit balanced allocation. Illumination order is counterbalanced orthogonally.</w:t>
       </w:r>
     </w:p>
     <w:p>
@@ -14902,7 +15136,7 @@
           <w:sz w:val="24"/>
           <w:szCs w:val="24"/>
         </w:rPr>
-        <w:t xml:space="preserve">Analysis uses linear mixed-effects models with a random intercept per participant, accommodating the repeated-measures structure and inter-individual heterogeneity. Fixed effects comprise polarity, text colour, ambient illumination, their two- and three-way interactions, serial position and illumination order.</w:t>
+        <w:t xml:space="preserve">The confirmatory analysis is a mixed-effects model of the primary outcome, the incomplete-blink ratio, with fixed effects for polarity, text colour, ambient illumination, their two- and three-way interactions, serial position and illumination order. Because the incomplete-blink ratio is a bounded proportion, it will be modelled on the logit scale, or by a beta or binomial mixed model, rather than as an untransformed linear outcome. The random structure follows the split-plot design: a random intercept for participant and a random intercept for session nested within participant, with a random slope for polarity where the data support it. Where a maximal random structure fails to converge it will be reduced in a pre-specified order, random slopes first and then the session intercept, and the reduction reported. The primary contrast is tested at α = 0.05, and the three-way interaction is regarded as exploratory given its lower power.</w:t>
       </w:r>
     </w:p>
     <w:p>
@@ -14920,7 +15154,7 @@
           <w:sz w:val="24"/>
           <w:szCs w:val="24"/>
         </w:rPr>
-        <w:t xml:space="preserve">For Objective 2, two nested model families are compared: one specifying colour as a categorical factor, the other specifying luminance contrast as a continuous predictor with colour retained to capture residual hue effects, so that comparative fit and the size of residual hue terms quantify the contribution of each. Moderation (Objective 3) is tested by entering profiling variables as between-participant terms with condition-by-moderator interactions, and agreement between automated and manual blink classification (Objective 4) by Bland–Altman analysis, intraclass correlation and Cohen's kappa in a dual-coded subsample.</w:t>
+        <w:t xml:space="preserve">For Objective 2, two nested model families are compared: one specifying colour as a categorical factor, the other specifying luminance contrast as a continuous predictor with colour retained to capture residual hue effects, so that comparative fit and the size of residual hue terms quantify the contribution of each. Moderation (Objective 3) is tested by entering profiling variables as between-participant terms with condition-by-moderator interactions, and agreement between automated and manual blink classification (Objective 4) is analysed as specified in §3.5.</w:t>
       </w:r>
     </w:p>
     <w:p>
@@ -14981,6 +15215,24 @@
     </w:p>
     <w:p>
       <w:pPr>
+        <w:spacing w:after="60" w:line="360"/>
+        <w:jc w:val="both"/>
+      </w:pPr>
+      <w:r>
+        <w:rPr>
+          <w:rFonts w:ascii="Times New Roman" w:cs="Times New Roman" w:eastAsia="Times New Roman" w:hAnsi="Times New Roman"/>
+          <w:b w:val="false"/>
+          <w:bCs w:val="false"/>
+          <w:i w:val="false"/>
+          <w:iCs w:val="false"/>
+          <w:sz w:val="24"/>
+          <w:szCs w:val="24"/>
+        </w:rPr>
+        <w:t xml:space="preserve">Identifiable enrolment records will be stored separately from the de-identified research dataset and linked only by enrolment code, with access restricted to the researcher and the supervisor(s). Research data will be retained for [insert institutional retention period] years after completion of the work in accordance with institutional policy and then securely destroyed. Incidental findings at screening, including reduced acuity, uncorrected refractive error, binocular anomaly or colour-vision deficiency, will be communicated to the participant with written advice to seek a full optometric or ophthalmological examination, and will be recorded. [Insert institutional position on compensation: reimbursement of travel costs only, or no compensation]; any reimbursement will be set at a level that does not constitute undue inducement.</w:t>
+      </w:r>
+    </w:p>
+    <w:p>
+      <w:pPr>
         <w:pBdr>
           <w:bottom w:val="single" w:color="AAAAAA" w:sz="6" w:space="1"/>
         </w:pBdr>
@@ -15050,7 +15302,7 @@
           <w:sz w:val="24"/>
           <w:szCs w:val="24"/>
         </w:rPr>
-        <w:t xml:space="preserve">The study is expected to yield quantified effects, with confidence intervals, of display polarity, text colour and ambient illumination on subjective visual fatigue, ocular behaviour, cognitive workload and task performance, providing the first estimate of the polarity-by-colour interaction on fatigue outcomes and the first test of whether the positive polarity advantage extends from brief legibility tasks to hour-scale reading and ocular-surface outcomes.</w:t>
+        <w:t xml:space="preserve">The study is expected to yield quantified effects, with confidence intervals, of display polarity, text colour and ambient illumination on subjective visual fatigue, ocular behaviour, cognitive workload and task performance, and, to the best of the available evidence, will provide among the first estimates of the polarity-by-colour interaction on fatigue outcomes, and is expected to determine whether the positive polarity advantage extends from brief legibility tasks to hour-scale reading and ocular-surface outcomes.</w:t>
       </w:r>
     </w:p>
     <w:p>
@@ -15068,7 +15320,7 @@
           <w:sz w:val="24"/>
           <w:szCs w:val="24"/>
         </w:rPr>
-        <w:t xml:space="preserve">Because the contrast ordering of colours reverses across polarity, the results will adjudicate between hue and luminance contrast: a crossover interaction would indicate contrast-mediated effects, a preserved ordering genuine hue-specific effects, with contrast expected to account for most colour-related variance and red a candidate exception. Characterising the polarity-by-illumination interaction will establish whether negative polarity is specifically costly under dim domestic lighting, where dark mode is most used and most advocated. The study will further identify the configurations that minimise and maximise fatigue, indicate whether a polarity-blind contrast criterion adequately predicts measured readability, and produce an account of subjective–objective correspondence and a validated instrument whose agreement with manual annotation is reported.</w:t>
+        <w:t xml:space="preserve">Because the contrast ordering of colours reverses across polarity, the results are expected to indicate the extent to which colour-related effects are mediated by luminance contrast rather than hue: a crossover interaction would support contrast mediation, a preserved ordering would suggest residual hue-specific effects, with contrast expected to account for most colour-related variance and red a candidate exception. Characterising the polarity-by-illumination interaction is expected to indicate whether negative polarity is specifically costly under dim domestic lighting, where dark mode is most used and most advocated. The study will further identify the configurations that minimise and maximise fatigue, indicate whether a polarity-blind contrast criterion adequately predicts measured readability, and produce an account of subjective–objective correspondence and a validated instrument whose agreement with manual annotation is reported.</w:t>
       </w:r>
     </w:p>
     <w:p>
@@ -15236,7 +15488,7 @@
           <w:sz w:val="24"/>
           <w:szCs w:val="24"/>
         </w:rPr>
-        <w:t xml:space="preserve">The proposed research addresses a determinant of visual health that is ubiquitous, freely modifiable and inadequately evidenced. By crossing polarity with text colour under two ecologically relevant levels of ambient light, and measuring validated symptoms alongside ocular behaviour, workload and task performance in a single instrumented protocol, it can convert widely held but weakly supported beliefs about dark mode into quantified, standards-relevant design guidance, while contributing an instrument that removes a long-standing bottleneck in digital eye strain research.</w:t>
+        <w:t xml:space="preserve">The proposed research addresses a determinant of visual health that is ubiquitous, freely modifiable and inadequately evidenced. By crossing polarity with text colour under two ecologically relevant levels of ambient light, and measuring validated symptoms alongside ocular behaviour, workload and task performance in a single instrumented protocol, it is intended to provide quantified, standards-relevant evidence on display configuration for prolonged reading, and to contribute a measurement approach that may reduce reliance on manual annotation in this field.</w:t>
       </w:r>
     </w:p>
     <w:p>

--- a/synopsis/Synopsis_Gyandeep_Nath_AdtU.docx
+++ b/synopsis/Synopsis_Gyandeep_Nath_AdtU.docx
@@ -710,7 +710,79 @@
           <w:sz w:val="24"/>
           <w:szCs w:val="24"/>
         </w:rPr>
-        <w:t xml:space="preserve">The condition is common. A systematic review and meta-analysis of 103 cross-sectional studies covering 66,577 participants placed pooled prevalence at 69.0 per cent (95% CI 62.3–75.3), with individual estimates ranging from 12.1 to 97.3 per cent (Ccami-Bernal et al., 2024). Prevalence was higher among women (71.4 versus 61.8 per cent) and university students (76.1 per cent), and reviews report a further rise with remote work and study, reaching 50 to 60 per cent among children (Kaur et al., 2022; Sheppard &amp; Wolffsohn, 2018). The wide spread between studies is itself informative: case definitions remain unstandardised, and the prevalence synthesis closes by calling for one (Ccami-Bernal et al., 2024).</w:t>
+        <w:t xml:space="preserve">The condition is common. A systematic review and meta-analysis of 103 cross-sectional studies covering 66,577 participants placed pooled prevalence at 69.0 per cent (95% CI 62.3–75.3), with individual estimates ranging from 12.1 to 97.3 per cent (Ccami-Bernal </w:t>
+      </w:r>
+      <w:r>
+        <w:rPr>
+          <w:rFonts w:ascii="Times New Roman" w:cs="Times New Roman" w:eastAsia="Times New Roman" w:hAnsi="Times New Roman"/>
+          <w:b w:val="false"/>
+          <w:bCs w:val="false"/>
+          <w:i/>
+          <w:iCs/>
+          <w:sz w:val="24"/>
+          <w:szCs w:val="24"/>
+        </w:rPr>
+        <w:t xml:space="preserve">et al.</w:t>
+      </w:r>
+      <w:r>
+        <w:rPr>
+          <w:rFonts w:ascii="Times New Roman" w:cs="Times New Roman" w:eastAsia="Times New Roman" w:hAnsi="Times New Roman"/>
+          <w:b w:val="false"/>
+          <w:bCs w:val="false"/>
+          <w:i w:val="false"/>
+          <w:iCs w:val="false"/>
+          <w:sz w:val="24"/>
+          <w:szCs w:val="24"/>
+        </w:rPr>
+        <w:t xml:space="preserve">, 2024). Prevalence was higher among women (71.4 versus 61.8 per cent) and university students (76.1 per cent), and reviews report a further rise with remote work and study, reaching 50 to 60 per cent among children (Kaur </w:t>
+      </w:r>
+      <w:r>
+        <w:rPr>
+          <w:rFonts w:ascii="Times New Roman" w:cs="Times New Roman" w:eastAsia="Times New Roman" w:hAnsi="Times New Roman"/>
+          <w:b w:val="false"/>
+          <w:bCs w:val="false"/>
+          <w:i/>
+          <w:iCs/>
+          <w:sz w:val="24"/>
+          <w:szCs w:val="24"/>
+        </w:rPr>
+        <w:t xml:space="preserve">et al.</w:t>
+      </w:r>
+      <w:r>
+        <w:rPr>
+          <w:rFonts w:ascii="Times New Roman" w:cs="Times New Roman" w:eastAsia="Times New Roman" w:hAnsi="Times New Roman"/>
+          <w:b w:val="false"/>
+          <w:bCs w:val="false"/>
+          <w:i w:val="false"/>
+          <w:iCs w:val="false"/>
+          <w:sz w:val="24"/>
+          <w:szCs w:val="24"/>
+        </w:rPr>
+        <w:t xml:space="preserve">, 2022; Sheppard &amp; Wolffsohn, 2018). The wide spread between studies is itself informative: case definitions remain unstandardised, and the prevalence synthesis closes by calling for one (Ccami-Bernal </w:t>
+      </w:r>
+      <w:r>
+        <w:rPr>
+          <w:rFonts w:ascii="Times New Roman" w:cs="Times New Roman" w:eastAsia="Times New Roman" w:hAnsi="Times New Roman"/>
+          <w:b w:val="false"/>
+          <w:bCs w:val="false"/>
+          <w:i/>
+          <w:iCs/>
+          <w:sz w:val="24"/>
+          <w:szCs w:val="24"/>
+        </w:rPr>
+        <w:t xml:space="preserve">et al.</w:t>
+      </w:r>
+      <w:r>
+        <w:rPr>
+          <w:rFonts w:ascii="Times New Roman" w:cs="Times New Roman" w:eastAsia="Times New Roman" w:hAnsi="Times New Roman"/>
+          <w:b w:val="false"/>
+          <w:bCs w:val="false"/>
+          <w:i w:val="false"/>
+          <w:iCs w:val="false"/>
+          <w:sz w:val="24"/>
+          <w:szCs w:val="24"/>
+        </w:rPr>
+        <w:t xml:space="preserve">, 2024).</w:t>
       </w:r>
     </w:p>
     <w:p>
@@ -973,7 +1045,7 @@
           <w:sz w:val="24"/>
           <w:szCs w:val="24"/>
         </w:rPr>
-        <w:t xml:space="preserve">. An incomplete blink leaves part of the surface unwetted and unprotected, so the tear film thins and breaks up sooner, and the surface enters the recognised inflammatory cycle of dry eye disease (Fjaervoll et al., 2022; Kamøy et al., 2022). This is why the </w:t>
+        <w:t xml:space="preserve">. An incomplete blink leaves part of the surface unwetted and unprotected, so the tear film thins and breaks up sooner, and the surface enters the recognised inflammatory cycle of dry eye disease (Fjaervoll </w:t>
       </w:r>
       <w:r>
         <w:rPr>
@@ -985,6 +1057,54 @@
           <w:sz w:val="24"/>
           <w:szCs w:val="24"/>
         </w:rPr>
+        <w:t xml:space="preserve">et al.</w:t>
+      </w:r>
+      <w:r>
+        <w:rPr>
+          <w:rFonts w:ascii="Times New Roman" w:cs="Times New Roman" w:eastAsia="Times New Roman" w:hAnsi="Times New Roman"/>
+          <w:b w:val="false"/>
+          <w:bCs w:val="false"/>
+          <w:i w:val="false"/>
+          <w:iCs w:val="false"/>
+          <w:sz w:val="24"/>
+          <w:szCs w:val="24"/>
+        </w:rPr>
+        <w:t xml:space="preserve">, 2022; Kamøy </w:t>
+      </w:r>
+      <w:r>
+        <w:rPr>
+          <w:rFonts w:ascii="Times New Roman" w:cs="Times New Roman" w:eastAsia="Times New Roman" w:hAnsi="Times New Roman"/>
+          <w:b w:val="false"/>
+          <w:bCs w:val="false"/>
+          <w:i/>
+          <w:iCs/>
+          <w:sz w:val="24"/>
+          <w:szCs w:val="24"/>
+        </w:rPr>
+        <w:t xml:space="preserve">et al.</w:t>
+      </w:r>
+      <w:r>
+        <w:rPr>
+          <w:rFonts w:ascii="Times New Roman" w:cs="Times New Roman" w:eastAsia="Times New Roman" w:hAnsi="Times New Roman"/>
+          <w:b w:val="false"/>
+          <w:bCs w:val="false"/>
+          <w:i w:val="false"/>
+          <w:iCs w:val="false"/>
+          <w:sz w:val="24"/>
+          <w:szCs w:val="24"/>
+        </w:rPr>
+        <w:t xml:space="preserve">, 2022). This is why the </w:t>
+      </w:r>
+      <w:r>
+        <w:rPr>
+          <w:rFonts w:ascii="Times New Roman" w:cs="Times New Roman" w:eastAsia="Times New Roman" w:hAnsi="Times New Roman"/>
+          <w:b w:val="false"/>
+          <w:bCs w:val="false"/>
+          <w:i/>
+          <w:iCs/>
+          <w:sz w:val="24"/>
+          <w:szCs w:val="24"/>
+        </w:rPr>
         <w:t xml:space="preserve">completeness</w:t>
       </w:r>
       <w:r>
@@ -997,7 +1117,79 @@
           <w:sz w:val="24"/>
           <w:szCs w:val="24"/>
         </w:rPr>
-        <w:t xml:space="preserve"> of blinking, and not simply how often it occurs, is the ocular measure this study treats as primary. Mechanistic review attributes display-associated dry eye principally to impaired blinking, finding insufficient support for parasympathetic or blue-light contributions (Fjaervoll et al., 2022). The accommodative route is more heterogeneously evidenced but responds measurably to display parameters (Jiménez et al., 2020; Redondo et al., 2025). Although accommodative and vergence mechanisms are relevant to digital visual fatigue, the present study focuses on ocular-surface behaviour, visual performance and subjective fatigue, and does not measure accommodative responses directly; the accommodative pathway is therefore reviewed as mechanistic context rather than tested.</w:t>
+        <w:t xml:space="preserve"> of blinking, and not simply how often it occurs, is the ocular measure this study treats as primary. Mechanistic review attributes display-associated dry eye principally to impaired blinking, finding insufficient support for parasympathetic or blue-light contributions (Fjaervoll </w:t>
+      </w:r>
+      <w:r>
+        <w:rPr>
+          <w:rFonts w:ascii="Times New Roman" w:cs="Times New Roman" w:eastAsia="Times New Roman" w:hAnsi="Times New Roman"/>
+          <w:b w:val="false"/>
+          <w:bCs w:val="false"/>
+          <w:i/>
+          <w:iCs/>
+          <w:sz w:val="24"/>
+          <w:szCs w:val="24"/>
+        </w:rPr>
+        <w:t xml:space="preserve">et al.</w:t>
+      </w:r>
+      <w:r>
+        <w:rPr>
+          <w:rFonts w:ascii="Times New Roman" w:cs="Times New Roman" w:eastAsia="Times New Roman" w:hAnsi="Times New Roman"/>
+          <w:b w:val="false"/>
+          <w:bCs w:val="false"/>
+          <w:i w:val="false"/>
+          <w:iCs w:val="false"/>
+          <w:sz w:val="24"/>
+          <w:szCs w:val="24"/>
+        </w:rPr>
+        <w:t xml:space="preserve">, 2022). The accommodative route is more heterogeneously evidenced but responds measurably to display parameters (Jiménez </w:t>
+      </w:r>
+      <w:r>
+        <w:rPr>
+          <w:rFonts w:ascii="Times New Roman" w:cs="Times New Roman" w:eastAsia="Times New Roman" w:hAnsi="Times New Roman"/>
+          <w:b w:val="false"/>
+          <w:bCs w:val="false"/>
+          <w:i/>
+          <w:iCs/>
+          <w:sz w:val="24"/>
+          <w:szCs w:val="24"/>
+        </w:rPr>
+        <w:t xml:space="preserve">et al.</w:t>
+      </w:r>
+      <w:r>
+        <w:rPr>
+          <w:rFonts w:ascii="Times New Roman" w:cs="Times New Roman" w:eastAsia="Times New Roman" w:hAnsi="Times New Roman"/>
+          <w:b w:val="false"/>
+          <w:bCs w:val="false"/>
+          <w:i w:val="false"/>
+          <w:iCs w:val="false"/>
+          <w:sz w:val="24"/>
+          <w:szCs w:val="24"/>
+        </w:rPr>
+        <w:t xml:space="preserve">, 2020; Redondo </w:t>
+      </w:r>
+      <w:r>
+        <w:rPr>
+          <w:rFonts w:ascii="Times New Roman" w:cs="Times New Roman" w:eastAsia="Times New Roman" w:hAnsi="Times New Roman"/>
+          <w:b w:val="false"/>
+          <w:bCs w:val="false"/>
+          <w:i/>
+          <w:iCs/>
+          <w:sz w:val="24"/>
+          <w:szCs w:val="24"/>
+        </w:rPr>
+        <w:t xml:space="preserve">et al.</w:t>
+      </w:r>
+      <w:r>
+        <w:rPr>
+          <w:rFonts w:ascii="Times New Roman" w:cs="Times New Roman" w:eastAsia="Times New Roman" w:hAnsi="Times New Roman"/>
+          <w:b w:val="false"/>
+          <w:bCs w:val="false"/>
+          <w:i w:val="false"/>
+          <w:iCs w:val="false"/>
+          <w:sz w:val="24"/>
+          <w:szCs w:val="24"/>
+        </w:rPr>
+        <w:t xml:space="preserve">, 2025). Although accommodative and vergence mechanisms are relevant to digital visual fatigue, the present study focuses on ocular-surface behaviour, visual performance and subjective fatigue, and does not measure accommodative responses directly; the accommodative pathway is therefore reviewed as mechanistic context rather than tested.</w:t>
       </w:r>
     </w:p>
     <w:p>
@@ -1078,7 +1270,127 @@
           <w:sz w:val="24"/>
           <w:szCs w:val="24"/>
         </w:rPr>
-        <w:t xml:space="preserve">: reading is better for dark text on a light field than for light text on a dark one. The accepted explanation runs through the pupil. A positive-polarity screen is mostly white, so it emits more light overall; more light entering the eye makes the pupil constrict; a smaller pupil admits light through the central, optically cleaner part of the lens and increases the range of distances held in focus; and the retinal image is consequently sharper (Buchner &amp; Baumgartner, 2007; Piepenbrock et al., 2014a, 2014b). The advantage, in other words, is thought to be a matter of how much light the screen puts out rather than of colour preference. Text colour has been studied far less and, to the best of the available evidence, no study has comprehensively evaluated it in combination with polarity while measuring fatigue (Fan et al., 2024; Jiménez et al., 2020). Any manipulation of text colour also manipulates luminance contrast, since chromatic pigments differ intrinsically in relative luminance and chromatic contrast cannot substitute for luminance contrast (Buchner &amp; Baumgartner, 2007), so an apparent effect of colour may be an effect of contrast unless the two are measured separately. Ambient light adds veiling luminance and drives pupil size independently of the display, interacting with the same mechanism (Dobres et al., 2017; Fan et al., 2024).</w:t>
+        <w:t xml:space="preserve">: reading is better for dark text on a light field than for light text on a dark one. The accepted explanation runs through the pupil. A positive-polarity screen is mostly white, so it emits more light overall; more light entering the eye makes the pupil constrict; a smaller pupil admits light through the central, optically cleaner part of the lens and increases the range of distances held in focus; and the retinal image is consequently sharper (Buchner &amp; Baumgartner, 2007; Piepenbrock </w:t>
+      </w:r>
+      <w:r>
+        <w:rPr>
+          <w:rFonts w:ascii="Times New Roman" w:cs="Times New Roman" w:eastAsia="Times New Roman" w:hAnsi="Times New Roman"/>
+          <w:b w:val="false"/>
+          <w:bCs w:val="false"/>
+          <w:i/>
+          <w:iCs/>
+          <w:sz w:val="24"/>
+          <w:szCs w:val="24"/>
+        </w:rPr>
+        <w:t xml:space="preserve">et al.</w:t>
+      </w:r>
+      <w:r>
+        <w:rPr>
+          <w:rFonts w:ascii="Times New Roman" w:cs="Times New Roman" w:eastAsia="Times New Roman" w:hAnsi="Times New Roman"/>
+          <w:b w:val="false"/>
+          <w:bCs w:val="false"/>
+          <w:i w:val="false"/>
+          <w:iCs w:val="false"/>
+          <w:sz w:val="24"/>
+          <w:szCs w:val="24"/>
+        </w:rPr>
+        <w:t xml:space="preserve">, 2014a, 2014b). The advantage, in other words, is thought to be a matter of how much light the screen puts out rather than of colour preference. Text colour has been studied far less and, to the best of the available evidence, no study has comprehensively evaluated it in combination with polarity while measuring fatigue (Fan </w:t>
+      </w:r>
+      <w:r>
+        <w:rPr>
+          <w:rFonts w:ascii="Times New Roman" w:cs="Times New Roman" w:eastAsia="Times New Roman" w:hAnsi="Times New Roman"/>
+          <w:b w:val="false"/>
+          <w:bCs w:val="false"/>
+          <w:i/>
+          <w:iCs/>
+          <w:sz w:val="24"/>
+          <w:szCs w:val="24"/>
+        </w:rPr>
+        <w:t xml:space="preserve">et al.</w:t>
+      </w:r>
+      <w:r>
+        <w:rPr>
+          <w:rFonts w:ascii="Times New Roman" w:cs="Times New Roman" w:eastAsia="Times New Roman" w:hAnsi="Times New Roman"/>
+          <w:b w:val="false"/>
+          <w:bCs w:val="false"/>
+          <w:i w:val="false"/>
+          <w:iCs w:val="false"/>
+          <w:sz w:val="24"/>
+          <w:szCs w:val="24"/>
+        </w:rPr>
+        <w:t xml:space="preserve">, 2024; Jiménez </w:t>
+      </w:r>
+      <w:r>
+        <w:rPr>
+          <w:rFonts w:ascii="Times New Roman" w:cs="Times New Roman" w:eastAsia="Times New Roman" w:hAnsi="Times New Roman"/>
+          <w:b w:val="false"/>
+          <w:bCs w:val="false"/>
+          <w:i/>
+          <w:iCs/>
+          <w:sz w:val="24"/>
+          <w:szCs w:val="24"/>
+        </w:rPr>
+        <w:t xml:space="preserve">et al.</w:t>
+      </w:r>
+      <w:r>
+        <w:rPr>
+          <w:rFonts w:ascii="Times New Roman" w:cs="Times New Roman" w:eastAsia="Times New Roman" w:hAnsi="Times New Roman"/>
+          <w:b w:val="false"/>
+          <w:bCs w:val="false"/>
+          <w:i w:val="false"/>
+          <w:iCs w:val="false"/>
+          <w:sz w:val="24"/>
+          <w:szCs w:val="24"/>
+        </w:rPr>
+        <w:t xml:space="preserve">, 2020). Any manipulation of text colour also manipulates luminance contrast, since chromatic pigments differ intrinsically in relative luminance and chromatic contrast cannot substitute for luminance contrast (Buchner &amp; Baumgartner, 2007), so an apparent effect of colour may be an effect of contrast unless the two are measured separately. Ambient light adds veiling luminance and drives pupil size independently of the display, interacting with the same mechanism (Dobres </w:t>
+      </w:r>
+      <w:r>
+        <w:rPr>
+          <w:rFonts w:ascii="Times New Roman" w:cs="Times New Roman" w:eastAsia="Times New Roman" w:hAnsi="Times New Roman"/>
+          <w:b w:val="false"/>
+          <w:bCs w:val="false"/>
+          <w:i/>
+          <w:iCs/>
+          <w:sz w:val="24"/>
+          <w:szCs w:val="24"/>
+        </w:rPr>
+        <w:t xml:space="preserve">et al.</w:t>
+      </w:r>
+      <w:r>
+        <w:rPr>
+          <w:rFonts w:ascii="Times New Roman" w:cs="Times New Roman" w:eastAsia="Times New Roman" w:hAnsi="Times New Roman"/>
+          <w:b w:val="false"/>
+          <w:bCs w:val="false"/>
+          <w:i w:val="false"/>
+          <w:iCs w:val="false"/>
+          <w:sz w:val="24"/>
+          <w:szCs w:val="24"/>
+        </w:rPr>
+        <w:t xml:space="preserve">, 2017; Fan </w:t>
+      </w:r>
+      <w:r>
+        <w:rPr>
+          <w:rFonts w:ascii="Times New Roman" w:cs="Times New Roman" w:eastAsia="Times New Roman" w:hAnsi="Times New Roman"/>
+          <w:b w:val="false"/>
+          <w:bCs w:val="false"/>
+          <w:i/>
+          <w:iCs/>
+          <w:sz w:val="24"/>
+          <w:szCs w:val="24"/>
+        </w:rPr>
+        <w:t xml:space="preserve">et al.</w:t>
+      </w:r>
+      <w:r>
+        <w:rPr>
+          <w:rFonts w:ascii="Times New Roman" w:cs="Times New Roman" w:eastAsia="Times New Roman" w:hAnsi="Times New Roman"/>
+          <w:b w:val="false"/>
+          <w:bCs w:val="false"/>
+          <w:i w:val="false"/>
+          <w:iCs w:val="false"/>
+          <w:sz w:val="24"/>
+          <w:szCs w:val="24"/>
+        </w:rPr>
+        <w:t xml:space="preserve">, 2024).</w:t>
       </w:r>
     </w:p>
     <w:p>
@@ -1116,7 +1428,79 @@
           <w:sz w:val="24"/>
           <w:szCs w:val="24"/>
         </w:rPr>
-        <w:t xml:space="preserve">Roughly seven in ten screen users report symptoms of digital eye strain (Ccami-Bernal et al., 2024), yet the remedies most heavily promoted for it lack trial support. A systematic review and meta-analysis of 45 randomised controlled trials involving 4,497 participants found no high-certainty evidence for any therapy examined, including blue-blocking lenses, with only low-certainty benefit for oral omega-3 in dry-eye symptoms (Singh et al., 2022). A separate review in younger users reached the same conclusion on blue-blocking filters, supporting ergonomic optimisation and shorter exposure instead (Mataftsi et al., 2023).</w:t>
+        <w:t xml:space="preserve">Roughly seven in ten screen users report symptoms of digital eye strain (Ccami-Bernal </w:t>
+      </w:r>
+      <w:r>
+        <w:rPr>
+          <w:rFonts w:ascii="Times New Roman" w:cs="Times New Roman" w:eastAsia="Times New Roman" w:hAnsi="Times New Roman"/>
+          <w:b w:val="false"/>
+          <w:bCs w:val="false"/>
+          <w:i/>
+          <w:iCs/>
+          <w:sz w:val="24"/>
+          <w:szCs w:val="24"/>
+        </w:rPr>
+        <w:t xml:space="preserve">et al.</w:t>
+      </w:r>
+      <w:r>
+        <w:rPr>
+          <w:rFonts w:ascii="Times New Roman" w:cs="Times New Roman" w:eastAsia="Times New Roman" w:hAnsi="Times New Roman"/>
+          <w:b w:val="false"/>
+          <w:bCs w:val="false"/>
+          <w:i w:val="false"/>
+          <w:iCs w:val="false"/>
+          <w:sz w:val="24"/>
+          <w:szCs w:val="24"/>
+        </w:rPr>
+        <w:t xml:space="preserve">, 2024), yet the remedies most heavily promoted for it lack trial support. A systematic review and meta-analysis of 45 randomised controlled trials involving 4,497 participants found no high-certainty evidence for any therapy examined, including blue-blocking lenses, with only low-certainty benefit for oral omega-3 in dry-eye symptoms (Singh </w:t>
+      </w:r>
+      <w:r>
+        <w:rPr>
+          <w:rFonts w:ascii="Times New Roman" w:cs="Times New Roman" w:eastAsia="Times New Roman" w:hAnsi="Times New Roman"/>
+          <w:b w:val="false"/>
+          <w:bCs w:val="false"/>
+          <w:i/>
+          <w:iCs/>
+          <w:sz w:val="24"/>
+          <w:szCs w:val="24"/>
+        </w:rPr>
+        <w:t xml:space="preserve">et al.</w:t>
+      </w:r>
+      <w:r>
+        <w:rPr>
+          <w:rFonts w:ascii="Times New Roman" w:cs="Times New Roman" w:eastAsia="Times New Roman" w:hAnsi="Times New Roman"/>
+          <w:b w:val="false"/>
+          <w:bCs w:val="false"/>
+          <w:i w:val="false"/>
+          <w:iCs w:val="false"/>
+          <w:sz w:val="24"/>
+          <w:szCs w:val="24"/>
+        </w:rPr>
+        <w:t xml:space="preserve">, 2022). A separate review in younger users reached the same conclusion on blue-blocking filters, supporting ergonomic optimisation and shorter exposure instead (Mataftsi </w:t>
+      </w:r>
+      <w:r>
+        <w:rPr>
+          <w:rFonts w:ascii="Times New Roman" w:cs="Times New Roman" w:eastAsia="Times New Roman" w:hAnsi="Times New Roman"/>
+          <w:b w:val="false"/>
+          <w:bCs w:val="false"/>
+          <w:i/>
+          <w:iCs/>
+          <w:sz w:val="24"/>
+          <w:szCs w:val="24"/>
+        </w:rPr>
+        <w:t xml:space="preserve">et al.</w:t>
+      </w:r>
+      <w:r>
+        <w:rPr>
+          <w:rFonts w:ascii="Times New Roman" w:cs="Times New Roman" w:eastAsia="Times New Roman" w:hAnsi="Times New Roman"/>
+          <w:b w:val="false"/>
+          <w:bCs w:val="false"/>
+          <w:i w:val="false"/>
+          <w:iCs w:val="false"/>
+          <w:sz w:val="24"/>
+          <w:szCs w:val="24"/>
+        </w:rPr>
+        <w:t xml:space="preserve">, 2023).</w:t>
       </w:r>
     </w:p>
     <w:p>
@@ -1135,7 +1519,127 @@
           <w:sz w:val="24"/>
           <w:szCs w:val="24"/>
         </w:rPr>
-        <w:t xml:space="preserve">The properties of the displayed stimulus are upstream of the visual load, cost nothing to change and can be deployed universally, yet remain the least investigated. Work on polarity is confined to brief, threshold-limited tasks using achromatic text, and does not extend to prolonged reading, blinking behaviour or validated symptom measurement. Work on text colour is limited to short exposures without symptom outcomes (Jiménez et al., 2020), or to a single polarity (Fan et al., 2024). No study has therefore estimated how polarity and text colour interact, separated hue from luminance contrast, crossed either with ambient illumination, or measured a validated symptom instrument alongside the ocular marker most specific to this condition. Compounding this, blink completeness has been measured by frame-by-frame manual annotation, restricting the literature to samples of eleven to fifty participants (Argilés et al., 2015; Hirota et al., 2013; Portello et al., 2013).</w:t>
+        <w:t xml:space="preserve">The properties of the displayed stimulus are upstream of the visual load, cost nothing to change and can be deployed universally, yet remain the least investigated. Work on polarity is confined to brief, threshold-limited tasks using achromatic text, and does not extend to prolonged reading, blinking behaviour or validated symptom measurement. Work on text colour is limited to short exposures without symptom outcomes (Jiménez </w:t>
+      </w:r>
+      <w:r>
+        <w:rPr>
+          <w:rFonts w:ascii="Times New Roman" w:cs="Times New Roman" w:eastAsia="Times New Roman" w:hAnsi="Times New Roman"/>
+          <w:b w:val="false"/>
+          <w:bCs w:val="false"/>
+          <w:i/>
+          <w:iCs/>
+          <w:sz w:val="24"/>
+          <w:szCs w:val="24"/>
+        </w:rPr>
+        <w:t xml:space="preserve">et al.</w:t>
+      </w:r>
+      <w:r>
+        <w:rPr>
+          <w:rFonts w:ascii="Times New Roman" w:cs="Times New Roman" w:eastAsia="Times New Roman" w:hAnsi="Times New Roman"/>
+          <w:b w:val="false"/>
+          <w:bCs w:val="false"/>
+          <w:i w:val="false"/>
+          <w:iCs w:val="false"/>
+          <w:sz w:val="24"/>
+          <w:szCs w:val="24"/>
+        </w:rPr>
+        <w:t xml:space="preserve">, 2020), or to a single polarity (Fan </w:t>
+      </w:r>
+      <w:r>
+        <w:rPr>
+          <w:rFonts w:ascii="Times New Roman" w:cs="Times New Roman" w:eastAsia="Times New Roman" w:hAnsi="Times New Roman"/>
+          <w:b w:val="false"/>
+          <w:bCs w:val="false"/>
+          <w:i/>
+          <w:iCs/>
+          <w:sz w:val="24"/>
+          <w:szCs w:val="24"/>
+        </w:rPr>
+        <w:t xml:space="preserve">et al.</w:t>
+      </w:r>
+      <w:r>
+        <w:rPr>
+          <w:rFonts w:ascii="Times New Roman" w:cs="Times New Roman" w:eastAsia="Times New Roman" w:hAnsi="Times New Roman"/>
+          <w:b w:val="false"/>
+          <w:bCs w:val="false"/>
+          <w:i w:val="false"/>
+          <w:iCs w:val="false"/>
+          <w:sz w:val="24"/>
+          <w:szCs w:val="24"/>
+        </w:rPr>
+        <w:t xml:space="preserve">, 2024). No study has therefore estimated how polarity and text colour interact, separated hue from luminance contrast, crossed either with ambient illumination, or measured a validated symptom instrument alongside the ocular marker most specific to this condition. Compounding this, blink completeness has been measured by frame-by-frame manual annotation, restricting the literature to samples of eleven to fifty participants (Argilés </w:t>
+      </w:r>
+      <w:r>
+        <w:rPr>
+          <w:rFonts w:ascii="Times New Roman" w:cs="Times New Roman" w:eastAsia="Times New Roman" w:hAnsi="Times New Roman"/>
+          <w:b w:val="false"/>
+          <w:bCs w:val="false"/>
+          <w:i/>
+          <w:iCs/>
+          <w:sz w:val="24"/>
+          <w:szCs w:val="24"/>
+        </w:rPr>
+        <w:t xml:space="preserve">et al.</w:t>
+      </w:r>
+      <w:r>
+        <w:rPr>
+          <w:rFonts w:ascii="Times New Roman" w:cs="Times New Roman" w:eastAsia="Times New Roman" w:hAnsi="Times New Roman"/>
+          <w:b w:val="false"/>
+          <w:bCs w:val="false"/>
+          <w:i w:val="false"/>
+          <w:iCs w:val="false"/>
+          <w:sz w:val="24"/>
+          <w:szCs w:val="24"/>
+        </w:rPr>
+        <w:t xml:space="preserve">, 2015; Hirota </w:t>
+      </w:r>
+      <w:r>
+        <w:rPr>
+          <w:rFonts w:ascii="Times New Roman" w:cs="Times New Roman" w:eastAsia="Times New Roman" w:hAnsi="Times New Roman"/>
+          <w:b w:val="false"/>
+          <w:bCs w:val="false"/>
+          <w:i/>
+          <w:iCs/>
+          <w:sz w:val="24"/>
+          <w:szCs w:val="24"/>
+        </w:rPr>
+        <w:t xml:space="preserve">et al.</w:t>
+      </w:r>
+      <w:r>
+        <w:rPr>
+          <w:rFonts w:ascii="Times New Roman" w:cs="Times New Roman" w:eastAsia="Times New Roman" w:hAnsi="Times New Roman"/>
+          <w:b w:val="false"/>
+          <w:bCs w:val="false"/>
+          <w:i w:val="false"/>
+          <w:iCs w:val="false"/>
+          <w:sz w:val="24"/>
+          <w:szCs w:val="24"/>
+        </w:rPr>
+        <w:t xml:space="preserve">, 2013; Portello </w:t>
+      </w:r>
+      <w:r>
+        <w:rPr>
+          <w:rFonts w:ascii="Times New Roman" w:cs="Times New Roman" w:eastAsia="Times New Roman" w:hAnsi="Times New Roman"/>
+          <w:b w:val="false"/>
+          <w:bCs w:val="false"/>
+          <w:i/>
+          <w:iCs/>
+          <w:sz w:val="24"/>
+          <w:szCs w:val="24"/>
+        </w:rPr>
+        <w:t xml:space="preserve">et al.</w:t>
+      </w:r>
+      <w:r>
+        <w:rPr>
+          <w:rFonts w:ascii="Times New Roman" w:cs="Times New Roman" w:eastAsia="Times New Roman" w:hAnsi="Times New Roman"/>
+          <w:b w:val="false"/>
+          <w:bCs w:val="false"/>
+          <w:i w:val="false"/>
+          <w:iCs w:val="false"/>
+          <w:sz w:val="24"/>
+          <w:szCs w:val="24"/>
+        </w:rPr>
+        <w:t xml:space="preserve">, 2013).</w:t>
       </w:r>
     </w:p>
     <w:p>
@@ -1230,7 +1734,31 @@
           <w:sz w:val="24"/>
           <w:szCs w:val="24"/>
         </w:rPr>
-        <w:t xml:space="preserve">Manipulating ambient light across sessions tests the polarity effect where it matters behaviourally, since devices are used extensively at night and in dim domestic settings, where negative polarity is predicted to cost most (Dobres et al., 2017). Validating an automated measure of blink completeness would remove the annotation bottleneck that has kept this literature small. The findings bear on interface design, on accessibility standards whose contrast criterion does not account for polarity (Advanced Perceptual Contrast Algorithm, n.d.; World Wide Web Consortium, 2023), on public health guidance, and on the advice optometrists give patients, an area in which practitioners are documented to lack quality evidence (Sheppard &amp; Wolffsohn, 2018).</w:t>
+        <w:t xml:space="preserve">Manipulating ambient light across sessions tests the polarity effect where it matters behaviourally, since devices are used extensively at night and in dim domestic settings, where negative polarity is predicted to cost most (Dobres </w:t>
+      </w:r>
+      <w:r>
+        <w:rPr>
+          <w:rFonts w:ascii="Times New Roman" w:cs="Times New Roman" w:eastAsia="Times New Roman" w:hAnsi="Times New Roman"/>
+          <w:b w:val="false"/>
+          <w:bCs w:val="false"/>
+          <w:i/>
+          <w:iCs/>
+          <w:sz w:val="24"/>
+          <w:szCs w:val="24"/>
+        </w:rPr>
+        <w:t xml:space="preserve">et al.</w:t>
+      </w:r>
+      <w:r>
+        <w:rPr>
+          <w:rFonts w:ascii="Times New Roman" w:cs="Times New Roman" w:eastAsia="Times New Roman" w:hAnsi="Times New Roman"/>
+          <w:b w:val="false"/>
+          <w:bCs w:val="false"/>
+          <w:i w:val="false"/>
+          <w:iCs w:val="false"/>
+          <w:sz w:val="24"/>
+          <w:szCs w:val="24"/>
+        </w:rPr>
+        <w:t xml:space="preserve">, 2017). Validating an automated measure of blink completeness would remove the annotation bottleneck that has kept this literature small. The findings bear on interface design, on accessibility standards whose contrast criterion does not account for polarity (Advanced Perceptual Contrast Algorithm, n.d.; World Wide Web Consortium, 2023), on public health guidance, and on the advice optometrists give patients, an area in which practitioners are documented to lack quality evidence (Sheppard &amp; Wolffsohn, 2018).</w:t>
       </w:r>
     </w:p>
     <w:p>
@@ -1627,7 +2155,31 @@
           <w:sz w:val="24"/>
           <w:szCs w:val="24"/>
         </w:rPr>
-        <w:t xml:space="preserve"> The effect of text colour depends on polarity, and the cost of negative polarity is greater under dim than under moderate illumination (Dobres et al., 2017).</w:t>
+        <w:t xml:space="preserve"> The effect of text colour depends on polarity, and the cost of negative polarity is greater under dim than under moderate illumination (Dobres </w:t>
+      </w:r>
+      <w:r>
+        <w:rPr>
+          <w:rFonts w:ascii="Times New Roman" w:cs="Times New Roman" w:eastAsia="Times New Roman" w:hAnsi="Times New Roman"/>
+          <w:b w:val="false"/>
+          <w:bCs w:val="false"/>
+          <w:i/>
+          <w:iCs/>
+          <w:sz w:val="24"/>
+          <w:szCs w:val="24"/>
+        </w:rPr>
+        <w:t xml:space="preserve">et al.</w:t>
+      </w:r>
+      <w:r>
+        <w:rPr>
+          <w:rFonts w:ascii="Times New Roman" w:cs="Times New Roman" w:eastAsia="Times New Roman" w:hAnsi="Times New Roman"/>
+          <w:b w:val="false"/>
+          <w:bCs w:val="false"/>
+          <w:i w:val="false"/>
+          <w:iCs w:val="false"/>
+          <w:sz w:val="24"/>
+          <w:szCs w:val="24"/>
+        </w:rPr>
+        <w:t xml:space="preserve">, 2017).</w:t>
       </w:r>
     </w:p>
     <w:p>
@@ -1658,7 +2210,31 @@
           <w:sz w:val="24"/>
           <w:szCs w:val="24"/>
         </w:rPr>
-        <w:t xml:space="preserve"> Colour-related variance is largely accounted for by luminance contrast. Because the computed contrast ordering reverses between the two polarities (Table 3.4), a contrast-mediated effect predicts a corresponding reversal of the colour ordering across polarity, whereas a residual hue-specific effect predicts a consistent ordering, with red the a priori candidate exception (Fan et al., 2024).</w:t>
+        <w:t xml:space="preserve"> Colour-related variance is largely accounted for by luminance contrast. Because the computed contrast ordering reverses between the two polarities (Table 3.4), a contrast-mediated effect predicts a corresponding reversal of the colour ordering across polarity, whereas a residual hue-specific effect predicts a consistent ordering, with red the a priori candidate exception (Fan </w:t>
+      </w:r>
+      <w:r>
+        <w:rPr>
+          <w:rFonts w:ascii="Times New Roman" w:cs="Times New Roman" w:eastAsia="Times New Roman" w:hAnsi="Times New Roman"/>
+          <w:b w:val="false"/>
+          <w:bCs w:val="false"/>
+          <w:i/>
+          <w:iCs/>
+          <w:sz w:val="24"/>
+          <w:szCs w:val="24"/>
+        </w:rPr>
+        <w:t xml:space="preserve">et al.</w:t>
+      </w:r>
+      <w:r>
+        <w:rPr>
+          <w:rFonts w:ascii="Times New Roman" w:cs="Times New Roman" w:eastAsia="Times New Roman" w:hAnsi="Times New Roman"/>
+          <w:b w:val="false"/>
+          <w:bCs w:val="false"/>
+          <w:i w:val="false"/>
+          <w:iCs w:val="false"/>
+          <w:sz w:val="24"/>
+          <w:szCs w:val="24"/>
+        </w:rPr>
+        <w:t xml:space="preserve">, 2024).</w:t>
       </w:r>
     </w:p>
     <w:p>
@@ -1727,7 +2303,55 @@
           <w:sz w:val="24"/>
           <w:szCs w:val="24"/>
         </w:rPr>
-        <w:t xml:space="preserve">Display configuration and ambient illuminance act through two proximal mechanisms, summarised in Table 1.1. Along the optical route, display and room luminance determine pupil diameter, which governs aberration and depth of focus and therefore retinal image quality, legibility and accommodative demand. Along the ocular-surface route, visual and cognitive demand suppress blink rate and raise incomplete blinking, destabilising the tear film. Both routes feed the manifest outcomes of reading rate, comprehension, visual search, sustained attention, perceived comfort, workload and subjective fatigue. Time on task exerts its own effect and is counterbalanced and modelled (Abe et al., 2014; Warm et al., 2008); sleepiness, indexed by PERCLOS, and disengagement are treated as measured confounders; participant characteristics modulate susceptibility throughout.</w:t>
+        <w:t xml:space="preserve">Display configuration and ambient illuminance act through two proximal mechanisms, summarised in Table 1.1. Along the optical route, display and room luminance determine pupil diameter, which governs aberration and depth of focus and therefore retinal image quality, legibility and accommodative demand. Along the ocular-surface route, visual and cognitive demand suppress blink rate and raise incomplete blinking, destabilising the tear film. Both routes feed the manifest outcomes of reading rate, comprehension, visual search, sustained attention, perceived comfort, workload and subjective fatigue. Time on task exerts its own effect and is counterbalanced and modelled (Abe </w:t>
+      </w:r>
+      <w:r>
+        <w:rPr>
+          <w:rFonts w:ascii="Times New Roman" w:cs="Times New Roman" w:eastAsia="Times New Roman" w:hAnsi="Times New Roman"/>
+          <w:b w:val="false"/>
+          <w:bCs w:val="false"/>
+          <w:i/>
+          <w:iCs/>
+          <w:sz w:val="24"/>
+          <w:szCs w:val="24"/>
+        </w:rPr>
+        <w:t xml:space="preserve">et al.</w:t>
+      </w:r>
+      <w:r>
+        <w:rPr>
+          <w:rFonts w:ascii="Times New Roman" w:cs="Times New Roman" w:eastAsia="Times New Roman" w:hAnsi="Times New Roman"/>
+          <w:b w:val="false"/>
+          <w:bCs w:val="false"/>
+          <w:i w:val="false"/>
+          <w:iCs w:val="false"/>
+          <w:sz w:val="24"/>
+          <w:szCs w:val="24"/>
+        </w:rPr>
+        <w:t xml:space="preserve">, 2014; Warm </w:t>
+      </w:r>
+      <w:r>
+        <w:rPr>
+          <w:rFonts w:ascii="Times New Roman" w:cs="Times New Roman" w:eastAsia="Times New Roman" w:hAnsi="Times New Roman"/>
+          <w:b w:val="false"/>
+          <w:bCs w:val="false"/>
+          <w:i/>
+          <w:iCs/>
+          <w:sz w:val="24"/>
+          <w:szCs w:val="24"/>
+        </w:rPr>
+        <w:t xml:space="preserve">et al.</w:t>
+      </w:r>
+      <w:r>
+        <w:rPr>
+          <w:rFonts w:ascii="Times New Roman" w:cs="Times New Roman" w:eastAsia="Times New Roman" w:hAnsi="Times New Roman"/>
+          <w:b w:val="false"/>
+          <w:bCs w:val="false"/>
+          <w:i w:val="false"/>
+          <w:iCs w:val="false"/>
+          <w:sz w:val="24"/>
+          <w:szCs w:val="24"/>
+        </w:rPr>
+        <w:t xml:space="preserve">, 2008); sleepiness, indexed by PERCLOS, and disengagement are treated as measured confounders; participant characteristics modulate susceptibility throughout.</w:t>
       </w:r>
     </w:p>
     <w:p>
@@ -2171,7 +2795,103 @@
                 <w:sz w:val="15"/>
                 <w:szCs w:val="15"/>
               </w:rPr>
-              <w:t xml:space="preserve">(Dobres et al., 2017; Jiménez et al., 2020; Piepenbrock et al., 2014a, 2014b; Redondo et al., 2025)</w:t>
+              <w:t xml:space="preserve">(Dobres </w:t>
+            </w:r>
+            <w:r>
+              <w:rPr>
+                <w:rFonts w:ascii="Times New Roman" w:cs="Times New Roman" w:eastAsia="Times New Roman" w:hAnsi="Times New Roman"/>
+                <w:b w:val="false"/>
+                <w:bCs w:val="false"/>
+                <w:i/>
+                <w:iCs/>
+                <w:sz w:val="15"/>
+                <w:szCs w:val="15"/>
+              </w:rPr>
+              <w:t xml:space="preserve">et al.</w:t>
+            </w:r>
+            <w:r>
+              <w:rPr>
+                <w:rFonts w:ascii="Times New Roman" w:cs="Times New Roman" w:eastAsia="Times New Roman" w:hAnsi="Times New Roman"/>
+                <w:b w:val="false"/>
+                <w:bCs w:val="false"/>
+                <w:i w:val="false"/>
+                <w:iCs w:val="false"/>
+                <w:sz w:val="15"/>
+                <w:szCs w:val="15"/>
+              </w:rPr>
+              <w:t xml:space="preserve">, 2017; Jiménez </w:t>
+            </w:r>
+            <w:r>
+              <w:rPr>
+                <w:rFonts w:ascii="Times New Roman" w:cs="Times New Roman" w:eastAsia="Times New Roman" w:hAnsi="Times New Roman"/>
+                <w:b w:val="false"/>
+                <w:bCs w:val="false"/>
+                <w:i/>
+                <w:iCs/>
+                <w:sz w:val="15"/>
+                <w:szCs w:val="15"/>
+              </w:rPr>
+              <w:t xml:space="preserve">et al.</w:t>
+            </w:r>
+            <w:r>
+              <w:rPr>
+                <w:rFonts w:ascii="Times New Roman" w:cs="Times New Roman" w:eastAsia="Times New Roman" w:hAnsi="Times New Roman"/>
+                <w:b w:val="false"/>
+                <w:bCs w:val="false"/>
+                <w:i w:val="false"/>
+                <w:iCs w:val="false"/>
+                <w:sz w:val="15"/>
+                <w:szCs w:val="15"/>
+              </w:rPr>
+              <w:t xml:space="preserve">, 2020; Piepenbrock </w:t>
+            </w:r>
+            <w:r>
+              <w:rPr>
+                <w:rFonts w:ascii="Times New Roman" w:cs="Times New Roman" w:eastAsia="Times New Roman" w:hAnsi="Times New Roman"/>
+                <w:b w:val="false"/>
+                <w:bCs w:val="false"/>
+                <w:i/>
+                <w:iCs/>
+                <w:sz w:val="15"/>
+                <w:szCs w:val="15"/>
+              </w:rPr>
+              <w:t xml:space="preserve">et al.</w:t>
+            </w:r>
+            <w:r>
+              <w:rPr>
+                <w:rFonts w:ascii="Times New Roman" w:cs="Times New Roman" w:eastAsia="Times New Roman" w:hAnsi="Times New Roman"/>
+                <w:b w:val="false"/>
+                <w:bCs w:val="false"/>
+                <w:i w:val="false"/>
+                <w:iCs w:val="false"/>
+                <w:sz w:val="15"/>
+                <w:szCs w:val="15"/>
+              </w:rPr>
+              <w:t xml:space="preserve">, 2014a, 2014b; Redondo </w:t>
+            </w:r>
+            <w:r>
+              <w:rPr>
+                <w:rFonts w:ascii="Times New Roman" w:cs="Times New Roman" w:eastAsia="Times New Roman" w:hAnsi="Times New Roman"/>
+                <w:b w:val="false"/>
+                <w:bCs w:val="false"/>
+                <w:i/>
+                <w:iCs/>
+                <w:sz w:val="15"/>
+                <w:szCs w:val="15"/>
+              </w:rPr>
+              <w:t xml:space="preserve">et al.</w:t>
+            </w:r>
+            <w:r>
+              <w:rPr>
+                <w:rFonts w:ascii="Times New Roman" w:cs="Times New Roman" w:eastAsia="Times New Roman" w:hAnsi="Times New Roman"/>
+                <w:b w:val="false"/>
+                <w:bCs w:val="false"/>
+                <w:i w:val="false"/>
+                <w:iCs w:val="false"/>
+                <w:sz w:val="15"/>
+                <w:szCs w:val="15"/>
+              </w:rPr>
+              <w:t xml:space="preserve">, 2025)</w:t>
             </w:r>
           </w:p>
         </w:tc>
@@ -2369,7 +3089,127 @@
                 <w:sz w:val="15"/>
                 <w:szCs w:val="15"/>
               </w:rPr>
-              <w:t xml:space="preserve">(Argilés et al., 2015; Fjaervoll et al., 2022; Hirota et al., 2013; Kamøy et al., 2022; Portello et al., 2013)</w:t>
+              <w:t xml:space="preserve">(Argilés </w:t>
+            </w:r>
+            <w:r>
+              <w:rPr>
+                <w:rFonts w:ascii="Times New Roman" w:cs="Times New Roman" w:eastAsia="Times New Roman" w:hAnsi="Times New Roman"/>
+                <w:b w:val="false"/>
+                <w:bCs w:val="false"/>
+                <w:i/>
+                <w:iCs/>
+                <w:sz w:val="15"/>
+                <w:szCs w:val="15"/>
+              </w:rPr>
+              <w:t xml:space="preserve">et al.</w:t>
+            </w:r>
+            <w:r>
+              <w:rPr>
+                <w:rFonts w:ascii="Times New Roman" w:cs="Times New Roman" w:eastAsia="Times New Roman" w:hAnsi="Times New Roman"/>
+                <w:b w:val="false"/>
+                <w:bCs w:val="false"/>
+                <w:i w:val="false"/>
+                <w:iCs w:val="false"/>
+                <w:sz w:val="15"/>
+                <w:szCs w:val="15"/>
+              </w:rPr>
+              <w:t xml:space="preserve">, 2015; Fjaervoll </w:t>
+            </w:r>
+            <w:r>
+              <w:rPr>
+                <w:rFonts w:ascii="Times New Roman" w:cs="Times New Roman" w:eastAsia="Times New Roman" w:hAnsi="Times New Roman"/>
+                <w:b w:val="false"/>
+                <w:bCs w:val="false"/>
+                <w:i/>
+                <w:iCs/>
+                <w:sz w:val="15"/>
+                <w:szCs w:val="15"/>
+              </w:rPr>
+              <w:t xml:space="preserve">et al.</w:t>
+            </w:r>
+            <w:r>
+              <w:rPr>
+                <w:rFonts w:ascii="Times New Roman" w:cs="Times New Roman" w:eastAsia="Times New Roman" w:hAnsi="Times New Roman"/>
+                <w:b w:val="false"/>
+                <w:bCs w:val="false"/>
+                <w:i w:val="false"/>
+                <w:iCs w:val="false"/>
+                <w:sz w:val="15"/>
+                <w:szCs w:val="15"/>
+              </w:rPr>
+              <w:t xml:space="preserve">, 2022; Hirota </w:t>
+            </w:r>
+            <w:r>
+              <w:rPr>
+                <w:rFonts w:ascii="Times New Roman" w:cs="Times New Roman" w:eastAsia="Times New Roman" w:hAnsi="Times New Roman"/>
+                <w:b w:val="false"/>
+                <w:bCs w:val="false"/>
+                <w:i/>
+                <w:iCs/>
+                <w:sz w:val="15"/>
+                <w:szCs w:val="15"/>
+              </w:rPr>
+              <w:t xml:space="preserve">et al.</w:t>
+            </w:r>
+            <w:r>
+              <w:rPr>
+                <w:rFonts w:ascii="Times New Roman" w:cs="Times New Roman" w:eastAsia="Times New Roman" w:hAnsi="Times New Roman"/>
+                <w:b w:val="false"/>
+                <w:bCs w:val="false"/>
+                <w:i w:val="false"/>
+                <w:iCs w:val="false"/>
+                <w:sz w:val="15"/>
+                <w:szCs w:val="15"/>
+              </w:rPr>
+              <w:t xml:space="preserve">, 2013; Kamøy </w:t>
+            </w:r>
+            <w:r>
+              <w:rPr>
+                <w:rFonts w:ascii="Times New Roman" w:cs="Times New Roman" w:eastAsia="Times New Roman" w:hAnsi="Times New Roman"/>
+                <w:b w:val="false"/>
+                <w:bCs w:val="false"/>
+                <w:i/>
+                <w:iCs/>
+                <w:sz w:val="15"/>
+                <w:szCs w:val="15"/>
+              </w:rPr>
+              <w:t xml:space="preserve">et al.</w:t>
+            </w:r>
+            <w:r>
+              <w:rPr>
+                <w:rFonts w:ascii="Times New Roman" w:cs="Times New Roman" w:eastAsia="Times New Roman" w:hAnsi="Times New Roman"/>
+                <w:b w:val="false"/>
+                <w:bCs w:val="false"/>
+                <w:i w:val="false"/>
+                <w:iCs w:val="false"/>
+                <w:sz w:val="15"/>
+                <w:szCs w:val="15"/>
+              </w:rPr>
+              <w:t xml:space="preserve">, 2022; Portello </w:t>
+            </w:r>
+            <w:r>
+              <w:rPr>
+                <w:rFonts w:ascii="Times New Roman" w:cs="Times New Roman" w:eastAsia="Times New Roman" w:hAnsi="Times New Roman"/>
+                <w:b w:val="false"/>
+                <w:bCs w:val="false"/>
+                <w:i/>
+                <w:iCs/>
+                <w:sz w:val="15"/>
+                <w:szCs w:val="15"/>
+              </w:rPr>
+              <w:t xml:space="preserve">et al.</w:t>
+            </w:r>
+            <w:r>
+              <w:rPr>
+                <w:rFonts w:ascii="Times New Roman" w:cs="Times New Roman" w:eastAsia="Times New Roman" w:hAnsi="Times New Roman"/>
+                <w:b w:val="false"/>
+                <w:bCs w:val="false"/>
+                <w:i w:val="false"/>
+                <w:iCs w:val="false"/>
+                <w:sz w:val="15"/>
+                <w:szCs w:val="15"/>
+              </w:rPr>
+              <w:t xml:space="preserve">, 2013)</w:t>
             </w:r>
           </w:p>
         </w:tc>
@@ -2567,7 +3407,79 @@
                 <w:sz w:val="15"/>
                 <w:szCs w:val="15"/>
               </w:rPr>
-              <w:t xml:space="preserve">(Abe et al., 2014; Abe, 2023; Jackson et al., 2016; Warm et al., 2008)</w:t>
+              <w:t xml:space="preserve">(Abe </w:t>
+            </w:r>
+            <w:r>
+              <w:rPr>
+                <w:rFonts w:ascii="Times New Roman" w:cs="Times New Roman" w:eastAsia="Times New Roman" w:hAnsi="Times New Roman"/>
+                <w:b w:val="false"/>
+                <w:bCs w:val="false"/>
+                <w:i/>
+                <w:iCs/>
+                <w:sz w:val="15"/>
+                <w:szCs w:val="15"/>
+              </w:rPr>
+              <w:t xml:space="preserve">et al.</w:t>
+            </w:r>
+            <w:r>
+              <w:rPr>
+                <w:rFonts w:ascii="Times New Roman" w:cs="Times New Roman" w:eastAsia="Times New Roman" w:hAnsi="Times New Roman"/>
+                <w:b w:val="false"/>
+                <w:bCs w:val="false"/>
+                <w:i w:val="false"/>
+                <w:iCs w:val="false"/>
+                <w:sz w:val="15"/>
+                <w:szCs w:val="15"/>
+              </w:rPr>
+              <w:t xml:space="preserve">, 2014; Abe, 2023; Jackson </w:t>
+            </w:r>
+            <w:r>
+              <w:rPr>
+                <w:rFonts w:ascii="Times New Roman" w:cs="Times New Roman" w:eastAsia="Times New Roman" w:hAnsi="Times New Roman"/>
+                <w:b w:val="false"/>
+                <w:bCs w:val="false"/>
+                <w:i/>
+                <w:iCs/>
+                <w:sz w:val="15"/>
+                <w:szCs w:val="15"/>
+              </w:rPr>
+              <w:t xml:space="preserve">et al.</w:t>
+            </w:r>
+            <w:r>
+              <w:rPr>
+                <w:rFonts w:ascii="Times New Roman" w:cs="Times New Roman" w:eastAsia="Times New Roman" w:hAnsi="Times New Roman"/>
+                <w:b w:val="false"/>
+                <w:bCs w:val="false"/>
+                <w:i w:val="false"/>
+                <w:iCs w:val="false"/>
+                <w:sz w:val="15"/>
+                <w:szCs w:val="15"/>
+              </w:rPr>
+              <w:t xml:space="preserve">, 2016; Warm </w:t>
+            </w:r>
+            <w:r>
+              <w:rPr>
+                <w:rFonts w:ascii="Times New Roman" w:cs="Times New Roman" w:eastAsia="Times New Roman" w:hAnsi="Times New Roman"/>
+                <w:b w:val="false"/>
+                <w:bCs w:val="false"/>
+                <w:i/>
+                <w:iCs/>
+                <w:sz w:val="15"/>
+                <w:szCs w:val="15"/>
+              </w:rPr>
+              <w:t xml:space="preserve">et al.</w:t>
+            </w:r>
+            <w:r>
+              <w:rPr>
+                <w:rFonts w:ascii="Times New Roman" w:cs="Times New Roman" w:eastAsia="Times New Roman" w:hAnsi="Times New Roman"/>
+                <w:b w:val="false"/>
+                <w:bCs w:val="false"/>
+                <w:i w:val="false"/>
+                <w:iCs w:val="false"/>
+                <w:sz w:val="15"/>
+                <w:szCs w:val="15"/>
+              </w:rPr>
+              <w:t xml:space="preserve">, 2008)</w:t>
             </w:r>
           </w:p>
         </w:tc>
@@ -2656,7 +3568,151 @@
           <w:sz w:val="24"/>
           <w:szCs w:val="24"/>
         </w:rPr>
-        <w:t xml:space="preserve">The pooled prevalence of 69.0 per cent across 103 studies conceals heterogeneity attributable partly to inconsistent case definition (Ccami-Bernal et al., 2024). One finding carries methodological force: prevalence was higher in studies that did not use the Computer Vision Syndrome Questionnaire (75.4 per cent), and meta-regression associated use of that instrument with lower estimates (Ccami-Bernal et al., 2024), so ad hoc checklists appear to inflate prevalence and a validated instrument with a defined cut-off is preferable. Reviews identify exposure beyond four to five hours daily, uncorrected refractive error, accommodative and vergence anomalies, altered blinking, close working distance, small font size, adverse lighting and contact-lens wear as risk factors (Ccami-Bernal et al., 2024; Mataftsi et al., 2023; Pucker et al., 2024; Sheppard &amp; Wolffsohn, 2018), and note that preventive measures acting at different points of the dry-eye cycle may be complementary (Kamøy et al., 2022).</w:t>
+        <w:t xml:space="preserve">The pooled prevalence of 69.0 per cent across 103 studies conceals heterogeneity attributable partly to inconsistent case definition (Ccami-Bernal </w:t>
+      </w:r>
+      <w:r>
+        <w:rPr>
+          <w:rFonts w:ascii="Times New Roman" w:cs="Times New Roman" w:eastAsia="Times New Roman" w:hAnsi="Times New Roman"/>
+          <w:b w:val="false"/>
+          <w:bCs w:val="false"/>
+          <w:i/>
+          <w:iCs/>
+          <w:sz w:val="24"/>
+          <w:szCs w:val="24"/>
+        </w:rPr>
+        <w:t xml:space="preserve">et al.</w:t>
+      </w:r>
+      <w:r>
+        <w:rPr>
+          <w:rFonts w:ascii="Times New Roman" w:cs="Times New Roman" w:eastAsia="Times New Roman" w:hAnsi="Times New Roman"/>
+          <w:b w:val="false"/>
+          <w:bCs w:val="false"/>
+          <w:i w:val="false"/>
+          <w:iCs w:val="false"/>
+          <w:sz w:val="24"/>
+          <w:szCs w:val="24"/>
+        </w:rPr>
+        <w:t xml:space="preserve">, 2024). One finding carries methodological force: prevalence was higher in studies that did not use the Computer Vision Syndrome Questionnaire (75.4 per cent), and meta-regression associated use of that instrument with lower estimates (Ccami-Bernal </w:t>
+      </w:r>
+      <w:r>
+        <w:rPr>
+          <w:rFonts w:ascii="Times New Roman" w:cs="Times New Roman" w:eastAsia="Times New Roman" w:hAnsi="Times New Roman"/>
+          <w:b w:val="false"/>
+          <w:bCs w:val="false"/>
+          <w:i/>
+          <w:iCs/>
+          <w:sz w:val="24"/>
+          <w:szCs w:val="24"/>
+        </w:rPr>
+        <w:t xml:space="preserve">et al.</w:t>
+      </w:r>
+      <w:r>
+        <w:rPr>
+          <w:rFonts w:ascii="Times New Roman" w:cs="Times New Roman" w:eastAsia="Times New Roman" w:hAnsi="Times New Roman"/>
+          <w:b w:val="false"/>
+          <w:bCs w:val="false"/>
+          <w:i w:val="false"/>
+          <w:iCs w:val="false"/>
+          <w:sz w:val="24"/>
+          <w:szCs w:val="24"/>
+        </w:rPr>
+        <w:t xml:space="preserve">, 2024), so ad hoc checklists appear to inflate prevalence and a validated instrument with a defined cut-off is preferable. Reviews identify exposure beyond four to five hours daily, uncorrected refractive error, accommodative and vergence anomalies, altered blinking, close working distance, small font size, adverse lighting and contact-lens wear as risk factors (Ccami-Bernal </w:t>
+      </w:r>
+      <w:r>
+        <w:rPr>
+          <w:rFonts w:ascii="Times New Roman" w:cs="Times New Roman" w:eastAsia="Times New Roman" w:hAnsi="Times New Roman"/>
+          <w:b w:val="false"/>
+          <w:bCs w:val="false"/>
+          <w:i/>
+          <w:iCs/>
+          <w:sz w:val="24"/>
+          <w:szCs w:val="24"/>
+        </w:rPr>
+        <w:t xml:space="preserve">et al.</w:t>
+      </w:r>
+      <w:r>
+        <w:rPr>
+          <w:rFonts w:ascii="Times New Roman" w:cs="Times New Roman" w:eastAsia="Times New Roman" w:hAnsi="Times New Roman"/>
+          <w:b w:val="false"/>
+          <w:bCs w:val="false"/>
+          <w:i w:val="false"/>
+          <w:iCs w:val="false"/>
+          <w:sz w:val="24"/>
+          <w:szCs w:val="24"/>
+        </w:rPr>
+        <w:t xml:space="preserve">, 2024; Mataftsi </w:t>
+      </w:r>
+      <w:r>
+        <w:rPr>
+          <w:rFonts w:ascii="Times New Roman" w:cs="Times New Roman" w:eastAsia="Times New Roman" w:hAnsi="Times New Roman"/>
+          <w:b w:val="false"/>
+          <w:bCs w:val="false"/>
+          <w:i/>
+          <w:iCs/>
+          <w:sz w:val="24"/>
+          <w:szCs w:val="24"/>
+        </w:rPr>
+        <w:t xml:space="preserve">et al.</w:t>
+      </w:r>
+      <w:r>
+        <w:rPr>
+          <w:rFonts w:ascii="Times New Roman" w:cs="Times New Roman" w:eastAsia="Times New Roman" w:hAnsi="Times New Roman"/>
+          <w:b w:val="false"/>
+          <w:bCs w:val="false"/>
+          <w:i w:val="false"/>
+          <w:iCs w:val="false"/>
+          <w:sz w:val="24"/>
+          <w:szCs w:val="24"/>
+        </w:rPr>
+        <w:t xml:space="preserve">, 2023; Pucker </w:t>
+      </w:r>
+      <w:r>
+        <w:rPr>
+          <w:rFonts w:ascii="Times New Roman" w:cs="Times New Roman" w:eastAsia="Times New Roman" w:hAnsi="Times New Roman"/>
+          <w:b w:val="false"/>
+          <w:bCs w:val="false"/>
+          <w:i/>
+          <w:iCs/>
+          <w:sz w:val="24"/>
+          <w:szCs w:val="24"/>
+        </w:rPr>
+        <w:t xml:space="preserve">et al.</w:t>
+      </w:r>
+      <w:r>
+        <w:rPr>
+          <w:rFonts w:ascii="Times New Roman" w:cs="Times New Roman" w:eastAsia="Times New Roman" w:hAnsi="Times New Roman"/>
+          <w:b w:val="false"/>
+          <w:bCs w:val="false"/>
+          <w:i w:val="false"/>
+          <w:iCs w:val="false"/>
+          <w:sz w:val="24"/>
+          <w:szCs w:val="24"/>
+        </w:rPr>
+        <w:t xml:space="preserve">, 2024; Sheppard &amp; Wolffsohn, 2018), and note that preventive measures acting at different points of the dry-eye cycle may be complementary (Kamøy </w:t>
+      </w:r>
+      <w:r>
+        <w:rPr>
+          <w:rFonts w:ascii="Times New Roman" w:cs="Times New Roman" w:eastAsia="Times New Roman" w:hAnsi="Times New Roman"/>
+          <w:b w:val="false"/>
+          <w:bCs w:val="false"/>
+          <w:i/>
+          <w:iCs/>
+          <w:sz w:val="24"/>
+          <w:szCs w:val="24"/>
+        </w:rPr>
+        <w:t xml:space="preserve">et al.</w:t>
+      </w:r>
+      <w:r>
+        <w:rPr>
+          <w:rFonts w:ascii="Times New Roman" w:cs="Times New Roman" w:eastAsia="Times New Roman" w:hAnsi="Times New Roman"/>
+          <w:b w:val="false"/>
+          <w:bCs w:val="false"/>
+          <w:i w:val="false"/>
+          <w:iCs w:val="false"/>
+          <w:sz w:val="24"/>
+          <w:szCs w:val="24"/>
+        </w:rPr>
+        <w:t xml:space="preserve">, 2022).</w:t>
       </w:r>
     </w:p>
     <w:p>
@@ -3208,7 +4264,19 @@
                 <w:sz w:val="15"/>
                 <w:szCs w:val="15"/>
               </w:rPr>
-              <w:t xml:space="preserve">Piepenbrock et al.</w:t>
+              <w:t xml:space="preserve">Piepenbrock </w:t>
+            </w:r>
+            <w:r>
+              <w:rPr>
+                <w:rFonts w:ascii="Times New Roman" w:cs="Times New Roman" w:eastAsia="Times New Roman" w:hAnsi="Times New Roman"/>
+                <w:b w:val="false"/>
+                <w:bCs w:val="false"/>
+                <w:i/>
+                <w:iCs/>
+                <w:sz w:val="15"/>
+                <w:szCs w:val="15"/>
+              </w:rPr>
+              <w:t xml:space="preserve">et al.</w:t>
             </w:r>
           </w:p>
         </w:tc>
@@ -3406,7 +4474,19 @@
                 <w:sz w:val="15"/>
                 <w:szCs w:val="15"/>
               </w:rPr>
-              <w:t xml:space="preserve">Piepenbrock et al.</w:t>
+              <w:t xml:space="preserve">Piepenbrock </w:t>
+            </w:r>
+            <w:r>
+              <w:rPr>
+                <w:rFonts w:ascii="Times New Roman" w:cs="Times New Roman" w:eastAsia="Times New Roman" w:hAnsi="Times New Roman"/>
+                <w:b w:val="false"/>
+                <w:bCs w:val="false"/>
+                <w:i/>
+                <w:iCs/>
+                <w:sz w:val="15"/>
+                <w:szCs w:val="15"/>
+              </w:rPr>
+              <w:t xml:space="preserve">et al.</w:t>
             </w:r>
           </w:p>
         </w:tc>
@@ -3604,7 +4684,19 @@
                 <w:sz w:val="15"/>
                 <w:szCs w:val="15"/>
               </w:rPr>
-              <w:t xml:space="preserve">Dobres et al.</w:t>
+              <w:t xml:space="preserve">Dobres </w:t>
+            </w:r>
+            <w:r>
+              <w:rPr>
+                <w:rFonts w:ascii="Times New Roman" w:cs="Times New Roman" w:eastAsia="Times New Roman" w:hAnsi="Times New Roman"/>
+                <w:b w:val="false"/>
+                <w:bCs w:val="false"/>
+                <w:i/>
+                <w:iCs/>
+                <w:sz w:val="15"/>
+                <w:szCs w:val="15"/>
+              </w:rPr>
+              <w:t xml:space="preserve">et al.</w:t>
             </w:r>
           </w:p>
         </w:tc>
@@ -3802,7 +4894,19 @@
                 <w:sz w:val="15"/>
                 <w:szCs w:val="15"/>
               </w:rPr>
-              <w:t xml:space="preserve">Dobres et al.</w:t>
+              <w:t xml:space="preserve">Dobres </w:t>
+            </w:r>
+            <w:r>
+              <w:rPr>
+                <w:rFonts w:ascii="Times New Roman" w:cs="Times New Roman" w:eastAsia="Times New Roman" w:hAnsi="Times New Roman"/>
+                <w:b w:val="false"/>
+                <w:bCs w:val="false"/>
+                <w:i/>
+                <w:iCs/>
+                <w:sz w:val="15"/>
+                <w:szCs w:val="15"/>
+              </w:rPr>
+              <w:t xml:space="preserve">et al.</w:t>
             </w:r>
           </w:p>
         </w:tc>
@@ -4198,7 +5302,19 @@
                 <w:sz w:val="15"/>
                 <w:szCs w:val="15"/>
               </w:rPr>
-              <w:t xml:space="preserve">Lin et al.</w:t>
+              <w:t xml:space="preserve">Lin </w:t>
+            </w:r>
+            <w:r>
+              <w:rPr>
+                <w:rFonts w:ascii="Times New Roman" w:cs="Times New Roman" w:eastAsia="Times New Roman" w:hAnsi="Times New Roman"/>
+                <w:b w:val="false"/>
+                <w:bCs w:val="false"/>
+                <w:i/>
+                <w:iCs/>
+                <w:sz w:val="15"/>
+                <w:szCs w:val="15"/>
+              </w:rPr>
+              <w:t xml:space="preserve">et al.</w:t>
             </w:r>
           </w:p>
         </w:tc>
@@ -4912,7 +6028,19 @@
                 <w:sz w:val="15"/>
                 <w:szCs w:val="15"/>
               </w:rPr>
-              <w:t xml:space="preserve">Jiménez et al.</w:t>
+              <w:t xml:space="preserve">Jiménez </w:t>
+            </w:r>
+            <w:r>
+              <w:rPr>
+                <w:rFonts w:ascii="Times New Roman" w:cs="Times New Roman" w:eastAsia="Times New Roman" w:hAnsi="Times New Roman"/>
+                <w:b w:val="false"/>
+                <w:bCs w:val="false"/>
+                <w:i/>
+                <w:iCs/>
+                <w:sz w:val="15"/>
+                <w:szCs w:val="15"/>
+              </w:rPr>
+              <w:t xml:space="preserve">et al.</w:t>
             </w:r>
           </w:p>
         </w:tc>
@@ -5110,7 +6238,19 @@
                 <w:sz w:val="15"/>
                 <w:szCs w:val="15"/>
               </w:rPr>
-              <w:t xml:space="preserve">Xie et al.</w:t>
+              <w:t xml:space="preserve">Xie </w:t>
+            </w:r>
+            <w:r>
+              <w:rPr>
+                <w:rFonts w:ascii="Times New Roman" w:cs="Times New Roman" w:eastAsia="Times New Roman" w:hAnsi="Times New Roman"/>
+                <w:b w:val="false"/>
+                <w:bCs w:val="false"/>
+                <w:i/>
+                <w:iCs/>
+                <w:sz w:val="15"/>
+                <w:szCs w:val="15"/>
+              </w:rPr>
+              <w:t xml:space="preserve">et al.</w:t>
             </w:r>
           </w:p>
         </w:tc>
@@ -5308,7 +6448,19 @@
                 <w:sz w:val="15"/>
                 <w:szCs w:val="15"/>
               </w:rPr>
-              <w:t xml:space="preserve">Tian et al.</w:t>
+              <w:t xml:space="preserve">Tian </w:t>
+            </w:r>
+            <w:r>
+              <w:rPr>
+                <w:rFonts w:ascii="Times New Roman" w:cs="Times New Roman" w:eastAsia="Times New Roman" w:hAnsi="Times New Roman"/>
+                <w:b w:val="false"/>
+                <w:bCs w:val="false"/>
+                <w:i/>
+                <w:iCs/>
+                <w:sz w:val="15"/>
+                <w:szCs w:val="15"/>
+              </w:rPr>
+              <w:t xml:space="preserve">et al.</w:t>
             </w:r>
           </w:p>
         </w:tc>
@@ -5506,7 +6658,19 @@
                 <w:sz w:val="15"/>
                 <w:szCs w:val="15"/>
               </w:rPr>
-              <w:t xml:space="preserve">Fan et al.</w:t>
+              <w:t xml:space="preserve">Fan </w:t>
+            </w:r>
+            <w:r>
+              <w:rPr>
+                <w:rFonts w:ascii="Times New Roman" w:cs="Times New Roman" w:eastAsia="Times New Roman" w:hAnsi="Times New Roman"/>
+                <w:b w:val="false"/>
+                <w:bCs w:val="false"/>
+                <w:i/>
+                <w:iCs/>
+                <w:sz w:val="15"/>
+                <w:szCs w:val="15"/>
+              </w:rPr>
+              <w:t xml:space="preserve">et al.</w:t>
             </w:r>
           </w:p>
         </w:tc>
@@ -5680,7 +6844,55 @@
           <w:sz w:val="24"/>
           <w:szCs w:val="24"/>
         </w:rPr>
-        <w:t xml:space="preserve">Two limitations recur. Exposure is brief, so duration is a plausible moderator of the discrepancy between studies finding no effect on reading speed (Jiménez et al., 2020) and those finding effects on fatigue and performance (Fan et al., 2024) — which neither was designed to estimate. More consequentially, none separates hue from luminance contrast: chromatic pigments differ in relative luminance, so a fixed colour set rendered on light and dark fields produces unequal, polarity-asymmetric contrasts, making contrast an inseparable covarying property of any colour manipulation that must be modelled (Buchner &amp; Baumgartner, 2007). Xie and colleagues (2021) add a complication directly relevant here: their objective and subjective indices pointed in opposite directions, dark mode improving blink measures while light mode was preferred and rated less fatiguing.</w:t>
+        <w:t xml:space="preserve">Two limitations recur. Exposure is brief, so duration is a plausible moderator of the discrepancy between studies finding no effect on reading speed (Jiménez </w:t>
+      </w:r>
+      <w:r>
+        <w:rPr>
+          <w:rFonts w:ascii="Times New Roman" w:cs="Times New Roman" w:eastAsia="Times New Roman" w:hAnsi="Times New Roman"/>
+          <w:b w:val="false"/>
+          <w:bCs w:val="false"/>
+          <w:i/>
+          <w:iCs/>
+          <w:sz w:val="24"/>
+          <w:szCs w:val="24"/>
+        </w:rPr>
+        <w:t xml:space="preserve">et al.</w:t>
+      </w:r>
+      <w:r>
+        <w:rPr>
+          <w:rFonts w:ascii="Times New Roman" w:cs="Times New Roman" w:eastAsia="Times New Roman" w:hAnsi="Times New Roman"/>
+          <w:b w:val="false"/>
+          <w:bCs w:val="false"/>
+          <w:i w:val="false"/>
+          <w:iCs w:val="false"/>
+          <w:sz w:val="24"/>
+          <w:szCs w:val="24"/>
+        </w:rPr>
+        <w:t xml:space="preserve">, 2020) and those finding effects on fatigue and performance (Fan </w:t>
+      </w:r>
+      <w:r>
+        <w:rPr>
+          <w:rFonts w:ascii="Times New Roman" w:cs="Times New Roman" w:eastAsia="Times New Roman" w:hAnsi="Times New Roman"/>
+          <w:b w:val="false"/>
+          <w:bCs w:val="false"/>
+          <w:i/>
+          <w:iCs/>
+          <w:sz w:val="24"/>
+          <w:szCs w:val="24"/>
+        </w:rPr>
+        <w:t xml:space="preserve">et al.</w:t>
+      </w:r>
+      <w:r>
+        <w:rPr>
+          <w:rFonts w:ascii="Times New Roman" w:cs="Times New Roman" w:eastAsia="Times New Roman" w:hAnsi="Times New Roman"/>
+          <w:b w:val="false"/>
+          <w:bCs w:val="false"/>
+          <w:i w:val="false"/>
+          <w:iCs w:val="false"/>
+          <w:sz w:val="24"/>
+          <w:szCs w:val="24"/>
+        </w:rPr>
+        <w:t xml:space="preserve">, 2024) — which neither was designed to estimate. More consequentially, none separates hue from luminance contrast: chromatic pigments differ in relative luminance, so a fixed colour set rendered on light and dark fields produces unequal, polarity-asymmetric contrasts, making contrast an inseparable covarying property of any colour manipulation that must be modelled (Buchner &amp; Baumgartner, 2007). Xie and colleagues (2021) add a complication directly relevant here: their objective and subjective indices pointed in opposite directions, dark mode improving blink measures while light mode was preferred and rated less fatiguing.</w:t>
       </w:r>
     </w:p>
     <w:p>
@@ -5699,7 +6911,55 @@
           <w:sz w:val="24"/>
           <w:szCs w:val="24"/>
         </w:rPr>
-        <w:t xml:space="preserve">The choice of contrast metric is also consequential. The ratio defined in the accessibility guidelines is the de facto design standard (World Wide Web Consortium, 2023), but takes no account of text size, weight or polarity, and is held to overstate contrast for dark colour pairs, so nominally compliant light-on-dark combinations can be hard to read and can produce halation. A perceptual replacement incorporating polarity and typography is under development (Advanced Perceptual Contrast Algorithm, n.d.). That a polarity-blind criterion governs a domain in which polarity is among the strongest determinants of legibility (Buchner &amp; Baumgartner, 2007; Dobres et al., 2017; Piepenbrock et al., 2014a, 2014b) is a problem to which empirical work can contribute.</w:t>
+        <w:t xml:space="preserve">The choice of contrast metric is also consequential. The ratio defined in the accessibility guidelines is the de facto design standard (World Wide Web Consortium, 2023), but takes no account of text size, weight or polarity, and is held to overstate contrast for dark colour pairs, so nominally compliant light-on-dark combinations can be hard to read and can produce halation. A perceptual replacement incorporating polarity and typography is under development (Advanced Perceptual Contrast Algorithm, n.d.). That a polarity-blind criterion governs a domain in which polarity is among the strongest determinants of legibility (Buchner &amp; Baumgartner, 2007; Dobres </w:t>
+      </w:r>
+      <w:r>
+        <w:rPr>
+          <w:rFonts w:ascii="Times New Roman" w:cs="Times New Roman" w:eastAsia="Times New Roman" w:hAnsi="Times New Roman"/>
+          <w:b w:val="false"/>
+          <w:bCs w:val="false"/>
+          <w:i/>
+          <w:iCs/>
+          <w:sz w:val="24"/>
+          <w:szCs w:val="24"/>
+        </w:rPr>
+        <w:t xml:space="preserve">et al.</w:t>
+      </w:r>
+      <w:r>
+        <w:rPr>
+          <w:rFonts w:ascii="Times New Roman" w:cs="Times New Roman" w:eastAsia="Times New Roman" w:hAnsi="Times New Roman"/>
+          <w:b w:val="false"/>
+          <w:bCs w:val="false"/>
+          <w:i w:val="false"/>
+          <w:iCs w:val="false"/>
+          <w:sz w:val="24"/>
+          <w:szCs w:val="24"/>
+        </w:rPr>
+        <w:t xml:space="preserve">, 2017; Piepenbrock </w:t>
+      </w:r>
+      <w:r>
+        <w:rPr>
+          <w:rFonts w:ascii="Times New Roman" w:cs="Times New Roman" w:eastAsia="Times New Roman" w:hAnsi="Times New Roman"/>
+          <w:b w:val="false"/>
+          <w:bCs w:val="false"/>
+          <w:i/>
+          <w:iCs/>
+          <w:sz w:val="24"/>
+          <w:szCs w:val="24"/>
+        </w:rPr>
+        <w:t xml:space="preserve">et al.</w:t>
+      </w:r>
+      <w:r>
+        <w:rPr>
+          <w:rFonts w:ascii="Times New Roman" w:cs="Times New Roman" w:eastAsia="Times New Roman" w:hAnsi="Times New Roman"/>
+          <w:b w:val="false"/>
+          <w:bCs w:val="false"/>
+          <w:i w:val="false"/>
+          <w:iCs w:val="false"/>
+          <w:sz w:val="24"/>
+          <w:szCs w:val="24"/>
+        </w:rPr>
+        <w:t xml:space="preserve">, 2014a, 2014b) is a problem to which empirical work can contribute.</w:t>
       </w:r>
     </w:p>
     <w:p>
@@ -5737,7 +6997,55 @@
           <w:sz w:val="24"/>
           <w:szCs w:val="24"/>
         </w:rPr>
-        <w:t xml:space="preserve">Illumination modulates the legibility cost of negative polarity (Dobres et al., 2017) and the fatigue cost of coloured text under it (Fan et al., 2024), consistent with a pupil-mediated account in which room light and display polarity trade against one another (Table 2.3).</w:t>
+        <w:t xml:space="preserve">Illumination modulates the legibility cost of negative polarity (Dobres </w:t>
+      </w:r>
+      <w:r>
+        <w:rPr>
+          <w:rFonts w:ascii="Times New Roman" w:cs="Times New Roman" w:eastAsia="Times New Roman" w:hAnsi="Times New Roman"/>
+          <w:b w:val="false"/>
+          <w:bCs w:val="false"/>
+          <w:i/>
+          <w:iCs/>
+          <w:sz w:val="24"/>
+          <w:szCs w:val="24"/>
+        </w:rPr>
+        <w:t xml:space="preserve">et al.</w:t>
+      </w:r>
+      <w:r>
+        <w:rPr>
+          <w:rFonts w:ascii="Times New Roman" w:cs="Times New Roman" w:eastAsia="Times New Roman" w:hAnsi="Times New Roman"/>
+          <w:b w:val="false"/>
+          <w:bCs w:val="false"/>
+          <w:i w:val="false"/>
+          <w:iCs w:val="false"/>
+          <w:sz w:val="24"/>
+          <w:szCs w:val="24"/>
+        </w:rPr>
+        <w:t xml:space="preserve">, 2017) and the fatigue cost of coloured text under it (Fan </w:t>
+      </w:r>
+      <w:r>
+        <w:rPr>
+          <w:rFonts w:ascii="Times New Roman" w:cs="Times New Roman" w:eastAsia="Times New Roman" w:hAnsi="Times New Roman"/>
+          <w:b w:val="false"/>
+          <w:bCs w:val="false"/>
+          <w:i/>
+          <w:iCs/>
+          <w:sz w:val="24"/>
+          <w:szCs w:val="24"/>
+        </w:rPr>
+        <w:t xml:space="preserve">et al.</w:t>
+      </w:r>
+      <w:r>
+        <w:rPr>
+          <w:rFonts w:ascii="Times New Roman" w:cs="Times New Roman" w:eastAsia="Times New Roman" w:hAnsi="Times New Roman"/>
+          <w:b w:val="false"/>
+          <w:bCs w:val="false"/>
+          <w:i w:val="false"/>
+          <w:iCs w:val="false"/>
+          <w:sz w:val="24"/>
+          <w:szCs w:val="24"/>
+        </w:rPr>
+        <w:t xml:space="preserve">, 2024), consistent with a pupil-mediated account in which room light and display polarity trade against one another (Table 2.3).</w:t>
       </w:r>
     </w:p>
     <w:p>
@@ -6239,7 +7547,19 @@
                 <w:sz w:val="15"/>
                 <w:szCs w:val="15"/>
               </w:rPr>
-              <w:t xml:space="preserve">Dobres et al.</w:t>
+              <w:t xml:space="preserve">Dobres </w:t>
+            </w:r>
+            <w:r>
+              <w:rPr>
+                <w:rFonts w:ascii="Times New Roman" w:cs="Times New Roman" w:eastAsia="Times New Roman" w:hAnsi="Times New Roman"/>
+                <w:b w:val="false"/>
+                <w:bCs w:val="false"/>
+                <w:i/>
+                <w:iCs/>
+                <w:sz w:val="15"/>
+                <w:szCs w:val="15"/>
+              </w:rPr>
+              <w:t xml:space="preserve">et al.</w:t>
             </w:r>
           </w:p>
         </w:tc>
@@ -6437,7 +7757,19 @@
                 <w:sz w:val="15"/>
                 <w:szCs w:val="15"/>
               </w:rPr>
-              <w:t xml:space="preserve">Xie et al.</w:t>
+              <w:t xml:space="preserve">Xie </w:t>
+            </w:r>
+            <w:r>
+              <w:rPr>
+                <w:rFonts w:ascii="Times New Roman" w:cs="Times New Roman" w:eastAsia="Times New Roman" w:hAnsi="Times New Roman"/>
+                <w:b w:val="false"/>
+                <w:bCs w:val="false"/>
+                <w:i/>
+                <w:iCs/>
+                <w:sz w:val="15"/>
+                <w:szCs w:val="15"/>
+              </w:rPr>
+              <w:t xml:space="preserve">et al.</w:t>
             </w:r>
           </w:p>
         </w:tc>
@@ -6635,7 +7967,19 @@
                 <w:sz w:val="15"/>
                 <w:szCs w:val="15"/>
               </w:rPr>
-              <w:t xml:space="preserve">Tian et al.</w:t>
+              <w:t xml:space="preserve">Tian </w:t>
+            </w:r>
+            <w:r>
+              <w:rPr>
+                <w:rFonts w:ascii="Times New Roman" w:cs="Times New Roman" w:eastAsia="Times New Roman" w:hAnsi="Times New Roman"/>
+                <w:b w:val="false"/>
+                <w:bCs w:val="false"/>
+                <w:i/>
+                <w:iCs/>
+                <w:sz w:val="15"/>
+                <w:szCs w:val="15"/>
+              </w:rPr>
+              <w:t xml:space="preserve">et al.</w:t>
             </w:r>
           </w:p>
         </w:tc>
@@ -6833,7 +8177,19 @@
                 <w:sz w:val="15"/>
                 <w:szCs w:val="15"/>
               </w:rPr>
-              <w:t xml:space="preserve">Fan et al.</w:t>
+              <w:t xml:space="preserve">Fan </w:t>
+            </w:r>
+            <w:r>
+              <w:rPr>
+                <w:rFonts w:ascii="Times New Roman" w:cs="Times New Roman" w:eastAsia="Times New Roman" w:hAnsi="Times New Roman"/>
+                <w:b w:val="false"/>
+                <w:bCs w:val="false"/>
+                <w:i/>
+                <w:iCs/>
+                <w:sz w:val="15"/>
+                <w:szCs w:val="15"/>
+              </w:rPr>
+              <w:t xml:space="preserve">et al.</w:t>
             </w:r>
           </w:p>
         </w:tc>
@@ -7231,7 +8587,31 @@
           <w:sz w:val="24"/>
           <w:szCs w:val="24"/>
         </w:rPr>
-        <w:t xml:space="preserve">The evidence is not uniform: the proofreading advantage was independent of ambient lighting (Buchner &amp; Baumgartner, 2007) whereas threshold legibility showed a clear interaction (Dobres et al., 2017), suggesting a threshold-like rather than smoothly scaling relationship and requiring that illumination be measured rather than merely described. The most recent work is the most directly relevant, reading in a dark room from a bright screen having produced the greatest tear-film destabilisation and the largest blink changes, with incomplete blinking rising over time in every condition (</w:t>
+        <w:t xml:space="preserve">The evidence is not uniform: the proofreading advantage was independent of ambient lighting (Buchner &amp; Baumgartner, 2007) whereas threshold legibility showed a clear interaction (Dobres </w:t>
+      </w:r>
+      <w:r>
+        <w:rPr>
+          <w:rFonts w:ascii="Times New Roman" w:cs="Times New Roman" w:eastAsia="Times New Roman" w:hAnsi="Times New Roman"/>
+          <w:b w:val="false"/>
+          <w:bCs w:val="false"/>
+          <w:i/>
+          <w:iCs/>
+          <w:sz w:val="24"/>
+          <w:szCs w:val="24"/>
+        </w:rPr>
+        <w:t xml:space="preserve">et al.</w:t>
+      </w:r>
+      <w:r>
+        <w:rPr>
+          <w:rFonts w:ascii="Times New Roman" w:cs="Times New Roman" w:eastAsia="Times New Roman" w:hAnsi="Times New Roman"/>
+          <w:b w:val="false"/>
+          <w:bCs w:val="false"/>
+          <w:i w:val="false"/>
+          <w:iCs w:val="false"/>
+          <w:sz w:val="24"/>
+          <w:szCs w:val="24"/>
+        </w:rPr>
+        <w:t xml:space="preserve">, 2017), suggesting a threshold-like rather than smoothly scaling relationship and requiring that illumination be measured rather than merely described. The most recent work is the most directly relevant, reading in a dark room from a bright screen having produced the greatest tear-film destabilisation and the largest blink changes, with incomplete blinking rising over time in every condition (</w:t>
       </w:r>
       <w:r>
         <w:rPr>
@@ -7295,7 +8675,55 @@
           <w:sz w:val="24"/>
           <w:szCs w:val="24"/>
         </w:rPr>
-        <w:t xml:space="preserve">Suppression of spontaneous blinking during display use is among the most reproducible findings in the field (Fjaervoll et al., 2022; Kamøy et al., 2022; Sheppard &amp; Wolffsohn, 2018), and the proportion of blinks that fail to close fully has the strongest claim to specificity (Table 2.4).</w:t>
+        <w:t xml:space="preserve">Suppression of spontaneous blinking during display use is among the most reproducible findings in the field (Fjaervoll </w:t>
+      </w:r>
+      <w:r>
+        <w:rPr>
+          <w:rFonts w:ascii="Times New Roman" w:cs="Times New Roman" w:eastAsia="Times New Roman" w:hAnsi="Times New Roman"/>
+          <w:b w:val="false"/>
+          <w:bCs w:val="false"/>
+          <w:i/>
+          <w:iCs/>
+          <w:sz w:val="24"/>
+          <w:szCs w:val="24"/>
+        </w:rPr>
+        <w:t xml:space="preserve">et al.</w:t>
+      </w:r>
+      <w:r>
+        <w:rPr>
+          <w:rFonts w:ascii="Times New Roman" w:cs="Times New Roman" w:eastAsia="Times New Roman" w:hAnsi="Times New Roman"/>
+          <w:b w:val="false"/>
+          <w:bCs w:val="false"/>
+          <w:i w:val="false"/>
+          <w:iCs w:val="false"/>
+          <w:sz w:val="24"/>
+          <w:szCs w:val="24"/>
+        </w:rPr>
+        <w:t xml:space="preserve">, 2022; Kamøy </w:t>
+      </w:r>
+      <w:r>
+        <w:rPr>
+          <w:rFonts w:ascii="Times New Roman" w:cs="Times New Roman" w:eastAsia="Times New Roman" w:hAnsi="Times New Roman"/>
+          <w:b w:val="false"/>
+          <w:bCs w:val="false"/>
+          <w:i/>
+          <w:iCs/>
+          <w:sz w:val="24"/>
+          <w:szCs w:val="24"/>
+        </w:rPr>
+        <w:t xml:space="preserve">et al.</w:t>
+      </w:r>
+      <w:r>
+        <w:rPr>
+          <w:rFonts w:ascii="Times New Roman" w:cs="Times New Roman" w:eastAsia="Times New Roman" w:hAnsi="Times New Roman"/>
+          <w:b w:val="false"/>
+          <w:bCs w:val="false"/>
+          <w:i w:val="false"/>
+          <w:iCs w:val="false"/>
+          <w:sz w:val="24"/>
+          <w:szCs w:val="24"/>
+        </w:rPr>
+        <w:t xml:space="preserve">, 2022; Sheppard &amp; Wolffsohn, 2018), and the proportion of blinks that fail to close fully has the strongest claim to specificity (Table 2.4).</w:t>
       </w:r>
     </w:p>
     <w:p>
@@ -7599,7 +9027,19 @@
                 <w:sz w:val="15"/>
                 <w:szCs w:val="15"/>
               </w:rPr>
-              <w:t xml:space="preserve">Cardona et al.</w:t>
+              <w:t xml:space="preserve">Cardona </w:t>
+            </w:r>
+            <w:r>
+              <w:rPr>
+                <w:rFonts w:ascii="Times New Roman" w:cs="Times New Roman" w:eastAsia="Times New Roman" w:hAnsi="Times New Roman"/>
+                <w:b w:val="false"/>
+                <w:bCs w:val="false"/>
+                <w:i/>
+                <w:iCs/>
+                <w:sz w:val="15"/>
+                <w:szCs w:val="15"/>
+              </w:rPr>
+              <w:t xml:space="preserve">et al.</w:t>
             </w:r>
           </w:p>
         </w:tc>
@@ -7797,7 +9237,19 @@
                 <w:sz w:val="15"/>
                 <w:szCs w:val="15"/>
               </w:rPr>
-              <w:t xml:space="preserve">Portello et al.</w:t>
+              <w:t xml:space="preserve">Portello </w:t>
+            </w:r>
+            <w:r>
+              <w:rPr>
+                <w:rFonts w:ascii="Times New Roman" w:cs="Times New Roman" w:eastAsia="Times New Roman" w:hAnsi="Times New Roman"/>
+                <w:b w:val="false"/>
+                <w:bCs w:val="false"/>
+                <w:i/>
+                <w:iCs/>
+                <w:sz w:val="15"/>
+                <w:szCs w:val="15"/>
+              </w:rPr>
+              <w:t xml:space="preserve">et al.</w:t>
             </w:r>
           </w:p>
         </w:tc>
@@ -7995,7 +9447,19 @@
                 <w:sz w:val="15"/>
                 <w:szCs w:val="15"/>
               </w:rPr>
-              <w:t xml:space="preserve">Hirota et al.</w:t>
+              <w:t xml:space="preserve">Hirota </w:t>
+            </w:r>
+            <w:r>
+              <w:rPr>
+                <w:rFonts w:ascii="Times New Roman" w:cs="Times New Roman" w:eastAsia="Times New Roman" w:hAnsi="Times New Roman"/>
+                <w:b w:val="false"/>
+                <w:bCs w:val="false"/>
+                <w:i/>
+                <w:iCs/>
+                <w:sz w:val="15"/>
+                <w:szCs w:val="15"/>
+              </w:rPr>
+              <w:t xml:space="preserve">et al.</w:t>
             </w:r>
           </w:p>
         </w:tc>
@@ -8193,7 +9657,19 @@
                 <w:sz w:val="15"/>
                 <w:szCs w:val="15"/>
               </w:rPr>
-              <w:t xml:space="preserve">Argilés et al.</w:t>
+              <w:t xml:space="preserve">Argilés </w:t>
+            </w:r>
+            <w:r>
+              <w:rPr>
+                <w:rFonts w:ascii="Times New Roman" w:cs="Times New Roman" w:eastAsia="Times New Roman" w:hAnsi="Times New Roman"/>
+                <w:b w:val="false"/>
+                <w:bCs w:val="false"/>
+                <w:i/>
+                <w:iCs/>
+                <w:sz w:val="15"/>
+                <w:szCs w:val="15"/>
+              </w:rPr>
+              <w:t xml:space="preserve">et al.</w:t>
             </w:r>
           </w:p>
         </w:tc>
@@ -8391,7 +9867,19 @@
                 <w:sz w:val="15"/>
                 <w:szCs w:val="15"/>
               </w:rPr>
-              <w:t xml:space="preserve">Jackson et al.</w:t>
+              <w:t xml:space="preserve">Jackson </w:t>
+            </w:r>
+            <w:r>
+              <w:rPr>
+                <w:rFonts w:ascii="Times New Roman" w:cs="Times New Roman" w:eastAsia="Times New Roman" w:hAnsi="Times New Roman"/>
+                <w:b w:val="false"/>
+                <w:bCs w:val="false"/>
+                <w:i/>
+                <w:iCs/>
+                <w:sz w:val="15"/>
+                <w:szCs w:val="15"/>
+              </w:rPr>
+              <w:t xml:space="preserve">et al.</w:t>
             </w:r>
           </w:p>
         </w:tc>
@@ -8789,7 +10277,103 @@
           <w:sz w:val="24"/>
           <w:szCs w:val="24"/>
         </w:rPr>
-        <w:t xml:space="preserve">Three findings forbid reading blink rate as a simple fatigue index: it is suppressed by reading irrespective of medium (Argilés et al., 2015) and by task dynamism at matched cognitive load (Cardona et al., 2011); total rate can hold steady while the complete-to-incomplete composition shifts (Hirota et al., 2013); and raising blink rate experimentally changed no symptom score (Portello et al., 2013). The incomplete-blink ratio, referenced to a within-participant baseline, is therefore the better-justified primary marker. Every study in Table 2.4 relied on manual frame-by-frame coding or dedicated hardware, and none manipulated polarity or text colour — which is why the samples are eleven to fifty, and why an automated measure is worth validating.</w:t>
+        <w:t xml:space="preserve">Three findings forbid reading blink rate as a simple fatigue index: it is suppressed by reading irrespective of medium (Argilés </w:t>
+      </w:r>
+      <w:r>
+        <w:rPr>
+          <w:rFonts w:ascii="Times New Roman" w:cs="Times New Roman" w:eastAsia="Times New Roman" w:hAnsi="Times New Roman"/>
+          <w:b w:val="false"/>
+          <w:bCs w:val="false"/>
+          <w:i/>
+          <w:iCs/>
+          <w:sz w:val="24"/>
+          <w:szCs w:val="24"/>
+        </w:rPr>
+        <w:t xml:space="preserve">et al.</w:t>
+      </w:r>
+      <w:r>
+        <w:rPr>
+          <w:rFonts w:ascii="Times New Roman" w:cs="Times New Roman" w:eastAsia="Times New Roman" w:hAnsi="Times New Roman"/>
+          <w:b w:val="false"/>
+          <w:bCs w:val="false"/>
+          <w:i w:val="false"/>
+          <w:iCs w:val="false"/>
+          <w:sz w:val="24"/>
+          <w:szCs w:val="24"/>
+        </w:rPr>
+        <w:t xml:space="preserve">, 2015) and by task dynamism at matched cognitive load (Cardona </w:t>
+      </w:r>
+      <w:r>
+        <w:rPr>
+          <w:rFonts w:ascii="Times New Roman" w:cs="Times New Roman" w:eastAsia="Times New Roman" w:hAnsi="Times New Roman"/>
+          <w:b w:val="false"/>
+          <w:bCs w:val="false"/>
+          <w:i/>
+          <w:iCs/>
+          <w:sz w:val="24"/>
+          <w:szCs w:val="24"/>
+        </w:rPr>
+        <w:t xml:space="preserve">et al.</w:t>
+      </w:r>
+      <w:r>
+        <w:rPr>
+          <w:rFonts w:ascii="Times New Roman" w:cs="Times New Roman" w:eastAsia="Times New Roman" w:hAnsi="Times New Roman"/>
+          <w:b w:val="false"/>
+          <w:bCs w:val="false"/>
+          <w:i w:val="false"/>
+          <w:iCs w:val="false"/>
+          <w:sz w:val="24"/>
+          <w:szCs w:val="24"/>
+        </w:rPr>
+        <w:t xml:space="preserve">, 2011); total rate can hold steady while the complete-to-incomplete composition shifts (Hirota </w:t>
+      </w:r>
+      <w:r>
+        <w:rPr>
+          <w:rFonts w:ascii="Times New Roman" w:cs="Times New Roman" w:eastAsia="Times New Roman" w:hAnsi="Times New Roman"/>
+          <w:b w:val="false"/>
+          <w:bCs w:val="false"/>
+          <w:i/>
+          <w:iCs/>
+          <w:sz w:val="24"/>
+          <w:szCs w:val="24"/>
+        </w:rPr>
+        <w:t xml:space="preserve">et al.</w:t>
+      </w:r>
+      <w:r>
+        <w:rPr>
+          <w:rFonts w:ascii="Times New Roman" w:cs="Times New Roman" w:eastAsia="Times New Roman" w:hAnsi="Times New Roman"/>
+          <w:b w:val="false"/>
+          <w:bCs w:val="false"/>
+          <w:i w:val="false"/>
+          <w:iCs w:val="false"/>
+          <w:sz w:val="24"/>
+          <w:szCs w:val="24"/>
+        </w:rPr>
+        <w:t xml:space="preserve">, 2013); and raising blink rate experimentally changed no symptom score (Portello </w:t>
+      </w:r>
+      <w:r>
+        <w:rPr>
+          <w:rFonts w:ascii="Times New Roman" w:cs="Times New Roman" w:eastAsia="Times New Roman" w:hAnsi="Times New Roman"/>
+          <w:b w:val="false"/>
+          <w:bCs w:val="false"/>
+          <w:i/>
+          <w:iCs/>
+          <w:sz w:val="24"/>
+          <w:szCs w:val="24"/>
+        </w:rPr>
+        <w:t xml:space="preserve">et al.</w:t>
+      </w:r>
+      <w:r>
+        <w:rPr>
+          <w:rFonts w:ascii="Times New Roman" w:cs="Times New Roman" w:eastAsia="Times New Roman" w:hAnsi="Times New Roman"/>
+          <w:b w:val="false"/>
+          <w:bCs w:val="false"/>
+          <w:i w:val="false"/>
+          <w:iCs w:val="false"/>
+          <w:sz w:val="24"/>
+          <w:szCs w:val="24"/>
+        </w:rPr>
+        <w:t xml:space="preserve">, 2013). The incomplete-blink ratio, referenced to a within-participant baseline, is therefore the better-justified primary marker. Every study in Table 2.4 relied on manual frame-by-frame coding or dedicated hardware, and none manipulated polarity or text colour — which is why the samples are eleven to fifty, and why an automated measure is worth validating.</w:t>
       </w:r>
     </w:p>
     <w:p>
@@ -8808,7 +10392,31 @@
           <w:sz w:val="24"/>
           <w:szCs w:val="24"/>
         </w:rPr>
-        <w:t xml:space="preserve">PERCLOS, the proportion of time the eyes are more than 80 per cent closed, is among the most validated indices for passive drowsiness detection (Abe, 2023) and correlates with vigilance-performance variability after sleep deprivation (Jackson et al., 2016). Its documented insensitivity in moderate drowsiness (Abe, 2023) dictates its role here as a covariate for sleepiness rather than a measure of visual fatigue.</w:t>
+        <w:t xml:space="preserve">PERCLOS, the proportion of time the eyes are more than 80 per cent closed, is among the most validated indices for passive drowsiness detection (Abe, 2023) and correlates with vigilance-performance variability after sleep deprivation (Jackson </w:t>
+      </w:r>
+      <w:r>
+        <w:rPr>
+          <w:rFonts w:ascii="Times New Roman" w:cs="Times New Roman" w:eastAsia="Times New Roman" w:hAnsi="Times New Roman"/>
+          <w:b w:val="false"/>
+          <w:bCs w:val="false"/>
+          <w:i/>
+          <w:iCs/>
+          <w:sz w:val="24"/>
+          <w:szCs w:val="24"/>
+        </w:rPr>
+        <w:t xml:space="preserve">et al.</w:t>
+      </w:r>
+      <w:r>
+        <w:rPr>
+          <w:rFonts w:ascii="Times New Roman" w:cs="Times New Roman" w:eastAsia="Times New Roman" w:hAnsi="Times New Roman"/>
+          <w:b w:val="false"/>
+          <w:bCs w:val="false"/>
+          <w:i w:val="false"/>
+          <w:iCs w:val="false"/>
+          <w:sz w:val="24"/>
+          <w:szCs w:val="24"/>
+        </w:rPr>
+        <w:t xml:space="preserve">, 2016). Its documented insensitivity in moderate drowsiness (Abe, 2023) dictates its role here as a covariate for sleepiness rather than a measure of visual fatigue.</w:t>
       </w:r>
     </w:p>
     <w:p>
@@ -8846,7 +10454,79 @@
           <w:sz w:val="24"/>
           <w:szCs w:val="24"/>
         </w:rPr>
-        <w:t xml:space="preserve">Comparison of reading media reports an advantage for print over screen, moderated by genre and time pressure (Delgado et al., 2018). This constrains how comprehension should be measured, since genre, difficulty and pacing must be standardised, but does not bear on the hypothesis under test, because a within-screen design removes the medium confound. Prolonged monotonous tasks also produce a vigilance decrement best accounted for by resource depletion (Warm et al., 2008), with lapses and reaction-time variability its most fatigue-sensitive indices (Abe et al., 2014). Attentional and visual-fatigue outcomes therefore share time on task as a driver and must be measured together if they are to be distinguished.</w:t>
+        <w:t xml:space="preserve">Comparison of reading media reports an advantage for print over screen, moderated by genre and time pressure (Delgado </w:t>
+      </w:r>
+      <w:r>
+        <w:rPr>
+          <w:rFonts w:ascii="Times New Roman" w:cs="Times New Roman" w:eastAsia="Times New Roman" w:hAnsi="Times New Roman"/>
+          <w:b w:val="false"/>
+          <w:bCs w:val="false"/>
+          <w:i/>
+          <w:iCs/>
+          <w:sz w:val="24"/>
+          <w:szCs w:val="24"/>
+        </w:rPr>
+        <w:t xml:space="preserve">et al.</w:t>
+      </w:r>
+      <w:r>
+        <w:rPr>
+          <w:rFonts w:ascii="Times New Roman" w:cs="Times New Roman" w:eastAsia="Times New Roman" w:hAnsi="Times New Roman"/>
+          <w:b w:val="false"/>
+          <w:bCs w:val="false"/>
+          <w:i w:val="false"/>
+          <w:iCs w:val="false"/>
+          <w:sz w:val="24"/>
+          <w:szCs w:val="24"/>
+        </w:rPr>
+        <w:t xml:space="preserve">, 2018). This constrains how comprehension should be measured, since genre, difficulty and pacing must be standardised, but does not bear on the hypothesis under test, because a within-screen design removes the medium confound. Prolonged monotonous tasks also produce a vigilance decrement best accounted for by resource depletion (Warm </w:t>
+      </w:r>
+      <w:r>
+        <w:rPr>
+          <w:rFonts w:ascii="Times New Roman" w:cs="Times New Roman" w:eastAsia="Times New Roman" w:hAnsi="Times New Roman"/>
+          <w:b w:val="false"/>
+          <w:bCs w:val="false"/>
+          <w:i/>
+          <w:iCs/>
+          <w:sz w:val="24"/>
+          <w:szCs w:val="24"/>
+        </w:rPr>
+        <w:t xml:space="preserve">et al.</w:t>
+      </w:r>
+      <w:r>
+        <w:rPr>
+          <w:rFonts w:ascii="Times New Roman" w:cs="Times New Roman" w:eastAsia="Times New Roman" w:hAnsi="Times New Roman"/>
+          <w:b w:val="false"/>
+          <w:bCs w:val="false"/>
+          <w:i w:val="false"/>
+          <w:iCs w:val="false"/>
+          <w:sz w:val="24"/>
+          <w:szCs w:val="24"/>
+        </w:rPr>
+        <w:t xml:space="preserve">, 2008), with lapses and reaction-time variability its most fatigue-sensitive indices (Abe </w:t>
+      </w:r>
+      <w:r>
+        <w:rPr>
+          <w:rFonts w:ascii="Times New Roman" w:cs="Times New Roman" w:eastAsia="Times New Roman" w:hAnsi="Times New Roman"/>
+          <w:b w:val="false"/>
+          <w:bCs w:val="false"/>
+          <w:i/>
+          <w:iCs/>
+          <w:sz w:val="24"/>
+          <w:szCs w:val="24"/>
+        </w:rPr>
+        <w:t xml:space="preserve">et al.</w:t>
+      </w:r>
+      <w:r>
+        <w:rPr>
+          <w:rFonts w:ascii="Times New Roman" w:cs="Times New Roman" w:eastAsia="Times New Roman" w:hAnsi="Times New Roman"/>
+          <w:b w:val="false"/>
+          <w:bCs w:val="false"/>
+          <w:i w:val="false"/>
+          <w:iCs w:val="false"/>
+          <w:sz w:val="24"/>
+          <w:szCs w:val="24"/>
+        </w:rPr>
+        <w:t xml:space="preserve">, 2014). Attentional and visual-fatigue outcomes therefore share time on task as a driver and must be measured together if they are to be distinguished.</w:t>
       </w:r>
     </w:p>
     <w:p>
@@ -8884,7 +10564,55 @@
           <w:sz w:val="24"/>
           <w:szCs w:val="24"/>
         </w:rPr>
-        <w:t xml:space="preserve">The Computer Vision Syndrome Questionnaire assesses frequency and intensity of sixteen symptoms on a Rasch-fitting scale, with sensitivity and specificity above 70 per cent and test–retest intraclass correlation of 0.802 (Seguí et al., 2015). Cross-cultural validation reports internal consistency of 0.793, sensitivity 78.5 per cent, specificity 70.7 per cent, convergent validity with the Ocular Surface Disease Index of 0.728 and a cut-off of seven (Cantó-Sancho et al., 2024). Cognitive workload is conventionally indexed by the NASA Task Load Index across six dimensions (Hart &amp; Staveland, 1988). Review notes that correlations between objective and subjective measures are not always apparent (Sheppard &amp; Wolffsohn, 2018), a discrepancy treated here as an object of study.</w:t>
+        <w:t xml:space="preserve">The Computer Vision Syndrome Questionnaire assesses frequency and intensity of sixteen symptoms on a Rasch-fitting scale, with sensitivity and specificity above 70 per cent and test–retest intraclass correlation of 0.802 (Seguí </w:t>
+      </w:r>
+      <w:r>
+        <w:rPr>
+          <w:rFonts w:ascii="Times New Roman" w:cs="Times New Roman" w:eastAsia="Times New Roman" w:hAnsi="Times New Roman"/>
+          <w:b w:val="false"/>
+          <w:bCs w:val="false"/>
+          <w:i/>
+          <w:iCs/>
+          <w:sz w:val="24"/>
+          <w:szCs w:val="24"/>
+        </w:rPr>
+        <w:t xml:space="preserve">et al.</w:t>
+      </w:r>
+      <w:r>
+        <w:rPr>
+          <w:rFonts w:ascii="Times New Roman" w:cs="Times New Roman" w:eastAsia="Times New Roman" w:hAnsi="Times New Roman"/>
+          <w:b w:val="false"/>
+          <w:bCs w:val="false"/>
+          <w:i w:val="false"/>
+          <w:iCs w:val="false"/>
+          <w:sz w:val="24"/>
+          <w:szCs w:val="24"/>
+        </w:rPr>
+        <w:t xml:space="preserve">, 2015). Cross-cultural validation reports internal consistency of 0.793, sensitivity 78.5 per cent, specificity 70.7 per cent, convergent validity with the Ocular Surface Disease Index of 0.728 and a cut-off of seven (Cantó-Sancho </w:t>
+      </w:r>
+      <w:r>
+        <w:rPr>
+          <w:rFonts w:ascii="Times New Roman" w:cs="Times New Roman" w:eastAsia="Times New Roman" w:hAnsi="Times New Roman"/>
+          <w:b w:val="false"/>
+          <w:bCs w:val="false"/>
+          <w:i/>
+          <w:iCs/>
+          <w:sz w:val="24"/>
+          <w:szCs w:val="24"/>
+        </w:rPr>
+        <w:t xml:space="preserve">et al.</w:t>
+      </w:r>
+      <w:r>
+        <w:rPr>
+          <w:rFonts w:ascii="Times New Roman" w:cs="Times New Roman" w:eastAsia="Times New Roman" w:hAnsi="Times New Roman"/>
+          <w:b w:val="false"/>
+          <w:bCs w:val="false"/>
+          <w:i w:val="false"/>
+          <w:iCs w:val="false"/>
+          <w:sz w:val="24"/>
+          <w:szCs w:val="24"/>
+        </w:rPr>
+        <w:t xml:space="preserve">, 2024). Cognitive workload is conventionally indexed by the NASA Task Load Index across six dimensions (Hart &amp; Staveland, 1988). Review notes that correlations between objective and subjective measures are not always apparent (Sheppard &amp; Wolffsohn, 2018), a discrepancy treated here as an object of study.</w:t>
       </w:r>
     </w:p>
     <w:p>
@@ -8903,7 +10631,79 @@
           <w:sz w:val="24"/>
           <w:szCs w:val="24"/>
         </w:rPr>
-        <w:t xml:space="preserve">Automated blink detection derives a scalar eye aspect ratio from facial landmarks and identifies blinks as a temporal pattern in that signal (Soukupová &amp; Čech, 2016). Being continuous and normalised, it can distinguish partial from complete closure, automating what the clinical literature has done by hand (Argilés et al., 2015; Hirota et al., 2013; Portello et al., 2013). Validity differs by target: camera-based gaze estimation is lower in accuracy and sampling rate than infrared tracking and is defensible only for coarse zone classification, whereas blink measures are proportion-based and need temporal rather than spatial precision. Since blinks last 100 to 400 ms, duration-based metrics become unreliable below about 25 frames per second, while proportion measures are more robust. No published study has validated a camera-based incomplete-blink measure against manual annotation.</w:t>
+        <w:t xml:space="preserve">Automated blink detection derives a scalar eye aspect ratio from facial landmarks and identifies blinks as a temporal pattern in that signal (Soukupová &amp; Čech, 2016). Being continuous and normalised, it can distinguish partial from complete closure, automating what the clinical literature has done by hand (Argilés </w:t>
+      </w:r>
+      <w:r>
+        <w:rPr>
+          <w:rFonts w:ascii="Times New Roman" w:cs="Times New Roman" w:eastAsia="Times New Roman" w:hAnsi="Times New Roman"/>
+          <w:b w:val="false"/>
+          <w:bCs w:val="false"/>
+          <w:i/>
+          <w:iCs/>
+          <w:sz w:val="24"/>
+          <w:szCs w:val="24"/>
+        </w:rPr>
+        <w:t xml:space="preserve">et al.</w:t>
+      </w:r>
+      <w:r>
+        <w:rPr>
+          <w:rFonts w:ascii="Times New Roman" w:cs="Times New Roman" w:eastAsia="Times New Roman" w:hAnsi="Times New Roman"/>
+          <w:b w:val="false"/>
+          <w:bCs w:val="false"/>
+          <w:i w:val="false"/>
+          <w:iCs w:val="false"/>
+          <w:sz w:val="24"/>
+          <w:szCs w:val="24"/>
+        </w:rPr>
+        <w:t xml:space="preserve">, 2015; Hirota </w:t>
+      </w:r>
+      <w:r>
+        <w:rPr>
+          <w:rFonts w:ascii="Times New Roman" w:cs="Times New Roman" w:eastAsia="Times New Roman" w:hAnsi="Times New Roman"/>
+          <w:b w:val="false"/>
+          <w:bCs w:val="false"/>
+          <w:i/>
+          <w:iCs/>
+          <w:sz w:val="24"/>
+          <w:szCs w:val="24"/>
+        </w:rPr>
+        <w:t xml:space="preserve">et al.</w:t>
+      </w:r>
+      <w:r>
+        <w:rPr>
+          <w:rFonts w:ascii="Times New Roman" w:cs="Times New Roman" w:eastAsia="Times New Roman" w:hAnsi="Times New Roman"/>
+          <w:b w:val="false"/>
+          <w:bCs w:val="false"/>
+          <w:i w:val="false"/>
+          <w:iCs w:val="false"/>
+          <w:sz w:val="24"/>
+          <w:szCs w:val="24"/>
+        </w:rPr>
+        <w:t xml:space="preserve">, 2013; Portello </w:t>
+      </w:r>
+      <w:r>
+        <w:rPr>
+          <w:rFonts w:ascii="Times New Roman" w:cs="Times New Roman" w:eastAsia="Times New Roman" w:hAnsi="Times New Roman"/>
+          <w:b w:val="false"/>
+          <w:bCs w:val="false"/>
+          <w:i/>
+          <w:iCs/>
+          <w:sz w:val="24"/>
+          <w:szCs w:val="24"/>
+        </w:rPr>
+        <w:t xml:space="preserve">et al.</w:t>
+      </w:r>
+      <w:r>
+        <w:rPr>
+          <w:rFonts w:ascii="Times New Roman" w:cs="Times New Roman" w:eastAsia="Times New Roman" w:hAnsi="Times New Roman"/>
+          <w:b w:val="false"/>
+          <w:bCs w:val="false"/>
+          <w:i w:val="false"/>
+          <w:iCs w:val="false"/>
+          <w:sz w:val="24"/>
+          <w:szCs w:val="24"/>
+        </w:rPr>
+        <w:t xml:space="preserve">, 2013). Validity differs by target: camera-based gaze estimation is lower in accuracy and sampling rate than infrared tracking and is defensible only for coarse zone classification, whereas blink measures are proportion-based and need temporal rather than spatial precision. Since blinks last 100 to 400 ms, duration-based metrics become unreliable below about 25 frames per second, while proportion measures are more robust. No published study has validated a camera-based incomplete-blink measure against manual annotation.</w:t>
       </w:r>
     </w:p>
     <w:p>
@@ -9011,7 +10811,79 @@
           <w:sz w:val="24"/>
           <w:szCs w:val="24"/>
         </w:rPr>
-        <w:t xml:space="preserve">The interaction between polarity and text colour on visual fatigue appears unestimated, the only located text-colour fatigue study having held polarity constant (Fan et al., 2024); nor has hue been separated from luminance contrast in the studies located (Buchner &amp; Baumgartner, 2007; Jiménez et al., 2020; Xie et al., 2021).</w:t>
+        <w:t xml:space="preserve">The interaction between polarity and text colour on visual fatigue appears unestimated, the only located text-colour fatigue study having held polarity constant (Fan </w:t>
+      </w:r>
+      <w:r>
+        <w:rPr>
+          <w:rFonts w:ascii="Times New Roman" w:cs="Times New Roman" w:eastAsia="Times New Roman" w:hAnsi="Times New Roman"/>
+          <w:b w:val="false"/>
+          <w:bCs w:val="false"/>
+          <w:i/>
+          <w:iCs/>
+          <w:sz w:val="24"/>
+          <w:szCs w:val="24"/>
+        </w:rPr>
+        <w:t xml:space="preserve">et al.</w:t>
+      </w:r>
+      <w:r>
+        <w:rPr>
+          <w:rFonts w:ascii="Times New Roman" w:cs="Times New Roman" w:eastAsia="Times New Roman" w:hAnsi="Times New Roman"/>
+          <w:b w:val="false"/>
+          <w:bCs w:val="false"/>
+          <w:i w:val="false"/>
+          <w:iCs w:val="false"/>
+          <w:sz w:val="24"/>
+          <w:szCs w:val="24"/>
+        </w:rPr>
+        <w:t xml:space="preserve">, 2024); nor has hue been separated from luminance contrast in the studies located (Buchner &amp; Baumgartner, 2007; Jiménez </w:t>
+      </w:r>
+      <w:r>
+        <w:rPr>
+          <w:rFonts w:ascii="Times New Roman" w:cs="Times New Roman" w:eastAsia="Times New Roman" w:hAnsi="Times New Roman"/>
+          <w:b w:val="false"/>
+          <w:bCs w:val="false"/>
+          <w:i/>
+          <w:iCs/>
+          <w:sz w:val="24"/>
+          <w:szCs w:val="24"/>
+        </w:rPr>
+        <w:t xml:space="preserve">et al.</w:t>
+      </w:r>
+      <w:r>
+        <w:rPr>
+          <w:rFonts w:ascii="Times New Roman" w:cs="Times New Roman" w:eastAsia="Times New Roman" w:hAnsi="Times New Roman"/>
+          <w:b w:val="false"/>
+          <w:bCs w:val="false"/>
+          <w:i w:val="false"/>
+          <w:iCs w:val="false"/>
+          <w:sz w:val="24"/>
+          <w:szCs w:val="24"/>
+        </w:rPr>
+        <w:t xml:space="preserve">, 2020; Xie </w:t>
+      </w:r>
+      <w:r>
+        <w:rPr>
+          <w:rFonts w:ascii="Times New Roman" w:cs="Times New Roman" w:eastAsia="Times New Roman" w:hAnsi="Times New Roman"/>
+          <w:b w:val="false"/>
+          <w:bCs w:val="false"/>
+          <w:i/>
+          <w:iCs/>
+          <w:sz w:val="24"/>
+          <w:szCs w:val="24"/>
+        </w:rPr>
+        <w:t xml:space="preserve">et al.</w:t>
+      </w:r>
+      <w:r>
+        <w:rPr>
+          <w:rFonts w:ascii="Times New Roman" w:cs="Times New Roman" w:eastAsia="Times New Roman" w:hAnsi="Times New Roman"/>
+          <w:b w:val="false"/>
+          <w:bCs w:val="false"/>
+          <w:i w:val="false"/>
+          <w:iCs w:val="false"/>
+          <w:sz w:val="24"/>
+          <w:szCs w:val="24"/>
+        </w:rPr>
+        <w:t xml:space="preserve">, 2021).</w:t>
       </w:r>
     </w:p>
     <w:p>
@@ -9046,7 +10918,55 @@
           <w:sz w:val="24"/>
           <w:szCs w:val="24"/>
         </w:rPr>
-        <w:t xml:space="preserve">No located study reports contrast metrics alongside measured display photometry, the prevailing standard is polarity-blind (Advanced Perceptual Contrast Algorithm, n.d.; World Wide Web Consortium, 2023), and three-way effects of polarity, colour and illumination remain uncharacterised, the two-way findings being in partial conflict (Dobres et al., 2017; Fan et al., 2024).</w:t>
+        <w:t xml:space="preserve">No located study reports contrast metrics alongside measured display photometry, the prevailing standard is polarity-blind (Advanced Perceptual Contrast Algorithm, n.d.; World Wide Web Consortium, 2023), and three-way effects of polarity, colour and illumination remain uncharacterised, the two-way findings being in partial conflict (Dobres </w:t>
+      </w:r>
+      <w:r>
+        <w:rPr>
+          <w:rFonts w:ascii="Times New Roman" w:cs="Times New Roman" w:eastAsia="Times New Roman" w:hAnsi="Times New Roman"/>
+          <w:b w:val="false"/>
+          <w:bCs w:val="false"/>
+          <w:i/>
+          <w:iCs/>
+          <w:sz w:val="24"/>
+          <w:szCs w:val="24"/>
+        </w:rPr>
+        <w:t xml:space="preserve">et al.</w:t>
+      </w:r>
+      <w:r>
+        <w:rPr>
+          <w:rFonts w:ascii="Times New Roman" w:cs="Times New Roman" w:eastAsia="Times New Roman" w:hAnsi="Times New Roman"/>
+          <w:b w:val="false"/>
+          <w:bCs w:val="false"/>
+          <w:i w:val="false"/>
+          <w:iCs w:val="false"/>
+          <w:sz w:val="24"/>
+          <w:szCs w:val="24"/>
+        </w:rPr>
+        <w:t xml:space="preserve">, 2017; Fan </w:t>
+      </w:r>
+      <w:r>
+        <w:rPr>
+          <w:rFonts w:ascii="Times New Roman" w:cs="Times New Roman" w:eastAsia="Times New Roman" w:hAnsi="Times New Roman"/>
+          <w:b w:val="false"/>
+          <w:bCs w:val="false"/>
+          <w:i/>
+          <w:iCs/>
+          <w:sz w:val="24"/>
+          <w:szCs w:val="24"/>
+        </w:rPr>
+        <w:t xml:space="preserve">et al.</w:t>
+      </w:r>
+      <w:r>
+        <w:rPr>
+          <w:rFonts w:ascii="Times New Roman" w:cs="Times New Roman" w:eastAsia="Times New Roman" w:hAnsi="Times New Roman"/>
+          <w:b w:val="false"/>
+          <w:bCs w:val="false"/>
+          <w:i w:val="false"/>
+          <w:iCs w:val="false"/>
+          <w:sz w:val="24"/>
+          <w:szCs w:val="24"/>
+        </w:rPr>
+        <w:t xml:space="preserve">, 2024).</w:t>
       </w:r>
     </w:p>
     <w:p>
@@ -9081,7 +11001,31 @@
           <w:sz w:val="24"/>
           <w:szCs w:val="24"/>
         </w:rPr>
-        <w:t xml:space="preserve">Few studies co-register a validated symptom instrument with objective markers in the same condition, leaving the subjective–objective discrepancy unresolved (Sheppard &amp; Wolffsohn, 2018); where both were measured they pointed in opposite directions (Xie et al., 2021).</w:t>
+        <w:t xml:space="preserve">Few studies co-register a validated symptom instrument with objective markers in the same condition, leaving the subjective–objective discrepancy unresolved (Sheppard &amp; Wolffsohn, 2018); where both were measured they pointed in opposite directions (Xie </w:t>
+      </w:r>
+      <w:r>
+        <w:rPr>
+          <w:rFonts w:ascii="Times New Roman" w:cs="Times New Roman" w:eastAsia="Times New Roman" w:hAnsi="Times New Roman"/>
+          <w:b w:val="false"/>
+          <w:bCs w:val="false"/>
+          <w:i/>
+          <w:iCs/>
+          <w:sz w:val="24"/>
+          <w:szCs w:val="24"/>
+        </w:rPr>
+        <w:t xml:space="preserve">et al.</w:t>
+      </w:r>
+      <w:r>
+        <w:rPr>
+          <w:rFonts w:ascii="Times New Roman" w:cs="Times New Roman" w:eastAsia="Times New Roman" w:hAnsi="Times New Roman"/>
+          <w:b w:val="false"/>
+          <w:bCs w:val="false"/>
+          <w:i w:val="false"/>
+          <w:iCs w:val="false"/>
+          <w:sz w:val="24"/>
+          <w:szCs w:val="24"/>
+        </w:rPr>
+        <w:t xml:space="preserve">, 2021).</w:t>
       </w:r>
     </w:p>
     <w:p>
@@ -9142,7 +11086,79 @@
           <w:sz w:val="24"/>
           <w:szCs w:val="24"/>
         </w:rPr>
-        <w:t xml:space="preserve">, 2025; Argilés et al., 2015; Hirota et al., 2013; Portello et al., 2013), and no automated implementation has been validated against manual annotation in the literature located, so the measure does not scale.</w:t>
+        <w:t xml:space="preserve">, 2025; Argilés </w:t>
+      </w:r>
+      <w:r>
+        <w:rPr>
+          <w:rFonts w:ascii="Times New Roman" w:cs="Times New Roman" w:eastAsia="Times New Roman" w:hAnsi="Times New Roman"/>
+          <w:b w:val="false"/>
+          <w:bCs w:val="false"/>
+          <w:i/>
+          <w:iCs/>
+          <w:sz w:val="24"/>
+          <w:szCs w:val="24"/>
+        </w:rPr>
+        <w:t xml:space="preserve">et al.</w:t>
+      </w:r>
+      <w:r>
+        <w:rPr>
+          <w:rFonts w:ascii="Times New Roman" w:cs="Times New Roman" w:eastAsia="Times New Roman" w:hAnsi="Times New Roman"/>
+          <w:b w:val="false"/>
+          <w:bCs w:val="false"/>
+          <w:i w:val="false"/>
+          <w:iCs w:val="false"/>
+          <w:sz w:val="24"/>
+          <w:szCs w:val="24"/>
+        </w:rPr>
+        <w:t xml:space="preserve">, 2015; Hirota </w:t>
+      </w:r>
+      <w:r>
+        <w:rPr>
+          <w:rFonts w:ascii="Times New Roman" w:cs="Times New Roman" w:eastAsia="Times New Roman" w:hAnsi="Times New Roman"/>
+          <w:b w:val="false"/>
+          <w:bCs w:val="false"/>
+          <w:i/>
+          <w:iCs/>
+          <w:sz w:val="24"/>
+          <w:szCs w:val="24"/>
+        </w:rPr>
+        <w:t xml:space="preserve">et al.</w:t>
+      </w:r>
+      <w:r>
+        <w:rPr>
+          <w:rFonts w:ascii="Times New Roman" w:cs="Times New Roman" w:eastAsia="Times New Roman" w:hAnsi="Times New Roman"/>
+          <w:b w:val="false"/>
+          <w:bCs w:val="false"/>
+          <w:i w:val="false"/>
+          <w:iCs w:val="false"/>
+          <w:sz w:val="24"/>
+          <w:szCs w:val="24"/>
+        </w:rPr>
+        <w:t xml:space="preserve">, 2013; Portello </w:t>
+      </w:r>
+      <w:r>
+        <w:rPr>
+          <w:rFonts w:ascii="Times New Roman" w:cs="Times New Roman" w:eastAsia="Times New Roman" w:hAnsi="Times New Roman"/>
+          <w:b w:val="false"/>
+          <w:bCs w:val="false"/>
+          <w:i/>
+          <w:iCs/>
+          <w:sz w:val="24"/>
+          <w:szCs w:val="24"/>
+        </w:rPr>
+        <w:t xml:space="preserve">et al.</w:t>
+      </w:r>
+      <w:r>
+        <w:rPr>
+          <w:rFonts w:ascii="Times New Roman" w:cs="Times New Roman" w:eastAsia="Times New Roman" w:hAnsi="Times New Roman"/>
+          <w:b w:val="false"/>
+          <w:bCs w:val="false"/>
+          <w:i w:val="false"/>
+          <w:iCs w:val="false"/>
+          <w:sz w:val="24"/>
+          <w:szCs w:val="24"/>
+        </w:rPr>
+        <w:t xml:space="preserve">, 2013), and no automated implementation has been validated against manual annotation in the literature located, so the measure does not scale.</w:t>
       </w:r>
     </w:p>
     <w:p>
@@ -11234,7 +13250,19 @@
                 <w:sz w:val="15"/>
                 <w:szCs w:val="15"/>
               </w:rPr>
-              <w:t xml:space="preserve">Hirota et al.</w:t>
+              <w:t xml:space="preserve">Hirota </w:t>
+            </w:r>
+            <w:r>
+              <w:rPr>
+                <w:rFonts w:ascii="Times New Roman" w:cs="Times New Roman" w:eastAsia="Times New Roman" w:hAnsi="Times New Roman"/>
+                <w:b w:val="false"/>
+                <w:bCs w:val="false"/>
+                <w:i/>
+                <w:iCs/>
+                <w:sz w:val="15"/>
+                <w:szCs w:val="15"/>
+              </w:rPr>
+              <w:t xml:space="preserve">et al.</w:t>
             </w:r>
           </w:p>
         </w:tc>
@@ -11432,7 +13460,19 @@
                 <w:sz w:val="15"/>
                 <w:szCs w:val="15"/>
               </w:rPr>
-              <w:t xml:space="preserve">Jackson et al.</w:t>
+              <w:t xml:space="preserve">Jackson </w:t>
+            </w:r>
+            <w:r>
+              <w:rPr>
+                <w:rFonts w:ascii="Times New Roman" w:cs="Times New Roman" w:eastAsia="Times New Roman" w:hAnsi="Times New Roman"/>
+                <w:b w:val="false"/>
+                <w:bCs w:val="false"/>
+                <w:i/>
+                <w:iCs/>
+                <w:sz w:val="15"/>
+                <w:szCs w:val="15"/>
+              </w:rPr>
+              <w:t xml:space="preserve">et al.</w:t>
             </w:r>
           </w:p>
         </w:tc>
@@ -11630,7 +13670,19 @@
                 <w:sz w:val="15"/>
                 <w:szCs w:val="15"/>
               </w:rPr>
-              <w:t xml:space="preserve">Jiménez et al.</w:t>
+              <w:t xml:space="preserve">Jiménez </w:t>
+            </w:r>
+            <w:r>
+              <w:rPr>
+                <w:rFonts w:ascii="Times New Roman" w:cs="Times New Roman" w:eastAsia="Times New Roman" w:hAnsi="Times New Roman"/>
+                <w:b w:val="false"/>
+                <w:bCs w:val="false"/>
+                <w:i/>
+                <w:iCs/>
+                <w:sz w:val="15"/>
+                <w:szCs w:val="15"/>
+              </w:rPr>
+              <w:t xml:space="preserve">et al.</w:t>
             </w:r>
           </w:p>
         </w:tc>
@@ -11828,7 +13880,19 @@
                 <w:sz w:val="15"/>
                 <w:szCs w:val="15"/>
               </w:rPr>
-              <w:t xml:space="preserve">Portello et al.</w:t>
+              <w:t xml:space="preserve">Portello </w:t>
+            </w:r>
+            <w:r>
+              <w:rPr>
+                <w:rFonts w:ascii="Times New Roman" w:cs="Times New Roman" w:eastAsia="Times New Roman" w:hAnsi="Times New Roman"/>
+                <w:b w:val="false"/>
+                <w:bCs w:val="false"/>
+                <w:i/>
+                <w:iCs/>
+                <w:sz w:val="15"/>
+                <w:szCs w:val="15"/>
+              </w:rPr>
+              <w:t xml:space="preserve">et al.</w:t>
             </w:r>
           </w:p>
         </w:tc>
@@ -12026,7 +14090,19 @@
                 <w:sz w:val="15"/>
                 <w:szCs w:val="15"/>
               </w:rPr>
-              <w:t xml:space="preserve">Cardona et al.</w:t>
+              <w:t xml:space="preserve">Cardona </w:t>
+            </w:r>
+            <w:r>
+              <w:rPr>
+                <w:rFonts w:ascii="Times New Roman" w:cs="Times New Roman" w:eastAsia="Times New Roman" w:hAnsi="Times New Roman"/>
+                <w:b w:val="false"/>
+                <w:bCs w:val="false"/>
+                <w:i/>
+                <w:iCs/>
+                <w:sz w:val="15"/>
+                <w:szCs w:val="15"/>
+              </w:rPr>
+              <w:t xml:space="preserve">et al.</w:t>
             </w:r>
           </w:p>
         </w:tc>
@@ -12448,7 +14524,19 @@
                 <w:sz w:val="15"/>
                 <w:szCs w:val="15"/>
               </w:rPr>
-              <w:t xml:space="preserve">Argilés et al.</w:t>
+              <w:t xml:space="preserve">Argilés </w:t>
+            </w:r>
+            <w:r>
+              <w:rPr>
+                <w:rFonts w:ascii="Times New Roman" w:cs="Times New Roman" w:eastAsia="Times New Roman" w:hAnsi="Times New Roman"/>
+                <w:b w:val="false"/>
+                <w:bCs w:val="false"/>
+                <w:i/>
+                <w:iCs/>
+                <w:sz w:val="15"/>
+                <w:szCs w:val="15"/>
+              </w:rPr>
+              <w:t xml:space="preserve">et al.</w:t>
             </w:r>
           </w:p>
         </w:tc>
@@ -13427,7 +15515,31 @@
           <w:sz w:val="24"/>
           <w:szCs w:val="24"/>
         </w:rPr>
-        <w:t xml:space="preserve"> Screening comprises visual acuity, non-cycloplegic refraction, cover test, near point of convergence, and Ishihara colour-vision screening on the study display, for which sensitivity was 94.4 per cent and specificity 82.4 per cent on a calibrated monitor and 96.0 and 94.7 per cent on a smartphone, with no significant difference between modes (Klinke et al., 2024). Screening is an aid rather than a diagnosis, and outcomes are recorded as covariates. Participants also complete a profiling questionnaire covering habitual display-mode preference, screen exposure, lighting environment, familiarity with coloured interfaces, digital literacy, hours since waking and recent caffeine intake, which supply the moderators for Objective 3 and the sleepiness covariates.</w:t>
+        <w:t xml:space="preserve"> Screening comprises visual acuity, non-cycloplegic refraction, cover test, near point of convergence, and Ishihara colour-vision screening on the study display, for which sensitivity was 94.4 per cent and specificity 82.4 per cent on a calibrated monitor and 96.0 and 94.7 per cent on a smartphone, with no significant difference between modes (Klinke </w:t>
+      </w:r>
+      <w:r>
+        <w:rPr>
+          <w:rFonts w:ascii="Times New Roman" w:cs="Times New Roman" w:eastAsia="Times New Roman" w:hAnsi="Times New Roman"/>
+          <w:b w:val="false"/>
+          <w:bCs w:val="false"/>
+          <w:i/>
+          <w:iCs/>
+          <w:sz w:val="24"/>
+          <w:szCs w:val="24"/>
+        </w:rPr>
+        <w:t xml:space="preserve">et al.</w:t>
+      </w:r>
+      <w:r>
+        <w:rPr>
+          <w:rFonts w:ascii="Times New Roman" w:cs="Times New Roman" w:eastAsia="Times New Roman" w:hAnsi="Times New Roman"/>
+          <w:b w:val="false"/>
+          <w:bCs w:val="false"/>
+          <w:i w:val="false"/>
+          <w:iCs w:val="false"/>
+          <w:sz w:val="24"/>
+          <w:szCs w:val="24"/>
+        </w:rPr>
+        <w:t xml:space="preserve">, 2024). Screening is an aid rather than a diagnosis, and outcomes are recorded as covariates. Participants also complete a profiling questionnaire covering habitual display-mode preference, screen exposure, lighting environment, familiarity with coloured interfaces, digital literacy, hours since waking and recent caffeine intake, which supply the moderators for Objective 3 and the sleepiness covariates.</w:t>
       </w:r>
     </w:p>
     <w:p>
@@ -13859,7 +15971,31 @@
           <w:sz w:val="24"/>
           <w:szCs w:val="24"/>
         </w:rPr>
-        <w:t xml:space="preserve">All conditions are presented on a single fixed tablet at a viewing distance of 50 to 60 cm, with brightness fixed, automatic brightness and any blue-light filter disabled, and the screen cleaned before each session. Display white-point luminance is measured photometrically and recorded per session, with a working target of 120 to 150 cd/m², informed by the optimum of 153 cd/m² determined under 300 lux (Lin et al., 2024) and scaled for the lower domestic illuminance used here. Typography, line height and margins are fixed across conditions, so that polarity and colour are the only stimulus properties that vary. Contrast is computed from linearised sRGB relative luminance following the accessibility standard (World Wide Web Consortium, 2023). The five text colours were retained from the locked condition set used earlier in this programme, with green added so that the number of sub-AA conditions is balanced at two per polarity.</w:t>
+        <w:t xml:space="preserve">All conditions are presented on a single fixed tablet at a viewing distance of 50 to 60 cm, with brightness fixed, automatic brightness and any blue-light filter disabled, and the screen cleaned before each session. Display white-point luminance is measured photometrically and recorded per session, with a working target of 120 to 150 cd/m², informed by the optimum of 153 cd/m² determined under 300 lux (Lin </w:t>
+      </w:r>
+      <w:r>
+        <w:rPr>
+          <w:rFonts w:ascii="Times New Roman" w:cs="Times New Roman" w:eastAsia="Times New Roman" w:hAnsi="Times New Roman"/>
+          <w:b w:val="false"/>
+          <w:bCs w:val="false"/>
+          <w:i/>
+          <w:iCs/>
+          <w:sz w:val="24"/>
+          <w:szCs w:val="24"/>
+        </w:rPr>
+        <w:t xml:space="preserve">et al.</w:t>
+      </w:r>
+      <w:r>
+        <w:rPr>
+          <w:rFonts w:ascii="Times New Roman" w:cs="Times New Roman" w:eastAsia="Times New Roman" w:hAnsi="Times New Roman"/>
+          <w:b w:val="false"/>
+          <w:bCs w:val="false"/>
+          <w:i w:val="false"/>
+          <w:iCs w:val="false"/>
+          <w:sz w:val="24"/>
+          <w:szCs w:val="24"/>
+        </w:rPr>
+        <w:t xml:space="preserve">, 2024) and scaled for the lower domestic illuminance used here. Typography, line height and margins are fixed across conditions, so that polarity and colour are the only stimulus properties that vary. Contrast is computed from linearised sRGB relative luminance following the accessibility standard (World Wide Web Consortium, 2023). The five text colours were retained from the locked condition set used earlier in this programme, with green added so that the number of sub-AA conditions is balanced at two per polarity.</w:t>
       </w:r>
     </w:p>
     <w:p>
@@ -16949,7 +19085,127 @@
           <w:sz w:val="24"/>
           <w:szCs w:val="24"/>
         </w:rPr>
-        <w:t xml:space="preserve">Illuminance is set and verified at the participant's eye position and at the display plane with a calibrated lux meter, and logged at the start, middle and end of each session. The dim level targets approximately 10 lux (acceptable range 5–15), representing night-time and low-light domestic use and comparable to the low-illumination conditions of prior polarity work (Dobres et al., 2017; Fan et al., 2024). The moderate level targets approximately 150 lux (range 130–170), representing general indoor domestic lighting and set deliberately below the 300–500 lux specified for offices and classrooms in the Indian interior-illumination code (Bureau of Indian Standards, 2009) and below the 300 lux reference used in recent display optimisation (Lin et al., 2024). Two levels rather than a graded series were chosen so that illumination could be crossed with all ten display conditions within a feasible protocol. The values were selected to fall either side of the range at which negative-polarity penalties have been reported to emerge (Dobres et al., 2017; Fan et al., 2024) and to differ by approximately one log unit, so that a pupillary difference is physiologically plausible. Because display white luminance is held constant, the display-to-ambient luminance ratio, which is the quantity the polarity account implicates, differs by design between sessions. Correlated colour temperature and light-source type are held constant across both levels, so illuminance is the only photometric property of the room that varies.</w:t>
+        <w:t xml:space="preserve">Illuminance is set and verified at the participant's eye position and at the display plane with a calibrated lux meter, and logged at the start, middle and end of each session. The dim level targets approximately 10 lux (acceptable range 5–15), representing night-time and low-light domestic use and comparable to the low-illumination conditions of prior polarity work (Dobres </w:t>
+      </w:r>
+      <w:r>
+        <w:rPr>
+          <w:rFonts w:ascii="Times New Roman" w:cs="Times New Roman" w:eastAsia="Times New Roman" w:hAnsi="Times New Roman"/>
+          <w:b w:val="false"/>
+          <w:bCs w:val="false"/>
+          <w:i/>
+          <w:iCs/>
+          <w:sz w:val="24"/>
+          <w:szCs w:val="24"/>
+        </w:rPr>
+        <w:t xml:space="preserve">et al.</w:t>
+      </w:r>
+      <w:r>
+        <w:rPr>
+          <w:rFonts w:ascii="Times New Roman" w:cs="Times New Roman" w:eastAsia="Times New Roman" w:hAnsi="Times New Roman"/>
+          <w:b w:val="false"/>
+          <w:bCs w:val="false"/>
+          <w:i w:val="false"/>
+          <w:iCs w:val="false"/>
+          <w:sz w:val="24"/>
+          <w:szCs w:val="24"/>
+        </w:rPr>
+        <w:t xml:space="preserve">, 2017; Fan </w:t>
+      </w:r>
+      <w:r>
+        <w:rPr>
+          <w:rFonts w:ascii="Times New Roman" w:cs="Times New Roman" w:eastAsia="Times New Roman" w:hAnsi="Times New Roman"/>
+          <w:b w:val="false"/>
+          <w:bCs w:val="false"/>
+          <w:i/>
+          <w:iCs/>
+          <w:sz w:val="24"/>
+          <w:szCs w:val="24"/>
+        </w:rPr>
+        <w:t xml:space="preserve">et al.</w:t>
+      </w:r>
+      <w:r>
+        <w:rPr>
+          <w:rFonts w:ascii="Times New Roman" w:cs="Times New Roman" w:eastAsia="Times New Roman" w:hAnsi="Times New Roman"/>
+          <w:b w:val="false"/>
+          <w:bCs w:val="false"/>
+          <w:i w:val="false"/>
+          <w:iCs w:val="false"/>
+          <w:sz w:val="24"/>
+          <w:szCs w:val="24"/>
+        </w:rPr>
+        <w:t xml:space="preserve">, 2024). The moderate level targets approximately 150 lux (range 130–170), representing general indoor domestic lighting and set deliberately below the 300–500 lux specified for offices and classrooms in the Indian interior-illumination code (Bureau of Indian Standards, 2009) and below the 300 lux reference used in recent display optimisation (Lin </w:t>
+      </w:r>
+      <w:r>
+        <w:rPr>
+          <w:rFonts w:ascii="Times New Roman" w:cs="Times New Roman" w:eastAsia="Times New Roman" w:hAnsi="Times New Roman"/>
+          <w:b w:val="false"/>
+          <w:bCs w:val="false"/>
+          <w:i/>
+          <w:iCs/>
+          <w:sz w:val="24"/>
+          <w:szCs w:val="24"/>
+        </w:rPr>
+        <w:t xml:space="preserve">et al.</w:t>
+      </w:r>
+      <w:r>
+        <w:rPr>
+          <w:rFonts w:ascii="Times New Roman" w:cs="Times New Roman" w:eastAsia="Times New Roman" w:hAnsi="Times New Roman"/>
+          <w:b w:val="false"/>
+          <w:bCs w:val="false"/>
+          <w:i w:val="false"/>
+          <w:iCs w:val="false"/>
+          <w:sz w:val="24"/>
+          <w:szCs w:val="24"/>
+        </w:rPr>
+        <w:t xml:space="preserve">, 2024). Two levels rather than a graded series were chosen so that illumination could be crossed with all ten display conditions within a feasible protocol. The values were selected to fall either side of the range at which negative-polarity penalties have been reported to emerge (Dobres </w:t>
+      </w:r>
+      <w:r>
+        <w:rPr>
+          <w:rFonts w:ascii="Times New Roman" w:cs="Times New Roman" w:eastAsia="Times New Roman" w:hAnsi="Times New Roman"/>
+          <w:b w:val="false"/>
+          <w:bCs w:val="false"/>
+          <w:i/>
+          <w:iCs/>
+          <w:sz w:val="24"/>
+          <w:szCs w:val="24"/>
+        </w:rPr>
+        <w:t xml:space="preserve">et al.</w:t>
+      </w:r>
+      <w:r>
+        <w:rPr>
+          <w:rFonts w:ascii="Times New Roman" w:cs="Times New Roman" w:eastAsia="Times New Roman" w:hAnsi="Times New Roman"/>
+          <w:b w:val="false"/>
+          <w:bCs w:val="false"/>
+          <w:i w:val="false"/>
+          <w:iCs w:val="false"/>
+          <w:sz w:val="24"/>
+          <w:szCs w:val="24"/>
+        </w:rPr>
+        <w:t xml:space="preserve">, 2017; Fan </w:t>
+      </w:r>
+      <w:r>
+        <w:rPr>
+          <w:rFonts w:ascii="Times New Roman" w:cs="Times New Roman" w:eastAsia="Times New Roman" w:hAnsi="Times New Roman"/>
+          <w:b w:val="false"/>
+          <w:bCs w:val="false"/>
+          <w:i/>
+          <w:iCs/>
+          <w:sz w:val="24"/>
+          <w:szCs w:val="24"/>
+        </w:rPr>
+        <w:t xml:space="preserve">et al.</w:t>
+      </w:r>
+      <w:r>
+        <w:rPr>
+          <w:rFonts w:ascii="Times New Roman" w:cs="Times New Roman" w:eastAsia="Times New Roman" w:hAnsi="Times New Roman"/>
+          <w:b w:val="false"/>
+          <w:bCs w:val="false"/>
+          <w:i w:val="false"/>
+          <w:iCs w:val="false"/>
+          <w:sz w:val="24"/>
+          <w:szCs w:val="24"/>
+        </w:rPr>
+        <w:t xml:space="preserve">, 2024) and to differ by approximately one log unit, so that a pupillary difference is physiologically plausible. Because display white luminance is held constant, the display-to-ambient luminance ratio, which is the quantity the polarity account implicates, differs by design between sessions. Correlated colour temperature and light-source type are held constant across both levels, so illuminance is the only photometric property of the room that varies.</w:t>
       </w:r>
     </w:p>
     <w:p>
@@ -17099,7 +19355,7 @@
           <w:sz w:val="24"/>
           <w:szCs w:val="24"/>
         </w:rPr>
-        <w:t xml:space="preserve"> The incomplete-blink ratio is a binomial proportion, so its precision within a condition depends entirely on how many blinks that condition captures. At a reading blink rate of about 13 per minute a 70-second exposure yields some 16 blinks, giving a standard error near 0.09 for a ratio around 0.16. A three-minute exposure — the segment length the annotation sub-study already assumes — yields about 39 blinks and roughly halves that error, at a cost of some 20 minutes per sitting that the budget in §3.6 accommodates. The passages will accordingly be lengthened before the pilot to deliver a three-minute window per condition. The blinks contributing to each condition are recorded alongside the ratio, and any run yielding fewer than 20 is flagged for down-weighting or exclusion in a sensitivity analysis rather than treated as a precise estimate.</w:t>
+        <w:t xml:space="preserve"> The incomplete-blink ratio is a binomial proportion, so its precision within a condition depends entirely on how many blinks that condition captures. At a reading blink rate of about 13 per minute a 70-second exposure yields some 16 blinks, giving a standard error near 0.09 for a ratio around 0.16. A three-minute exposure — the segment length the annotation sub-study already assumes — yields about 39 blinks and roughly halves that error, at a cost of some 20 minutes per sitting that the budget in §3.6 accommodates. The passages have accordingly been set at four pages and approximately 600 words, which delivers a measured exposure of 178 seconds per condition. The blinks contributing to each condition are recorded alongside the ratio, and any run yielding fewer than 20 is flagged for down-weighting or exclusion in a sensitivity analysis rather than treated as a precise estimate.</w:t>
       </w:r>
     </w:p>
     <w:p>
@@ -17504,7 +19760,31 @@
           <w:sz w:val="24"/>
           <w:szCs w:val="24"/>
         </w:rPr>
-        <w:t xml:space="preserve">The reaction-time target is achromatic and defined relative to the active background, black on light fields and white on dark ones, with the chromatic set as distractors. Target contrast is therefore maximal and identical in both polarities, so salience does not vary with condition and no hue coincides with the text-colour manipulation. The discrimination becomes achromatic against chromatic rather than hue against hue, which simplifies it but preserves the fatigue-sensitive indices of reaction-time variability and lapse rate (Abe et al., 2014).</w:t>
+        <w:t xml:space="preserve">The reaction-time target is achromatic and defined relative to the active background, black on light fields and white on dark ones, with the chromatic set as distractors. Target contrast is therefore maximal and identical in both polarities, so salience does not vary with condition and no hue coincides with the text-colour manipulation. The discrimination becomes achromatic against chromatic rather than hue against hue, which simplifies it but preserves the fatigue-sensitive indices of reaction-time variability and lapse rate (Abe </w:t>
+      </w:r>
+      <w:r>
+        <w:rPr>
+          <w:rFonts w:ascii="Times New Roman" w:cs="Times New Roman" w:eastAsia="Times New Roman" w:hAnsi="Times New Roman"/>
+          <w:b w:val="false"/>
+          <w:bCs w:val="false"/>
+          <w:i/>
+          <w:iCs/>
+          <w:sz w:val="24"/>
+          <w:szCs w:val="24"/>
+        </w:rPr>
+        <w:t xml:space="preserve">et al.</w:t>
+      </w:r>
+      <w:r>
+        <w:rPr>
+          <w:rFonts w:ascii="Times New Roman" w:cs="Times New Roman" w:eastAsia="Times New Roman" w:hAnsi="Times New Roman"/>
+          <w:b w:val="false"/>
+          <w:bCs w:val="false"/>
+          <w:i w:val="false"/>
+          <w:iCs w:val="false"/>
+          <w:sz w:val="24"/>
+          <w:szCs w:val="24"/>
+        </w:rPr>
+        <w:t xml:space="preserve">, 2014).</w:t>
       </w:r>
     </w:p>
     <w:p>
@@ -17535,7 +19815,7 @@
           <w:sz w:val="24"/>
           <w:szCs w:val="24"/>
         </w:rPr>
-        <w:t xml:space="preserve"> A protocol simulation over 2,000 synthetic participants, using reading rates drawn from the published meta-analytic distribution for adult non-fiction reading and the timing constants of the instrument itself, estimates a median sitting of approximately 75 minutes at the present reading length and 93 minutes at the three-minute exposure proposed in §3.5, with the ninety-fifth percentile below 110 minutes in both cases. A pilot of ten participants will nevertheless precede the main study to assess session tolerability, dropout, data quality and completion time against observed rather than simulated values. The pre-specified criteria for retaining the two-session structure are a median session duration of not more than 120 minutes, no more than one withdrawal in ten, and a face-presence ratio of at least 0.90 in at least 90 per cent of condition-runs. If any criterion is not met, each illumination level will be divided into two shorter sittings of five conditions, preserving the counterbalancing scheme and the global serial-position record.</w:t>
+        <w:t xml:space="preserve"> A protocol simulation over 2,000 synthetic participants, using reading rates drawn from the published meta-analytic distribution for adult non-fiction reading and the timing constants of the instrument itself, estimates a median sitting of 92 minutes at the three-minute exposure specified in §3.5, with a ninety-fifth percentile of 112 minutes and 1.5 per cent of participants exceeding two hours. A pilot of ten participants will nevertheless precede the main study to assess session tolerability, dropout, data quality and completion time against observed rather than simulated values. The pre-specified criteria for retaining the two-session structure are a median session duration of not more than 120 minutes, no more than one withdrawal in ten, and a face-presence ratio of at least 0.90 in at least 90 per cent of condition-runs. If any criterion is not met, each illumination level will be divided into two shorter sittings of five conditions, preserving the counterbalancing scheme and the global serial-position record.</w:t>
       </w:r>
     </w:p>
     <w:p>
@@ -17874,7 +20154,31 @@
                 <w:sz w:val="15"/>
                 <w:szCs w:val="15"/>
               </w:rPr>
-              <w:t xml:space="preserve">CVS-Q score and change from baseline (key secondary) (Seguí et al., 2015); five-item visual-fatigue VAS (0–10) per condition</w:t>
+              <w:t xml:space="preserve">CVS-Q score and change from baseline (key secondary) (Seguí </w:t>
+            </w:r>
+            <w:r>
+              <w:rPr>
+                <w:rFonts w:ascii="Times New Roman" w:cs="Times New Roman" w:eastAsia="Times New Roman" w:hAnsi="Times New Roman"/>
+                <w:b w:val="false"/>
+                <w:bCs w:val="false"/>
+                <w:i/>
+                <w:iCs/>
+                <w:sz w:val="15"/>
+                <w:szCs w:val="15"/>
+              </w:rPr>
+              <w:t xml:space="preserve">et al.</w:t>
+            </w:r>
+            <w:r>
+              <w:rPr>
+                <w:rFonts w:ascii="Times New Roman" w:cs="Times New Roman" w:eastAsia="Times New Roman" w:hAnsi="Times New Roman"/>
+                <w:b w:val="false"/>
+                <w:bCs w:val="false"/>
+                <w:i w:val="false"/>
+                <w:iCs w:val="false"/>
+                <w:sz w:val="15"/>
+                <w:szCs w:val="15"/>
+              </w:rPr>
+              <w:t xml:space="preserve">, 2015); five-item visual-fatigue VAS (0–10) per condition</w:t>
             </w:r>
           </w:p>
         </w:tc>

--- a/synopsis/Synopsis_Gyandeep_Nath_AdtU.docx
+++ b/synopsis/Synopsis_Gyandeep_Nath_AdtU.docx
@@ -19815,7 +19815,7 @@
           <w:sz w:val="24"/>
           <w:szCs w:val="24"/>
         </w:rPr>
-        <w:t xml:space="preserve"> A protocol simulation over 2,000 synthetic participants, using reading rates drawn from the published meta-analytic distribution for adult non-fiction reading and the timing constants of the instrument itself, estimates a median sitting of 92 minutes at the three-minute exposure specified in §3.5, with a ninety-fifth percentile of 112 minutes and 1.5 per cent of participants exceeding two hours. A pilot of ten participants will nevertheless precede the main study to assess session tolerability, dropout, data quality and completion time against observed rather than simulated values. The pre-specified criteria for retaining the two-session structure are a median session duration of not more than 120 minutes, no more than one withdrawal in ten, and a face-presence ratio of at least 0.90 in at least 90 per cent of condition-runs. If any criterion is not met, each illumination level will be divided into two shorter sittings of five conditions, preserving the counterbalancing scheme and the global serial-position record.</w:t>
+        <w:t xml:space="preserve"> A protocol simulation over 2,000 synthetic participants, using reading rates drawn from the published meta-analytic distribution for adult non-fiction reading and the timing constants of the instrument itself, estimates a median sitting of 97 minutes at the three-minute exposure specified in §3.5, with a ninety-fifth percentile of 118 minutes and 4.0 per cent of participants exceeding two hours. A pilot of ten participants will nevertheless precede the main study to assess session tolerability, dropout, data quality and completion time against observed rather than simulated values. The pre-specified criteria for retaining the two-session structure are a median session duration of not more than 120 minutes, no more than one withdrawal in ten, and a face-presence ratio of at least 0.90 in at least 90 per cent of condition-runs. If any criterion is not met, each illumination level will be divided into two shorter sittings of five conditions, preserving the counterbalancing scheme and the global serial-position record.</w:t>
       </w:r>
     </w:p>
     <w:p>

--- a/synopsis/Synopsis_Gyandeep_Nath_AdtU.docx
+++ b/synopsis/Synopsis_Gyandeep_Nath_AdtU.docx
@@ -17,7 +17,7 @@
           <w:sz w:val="24"/>
           <w:szCs w:val="24"/>
         </w:rPr>
-        <w:t xml:space="preserve">ERGONOMICS OF VISUAL PERCEPTION: EFFECTS OF DISPLAY POLARITY AND TEXT COLOUR ON VISUAL FATIGUE, OCULAR BEHAVIOUR AND TASK PERFORMANCE UNDER CONTROLLED AMBIENT ILLUMINATION</w:t>
+        <w:t xml:space="preserve">EFFECTS OF DISPLAY POLARITY AND TEXT COLOUR ON VISUAL FATIGUE, OCULAR BEHAVIOUR AND TASK PERFORMANCE UNDER CONTROLLED AMBIENT ILLUMINATION</w:t>
       </w:r>
     </w:p>
     <w:p>
@@ -201,6 +201,11 @@
       </w:r>
     </w:p>
     <w:p>
+      <w:r>
+        <w:br w:type="page"/>
+      </w:r>
+    </w:p>
+    <w:p>
       <w:pPr>
         <w:spacing w:after="140" w:line="340"/>
         <w:jc w:val="both"/>
@@ -215,7 +220,7 @@
           <w:sz w:val="24"/>
           <w:szCs w:val="24"/>
         </w:rPr>
-        <w:t xml:space="preserve">&lt;!--PAGEBREAK--&gt;</w:t>
+        <w:t xml:space="preserve">Name of the Scholar : Gyandeep Nath</w:t>
       </w:r>
     </w:p>
     <w:p>
@@ -233,7 +238,7 @@
           <w:sz w:val="24"/>
           <w:szCs w:val="24"/>
         </w:rPr>
-        <w:t xml:space="preserve">Name of the Scholar : Gyandeep Nath</w:t>
+        <w:t xml:space="preserve">Faculty of Study : Faculty of Allied and Healthcare Sciences</w:t>
       </w:r>
     </w:p>
     <w:p>
@@ -251,7 +256,7 @@
           <w:sz w:val="24"/>
           <w:szCs w:val="24"/>
         </w:rPr>
-        <w:t xml:space="preserve">Faculty of Study : Faculty of Allied and Healthcare Sciences</w:t>
+        <w:t xml:space="preserve">Department/Discipline : Optometry</w:t>
       </w:r>
     </w:p>
     <w:p>
@@ -269,7 +274,7 @@
           <w:sz w:val="24"/>
           <w:szCs w:val="24"/>
         </w:rPr>
-        <w:t xml:space="preserve">Department/Discipline : Optometry</w:t>
+        <w:t xml:space="preserve">Batch/session : …………………………………………………</w:t>
       </w:r>
     </w:p>
     <w:p>
@@ -287,7 +292,7 @@
           <w:sz w:val="24"/>
           <w:szCs w:val="24"/>
         </w:rPr>
-        <w:t xml:space="preserve">Batch/session : …………………………………………………</w:t>
+        <w:t xml:space="preserve">Name of Supervisor (from AdtU) &amp; affiliation:</w:t>
       </w:r>
     </w:p>
     <w:p>
@@ -305,7 +310,7 @@
           <w:sz w:val="24"/>
           <w:szCs w:val="24"/>
         </w:rPr>
-        <w:t xml:space="preserve">Name of Supervisor (from AdtU) &amp; affiliation:</w:t>
+        <w:t xml:space="preserve">……………………………………………………………………………….</w:t>
       </w:r>
     </w:p>
     <w:p>
@@ -341,7 +346,7 @@
           <w:sz w:val="24"/>
           <w:szCs w:val="24"/>
         </w:rPr>
-        <w:t xml:space="preserve">……………………………………………………………………………….</w:t>
+        <w:t xml:space="preserve">Name of Supervisor &amp; affiliation:</w:t>
       </w:r>
     </w:p>
     <w:p>
@@ -359,7 +364,7 @@
           <w:sz w:val="24"/>
           <w:szCs w:val="24"/>
         </w:rPr>
-        <w:t xml:space="preserve">Name of Supervisor &amp; affiliation:</w:t>
+        <w:t xml:space="preserve">……………………………………………………………………………….</w:t>
       </w:r>
     </w:p>
     <w:p>
@@ -381,39 +386,8 @@
       </w:r>
     </w:p>
     <w:p>
-      <w:pPr>
-        <w:spacing w:after="140" w:line="340"/>
-        <w:jc w:val="both"/>
-      </w:pPr>
-      <w:r>
-        <w:rPr>
-          <w:rFonts w:ascii="Times New Roman" w:cs="Times New Roman" w:eastAsia="Times New Roman" w:hAnsi="Times New Roman"/>
-          <w:b w:val="false"/>
-          <w:bCs w:val="false"/>
-          <w:i w:val="false"/>
-          <w:iCs w:val="false"/>
-          <w:sz w:val="24"/>
-          <w:szCs w:val="24"/>
-        </w:rPr>
-        <w:t xml:space="preserve">……………………………………………………………………………….</w:t>
-      </w:r>
-    </w:p>
-    <w:p>
-      <w:pPr>
-        <w:spacing w:after="140" w:line="340"/>
-        <w:jc w:val="both"/>
-      </w:pPr>
-      <w:r>
-        <w:rPr>
-          <w:rFonts w:ascii="Times New Roman" w:cs="Times New Roman" w:eastAsia="Times New Roman" w:hAnsi="Times New Roman"/>
-          <w:b w:val="false"/>
-          <w:bCs w:val="false"/>
-          <w:i w:val="false"/>
-          <w:iCs w:val="false"/>
-          <w:sz w:val="24"/>
-          <w:szCs w:val="24"/>
-        </w:rPr>
-        <w:t xml:space="preserve">&lt;!--PAGEBREAK--&gt;</w:t>
+      <w:r>
+        <w:br w:type="page"/>
       </w:r>
     </w:p>
     <w:p>
@@ -498,26 +472,14 @@
       <w:r>
         <w:rPr>
           <w:rFonts w:ascii="Times New Roman" w:cs="Times New Roman" w:eastAsia="Times New Roman" w:hAnsi="Times New Roman"/>
-          <w:b/>
-          <w:bCs/>
-          <w:i w:val="false"/>
-          <w:iCs w:val="false"/>
-          <w:sz w:val="24"/>
-          <w:szCs w:val="24"/>
-        </w:rPr>
-        <w:t xml:space="preserve">Display polarity</w:t>
-      </w:r>
-      <w:r>
-        <w:rPr>
-          <w:rFonts w:ascii="Times New Roman" w:cs="Times New Roman" w:eastAsia="Times New Roman" w:hAnsi="Times New Roman"/>
-          <w:b w:val="false"/>
-          <w:bCs w:val="false"/>
-          <w:i w:val="false"/>
-          <w:iCs w:val="false"/>
-          <w:sz w:val="24"/>
-          <w:szCs w:val="24"/>
-        </w:rPr>
-        <w:t xml:space="preserve"> describes which of the two elements is lighter. </w:t>
+          <w:b w:val="false"/>
+          <w:bCs w:val="false"/>
+          <w:i w:val="false"/>
+          <w:iCs w:val="false"/>
+          <w:sz w:val="24"/>
+          <w:szCs w:val="24"/>
+        </w:rPr>
+        <w:t xml:space="preserve">Display polarity describes which of the two elements is lighter. </w:t>
       </w:r>
       <w:r>
         <w:rPr>
@@ -565,79 +527,7 @@
           <w:sz w:val="24"/>
           <w:szCs w:val="24"/>
         </w:rPr>
-        <w:t xml:space="preserve"> means light text on a dark background, the arrangement popularly known as "dark mode". </w:t>
-      </w:r>
-      <w:r>
-        <w:rPr>
-          <w:rFonts w:ascii="Times New Roman" w:cs="Times New Roman" w:eastAsia="Times New Roman" w:hAnsi="Times New Roman"/>
-          <w:b/>
-          <w:bCs/>
-          <w:i w:val="false"/>
-          <w:iCs w:val="false"/>
-          <w:sz w:val="24"/>
-          <w:szCs w:val="24"/>
-        </w:rPr>
-        <w:t xml:space="preserve">Text colour</w:t>
-      </w:r>
-      <w:r>
-        <w:rPr>
-          <w:rFonts w:ascii="Times New Roman" w:cs="Times New Roman" w:eastAsia="Times New Roman" w:hAnsi="Times New Roman"/>
-          <w:b w:val="false"/>
-          <w:bCs w:val="false"/>
-          <w:i w:val="false"/>
-          <w:iCs w:val="false"/>
-          <w:sz w:val="24"/>
-          <w:szCs w:val="24"/>
-        </w:rPr>
-        <w:t xml:space="preserve"> (or chromaticity) is the hue of the letters themselves, which need not be black or white. </w:t>
-      </w:r>
-      <w:r>
-        <w:rPr>
-          <w:rFonts w:ascii="Times New Roman" w:cs="Times New Roman" w:eastAsia="Times New Roman" w:hAnsi="Times New Roman"/>
-          <w:b/>
-          <w:bCs/>
-          <w:i w:val="false"/>
-          <w:iCs w:val="false"/>
-          <w:sz w:val="24"/>
-          <w:szCs w:val="24"/>
-        </w:rPr>
-        <w:t xml:space="preserve">Luminance</w:t>
-      </w:r>
-      <w:r>
-        <w:rPr>
-          <w:rFonts w:ascii="Times New Roman" w:cs="Times New Roman" w:eastAsia="Times New Roman" w:hAnsi="Times New Roman"/>
-          <w:b w:val="false"/>
-          <w:bCs w:val="false"/>
-          <w:i w:val="false"/>
-          <w:iCs w:val="false"/>
-          <w:sz w:val="24"/>
-          <w:szCs w:val="24"/>
-        </w:rPr>
-        <w:t xml:space="preserve"> is the amount of light the screen emits. </w:t>
-      </w:r>
-      <w:r>
-        <w:rPr>
-          <w:rFonts w:ascii="Times New Roman" w:cs="Times New Roman" w:eastAsia="Times New Roman" w:hAnsi="Times New Roman"/>
-          <w:b/>
-          <w:bCs/>
-          <w:i w:val="false"/>
-          <w:iCs w:val="false"/>
-          <w:sz w:val="24"/>
-          <w:szCs w:val="24"/>
-        </w:rPr>
-        <w:t xml:space="preserve">Luminance contrast</w:t>
-      </w:r>
-      <w:r>
-        <w:rPr>
-          <w:rFonts w:ascii="Times New Roman" w:cs="Times New Roman" w:eastAsia="Times New Roman" w:hAnsi="Times New Roman"/>
-          <w:b w:val="false"/>
-          <w:bCs w:val="false"/>
-          <w:i w:val="false"/>
-          <w:iCs w:val="false"/>
-          <w:sz w:val="24"/>
-          <w:szCs w:val="24"/>
-        </w:rPr>
-        <w:t xml:space="preserve"> is the difference in brightness between the letters and their background, and it is the property that determines whether text is easy or hard to resolve; it is not the same as colour difference, and two colours can look very different yet still be hard to read against one another.</w:t>
+        <w:t xml:space="preserve"> means light text on a dark background, the arrangement popularly known as "dark mode". Text colour (or chromaticity) is the hue of the letters themselves, which need not be black or white. Luminance is the amount of light the screen emits. Luminance contrast is the difference in brightness between the letters and their background, and it is the property that determines whether text is easy or hard to resolve; it is not the same as colour difference, and two colours can look very different yet still be hard to read against one another.</w:t>
       </w:r>
     </w:p>
     <w:p>
@@ -673,55 +563,7 @@
           <w:sz w:val="24"/>
           <w:szCs w:val="24"/>
         </w:rPr>
-        <w:t xml:space="preserve">Prolonged screen reading is associated with a recognised pattern of discomfort. Users report that the eyes feel dry, tired, sore or gritty, that vision blurs or takes a moment to refocus when they look up, and that headaches and neck or shoulder ache follow long sessions. When these complaints occur together and are attributable to display use, they are grouped under a single label. Two names are in circulation for the same entity: </w:t>
-      </w:r>
-      <w:r>
-        <w:rPr>
-          <w:rFonts w:ascii="Times New Roman" w:cs="Times New Roman" w:eastAsia="Times New Roman" w:hAnsi="Times New Roman"/>
-          <w:b/>
-          <w:bCs/>
-          <w:i w:val="false"/>
-          <w:iCs w:val="false"/>
-          <w:sz w:val="24"/>
-          <w:szCs w:val="24"/>
-        </w:rPr>
-        <w:t xml:space="preserve">computer vision syndrome</w:t>
-      </w:r>
-      <w:r>
-        <w:rPr>
-          <w:rFonts w:ascii="Times New Roman" w:cs="Times New Roman" w:eastAsia="Times New Roman" w:hAnsi="Times New Roman"/>
-          <w:b w:val="false"/>
-          <w:bCs w:val="false"/>
-          <w:i w:val="false"/>
-          <w:iCs w:val="false"/>
-          <w:sz w:val="24"/>
-          <w:szCs w:val="24"/>
-        </w:rPr>
-        <w:t xml:space="preserve"> and </w:t>
-      </w:r>
-      <w:r>
-        <w:rPr>
-          <w:rFonts w:ascii="Times New Roman" w:cs="Times New Roman" w:eastAsia="Times New Roman" w:hAnsi="Times New Roman"/>
-          <w:b/>
-          <w:bCs/>
-          <w:i w:val="false"/>
-          <w:iCs w:val="false"/>
-          <w:sz w:val="24"/>
-          <w:szCs w:val="24"/>
-        </w:rPr>
-        <w:t xml:space="preserve">digital eye strain</w:t>
-      </w:r>
-      <w:r>
-        <w:rPr>
-          <w:rFonts w:ascii="Times New Roman" w:cs="Times New Roman" w:eastAsia="Times New Roman" w:hAnsi="Times New Roman"/>
-          <w:b w:val="false"/>
-          <w:bCs w:val="false"/>
-          <w:i w:val="false"/>
-          <w:iCs w:val="false"/>
-          <w:sz w:val="24"/>
-          <w:szCs w:val="24"/>
-        </w:rPr>
-        <w:t xml:space="preserve">. The terms are used almost interchangeably, and this document uses digital eye strain for the condition and computer vision syndrome where the literature or an instrument uses that name.</w:t>
+        <w:t xml:space="preserve">Prolonged screen reading is associated with a recognised pattern of discomfort. Users report that the eyes feel dry, tired, sore or gritty, that vision blurs or takes a moment to refocus when they look up, and that headaches and neck or shoulder ache follow long sessions. When these complaints occur together and are attributable to display use, they are grouped under a single label. Two names are in circulation for the same entity: computer vision syndrome and digital eye strain. The terms are used almost interchangeably, and this document uses digital eye strain for the condition and computer vision syndrome where the literature or an instrument uses that name.</w:t>
       </w:r>
     </w:p>
     <w:p>
@@ -739,7 +581,79 @@
           <w:sz w:val="24"/>
           <w:szCs w:val="24"/>
         </w:rPr>
-        <w:t xml:space="preserve">The condition is common. A systematic review and meta-analysis of 103 cross-sectional studies covering 66,577 participants placed pooled prevalence at 69.0 per cent (95% CI 62.3–75.3), with individual estimates ranging from 12.1 to 97.3 per cent (Ccami-Bernal et al., 2024). Prevalence was higher among women (71.4 versus 61.8 per cent) and university students (76.1 per cent), and reviews report a further rise with remote work and study, reaching 50 to 60 per cent among children (Kaur et al., 2022; Sheppard &amp; Wolffsohn, 2018). The wide spread between studies is itself informative: case definitions remain unstandardised, and the prevalence synthesis closes by calling for one (Ccami-Bernal et al., 2024).</w:t>
+        <w:t xml:space="preserve">The condition is common. A systematic review and meta-analysis of 103 cross-sectional studies covering 66,577 participants placed pooled prevalence at 69.0 per cent (95% CI 62.3–75.3), with individual estimates ranging from 12.1 to 97.3 per cent (Ccami-Bernal </w:t>
+      </w:r>
+      <w:r>
+        <w:rPr>
+          <w:rFonts w:ascii="Times New Roman" w:cs="Times New Roman" w:eastAsia="Times New Roman" w:hAnsi="Times New Roman"/>
+          <w:b w:val="false"/>
+          <w:bCs w:val="false"/>
+          <w:i/>
+          <w:iCs/>
+          <w:sz w:val="24"/>
+          <w:szCs w:val="24"/>
+        </w:rPr>
+        <w:t xml:space="preserve">et al.</w:t>
+      </w:r>
+      <w:r>
+        <w:rPr>
+          <w:rFonts w:ascii="Times New Roman" w:cs="Times New Roman" w:eastAsia="Times New Roman" w:hAnsi="Times New Roman"/>
+          <w:b w:val="false"/>
+          <w:bCs w:val="false"/>
+          <w:i w:val="false"/>
+          <w:iCs w:val="false"/>
+          <w:sz w:val="24"/>
+          <w:szCs w:val="24"/>
+        </w:rPr>
+        <w:t xml:space="preserve">, 2024). Prevalence was higher among women (71.4 versus 61.8 per cent) and university students (76.1 per cent), and reviews report a further rise with remote work and study, reaching 50 to 60 per cent among children (Kaur </w:t>
+      </w:r>
+      <w:r>
+        <w:rPr>
+          <w:rFonts w:ascii="Times New Roman" w:cs="Times New Roman" w:eastAsia="Times New Roman" w:hAnsi="Times New Roman"/>
+          <w:b w:val="false"/>
+          <w:bCs w:val="false"/>
+          <w:i/>
+          <w:iCs/>
+          <w:sz w:val="24"/>
+          <w:szCs w:val="24"/>
+        </w:rPr>
+        <w:t xml:space="preserve">et al.</w:t>
+      </w:r>
+      <w:r>
+        <w:rPr>
+          <w:rFonts w:ascii="Times New Roman" w:cs="Times New Roman" w:eastAsia="Times New Roman" w:hAnsi="Times New Roman"/>
+          <w:b w:val="false"/>
+          <w:bCs w:val="false"/>
+          <w:i w:val="false"/>
+          <w:iCs w:val="false"/>
+          <w:sz w:val="24"/>
+          <w:szCs w:val="24"/>
+        </w:rPr>
+        <w:t xml:space="preserve">, 2022; Sheppard &amp; Wolffsohn, 2018). The wide spread between studies is itself informative: case definitions remain unstandardised, and the prevalence synthesis closes by calling for one (Ccami-Bernal </w:t>
+      </w:r>
+      <w:r>
+        <w:rPr>
+          <w:rFonts w:ascii="Times New Roman" w:cs="Times New Roman" w:eastAsia="Times New Roman" w:hAnsi="Times New Roman"/>
+          <w:b w:val="false"/>
+          <w:bCs w:val="false"/>
+          <w:i/>
+          <w:iCs/>
+          <w:sz w:val="24"/>
+          <w:szCs w:val="24"/>
+        </w:rPr>
+        <w:t xml:space="preserve">et al.</w:t>
+      </w:r>
+      <w:r>
+        <w:rPr>
+          <w:rFonts w:ascii="Times New Roman" w:cs="Times New Roman" w:eastAsia="Times New Roman" w:hAnsi="Times New Roman"/>
+          <w:b w:val="false"/>
+          <w:bCs w:val="false"/>
+          <w:i w:val="false"/>
+          <w:iCs w:val="false"/>
+          <w:sz w:val="24"/>
+          <w:szCs w:val="24"/>
+        </w:rPr>
+        <w:t xml:space="preserve">, 2024).</w:t>
       </w:r>
     </w:p>
     <w:p>
@@ -794,103 +708,7 @@
           <w:sz w:val="24"/>
           <w:szCs w:val="24"/>
         </w:rPr>
-        <w:t xml:space="preserve">The first concerns </w:t>
-      </w:r>
-      <w:r>
-        <w:rPr>
-          <w:rFonts w:ascii="Times New Roman" w:cs="Times New Roman" w:eastAsia="Times New Roman" w:hAnsi="Times New Roman"/>
-          <w:b/>
-          <w:bCs/>
-          <w:i w:val="false"/>
-          <w:iCs w:val="false"/>
-          <w:sz w:val="24"/>
-          <w:szCs w:val="24"/>
-        </w:rPr>
-        <w:t xml:space="preserve">focusing</w:t>
-      </w:r>
-      <w:r>
-        <w:rPr>
-          <w:rFonts w:ascii="Times New Roman" w:cs="Times New Roman" w:eastAsia="Times New Roman" w:hAnsi="Times New Roman"/>
-          <w:b w:val="false"/>
-          <w:bCs w:val="false"/>
-          <w:i w:val="false"/>
-          <w:iCs w:val="false"/>
-          <w:sz w:val="24"/>
-          <w:szCs w:val="24"/>
-        </w:rPr>
-        <w:t xml:space="preserve">. To read at arm's length the eye must bend light more strongly, which it does by changing the shape of its lens; this is called </w:t>
-      </w:r>
-      <w:r>
-        <w:rPr>
-          <w:rFonts w:ascii="Times New Roman" w:cs="Times New Roman" w:eastAsia="Times New Roman" w:hAnsi="Times New Roman"/>
-          <w:b/>
-          <w:bCs/>
-          <w:i w:val="false"/>
-          <w:iCs w:val="false"/>
-          <w:sz w:val="24"/>
-          <w:szCs w:val="24"/>
-        </w:rPr>
-        <w:t xml:space="preserve">accommodation</w:t>
-      </w:r>
-      <w:r>
-        <w:rPr>
-          <w:rFonts w:ascii="Times New Roman" w:cs="Times New Roman" w:eastAsia="Times New Roman" w:hAnsi="Times New Roman"/>
-          <w:b w:val="false"/>
-          <w:bCs w:val="false"/>
-          <w:i w:val="false"/>
-          <w:iCs w:val="false"/>
-          <w:sz w:val="24"/>
-          <w:szCs w:val="24"/>
-        </w:rPr>
-        <w:t xml:space="preserve">. At the same time both eyes must turn slightly inward so that the two images fuse into one, which is called </w:t>
-      </w:r>
-      <w:r>
-        <w:rPr>
-          <w:rFonts w:ascii="Times New Roman" w:cs="Times New Roman" w:eastAsia="Times New Roman" w:hAnsi="Times New Roman"/>
-          <w:b/>
-          <w:bCs/>
-          <w:i w:val="false"/>
-          <w:iCs w:val="false"/>
-          <w:sz w:val="24"/>
-          <w:szCs w:val="24"/>
-        </w:rPr>
-        <w:t xml:space="preserve">vergence</w:t>
-      </w:r>
-      <w:r>
-        <w:rPr>
-          <w:rFonts w:ascii="Times New Roman" w:cs="Times New Roman" w:eastAsia="Times New Roman" w:hAnsi="Times New Roman"/>
-          <w:b w:val="false"/>
-          <w:bCs w:val="false"/>
-          <w:i w:val="false"/>
-          <w:iCs w:val="false"/>
-          <w:sz w:val="24"/>
-          <w:szCs w:val="24"/>
-        </w:rPr>
-        <w:t xml:space="preserve">. Holding both for a long period is effortful, and when that effort accumulates it produces difficulty focusing, blurred vision, a temporary shift towards short-sightedness after close work (</w:t>
-      </w:r>
-      <w:r>
-        <w:rPr>
-          <w:rFonts w:ascii="Times New Roman" w:cs="Times New Roman" w:eastAsia="Times New Roman" w:hAnsi="Times New Roman"/>
-          <w:b/>
-          <w:bCs/>
-          <w:i w:val="false"/>
-          <w:iCs w:val="false"/>
-          <w:sz w:val="24"/>
-          <w:szCs w:val="24"/>
-        </w:rPr>
-        <w:t xml:space="preserve">near-work-induced transient myopia</w:t>
-      </w:r>
-      <w:r>
-        <w:rPr>
-          <w:rFonts w:ascii="Times New Roman" w:cs="Times New Roman" w:eastAsia="Times New Roman" w:hAnsi="Times New Roman"/>
-          <w:b w:val="false"/>
-          <w:bCs w:val="false"/>
-          <w:i w:val="false"/>
-          <w:iCs w:val="false"/>
-          <w:sz w:val="24"/>
-          <w:szCs w:val="24"/>
-        </w:rPr>
-        <w:t xml:space="preserve">) and headache.</w:t>
+        <w:t xml:space="preserve">The first concerns focusing. To read at arm's length the eye must bend light more strongly, which it does by changing the shape of its lens; this is called accommodation. At the same time both eyes must turn slightly inward so that the two images fuse into one, which is called vergence. Holding both for a long period is effortful, and when that effort accumulates it produces difficulty focusing, blurred vision, a temporary shift towards short-sightedness after close work (near-work-induced transient myopia) and headache.</w:t>
       </w:r>
     </w:p>
     <w:p>
@@ -908,55 +726,7 @@
           <w:sz w:val="24"/>
           <w:szCs w:val="24"/>
         </w:rPr>
-        <w:t xml:space="preserve">The second concerns the </w:t>
-      </w:r>
-      <w:r>
-        <w:rPr>
-          <w:rFonts w:ascii="Times New Roman" w:cs="Times New Roman" w:eastAsia="Times New Roman" w:hAnsi="Times New Roman"/>
-          <w:b/>
-          <w:bCs/>
-          <w:i w:val="false"/>
-          <w:iCs w:val="false"/>
-          <w:sz w:val="24"/>
-          <w:szCs w:val="24"/>
-        </w:rPr>
-        <w:t xml:space="preserve">ocular surface</w:t>
-      </w:r>
-      <w:r>
-        <w:rPr>
-          <w:rFonts w:ascii="Times New Roman" w:cs="Times New Roman" w:eastAsia="Times New Roman" w:hAnsi="Times New Roman"/>
-          <w:b w:val="false"/>
-          <w:bCs w:val="false"/>
-          <w:i w:val="false"/>
-          <w:iCs w:val="false"/>
-          <w:sz w:val="24"/>
-          <w:szCs w:val="24"/>
-        </w:rPr>
-        <w:t xml:space="preserve">, the exposed front of the eye. It is kept smooth and comfortable by a thin </w:t>
-      </w:r>
-      <w:r>
-        <w:rPr>
-          <w:rFonts w:ascii="Times New Roman" w:cs="Times New Roman" w:eastAsia="Times New Roman" w:hAnsi="Times New Roman"/>
-          <w:b/>
-          <w:bCs/>
-          <w:i w:val="false"/>
-          <w:iCs w:val="false"/>
-          <w:sz w:val="24"/>
-          <w:szCs w:val="24"/>
-        </w:rPr>
-        <w:t xml:space="preserve">tear film</w:t>
-      </w:r>
-      <w:r>
-        <w:rPr>
-          <w:rFonts w:ascii="Times New Roman" w:cs="Times New Roman" w:eastAsia="Times New Roman" w:hAnsi="Times New Roman"/>
-          <w:b w:val="false"/>
-          <w:bCs w:val="false"/>
-          <w:i w:val="false"/>
-          <w:iCs w:val="false"/>
-          <w:sz w:val="24"/>
-          <w:szCs w:val="24"/>
-        </w:rPr>
-        <w:t xml:space="preserve">, which is renewed each time the eyelids close fully. When that renewal is disrupted, the surface dries and the result is dryness, burning and irritation. It is this second mechanism that the present study measures most directly.</w:t>
+        <w:t xml:space="preserve">The second concerns the ocular surface, the exposed front of the eye. It is kept smooth and comfortable by a thin tear film, which is renewed each time the eyelids close fully. When that renewal is disrupted, the surface dries and the result is dryness, burning and irritation. It is this second mechanism that the present study measures most directly.</w:t>
       </w:r>
     </w:p>
     <w:p>
@@ -974,31 +744,7 @@
           <w:sz w:val="24"/>
           <w:szCs w:val="24"/>
         </w:rPr>
-        <w:t xml:space="preserve">The ocular-surface route is the better described, and its logic is straightforward. A blink does two things: it spreads fresh tear fluid across the surface, and it draws an oily secretion from glands in the lid margins over that fluid, which slows evaporation. Concentrated screen work interferes with both. It reduces how often people blink, and it increases the proportion of blinks in which the lids approach one another but do not actually meet, which are termed </w:t>
-      </w:r>
-      <w:r>
-        <w:rPr>
-          <w:rFonts w:ascii="Times New Roman" w:cs="Times New Roman" w:eastAsia="Times New Roman" w:hAnsi="Times New Roman"/>
-          <w:b/>
-          <w:bCs/>
-          <w:i w:val="false"/>
-          <w:iCs w:val="false"/>
-          <w:sz w:val="24"/>
-          <w:szCs w:val="24"/>
-        </w:rPr>
-        <w:t xml:space="preserve">incomplete blinks</w:t>
-      </w:r>
-      <w:r>
-        <w:rPr>
-          <w:rFonts w:ascii="Times New Roman" w:cs="Times New Roman" w:eastAsia="Times New Roman" w:hAnsi="Times New Roman"/>
-          <w:b w:val="false"/>
-          <w:bCs w:val="false"/>
-          <w:i w:val="false"/>
-          <w:iCs w:val="false"/>
-          <w:sz w:val="24"/>
-          <w:szCs w:val="24"/>
-        </w:rPr>
-        <w:t xml:space="preserve">. An incomplete blink leaves part of the surface unwetted and unprotected, so the tear film thins and breaks up sooner, and the surface enters the recognised inflammatory cycle of dry eye disease (Fjaervoll et al., 2022; Kamøy et al., 2022). This is why the </w:t>
+        <w:t xml:space="preserve">The ocular-surface route is the better described, and its logic is straightforward. A blink does two things: it spreads fresh tear fluid across the surface, and it draws an oily secretion from glands in the lid margins over that fluid, which slows evaporation. Concentrated screen work interferes with both. It reduces how often people blink, and it increases the proportion of blinks in which the lids approach one another but do not actually meet, which are termed incomplete blinks. An incomplete blink leaves part of the surface unwetted and unprotected, so the tear film thins and breaks up sooner, and the surface enters the recognised inflammatory cycle of dry eye disease (Fjaervoll </w:t>
       </w:r>
       <w:r>
         <w:rPr>
@@ -1010,6 +756,54 @@
           <w:sz w:val="24"/>
           <w:szCs w:val="24"/>
         </w:rPr>
+        <w:t xml:space="preserve">et al.</w:t>
+      </w:r>
+      <w:r>
+        <w:rPr>
+          <w:rFonts w:ascii="Times New Roman" w:cs="Times New Roman" w:eastAsia="Times New Roman" w:hAnsi="Times New Roman"/>
+          <w:b w:val="false"/>
+          <w:bCs w:val="false"/>
+          <w:i w:val="false"/>
+          <w:iCs w:val="false"/>
+          <w:sz w:val="24"/>
+          <w:szCs w:val="24"/>
+        </w:rPr>
+        <w:t xml:space="preserve">, 2022; Kamøy </w:t>
+      </w:r>
+      <w:r>
+        <w:rPr>
+          <w:rFonts w:ascii="Times New Roman" w:cs="Times New Roman" w:eastAsia="Times New Roman" w:hAnsi="Times New Roman"/>
+          <w:b w:val="false"/>
+          <w:bCs w:val="false"/>
+          <w:i/>
+          <w:iCs/>
+          <w:sz w:val="24"/>
+          <w:szCs w:val="24"/>
+        </w:rPr>
+        <w:t xml:space="preserve">et al.</w:t>
+      </w:r>
+      <w:r>
+        <w:rPr>
+          <w:rFonts w:ascii="Times New Roman" w:cs="Times New Roman" w:eastAsia="Times New Roman" w:hAnsi="Times New Roman"/>
+          <w:b w:val="false"/>
+          <w:bCs w:val="false"/>
+          <w:i w:val="false"/>
+          <w:iCs w:val="false"/>
+          <w:sz w:val="24"/>
+          <w:szCs w:val="24"/>
+        </w:rPr>
+        <w:t xml:space="preserve">, 2022). This is why the </w:t>
+      </w:r>
+      <w:r>
+        <w:rPr>
+          <w:rFonts w:ascii="Times New Roman" w:cs="Times New Roman" w:eastAsia="Times New Roman" w:hAnsi="Times New Roman"/>
+          <w:b w:val="false"/>
+          <w:bCs w:val="false"/>
+          <w:i/>
+          <w:iCs/>
+          <w:sz w:val="24"/>
+          <w:szCs w:val="24"/>
+        </w:rPr>
         <w:t xml:space="preserve">completeness</w:t>
       </w:r>
       <w:r>
@@ -1022,7 +816,79 @@
           <w:sz w:val="24"/>
           <w:szCs w:val="24"/>
         </w:rPr>
-        <w:t xml:space="preserve"> of blinking, and not simply how often it occurs, is the ocular measure this study treats as primary. Mechanistic review attributes display-associated dry eye principally to impaired blinking, finding insufficient support for parasympathetic or blue-light contributions (Fjaervoll et al., 2022). The accommodative route is more heterogeneously evidenced but responds measurably to display parameters (Jiménez et al., 2020; Redondo et al., 2025). Although accommodative and vergence mechanisms are relevant to digital visual fatigue, the present study focuses on ocular-surface behaviour, visual performance and subjective fatigue, and does not measure accommodative responses directly; the accommodative pathway is therefore reviewed as mechanistic context rather than tested.</w:t>
+        <w:t xml:space="preserve"> of blinking, and not simply how often it occurs, is the ocular measure this study treats as primary. Mechanistic review attributes display-associated dry eye principally to impaired blinking, finding insufficient support for parasympathetic or blue-light contributions (Fjaervoll </w:t>
+      </w:r>
+      <w:r>
+        <w:rPr>
+          <w:rFonts w:ascii="Times New Roman" w:cs="Times New Roman" w:eastAsia="Times New Roman" w:hAnsi="Times New Roman"/>
+          <w:b w:val="false"/>
+          <w:bCs w:val="false"/>
+          <w:i/>
+          <w:iCs/>
+          <w:sz w:val="24"/>
+          <w:szCs w:val="24"/>
+        </w:rPr>
+        <w:t xml:space="preserve">et al.</w:t>
+      </w:r>
+      <w:r>
+        <w:rPr>
+          <w:rFonts w:ascii="Times New Roman" w:cs="Times New Roman" w:eastAsia="Times New Roman" w:hAnsi="Times New Roman"/>
+          <w:b w:val="false"/>
+          <w:bCs w:val="false"/>
+          <w:i w:val="false"/>
+          <w:iCs w:val="false"/>
+          <w:sz w:val="24"/>
+          <w:szCs w:val="24"/>
+        </w:rPr>
+        <w:t xml:space="preserve">, 2022). The accommodative route is more heterogeneously evidenced but responds measurably to display parameters (Jiménez </w:t>
+      </w:r>
+      <w:r>
+        <w:rPr>
+          <w:rFonts w:ascii="Times New Roman" w:cs="Times New Roman" w:eastAsia="Times New Roman" w:hAnsi="Times New Roman"/>
+          <w:b w:val="false"/>
+          <w:bCs w:val="false"/>
+          <w:i/>
+          <w:iCs/>
+          <w:sz w:val="24"/>
+          <w:szCs w:val="24"/>
+        </w:rPr>
+        <w:t xml:space="preserve">et al.</w:t>
+      </w:r>
+      <w:r>
+        <w:rPr>
+          <w:rFonts w:ascii="Times New Roman" w:cs="Times New Roman" w:eastAsia="Times New Roman" w:hAnsi="Times New Roman"/>
+          <w:b w:val="false"/>
+          <w:bCs w:val="false"/>
+          <w:i w:val="false"/>
+          <w:iCs w:val="false"/>
+          <w:sz w:val="24"/>
+          <w:szCs w:val="24"/>
+        </w:rPr>
+        <w:t xml:space="preserve">, 2020; Redondo </w:t>
+      </w:r>
+      <w:r>
+        <w:rPr>
+          <w:rFonts w:ascii="Times New Roman" w:cs="Times New Roman" w:eastAsia="Times New Roman" w:hAnsi="Times New Roman"/>
+          <w:b w:val="false"/>
+          <w:bCs w:val="false"/>
+          <w:i/>
+          <w:iCs/>
+          <w:sz w:val="24"/>
+          <w:szCs w:val="24"/>
+        </w:rPr>
+        <w:t xml:space="preserve">et al.</w:t>
+      </w:r>
+      <w:r>
+        <w:rPr>
+          <w:rFonts w:ascii="Times New Roman" w:cs="Times New Roman" w:eastAsia="Times New Roman" w:hAnsi="Times New Roman"/>
+          <w:b w:val="false"/>
+          <w:bCs w:val="false"/>
+          <w:i w:val="false"/>
+          <w:iCs w:val="false"/>
+          <w:sz w:val="24"/>
+          <w:szCs w:val="24"/>
+        </w:rPr>
+        <w:t xml:space="preserve">, 2025). Although accommodative and vergence mechanisms are relevant to digital visual fatigue, the present study focuses on ocular-surface behaviour, visual performance and subjective fatigue, and does not measure accommodative responses directly; the accommodative pathway is therefore reviewed as mechanistic context rather than tested.</w:t>
       </w:r>
     </w:p>
     <w:p>
@@ -1077,31 +943,127 @@
           <w:sz w:val="24"/>
           <w:szCs w:val="24"/>
         </w:rPr>
-        <w:t xml:space="preserve">The most reliably replicated finding concerns polarity and is known as the </w:t>
-      </w:r>
-      <w:r>
-        <w:rPr>
-          <w:rFonts w:ascii="Times New Roman" w:cs="Times New Roman" w:eastAsia="Times New Roman" w:hAnsi="Times New Roman"/>
-          <w:b/>
-          <w:bCs/>
-          <w:i w:val="false"/>
-          <w:iCs w:val="false"/>
-          <w:sz w:val="24"/>
-          <w:szCs w:val="24"/>
-        </w:rPr>
-        <w:t xml:space="preserve">positive polarity advantage</w:t>
-      </w:r>
-      <w:r>
-        <w:rPr>
-          <w:rFonts w:ascii="Times New Roman" w:cs="Times New Roman" w:eastAsia="Times New Roman" w:hAnsi="Times New Roman"/>
-          <w:b w:val="false"/>
-          <w:bCs w:val="false"/>
-          <w:i w:val="false"/>
-          <w:iCs w:val="false"/>
-          <w:sz w:val="24"/>
-          <w:szCs w:val="24"/>
-        </w:rPr>
-        <w:t xml:space="preserve">: reading is better for dark text on a light field than for light text on a dark one. The accepted explanation runs through the pupil. A positive-polarity screen is mostly white, so it emits more light overall; more light entering the eye makes the pupil constrict; a smaller pupil admits light through the central, optically cleaner part of the lens and increases the range of distances held in focus; and the retinal image is consequently sharper (Buchner &amp; Baumgartner, 2007; Piepenbrock et al., 2014a, 2014b). The advantage, in other words, is thought to be a matter of how much light the screen puts out rather than of colour preference. Text colour has been studied far less and, to the best of the available evidence, no study has comprehensively evaluated it in combination with polarity while measuring fatigue (Fan et al., 2024; Jiménez et al., 2020). Any manipulation of text colour also manipulates luminance contrast, since chromatic pigments differ intrinsically in relative luminance and chromatic contrast cannot substitute for luminance contrast (Buchner &amp; Baumgartner, 2007), so an apparent effect of colour may be an effect of contrast unless the two are measured separately. Ambient light adds veiling luminance and drives pupil size independently of the display, acting on the same mechanism (Dobres et al., 2017; Fan et al., 2024). For that reason it is held constant here rather than manipulated, at a single controlled level; the grounds for that decision, and what it forfeits, are set out in §2.4 and §3.4.</w:t>
+        <w:t xml:space="preserve">The most reliably replicated finding concerns polarity and is known as the positive polarity advantage: reading is better for dark text on a light field than for light text on a dark one. The accepted explanation runs through the pupil. A positive-polarity screen is mostly white, so it emits more light overall; more light entering the eye makes the pupil constrict; a smaller pupil admits light through the central, optically cleaner part of the lens and increases the range of distances held in focus; and the retinal image is consequently sharper (Buchner &amp; Baumgartner, 2007; Piepenbrock </w:t>
+      </w:r>
+      <w:r>
+        <w:rPr>
+          <w:rFonts w:ascii="Times New Roman" w:cs="Times New Roman" w:eastAsia="Times New Roman" w:hAnsi="Times New Roman"/>
+          <w:b w:val="false"/>
+          <w:bCs w:val="false"/>
+          <w:i/>
+          <w:iCs/>
+          <w:sz w:val="24"/>
+          <w:szCs w:val="24"/>
+        </w:rPr>
+        <w:t xml:space="preserve">et al.</w:t>
+      </w:r>
+      <w:r>
+        <w:rPr>
+          <w:rFonts w:ascii="Times New Roman" w:cs="Times New Roman" w:eastAsia="Times New Roman" w:hAnsi="Times New Roman"/>
+          <w:b w:val="false"/>
+          <w:bCs w:val="false"/>
+          <w:i w:val="false"/>
+          <w:iCs w:val="false"/>
+          <w:sz w:val="24"/>
+          <w:szCs w:val="24"/>
+        </w:rPr>
+        <w:t xml:space="preserve">, 2014a, 2014b). The advantage, in other words, is thought to be a matter of how much light the screen puts out rather than of colour preference. Text colour has been studied far less and, to the best of the available evidence, no study has comprehensively evaluated it in combination with polarity while measuring fatigue (Fan </w:t>
+      </w:r>
+      <w:r>
+        <w:rPr>
+          <w:rFonts w:ascii="Times New Roman" w:cs="Times New Roman" w:eastAsia="Times New Roman" w:hAnsi="Times New Roman"/>
+          <w:b w:val="false"/>
+          <w:bCs w:val="false"/>
+          <w:i/>
+          <w:iCs/>
+          <w:sz w:val="24"/>
+          <w:szCs w:val="24"/>
+        </w:rPr>
+        <w:t xml:space="preserve">et al.</w:t>
+      </w:r>
+      <w:r>
+        <w:rPr>
+          <w:rFonts w:ascii="Times New Roman" w:cs="Times New Roman" w:eastAsia="Times New Roman" w:hAnsi="Times New Roman"/>
+          <w:b w:val="false"/>
+          <w:bCs w:val="false"/>
+          <w:i w:val="false"/>
+          <w:iCs w:val="false"/>
+          <w:sz w:val="24"/>
+          <w:szCs w:val="24"/>
+        </w:rPr>
+        <w:t xml:space="preserve">, 2024; Jiménez </w:t>
+      </w:r>
+      <w:r>
+        <w:rPr>
+          <w:rFonts w:ascii="Times New Roman" w:cs="Times New Roman" w:eastAsia="Times New Roman" w:hAnsi="Times New Roman"/>
+          <w:b w:val="false"/>
+          <w:bCs w:val="false"/>
+          <w:i/>
+          <w:iCs/>
+          <w:sz w:val="24"/>
+          <w:szCs w:val="24"/>
+        </w:rPr>
+        <w:t xml:space="preserve">et al.</w:t>
+      </w:r>
+      <w:r>
+        <w:rPr>
+          <w:rFonts w:ascii="Times New Roman" w:cs="Times New Roman" w:eastAsia="Times New Roman" w:hAnsi="Times New Roman"/>
+          <w:b w:val="false"/>
+          <w:bCs w:val="false"/>
+          <w:i w:val="false"/>
+          <w:iCs w:val="false"/>
+          <w:sz w:val="24"/>
+          <w:szCs w:val="24"/>
+        </w:rPr>
+        <w:t xml:space="preserve">, 2020). Any manipulation of text colour also manipulates luminance contrast, since chromatic pigments differ intrinsically in relative luminance and chromatic contrast cannot substitute for luminance contrast (Buchner &amp; Baumgartner, 2007), so an apparent effect of colour may be an effect of contrast unless the two are measured separately. Ambient light adds veiling luminance and drives pupil size independently of the display, acting on the same mechanism (Dobres </w:t>
+      </w:r>
+      <w:r>
+        <w:rPr>
+          <w:rFonts w:ascii="Times New Roman" w:cs="Times New Roman" w:eastAsia="Times New Roman" w:hAnsi="Times New Roman"/>
+          <w:b w:val="false"/>
+          <w:bCs w:val="false"/>
+          <w:i/>
+          <w:iCs/>
+          <w:sz w:val="24"/>
+          <w:szCs w:val="24"/>
+        </w:rPr>
+        <w:t xml:space="preserve">et al.</w:t>
+      </w:r>
+      <w:r>
+        <w:rPr>
+          <w:rFonts w:ascii="Times New Roman" w:cs="Times New Roman" w:eastAsia="Times New Roman" w:hAnsi="Times New Roman"/>
+          <w:b w:val="false"/>
+          <w:bCs w:val="false"/>
+          <w:i w:val="false"/>
+          <w:iCs w:val="false"/>
+          <w:sz w:val="24"/>
+          <w:szCs w:val="24"/>
+        </w:rPr>
+        <w:t xml:space="preserve">, 2017; Fan </w:t>
+      </w:r>
+      <w:r>
+        <w:rPr>
+          <w:rFonts w:ascii="Times New Roman" w:cs="Times New Roman" w:eastAsia="Times New Roman" w:hAnsi="Times New Roman"/>
+          <w:b w:val="false"/>
+          <w:bCs w:val="false"/>
+          <w:i/>
+          <w:iCs/>
+          <w:sz w:val="24"/>
+          <w:szCs w:val="24"/>
+        </w:rPr>
+        <w:t xml:space="preserve">et al.</w:t>
+      </w:r>
+      <w:r>
+        <w:rPr>
+          <w:rFonts w:ascii="Times New Roman" w:cs="Times New Roman" w:eastAsia="Times New Roman" w:hAnsi="Times New Roman"/>
+          <w:b w:val="false"/>
+          <w:bCs w:val="false"/>
+          <w:i w:val="false"/>
+          <w:iCs w:val="false"/>
+          <w:sz w:val="24"/>
+          <w:szCs w:val="24"/>
+        </w:rPr>
+        <w:t xml:space="preserve">, 2024). For that reason it is held constant here rather than manipulated, at a single controlled level; the grounds for that decision, and what it forfeits, are set out in §2.4 and §3.4.</w:t>
       </w:r>
     </w:p>
     <w:p>
@@ -1138,7 +1100,79 @@
           <w:sz w:val="24"/>
           <w:szCs w:val="24"/>
         </w:rPr>
-        <w:t xml:space="preserve">Roughly seven in ten screen users report symptoms of digital eye strain (Ccami-Bernal et al., 2024), yet the remedies most heavily promoted for it lack trial support. A systematic review and meta-analysis of 45 randomised controlled trials involving 4,497 participants found no high-certainty evidence for any therapy examined, including blue-blocking lenses, with only low-certainty benefit for oral omega-3 in dry-eye symptoms (Singh et al., 2022). A separate review in younger users reached the same conclusion on blue-blocking filters, supporting ergonomic optimisation and shorter exposure instead (Mataftsi et al., 2023).</w:t>
+        <w:t xml:space="preserve">Roughly seven in ten screen users report symptoms of digital eye strain (Ccami-Bernal </w:t>
+      </w:r>
+      <w:r>
+        <w:rPr>
+          <w:rFonts w:ascii="Times New Roman" w:cs="Times New Roman" w:eastAsia="Times New Roman" w:hAnsi="Times New Roman"/>
+          <w:b w:val="false"/>
+          <w:bCs w:val="false"/>
+          <w:i/>
+          <w:iCs/>
+          <w:sz w:val="24"/>
+          <w:szCs w:val="24"/>
+        </w:rPr>
+        <w:t xml:space="preserve">et al.</w:t>
+      </w:r>
+      <w:r>
+        <w:rPr>
+          <w:rFonts w:ascii="Times New Roman" w:cs="Times New Roman" w:eastAsia="Times New Roman" w:hAnsi="Times New Roman"/>
+          <w:b w:val="false"/>
+          <w:bCs w:val="false"/>
+          <w:i w:val="false"/>
+          <w:iCs w:val="false"/>
+          <w:sz w:val="24"/>
+          <w:szCs w:val="24"/>
+        </w:rPr>
+        <w:t xml:space="preserve">, 2024), yet the remedies most heavily promoted for it lack trial support. A systematic review and meta-analysis of 45 randomised controlled trials involving 4,497 participants found no high-certainty evidence for any therapy examined, including blue-blocking lenses, with only low-certainty benefit for oral omega-3 in dry-eye symptoms (Singh </w:t>
+      </w:r>
+      <w:r>
+        <w:rPr>
+          <w:rFonts w:ascii="Times New Roman" w:cs="Times New Roman" w:eastAsia="Times New Roman" w:hAnsi="Times New Roman"/>
+          <w:b w:val="false"/>
+          <w:bCs w:val="false"/>
+          <w:i/>
+          <w:iCs/>
+          <w:sz w:val="24"/>
+          <w:szCs w:val="24"/>
+        </w:rPr>
+        <w:t xml:space="preserve">et al.</w:t>
+      </w:r>
+      <w:r>
+        <w:rPr>
+          <w:rFonts w:ascii="Times New Roman" w:cs="Times New Roman" w:eastAsia="Times New Roman" w:hAnsi="Times New Roman"/>
+          <w:b w:val="false"/>
+          <w:bCs w:val="false"/>
+          <w:i w:val="false"/>
+          <w:iCs w:val="false"/>
+          <w:sz w:val="24"/>
+          <w:szCs w:val="24"/>
+        </w:rPr>
+        <w:t xml:space="preserve">, 2022). A separate review in younger users reached the same conclusion on blue-blocking filters, supporting ergonomic optimisation and shorter exposure instead (Mataftsi </w:t>
+      </w:r>
+      <w:r>
+        <w:rPr>
+          <w:rFonts w:ascii="Times New Roman" w:cs="Times New Roman" w:eastAsia="Times New Roman" w:hAnsi="Times New Roman"/>
+          <w:b w:val="false"/>
+          <w:bCs w:val="false"/>
+          <w:i/>
+          <w:iCs/>
+          <w:sz w:val="24"/>
+          <w:szCs w:val="24"/>
+        </w:rPr>
+        <w:t xml:space="preserve">et al.</w:t>
+      </w:r>
+      <w:r>
+        <w:rPr>
+          <w:rFonts w:ascii="Times New Roman" w:cs="Times New Roman" w:eastAsia="Times New Roman" w:hAnsi="Times New Roman"/>
+          <w:b w:val="false"/>
+          <w:bCs w:val="false"/>
+          <w:i w:val="false"/>
+          <w:iCs w:val="false"/>
+          <w:sz w:val="24"/>
+          <w:szCs w:val="24"/>
+        </w:rPr>
+        <w:t xml:space="preserve">, 2023).</w:t>
       </w:r>
     </w:p>
     <w:p>
@@ -1156,7 +1190,127 @@
           <w:sz w:val="24"/>
           <w:szCs w:val="24"/>
         </w:rPr>
-        <w:t xml:space="preserve">The properties of the displayed stimulus are upstream of the visual load, cost nothing to change and can be deployed universally, yet remain the least investigated. Work on polarity is confined to brief, threshold-limited tasks using achromatic text, and does not extend to prolonged reading, blinking behaviour or validated symptom measurement. Work on text colour is limited to short exposures without symptom outcomes (Jiménez et al., 2020), or to a single polarity (Fan et al., 2024). No study has therefore estimated how polarity and text colour interact, separated hue from luminance contrast, or measured a validated symptom instrument alongside the ocular marker most specific to this condition. Compounding this, blink completeness has been measured by frame-by-frame manual annotation, restricting the literature to samples of eleven to fifty participants (Argilés et al., 2015; Hirota et al., 2013; Portello et al., 2013).</w:t>
+        <w:t xml:space="preserve">The properties of the displayed stimulus are upstream of the visual load, cost nothing to change and can be deployed universally, yet remain the least investigated. Work on polarity is confined to brief, threshold-limited tasks using achromatic text, and does not extend to prolonged reading, blinking behaviour or validated symptom measurement. Work on text colour is limited to short exposures without symptom outcomes (Jiménez </w:t>
+      </w:r>
+      <w:r>
+        <w:rPr>
+          <w:rFonts w:ascii="Times New Roman" w:cs="Times New Roman" w:eastAsia="Times New Roman" w:hAnsi="Times New Roman"/>
+          <w:b w:val="false"/>
+          <w:bCs w:val="false"/>
+          <w:i/>
+          <w:iCs/>
+          <w:sz w:val="24"/>
+          <w:szCs w:val="24"/>
+        </w:rPr>
+        <w:t xml:space="preserve">et al.</w:t>
+      </w:r>
+      <w:r>
+        <w:rPr>
+          <w:rFonts w:ascii="Times New Roman" w:cs="Times New Roman" w:eastAsia="Times New Roman" w:hAnsi="Times New Roman"/>
+          <w:b w:val="false"/>
+          <w:bCs w:val="false"/>
+          <w:i w:val="false"/>
+          <w:iCs w:val="false"/>
+          <w:sz w:val="24"/>
+          <w:szCs w:val="24"/>
+        </w:rPr>
+        <w:t xml:space="preserve">, 2020), or to a single polarity (Fan </w:t>
+      </w:r>
+      <w:r>
+        <w:rPr>
+          <w:rFonts w:ascii="Times New Roman" w:cs="Times New Roman" w:eastAsia="Times New Roman" w:hAnsi="Times New Roman"/>
+          <w:b w:val="false"/>
+          <w:bCs w:val="false"/>
+          <w:i/>
+          <w:iCs/>
+          <w:sz w:val="24"/>
+          <w:szCs w:val="24"/>
+        </w:rPr>
+        <w:t xml:space="preserve">et al.</w:t>
+      </w:r>
+      <w:r>
+        <w:rPr>
+          <w:rFonts w:ascii="Times New Roman" w:cs="Times New Roman" w:eastAsia="Times New Roman" w:hAnsi="Times New Roman"/>
+          <w:b w:val="false"/>
+          <w:bCs w:val="false"/>
+          <w:i w:val="false"/>
+          <w:iCs w:val="false"/>
+          <w:sz w:val="24"/>
+          <w:szCs w:val="24"/>
+        </w:rPr>
+        <w:t xml:space="preserve">, 2024). No study has therefore estimated how polarity and text colour interact, separated hue from luminance contrast, or measured a validated symptom instrument alongside the ocular marker most specific to this condition. Compounding this, blink completeness has been measured by frame-by-frame manual annotation, restricting the literature to samples of eleven to fifty participants (Argilés </w:t>
+      </w:r>
+      <w:r>
+        <w:rPr>
+          <w:rFonts w:ascii="Times New Roman" w:cs="Times New Roman" w:eastAsia="Times New Roman" w:hAnsi="Times New Roman"/>
+          <w:b w:val="false"/>
+          <w:bCs w:val="false"/>
+          <w:i/>
+          <w:iCs/>
+          <w:sz w:val="24"/>
+          <w:szCs w:val="24"/>
+        </w:rPr>
+        <w:t xml:space="preserve">et al.</w:t>
+      </w:r>
+      <w:r>
+        <w:rPr>
+          <w:rFonts w:ascii="Times New Roman" w:cs="Times New Roman" w:eastAsia="Times New Roman" w:hAnsi="Times New Roman"/>
+          <w:b w:val="false"/>
+          <w:bCs w:val="false"/>
+          <w:i w:val="false"/>
+          <w:iCs w:val="false"/>
+          <w:sz w:val="24"/>
+          <w:szCs w:val="24"/>
+        </w:rPr>
+        <w:t xml:space="preserve">, 2015; Hirota </w:t>
+      </w:r>
+      <w:r>
+        <w:rPr>
+          <w:rFonts w:ascii="Times New Roman" w:cs="Times New Roman" w:eastAsia="Times New Roman" w:hAnsi="Times New Roman"/>
+          <w:b w:val="false"/>
+          <w:bCs w:val="false"/>
+          <w:i/>
+          <w:iCs/>
+          <w:sz w:val="24"/>
+          <w:szCs w:val="24"/>
+        </w:rPr>
+        <w:t xml:space="preserve">et al.</w:t>
+      </w:r>
+      <w:r>
+        <w:rPr>
+          <w:rFonts w:ascii="Times New Roman" w:cs="Times New Roman" w:eastAsia="Times New Roman" w:hAnsi="Times New Roman"/>
+          <w:b w:val="false"/>
+          <w:bCs w:val="false"/>
+          <w:i w:val="false"/>
+          <w:iCs w:val="false"/>
+          <w:sz w:val="24"/>
+          <w:szCs w:val="24"/>
+        </w:rPr>
+        <w:t xml:space="preserve">, 2013; Portello </w:t>
+      </w:r>
+      <w:r>
+        <w:rPr>
+          <w:rFonts w:ascii="Times New Roman" w:cs="Times New Roman" w:eastAsia="Times New Roman" w:hAnsi="Times New Roman"/>
+          <w:b w:val="false"/>
+          <w:bCs w:val="false"/>
+          <w:i/>
+          <w:iCs/>
+          <w:sz w:val="24"/>
+          <w:szCs w:val="24"/>
+        </w:rPr>
+        <w:t xml:space="preserve">et al.</w:t>
+      </w:r>
+      <w:r>
+        <w:rPr>
+          <w:rFonts w:ascii="Times New Roman" w:cs="Times New Roman" w:eastAsia="Times New Roman" w:hAnsi="Times New Roman"/>
+          <w:b w:val="false"/>
+          <w:bCs w:val="false"/>
+          <w:i w:val="false"/>
+          <w:iCs w:val="false"/>
+          <w:sz w:val="24"/>
+          <w:szCs w:val="24"/>
+        </w:rPr>
+        <w:t xml:space="preserve">, 2013).</w:t>
       </w:r>
     </w:p>
     <w:p>
@@ -1247,7 +1401,31 @@
           <w:sz w:val="24"/>
           <w:szCs w:val="24"/>
         </w:rPr>
-        <w:t xml:space="preserve">Manipulating ambient light across sessions tests the polarity effect where it matters behaviourally, since devices are used extensively at night and in dim domestic settings, where negative polarity is predicted to cost most (Dobres et al., 2017). Validating an automated measure of blink completeness would remove the annotation bottleneck that has kept this literature small. The findings bear on interface design, on accessibility standards whose contrast criterion does not account for polarity (Advanced Perceptual Contrast Algorithm, n.d.; World Wide Web Consortium, 2023), on public health guidance, and on the advice optometrists give patients, an area in which practitioners are documented to lack quality evidence (Sheppard &amp; Wolffsohn, 2018).</w:t>
+        <w:t xml:space="preserve">Manipulating ambient light across sessions tests the polarity effect where it matters behaviourally, since devices are used extensively at night and in dim domestic settings, where negative polarity is predicted to cost most (Dobres </w:t>
+      </w:r>
+      <w:r>
+        <w:rPr>
+          <w:rFonts w:ascii="Times New Roman" w:cs="Times New Roman" w:eastAsia="Times New Roman" w:hAnsi="Times New Roman"/>
+          <w:b w:val="false"/>
+          <w:bCs w:val="false"/>
+          <w:i/>
+          <w:iCs/>
+          <w:sz w:val="24"/>
+          <w:szCs w:val="24"/>
+        </w:rPr>
+        <w:t xml:space="preserve">et al.</w:t>
+      </w:r>
+      <w:r>
+        <w:rPr>
+          <w:rFonts w:ascii="Times New Roman" w:cs="Times New Roman" w:eastAsia="Times New Roman" w:hAnsi="Times New Roman"/>
+          <w:b w:val="false"/>
+          <w:bCs w:val="false"/>
+          <w:i w:val="false"/>
+          <w:iCs w:val="false"/>
+          <w:sz w:val="24"/>
+          <w:szCs w:val="24"/>
+        </w:rPr>
+        <w:t xml:space="preserve">, 2017). Validating an automated measure of blink completeness would remove the annotation bottleneck that has kept this literature small. The findings bear on interface design, on accessibility standards whose contrast criterion does not account for polarity (Advanced Perceptual Contrast Algorithm, n.d.; World Wide Web Consortium, 2023), on public health guidance, and on the advice optometrists give patients, an area in which practitioners are documented to lack quality evidence (Sheppard &amp; Wolffsohn, 2018).</w:t>
       </w:r>
     </w:p>
     <w:p>
@@ -1636,7 +1814,31 @@
           <w:sz w:val="24"/>
           <w:szCs w:val="24"/>
         </w:rPr>
-        <w:t xml:space="preserve"> The effect of text colour depends on polarity. The further prediction that the cost of negative polarity is greater under dim than under moderate illumination (Dobres et al., 2017) is not tested here, illumination being held constant; it is retained in §4.3 as a question this design deliberately forgoes.</w:t>
+        <w:t xml:space="preserve"> The effect of text colour depends on polarity. The further prediction that the cost of negative polarity is greater under dim than under moderate illumination (Dobres </w:t>
+      </w:r>
+      <w:r>
+        <w:rPr>
+          <w:rFonts w:ascii="Times New Roman" w:cs="Times New Roman" w:eastAsia="Times New Roman" w:hAnsi="Times New Roman"/>
+          <w:b w:val="false"/>
+          <w:bCs w:val="false"/>
+          <w:i/>
+          <w:iCs/>
+          <w:sz w:val="24"/>
+          <w:szCs w:val="24"/>
+        </w:rPr>
+        <w:t xml:space="preserve">et al.</w:t>
+      </w:r>
+      <w:r>
+        <w:rPr>
+          <w:rFonts w:ascii="Times New Roman" w:cs="Times New Roman" w:eastAsia="Times New Roman" w:hAnsi="Times New Roman"/>
+          <w:b w:val="false"/>
+          <w:bCs w:val="false"/>
+          <w:i w:val="false"/>
+          <w:iCs w:val="false"/>
+          <w:sz w:val="24"/>
+          <w:szCs w:val="24"/>
+        </w:rPr>
+        <w:t xml:space="preserve">, 2017) is not tested here, illumination being held constant; it is retained in §4.3 as a question this design deliberately forgoes.</w:t>
       </w:r>
     </w:p>
     <w:p>
@@ -1666,7 +1868,31 @@
           <w:sz w:val="24"/>
           <w:szCs w:val="24"/>
         </w:rPr>
-        <w:t xml:space="preserve"> Colour-related variance is largely accounted for by luminance contrast. Because the computed contrast ordering reverses between the two polarities (Table 3.4), a contrast-mediated effect predicts a corresponding reversal of the colour ordering across polarity, whereas a residual hue-specific effect predicts a consistent ordering, with red the a priori candidate exception (Fan et al., 2024).</w:t>
+        <w:t xml:space="preserve"> Colour-related variance is largely accounted for by luminance contrast. Because the computed contrast ordering reverses between the two polarities (Table 3.4), a contrast-mediated effect predicts a corresponding reversal of the colour ordering across polarity, whereas a residual hue-specific effect predicts a consistent ordering, with red the a priori candidate exception (Fan </w:t>
+      </w:r>
+      <w:r>
+        <w:rPr>
+          <w:rFonts w:ascii="Times New Roman" w:cs="Times New Roman" w:eastAsia="Times New Roman" w:hAnsi="Times New Roman"/>
+          <w:b w:val="false"/>
+          <w:bCs w:val="false"/>
+          <w:i/>
+          <w:iCs/>
+          <w:sz w:val="24"/>
+          <w:szCs w:val="24"/>
+        </w:rPr>
+        <w:t xml:space="preserve">et al.</w:t>
+      </w:r>
+      <w:r>
+        <w:rPr>
+          <w:rFonts w:ascii="Times New Roman" w:cs="Times New Roman" w:eastAsia="Times New Roman" w:hAnsi="Times New Roman"/>
+          <w:b w:val="false"/>
+          <w:bCs w:val="false"/>
+          <w:i w:val="false"/>
+          <w:iCs w:val="false"/>
+          <w:sz w:val="24"/>
+          <w:szCs w:val="24"/>
+        </w:rPr>
+        <w:t xml:space="preserve">, 2024).</w:t>
       </w:r>
     </w:p>
     <w:p>
@@ -1733,7 +1959,55 @@
           <w:sz w:val="24"/>
           <w:szCs w:val="24"/>
         </w:rPr>
-        <w:t xml:space="preserve">Display configuration and ambient illuminance act through two proximal mechanisms, summarised in Table 1.1. Along the optical route, display and room luminance determine pupil diameter, which governs aberration and depth of focus and therefore retinal image quality, legibility and accommodative demand. Along the ocular-surface route, visual and cognitive demand suppress blink rate and raise incomplete blinking, destabilising the tear film. Both routes feed the manifest outcomes of reading rate, comprehension, visual search, sustained attention, perceived comfort, workload and subjective fatigue. Time on task exerts its own effect and is counterbalanced and modelled (Abe et al., 2014; Warm et al., 2008); sleepiness, indexed by PERCLOS, and disengagement are treated as measured confounders; participant characteristics modulate susceptibility throughout.</w:t>
+        <w:t xml:space="preserve">Display configuration and ambient illuminance act through two proximal mechanisms, summarised in Table 1.1. Along the optical route, display and room luminance determine pupil diameter, which governs aberration and depth of focus and therefore retinal image quality, legibility and accommodative demand. Along the ocular-surface route, visual and cognitive demand suppress blink rate and raise incomplete blinking, destabilising the tear film. Both routes feed the manifest outcomes of reading rate, comprehension, visual search, sustained attention, perceived comfort, workload and subjective fatigue. Time on task exerts its own effect and is counterbalanced and modelled (Abe </w:t>
+      </w:r>
+      <w:r>
+        <w:rPr>
+          <w:rFonts w:ascii="Times New Roman" w:cs="Times New Roman" w:eastAsia="Times New Roman" w:hAnsi="Times New Roman"/>
+          <w:b w:val="false"/>
+          <w:bCs w:val="false"/>
+          <w:i/>
+          <w:iCs/>
+          <w:sz w:val="24"/>
+          <w:szCs w:val="24"/>
+        </w:rPr>
+        <w:t xml:space="preserve">et al.</w:t>
+      </w:r>
+      <w:r>
+        <w:rPr>
+          <w:rFonts w:ascii="Times New Roman" w:cs="Times New Roman" w:eastAsia="Times New Roman" w:hAnsi="Times New Roman"/>
+          <w:b w:val="false"/>
+          <w:bCs w:val="false"/>
+          <w:i w:val="false"/>
+          <w:iCs w:val="false"/>
+          <w:sz w:val="24"/>
+          <w:szCs w:val="24"/>
+        </w:rPr>
+        <w:t xml:space="preserve">, 2014; Warm </w:t>
+      </w:r>
+      <w:r>
+        <w:rPr>
+          <w:rFonts w:ascii="Times New Roman" w:cs="Times New Roman" w:eastAsia="Times New Roman" w:hAnsi="Times New Roman"/>
+          <w:b w:val="false"/>
+          <w:bCs w:val="false"/>
+          <w:i/>
+          <w:iCs/>
+          <w:sz w:val="24"/>
+          <w:szCs w:val="24"/>
+        </w:rPr>
+        <w:t xml:space="preserve">et al.</w:t>
+      </w:r>
+      <w:r>
+        <w:rPr>
+          <w:rFonts w:ascii="Times New Roman" w:cs="Times New Roman" w:eastAsia="Times New Roman" w:hAnsi="Times New Roman"/>
+          <w:b w:val="false"/>
+          <w:bCs w:val="false"/>
+          <w:i w:val="false"/>
+          <w:iCs w:val="false"/>
+          <w:sz w:val="24"/>
+          <w:szCs w:val="24"/>
+        </w:rPr>
+        <w:t xml:space="preserve">, 2008); sleepiness, indexed by PERCLOS, and disengagement are treated as measured confounders; participant characteristics modulate susceptibility throughout.</w:t>
       </w:r>
     </w:p>
     <w:p>
@@ -2176,7 +2450,103 @@
                 <w:sz w:val="20"/>
                 <w:szCs w:val="20"/>
               </w:rPr>
-              <w:t xml:space="preserve">(Dobres et al., 2017; Jiménez et al., 2020; Piepenbrock et al., 2014a, 2014b; Redondo et al., 2025)</w:t>
+              <w:t xml:space="preserve">(Dobres </w:t>
+            </w:r>
+            <w:r>
+              <w:rPr>
+                <w:rFonts w:ascii="Times New Roman" w:cs="Times New Roman" w:eastAsia="Times New Roman" w:hAnsi="Times New Roman"/>
+                <w:b w:val="false"/>
+                <w:bCs w:val="false"/>
+                <w:i/>
+                <w:iCs/>
+                <w:sz w:val="20"/>
+                <w:szCs w:val="20"/>
+              </w:rPr>
+              <w:t xml:space="preserve">et al.</w:t>
+            </w:r>
+            <w:r>
+              <w:rPr>
+                <w:rFonts w:ascii="Times New Roman" w:cs="Times New Roman" w:eastAsia="Times New Roman" w:hAnsi="Times New Roman"/>
+                <w:b w:val="false"/>
+                <w:bCs w:val="false"/>
+                <w:i w:val="false"/>
+                <w:iCs w:val="false"/>
+                <w:sz w:val="20"/>
+                <w:szCs w:val="20"/>
+              </w:rPr>
+              <w:t xml:space="preserve">, 2017; Jiménez </w:t>
+            </w:r>
+            <w:r>
+              <w:rPr>
+                <w:rFonts w:ascii="Times New Roman" w:cs="Times New Roman" w:eastAsia="Times New Roman" w:hAnsi="Times New Roman"/>
+                <w:b w:val="false"/>
+                <w:bCs w:val="false"/>
+                <w:i/>
+                <w:iCs/>
+                <w:sz w:val="20"/>
+                <w:szCs w:val="20"/>
+              </w:rPr>
+              <w:t xml:space="preserve">et al.</w:t>
+            </w:r>
+            <w:r>
+              <w:rPr>
+                <w:rFonts w:ascii="Times New Roman" w:cs="Times New Roman" w:eastAsia="Times New Roman" w:hAnsi="Times New Roman"/>
+                <w:b w:val="false"/>
+                <w:bCs w:val="false"/>
+                <w:i w:val="false"/>
+                <w:iCs w:val="false"/>
+                <w:sz w:val="20"/>
+                <w:szCs w:val="20"/>
+              </w:rPr>
+              <w:t xml:space="preserve">, 2020; Piepenbrock </w:t>
+            </w:r>
+            <w:r>
+              <w:rPr>
+                <w:rFonts w:ascii="Times New Roman" w:cs="Times New Roman" w:eastAsia="Times New Roman" w:hAnsi="Times New Roman"/>
+                <w:b w:val="false"/>
+                <w:bCs w:val="false"/>
+                <w:i/>
+                <w:iCs/>
+                <w:sz w:val="20"/>
+                <w:szCs w:val="20"/>
+              </w:rPr>
+              <w:t xml:space="preserve">et al.</w:t>
+            </w:r>
+            <w:r>
+              <w:rPr>
+                <w:rFonts w:ascii="Times New Roman" w:cs="Times New Roman" w:eastAsia="Times New Roman" w:hAnsi="Times New Roman"/>
+                <w:b w:val="false"/>
+                <w:bCs w:val="false"/>
+                <w:i w:val="false"/>
+                <w:iCs w:val="false"/>
+                <w:sz w:val="20"/>
+                <w:szCs w:val="20"/>
+              </w:rPr>
+              <w:t xml:space="preserve">, 2014a, 2014b; Redondo </w:t>
+            </w:r>
+            <w:r>
+              <w:rPr>
+                <w:rFonts w:ascii="Times New Roman" w:cs="Times New Roman" w:eastAsia="Times New Roman" w:hAnsi="Times New Roman"/>
+                <w:b w:val="false"/>
+                <w:bCs w:val="false"/>
+                <w:i/>
+                <w:iCs/>
+                <w:sz w:val="20"/>
+                <w:szCs w:val="20"/>
+              </w:rPr>
+              <w:t xml:space="preserve">et al.</w:t>
+            </w:r>
+            <w:r>
+              <w:rPr>
+                <w:rFonts w:ascii="Times New Roman" w:cs="Times New Roman" w:eastAsia="Times New Roman" w:hAnsi="Times New Roman"/>
+                <w:b w:val="false"/>
+                <w:bCs w:val="false"/>
+                <w:i w:val="false"/>
+                <w:iCs w:val="false"/>
+                <w:sz w:val="20"/>
+                <w:szCs w:val="20"/>
+              </w:rPr>
+              <w:t xml:space="preserve">, 2025)</w:t>
             </w:r>
           </w:p>
         </w:tc>
@@ -2374,7 +2744,127 @@
                 <w:sz w:val="20"/>
                 <w:szCs w:val="20"/>
               </w:rPr>
-              <w:t xml:space="preserve">(Argilés et al., 2015; Fjaervoll et al., 2022; Hirota et al., 2013; Kamøy et al., 2022; Portello et al., 2013)</w:t>
+              <w:t xml:space="preserve">(Argilés </w:t>
+            </w:r>
+            <w:r>
+              <w:rPr>
+                <w:rFonts w:ascii="Times New Roman" w:cs="Times New Roman" w:eastAsia="Times New Roman" w:hAnsi="Times New Roman"/>
+                <w:b w:val="false"/>
+                <w:bCs w:val="false"/>
+                <w:i/>
+                <w:iCs/>
+                <w:sz w:val="20"/>
+                <w:szCs w:val="20"/>
+              </w:rPr>
+              <w:t xml:space="preserve">et al.</w:t>
+            </w:r>
+            <w:r>
+              <w:rPr>
+                <w:rFonts w:ascii="Times New Roman" w:cs="Times New Roman" w:eastAsia="Times New Roman" w:hAnsi="Times New Roman"/>
+                <w:b w:val="false"/>
+                <w:bCs w:val="false"/>
+                <w:i w:val="false"/>
+                <w:iCs w:val="false"/>
+                <w:sz w:val="20"/>
+                <w:szCs w:val="20"/>
+              </w:rPr>
+              <w:t xml:space="preserve">, 2015; Fjaervoll </w:t>
+            </w:r>
+            <w:r>
+              <w:rPr>
+                <w:rFonts w:ascii="Times New Roman" w:cs="Times New Roman" w:eastAsia="Times New Roman" w:hAnsi="Times New Roman"/>
+                <w:b w:val="false"/>
+                <w:bCs w:val="false"/>
+                <w:i/>
+                <w:iCs/>
+                <w:sz w:val="20"/>
+                <w:szCs w:val="20"/>
+              </w:rPr>
+              <w:t xml:space="preserve">et al.</w:t>
+            </w:r>
+            <w:r>
+              <w:rPr>
+                <w:rFonts w:ascii="Times New Roman" w:cs="Times New Roman" w:eastAsia="Times New Roman" w:hAnsi="Times New Roman"/>
+                <w:b w:val="false"/>
+                <w:bCs w:val="false"/>
+                <w:i w:val="false"/>
+                <w:iCs w:val="false"/>
+                <w:sz w:val="20"/>
+                <w:szCs w:val="20"/>
+              </w:rPr>
+              <w:t xml:space="preserve">, 2022; Hirota </w:t>
+            </w:r>
+            <w:r>
+              <w:rPr>
+                <w:rFonts w:ascii="Times New Roman" w:cs="Times New Roman" w:eastAsia="Times New Roman" w:hAnsi="Times New Roman"/>
+                <w:b w:val="false"/>
+                <w:bCs w:val="false"/>
+                <w:i/>
+                <w:iCs/>
+                <w:sz w:val="20"/>
+                <w:szCs w:val="20"/>
+              </w:rPr>
+              <w:t xml:space="preserve">et al.</w:t>
+            </w:r>
+            <w:r>
+              <w:rPr>
+                <w:rFonts w:ascii="Times New Roman" w:cs="Times New Roman" w:eastAsia="Times New Roman" w:hAnsi="Times New Roman"/>
+                <w:b w:val="false"/>
+                <w:bCs w:val="false"/>
+                <w:i w:val="false"/>
+                <w:iCs w:val="false"/>
+                <w:sz w:val="20"/>
+                <w:szCs w:val="20"/>
+              </w:rPr>
+              <w:t xml:space="preserve">, 2013; Kamøy </w:t>
+            </w:r>
+            <w:r>
+              <w:rPr>
+                <w:rFonts w:ascii="Times New Roman" w:cs="Times New Roman" w:eastAsia="Times New Roman" w:hAnsi="Times New Roman"/>
+                <w:b w:val="false"/>
+                <w:bCs w:val="false"/>
+                <w:i/>
+                <w:iCs/>
+                <w:sz w:val="20"/>
+                <w:szCs w:val="20"/>
+              </w:rPr>
+              <w:t xml:space="preserve">et al.</w:t>
+            </w:r>
+            <w:r>
+              <w:rPr>
+                <w:rFonts w:ascii="Times New Roman" w:cs="Times New Roman" w:eastAsia="Times New Roman" w:hAnsi="Times New Roman"/>
+                <w:b w:val="false"/>
+                <w:bCs w:val="false"/>
+                <w:i w:val="false"/>
+                <w:iCs w:val="false"/>
+                <w:sz w:val="20"/>
+                <w:szCs w:val="20"/>
+              </w:rPr>
+              <w:t xml:space="preserve">, 2022; Portello </w:t>
+            </w:r>
+            <w:r>
+              <w:rPr>
+                <w:rFonts w:ascii="Times New Roman" w:cs="Times New Roman" w:eastAsia="Times New Roman" w:hAnsi="Times New Roman"/>
+                <w:b w:val="false"/>
+                <w:bCs w:val="false"/>
+                <w:i/>
+                <w:iCs/>
+                <w:sz w:val="20"/>
+                <w:szCs w:val="20"/>
+              </w:rPr>
+              <w:t xml:space="preserve">et al.</w:t>
+            </w:r>
+            <w:r>
+              <w:rPr>
+                <w:rFonts w:ascii="Times New Roman" w:cs="Times New Roman" w:eastAsia="Times New Roman" w:hAnsi="Times New Roman"/>
+                <w:b w:val="false"/>
+                <w:bCs w:val="false"/>
+                <w:i w:val="false"/>
+                <w:iCs w:val="false"/>
+                <w:sz w:val="20"/>
+                <w:szCs w:val="20"/>
+              </w:rPr>
+              <w:t xml:space="preserve">, 2013)</w:t>
             </w:r>
           </w:p>
         </w:tc>
@@ -2572,7 +3062,79 @@
                 <w:sz w:val="20"/>
                 <w:szCs w:val="20"/>
               </w:rPr>
-              <w:t xml:space="preserve">(Abe et al., 2014; Abe, 2023; Jackson et al., 2016; Warm et al., 2008)</w:t>
+              <w:t xml:space="preserve">(Abe </w:t>
+            </w:r>
+            <w:r>
+              <w:rPr>
+                <w:rFonts w:ascii="Times New Roman" w:cs="Times New Roman" w:eastAsia="Times New Roman" w:hAnsi="Times New Roman"/>
+                <w:b w:val="false"/>
+                <w:bCs w:val="false"/>
+                <w:i/>
+                <w:iCs/>
+                <w:sz w:val="20"/>
+                <w:szCs w:val="20"/>
+              </w:rPr>
+              <w:t xml:space="preserve">et al.</w:t>
+            </w:r>
+            <w:r>
+              <w:rPr>
+                <w:rFonts w:ascii="Times New Roman" w:cs="Times New Roman" w:eastAsia="Times New Roman" w:hAnsi="Times New Roman"/>
+                <w:b w:val="false"/>
+                <w:bCs w:val="false"/>
+                <w:i w:val="false"/>
+                <w:iCs w:val="false"/>
+                <w:sz w:val="20"/>
+                <w:szCs w:val="20"/>
+              </w:rPr>
+              <w:t xml:space="preserve">, 2014; Abe, 2023; Jackson </w:t>
+            </w:r>
+            <w:r>
+              <w:rPr>
+                <w:rFonts w:ascii="Times New Roman" w:cs="Times New Roman" w:eastAsia="Times New Roman" w:hAnsi="Times New Roman"/>
+                <w:b w:val="false"/>
+                <w:bCs w:val="false"/>
+                <w:i/>
+                <w:iCs/>
+                <w:sz w:val="20"/>
+                <w:szCs w:val="20"/>
+              </w:rPr>
+              <w:t xml:space="preserve">et al.</w:t>
+            </w:r>
+            <w:r>
+              <w:rPr>
+                <w:rFonts w:ascii="Times New Roman" w:cs="Times New Roman" w:eastAsia="Times New Roman" w:hAnsi="Times New Roman"/>
+                <w:b w:val="false"/>
+                <w:bCs w:val="false"/>
+                <w:i w:val="false"/>
+                <w:iCs w:val="false"/>
+                <w:sz w:val="20"/>
+                <w:szCs w:val="20"/>
+              </w:rPr>
+              <w:t xml:space="preserve">, 2016; Warm </w:t>
+            </w:r>
+            <w:r>
+              <w:rPr>
+                <w:rFonts w:ascii="Times New Roman" w:cs="Times New Roman" w:eastAsia="Times New Roman" w:hAnsi="Times New Roman"/>
+                <w:b w:val="false"/>
+                <w:bCs w:val="false"/>
+                <w:i/>
+                <w:iCs/>
+                <w:sz w:val="20"/>
+                <w:szCs w:val="20"/>
+              </w:rPr>
+              <w:t xml:space="preserve">et al.</w:t>
+            </w:r>
+            <w:r>
+              <w:rPr>
+                <w:rFonts w:ascii="Times New Roman" w:cs="Times New Roman" w:eastAsia="Times New Roman" w:hAnsi="Times New Roman"/>
+                <w:b w:val="false"/>
+                <w:bCs w:val="false"/>
+                <w:i w:val="false"/>
+                <w:iCs w:val="false"/>
+                <w:sz w:val="20"/>
+                <w:szCs w:val="20"/>
+              </w:rPr>
+              <w:t xml:space="preserve">, 2008)</w:t>
             </w:r>
           </w:p>
         </w:tc>
@@ -2659,7 +3221,151 @@
           <w:sz w:val="24"/>
           <w:szCs w:val="24"/>
         </w:rPr>
-        <w:t xml:space="preserve">The pooled prevalence of 69.0 per cent across 103 studies conceals heterogeneity attributable partly to inconsistent case definition (Ccami-Bernal et al., 2024). One finding carries methodological force: prevalence was higher in studies that did not use the Computer Vision Syndrome Questionnaire (75.4 per cent), and meta-regression associated use of that instrument with lower estimates (Ccami-Bernal et al., 2024), so ad hoc checklists appear to inflate prevalence and a validated instrument with a defined cut-off is preferable. Reviews identify exposure beyond four to five hours daily, uncorrected refractive error, accommodative and vergence anomalies, altered blinking, close working distance, small font size, adverse lighting and contact-lens wear as risk factors (Ccami-Bernal et al., 2024; Mataftsi et al., 2023; Pucker et al., 2024; Sheppard &amp; Wolffsohn, 2018), and note that preventive measures acting at different points of the dry-eye cycle may be complementary (Kamøy et al., 2022).</w:t>
+        <w:t xml:space="preserve">The pooled prevalence of 69.0 per cent across 103 studies conceals heterogeneity attributable partly to inconsistent case definition (Ccami-Bernal </w:t>
+      </w:r>
+      <w:r>
+        <w:rPr>
+          <w:rFonts w:ascii="Times New Roman" w:cs="Times New Roman" w:eastAsia="Times New Roman" w:hAnsi="Times New Roman"/>
+          <w:b w:val="false"/>
+          <w:bCs w:val="false"/>
+          <w:i/>
+          <w:iCs/>
+          <w:sz w:val="24"/>
+          <w:szCs w:val="24"/>
+        </w:rPr>
+        <w:t xml:space="preserve">et al.</w:t>
+      </w:r>
+      <w:r>
+        <w:rPr>
+          <w:rFonts w:ascii="Times New Roman" w:cs="Times New Roman" w:eastAsia="Times New Roman" w:hAnsi="Times New Roman"/>
+          <w:b w:val="false"/>
+          <w:bCs w:val="false"/>
+          <w:i w:val="false"/>
+          <w:iCs w:val="false"/>
+          <w:sz w:val="24"/>
+          <w:szCs w:val="24"/>
+        </w:rPr>
+        <w:t xml:space="preserve">, 2024). One finding carries methodological force: prevalence was higher in studies that did not use the Computer Vision Syndrome Questionnaire (75.4 per cent), and meta-regression associated use of that instrument with lower estimates (Ccami-Bernal </w:t>
+      </w:r>
+      <w:r>
+        <w:rPr>
+          <w:rFonts w:ascii="Times New Roman" w:cs="Times New Roman" w:eastAsia="Times New Roman" w:hAnsi="Times New Roman"/>
+          <w:b w:val="false"/>
+          <w:bCs w:val="false"/>
+          <w:i/>
+          <w:iCs/>
+          <w:sz w:val="24"/>
+          <w:szCs w:val="24"/>
+        </w:rPr>
+        <w:t xml:space="preserve">et al.</w:t>
+      </w:r>
+      <w:r>
+        <w:rPr>
+          <w:rFonts w:ascii="Times New Roman" w:cs="Times New Roman" w:eastAsia="Times New Roman" w:hAnsi="Times New Roman"/>
+          <w:b w:val="false"/>
+          <w:bCs w:val="false"/>
+          <w:i w:val="false"/>
+          <w:iCs w:val="false"/>
+          <w:sz w:val="24"/>
+          <w:szCs w:val="24"/>
+        </w:rPr>
+        <w:t xml:space="preserve">, 2024), so ad hoc checklists appear to inflate prevalence and a validated instrument with a defined cut-off is preferable. Reviews identify exposure beyond four to five hours daily, uncorrected refractive error, accommodative and vergence anomalies, altered blinking, close working distance, small font size, adverse lighting and contact-lens wear as risk factors (Ccami-Bernal </w:t>
+      </w:r>
+      <w:r>
+        <w:rPr>
+          <w:rFonts w:ascii="Times New Roman" w:cs="Times New Roman" w:eastAsia="Times New Roman" w:hAnsi="Times New Roman"/>
+          <w:b w:val="false"/>
+          <w:bCs w:val="false"/>
+          <w:i/>
+          <w:iCs/>
+          <w:sz w:val="24"/>
+          <w:szCs w:val="24"/>
+        </w:rPr>
+        <w:t xml:space="preserve">et al.</w:t>
+      </w:r>
+      <w:r>
+        <w:rPr>
+          <w:rFonts w:ascii="Times New Roman" w:cs="Times New Roman" w:eastAsia="Times New Roman" w:hAnsi="Times New Roman"/>
+          <w:b w:val="false"/>
+          <w:bCs w:val="false"/>
+          <w:i w:val="false"/>
+          <w:iCs w:val="false"/>
+          <w:sz w:val="24"/>
+          <w:szCs w:val="24"/>
+        </w:rPr>
+        <w:t xml:space="preserve">, 2024; Mataftsi </w:t>
+      </w:r>
+      <w:r>
+        <w:rPr>
+          <w:rFonts w:ascii="Times New Roman" w:cs="Times New Roman" w:eastAsia="Times New Roman" w:hAnsi="Times New Roman"/>
+          <w:b w:val="false"/>
+          <w:bCs w:val="false"/>
+          <w:i/>
+          <w:iCs/>
+          <w:sz w:val="24"/>
+          <w:szCs w:val="24"/>
+        </w:rPr>
+        <w:t xml:space="preserve">et al.</w:t>
+      </w:r>
+      <w:r>
+        <w:rPr>
+          <w:rFonts w:ascii="Times New Roman" w:cs="Times New Roman" w:eastAsia="Times New Roman" w:hAnsi="Times New Roman"/>
+          <w:b w:val="false"/>
+          <w:bCs w:val="false"/>
+          <w:i w:val="false"/>
+          <w:iCs w:val="false"/>
+          <w:sz w:val="24"/>
+          <w:szCs w:val="24"/>
+        </w:rPr>
+        <w:t xml:space="preserve">, 2023; Pucker </w:t>
+      </w:r>
+      <w:r>
+        <w:rPr>
+          <w:rFonts w:ascii="Times New Roman" w:cs="Times New Roman" w:eastAsia="Times New Roman" w:hAnsi="Times New Roman"/>
+          <w:b w:val="false"/>
+          <w:bCs w:val="false"/>
+          <w:i/>
+          <w:iCs/>
+          <w:sz w:val="24"/>
+          <w:szCs w:val="24"/>
+        </w:rPr>
+        <w:t xml:space="preserve">et al.</w:t>
+      </w:r>
+      <w:r>
+        <w:rPr>
+          <w:rFonts w:ascii="Times New Roman" w:cs="Times New Roman" w:eastAsia="Times New Roman" w:hAnsi="Times New Roman"/>
+          <w:b w:val="false"/>
+          <w:bCs w:val="false"/>
+          <w:i w:val="false"/>
+          <w:iCs w:val="false"/>
+          <w:sz w:val="24"/>
+          <w:szCs w:val="24"/>
+        </w:rPr>
+        <w:t xml:space="preserve">, 2024; Sheppard &amp; Wolffsohn, 2018), and note that preventive measures acting at different points of the dry-eye cycle may be complementary (Kamøy </w:t>
+      </w:r>
+      <w:r>
+        <w:rPr>
+          <w:rFonts w:ascii="Times New Roman" w:cs="Times New Roman" w:eastAsia="Times New Roman" w:hAnsi="Times New Roman"/>
+          <w:b w:val="false"/>
+          <w:bCs w:val="false"/>
+          <w:i/>
+          <w:iCs/>
+          <w:sz w:val="24"/>
+          <w:szCs w:val="24"/>
+        </w:rPr>
+        <w:t xml:space="preserve">et al.</w:t>
+      </w:r>
+      <w:r>
+        <w:rPr>
+          <w:rFonts w:ascii="Times New Roman" w:cs="Times New Roman" w:eastAsia="Times New Roman" w:hAnsi="Times New Roman"/>
+          <w:b w:val="false"/>
+          <w:bCs w:val="false"/>
+          <w:i w:val="false"/>
+          <w:iCs w:val="false"/>
+          <w:sz w:val="24"/>
+          <w:szCs w:val="24"/>
+        </w:rPr>
+        <w:t xml:space="preserve">, 2022).</w:t>
       </w:r>
     </w:p>
     <w:p>
@@ -3209,7 +3915,19 @@
                 <w:sz w:val="20"/>
                 <w:szCs w:val="20"/>
               </w:rPr>
-              <w:t xml:space="preserve">Piepenbrock et al.</w:t>
+              <w:t xml:space="preserve">Piepenbrock </w:t>
+            </w:r>
+            <w:r>
+              <w:rPr>
+                <w:rFonts w:ascii="Times New Roman" w:cs="Times New Roman" w:eastAsia="Times New Roman" w:hAnsi="Times New Roman"/>
+                <w:b w:val="false"/>
+                <w:bCs w:val="false"/>
+                <w:i/>
+                <w:iCs/>
+                <w:sz w:val="20"/>
+                <w:szCs w:val="20"/>
+              </w:rPr>
+              <w:t xml:space="preserve">et al.</w:t>
             </w:r>
           </w:p>
         </w:tc>
@@ -3407,7 +4125,19 @@
                 <w:sz w:val="20"/>
                 <w:szCs w:val="20"/>
               </w:rPr>
-              <w:t xml:space="preserve">Piepenbrock et al.</w:t>
+              <w:t xml:space="preserve">Piepenbrock </w:t>
+            </w:r>
+            <w:r>
+              <w:rPr>
+                <w:rFonts w:ascii="Times New Roman" w:cs="Times New Roman" w:eastAsia="Times New Roman" w:hAnsi="Times New Roman"/>
+                <w:b w:val="false"/>
+                <w:bCs w:val="false"/>
+                <w:i/>
+                <w:iCs/>
+                <w:sz w:val="20"/>
+                <w:szCs w:val="20"/>
+              </w:rPr>
+              <w:t xml:space="preserve">et al.</w:t>
             </w:r>
           </w:p>
         </w:tc>
@@ -3605,7 +4335,19 @@
                 <w:sz w:val="20"/>
                 <w:szCs w:val="20"/>
               </w:rPr>
-              <w:t xml:space="preserve">Dobres et al.</w:t>
+              <w:t xml:space="preserve">Dobres </w:t>
+            </w:r>
+            <w:r>
+              <w:rPr>
+                <w:rFonts w:ascii="Times New Roman" w:cs="Times New Roman" w:eastAsia="Times New Roman" w:hAnsi="Times New Roman"/>
+                <w:b w:val="false"/>
+                <w:bCs w:val="false"/>
+                <w:i/>
+                <w:iCs/>
+                <w:sz w:val="20"/>
+                <w:szCs w:val="20"/>
+              </w:rPr>
+              <w:t xml:space="preserve">et al.</w:t>
             </w:r>
           </w:p>
         </w:tc>
@@ -3803,7 +4545,19 @@
                 <w:sz w:val="20"/>
                 <w:szCs w:val="20"/>
               </w:rPr>
-              <w:t xml:space="preserve">Dobres et al.</w:t>
+              <w:t xml:space="preserve">Dobres </w:t>
+            </w:r>
+            <w:r>
+              <w:rPr>
+                <w:rFonts w:ascii="Times New Roman" w:cs="Times New Roman" w:eastAsia="Times New Roman" w:hAnsi="Times New Roman"/>
+                <w:b w:val="false"/>
+                <w:bCs w:val="false"/>
+                <w:i/>
+                <w:iCs/>
+                <w:sz w:val="20"/>
+                <w:szCs w:val="20"/>
+              </w:rPr>
+              <w:t xml:space="preserve">et al.</w:t>
             </w:r>
           </w:p>
         </w:tc>
@@ -4199,7 +4953,19 @@
                 <w:sz w:val="20"/>
                 <w:szCs w:val="20"/>
               </w:rPr>
-              <w:t xml:space="preserve">Lin et al.</w:t>
+              <w:t xml:space="preserve">Lin </w:t>
+            </w:r>
+            <w:r>
+              <w:rPr>
+                <w:rFonts w:ascii="Times New Roman" w:cs="Times New Roman" w:eastAsia="Times New Roman" w:hAnsi="Times New Roman"/>
+                <w:b w:val="false"/>
+                <w:bCs w:val="false"/>
+                <w:i/>
+                <w:iCs/>
+                <w:sz w:val="20"/>
+                <w:szCs w:val="20"/>
+              </w:rPr>
+              <w:t xml:space="preserve">et al.</w:t>
             </w:r>
           </w:p>
         </w:tc>
@@ -4910,7 +5676,19 @@
                 <w:sz w:val="20"/>
                 <w:szCs w:val="20"/>
               </w:rPr>
-              <w:t xml:space="preserve">Jiménez et al.</w:t>
+              <w:t xml:space="preserve">Jiménez </w:t>
+            </w:r>
+            <w:r>
+              <w:rPr>
+                <w:rFonts w:ascii="Times New Roman" w:cs="Times New Roman" w:eastAsia="Times New Roman" w:hAnsi="Times New Roman"/>
+                <w:b w:val="false"/>
+                <w:bCs w:val="false"/>
+                <w:i/>
+                <w:iCs/>
+                <w:sz w:val="20"/>
+                <w:szCs w:val="20"/>
+              </w:rPr>
+              <w:t xml:space="preserve">et al.</w:t>
             </w:r>
           </w:p>
         </w:tc>
@@ -5108,7 +5886,19 @@
                 <w:sz w:val="20"/>
                 <w:szCs w:val="20"/>
               </w:rPr>
-              <w:t xml:space="preserve">Xie et al.</w:t>
+              <w:t xml:space="preserve">Xie </w:t>
+            </w:r>
+            <w:r>
+              <w:rPr>
+                <w:rFonts w:ascii="Times New Roman" w:cs="Times New Roman" w:eastAsia="Times New Roman" w:hAnsi="Times New Roman"/>
+                <w:b w:val="false"/>
+                <w:bCs w:val="false"/>
+                <w:i/>
+                <w:iCs/>
+                <w:sz w:val="20"/>
+                <w:szCs w:val="20"/>
+              </w:rPr>
+              <w:t xml:space="preserve">et al.</w:t>
             </w:r>
           </w:p>
         </w:tc>
@@ -5306,7 +6096,19 @@
                 <w:sz w:val="20"/>
                 <w:szCs w:val="20"/>
               </w:rPr>
-              <w:t xml:space="preserve">Tian et al.</w:t>
+              <w:t xml:space="preserve">Tian </w:t>
+            </w:r>
+            <w:r>
+              <w:rPr>
+                <w:rFonts w:ascii="Times New Roman" w:cs="Times New Roman" w:eastAsia="Times New Roman" w:hAnsi="Times New Roman"/>
+                <w:b w:val="false"/>
+                <w:bCs w:val="false"/>
+                <w:i/>
+                <w:iCs/>
+                <w:sz w:val="20"/>
+                <w:szCs w:val="20"/>
+              </w:rPr>
+              <w:t xml:space="preserve">et al.</w:t>
             </w:r>
           </w:p>
         </w:tc>
@@ -5504,7 +6306,19 @@
                 <w:sz w:val="20"/>
                 <w:szCs w:val="20"/>
               </w:rPr>
-              <w:t xml:space="preserve">Fan et al.</w:t>
+              <w:t xml:space="preserve">Fan </w:t>
+            </w:r>
+            <w:r>
+              <w:rPr>
+                <w:rFonts w:ascii="Times New Roman" w:cs="Times New Roman" w:eastAsia="Times New Roman" w:hAnsi="Times New Roman"/>
+                <w:b w:val="false"/>
+                <w:bCs w:val="false"/>
+                <w:i/>
+                <w:iCs/>
+                <w:sz w:val="20"/>
+                <w:szCs w:val="20"/>
+              </w:rPr>
+              <w:t xml:space="preserve">et al.</w:t>
             </w:r>
           </w:p>
         </w:tc>
@@ -5677,7 +6491,55 @@
           <w:sz w:val="24"/>
           <w:szCs w:val="24"/>
         </w:rPr>
-        <w:t xml:space="preserve">Two limitations recur. Exposure is brief, so duration is a plausible moderator of the discrepancy between studies finding no effect on reading speed (Jiménez et al., 2020) and those finding effects on fatigue and performance (Fan et al., 2024) — which neither was designed to estimate. More consequentially, none separates hue from luminance contrast: chromatic pigments differ in relative luminance, so a fixed colour set rendered on light and dark fields produces unequal, polarity-asymmetric contrasts, making contrast an inseparable covarying property of any colour manipulation that must be modelled (Buchner &amp; Baumgartner, 2007). Xie and colleagues (2021) add a complication directly relevant here: their objective and subjective indices pointed in opposite directions, dark mode improving blink measures while light mode was preferred and rated less fatiguing.</w:t>
+        <w:t xml:space="preserve">Two limitations recur. Exposure is brief, so duration is a plausible moderator of the discrepancy between studies finding no effect on reading speed (Jiménez </w:t>
+      </w:r>
+      <w:r>
+        <w:rPr>
+          <w:rFonts w:ascii="Times New Roman" w:cs="Times New Roman" w:eastAsia="Times New Roman" w:hAnsi="Times New Roman"/>
+          <w:b w:val="false"/>
+          <w:bCs w:val="false"/>
+          <w:i/>
+          <w:iCs/>
+          <w:sz w:val="24"/>
+          <w:szCs w:val="24"/>
+        </w:rPr>
+        <w:t xml:space="preserve">et al.</w:t>
+      </w:r>
+      <w:r>
+        <w:rPr>
+          <w:rFonts w:ascii="Times New Roman" w:cs="Times New Roman" w:eastAsia="Times New Roman" w:hAnsi="Times New Roman"/>
+          <w:b w:val="false"/>
+          <w:bCs w:val="false"/>
+          <w:i w:val="false"/>
+          <w:iCs w:val="false"/>
+          <w:sz w:val="24"/>
+          <w:szCs w:val="24"/>
+        </w:rPr>
+        <w:t xml:space="preserve">, 2020) and those finding effects on fatigue and performance (Fan </w:t>
+      </w:r>
+      <w:r>
+        <w:rPr>
+          <w:rFonts w:ascii="Times New Roman" w:cs="Times New Roman" w:eastAsia="Times New Roman" w:hAnsi="Times New Roman"/>
+          <w:b w:val="false"/>
+          <w:bCs w:val="false"/>
+          <w:i/>
+          <w:iCs/>
+          <w:sz w:val="24"/>
+          <w:szCs w:val="24"/>
+        </w:rPr>
+        <w:t xml:space="preserve">et al.</w:t>
+      </w:r>
+      <w:r>
+        <w:rPr>
+          <w:rFonts w:ascii="Times New Roman" w:cs="Times New Roman" w:eastAsia="Times New Roman" w:hAnsi="Times New Roman"/>
+          <w:b w:val="false"/>
+          <w:bCs w:val="false"/>
+          <w:i w:val="false"/>
+          <w:iCs w:val="false"/>
+          <w:sz w:val="24"/>
+          <w:szCs w:val="24"/>
+        </w:rPr>
+        <w:t xml:space="preserve">, 2024) — which neither was designed to estimate. More consequentially, none separates hue from luminance contrast: chromatic pigments differ in relative luminance, so a fixed colour set rendered on light and dark fields produces unequal, polarity-asymmetric contrasts, making contrast an inseparable covarying property of any colour manipulation that must be modelled (Buchner &amp; Baumgartner, 2007). Xie and colleagues (2021) add a complication directly relevant here: their objective and subjective indices pointed in opposite directions, dark mode improving blink measures while light mode was preferred and rated less fatiguing.</w:t>
       </w:r>
     </w:p>
     <w:p>
@@ -5695,7 +6557,55 @@
           <w:sz w:val="24"/>
           <w:szCs w:val="24"/>
         </w:rPr>
-        <w:t xml:space="preserve">The choice of contrast metric is also consequential. The ratio defined in the accessibility guidelines is the de facto design standard (World Wide Web Consortium, 2023), but takes no account of text size, weight or polarity, and is held to overstate contrast for dark colour pairs, so nominally compliant light-on-dark combinations can be hard to read and can produce halation. A perceptual replacement incorporating polarity and typography is under development (Advanced Perceptual Contrast Algorithm, n.d.). That a polarity-blind criterion governs a domain in which polarity is among the strongest determinants of legibility (Buchner &amp; Baumgartner, 2007; Dobres et al., 2017; Piepenbrock et al., 2014a, 2014b) is a problem to which empirical work can contribute.</w:t>
+        <w:t xml:space="preserve">The choice of contrast metric is also consequential. The ratio defined in the accessibility guidelines is the de facto design standard (World Wide Web Consortium, 2023), but takes no account of text size, weight or polarity, and is held to overstate contrast for dark colour pairs, so nominally compliant light-on-dark combinations can be hard to read and can produce halation. A perceptual replacement incorporating polarity and typography is under development (Advanced Perceptual Contrast Algorithm, n.d.). That a polarity-blind criterion governs a domain in which polarity is among the strongest determinants of legibility (Buchner &amp; Baumgartner, 2007; Dobres </w:t>
+      </w:r>
+      <w:r>
+        <w:rPr>
+          <w:rFonts w:ascii="Times New Roman" w:cs="Times New Roman" w:eastAsia="Times New Roman" w:hAnsi="Times New Roman"/>
+          <w:b w:val="false"/>
+          <w:bCs w:val="false"/>
+          <w:i/>
+          <w:iCs/>
+          <w:sz w:val="24"/>
+          <w:szCs w:val="24"/>
+        </w:rPr>
+        <w:t xml:space="preserve">et al.</w:t>
+      </w:r>
+      <w:r>
+        <w:rPr>
+          <w:rFonts w:ascii="Times New Roman" w:cs="Times New Roman" w:eastAsia="Times New Roman" w:hAnsi="Times New Roman"/>
+          <w:b w:val="false"/>
+          <w:bCs w:val="false"/>
+          <w:i w:val="false"/>
+          <w:iCs w:val="false"/>
+          <w:sz w:val="24"/>
+          <w:szCs w:val="24"/>
+        </w:rPr>
+        <w:t xml:space="preserve">, 2017; Piepenbrock </w:t>
+      </w:r>
+      <w:r>
+        <w:rPr>
+          <w:rFonts w:ascii="Times New Roman" w:cs="Times New Roman" w:eastAsia="Times New Roman" w:hAnsi="Times New Roman"/>
+          <w:b w:val="false"/>
+          <w:bCs w:val="false"/>
+          <w:i/>
+          <w:iCs/>
+          <w:sz w:val="24"/>
+          <w:szCs w:val="24"/>
+        </w:rPr>
+        <w:t xml:space="preserve">et al.</w:t>
+      </w:r>
+      <w:r>
+        <w:rPr>
+          <w:rFonts w:ascii="Times New Roman" w:cs="Times New Roman" w:eastAsia="Times New Roman" w:hAnsi="Times New Roman"/>
+          <w:b w:val="false"/>
+          <w:bCs w:val="false"/>
+          <w:i w:val="false"/>
+          <w:iCs w:val="false"/>
+          <w:sz w:val="24"/>
+          <w:szCs w:val="24"/>
+        </w:rPr>
+        <w:t xml:space="preserve">, 2014a, 2014b) is a problem to which empirical work can contribute.</w:t>
       </w:r>
     </w:p>
     <w:p>
@@ -5732,7 +6642,55 @@
           <w:sz w:val="24"/>
           <w:szCs w:val="24"/>
         </w:rPr>
-        <w:t xml:space="preserve">Illumination modulates the legibility cost of negative polarity (Dobres et al., 2017) and the fatigue cost of coloured text under it (Fan et al., 2024), consistent with a pupil-mediated account in which room light and display polarity trade against one another (Table 2.3).</w:t>
+        <w:t xml:space="preserve">Illumination modulates the legibility cost of negative polarity (Dobres </w:t>
+      </w:r>
+      <w:r>
+        <w:rPr>
+          <w:rFonts w:ascii="Times New Roman" w:cs="Times New Roman" w:eastAsia="Times New Roman" w:hAnsi="Times New Roman"/>
+          <w:b w:val="false"/>
+          <w:bCs w:val="false"/>
+          <w:i/>
+          <w:iCs/>
+          <w:sz w:val="24"/>
+          <w:szCs w:val="24"/>
+        </w:rPr>
+        <w:t xml:space="preserve">et al.</w:t>
+      </w:r>
+      <w:r>
+        <w:rPr>
+          <w:rFonts w:ascii="Times New Roman" w:cs="Times New Roman" w:eastAsia="Times New Roman" w:hAnsi="Times New Roman"/>
+          <w:b w:val="false"/>
+          <w:bCs w:val="false"/>
+          <w:i w:val="false"/>
+          <w:iCs w:val="false"/>
+          <w:sz w:val="24"/>
+          <w:szCs w:val="24"/>
+        </w:rPr>
+        <w:t xml:space="preserve">, 2017) and the fatigue cost of coloured text under it (Fan </w:t>
+      </w:r>
+      <w:r>
+        <w:rPr>
+          <w:rFonts w:ascii="Times New Roman" w:cs="Times New Roman" w:eastAsia="Times New Roman" w:hAnsi="Times New Roman"/>
+          <w:b w:val="false"/>
+          <w:bCs w:val="false"/>
+          <w:i/>
+          <w:iCs/>
+          <w:sz w:val="24"/>
+          <w:szCs w:val="24"/>
+        </w:rPr>
+        <w:t xml:space="preserve">et al.</w:t>
+      </w:r>
+      <w:r>
+        <w:rPr>
+          <w:rFonts w:ascii="Times New Roman" w:cs="Times New Roman" w:eastAsia="Times New Roman" w:hAnsi="Times New Roman"/>
+          <w:b w:val="false"/>
+          <w:bCs w:val="false"/>
+          <w:i w:val="false"/>
+          <w:iCs w:val="false"/>
+          <w:sz w:val="24"/>
+          <w:szCs w:val="24"/>
+        </w:rPr>
+        <w:t xml:space="preserve">, 2024), consistent with a pupil-mediated account in which room light and display polarity trade against one another (Table 2.3).</w:t>
       </w:r>
     </w:p>
     <w:p>
@@ -6233,7 +7191,19 @@
                 <w:sz w:val="20"/>
                 <w:szCs w:val="20"/>
               </w:rPr>
-              <w:t xml:space="preserve">Dobres et al.</w:t>
+              <w:t xml:space="preserve">Dobres </w:t>
+            </w:r>
+            <w:r>
+              <w:rPr>
+                <w:rFonts w:ascii="Times New Roman" w:cs="Times New Roman" w:eastAsia="Times New Roman" w:hAnsi="Times New Roman"/>
+                <w:b w:val="false"/>
+                <w:bCs w:val="false"/>
+                <w:i/>
+                <w:iCs/>
+                <w:sz w:val="20"/>
+                <w:szCs w:val="20"/>
+              </w:rPr>
+              <w:t xml:space="preserve">et al.</w:t>
             </w:r>
           </w:p>
         </w:tc>
@@ -6431,7 +7401,19 @@
                 <w:sz w:val="20"/>
                 <w:szCs w:val="20"/>
               </w:rPr>
-              <w:t xml:space="preserve">Xie et al.</w:t>
+              <w:t xml:space="preserve">Xie </w:t>
+            </w:r>
+            <w:r>
+              <w:rPr>
+                <w:rFonts w:ascii="Times New Roman" w:cs="Times New Roman" w:eastAsia="Times New Roman" w:hAnsi="Times New Roman"/>
+                <w:b w:val="false"/>
+                <w:bCs w:val="false"/>
+                <w:i/>
+                <w:iCs/>
+                <w:sz w:val="20"/>
+                <w:szCs w:val="20"/>
+              </w:rPr>
+              <w:t xml:space="preserve">et al.</w:t>
             </w:r>
           </w:p>
         </w:tc>
@@ -6629,7 +7611,19 @@
                 <w:sz w:val="20"/>
                 <w:szCs w:val="20"/>
               </w:rPr>
-              <w:t xml:space="preserve">Tian et al.</w:t>
+              <w:t xml:space="preserve">Tian </w:t>
+            </w:r>
+            <w:r>
+              <w:rPr>
+                <w:rFonts w:ascii="Times New Roman" w:cs="Times New Roman" w:eastAsia="Times New Roman" w:hAnsi="Times New Roman"/>
+                <w:b w:val="false"/>
+                <w:bCs w:val="false"/>
+                <w:i/>
+                <w:iCs/>
+                <w:sz w:val="20"/>
+                <w:szCs w:val="20"/>
+              </w:rPr>
+              <w:t xml:space="preserve">et al.</w:t>
             </w:r>
           </w:p>
         </w:tc>
@@ -6827,7 +7821,19 @@
                 <w:sz w:val="20"/>
                 <w:szCs w:val="20"/>
               </w:rPr>
-              <w:t xml:space="preserve">Fan et al.</w:t>
+              <w:t xml:space="preserve">Fan </w:t>
+            </w:r>
+            <w:r>
+              <w:rPr>
+                <w:rFonts w:ascii="Times New Roman" w:cs="Times New Roman" w:eastAsia="Times New Roman" w:hAnsi="Times New Roman"/>
+                <w:b w:val="false"/>
+                <w:bCs w:val="false"/>
+                <w:i/>
+                <w:iCs/>
+                <w:sz w:val="20"/>
+                <w:szCs w:val="20"/>
+              </w:rPr>
+              <w:t xml:space="preserve">et al.</w:t>
             </w:r>
           </w:p>
         </w:tc>
@@ -7198,7 +8204,31 @@
           <w:sz w:val="24"/>
           <w:szCs w:val="24"/>
         </w:rPr>
-        <w:t xml:space="preserve">The evidence is not uniform, and the pattern of that disagreement is what determined the present design. The proofreading advantage was independent of ambient lighting (Buchner &amp; Baumgartner, 2007), whereas threshold legibility showed a clear interaction (Dobres et al., 2017) — that is, the performance-side effect of polarity appears not to depend on room light, while the effects that do depend on it are concentrated in the ocular and tear-film measures. The most recent work is the most directly relevant on that second point: reading in a dark room from a bright screen produced the greatest tear-film destabilisation and the largest blink changes, with incomplete blinking rising over time in every condition ([Authors], 2025).</w:t>
+        <w:t xml:space="preserve">The evidence is not uniform, and the pattern of that disagreement is what determined the present design. The proofreading advantage was independent of ambient lighting (Buchner &amp; Baumgartner, 2007), whereas threshold legibility showed a clear interaction (Dobres </w:t>
+      </w:r>
+      <w:r>
+        <w:rPr>
+          <w:rFonts w:ascii="Times New Roman" w:cs="Times New Roman" w:eastAsia="Times New Roman" w:hAnsi="Times New Roman"/>
+          <w:b w:val="false"/>
+          <w:bCs w:val="false"/>
+          <w:i/>
+          <w:iCs/>
+          <w:sz w:val="24"/>
+          <w:szCs w:val="24"/>
+        </w:rPr>
+        <w:t xml:space="preserve">et al.</w:t>
+      </w:r>
+      <w:r>
+        <w:rPr>
+          <w:rFonts w:ascii="Times New Roman" w:cs="Times New Roman" w:eastAsia="Times New Roman" w:hAnsi="Times New Roman"/>
+          <w:b w:val="false"/>
+          <w:bCs w:val="false"/>
+          <w:i w:val="false"/>
+          <w:iCs w:val="false"/>
+          <w:sz w:val="24"/>
+          <w:szCs w:val="24"/>
+        </w:rPr>
+        <w:t xml:space="preserve">, 2017) — that is, the performance-side effect of polarity appears not to depend on room light, while the effects that do depend on it are concentrated in the ocular and tear-film measures. The most recent work is the most directly relevant on that second point: reading in a dark room from a bright screen produced the greatest tear-film destabilisation and the largest blink changes, with incomplete blinking rising over time in every condition ([Authors], 2025).</w:t>
       </w:r>
     </w:p>
     <w:p>
@@ -7271,7 +8301,55 @@
           <w:sz w:val="24"/>
           <w:szCs w:val="24"/>
         </w:rPr>
-        <w:t xml:space="preserve">Suppression of spontaneous blinking during display use is among the most reproducible findings in the field (Fjaervoll et al., 2022; Kamøy et al., 2022; Sheppard &amp; Wolffsohn, 2018), and the proportion of blinks that fail to close fully has the strongest claim to specificity (Table 2.4).</w:t>
+        <w:t xml:space="preserve">Suppression of spontaneous blinking during display use is among the most reproducible findings in the field (Fjaervoll </w:t>
+      </w:r>
+      <w:r>
+        <w:rPr>
+          <w:rFonts w:ascii="Times New Roman" w:cs="Times New Roman" w:eastAsia="Times New Roman" w:hAnsi="Times New Roman"/>
+          <w:b w:val="false"/>
+          <w:bCs w:val="false"/>
+          <w:i/>
+          <w:iCs/>
+          <w:sz w:val="24"/>
+          <w:szCs w:val="24"/>
+        </w:rPr>
+        <w:t xml:space="preserve">et al.</w:t>
+      </w:r>
+      <w:r>
+        <w:rPr>
+          <w:rFonts w:ascii="Times New Roman" w:cs="Times New Roman" w:eastAsia="Times New Roman" w:hAnsi="Times New Roman"/>
+          <w:b w:val="false"/>
+          <w:bCs w:val="false"/>
+          <w:i w:val="false"/>
+          <w:iCs w:val="false"/>
+          <w:sz w:val="24"/>
+          <w:szCs w:val="24"/>
+        </w:rPr>
+        <w:t xml:space="preserve">, 2022; Kamøy </w:t>
+      </w:r>
+      <w:r>
+        <w:rPr>
+          <w:rFonts w:ascii="Times New Roman" w:cs="Times New Roman" w:eastAsia="Times New Roman" w:hAnsi="Times New Roman"/>
+          <w:b w:val="false"/>
+          <w:bCs w:val="false"/>
+          <w:i/>
+          <w:iCs/>
+          <w:sz w:val="24"/>
+          <w:szCs w:val="24"/>
+        </w:rPr>
+        <w:t xml:space="preserve">et al.</w:t>
+      </w:r>
+      <w:r>
+        <w:rPr>
+          <w:rFonts w:ascii="Times New Roman" w:cs="Times New Roman" w:eastAsia="Times New Roman" w:hAnsi="Times New Roman"/>
+          <w:b w:val="false"/>
+          <w:bCs w:val="false"/>
+          <w:i w:val="false"/>
+          <w:iCs w:val="false"/>
+          <w:sz w:val="24"/>
+          <w:szCs w:val="24"/>
+        </w:rPr>
+        <w:t xml:space="preserve">, 2022; Sheppard &amp; Wolffsohn, 2018), and the proportion of blinks that fail to close fully has the strongest claim to specificity (Table 2.4).</w:t>
       </w:r>
     </w:p>
     <w:p>
@@ -7574,7 +8652,19 @@
                 <w:sz w:val="20"/>
                 <w:szCs w:val="20"/>
               </w:rPr>
-              <w:t xml:space="preserve">Cardona et al.</w:t>
+              <w:t xml:space="preserve">Cardona </w:t>
+            </w:r>
+            <w:r>
+              <w:rPr>
+                <w:rFonts w:ascii="Times New Roman" w:cs="Times New Roman" w:eastAsia="Times New Roman" w:hAnsi="Times New Roman"/>
+                <w:b w:val="false"/>
+                <w:bCs w:val="false"/>
+                <w:i/>
+                <w:iCs/>
+                <w:sz w:val="20"/>
+                <w:szCs w:val="20"/>
+              </w:rPr>
+              <w:t xml:space="preserve">et al.</w:t>
             </w:r>
           </w:p>
         </w:tc>
@@ -7772,7 +8862,19 @@
                 <w:sz w:val="20"/>
                 <w:szCs w:val="20"/>
               </w:rPr>
-              <w:t xml:space="preserve">Portello et al.</w:t>
+              <w:t xml:space="preserve">Portello </w:t>
+            </w:r>
+            <w:r>
+              <w:rPr>
+                <w:rFonts w:ascii="Times New Roman" w:cs="Times New Roman" w:eastAsia="Times New Roman" w:hAnsi="Times New Roman"/>
+                <w:b w:val="false"/>
+                <w:bCs w:val="false"/>
+                <w:i/>
+                <w:iCs/>
+                <w:sz w:val="20"/>
+                <w:szCs w:val="20"/>
+              </w:rPr>
+              <w:t xml:space="preserve">et al.</w:t>
             </w:r>
           </w:p>
         </w:tc>
@@ -7970,7 +9072,19 @@
                 <w:sz w:val="20"/>
                 <w:szCs w:val="20"/>
               </w:rPr>
-              <w:t xml:space="preserve">Hirota et al.</w:t>
+              <w:t xml:space="preserve">Hirota </w:t>
+            </w:r>
+            <w:r>
+              <w:rPr>
+                <w:rFonts w:ascii="Times New Roman" w:cs="Times New Roman" w:eastAsia="Times New Roman" w:hAnsi="Times New Roman"/>
+                <w:b w:val="false"/>
+                <w:bCs w:val="false"/>
+                <w:i/>
+                <w:iCs/>
+                <w:sz w:val="20"/>
+                <w:szCs w:val="20"/>
+              </w:rPr>
+              <w:t xml:space="preserve">et al.</w:t>
             </w:r>
           </w:p>
         </w:tc>
@@ -8168,7 +9282,19 @@
                 <w:sz w:val="20"/>
                 <w:szCs w:val="20"/>
               </w:rPr>
-              <w:t xml:space="preserve">Argilés et al.</w:t>
+              <w:t xml:space="preserve">Argilés </w:t>
+            </w:r>
+            <w:r>
+              <w:rPr>
+                <w:rFonts w:ascii="Times New Roman" w:cs="Times New Roman" w:eastAsia="Times New Roman" w:hAnsi="Times New Roman"/>
+                <w:b w:val="false"/>
+                <w:bCs w:val="false"/>
+                <w:i/>
+                <w:iCs/>
+                <w:sz w:val="20"/>
+                <w:szCs w:val="20"/>
+              </w:rPr>
+              <w:t xml:space="preserve">et al.</w:t>
             </w:r>
           </w:p>
         </w:tc>
@@ -8366,7 +9492,19 @@
                 <w:sz w:val="20"/>
                 <w:szCs w:val="20"/>
               </w:rPr>
-              <w:t xml:space="preserve">Jackson et al.</w:t>
+              <w:t xml:space="preserve">Jackson </w:t>
+            </w:r>
+            <w:r>
+              <w:rPr>
+                <w:rFonts w:ascii="Times New Roman" w:cs="Times New Roman" w:eastAsia="Times New Roman" w:hAnsi="Times New Roman"/>
+                <w:b w:val="false"/>
+                <w:bCs w:val="false"/>
+                <w:i/>
+                <w:iCs/>
+                <w:sz w:val="20"/>
+                <w:szCs w:val="20"/>
+              </w:rPr>
+              <w:t xml:space="preserve">et al.</w:t>
             </w:r>
           </w:p>
         </w:tc>
@@ -8737,7 +9875,103 @@
           <w:sz w:val="24"/>
           <w:szCs w:val="24"/>
         </w:rPr>
-        <w:t xml:space="preserve">Three findings forbid reading blink rate as a simple fatigue index: it is suppressed by reading irrespective of medium (Argilés et al., 2015) and by task dynamism at matched cognitive load (Cardona et al., 2011); total rate can hold steady while the complete-to-incomplete composition shifts (Hirota et al., 2013); and raising blink rate experimentally changed no symptom score (Portello et al., 2013). The incomplete-blink ratio, referenced to a within-participant baseline, is therefore the better-justified primary marker. Every study in Table 2.4 relied on manual frame-by-frame coding or dedicated hardware, and none manipulated polarity or text colour — which is why the samples are eleven to fifty, and why an automated measure is worth validating.</w:t>
+        <w:t xml:space="preserve">Three findings forbid reading blink rate as a simple fatigue index: it is suppressed by reading irrespective of medium (Argilés </w:t>
+      </w:r>
+      <w:r>
+        <w:rPr>
+          <w:rFonts w:ascii="Times New Roman" w:cs="Times New Roman" w:eastAsia="Times New Roman" w:hAnsi="Times New Roman"/>
+          <w:b w:val="false"/>
+          <w:bCs w:val="false"/>
+          <w:i/>
+          <w:iCs/>
+          <w:sz w:val="24"/>
+          <w:szCs w:val="24"/>
+        </w:rPr>
+        <w:t xml:space="preserve">et al.</w:t>
+      </w:r>
+      <w:r>
+        <w:rPr>
+          <w:rFonts w:ascii="Times New Roman" w:cs="Times New Roman" w:eastAsia="Times New Roman" w:hAnsi="Times New Roman"/>
+          <w:b w:val="false"/>
+          <w:bCs w:val="false"/>
+          <w:i w:val="false"/>
+          <w:iCs w:val="false"/>
+          <w:sz w:val="24"/>
+          <w:szCs w:val="24"/>
+        </w:rPr>
+        <w:t xml:space="preserve">, 2015) and by task dynamism at matched cognitive load (Cardona </w:t>
+      </w:r>
+      <w:r>
+        <w:rPr>
+          <w:rFonts w:ascii="Times New Roman" w:cs="Times New Roman" w:eastAsia="Times New Roman" w:hAnsi="Times New Roman"/>
+          <w:b w:val="false"/>
+          <w:bCs w:val="false"/>
+          <w:i/>
+          <w:iCs/>
+          <w:sz w:val="24"/>
+          <w:szCs w:val="24"/>
+        </w:rPr>
+        <w:t xml:space="preserve">et al.</w:t>
+      </w:r>
+      <w:r>
+        <w:rPr>
+          <w:rFonts w:ascii="Times New Roman" w:cs="Times New Roman" w:eastAsia="Times New Roman" w:hAnsi="Times New Roman"/>
+          <w:b w:val="false"/>
+          <w:bCs w:val="false"/>
+          <w:i w:val="false"/>
+          <w:iCs w:val="false"/>
+          <w:sz w:val="24"/>
+          <w:szCs w:val="24"/>
+        </w:rPr>
+        <w:t xml:space="preserve">, 2011); total rate can hold steady while the complete-to-incomplete composition shifts (Hirota </w:t>
+      </w:r>
+      <w:r>
+        <w:rPr>
+          <w:rFonts w:ascii="Times New Roman" w:cs="Times New Roman" w:eastAsia="Times New Roman" w:hAnsi="Times New Roman"/>
+          <w:b w:val="false"/>
+          <w:bCs w:val="false"/>
+          <w:i/>
+          <w:iCs/>
+          <w:sz w:val="24"/>
+          <w:szCs w:val="24"/>
+        </w:rPr>
+        <w:t xml:space="preserve">et al.</w:t>
+      </w:r>
+      <w:r>
+        <w:rPr>
+          <w:rFonts w:ascii="Times New Roman" w:cs="Times New Roman" w:eastAsia="Times New Roman" w:hAnsi="Times New Roman"/>
+          <w:b w:val="false"/>
+          <w:bCs w:val="false"/>
+          <w:i w:val="false"/>
+          <w:iCs w:val="false"/>
+          <w:sz w:val="24"/>
+          <w:szCs w:val="24"/>
+        </w:rPr>
+        <w:t xml:space="preserve">, 2013); and raising blink rate experimentally changed no symptom score (Portello </w:t>
+      </w:r>
+      <w:r>
+        <w:rPr>
+          <w:rFonts w:ascii="Times New Roman" w:cs="Times New Roman" w:eastAsia="Times New Roman" w:hAnsi="Times New Roman"/>
+          <w:b w:val="false"/>
+          <w:bCs w:val="false"/>
+          <w:i/>
+          <w:iCs/>
+          <w:sz w:val="24"/>
+          <w:szCs w:val="24"/>
+        </w:rPr>
+        <w:t xml:space="preserve">et al.</w:t>
+      </w:r>
+      <w:r>
+        <w:rPr>
+          <w:rFonts w:ascii="Times New Roman" w:cs="Times New Roman" w:eastAsia="Times New Roman" w:hAnsi="Times New Roman"/>
+          <w:b w:val="false"/>
+          <w:bCs w:val="false"/>
+          <w:i w:val="false"/>
+          <w:iCs w:val="false"/>
+          <w:sz w:val="24"/>
+          <w:szCs w:val="24"/>
+        </w:rPr>
+        <w:t xml:space="preserve">, 2013). The incomplete-blink ratio, referenced to a within-participant baseline, is therefore the better-justified primary marker. Every study in Table 2.4 relied on manual frame-by-frame coding or dedicated hardware, and none manipulated polarity or text colour — which is why the samples are eleven to fifty, and why an automated measure is worth validating.</w:t>
       </w:r>
     </w:p>
     <w:p>
@@ -8755,7 +9989,31 @@
           <w:sz w:val="24"/>
           <w:szCs w:val="24"/>
         </w:rPr>
-        <w:t xml:space="preserve">PERCLOS, the proportion of time the eyes are more than 80 per cent closed, is among the most validated indices for passive drowsiness detection (Abe, 2023) and correlates with vigilance-performance variability after sleep deprivation (Jackson et al., 2016). Its documented insensitivity in moderate drowsiness (Abe, 2023) dictates its role here as a covariate for sleepiness rather than a measure of visual fatigue.</w:t>
+        <w:t xml:space="preserve">PERCLOS, the proportion of time the eyes are more than 80 per cent closed, is among the most validated indices for passive drowsiness detection (Abe, 2023) and correlates with vigilance-performance variability after sleep deprivation (Jackson </w:t>
+      </w:r>
+      <w:r>
+        <w:rPr>
+          <w:rFonts w:ascii="Times New Roman" w:cs="Times New Roman" w:eastAsia="Times New Roman" w:hAnsi="Times New Roman"/>
+          <w:b w:val="false"/>
+          <w:bCs w:val="false"/>
+          <w:i/>
+          <w:iCs/>
+          <w:sz w:val="24"/>
+          <w:szCs w:val="24"/>
+        </w:rPr>
+        <w:t xml:space="preserve">et al.</w:t>
+      </w:r>
+      <w:r>
+        <w:rPr>
+          <w:rFonts w:ascii="Times New Roman" w:cs="Times New Roman" w:eastAsia="Times New Roman" w:hAnsi="Times New Roman"/>
+          <w:b w:val="false"/>
+          <w:bCs w:val="false"/>
+          <w:i w:val="false"/>
+          <w:iCs w:val="false"/>
+          <w:sz w:val="24"/>
+          <w:szCs w:val="24"/>
+        </w:rPr>
+        <w:t xml:space="preserve">, 2016). Its documented insensitivity in moderate drowsiness (Abe, 2023) dictates its role here as a covariate for sleepiness rather than a measure of visual fatigue.</w:t>
       </w:r>
     </w:p>
     <w:p>
@@ -8792,7 +10050,79 @@
           <w:sz w:val="24"/>
           <w:szCs w:val="24"/>
         </w:rPr>
-        <w:t xml:space="preserve">Comparison of reading media reports an advantage for print over screen, moderated by genre and time pressure (Delgado et al., 2018). This constrains how comprehension should be measured, since genre, difficulty and pacing must be standardised, but does not bear on the hypothesis under test, because a within-screen design removes the medium confound. Prolonged monotonous tasks also produce a vigilance decrement best accounted for by resource depletion (Warm et al., 2008), with lapses and reaction-time variability its most fatigue-sensitive indices (Abe et al., 2014). Attentional and visual-fatigue outcomes therefore share time on task as a driver and must be measured together if they are to be distinguished.</w:t>
+        <w:t xml:space="preserve">Comparison of reading media reports an advantage for print over screen, moderated by genre and time pressure (Delgado </w:t>
+      </w:r>
+      <w:r>
+        <w:rPr>
+          <w:rFonts w:ascii="Times New Roman" w:cs="Times New Roman" w:eastAsia="Times New Roman" w:hAnsi="Times New Roman"/>
+          <w:b w:val="false"/>
+          <w:bCs w:val="false"/>
+          <w:i/>
+          <w:iCs/>
+          <w:sz w:val="24"/>
+          <w:szCs w:val="24"/>
+        </w:rPr>
+        <w:t xml:space="preserve">et al.</w:t>
+      </w:r>
+      <w:r>
+        <w:rPr>
+          <w:rFonts w:ascii="Times New Roman" w:cs="Times New Roman" w:eastAsia="Times New Roman" w:hAnsi="Times New Roman"/>
+          <w:b w:val="false"/>
+          <w:bCs w:val="false"/>
+          <w:i w:val="false"/>
+          <w:iCs w:val="false"/>
+          <w:sz w:val="24"/>
+          <w:szCs w:val="24"/>
+        </w:rPr>
+        <w:t xml:space="preserve">, 2018). This constrains how comprehension should be measured, since genre, difficulty and pacing must be standardised, but does not bear on the hypothesis under test, because a within-screen design removes the medium confound. Prolonged monotonous tasks also produce a vigilance decrement best accounted for by resource depletion (Warm </w:t>
+      </w:r>
+      <w:r>
+        <w:rPr>
+          <w:rFonts w:ascii="Times New Roman" w:cs="Times New Roman" w:eastAsia="Times New Roman" w:hAnsi="Times New Roman"/>
+          <w:b w:val="false"/>
+          <w:bCs w:val="false"/>
+          <w:i/>
+          <w:iCs/>
+          <w:sz w:val="24"/>
+          <w:szCs w:val="24"/>
+        </w:rPr>
+        <w:t xml:space="preserve">et al.</w:t>
+      </w:r>
+      <w:r>
+        <w:rPr>
+          <w:rFonts w:ascii="Times New Roman" w:cs="Times New Roman" w:eastAsia="Times New Roman" w:hAnsi="Times New Roman"/>
+          <w:b w:val="false"/>
+          <w:bCs w:val="false"/>
+          <w:i w:val="false"/>
+          <w:iCs w:val="false"/>
+          <w:sz w:val="24"/>
+          <w:szCs w:val="24"/>
+        </w:rPr>
+        <w:t xml:space="preserve">, 2008), with lapses and reaction-time variability its most fatigue-sensitive indices (Abe </w:t>
+      </w:r>
+      <w:r>
+        <w:rPr>
+          <w:rFonts w:ascii="Times New Roman" w:cs="Times New Roman" w:eastAsia="Times New Roman" w:hAnsi="Times New Roman"/>
+          <w:b w:val="false"/>
+          <w:bCs w:val="false"/>
+          <w:i/>
+          <w:iCs/>
+          <w:sz w:val="24"/>
+          <w:szCs w:val="24"/>
+        </w:rPr>
+        <w:t xml:space="preserve">et al.</w:t>
+      </w:r>
+      <w:r>
+        <w:rPr>
+          <w:rFonts w:ascii="Times New Roman" w:cs="Times New Roman" w:eastAsia="Times New Roman" w:hAnsi="Times New Roman"/>
+          <w:b w:val="false"/>
+          <w:bCs w:val="false"/>
+          <w:i w:val="false"/>
+          <w:iCs w:val="false"/>
+          <w:sz w:val="24"/>
+          <w:szCs w:val="24"/>
+        </w:rPr>
+        <w:t xml:space="preserve">, 2014). Attentional and visual-fatigue outcomes therefore share time on task as a driver and must be measured together if they are to be distinguished.</w:t>
       </w:r>
     </w:p>
     <w:p>
@@ -8829,7 +10159,55 @@
           <w:sz w:val="24"/>
           <w:szCs w:val="24"/>
         </w:rPr>
-        <w:t xml:space="preserve">The Computer Vision Syndrome Questionnaire assesses frequency and intensity of sixteen symptoms on a Rasch-fitting scale, with sensitivity and specificity above 70 per cent and test–retest intraclass correlation of 0.802 (Seguí et al., 2015). Cross-cultural validation reports internal consistency of 0.793, sensitivity 78.5 per cent, specificity 70.7 per cent, convergent validity with the Ocular Surface Disease Index of 0.728 and a cut-off of seven (Cantó-Sancho et al., 2024). Cognitive workload is conventionally indexed by the NASA Task Load Index across six dimensions (Hart &amp; Staveland, 1988). Review notes that correlations between objective and subjective measures are not always apparent (Sheppard &amp; Wolffsohn, 2018), a discrepancy treated here as an object of study.</w:t>
+        <w:t xml:space="preserve">The Computer Vision Syndrome Questionnaire assesses frequency and intensity of sixteen symptoms on a Rasch-fitting scale, with sensitivity and specificity above 70 per cent and test–retest intraclass correlation of 0.802 (Seguí </w:t>
+      </w:r>
+      <w:r>
+        <w:rPr>
+          <w:rFonts w:ascii="Times New Roman" w:cs="Times New Roman" w:eastAsia="Times New Roman" w:hAnsi="Times New Roman"/>
+          <w:b w:val="false"/>
+          <w:bCs w:val="false"/>
+          <w:i/>
+          <w:iCs/>
+          <w:sz w:val="24"/>
+          <w:szCs w:val="24"/>
+        </w:rPr>
+        <w:t xml:space="preserve">et al.</w:t>
+      </w:r>
+      <w:r>
+        <w:rPr>
+          <w:rFonts w:ascii="Times New Roman" w:cs="Times New Roman" w:eastAsia="Times New Roman" w:hAnsi="Times New Roman"/>
+          <w:b w:val="false"/>
+          <w:bCs w:val="false"/>
+          <w:i w:val="false"/>
+          <w:iCs w:val="false"/>
+          <w:sz w:val="24"/>
+          <w:szCs w:val="24"/>
+        </w:rPr>
+        <w:t xml:space="preserve">, 2015). Cross-cultural validation reports internal consistency of 0.793, sensitivity 78.5 per cent, specificity 70.7 per cent, convergent validity with the Ocular Surface Disease Index of 0.728 and a cut-off of seven (Cantó-Sancho </w:t>
+      </w:r>
+      <w:r>
+        <w:rPr>
+          <w:rFonts w:ascii="Times New Roman" w:cs="Times New Roman" w:eastAsia="Times New Roman" w:hAnsi="Times New Roman"/>
+          <w:b w:val="false"/>
+          <w:bCs w:val="false"/>
+          <w:i/>
+          <w:iCs/>
+          <w:sz w:val="24"/>
+          <w:szCs w:val="24"/>
+        </w:rPr>
+        <w:t xml:space="preserve">et al.</w:t>
+      </w:r>
+      <w:r>
+        <w:rPr>
+          <w:rFonts w:ascii="Times New Roman" w:cs="Times New Roman" w:eastAsia="Times New Roman" w:hAnsi="Times New Roman"/>
+          <w:b w:val="false"/>
+          <w:bCs w:val="false"/>
+          <w:i w:val="false"/>
+          <w:iCs w:val="false"/>
+          <w:sz w:val="24"/>
+          <w:szCs w:val="24"/>
+        </w:rPr>
+        <w:t xml:space="preserve">, 2024). Cognitive workload is conventionally indexed by the NASA Task Load Index across six dimensions (Hart &amp; Staveland, 1988). Review notes that correlations between objective and subjective measures are not always apparent (Sheppard &amp; Wolffsohn, 2018), a discrepancy treated here as an object of study.</w:t>
       </w:r>
     </w:p>
     <w:p>
@@ -8847,7 +10225,79 @@
           <w:sz w:val="24"/>
           <w:szCs w:val="24"/>
         </w:rPr>
-        <w:t xml:space="preserve">Automated blink detection derives a scalar eye aspect ratio from facial landmarks and identifies blinks as a temporal pattern in that signal (Soukupová &amp; Čech, 2016). Being continuous and normalised, it can distinguish partial from complete closure, automating what the clinical literature has done by hand (Argilés et al., 2015; Hirota et al., 2013; Portello et al., 2013). Validity differs by target: camera-based gaze estimation is lower in accuracy and sampling rate than infrared tracking and is defensible only for coarse zone classification, whereas blink measures are proportion-based and need temporal rather than spatial precision. Since blinks last 100 to 400 ms, duration-based metrics become unreliable below about 25 frames per second, while proportion measures are more robust. No published study has validated a camera-based incomplete-blink measure against manual annotation.</w:t>
+        <w:t xml:space="preserve">Automated blink detection derives a scalar eye aspect ratio from facial landmarks and identifies blinks as a temporal pattern in that signal (Soukupová &amp; Čech, 2016). Being continuous and normalised, it can distinguish partial from complete closure, automating what the clinical literature has done by hand (Argilés </w:t>
+      </w:r>
+      <w:r>
+        <w:rPr>
+          <w:rFonts w:ascii="Times New Roman" w:cs="Times New Roman" w:eastAsia="Times New Roman" w:hAnsi="Times New Roman"/>
+          <w:b w:val="false"/>
+          <w:bCs w:val="false"/>
+          <w:i/>
+          <w:iCs/>
+          <w:sz w:val="24"/>
+          <w:szCs w:val="24"/>
+        </w:rPr>
+        <w:t xml:space="preserve">et al.</w:t>
+      </w:r>
+      <w:r>
+        <w:rPr>
+          <w:rFonts w:ascii="Times New Roman" w:cs="Times New Roman" w:eastAsia="Times New Roman" w:hAnsi="Times New Roman"/>
+          <w:b w:val="false"/>
+          <w:bCs w:val="false"/>
+          <w:i w:val="false"/>
+          <w:iCs w:val="false"/>
+          <w:sz w:val="24"/>
+          <w:szCs w:val="24"/>
+        </w:rPr>
+        <w:t xml:space="preserve">, 2015; Hirota </w:t>
+      </w:r>
+      <w:r>
+        <w:rPr>
+          <w:rFonts w:ascii="Times New Roman" w:cs="Times New Roman" w:eastAsia="Times New Roman" w:hAnsi="Times New Roman"/>
+          <w:b w:val="false"/>
+          <w:bCs w:val="false"/>
+          <w:i/>
+          <w:iCs/>
+          <w:sz w:val="24"/>
+          <w:szCs w:val="24"/>
+        </w:rPr>
+        <w:t xml:space="preserve">et al.</w:t>
+      </w:r>
+      <w:r>
+        <w:rPr>
+          <w:rFonts w:ascii="Times New Roman" w:cs="Times New Roman" w:eastAsia="Times New Roman" w:hAnsi="Times New Roman"/>
+          <w:b w:val="false"/>
+          <w:bCs w:val="false"/>
+          <w:i w:val="false"/>
+          <w:iCs w:val="false"/>
+          <w:sz w:val="24"/>
+          <w:szCs w:val="24"/>
+        </w:rPr>
+        <w:t xml:space="preserve">, 2013; Portello </w:t>
+      </w:r>
+      <w:r>
+        <w:rPr>
+          <w:rFonts w:ascii="Times New Roman" w:cs="Times New Roman" w:eastAsia="Times New Roman" w:hAnsi="Times New Roman"/>
+          <w:b w:val="false"/>
+          <w:bCs w:val="false"/>
+          <w:i/>
+          <w:iCs/>
+          <w:sz w:val="24"/>
+          <w:szCs w:val="24"/>
+        </w:rPr>
+        <w:t xml:space="preserve">et al.</w:t>
+      </w:r>
+      <w:r>
+        <w:rPr>
+          <w:rFonts w:ascii="Times New Roman" w:cs="Times New Roman" w:eastAsia="Times New Roman" w:hAnsi="Times New Roman"/>
+          <w:b w:val="false"/>
+          <w:bCs w:val="false"/>
+          <w:i w:val="false"/>
+          <w:iCs w:val="false"/>
+          <w:sz w:val="24"/>
+          <w:szCs w:val="24"/>
+        </w:rPr>
+        <w:t xml:space="preserve">, 2013). Validity differs by target: camera-based gaze estimation is lower in accuracy and sampling rate than infrared tracking and is defensible only for coarse zone classification, whereas blink measures are proportion-based and need temporal rather than spatial precision. Since blinks last 100 to 400 ms, duration-based metrics become unreliable below about 25 frames per second, while proportion measures are more robust. No published study has validated a camera-based incomplete-blink measure against manual annotation.</w:t>
       </w:r>
     </w:p>
     <w:p>
@@ -8954,7 +10404,79 @@
           <w:sz w:val="24"/>
           <w:szCs w:val="24"/>
         </w:rPr>
-        <w:t xml:space="preserve">The interaction between polarity and text colour on visual fatigue appears unestimated, the only located text-colour fatigue study having held polarity constant (Fan et al., 2024); nor has hue been separated from luminance contrast in the studies located (Buchner &amp; Baumgartner, 2007; Jiménez et al., 2020; Xie et al., 2021).</w:t>
+        <w:t xml:space="preserve">The interaction between polarity and text colour on visual fatigue appears unestimated, the only located text-colour fatigue study having held polarity constant (Fan </w:t>
+      </w:r>
+      <w:r>
+        <w:rPr>
+          <w:rFonts w:ascii="Times New Roman" w:cs="Times New Roman" w:eastAsia="Times New Roman" w:hAnsi="Times New Roman"/>
+          <w:b w:val="false"/>
+          <w:bCs w:val="false"/>
+          <w:i/>
+          <w:iCs/>
+          <w:sz w:val="24"/>
+          <w:szCs w:val="24"/>
+        </w:rPr>
+        <w:t xml:space="preserve">et al.</w:t>
+      </w:r>
+      <w:r>
+        <w:rPr>
+          <w:rFonts w:ascii="Times New Roman" w:cs="Times New Roman" w:eastAsia="Times New Roman" w:hAnsi="Times New Roman"/>
+          <w:b w:val="false"/>
+          <w:bCs w:val="false"/>
+          <w:i w:val="false"/>
+          <w:iCs w:val="false"/>
+          <w:sz w:val="24"/>
+          <w:szCs w:val="24"/>
+        </w:rPr>
+        <w:t xml:space="preserve">, 2024); nor has hue been separated from luminance contrast in the studies located (Buchner &amp; Baumgartner, 2007; Jiménez </w:t>
+      </w:r>
+      <w:r>
+        <w:rPr>
+          <w:rFonts w:ascii="Times New Roman" w:cs="Times New Roman" w:eastAsia="Times New Roman" w:hAnsi="Times New Roman"/>
+          <w:b w:val="false"/>
+          <w:bCs w:val="false"/>
+          <w:i/>
+          <w:iCs/>
+          <w:sz w:val="24"/>
+          <w:szCs w:val="24"/>
+        </w:rPr>
+        <w:t xml:space="preserve">et al.</w:t>
+      </w:r>
+      <w:r>
+        <w:rPr>
+          <w:rFonts w:ascii="Times New Roman" w:cs="Times New Roman" w:eastAsia="Times New Roman" w:hAnsi="Times New Roman"/>
+          <w:b w:val="false"/>
+          <w:bCs w:val="false"/>
+          <w:i w:val="false"/>
+          <w:iCs w:val="false"/>
+          <w:sz w:val="24"/>
+          <w:szCs w:val="24"/>
+        </w:rPr>
+        <w:t xml:space="preserve">, 2020; Xie </w:t>
+      </w:r>
+      <w:r>
+        <w:rPr>
+          <w:rFonts w:ascii="Times New Roman" w:cs="Times New Roman" w:eastAsia="Times New Roman" w:hAnsi="Times New Roman"/>
+          <w:b w:val="false"/>
+          <w:bCs w:val="false"/>
+          <w:i/>
+          <w:iCs/>
+          <w:sz w:val="24"/>
+          <w:szCs w:val="24"/>
+        </w:rPr>
+        <w:t xml:space="preserve">et al.</w:t>
+      </w:r>
+      <w:r>
+        <w:rPr>
+          <w:rFonts w:ascii="Times New Roman" w:cs="Times New Roman" w:eastAsia="Times New Roman" w:hAnsi="Times New Roman"/>
+          <w:b w:val="false"/>
+          <w:bCs w:val="false"/>
+          <w:i w:val="false"/>
+          <w:iCs w:val="false"/>
+          <w:sz w:val="24"/>
+          <w:szCs w:val="24"/>
+        </w:rPr>
+        <w:t xml:space="preserve">, 2021).</w:t>
       </w:r>
     </w:p>
     <w:p>
@@ -8989,7 +10511,55 @@
           <w:sz w:val="24"/>
           <w:szCs w:val="24"/>
         </w:rPr>
-        <w:t xml:space="preserve">No located study reports contrast metrics alongside measured display photometry, and the prevailing standard is polarity-blind (Advanced Perceptual Contrast Algorithm, n.d.; World Wide Web Consortium, 2023). Joint effects of polarity, colour and illumination remain uncharacterised, the two-way findings being in partial conflict (Dobres et al., 2017; Fan et al., 2024); the present study addresses the polarity × colour interaction at a fixed illuminance and leaves the three-way case to designs whose ocular instrumentation is independent of room light.</w:t>
+        <w:t xml:space="preserve">No located study reports contrast metrics alongside measured display photometry, and the prevailing standard is polarity-blind (Advanced Perceptual Contrast Algorithm, n.d.; World Wide Web Consortium, 2023). Joint effects of polarity, colour and illumination remain uncharacterised, the two-way findings being in partial conflict (Dobres </w:t>
+      </w:r>
+      <w:r>
+        <w:rPr>
+          <w:rFonts w:ascii="Times New Roman" w:cs="Times New Roman" w:eastAsia="Times New Roman" w:hAnsi="Times New Roman"/>
+          <w:b w:val="false"/>
+          <w:bCs w:val="false"/>
+          <w:i/>
+          <w:iCs/>
+          <w:sz w:val="24"/>
+          <w:szCs w:val="24"/>
+        </w:rPr>
+        <w:t xml:space="preserve">et al.</w:t>
+      </w:r>
+      <w:r>
+        <w:rPr>
+          <w:rFonts w:ascii="Times New Roman" w:cs="Times New Roman" w:eastAsia="Times New Roman" w:hAnsi="Times New Roman"/>
+          <w:b w:val="false"/>
+          <w:bCs w:val="false"/>
+          <w:i w:val="false"/>
+          <w:iCs w:val="false"/>
+          <w:sz w:val="24"/>
+          <w:szCs w:val="24"/>
+        </w:rPr>
+        <w:t xml:space="preserve">, 2017; Fan </w:t>
+      </w:r>
+      <w:r>
+        <w:rPr>
+          <w:rFonts w:ascii="Times New Roman" w:cs="Times New Roman" w:eastAsia="Times New Roman" w:hAnsi="Times New Roman"/>
+          <w:b w:val="false"/>
+          <w:bCs w:val="false"/>
+          <w:i/>
+          <w:iCs/>
+          <w:sz w:val="24"/>
+          <w:szCs w:val="24"/>
+        </w:rPr>
+        <w:t xml:space="preserve">et al.</w:t>
+      </w:r>
+      <w:r>
+        <w:rPr>
+          <w:rFonts w:ascii="Times New Roman" w:cs="Times New Roman" w:eastAsia="Times New Roman" w:hAnsi="Times New Roman"/>
+          <w:b w:val="false"/>
+          <w:bCs w:val="false"/>
+          <w:i w:val="false"/>
+          <w:iCs w:val="false"/>
+          <w:sz w:val="24"/>
+          <w:szCs w:val="24"/>
+        </w:rPr>
+        <w:t xml:space="preserve">, 2024); the present study addresses the polarity × colour interaction at a fixed illuminance and leaves the three-way case to designs whose ocular instrumentation is independent of room light.</w:t>
       </w:r>
     </w:p>
     <w:p>
@@ -9024,7 +10594,31 @@
           <w:sz w:val="24"/>
           <w:szCs w:val="24"/>
         </w:rPr>
-        <w:t xml:space="preserve">Few studies co-register a validated symptom instrument with objective markers in the same condition, leaving the subjective–objective discrepancy unresolved (Sheppard &amp; Wolffsohn, 2018); where both were measured they pointed in opposite directions (Xie et al., 2021).</w:t>
+        <w:t xml:space="preserve">Few studies co-register a validated symptom instrument with objective markers in the same condition, leaving the subjective–objective discrepancy unresolved (Sheppard &amp; Wolffsohn, 2018); where both were measured they pointed in opposite directions (Xie </w:t>
+      </w:r>
+      <w:r>
+        <w:rPr>
+          <w:rFonts w:ascii="Times New Roman" w:cs="Times New Roman" w:eastAsia="Times New Roman" w:hAnsi="Times New Roman"/>
+          <w:b w:val="false"/>
+          <w:bCs w:val="false"/>
+          <w:i/>
+          <w:iCs/>
+          <w:sz w:val="24"/>
+          <w:szCs w:val="24"/>
+        </w:rPr>
+        <w:t xml:space="preserve">et al.</w:t>
+      </w:r>
+      <w:r>
+        <w:rPr>
+          <w:rFonts w:ascii="Times New Roman" w:cs="Times New Roman" w:eastAsia="Times New Roman" w:hAnsi="Times New Roman"/>
+          <w:b w:val="false"/>
+          <w:bCs w:val="false"/>
+          <w:i w:val="false"/>
+          <w:iCs w:val="false"/>
+          <w:sz w:val="24"/>
+          <w:szCs w:val="24"/>
+        </w:rPr>
+        <w:t xml:space="preserve">, 2021).</w:t>
       </w:r>
     </w:p>
     <w:p>
@@ -9059,7 +10653,79 @@
           <w:sz w:val="24"/>
           <w:szCs w:val="24"/>
         </w:rPr>
-        <w:t xml:space="preserve">The incomplete-blink ratio does not appear to have been tested as an outcome of a display manipulation despite its specificity ([Authors], 2025; Argilés et al., 2015; Hirota et al., 2013; Portello et al., 2013), and no automated implementation has been validated against manual annotation in the literature located, so the measure does not scale.</w:t>
+        <w:t xml:space="preserve">The incomplete-blink ratio does not appear to have been tested as an outcome of a display manipulation despite its specificity ([Authors], 2025; Argilés </w:t>
+      </w:r>
+      <w:r>
+        <w:rPr>
+          <w:rFonts w:ascii="Times New Roman" w:cs="Times New Roman" w:eastAsia="Times New Roman" w:hAnsi="Times New Roman"/>
+          <w:b w:val="false"/>
+          <w:bCs w:val="false"/>
+          <w:i/>
+          <w:iCs/>
+          <w:sz w:val="24"/>
+          <w:szCs w:val="24"/>
+        </w:rPr>
+        <w:t xml:space="preserve">et al.</w:t>
+      </w:r>
+      <w:r>
+        <w:rPr>
+          <w:rFonts w:ascii="Times New Roman" w:cs="Times New Roman" w:eastAsia="Times New Roman" w:hAnsi="Times New Roman"/>
+          <w:b w:val="false"/>
+          <w:bCs w:val="false"/>
+          <w:i w:val="false"/>
+          <w:iCs w:val="false"/>
+          <w:sz w:val="24"/>
+          <w:szCs w:val="24"/>
+        </w:rPr>
+        <w:t xml:space="preserve">, 2015; Hirota </w:t>
+      </w:r>
+      <w:r>
+        <w:rPr>
+          <w:rFonts w:ascii="Times New Roman" w:cs="Times New Roman" w:eastAsia="Times New Roman" w:hAnsi="Times New Roman"/>
+          <w:b w:val="false"/>
+          <w:bCs w:val="false"/>
+          <w:i/>
+          <w:iCs/>
+          <w:sz w:val="24"/>
+          <w:szCs w:val="24"/>
+        </w:rPr>
+        <w:t xml:space="preserve">et al.</w:t>
+      </w:r>
+      <w:r>
+        <w:rPr>
+          <w:rFonts w:ascii="Times New Roman" w:cs="Times New Roman" w:eastAsia="Times New Roman" w:hAnsi="Times New Roman"/>
+          <w:b w:val="false"/>
+          <w:bCs w:val="false"/>
+          <w:i w:val="false"/>
+          <w:iCs w:val="false"/>
+          <w:sz w:val="24"/>
+          <w:szCs w:val="24"/>
+        </w:rPr>
+        <w:t xml:space="preserve">, 2013; Portello </w:t>
+      </w:r>
+      <w:r>
+        <w:rPr>
+          <w:rFonts w:ascii="Times New Roman" w:cs="Times New Roman" w:eastAsia="Times New Roman" w:hAnsi="Times New Roman"/>
+          <w:b w:val="false"/>
+          <w:bCs w:val="false"/>
+          <w:i/>
+          <w:iCs/>
+          <w:sz w:val="24"/>
+          <w:szCs w:val="24"/>
+        </w:rPr>
+        <w:t xml:space="preserve">et al.</w:t>
+      </w:r>
+      <w:r>
+        <w:rPr>
+          <w:rFonts w:ascii="Times New Roman" w:cs="Times New Roman" w:eastAsia="Times New Roman" w:hAnsi="Times New Roman"/>
+          <w:b w:val="false"/>
+          <w:bCs w:val="false"/>
+          <w:i w:val="false"/>
+          <w:iCs w:val="false"/>
+          <w:sz w:val="24"/>
+          <w:szCs w:val="24"/>
+        </w:rPr>
+        <w:t xml:space="preserve">, 2013), and no automated implementation has been validated against manual annotation in the literature located, so the measure does not scale.</w:t>
       </w:r>
     </w:p>
     <w:p>
@@ -9166,7 +10832,7 @@
           <w:sz w:val="24"/>
           <w:szCs w:val="24"/>
         </w:rPr>
-        <w:t xml:space="preserve">The study uses a repeated-measures factorial design in which every factor is manipulated within participant. Display polarity (positive, negative) is crossed with text colour (achromatic, blue, red, yellow, green), giving ten display conditions, each presented once. Ambient illumination is not a factor: it is held constant at 300 lux for every participant and every condition, for the reasons set out in §2.4 and §3.4.</w:t>
+        <w:t xml:space="preserve">A repeated-measures factorial design in which both factors vary within participant. Display polarity (positive, negative) is crossed with text colour (achromatic, blue, red, yellow, green), giving ten display conditions, each presented once in a single sitting. Ambient illumination is held constant at 300 lux and is a controlled variable with a manipulation check, not a factor (§3.4). Each participant contributes ten condition-runs and serves as their own control. Ten reading passages cover the ten runs, so each is read exactly once and no practice effect requires adjustment.</w:t>
       </w:r>
     </w:p>
     <w:p>
@@ -9177,42 +10843,6 @@
       <w:r>
         <w:rPr>
           <w:rFonts w:ascii="Times New Roman" w:cs="Times New Roman" w:eastAsia="Times New Roman" w:hAnsi="Times New Roman"/>
-          <w:b w:val="false"/>
-          <w:bCs w:val="false"/>
-          <w:i w:val="false"/>
-          <w:iCs w:val="false"/>
-          <w:sz w:val="24"/>
-          <w:szCs w:val="24"/>
-        </w:rPr>
-        <w:t xml:space="preserve">Each participant therefore contributes ten condition-runs in a single sitting, and serves as their own control for both factors. Where a participant cannot sit the full session comfortably, the same ten conditions may be divided across two shorter visits; that is a scheduling accommodation rather than an experimental factor, and the condition order continues across the division rather than restarting.</w:t>
-      </w:r>
-    </w:p>
-    <w:p>
-      <w:pPr>
-        <w:spacing w:after="140" w:line="340"/>
-        <w:jc w:val="both"/>
-      </w:pPr>
-      <w:r>
-        <w:rPr>
-          <w:rFonts w:ascii="Times New Roman" w:cs="Times New Roman" w:eastAsia="Times New Roman" w:hAnsi="Times New Roman"/>
-          <w:b w:val="false"/>
-          <w:bCs w:val="false"/>
-          <w:i w:val="false"/>
-          <w:iCs w:val="false"/>
-          <w:sz w:val="24"/>
-          <w:szCs w:val="24"/>
-        </w:rPr>
-        <w:t xml:space="preserve">One methodological gain follows directly from the single sitting. Ten reading passages cover ten condition-runs, so each passage is read exactly once. In the earlier two-level version of this design, twenty condition-runs were covered by the same ten passages, every passage was necessarily re-read, and the resulting practice effect had to be carried as a covariate. It is now absent by construction rather than adjusted for.</w:t>
-      </w:r>
-    </w:p>
-    <w:p>
-      <w:pPr>
-        <w:spacing w:after="140" w:line="340"/>
-        <w:jc w:val="both"/>
-      </w:pPr>
-      <w:r>
-        <w:rPr>
-          <w:rFonts w:ascii="Times New Roman" w:cs="Times New Roman" w:eastAsia="Times New Roman" w:hAnsi="Times New Roman"/>
           <w:b/>
           <w:bCs/>
           <w:i w:val="false"/>
@@ -9220,25 +10850,420 @@
           <w:sz w:val="24"/>
           <w:szCs w:val="24"/>
         </w:rPr>
-        <w:t xml:space="preserve">Figure 3.1 — Flow of the proposed study.</w:t>
-      </w:r>
-    </w:p>
-    <w:p>
-      <w:pPr>
-        <w:spacing w:after="140" w:line="340"/>
-        <w:jc w:val="both"/>
-      </w:pPr>
-      <w:r>
-        <w:rPr>
-          <w:rFonts w:ascii="Times New Roman" w:cs="Times New Roman" w:eastAsia="Times New Roman" w:hAnsi="Times New Roman"/>
-          <w:b w:val="false"/>
-          <w:bCs w:val="false"/>
-          <w:i w:val="false"/>
-          <w:iCs w:val="false"/>
-          <w:sz w:val="24"/>
-          <w:szCs w:val="24"/>
-        </w:rPr>
-        <w:t xml:space="preserve">&lt;!--FLOW--&gt; Phase I — Preparation: ethics approval; instrument development and pilot; photometric characterisation of the tablet Phase II — Recruitment, screening and baseline profiling (Figure 3.2) Phase III — Data collection: 10 display conditions in one sitting, in Williams order, at 300 lux Phase IV — Quality-control review of each completed sitting before the participant is released Phase V — Data processing: automated ocular metrics, quality-control gating, manual-annotation validation sub-study Phase VI — Mixed-effects analysis, design recommendations, thesis &lt;!--/FLOW--&gt;</w:t>
+        <w:t xml:space="preserve">Figure 3.1 — Study flow.</w:t>
+      </w:r>
+    </w:p>
+    <w:tbl>
+      <w:tblPr>
+        <w:tblW w:type="dxa" w:w="7200"/>
+        <w:jc w:val="center"/>
+        <w:tblBorders>
+          <w:top w:val="single" w:color="5A6B7C" w:sz="6"/>
+          <w:left w:val="single" w:color="5A6B7C" w:sz="6"/>
+          <w:bottom w:val="single" w:color="5A6B7C" w:sz="6"/>
+          <w:right w:val="single" w:color="5A6B7C" w:sz="6"/>
+          <w:insideH w:val="none" w:color="FFFFFF" w:sz="0"/>
+          <w:insideV w:val="none" w:color="FFFFFF" w:sz="0"/>
+        </w:tblBorders>
+      </w:tblPr>
+      <w:tblGrid>
+        <w:gridCol w:w="7200"/>
+      </w:tblGrid>
+      <w:tr>
+        <w:tc>
+          <w:tcPr>
+            <w:tcW w:type="dxa" w:w="7200"/>
+            <w:shd w:fill="EEF3FA" w:color="auto" w:val="clear"/>
+            <w:tcMar>
+              <w:top w:type="dxa" w:w="80"/>
+              <w:left w:type="dxa" w:w="140"/>
+              <w:bottom w:type="dxa" w:w="80"/>
+              <w:right w:type="dxa" w:w="140"/>
+            </w:tcMar>
+          </w:tcPr>
+          <w:p>
+            <w:pPr>
+              <w:spacing w:after="0" w:before="0" w:line="240"/>
+              <w:jc w:val="center"/>
+            </w:pPr>
+            <w:r>
+              <w:rPr>
+                <w:rFonts w:ascii="Times New Roman" w:cs="Times New Roman" w:eastAsia="Times New Roman" w:hAnsi="Times New Roman"/>
+                <w:b w:val="false"/>
+                <w:bCs w:val="false"/>
+                <w:i w:val="false"/>
+                <w:iCs w:val="false"/>
+                <w:sz w:val="20"/>
+                <w:szCs w:val="20"/>
+              </w:rPr>
+              <w:t xml:space="preserve">Phase I — Ethics approval; instrument development; photometric characterisation of the display</w:t>
+            </w:r>
+          </w:p>
+        </w:tc>
+      </w:tr>
+    </w:tbl>
+    <w:p>
+      <w:pPr>
+        <w:spacing w:after="0" w:before="0"/>
+        <w:jc w:val="center"/>
+      </w:pPr>
+      <w:r>
+        <w:rPr>
+          <w:rFonts w:ascii="Times New Roman" w:cs="Times New Roman" w:eastAsia="Times New Roman" w:hAnsi="Times New Roman"/>
+          <w:color w:val="5A6B7C"/>
+          <w:sz w:val="26"/>
+          <w:szCs w:val="26"/>
+        </w:rPr>
+        <w:t xml:space="preserve">↓</w:t>
+      </w:r>
+    </w:p>
+    <w:tbl>
+      <w:tblPr>
+        <w:tblW w:type="dxa" w:w="7200"/>
+        <w:jc w:val="center"/>
+        <w:tblBorders>
+          <w:top w:val="single" w:color="5A6B7C" w:sz="6"/>
+          <w:left w:val="single" w:color="5A6B7C" w:sz="6"/>
+          <w:bottom w:val="single" w:color="5A6B7C" w:sz="6"/>
+          <w:right w:val="single" w:color="5A6B7C" w:sz="6"/>
+          <w:insideH w:val="none" w:color="FFFFFF" w:sz="0"/>
+          <w:insideV w:val="none" w:color="FFFFFF" w:sz="0"/>
+        </w:tblBorders>
+      </w:tblPr>
+      <w:tblGrid>
+        <w:gridCol w:w="7200"/>
+      </w:tblGrid>
+      <w:tr>
+        <w:tc>
+          <w:tcPr>
+            <w:tcW w:type="dxa" w:w="7200"/>
+            <w:shd w:fill="EEF3FA" w:color="auto" w:val="clear"/>
+            <w:tcMar>
+              <w:top w:type="dxa" w:w="80"/>
+              <w:left w:type="dxa" w:w="140"/>
+              <w:bottom w:type="dxa" w:w="80"/>
+              <w:right w:type="dxa" w:w="140"/>
+            </w:tcMar>
+          </w:tcPr>
+          <w:p>
+            <w:pPr>
+              <w:spacing w:after="0" w:before="0" w:line="240"/>
+              <w:jc w:val="center"/>
+            </w:pPr>
+            <w:r>
+              <w:rPr>
+                <w:rFonts w:ascii="Times New Roman" w:cs="Times New Roman" w:eastAsia="Times New Roman" w:hAnsi="Times New Roman"/>
+                <w:b w:val="false"/>
+                <w:bCs w:val="false"/>
+                <w:i w:val="false"/>
+                <w:iCs w:val="false"/>
+                <w:sz w:val="20"/>
+                <w:szCs w:val="20"/>
+              </w:rPr>
+              <w:t xml:space="preserve">Phase II — Recruitment, screening and baseline profiling</w:t>
+            </w:r>
+          </w:p>
+        </w:tc>
+      </w:tr>
+    </w:tbl>
+    <w:p>
+      <w:pPr>
+        <w:spacing w:after="0" w:before="0"/>
+        <w:jc w:val="center"/>
+      </w:pPr>
+      <w:r>
+        <w:rPr>
+          <w:rFonts w:ascii="Times New Roman" w:cs="Times New Roman" w:eastAsia="Times New Roman" w:hAnsi="Times New Roman"/>
+          <w:color w:val="5A6B7C"/>
+          <w:sz w:val="26"/>
+          <w:szCs w:val="26"/>
+        </w:rPr>
+        <w:t xml:space="preserve">↓</w:t>
+      </w:r>
+    </w:p>
+    <w:tbl>
+      <w:tblPr>
+        <w:tblW w:type="dxa" w:w="7200"/>
+        <w:jc w:val="center"/>
+        <w:tblBorders>
+          <w:top w:val="single" w:color="5A6B7C" w:sz="6"/>
+          <w:left w:val="single" w:color="5A6B7C" w:sz="6"/>
+          <w:bottom w:val="single" w:color="5A6B7C" w:sz="6"/>
+          <w:right w:val="single" w:color="5A6B7C" w:sz="6"/>
+          <w:insideH w:val="none" w:color="FFFFFF" w:sz="0"/>
+          <w:insideV w:val="none" w:color="FFFFFF" w:sz="0"/>
+        </w:tblBorders>
+      </w:tblPr>
+      <w:tblGrid>
+        <w:gridCol w:w="7200"/>
+      </w:tblGrid>
+      <w:tr>
+        <w:tc>
+          <w:tcPr>
+            <w:tcW w:type="dxa" w:w="7200"/>
+            <w:shd w:fill="EEF3FA" w:color="auto" w:val="clear"/>
+            <w:tcMar>
+              <w:top w:type="dxa" w:w="80"/>
+              <w:left w:type="dxa" w:w="140"/>
+              <w:bottom w:type="dxa" w:w="80"/>
+              <w:right w:type="dxa" w:w="140"/>
+            </w:tcMar>
+          </w:tcPr>
+          <w:p>
+            <w:pPr>
+              <w:spacing w:after="0" w:before="0" w:line="240"/>
+              <w:jc w:val="center"/>
+            </w:pPr>
+            <w:r>
+              <w:rPr>
+                <w:rFonts w:ascii="Times New Roman" w:cs="Times New Roman" w:eastAsia="Times New Roman" w:hAnsi="Times New Roman"/>
+                <w:b w:val="false"/>
+                <w:bCs w:val="false"/>
+                <w:i w:val="false"/>
+                <w:iCs w:val="false"/>
+                <w:sz w:val="20"/>
+                <w:szCs w:val="20"/>
+              </w:rPr>
+              <w:t xml:space="preserve">Phase III — Single sitting at 300 lux: ten display conditions in Williams order</w:t>
+            </w:r>
+          </w:p>
+        </w:tc>
+      </w:tr>
+    </w:tbl>
+    <w:p>
+      <w:pPr>
+        <w:spacing w:after="0" w:before="0"/>
+        <w:jc w:val="center"/>
+      </w:pPr>
+      <w:r>
+        <w:rPr>
+          <w:rFonts w:ascii="Times New Roman" w:cs="Times New Roman" w:eastAsia="Times New Roman" w:hAnsi="Times New Roman"/>
+          <w:color w:val="5A6B7C"/>
+          <w:sz w:val="26"/>
+          <w:szCs w:val="26"/>
+        </w:rPr>
+        <w:t xml:space="preserve">↓</w:t>
+      </w:r>
+    </w:p>
+    <w:tbl>
+      <w:tblPr>
+        <w:tblW w:type="dxa" w:w="7200"/>
+        <w:jc w:val="center"/>
+        <w:tblBorders>
+          <w:top w:val="single" w:color="5A6B7C" w:sz="6"/>
+          <w:left w:val="single" w:color="5A6B7C" w:sz="6"/>
+          <w:bottom w:val="single" w:color="5A6B7C" w:sz="6"/>
+          <w:right w:val="single" w:color="5A6B7C" w:sz="6"/>
+          <w:insideH w:val="none" w:color="FFFFFF" w:sz="0"/>
+          <w:insideV w:val="none" w:color="FFFFFF" w:sz="0"/>
+        </w:tblBorders>
+      </w:tblPr>
+      <w:tblGrid>
+        <w:gridCol w:w="7200"/>
+      </w:tblGrid>
+      <w:tr>
+        <w:tc>
+          <w:tcPr>
+            <w:tcW w:type="dxa" w:w="7200"/>
+            <w:shd w:fill="EEF3FA" w:color="auto" w:val="clear"/>
+            <w:tcMar>
+              <w:top w:type="dxa" w:w="80"/>
+              <w:left w:type="dxa" w:w="140"/>
+              <w:bottom w:type="dxa" w:w="80"/>
+              <w:right w:type="dxa" w:w="140"/>
+            </w:tcMar>
+          </w:tcPr>
+          <w:p>
+            <w:pPr>
+              <w:spacing w:after="0" w:before="0" w:line="240"/>
+              <w:jc w:val="center"/>
+            </w:pPr>
+            <w:r>
+              <w:rPr>
+                <w:rFonts w:ascii="Times New Roman" w:cs="Times New Roman" w:eastAsia="Times New Roman" w:hAnsi="Times New Roman"/>
+                <w:b w:val="false"/>
+                <w:bCs w:val="false"/>
+                <w:i w:val="false"/>
+                <w:iCs w:val="false"/>
+                <w:sz w:val="20"/>
+                <w:szCs w:val="20"/>
+              </w:rPr>
+              <w:t xml:space="preserve">Phase IV — Quality-control review of each sitting before the participant is released</w:t>
+            </w:r>
+          </w:p>
+        </w:tc>
+      </w:tr>
+    </w:tbl>
+    <w:p>
+      <w:pPr>
+        <w:spacing w:after="0" w:before="0"/>
+        <w:jc w:val="center"/>
+      </w:pPr>
+      <w:r>
+        <w:rPr>
+          <w:rFonts w:ascii="Times New Roman" w:cs="Times New Roman" w:eastAsia="Times New Roman" w:hAnsi="Times New Roman"/>
+          <w:color w:val="5A6B7C"/>
+          <w:sz w:val="26"/>
+          <w:szCs w:val="26"/>
+        </w:rPr>
+        <w:t xml:space="preserve">↓</w:t>
+      </w:r>
+    </w:p>
+    <w:tbl>
+      <w:tblPr>
+        <w:tblW w:type="dxa" w:w="8626"/>
+        <w:jc w:val="center"/>
+        <w:tblBorders>
+          <w:top w:val="single" w:color="5A6B7C" w:sz="6"/>
+          <w:left w:val="single" w:color="5A6B7C" w:sz="6"/>
+          <w:bottom w:val="single" w:color="5A6B7C" w:sz="6"/>
+          <w:right w:val="single" w:color="5A6B7C" w:sz="6"/>
+          <w:insideH w:val="single" w:color="9FB3C8" w:sz="4"/>
+          <w:insideV w:val="single" w:color="9FB3C8" w:sz="4"/>
+        </w:tblBorders>
+      </w:tblPr>
+      <w:tblGrid>
+        <w:gridCol w:w="4313"/>
+        <w:gridCol w:w="4313"/>
+      </w:tblGrid>
+      <w:tr>
+        <w:tc>
+          <w:tcPr>
+            <w:tcW w:type="dxa" w:w="4313"/>
+            <w:shd w:fill="EEF3FA" w:color="auto" w:val="clear"/>
+            <w:tcMar>
+              <w:top w:type="dxa" w:w="80"/>
+              <w:left w:type="dxa" w:w="120"/>
+              <w:bottom w:type="dxa" w:w="80"/>
+              <w:right w:type="dxa" w:w="120"/>
+            </w:tcMar>
+          </w:tcPr>
+          <w:p>
+            <w:pPr>
+              <w:spacing w:after="0" w:before="0" w:line="240"/>
+              <w:jc w:val="center"/>
+            </w:pPr>
+            <w:r>
+              <w:rPr>
+                <w:rFonts w:ascii="Times New Roman" w:cs="Times New Roman" w:eastAsia="Times New Roman" w:hAnsi="Times New Roman"/>
+                <w:b w:val="false"/>
+                <w:bCs w:val="false"/>
+                <w:i w:val="false"/>
+                <w:iCs w:val="false"/>
+                <w:sz w:val="20"/>
+                <w:szCs w:val="20"/>
+              </w:rPr>
+              <w:t xml:space="preserve">Phase V — Automated ocular metrics</w:t>
+            </w:r>
+          </w:p>
+        </w:tc>
+        <w:tc>
+          <w:tcPr>
+            <w:tcW w:type="dxa" w:w="4313"/>
+            <w:shd w:fill="EEF3FA" w:color="auto" w:val="clear"/>
+            <w:tcMar>
+              <w:top w:type="dxa" w:w="80"/>
+              <w:left w:type="dxa" w:w="120"/>
+              <w:bottom w:type="dxa" w:w="80"/>
+              <w:right w:type="dxa" w:w="120"/>
+            </w:tcMar>
+          </w:tcPr>
+          <w:p>
+            <w:pPr>
+              <w:spacing w:after="0" w:before="0" w:line="240"/>
+              <w:jc w:val="center"/>
+            </w:pPr>
+            <w:r>
+              <w:rPr>
+                <w:rFonts w:ascii="Times New Roman" w:cs="Times New Roman" w:eastAsia="Times New Roman" w:hAnsi="Times New Roman"/>
+                <w:b w:val="false"/>
+                <w:bCs w:val="false"/>
+                <w:i w:val="false"/>
+                <w:iCs w:val="false"/>
+                <w:sz w:val="20"/>
+                <w:szCs w:val="20"/>
+              </w:rPr>
+              <w:t xml:space="preserve">Manual-annotation validation sub-study</w:t>
+            </w:r>
+          </w:p>
+        </w:tc>
+      </w:tr>
+    </w:tbl>
+    <w:p>
+      <w:pPr>
+        <w:spacing w:after="0" w:before="0"/>
+        <w:jc w:val="center"/>
+      </w:pPr>
+      <w:r>
+        <w:rPr>
+          <w:rFonts w:ascii="Times New Roman" w:cs="Times New Roman" w:eastAsia="Times New Roman" w:hAnsi="Times New Roman"/>
+          <w:color w:val="5A6B7C"/>
+          <w:sz w:val="26"/>
+          <w:szCs w:val="26"/>
+        </w:rPr>
+        <w:t xml:space="preserve">↓</w:t>
+      </w:r>
+    </w:p>
+    <w:tbl>
+      <w:tblPr>
+        <w:tblW w:type="dxa" w:w="7200"/>
+        <w:jc w:val="center"/>
+        <w:tblBorders>
+          <w:top w:val="single" w:color="5A6B7C" w:sz="6"/>
+          <w:left w:val="single" w:color="5A6B7C" w:sz="6"/>
+          <w:bottom w:val="single" w:color="5A6B7C" w:sz="6"/>
+          <w:right w:val="single" w:color="5A6B7C" w:sz="6"/>
+          <w:insideH w:val="none" w:color="FFFFFF" w:sz="0"/>
+          <w:insideV w:val="none" w:color="FFFFFF" w:sz="0"/>
+        </w:tblBorders>
+      </w:tblPr>
+      <w:tblGrid>
+        <w:gridCol w:w="7200"/>
+      </w:tblGrid>
+      <w:tr>
+        <w:tc>
+          <w:tcPr>
+            <w:tcW w:type="dxa" w:w="7200"/>
+            <w:shd w:fill="EEF3FA" w:color="auto" w:val="clear"/>
+            <w:tcMar>
+              <w:top w:type="dxa" w:w="80"/>
+              <w:left w:type="dxa" w:w="140"/>
+              <w:bottom w:type="dxa" w:w="80"/>
+              <w:right w:type="dxa" w:w="140"/>
+            </w:tcMar>
+          </w:tcPr>
+          <w:p>
+            <w:pPr>
+              <w:spacing w:after="0" w:before="0" w:line="240"/>
+              <w:jc w:val="center"/>
+            </w:pPr>
+            <w:r>
+              <w:rPr>
+                <w:rFonts w:ascii="Times New Roman" w:cs="Times New Roman" w:eastAsia="Times New Roman" w:hAnsi="Times New Roman"/>
+                <w:b w:val="false"/>
+                <w:bCs w:val="false"/>
+                <w:i w:val="false"/>
+                <w:iCs w:val="false"/>
+                <w:sz w:val="20"/>
+                <w:szCs w:val="20"/>
+              </w:rPr>
+              <w:t xml:space="preserve">Phase VI — Mixed-effects analysis and reporting</w:t>
+            </w:r>
+          </w:p>
+        </w:tc>
+      </w:tr>
+    </w:tbl>
+    <w:p>
+      <w:pPr>
+        <w:spacing w:after="160"/>
+      </w:pPr>
+      <w:r>
+        <w:rPr>
+          <w:rFonts w:ascii="Times New Roman" w:cs="Times New Roman" w:eastAsia="Times New Roman" w:hAnsi="Times New Roman"/>
+          <w:sz w:val="24"/>
+          <w:szCs w:val="24"/>
+        </w:rPr>
+        <w:t xml:space="preserve"/>
       </w:r>
     </w:p>
     <w:p>
@@ -9275,7 +11300,7 @@
           <w:sz w:val="24"/>
           <w:szCs w:val="24"/>
         </w:rPr>
-        <w:t xml:space="preserve">The study will be conducted in a controlled laboratory room at Assam down town University in which ambient illuminance can be held constant and daylight is excluded. Data collection is expected to take approximately 24 months following ethics approval and piloting.</w:t>
+        <w:t xml:space="preserve">The study runs in a light-controlled room at Assam down town University, with adults aged 18 to 35 recruited by purposive sampling from the university population.</w:t>
       </w:r>
     </w:p>
     <w:p>
@@ -9286,6 +11311,24 @@
       <w:r>
         <w:rPr>
           <w:rFonts w:ascii="Times New Roman" w:cs="Times New Roman" w:eastAsia="Times New Roman" w:hAnsi="Times New Roman"/>
+          <w:b w:val="false"/>
+          <w:bCs w:val="false"/>
+          <w:i w:val="false"/>
+          <w:iCs w:val="false"/>
+          <w:sz w:val="24"/>
+          <w:szCs w:val="24"/>
+        </w:rPr>
+        <w:t xml:space="preserve">The target is 130 participants for analysis, with 145 enrolled to allow for withdrawal and exclusion. It is a multiple of ten, as the Williams counterbalancing requires (§3.8), and was set by simulation rather than by a formula assuming independent observations. Precision on the primary outcome follows the number of condition-runs, not participants: 130 participants give 1,300 runs.</w:t>
+      </w:r>
+    </w:p>
+    <w:p>
+      <w:pPr>
+        <w:spacing w:after="140" w:line="340"/>
+        <w:jc w:val="both"/>
+      </w:pPr>
+      <w:r>
+        <w:rPr>
+          <w:rFonts w:ascii="Times New Roman" w:cs="Times New Roman" w:eastAsia="Times New Roman" w:hAnsi="Times New Roman"/>
           <w:b/>
           <w:bCs/>
           <w:i w:val="false"/>
@@ -9293,3275 +11336,7 @@
           <w:sz w:val="24"/>
           <w:szCs w:val="24"/>
         </w:rPr>
-        <w:t xml:space="preserve">Sampling strategy and sample size.</w:t>
-      </w:r>
-      <w:r>
-        <w:rPr>
-          <w:rFonts w:ascii="Times New Roman" w:cs="Times New Roman" w:eastAsia="Times New Roman" w:hAnsi="Times New Roman"/>
-          <w:b w:val="false"/>
-          <w:bCs w:val="false"/>
-          <w:i w:val="false"/>
-          <w:iCs w:val="false"/>
-          <w:sz w:val="24"/>
-          <w:szCs w:val="24"/>
-        </w:rPr>
-        <w:t xml:space="preserve"> Recruitment uses non-probability purposive (convenience) sampling, with consecutive enrolment of eligible volunteers from the university and its associated institutions, so that cognitive, visual and digital-exposure characteristics are reasonably homogeneous and the within-subject contrasts are not diluted by uncontrolled heterogeneity. Because sampling is non-probability, the findings are not intended to estimate population prevalence, and generalisation beyond comparable young-adult screen users is made with caution. Infinite-population formulae of the form n = Z²pq/e² do not apply, since this is a controlled repeated-measures experiment on a finite, purposively selected group in which each participant serves as their own control and no population prevalence is being estimated.</w:t>
-      </w:r>
-    </w:p>
-    <w:p>
-      <w:pPr>
-        <w:spacing w:after="140" w:line="340"/>
-        <w:jc w:val="both"/>
-      </w:pPr>
-      <w:r>
-        <w:rPr>
-          <w:rFonts w:ascii="Times New Roman" w:cs="Times New Roman" w:eastAsia="Times New Roman" w:hAnsi="Times New Roman"/>
-          <w:b w:val="false"/>
-          <w:bCs w:val="false"/>
-          <w:i w:val="false"/>
-          <w:iCs w:val="false"/>
-          <w:sz w:val="24"/>
-          <w:szCs w:val="24"/>
-        </w:rPr>
-        <w:t xml:space="preserve">The target is </w:t>
-      </w:r>
-      <w:r>
-        <w:rPr>
-          <w:rFonts w:ascii="Times New Roman" w:cs="Times New Roman" w:eastAsia="Times New Roman" w:hAnsi="Times New Roman"/>
-          <w:b/>
-          <w:bCs/>
-          <w:i w:val="false"/>
-          <w:iCs w:val="false"/>
-          <w:sz w:val="24"/>
-          <w:szCs w:val="24"/>
-        </w:rPr>
-        <w:t xml:space="preserve">130 participants</w:t>
-      </w:r>
-      <w:r>
-        <w:rPr>
-          <w:rFonts w:ascii="Times New Roman" w:cs="Times New Roman" w:eastAsia="Times New Roman" w:hAnsi="Times New Roman"/>
-          <w:b w:val="false"/>
-          <w:bCs w:val="false"/>
-          <w:i w:val="false"/>
-          <w:iCs w:val="false"/>
-          <w:sz w:val="24"/>
-          <w:szCs w:val="24"/>
-        </w:rPr>
-        <w:t xml:space="preserve"> aged 18 to 35 for analysis, with 145 enrolled to allow for withdrawal and data-quality exclusion. Attrition is expected to be lower than in the earlier two-session version of this design, since the single sitting removes the between-visit dropout that a 48-to-72-hour return interval carries. The figure is a multiple of ten, which the Williams counterbalancing scheme requires for complete balance (§3.8), and it follows from a simulation-based power analysis rather than from a formula that assumes independent observations, which would be inappropriate here.</w:t>
-      </w:r>
-    </w:p>
-    <w:p>
-      <w:pPr>
-        <w:spacing w:after="140" w:line="340"/>
-        <w:jc w:val="both"/>
-      </w:pPr>
-      <w:r>
-        <w:rPr>
-          <w:rFonts w:ascii="Times New Roman" w:cs="Times New Roman" w:eastAsia="Times New Roman" w:hAnsi="Times New Roman"/>
-          <w:b w:val="false"/>
-          <w:bCs w:val="false"/>
-          <w:i w:val="false"/>
-          <w:iCs w:val="false"/>
-          <w:sz w:val="24"/>
-          <w:szCs w:val="24"/>
-        </w:rPr>
-        <w:t xml:space="preserve">The design has two distinct units of replication, and the required sample differs between them. Within-participant contrasts, which cover Objectives 1 and 2 and both the primary and key secondary outcomes, are tested on participant-level difference scores; each participant contributes ten condition-runs, five per polarity, so these contrasts remain efficient. Between-participant moderation, which is Objective 3, is tested across participants and is far more demanding. Table 3.1 gives the simulated power.</w:t>
-      </w:r>
-    </w:p>
-    <w:p>
-      <w:pPr>
-        <w:spacing w:after="140" w:line="340"/>
-        <w:jc w:val="both"/>
-      </w:pPr>
-      <w:r>
-        <w:rPr>
-          <w:rFonts w:ascii="Times New Roman" w:cs="Times New Roman" w:eastAsia="Times New Roman" w:hAnsi="Times New Roman"/>
-          <w:b/>
-          <w:bCs/>
-          <w:i w:val="false"/>
-          <w:iCs w:val="false"/>
-          <w:sz w:val="24"/>
-          <w:szCs w:val="24"/>
-        </w:rPr>
-        <w:t xml:space="preserve">Table 3.1 — Simulation-based power (20,000 replications per cell, two-sided α = 0.05).</w:t>
-      </w:r>
-    </w:p>
-    <w:tbl>
-      <w:tblPr>
-        <w:tblW w:type="dxa" w:w="9026"/>
-        <w:tblBorders>
-          <w:top w:val="single" w:color="8899AA" w:sz="4"/>
-          <w:left w:val="single" w:color="8899AA" w:sz="4"/>
-          <w:bottom w:val="single" w:color="8899AA" w:sz="4"/>
-          <w:right w:val="single" w:color="8899AA" w:sz="4"/>
-          <w:insideH w:val="single" w:color="BBC4CC" w:sz="2"/>
-          <w:insideV w:val="single" w:color="BBC4CC" w:sz="2"/>
-        </w:tblBorders>
-      </w:tblPr>
-      <w:tblGrid>
-        <w:gridCol w:w="4454"/>
-        <w:gridCol w:w="1324"/>
-        <w:gridCol w:w="722"/>
-        <w:gridCol w:w="842"/>
-        <w:gridCol w:w="842"/>
-        <w:gridCol w:w="842"/>
-      </w:tblGrid>
-      <w:tr>
-        <w:trPr>
-          <w:tblHeader/>
-        </w:trPr>
-        <w:tc>
-          <w:tcPr>
-            <w:tcW w:type="dxa" w:w="4454"/>
-            <w:shd w:fill="E8EEF7" w:color="auto" w:val="clear"/>
-            <w:tcMar>
-              <w:top w:type="dxa" w:w="60"/>
-              <w:left w:type="dxa" w:w="100"/>
-              <w:bottom w:type="dxa" w:w="60"/>
-              <w:right w:type="dxa" w:w="100"/>
-            </w:tcMar>
-          </w:tcPr>
-          <w:p>
-            <w:pPr>
-              <w:spacing w:after="20" w:before="20" w:line="240"/>
-            </w:pPr>
-            <w:r>
-              <w:rPr>
-                <w:rFonts w:ascii="Times New Roman" w:cs="Times New Roman" w:eastAsia="Times New Roman" w:hAnsi="Times New Roman"/>
-                <w:b/>
-                <w:bCs/>
-                <w:i w:val="false"/>
-                <w:iCs w:val="false"/>
-                <w:sz w:val="20"/>
-                <w:szCs w:val="20"/>
-              </w:rPr>
-              <w:t xml:space="preserve">Analysis</w:t>
-            </w:r>
-          </w:p>
-        </w:tc>
-        <w:tc>
-          <w:tcPr>
-            <w:tcW w:type="dxa" w:w="1324"/>
-            <w:shd w:fill="E8EEF7" w:color="auto" w:val="clear"/>
-            <w:tcMar>
-              <w:top w:type="dxa" w:w="60"/>
-              <w:left w:type="dxa" w:w="100"/>
-              <w:bottom w:type="dxa" w:w="60"/>
-              <w:right w:type="dxa" w:w="100"/>
-            </w:tcMar>
-          </w:tcPr>
-          <w:p>
-            <w:pPr>
-              <w:spacing w:after="20" w:before="20" w:line="240"/>
-            </w:pPr>
-            <w:r>
-              <w:rPr>
-                <w:rFonts w:ascii="Times New Roman" w:cs="Times New Roman" w:eastAsia="Times New Roman" w:hAnsi="Times New Roman"/>
-                <w:b/>
-                <w:bCs/>
-                <w:i w:val="false"/>
-                <w:iCs w:val="false"/>
-                <w:sz w:val="20"/>
-                <w:szCs w:val="20"/>
-              </w:rPr>
-              <w:t xml:space="preserve">Effect size</w:t>
-            </w:r>
-          </w:p>
-        </w:tc>
-        <w:tc>
-          <w:tcPr>
-            <w:tcW w:type="dxa" w:w="722"/>
-            <w:shd w:fill="E8EEF7" w:color="auto" w:val="clear"/>
-            <w:tcMar>
-              <w:top w:type="dxa" w:w="60"/>
-              <w:left w:type="dxa" w:w="100"/>
-              <w:bottom w:type="dxa" w:w="60"/>
-              <w:right w:type="dxa" w:w="100"/>
-            </w:tcMar>
-          </w:tcPr>
-          <w:p>
-            <w:pPr>
-              <w:spacing w:after="20" w:before="20" w:line="240"/>
-            </w:pPr>
-            <w:r>
-              <w:rPr>
-                <w:rFonts w:ascii="Times New Roman" w:cs="Times New Roman" w:eastAsia="Times New Roman" w:hAnsi="Times New Roman"/>
-                <w:b/>
-                <w:bCs/>
-                <w:i w:val="false"/>
-                <w:iCs w:val="false"/>
-                <w:sz w:val="20"/>
-                <w:szCs w:val="20"/>
-              </w:rPr>
-              <w:t xml:space="preserve">n = 60</w:t>
-            </w:r>
-          </w:p>
-        </w:tc>
-        <w:tc>
-          <w:tcPr>
-            <w:tcW w:type="dxa" w:w="842"/>
-            <w:shd w:fill="E8EEF7" w:color="auto" w:val="clear"/>
-            <w:tcMar>
-              <w:top w:type="dxa" w:w="60"/>
-              <w:left w:type="dxa" w:w="100"/>
-              <w:bottom w:type="dxa" w:w="60"/>
-              <w:right w:type="dxa" w:w="100"/>
-            </w:tcMar>
-          </w:tcPr>
-          <w:p>
-            <w:pPr>
-              <w:spacing w:after="20" w:before="20" w:line="240"/>
-            </w:pPr>
-            <w:r>
-              <w:rPr>
-                <w:rFonts w:ascii="Times New Roman" w:cs="Times New Roman" w:eastAsia="Times New Roman" w:hAnsi="Times New Roman"/>
-                <w:b/>
-                <w:bCs/>
-                <w:i w:val="false"/>
-                <w:iCs w:val="false"/>
-                <w:sz w:val="20"/>
-                <w:szCs w:val="20"/>
-              </w:rPr>
-              <w:t xml:space="preserve">n = 100</w:t>
-            </w:r>
-          </w:p>
-        </w:tc>
-        <w:tc>
-          <w:tcPr>
-            <w:tcW w:type="dxa" w:w="842"/>
-            <w:shd w:fill="E8EEF7" w:color="auto" w:val="clear"/>
-            <w:tcMar>
-              <w:top w:type="dxa" w:w="60"/>
-              <w:left w:type="dxa" w:w="100"/>
-              <w:bottom w:type="dxa" w:w="60"/>
-              <w:right w:type="dxa" w:w="100"/>
-            </w:tcMar>
-          </w:tcPr>
-          <w:p>
-            <w:pPr>
-              <w:spacing w:after="20" w:before="20" w:line="240"/>
-            </w:pPr>
-            <w:r>
-              <w:rPr>
-                <w:rFonts w:ascii="Times New Roman" w:cs="Times New Roman" w:eastAsia="Times New Roman" w:hAnsi="Times New Roman"/>
-                <w:b/>
-                <w:bCs/>
-                <w:i w:val="false"/>
-                <w:iCs w:val="false"/>
-                <w:sz w:val="20"/>
-                <w:szCs w:val="20"/>
-              </w:rPr>
-              <w:t xml:space="preserve">n = 130</w:t>
-            </w:r>
-          </w:p>
-        </w:tc>
-        <w:tc>
-          <w:tcPr>
-            <w:tcW w:type="dxa" w:w="842"/>
-            <w:shd w:fill="E8EEF7" w:color="auto" w:val="clear"/>
-            <w:tcMar>
-              <w:top w:type="dxa" w:w="60"/>
-              <w:left w:type="dxa" w:w="100"/>
-              <w:bottom w:type="dxa" w:w="60"/>
-              <w:right w:type="dxa" w:w="100"/>
-            </w:tcMar>
-          </w:tcPr>
-          <w:p>
-            <w:pPr>
-              <w:spacing w:after="20" w:before="20" w:line="240"/>
-            </w:pPr>
-            <w:r>
-              <w:rPr>
-                <w:rFonts w:ascii="Times New Roman" w:cs="Times New Roman" w:eastAsia="Times New Roman" w:hAnsi="Times New Roman"/>
-                <w:b/>
-                <w:bCs/>
-                <w:i w:val="false"/>
-                <w:iCs w:val="false"/>
-                <w:sz w:val="20"/>
-                <w:szCs w:val="20"/>
-              </w:rPr>
-              <w:t xml:space="preserve">n = 200</w:t>
-            </w:r>
-          </w:p>
-        </w:tc>
-      </w:tr>
-      <w:tr>
-        <w:tc>
-          <w:tcPr>
-            <w:tcW w:type="dxa" w:w="4454"/>
-            <w:tcMar>
-              <w:top w:type="dxa" w:w="60"/>
-              <w:left w:type="dxa" w:w="100"/>
-              <w:bottom w:type="dxa" w:w="60"/>
-              <w:right w:type="dxa" w:w="100"/>
-            </w:tcMar>
-          </w:tcPr>
-          <w:p>
-            <w:pPr>
-              <w:spacing w:after="20" w:before="20" w:line="240"/>
-            </w:pPr>
-            <w:r>
-              <w:rPr>
-                <w:rFonts w:ascii="Times New Roman" w:cs="Times New Roman" w:eastAsia="Times New Roman" w:hAnsi="Times New Roman"/>
-                <w:b w:val="false"/>
-                <w:bCs w:val="false"/>
-                <w:i w:val="false"/>
-                <w:iCs w:val="false"/>
-                <w:sz w:val="20"/>
-                <w:szCs w:val="20"/>
-              </w:rPr>
-              <w:t xml:space="preserve">Within: polarity main effect</w:t>
-            </w:r>
-          </w:p>
-        </w:tc>
-        <w:tc>
-          <w:tcPr>
-            <w:tcW w:type="dxa" w:w="1324"/>
-            <w:tcMar>
-              <w:top w:type="dxa" w:w="60"/>
-              <w:left w:type="dxa" w:w="100"/>
-              <w:bottom w:type="dxa" w:w="60"/>
-              <w:right w:type="dxa" w:w="100"/>
-            </w:tcMar>
-          </w:tcPr>
-          <w:p>
-            <w:pPr>
-              <w:spacing w:after="20" w:before="20" w:line="240"/>
-            </w:pPr>
-            <w:r>
-              <w:rPr>
-                <w:rFonts w:ascii="Times New Roman" w:cs="Times New Roman" w:eastAsia="Times New Roman" w:hAnsi="Times New Roman"/>
-                <w:b w:val="false"/>
-                <w:bCs w:val="false"/>
-                <w:i w:val="false"/>
-                <w:iCs w:val="false"/>
-                <w:sz w:val="20"/>
-                <w:szCs w:val="20"/>
-              </w:rPr>
-              <w:t xml:space="preserve">d_z = 0.40</w:t>
-            </w:r>
-          </w:p>
-        </w:tc>
-        <w:tc>
-          <w:tcPr>
-            <w:tcW w:type="dxa" w:w="722"/>
-            <w:tcMar>
-              <w:top w:type="dxa" w:w="60"/>
-              <w:left w:type="dxa" w:w="100"/>
-              <w:bottom w:type="dxa" w:w="60"/>
-              <w:right w:type="dxa" w:w="100"/>
-            </w:tcMar>
-          </w:tcPr>
-          <w:p>
-            <w:pPr>
-              <w:spacing w:after="20" w:before="20" w:line="240"/>
-            </w:pPr>
-            <w:r>
-              <w:rPr>
-                <w:rFonts w:ascii="Times New Roman" w:cs="Times New Roman" w:eastAsia="Times New Roman" w:hAnsi="Times New Roman"/>
-                <w:b w:val="false"/>
-                <w:bCs w:val="false"/>
-                <w:i w:val="false"/>
-                <w:iCs w:val="false"/>
-                <w:sz w:val="20"/>
-                <w:szCs w:val="20"/>
-              </w:rPr>
-              <w:t xml:space="preserve">86%</w:t>
-            </w:r>
-          </w:p>
-        </w:tc>
-        <w:tc>
-          <w:tcPr>
-            <w:tcW w:type="dxa" w:w="842"/>
-            <w:tcMar>
-              <w:top w:type="dxa" w:w="60"/>
-              <w:left w:type="dxa" w:w="100"/>
-              <w:bottom w:type="dxa" w:w="60"/>
-              <w:right w:type="dxa" w:w="100"/>
-            </w:tcMar>
-          </w:tcPr>
-          <w:p>
-            <w:pPr>
-              <w:spacing w:after="20" w:before="20" w:line="240"/>
-            </w:pPr>
-            <w:r>
-              <w:rPr>
-                <w:rFonts w:ascii="Times New Roman" w:cs="Times New Roman" w:eastAsia="Times New Roman" w:hAnsi="Times New Roman"/>
-                <w:b w:val="false"/>
-                <w:bCs w:val="false"/>
-                <w:i w:val="false"/>
-                <w:iCs w:val="false"/>
-                <w:sz w:val="20"/>
-                <w:szCs w:val="20"/>
-              </w:rPr>
-              <w:t xml:space="preserve">98%</w:t>
-            </w:r>
-          </w:p>
-        </w:tc>
-        <w:tc>
-          <w:tcPr>
-            <w:tcW w:type="dxa" w:w="842"/>
-            <w:tcMar>
-              <w:top w:type="dxa" w:w="60"/>
-              <w:left w:type="dxa" w:w="100"/>
-              <w:bottom w:type="dxa" w:w="60"/>
-              <w:right w:type="dxa" w:w="100"/>
-            </w:tcMar>
-          </w:tcPr>
-          <w:p>
-            <w:pPr>
-              <w:spacing w:after="20" w:before="20" w:line="240"/>
-            </w:pPr>
-            <w:r>
-              <w:rPr>
-                <w:rFonts w:ascii="Times New Roman" w:cs="Times New Roman" w:eastAsia="Times New Roman" w:hAnsi="Times New Roman"/>
-                <w:b w:val="false"/>
-                <w:bCs w:val="false"/>
-                <w:i w:val="false"/>
-                <w:iCs w:val="false"/>
-                <w:sz w:val="20"/>
-                <w:szCs w:val="20"/>
-              </w:rPr>
-              <w:t xml:space="preserve">&gt;99%</w:t>
-            </w:r>
-          </w:p>
-        </w:tc>
-        <w:tc>
-          <w:tcPr>
-            <w:tcW w:type="dxa" w:w="842"/>
-            <w:tcMar>
-              <w:top w:type="dxa" w:w="60"/>
-              <w:left w:type="dxa" w:w="100"/>
-              <w:bottom w:type="dxa" w:w="60"/>
-              <w:right w:type="dxa" w:w="100"/>
-            </w:tcMar>
-          </w:tcPr>
-          <w:p>
-            <w:pPr>
-              <w:spacing w:after="20" w:before="20" w:line="240"/>
-            </w:pPr>
-            <w:r>
-              <w:rPr>
-                <w:rFonts w:ascii="Times New Roman" w:cs="Times New Roman" w:eastAsia="Times New Roman" w:hAnsi="Times New Roman"/>
-                <w:b w:val="false"/>
-                <w:bCs w:val="false"/>
-                <w:i w:val="false"/>
-                <w:iCs w:val="false"/>
-                <w:sz w:val="20"/>
-                <w:szCs w:val="20"/>
-              </w:rPr>
-              <w:t xml:space="preserve">&gt;99%</w:t>
-            </w:r>
-          </w:p>
-        </w:tc>
-      </w:tr>
-      <w:tr>
-        <w:tc>
-          <w:tcPr>
-            <w:tcW w:type="dxa" w:w="4454"/>
-            <w:tcMar>
-              <w:top w:type="dxa" w:w="60"/>
-              <w:left w:type="dxa" w:w="100"/>
-              <w:bottom w:type="dxa" w:w="60"/>
-              <w:right w:type="dxa" w:w="100"/>
-            </w:tcMar>
-          </w:tcPr>
-          <w:p>
-            <w:pPr>
-              <w:spacing w:after="20" w:before="20" w:line="240"/>
-            </w:pPr>
-            <w:r>
-              <w:rPr>
-                <w:rFonts w:ascii="Times New Roman" w:cs="Times New Roman" w:eastAsia="Times New Roman" w:hAnsi="Times New Roman"/>
-                <w:b w:val="false"/>
-                <w:bCs w:val="false"/>
-                <w:i w:val="false"/>
-                <w:iCs w:val="false"/>
-                <w:sz w:val="20"/>
-                <w:szCs w:val="20"/>
-              </w:rPr>
-              <w:t xml:space="preserve">Within: polarity main effect</w:t>
-            </w:r>
-          </w:p>
-        </w:tc>
-        <w:tc>
-          <w:tcPr>
-            <w:tcW w:type="dxa" w:w="1324"/>
-            <w:tcMar>
-              <w:top w:type="dxa" w:w="60"/>
-              <w:left w:type="dxa" w:w="100"/>
-              <w:bottom w:type="dxa" w:w="60"/>
-              <w:right w:type="dxa" w:w="100"/>
-            </w:tcMar>
-          </w:tcPr>
-          <w:p>
-            <w:pPr>
-              <w:spacing w:after="20" w:before="20" w:line="240"/>
-            </w:pPr>
-            <w:r>
-              <w:rPr>
-                <w:rFonts w:ascii="Times New Roman" w:cs="Times New Roman" w:eastAsia="Times New Roman" w:hAnsi="Times New Roman"/>
-                <w:b w:val="false"/>
-                <w:bCs w:val="false"/>
-                <w:i w:val="false"/>
-                <w:iCs w:val="false"/>
-                <w:sz w:val="20"/>
-                <w:szCs w:val="20"/>
-              </w:rPr>
-              <w:t xml:space="preserve">d_z = 0.30</w:t>
-            </w:r>
-          </w:p>
-        </w:tc>
-        <w:tc>
-          <w:tcPr>
-            <w:tcW w:type="dxa" w:w="722"/>
-            <w:tcMar>
-              <w:top w:type="dxa" w:w="60"/>
-              <w:left w:type="dxa" w:w="100"/>
-              <w:bottom w:type="dxa" w:w="60"/>
-              <w:right w:type="dxa" w:w="100"/>
-            </w:tcMar>
-          </w:tcPr>
-          <w:p>
-            <w:pPr>
-              <w:spacing w:after="20" w:before="20" w:line="240"/>
-            </w:pPr>
-            <w:r>
-              <w:rPr>
-                <w:rFonts w:ascii="Times New Roman" w:cs="Times New Roman" w:eastAsia="Times New Roman" w:hAnsi="Times New Roman"/>
-                <w:b w:val="false"/>
-                <w:bCs w:val="false"/>
-                <w:i w:val="false"/>
-                <w:iCs w:val="false"/>
-                <w:sz w:val="20"/>
-                <w:szCs w:val="20"/>
-              </w:rPr>
-              <w:t xml:space="preserve">62%</w:t>
-            </w:r>
-          </w:p>
-        </w:tc>
-        <w:tc>
-          <w:tcPr>
-            <w:tcW w:type="dxa" w:w="842"/>
-            <w:tcMar>
-              <w:top w:type="dxa" w:w="60"/>
-              <w:left w:type="dxa" w:w="100"/>
-              <w:bottom w:type="dxa" w:w="60"/>
-              <w:right w:type="dxa" w:w="100"/>
-            </w:tcMar>
-          </w:tcPr>
-          <w:p>
-            <w:pPr>
-              <w:spacing w:after="20" w:before="20" w:line="240"/>
-            </w:pPr>
-            <w:r>
-              <w:rPr>
-                <w:rFonts w:ascii="Times New Roman" w:cs="Times New Roman" w:eastAsia="Times New Roman" w:hAnsi="Times New Roman"/>
-                <w:b w:val="false"/>
-                <w:bCs w:val="false"/>
-                <w:i w:val="false"/>
-                <w:iCs w:val="false"/>
-                <w:sz w:val="20"/>
-                <w:szCs w:val="20"/>
-              </w:rPr>
-              <w:t xml:space="preserve">84%</w:t>
-            </w:r>
-          </w:p>
-        </w:tc>
-        <w:tc>
-          <w:tcPr>
-            <w:tcW w:type="dxa" w:w="842"/>
-            <w:tcMar>
-              <w:top w:type="dxa" w:w="60"/>
-              <w:left w:type="dxa" w:w="100"/>
-              <w:bottom w:type="dxa" w:w="60"/>
-              <w:right w:type="dxa" w:w="100"/>
-            </w:tcMar>
-          </w:tcPr>
-          <w:p>
-            <w:pPr>
-              <w:spacing w:after="20" w:before="20" w:line="240"/>
-            </w:pPr>
-            <w:r>
-              <w:rPr>
-                <w:rFonts w:ascii="Times New Roman" w:cs="Times New Roman" w:eastAsia="Times New Roman" w:hAnsi="Times New Roman"/>
-                <w:b w:val="false"/>
-                <w:bCs w:val="false"/>
-                <w:i w:val="false"/>
-                <w:iCs w:val="false"/>
-                <w:sz w:val="20"/>
-                <w:szCs w:val="20"/>
-              </w:rPr>
-              <w:t xml:space="preserve">92%</w:t>
-            </w:r>
-          </w:p>
-        </w:tc>
-        <w:tc>
-          <w:tcPr>
-            <w:tcW w:type="dxa" w:w="842"/>
-            <w:tcMar>
-              <w:top w:type="dxa" w:w="60"/>
-              <w:left w:type="dxa" w:w="100"/>
-              <w:bottom w:type="dxa" w:w="60"/>
-              <w:right w:type="dxa" w:w="100"/>
-            </w:tcMar>
-          </w:tcPr>
-          <w:p>
-            <w:pPr>
-              <w:spacing w:after="20" w:before="20" w:line="240"/>
-            </w:pPr>
-            <w:r>
-              <w:rPr>
-                <w:rFonts w:ascii="Times New Roman" w:cs="Times New Roman" w:eastAsia="Times New Roman" w:hAnsi="Times New Roman"/>
-                <w:b w:val="false"/>
-                <w:bCs w:val="false"/>
-                <w:i w:val="false"/>
-                <w:iCs w:val="false"/>
-                <w:sz w:val="20"/>
-                <w:szCs w:val="20"/>
-              </w:rPr>
-              <w:t xml:space="preserve">99%</w:t>
-            </w:r>
-          </w:p>
-        </w:tc>
-      </w:tr>
-      <w:tr>
-        <w:tc>
-          <w:tcPr>
-            <w:tcW w:type="dxa" w:w="4454"/>
-            <w:tcMar>
-              <w:top w:type="dxa" w:w="60"/>
-              <w:left w:type="dxa" w:w="100"/>
-              <w:bottom w:type="dxa" w:w="60"/>
-              <w:right w:type="dxa" w:w="100"/>
-            </w:tcMar>
-          </w:tcPr>
-          <w:p>
-            <w:pPr>
-              <w:spacing w:after="20" w:before="20" w:line="240"/>
-            </w:pPr>
-            <w:r>
-              <w:rPr>
-                <w:rFonts w:ascii="Times New Roman" w:cs="Times New Roman" w:eastAsia="Times New Roman" w:hAnsi="Times New Roman"/>
-                <w:b w:val="false"/>
-                <w:bCs w:val="false"/>
-                <w:i w:val="false"/>
-                <w:iCs w:val="false"/>
-                <w:sz w:val="20"/>
-                <w:szCs w:val="20"/>
-              </w:rPr>
-              <w:t xml:space="preserve">Within: polarity × colour interaction</w:t>
-            </w:r>
-          </w:p>
-        </w:tc>
-        <w:tc>
-          <w:tcPr>
-            <w:tcW w:type="dxa" w:w="1324"/>
-            <w:tcMar>
-              <w:top w:type="dxa" w:w="60"/>
-              <w:left w:type="dxa" w:w="100"/>
-              <w:bottom w:type="dxa" w:w="60"/>
-              <w:right w:type="dxa" w:w="100"/>
-            </w:tcMar>
-          </w:tcPr>
-          <w:p>
-            <w:pPr>
-              <w:spacing w:after="20" w:before="20" w:line="240"/>
-            </w:pPr>
-            <w:r>
-              <w:rPr>
-                <w:rFonts w:ascii="Times New Roman" w:cs="Times New Roman" w:eastAsia="Times New Roman" w:hAnsi="Times New Roman"/>
-                <w:b w:val="false"/>
-                <w:bCs w:val="false"/>
-                <w:i w:val="false"/>
-                <w:iCs w:val="false"/>
-                <w:sz w:val="20"/>
-                <w:szCs w:val="20"/>
-              </w:rPr>
-              <w:t xml:space="preserve">d_z = 0.25</w:t>
-            </w:r>
-          </w:p>
-        </w:tc>
-        <w:tc>
-          <w:tcPr>
-            <w:tcW w:type="dxa" w:w="722"/>
-            <w:tcMar>
-              <w:top w:type="dxa" w:w="60"/>
-              <w:left w:type="dxa" w:w="100"/>
-              <w:bottom w:type="dxa" w:w="60"/>
-              <w:right w:type="dxa" w:w="100"/>
-            </w:tcMar>
-          </w:tcPr>
-          <w:p>
-            <w:pPr>
-              <w:spacing w:after="20" w:before="20" w:line="240"/>
-            </w:pPr>
-            <w:r>
-              <w:rPr>
-                <w:rFonts w:ascii="Times New Roman" w:cs="Times New Roman" w:eastAsia="Times New Roman" w:hAnsi="Times New Roman"/>
-                <w:b w:val="false"/>
-                <w:bCs w:val="false"/>
-                <w:i w:val="false"/>
-                <w:iCs w:val="false"/>
-                <w:sz w:val="20"/>
-                <w:szCs w:val="20"/>
-              </w:rPr>
-              <w:t xml:space="preserve">47%</w:t>
-            </w:r>
-          </w:p>
-        </w:tc>
-        <w:tc>
-          <w:tcPr>
-            <w:tcW w:type="dxa" w:w="842"/>
-            <w:tcMar>
-              <w:top w:type="dxa" w:w="60"/>
-              <w:left w:type="dxa" w:w="100"/>
-              <w:bottom w:type="dxa" w:w="60"/>
-              <w:right w:type="dxa" w:w="100"/>
-            </w:tcMar>
-          </w:tcPr>
-          <w:p>
-            <w:pPr>
-              <w:spacing w:after="20" w:before="20" w:line="240"/>
-            </w:pPr>
-            <w:r>
-              <w:rPr>
-                <w:rFonts w:ascii="Times New Roman" w:cs="Times New Roman" w:eastAsia="Times New Roman" w:hAnsi="Times New Roman"/>
-                <w:b w:val="false"/>
-                <w:bCs w:val="false"/>
-                <w:i w:val="false"/>
-                <w:iCs w:val="false"/>
-                <w:sz w:val="20"/>
-                <w:szCs w:val="20"/>
-              </w:rPr>
-              <w:t xml:space="preserve">71%</w:t>
-            </w:r>
-          </w:p>
-        </w:tc>
-        <w:tc>
-          <w:tcPr>
-            <w:tcW w:type="dxa" w:w="842"/>
-            <w:tcMar>
-              <w:top w:type="dxa" w:w="60"/>
-              <w:left w:type="dxa" w:w="100"/>
-              <w:bottom w:type="dxa" w:w="60"/>
-              <w:right w:type="dxa" w:w="100"/>
-            </w:tcMar>
-          </w:tcPr>
-          <w:p>
-            <w:pPr>
-              <w:spacing w:after="20" w:before="20" w:line="240"/>
-            </w:pPr>
-            <w:r>
-              <w:rPr>
-                <w:rFonts w:ascii="Times New Roman" w:cs="Times New Roman" w:eastAsia="Times New Roman" w:hAnsi="Times New Roman"/>
-                <w:b w:val="false"/>
-                <w:bCs w:val="false"/>
-                <w:i w:val="false"/>
-                <w:iCs w:val="false"/>
-                <w:sz w:val="20"/>
-                <w:szCs w:val="20"/>
-              </w:rPr>
-              <w:t xml:space="preserve">81%</w:t>
-            </w:r>
-          </w:p>
-        </w:tc>
-        <w:tc>
-          <w:tcPr>
-            <w:tcW w:type="dxa" w:w="842"/>
-            <w:tcMar>
-              <w:top w:type="dxa" w:w="60"/>
-              <w:left w:type="dxa" w:w="100"/>
-              <w:bottom w:type="dxa" w:w="60"/>
-              <w:right w:type="dxa" w:w="100"/>
-            </w:tcMar>
-          </w:tcPr>
-          <w:p>
-            <w:pPr>
-              <w:spacing w:after="20" w:before="20" w:line="240"/>
-            </w:pPr>
-            <w:r>
-              <w:rPr>
-                <w:rFonts w:ascii="Times New Roman" w:cs="Times New Roman" w:eastAsia="Times New Roman" w:hAnsi="Times New Roman"/>
-                <w:b w:val="false"/>
-                <w:bCs w:val="false"/>
-                <w:i w:val="false"/>
-                <w:iCs w:val="false"/>
-                <w:sz w:val="20"/>
-                <w:szCs w:val="20"/>
-              </w:rPr>
-              <w:t xml:space="preserve">94%</w:t>
-            </w:r>
-          </w:p>
-        </w:tc>
-      </w:tr>
-      <w:tr>
-        <w:tc>
-          <w:tcPr>
-            <w:tcW w:type="dxa" w:w="4454"/>
-            <w:tcMar>
-              <w:top w:type="dxa" w:w="60"/>
-              <w:left w:type="dxa" w:w="100"/>
-              <w:bottom w:type="dxa" w:w="60"/>
-              <w:right w:type="dxa" w:w="100"/>
-            </w:tcMar>
-          </w:tcPr>
-          <w:p>
-            <w:pPr>
-              <w:spacing w:after="20" w:before="20" w:line="240"/>
-            </w:pPr>
-            <w:r>
-              <w:rPr>
-                <w:rFonts w:ascii="Times New Roman" w:cs="Times New Roman" w:eastAsia="Times New Roman" w:hAnsi="Times New Roman"/>
-                <w:b w:val="false"/>
-                <w:bCs w:val="false"/>
-                <w:i w:val="false"/>
-                <w:iCs w:val="false"/>
-                <w:sz w:val="20"/>
-                <w:szCs w:val="20"/>
-              </w:rPr>
-              <w:t xml:space="preserve">Between: moderation, large</w:t>
-            </w:r>
-          </w:p>
-        </w:tc>
-        <w:tc>
-          <w:tcPr>
-            <w:tcW w:type="dxa" w:w="1324"/>
-            <w:tcMar>
-              <w:top w:type="dxa" w:w="60"/>
-              <w:left w:type="dxa" w:w="100"/>
-              <w:bottom w:type="dxa" w:w="60"/>
-              <w:right w:type="dxa" w:w="100"/>
-            </w:tcMar>
-          </w:tcPr>
-          <w:p>
-            <w:pPr>
-              <w:spacing w:after="20" w:before="20" w:line="240"/>
-            </w:pPr>
-            <w:r>
-              <w:rPr>
-                <w:rFonts w:ascii="Times New Roman" w:cs="Times New Roman" w:eastAsia="Times New Roman" w:hAnsi="Times New Roman"/>
-                <w:b w:val="false"/>
-                <w:bCs w:val="false"/>
-                <w:i w:val="false"/>
-                <w:iCs w:val="false"/>
-                <w:sz w:val="20"/>
-                <w:szCs w:val="20"/>
-              </w:rPr>
-              <w:t xml:space="preserve">0.60 SD</w:t>
-            </w:r>
-          </w:p>
-        </w:tc>
-        <w:tc>
-          <w:tcPr>
-            <w:tcW w:type="dxa" w:w="722"/>
-            <w:tcMar>
-              <w:top w:type="dxa" w:w="60"/>
-              <w:left w:type="dxa" w:w="100"/>
-              <w:bottom w:type="dxa" w:w="60"/>
-              <w:right w:type="dxa" w:w="100"/>
-            </w:tcMar>
-          </w:tcPr>
-          <w:p>
-            <w:pPr>
-              <w:spacing w:after="20" w:before="20" w:line="240"/>
-            </w:pPr>
-            <w:r>
-              <w:rPr>
-                <w:rFonts w:ascii="Times New Roman" w:cs="Times New Roman" w:eastAsia="Times New Roman" w:hAnsi="Times New Roman"/>
-                <w:b w:val="false"/>
-                <w:bCs w:val="false"/>
-                <w:i w:val="false"/>
-                <w:iCs w:val="false"/>
-                <w:sz w:val="20"/>
-                <w:szCs w:val="20"/>
-              </w:rPr>
-              <w:t xml:space="preserve">62%</w:t>
-            </w:r>
-          </w:p>
-        </w:tc>
-        <w:tc>
-          <w:tcPr>
-            <w:tcW w:type="dxa" w:w="842"/>
-            <w:tcMar>
-              <w:top w:type="dxa" w:w="60"/>
-              <w:left w:type="dxa" w:w="100"/>
-              <w:bottom w:type="dxa" w:w="60"/>
-              <w:right w:type="dxa" w:w="100"/>
-            </w:tcMar>
-          </w:tcPr>
-          <w:p>
-            <w:pPr>
-              <w:spacing w:after="20" w:before="20" w:line="240"/>
-            </w:pPr>
-            <w:r>
-              <w:rPr>
-                <w:rFonts w:ascii="Times New Roman" w:cs="Times New Roman" w:eastAsia="Times New Roman" w:hAnsi="Times New Roman"/>
-                <w:b w:val="false"/>
-                <w:bCs w:val="false"/>
-                <w:i w:val="false"/>
-                <w:iCs w:val="false"/>
-                <w:sz w:val="20"/>
-                <w:szCs w:val="20"/>
-              </w:rPr>
-              <w:t xml:space="preserve">84%</w:t>
-            </w:r>
-          </w:p>
-        </w:tc>
-        <w:tc>
-          <w:tcPr>
-            <w:tcW w:type="dxa" w:w="842"/>
-            <w:tcMar>
-              <w:top w:type="dxa" w:w="60"/>
-              <w:left w:type="dxa" w:w="100"/>
-              <w:bottom w:type="dxa" w:w="60"/>
-              <w:right w:type="dxa" w:w="100"/>
-            </w:tcMar>
-          </w:tcPr>
-          <w:p>
-            <w:pPr>
-              <w:spacing w:after="20" w:before="20" w:line="240"/>
-            </w:pPr>
-            <w:r>
-              <w:rPr>
-                <w:rFonts w:ascii="Times New Roman" w:cs="Times New Roman" w:eastAsia="Times New Roman" w:hAnsi="Times New Roman"/>
-                <w:b w:val="false"/>
-                <w:bCs w:val="false"/>
-                <w:i w:val="false"/>
-                <w:iCs w:val="false"/>
-                <w:sz w:val="20"/>
-                <w:szCs w:val="20"/>
-              </w:rPr>
-              <w:t xml:space="preserve">92%</w:t>
-            </w:r>
-          </w:p>
-        </w:tc>
-        <w:tc>
-          <w:tcPr>
-            <w:tcW w:type="dxa" w:w="842"/>
-            <w:tcMar>
-              <w:top w:type="dxa" w:w="60"/>
-              <w:left w:type="dxa" w:w="100"/>
-              <w:bottom w:type="dxa" w:w="60"/>
-              <w:right w:type="dxa" w:w="100"/>
-            </w:tcMar>
-          </w:tcPr>
-          <w:p>
-            <w:pPr>
-              <w:spacing w:after="20" w:before="20" w:line="240"/>
-            </w:pPr>
-            <w:r>
-              <w:rPr>
-                <w:rFonts w:ascii="Times New Roman" w:cs="Times New Roman" w:eastAsia="Times New Roman" w:hAnsi="Times New Roman"/>
-                <w:b w:val="false"/>
-                <w:bCs w:val="false"/>
-                <w:i w:val="false"/>
-                <w:iCs w:val="false"/>
-                <w:sz w:val="20"/>
-                <w:szCs w:val="20"/>
-              </w:rPr>
-              <w:t xml:space="preserve">99%</w:t>
-            </w:r>
-          </w:p>
-        </w:tc>
-      </w:tr>
-      <w:tr>
-        <w:tc>
-          <w:tcPr>
-            <w:tcW w:type="dxa" w:w="4454"/>
-            <w:tcMar>
-              <w:top w:type="dxa" w:w="60"/>
-              <w:left w:type="dxa" w:w="100"/>
-              <w:bottom w:type="dxa" w:w="60"/>
-              <w:right w:type="dxa" w:w="100"/>
-            </w:tcMar>
-          </w:tcPr>
-          <w:p>
-            <w:pPr>
-              <w:spacing w:after="20" w:before="20" w:line="240"/>
-            </w:pPr>
-            <w:r>
-              <w:rPr>
-                <w:rFonts w:ascii="Times New Roman" w:cs="Times New Roman" w:eastAsia="Times New Roman" w:hAnsi="Times New Roman"/>
-                <w:b w:val="false"/>
-                <w:bCs w:val="false"/>
-                <w:i w:val="false"/>
-                <w:iCs w:val="false"/>
-                <w:sz w:val="20"/>
-                <w:szCs w:val="20"/>
-              </w:rPr>
-              <w:t xml:space="preserve">Between: moderation, moderate</w:t>
-            </w:r>
-          </w:p>
-        </w:tc>
-        <w:tc>
-          <w:tcPr>
-            <w:tcW w:type="dxa" w:w="1324"/>
-            <w:tcMar>
-              <w:top w:type="dxa" w:w="60"/>
-              <w:left w:type="dxa" w:w="100"/>
-              <w:bottom w:type="dxa" w:w="60"/>
-              <w:right w:type="dxa" w:w="100"/>
-            </w:tcMar>
-          </w:tcPr>
-          <w:p>
-            <w:pPr>
-              <w:spacing w:after="20" w:before="20" w:line="240"/>
-            </w:pPr>
-            <w:r>
-              <w:rPr>
-                <w:rFonts w:ascii="Times New Roman" w:cs="Times New Roman" w:eastAsia="Times New Roman" w:hAnsi="Times New Roman"/>
-                <w:b w:val="false"/>
-                <w:bCs w:val="false"/>
-                <w:i w:val="false"/>
-                <w:iCs w:val="false"/>
-                <w:sz w:val="20"/>
-                <w:szCs w:val="20"/>
-              </w:rPr>
-              <w:t xml:space="preserve">0.50 SD</w:t>
-            </w:r>
-          </w:p>
-        </w:tc>
-        <w:tc>
-          <w:tcPr>
-            <w:tcW w:type="dxa" w:w="722"/>
-            <w:tcMar>
-              <w:top w:type="dxa" w:w="60"/>
-              <w:left w:type="dxa" w:w="100"/>
-              <w:bottom w:type="dxa" w:w="60"/>
-              <w:right w:type="dxa" w:w="100"/>
-            </w:tcMar>
-          </w:tcPr>
-          <w:p>
-            <w:pPr>
-              <w:spacing w:after="20" w:before="20" w:line="240"/>
-            </w:pPr>
-            <w:r>
-              <w:rPr>
-                <w:rFonts w:ascii="Times New Roman" w:cs="Times New Roman" w:eastAsia="Times New Roman" w:hAnsi="Times New Roman"/>
-                <w:b w:val="false"/>
-                <w:bCs w:val="false"/>
-                <w:i w:val="false"/>
-                <w:iCs w:val="false"/>
-                <w:sz w:val="20"/>
-                <w:szCs w:val="20"/>
-              </w:rPr>
-              <w:t xml:space="preserve">48%</w:t>
-            </w:r>
-          </w:p>
-        </w:tc>
-        <w:tc>
-          <w:tcPr>
-            <w:tcW w:type="dxa" w:w="842"/>
-            <w:tcMar>
-              <w:top w:type="dxa" w:w="60"/>
-              <w:left w:type="dxa" w:w="100"/>
-              <w:bottom w:type="dxa" w:w="60"/>
-              <w:right w:type="dxa" w:w="100"/>
-            </w:tcMar>
-          </w:tcPr>
-          <w:p>
-            <w:pPr>
-              <w:spacing w:after="20" w:before="20" w:line="240"/>
-            </w:pPr>
-            <w:r>
-              <w:rPr>
-                <w:rFonts w:ascii="Times New Roman" w:cs="Times New Roman" w:eastAsia="Times New Roman" w:hAnsi="Times New Roman"/>
-                <w:b w:val="false"/>
-                <w:bCs w:val="false"/>
-                <w:i w:val="false"/>
-                <w:iCs w:val="false"/>
-                <w:sz w:val="20"/>
-                <w:szCs w:val="20"/>
-              </w:rPr>
-              <w:t xml:space="preserve">70%</w:t>
-            </w:r>
-          </w:p>
-        </w:tc>
-        <w:tc>
-          <w:tcPr>
-            <w:tcW w:type="dxa" w:w="842"/>
-            <w:tcMar>
-              <w:top w:type="dxa" w:w="60"/>
-              <w:left w:type="dxa" w:w="100"/>
-              <w:bottom w:type="dxa" w:w="60"/>
-              <w:right w:type="dxa" w:w="100"/>
-            </w:tcMar>
-          </w:tcPr>
-          <w:p>
-            <w:pPr>
-              <w:spacing w:after="20" w:before="20" w:line="240"/>
-            </w:pPr>
-            <w:r>
-              <w:rPr>
-                <w:rFonts w:ascii="Times New Roman" w:cs="Times New Roman" w:eastAsia="Times New Roman" w:hAnsi="Times New Roman"/>
-                <w:b w:val="false"/>
-                <w:bCs w:val="false"/>
-                <w:i w:val="false"/>
-                <w:iCs w:val="false"/>
-                <w:sz w:val="20"/>
-                <w:szCs w:val="20"/>
-              </w:rPr>
-              <w:t xml:space="preserve">81%</w:t>
-            </w:r>
-          </w:p>
-        </w:tc>
-        <w:tc>
-          <w:tcPr>
-            <w:tcW w:type="dxa" w:w="842"/>
-            <w:tcMar>
-              <w:top w:type="dxa" w:w="60"/>
-              <w:left w:type="dxa" w:w="100"/>
-              <w:bottom w:type="dxa" w:w="60"/>
-              <w:right w:type="dxa" w:w="100"/>
-            </w:tcMar>
-          </w:tcPr>
-          <w:p>
-            <w:pPr>
-              <w:spacing w:after="20" w:before="20" w:line="240"/>
-            </w:pPr>
-            <w:r>
-              <w:rPr>
-                <w:rFonts w:ascii="Times New Roman" w:cs="Times New Roman" w:eastAsia="Times New Roman" w:hAnsi="Times New Roman"/>
-                <w:b w:val="false"/>
-                <w:bCs w:val="false"/>
-                <w:i w:val="false"/>
-                <w:iCs w:val="false"/>
-                <w:sz w:val="20"/>
-                <w:szCs w:val="20"/>
-              </w:rPr>
-              <w:t xml:space="preserve">94%</w:t>
-            </w:r>
-          </w:p>
-        </w:tc>
-      </w:tr>
-      <w:tr>
-        <w:tc>
-          <w:tcPr>
-            <w:tcW w:type="dxa" w:w="4454"/>
-            <w:tcMar>
-              <w:top w:type="dxa" w:w="60"/>
-              <w:left w:type="dxa" w:w="100"/>
-              <w:bottom w:type="dxa" w:w="60"/>
-              <w:right w:type="dxa" w:w="100"/>
-            </w:tcMar>
-          </w:tcPr>
-          <w:p>
-            <w:pPr>
-              <w:spacing w:after="20" w:before="20" w:line="240"/>
-            </w:pPr>
-            <w:r>
-              <w:rPr>
-                <w:rFonts w:ascii="Times New Roman" w:cs="Times New Roman" w:eastAsia="Times New Roman" w:hAnsi="Times New Roman"/>
-                <w:b w:val="false"/>
-                <w:bCs w:val="false"/>
-                <w:i w:val="false"/>
-                <w:iCs w:val="false"/>
-                <w:sz w:val="20"/>
-                <w:szCs w:val="20"/>
-              </w:rPr>
-              <w:t xml:space="preserve">Between: moderation, small</w:t>
-            </w:r>
-          </w:p>
-        </w:tc>
-        <w:tc>
-          <w:tcPr>
-            <w:tcW w:type="dxa" w:w="1324"/>
-            <w:tcMar>
-              <w:top w:type="dxa" w:w="60"/>
-              <w:left w:type="dxa" w:w="100"/>
-              <w:bottom w:type="dxa" w:w="60"/>
-              <w:right w:type="dxa" w:w="100"/>
-            </w:tcMar>
-          </w:tcPr>
-          <w:p>
-            <w:pPr>
-              <w:spacing w:after="20" w:before="20" w:line="240"/>
-            </w:pPr>
-            <w:r>
-              <w:rPr>
-                <w:rFonts w:ascii="Times New Roman" w:cs="Times New Roman" w:eastAsia="Times New Roman" w:hAnsi="Times New Roman"/>
-                <w:b w:val="false"/>
-                <w:bCs w:val="false"/>
-                <w:i w:val="false"/>
-                <w:iCs w:val="false"/>
-                <w:sz w:val="20"/>
-                <w:szCs w:val="20"/>
-              </w:rPr>
-              <w:t xml:space="preserve">0.40 SD</w:t>
-            </w:r>
-          </w:p>
-        </w:tc>
-        <w:tc>
-          <w:tcPr>
-            <w:tcW w:type="dxa" w:w="722"/>
-            <w:tcMar>
-              <w:top w:type="dxa" w:w="60"/>
-              <w:left w:type="dxa" w:w="100"/>
-              <w:bottom w:type="dxa" w:w="60"/>
-              <w:right w:type="dxa" w:w="100"/>
-            </w:tcMar>
-          </w:tcPr>
-          <w:p>
-            <w:pPr>
-              <w:spacing w:after="20" w:before="20" w:line="240"/>
-            </w:pPr>
-            <w:r>
-              <w:rPr>
-                <w:rFonts w:ascii="Times New Roman" w:cs="Times New Roman" w:eastAsia="Times New Roman" w:hAnsi="Times New Roman"/>
-                <w:b w:val="false"/>
-                <w:bCs w:val="false"/>
-                <w:i w:val="false"/>
-                <w:iCs w:val="false"/>
-                <w:sz w:val="20"/>
-                <w:szCs w:val="20"/>
-              </w:rPr>
-              <w:t xml:space="preserve">34%</w:t>
-            </w:r>
-          </w:p>
-        </w:tc>
-        <w:tc>
-          <w:tcPr>
-            <w:tcW w:type="dxa" w:w="842"/>
-            <w:tcMar>
-              <w:top w:type="dxa" w:w="60"/>
-              <w:left w:type="dxa" w:w="100"/>
-              <w:bottom w:type="dxa" w:w="60"/>
-              <w:right w:type="dxa" w:w="100"/>
-            </w:tcMar>
-          </w:tcPr>
-          <w:p>
-            <w:pPr>
-              <w:spacing w:after="20" w:before="20" w:line="240"/>
-            </w:pPr>
-            <w:r>
-              <w:rPr>
-                <w:rFonts w:ascii="Times New Roman" w:cs="Times New Roman" w:eastAsia="Times New Roman" w:hAnsi="Times New Roman"/>
-                <w:b w:val="false"/>
-                <w:bCs w:val="false"/>
-                <w:i w:val="false"/>
-                <w:iCs w:val="false"/>
-                <w:sz w:val="20"/>
-                <w:szCs w:val="20"/>
-              </w:rPr>
-              <w:t xml:space="preserve">51%</w:t>
-            </w:r>
-          </w:p>
-        </w:tc>
-        <w:tc>
-          <w:tcPr>
-            <w:tcW w:type="dxa" w:w="842"/>
-            <w:tcMar>
-              <w:top w:type="dxa" w:w="60"/>
-              <w:left w:type="dxa" w:w="100"/>
-              <w:bottom w:type="dxa" w:w="60"/>
-              <w:right w:type="dxa" w:w="100"/>
-            </w:tcMar>
-          </w:tcPr>
-          <w:p>
-            <w:pPr>
-              <w:spacing w:after="20" w:before="20" w:line="240"/>
-            </w:pPr>
-            <w:r>
-              <w:rPr>
-                <w:rFonts w:ascii="Times New Roman" w:cs="Times New Roman" w:eastAsia="Times New Roman" w:hAnsi="Times New Roman"/>
-                <w:b w:val="false"/>
-                <w:bCs w:val="false"/>
-                <w:i w:val="false"/>
-                <w:iCs w:val="false"/>
-                <w:sz w:val="20"/>
-                <w:szCs w:val="20"/>
-              </w:rPr>
-              <w:t xml:space="preserve">62%</w:t>
-            </w:r>
-          </w:p>
-        </w:tc>
-        <w:tc>
-          <w:tcPr>
-            <w:tcW w:type="dxa" w:w="842"/>
-            <w:tcMar>
-              <w:top w:type="dxa" w:w="60"/>
-              <w:left w:type="dxa" w:w="100"/>
-              <w:bottom w:type="dxa" w:w="60"/>
-              <w:right w:type="dxa" w:w="100"/>
-            </w:tcMar>
-          </w:tcPr>
-          <w:p>
-            <w:pPr>
-              <w:spacing w:after="20" w:before="20" w:line="240"/>
-            </w:pPr>
-            <w:r>
-              <w:rPr>
-                <w:rFonts w:ascii="Times New Roman" w:cs="Times New Roman" w:eastAsia="Times New Roman" w:hAnsi="Times New Roman"/>
-                <w:b w:val="false"/>
-                <w:bCs w:val="false"/>
-                <w:i w:val="false"/>
-                <w:iCs w:val="false"/>
-                <w:sz w:val="20"/>
-                <w:szCs w:val="20"/>
-              </w:rPr>
-              <w:t xml:space="preserve">80%</w:t>
-            </w:r>
-          </w:p>
-        </w:tc>
-      </w:tr>
-    </w:tbl>
-    <w:p>
-      <w:pPr>
-        <w:spacing w:after="200"/>
-      </w:pPr>
-      <w:r>
-        <w:rPr>
-          <w:sz w:val="12"/>
-          <w:szCs w:val="12"/>
-        </w:rPr>
-        <w:t xml:space="preserve"/>
-      </w:r>
-    </w:p>
-    <w:p>
-      <w:pPr>
-        <w:spacing w:after="140" w:line="340"/>
-        <w:jc w:val="both"/>
-      </w:pPr>
-      <w:r>
-        <w:rPr>
-          <w:rFonts w:ascii="Times New Roman" w:cs="Times New Roman" w:eastAsia="Times New Roman" w:hAnsi="Times New Roman"/>
-          <w:b w:val="false"/>
-          <w:bCs w:val="false"/>
-          <w:i w:val="false"/>
-          <w:iCs w:val="false"/>
-          <w:sz w:val="24"/>
-          <w:szCs w:val="24"/>
-        </w:rPr>
-        <w:t xml:space="preserve">The binding constraint is the polarity-by-colour interaction, which is central to Objective 2 and to the contrast-mediation hypothesis. Achieving 80 per cent power for that interaction at d_z = 0.25 requires approximately 128 participants, and moderate between-participant moderation (0.50 SD) requires approximately 127. A sample of 130 therefore satisfies both at 80 per cent power, while giving better than 90 per cent power for the polarity main effect. Detecting small moderation effects of 0.40 SD would require approximately 200 participants; moderation of that magnitude is accordingly declared exploratory and hypothesis-generating, and will be reported with confidence intervals rather than as a confirmatory test.</w:t>
-      </w:r>
-    </w:p>
-    <w:p>
-      <w:pPr>
-        <w:spacing w:after="140" w:line="340"/>
-        <w:jc w:val="both"/>
-      </w:pPr>
-      <w:r>
-        <w:rPr>
-          <w:rFonts w:ascii="Times New Roman" w:cs="Times New Roman" w:eastAsia="Times New Roman" w:hAnsi="Times New Roman"/>
-          <w:b w:val="false"/>
-          <w:bCs w:val="false"/>
-          <w:i w:val="false"/>
-          <w:iCs w:val="false"/>
-          <w:sz w:val="24"/>
-          <w:szCs w:val="24"/>
-        </w:rPr>
-        <w:t xml:space="preserve">Although 130 is smaller than samples typical of between-participant survey research, the quantity governing precision here is the number of condition-runs, not the number of participants. Table 3.2 sets the proposed design against the published studies from which its measures are drawn.</w:t>
-      </w:r>
-    </w:p>
-    <w:p>
-      <w:pPr>
-        <w:spacing w:after="140" w:line="340"/>
-        <w:jc w:val="both"/>
-      </w:pPr>
-      <w:r>
-        <w:rPr>
-          <w:rFonts w:ascii="Times New Roman" w:cs="Times New Roman" w:eastAsia="Times New Roman" w:hAnsi="Times New Roman"/>
-          <w:b/>
-          <w:bCs/>
-          <w:i w:val="false"/>
-          <w:iCs w:val="false"/>
-          <w:sz w:val="24"/>
-          <w:szCs w:val="24"/>
-        </w:rPr>
-        <w:t xml:space="preserve">Table 3.2 — The proposed design set against the published studies from which its measures are drawn.</w:t>
-      </w:r>
-    </w:p>
-    <w:tbl>
-      <w:tblPr>
-        <w:tblW w:type="dxa" w:w="9026"/>
-        <w:tblBorders>
-          <w:top w:val="single" w:color="8899AA" w:sz="4"/>
-          <w:left w:val="single" w:color="8899AA" w:sz="4"/>
-          <w:bottom w:val="single" w:color="8899AA" w:sz="4"/>
-          <w:right w:val="single" w:color="8899AA" w:sz="4"/>
-          <w:insideH w:val="single" w:color="BBC4CC" w:sz="2"/>
-          <w:insideV w:val="single" w:color="BBC4CC" w:sz="2"/>
-        </w:tblBorders>
-      </w:tblPr>
-      <w:tblGrid>
-        <w:gridCol w:w="2054"/>
-        <w:gridCol w:w="700"/>
-        <w:gridCol w:w="700"/>
-        <w:gridCol w:w="1099"/>
-        <w:gridCol w:w="879"/>
-        <w:gridCol w:w="1907"/>
-        <w:gridCol w:w="1687"/>
-      </w:tblGrid>
-      <w:tr>
-        <w:trPr>
-          <w:tblHeader/>
-        </w:trPr>
-        <w:tc>
-          <w:tcPr>
-            <w:tcW w:type="dxa" w:w="2054"/>
-            <w:shd w:fill="E8EEF7" w:color="auto" w:val="clear"/>
-            <w:tcMar>
-              <w:top w:type="dxa" w:w="60"/>
-              <w:left w:type="dxa" w:w="100"/>
-              <w:bottom w:type="dxa" w:w="60"/>
-              <w:right w:type="dxa" w:w="100"/>
-            </w:tcMar>
-          </w:tcPr>
-          <w:p>
-            <w:pPr>
-              <w:spacing w:after="20" w:before="20" w:line="240"/>
-            </w:pPr>
-            <w:r>
-              <w:rPr>
-                <w:rFonts w:ascii="Times New Roman" w:cs="Times New Roman" w:eastAsia="Times New Roman" w:hAnsi="Times New Roman"/>
-                <w:b/>
-                <w:bCs/>
-                <w:i w:val="false"/>
-                <w:iCs w:val="false"/>
-                <w:sz w:val="20"/>
-                <w:szCs w:val="20"/>
-              </w:rPr>
-              <w:t xml:space="preserve">Study</w:t>
-            </w:r>
-          </w:p>
-        </w:tc>
-        <w:tc>
-          <w:tcPr>
-            <w:tcW w:type="dxa" w:w="700"/>
-            <w:shd w:fill="E8EEF7" w:color="auto" w:val="clear"/>
-            <w:tcMar>
-              <w:top w:type="dxa" w:w="60"/>
-              <w:left w:type="dxa" w:w="100"/>
-              <w:bottom w:type="dxa" w:w="60"/>
-              <w:right w:type="dxa" w:w="100"/>
-            </w:tcMar>
-          </w:tcPr>
-          <w:p>
-            <w:pPr>
-              <w:spacing w:after="20" w:before="20" w:line="240"/>
-            </w:pPr>
-            <w:r>
-              <w:rPr>
-                <w:rFonts w:ascii="Times New Roman" w:cs="Times New Roman" w:eastAsia="Times New Roman" w:hAnsi="Times New Roman"/>
-                <w:b/>
-                <w:bCs/>
-                <w:i w:val="false"/>
-                <w:iCs w:val="false"/>
-                <w:sz w:val="20"/>
-                <w:szCs w:val="20"/>
-              </w:rPr>
-              <w:t xml:space="preserve">Year</w:t>
-            </w:r>
-          </w:p>
-        </w:tc>
-        <w:tc>
-          <w:tcPr>
-            <w:tcW w:type="dxa" w:w="700"/>
-            <w:shd w:fill="E8EEF7" w:color="auto" w:val="clear"/>
-            <w:tcMar>
-              <w:top w:type="dxa" w:w="60"/>
-              <w:left w:type="dxa" w:w="100"/>
-              <w:bottom w:type="dxa" w:w="60"/>
-              <w:right w:type="dxa" w:w="100"/>
-            </w:tcMar>
-          </w:tcPr>
-          <w:p>
-            <w:pPr>
-              <w:spacing w:after="20" w:before="20" w:line="240"/>
-            </w:pPr>
-            <w:r>
-              <w:rPr>
-                <w:rFonts w:ascii="Times New Roman" w:cs="Times New Roman" w:eastAsia="Times New Roman" w:hAnsi="Times New Roman"/>
-                <w:b/>
-                <w:bCs/>
-                <w:i w:val="false"/>
-                <w:iCs w:val="false"/>
-                <w:sz w:val="20"/>
-                <w:szCs w:val="20"/>
-              </w:rPr>
-              <w:t xml:space="preserve">N</w:t>
-            </w:r>
-          </w:p>
-        </w:tc>
-        <w:tc>
-          <w:tcPr>
-            <w:tcW w:type="dxa" w:w="1099"/>
-            <w:shd w:fill="E8EEF7" w:color="auto" w:val="clear"/>
-            <w:tcMar>
-              <w:top w:type="dxa" w:w="60"/>
-              <w:left w:type="dxa" w:w="100"/>
-              <w:bottom w:type="dxa" w:w="60"/>
-              <w:right w:type="dxa" w:w="100"/>
-            </w:tcMar>
-          </w:tcPr>
-          <w:p>
-            <w:pPr>
-              <w:spacing w:after="20" w:before="20" w:line="240"/>
-            </w:pPr>
-            <w:r>
-              <w:rPr>
-                <w:rFonts w:ascii="Times New Roman" w:cs="Times New Roman" w:eastAsia="Times New Roman" w:hAnsi="Times New Roman"/>
-                <w:b/>
-                <w:bCs/>
-                <w:i w:val="false"/>
-                <w:iCs w:val="false"/>
-                <w:sz w:val="20"/>
-                <w:szCs w:val="20"/>
-              </w:rPr>
-              <w:t xml:space="preserve">Conditions per participant</w:t>
-            </w:r>
-          </w:p>
-        </w:tc>
-        <w:tc>
-          <w:tcPr>
-            <w:tcW w:type="dxa" w:w="879"/>
-            <w:shd w:fill="E8EEF7" w:color="auto" w:val="clear"/>
-            <w:tcMar>
-              <w:top w:type="dxa" w:w="60"/>
-              <w:left w:type="dxa" w:w="100"/>
-              <w:bottom w:type="dxa" w:w="60"/>
-              <w:right w:type="dxa" w:w="100"/>
-            </w:tcMar>
-          </w:tcPr>
-          <w:p>
-            <w:pPr>
-              <w:spacing w:after="20" w:before="20" w:line="240"/>
-            </w:pPr>
-            <w:r>
-              <w:rPr>
-                <w:rFonts w:ascii="Times New Roman" w:cs="Times New Roman" w:eastAsia="Times New Roman" w:hAnsi="Times New Roman"/>
-                <w:b/>
-                <w:bCs/>
-                <w:i w:val="false"/>
-                <w:iCs w:val="false"/>
-                <w:sz w:val="20"/>
-                <w:szCs w:val="20"/>
-              </w:rPr>
-              <w:t xml:space="preserve">Total condition-runs</w:t>
-            </w:r>
-          </w:p>
-        </w:tc>
-        <w:tc>
-          <w:tcPr>
-            <w:tcW w:type="dxa" w:w="1907"/>
-            <w:shd w:fill="E8EEF7" w:color="auto" w:val="clear"/>
-            <w:tcMar>
-              <w:top w:type="dxa" w:w="60"/>
-              <w:left w:type="dxa" w:w="100"/>
-              <w:bottom w:type="dxa" w:w="60"/>
-              <w:right w:type="dxa" w:w="100"/>
-            </w:tcMar>
-          </w:tcPr>
-          <w:p>
-            <w:pPr>
-              <w:spacing w:after="20" w:before="20" w:line="240"/>
-            </w:pPr>
-            <w:r>
-              <w:rPr>
-                <w:rFonts w:ascii="Times New Roman" w:cs="Times New Roman" w:eastAsia="Times New Roman" w:hAnsi="Times New Roman"/>
-                <w:b/>
-                <w:bCs/>
-                <w:i w:val="false"/>
-                <w:iCs w:val="false"/>
-                <w:sz w:val="20"/>
-                <w:szCs w:val="20"/>
-              </w:rPr>
-              <w:t xml:space="preserve">Ocular measure</w:t>
-            </w:r>
-          </w:p>
-        </w:tc>
-        <w:tc>
-          <w:tcPr>
-            <w:tcW w:type="dxa" w:w="1687"/>
-            <w:shd w:fill="E8EEF7" w:color="auto" w:val="clear"/>
-            <w:tcMar>
-              <w:top w:type="dxa" w:w="60"/>
-              <w:left w:type="dxa" w:w="100"/>
-              <w:bottom w:type="dxa" w:w="60"/>
-              <w:right w:type="dxa" w:w="100"/>
-            </w:tcMar>
-          </w:tcPr>
-          <w:p>
-            <w:pPr>
-              <w:spacing w:after="20" w:before="20" w:line="240"/>
-            </w:pPr>
-            <w:r>
-              <w:rPr>
-                <w:rFonts w:ascii="Times New Roman" w:cs="Times New Roman" w:eastAsia="Times New Roman" w:hAnsi="Times New Roman"/>
-                <w:b/>
-                <w:bCs/>
-                <w:i w:val="false"/>
-                <w:iCs w:val="false"/>
-                <w:sz w:val="20"/>
-                <w:szCs w:val="20"/>
-              </w:rPr>
-              <w:t xml:space="preserve">Display parameter manipulated</w:t>
-            </w:r>
-          </w:p>
-        </w:tc>
-      </w:tr>
-      <w:tr>
-        <w:tc>
-          <w:tcPr>
-            <w:tcW w:type="dxa" w:w="2054"/>
-            <w:tcMar>
-              <w:top w:type="dxa" w:w="60"/>
-              <w:left w:type="dxa" w:w="100"/>
-              <w:bottom w:type="dxa" w:w="60"/>
-              <w:right w:type="dxa" w:w="100"/>
-            </w:tcMar>
-          </w:tcPr>
-          <w:p>
-            <w:pPr>
-              <w:spacing w:after="20" w:before="20" w:line="240"/>
-            </w:pPr>
-            <w:r>
-              <w:rPr>
-                <w:rFonts w:ascii="Times New Roman" w:cs="Times New Roman" w:eastAsia="Times New Roman" w:hAnsi="Times New Roman"/>
-                <w:b w:val="false"/>
-                <w:bCs w:val="false"/>
-                <w:i w:val="false"/>
-                <w:iCs w:val="false"/>
-                <w:sz w:val="20"/>
-                <w:szCs w:val="20"/>
-              </w:rPr>
-              <w:t xml:space="preserve">Hirota et al.</w:t>
-            </w:r>
-          </w:p>
-        </w:tc>
-        <w:tc>
-          <w:tcPr>
-            <w:tcW w:type="dxa" w:w="700"/>
-            <w:tcMar>
-              <w:top w:type="dxa" w:w="60"/>
-              <w:left w:type="dxa" w:w="100"/>
-              <w:bottom w:type="dxa" w:w="60"/>
-              <w:right w:type="dxa" w:w="100"/>
-            </w:tcMar>
-          </w:tcPr>
-          <w:p>
-            <w:pPr>
-              <w:spacing w:after="20" w:before="20" w:line="240"/>
-            </w:pPr>
-            <w:r>
-              <w:rPr>
-                <w:rFonts w:ascii="Times New Roman" w:cs="Times New Roman" w:eastAsia="Times New Roman" w:hAnsi="Times New Roman"/>
-                <w:b w:val="false"/>
-                <w:bCs w:val="false"/>
-                <w:i w:val="false"/>
-                <w:iCs w:val="false"/>
-                <w:sz w:val="20"/>
-                <w:szCs w:val="20"/>
-              </w:rPr>
-              <w:t xml:space="preserve">2013</w:t>
-            </w:r>
-          </w:p>
-        </w:tc>
-        <w:tc>
-          <w:tcPr>
-            <w:tcW w:type="dxa" w:w="700"/>
-            <w:tcMar>
-              <w:top w:type="dxa" w:w="60"/>
-              <w:left w:type="dxa" w:w="100"/>
-              <w:bottom w:type="dxa" w:w="60"/>
-              <w:right w:type="dxa" w:w="100"/>
-            </w:tcMar>
-          </w:tcPr>
-          <w:p>
-            <w:pPr>
-              <w:spacing w:after="20" w:before="20" w:line="240"/>
-            </w:pPr>
-            <w:r>
-              <w:rPr>
-                <w:rFonts w:ascii="Times New Roman" w:cs="Times New Roman" w:eastAsia="Times New Roman" w:hAnsi="Times New Roman"/>
-                <w:b w:val="false"/>
-                <w:bCs w:val="false"/>
-                <w:i w:val="false"/>
-                <w:iCs w:val="false"/>
-                <w:sz w:val="20"/>
-                <w:szCs w:val="20"/>
-              </w:rPr>
-              <w:t xml:space="preserve">11</w:t>
-            </w:r>
-          </w:p>
-        </w:tc>
-        <w:tc>
-          <w:tcPr>
-            <w:tcW w:type="dxa" w:w="1099"/>
-            <w:tcMar>
-              <w:top w:type="dxa" w:w="60"/>
-              <w:left w:type="dxa" w:w="100"/>
-              <w:bottom w:type="dxa" w:w="60"/>
-              <w:right w:type="dxa" w:w="100"/>
-            </w:tcMar>
-          </w:tcPr>
-          <w:p>
-            <w:pPr>
-              <w:spacing w:after="20" w:before="20" w:line="240"/>
-            </w:pPr>
-            <w:r>
-              <w:rPr>
-                <w:rFonts w:ascii="Times New Roman" w:cs="Times New Roman" w:eastAsia="Times New Roman" w:hAnsi="Times New Roman"/>
-                <w:b w:val="false"/>
-                <w:bCs w:val="false"/>
-                <w:i w:val="false"/>
-                <w:iCs w:val="false"/>
-                <w:sz w:val="20"/>
-                <w:szCs w:val="20"/>
-              </w:rPr>
-              <w:t xml:space="preserve">1</w:t>
-            </w:r>
-          </w:p>
-        </w:tc>
-        <w:tc>
-          <w:tcPr>
-            <w:tcW w:type="dxa" w:w="879"/>
-            <w:tcMar>
-              <w:top w:type="dxa" w:w="60"/>
-              <w:left w:type="dxa" w:w="100"/>
-              <w:bottom w:type="dxa" w:w="60"/>
-              <w:right w:type="dxa" w:w="100"/>
-            </w:tcMar>
-          </w:tcPr>
-          <w:p>
-            <w:pPr>
-              <w:spacing w:after="20" w:before="20" w:line="240"/>
-            </w:pPr>
-            <w:r>
-              <w:rPr>
-                <w:rFonts w:ascii="Times New Roman" w:cs="Times New Roman" w:eastAsia="Times New Roman" w:hAnsi="Times New Roman"/>
-                <w:b w:val="false"/>
-                <w:bCs w:val="false"/>
-                <w:i w:val="false"/>
-                <w:iCs w:val="false"/>
-                <w:sz w:val="20"/>
-                <w:szCs w:val="20"/>
-              </w:rPr>
-              <w:t xml:space="preserve">11</w:t>
-            </w:r>
-          </w:p>
-        </w:tc>
-        <w:tc>
-          <w:tcPr>
-            <w:tcW w:type="dxa" w:w="1907"/>
-            <w:tcMar>
-              <w:top w:type="dxa" w:w="60"/>
-              <w:left w:type="dxa" w:w="100"/>
-              <w:bottom w:type="dxa" w:w="60"/>
-              <w:right w:type="dxa" w:w="100"/>
-            </w:tcMar>
-          </w:tcPr>
-          <w:p>
-            <w:pPr>
-              <w:spacing w:after="20" w:before="20" w:line="240"/>
-            </w:pPr>
-            <w:r>
-              <w:rPr>
-                <w:rFonts w:ascii="Times New Roman" w:cs="Times New Roman" w:eastAsia="Times New Roman" w:hAnsi="Times New Roman"/>
-                <w:b w:val="false"/>
-                <w:bCs w:val="false"/>
-                <w:i w:val="false"/>
-                <w:iCs w:val="false"/>
-                <w:sz w:val="20"/>
-                <w:szCs w:val="20"/>
-              </w:rPr>
-              <w:t xml:space="preserve">Blink composition, tear break-up</w:t>
-            </w:r>
-          </w:p>
-        </w:tc>
-        <w:tc>
-          <w:tcPr>
-            <w:tcW w:type="dxa" w:w="1687"/>
-            <w:tcMar>
-              <w:top w:type="dxa" w:w="60"/>
-              <w:left w:type="dxa" w:w="100"/>
-              <w:bottom w:type="dxa" w:w="60"/>
-              <w:right w:type="dxa" w:w="100"/>
-            </w:tcMar>
-          </w:tcPr>
-          <w:p>
-            <w:pPr>
-              <w:spacing w:after="20" w:before="20" w:line="240"/>
-            </w:pPr>
-            <w:r>
-              <w:rPr>
-                <w:rFonts w:ascii="Times New Roman" w:cs="Times New Roman" w:eastAsia="Times New Roman" w:hAnsi="Times New Roman"/>
-                <w:b w:val="false"/>
-                <w:bCs w:val="false"/>
-                <w:i w:val="false"/>
-                <w:iCs w:val="false"/>
-                <w:sz w:val="20"/>
-                <w:szCs w:val="20"/>
-              </w:rPr>
-              <w:t xml:space="preserve">None</w:t>
-            </w:r>
-          </w:p>
-        </w:tc>
-      </w:tr>
-      <w:tr>
-        <w:tc>
-          <w:tcPr>
-            <w:tcW w:type="dxa" w:w="2054"/>
-            <w:tcMar>
-              <w:top w:type="dxa" w:w="60"/>
-              <w:left w:type="dxa" w:w="100"/>
-              <w:bottom w:type="dxa" w:w="60"/>
-              <w:right w:type="dxa" w:w="100"/>
-            </w:tcMar>
-          </w:tcPr>
-          <w:p>
-            <w:pPr>
-              <w:spacing w:after="20" w:before="20" w:line="240"/>
-            </w:pPr>
-            <w:r>
-              <w:rPr>
-                <w:rFonts w:ascii="Times New Roman" w:cs="Times New Roman" w:eastAsia="Times New Roman" w:hAnsi="Times New Roman"/>
-                <w:b w:val="false"/>
-                <w:bCs w:val="false"/>
-                <w:i w:val="false"/>
-                <w:iCs w:val="false"/>
-                <w:sz w:val="20"/>
-                <w:szCs w:val="20"/>
-              </w:rPr>
-              <w:t xml:space="preserve">Jackson et al.</w:t>
-            </w:r>
-          </w:p>
-        </w:tc>
-        <w:tc>
-          <w:tcPr>
-            <w:tcW w:type="dxa" w:w="700"/>
-            <w:tcMar>
-              <w:top w:type="dxa" w:w="60"/>
-              <w:left w:type="dxa" w:w="100"/>
-              <w:bottom w:type="dxa" w:w="60"/>
-              <w:right w:type="dxa" w:w="100"/>
-            </w:tcMar>
-          </w:tcPr>
-          <w:p>
-            <w:pPr>
-              <w:spacing w:after="20" w:before="20" w:line="240"/>
-            </w:pPr>
-            <w:r>
-              <w:rPr>
-                <w:rFonts w:ascii="Times New Roman" w:cs="Times New Roman" w:eastAsia="Times New Roman" w:hAnsi="Times New Roman"/>
-                <w:b w:val="false"/>
-                <w:bCs w:val="false"/>
-                <w:i w:val="false"/>
-                <w:iCs w:val="false"/>
-                <w:sz w:val="20"/>
-                <w:szCs w:val="20"/>
-              </w:rPr>
-              <w:t xml:space="preserve">2016</w:t>
-            </w:r>
-          </w:p>
-        </w:tc>
-        <w:tc>
-          <w:tcPr>
-            <w:tcW w:type="dxa" w:w="700"/>
-            <w:tcMar>
-              <w:top w:type="dxa" w:w="60"/>
-              <w:left w:type="dxa" w:w="100"/>
-              <w:bottom w:type="dxa" w:w="60"/>
-              <w:right w:type="dxa" w:w="100"/>
-            </w:tcMar>
-          </w:tcPr>
-          <w:p>
-            <w:pPr>
-              <w:spacing w:after="20" w:before="20" w:line="240"/>
-            </w:pPr>
-            <w:r>
-              <w:rPr>
-                <w:rFonts w:ascii="Times New Roman" w:cs="Times New Roman" w:eastAsia="Times New Roman" w:hAnsi="Times New Roman"/>
-                <w:b w:val="false"/>
-                <w:bCs w:val="false"/>
-                <w:i w:val="false"/>
-                <w:iCs w:val="false"/>
-                <w:sz w:val="20"/>
-                <w:szCs w:val="20"/>
-              </w:rPr>
-              <w:t xml:space="preserve">12</w:t>
-            </w:r>
-          </w:p>
-        </w:tc>
-        <w:tc>
-          <w:tcPr>
-            <w:tcW w:type="dxa" w:w="1099"/>
-            <w:tcMar>
-              <w:top w:type="dxa" w:w="60"/>
-              <w:left w:type="dxa" w:w="100"/>
-              <w:bottom w:type="dxa" w:w="60"/>
-              <w:right w:type="dxa" w:w="100"/>
-            </w:tcMar>
-          </w:tcPr>
-          <w:p>
-            <w:pPr>
-              <w:spacing w:after="20" w:before="20" w:line="240"/>
-            </w:pPr>
-            <w:r>
-              <w:rPr>
-                <w:rFonts w:ascii="Times New Roman" w:cs="Times New Roman" w:eastAsia="Times New Roman" w:hAnsi="Times New Roman"/>
-                <w:b w:val="false"/>
-                <w:bCs w:val="false"/>
-                <w:i w:val="false"/>
-                <w:iCs w:val="false"/>
-                <w:sz w:val="20"/>
-                <w:szCs w:val="20"/>
-              </w:rPr>
-              <w:t xml:space="preserve">2</w:t>
-            </w:r>
-          </w:p>
-        </w:tc>
-        <w:tc>
-          <w:tcPr>
-            <w:tcW w:type="dxa" w:w="879"/>
-            <w:tcMar>
-              <w:top w:type="dxa" w:w="60"/>
-              <w:left w:type="dxa" w:w="100"/>
-              <w:bottom w:type="dxa" w:w="60"/>
-              <w:right w:type="dxa" w:w="100"/>
-            </w:tcMar>
-          </w:tcPr>
-          <w:p>
-            <w:pPr>
-              <w:spacing w:after="20" w:before="20" w:line="240"/>
-            </w:pPr>
-            <w:r>
-              <w:rPr>
-                <w:rFonts w:ascii="Times New Roman" w:cs="Times New Roman" w:eastAsia="Times New Roman" w:hAnsi="Times New Roman"/>
-                <w:b w:val="false"/>
-                <w:bCs w:val="false"/>
-                <w:i w:val="false"/>
-                <w:iCs w:val="false"/>
-                <w:sz w:val="20"/>
-                <w:szCs w:val="20"/>
-              </w:rPr>
-              <w:t xml:space="preserve">24</w:t>
-            </w:r>
-          </w:p>
-        </w:tc>
-        <w:tc>
-          <w:tcPr>
-            <w:tcW w:type="dxa" w:w="1907"/>
-            <w:tcMar>
-              <w:top w:type="dxa" w:w="60"/>
-              <w:left w:type="dxa" w:w="100"/>
-              <w:bottom w:type="dxa" w:w="60"/>
-              <w:right w:type="dxa" w:w="100"/>
-            </w:tcMar>
-          </w:tcPr>
-          <w:p>
-            <w:pPr>
-              <w:spacing w:after="20" w:before="20" w:line="240"/>
-            </w:pPr>
-            <w:r>
-              <w:rPr>
-                <w:rFonts w:ascii="Times New Roman" w:cs="Times New Roman" w:eastAsia="Times New Roman" w:hAnsi="Times New Roman"/>
-                <w:b w:val="false"/>
-                <w:bCs w:val="false"/>
-                <w:i w:val="false"/>
-                <w:iCs w:val="false"/>
-                <w:sz w:val="20"/>
-                <w:szCs w:val="20"/>
-              </w:rPr>
-              <w:t xml:space="preserve">PERCLOS</w:t>
-            </w:r>
-          </w:p>
-        </w:tc>
-        <w:tc>
-          <w:tcPr>
-            <w:tcW w:type="dxa" w:w="1687"/>
-            <w:tcMar>
-              <w:top w:type="dxa" w:w="60"/>
-              <w:left w:type="dxa" w:w="100"/>
-              <w:bottom w:type="dxa" w:w="60"/>
-              <w:right w:type="dxa" w:w="100"/>
-            </w:tcMar>
-          </w:tcPr>
-          <w:p>
-            <w:pPr>
-              <w:spacing w:after="20" w:before="20" w:line="240"/>
-            </w:pPr>
-            <w:r>
-              <w:rPr>
-                <w:rFonts w:ascii="Times New Roman" w:cs="Times New Roman" w:eastAsia="Times New Roman" w:hAnsi="Times New Roman"/>
-                <w:b w:val="false"/>
-                <w:bCs w:val="false"/>
-                <w:i w:val="false"/>
-                <w:iCs w:val="false"/>
-                <w:sz w:val="20"/>
-                <w:szCs w:val="20"/>
-              </w:rPr>
-              <w:t xml:space="preserve">None</w:t>
-            </w:r>
-          </w:p>
-        </w:tc>
-      </w:tr>
-      <w:tr>
-        <w:tc>
-          <w:tcPr>
-            <w:tcW w:type="dxa" w:w="2054"/>
-            <w:tcMar>
-              <w:top w:type="dxa" w:w="60"/>
-              <w:left w:type="dxa" w:w="100"/>
-              <w:bottom w:type="dxa" w:w="60"/>
-              <w:right w:type="dxa" w:w="100"/>
-            </w:tcMar>
-          </w:tcPr>
-          <w:p>
-            <w:pPr>
-              <w:spacing w:after="20" w:before="20" w:line="240"/>
-            </w:pPr>
-            <w:r>
-              <w:rPr>
-                <w:rFonts w:ascii="Times New Roman" w:cs="Times New Roman" w:eastAsia="Times New Roman" w:hAnsi="Times New Roman"/>
-                <w:b w:val="false"/>
-                <w:bCs w:val="false"/>
-                <w:i w:val="false"/>
-                <w:iCs w:val="false"/>
-                <w:sz w:val="20"/>
-                <w:szCs w:val="20"/>
-              </w:rPr>
-              <w:t xml:space="preserve">Jiménez et al.</w:t>
-            </w:r>
-          </w:p>
-        </w:tc>
-        <w:tc>
-          <w:tcPr>
-            <w:tcW w:type="dxa" w:w="700"/>
-            <w:tcMar>
-              <w:top w:type="dxa" w:w="60"/>
-              <w:left w:type="dxa" w:w="100"/>
-              <w:bottom w:type="dxa" w:w="60"/>
-              <w:right w:type="dxa" w:w="100"/>
-            </w:tcMar>
-          </w:tcPr>
-          <w:p>
-            <w:pPr>
-              <w:spacing w:after="20" w:before="20" w:line="240"/>
-            </w:pPr>
-            <w:r>
-              <w:rPr>
-                <w:rFonts w:ascii="Times New Roman" w:cs="Times New Roman" w:eastAsia="Times New Roman" w:hAnsi="Times New Roman"/>
-                <w:b w:val="false"/>
-                <w:bCs w:val="false"/>
-                <w:i w:val="false"/>
-                <w:iCs w:val="false"/>
-                <w:sz w:val="20"/>
-                <w:szCs w:val="20"/>
-              </w:rPr>
-              <w:t xml:space="preserve">2020</w:t>
-            </w:r>
-          </w:p>
-        </w:tc>
-        <w:tc>
-          <w:tcPr>
-            <w:tcW w:type="dxa" w:w="700"/>
-            <w:tcMar>
-              <w:top w:type="dxa" w:w="60"/>
-              <w:left w:type="dxa" w:w="100"/>
-              <w:bottom w:type="dxa" w:w="60"/>
-              <w:right w:type="dxa" w:w="100"/>
-            </w:tcMar>
-          </w:tcPr>
-          <w:p>
-            <w:pPr>
-              <w:spacing w:after="20" w:before="20" w:line="240"/>
-            </w:pPr>
-            <w:r>
-              <w:rPr>
-                <w:rFonts w:ascii="Times New Roman" w:cs="Times New Roman" w:eastAsia="Times New Roman" w:hAnsi="Times New Roman"/>
-                <w:b w:val="false"/>
-                <w:bCs w:val="false"/>
-                <w:i w:val="false"/>
-                <w:iCs w:val="false"/>
-                <w:sz w:val="20"/>
-                <w:szCs w:val="20"/>
-              </w:rPr>
-              <w:t xml:space="preserve">20</w:t>
-            </w:r>
-          </w:p>
-        </w:tc>
-        <w:tc>
-          <w:tcPr>
-            <w:tcW w:type="dxa" w:w="1099"/>
-            <w:tcMar>
-              <w:top w:type="dxa" w:w="60"/>
-              <w:left w:type="dxa" w:w="100"/>
-              <w:bottom w:type="dxa" w:w="60"/>
-              <w:right w:type="dxa" w:w="100"/>
-            </w:tcMar>
-          </w:tcPr>
-          <w:p>
-            <w:pPr>
-              <w:spacing w:after="20" w:before="20" w:line="240"/>
-            </w:pPr>
-            <w:r>
-              <w:rPr>
-                <w:rFonts w:ascii="Times New Roman" w:cs="Times New Roman" w:eastAsia="Times New Roman" w:hAnsi="Times New Roman"/>
-                <w:b w:val="false"/>
-                <w:bCs w:val="false"/>
-                <w:i w:val="false"/>
-                <w:iCs w:val="false"/>
-                <w:sz w:val="20"/>
-                <w:szCs w:val="20"/>
-              </w:rPr>
-              <w:t xml:space="preserve">14</w:t>
-            </w:r>
-          </w:p>
-        </w:tc>
-        <w:tc>
-          <w:tcPr>
-            <w:tcW w:type="dxa" w:w="879"/>
-            <w:tcMar>
-              <w:top w:type="dxa" w:w="60"/>
-              <w:left w:type="dxa" w:w="100"/>
-              <w:bottom w:type="dxa" w:w="60"/>
-              <w:right w:type="dxa" w:w="100"/>
-            </w:tcMar>
-          </w:tcPr>
-          <w:p>
-            <w:pPr>
-              <w:spacing w:after="20" w:before="20" w:line="240"/>
-            </w:pPr>
-            <w:r>
-              <w:rPr>
-                <w:rFonts w:ascii="Times New Roman" w:cs="Times New Roman" w:eastAsia="Times New Roman" w:hAnsi="Times New Roman"/>
-                <w:b w:val="false"/>
-                <w:bCs w:val="false"/>
-                <w:i w:val="false"/>
-                <w:iCs w:val="false"/>
-                <w:sz w:val="20"/>
-                <w:szCs w:val="20"/>
-              </w:rPr>
-              <w:t xml:space="preserve">280</w:t>
-            </w:r>
-          </w:p>
-        </w:tc>
-        <w:tc>
-          <w:tcPr>
-            <w:tcW w:type="dxa" w:w="1907"/>
-            <w:tcMar>
-              <w:top w:type="dxa" w:w="60"/>
-              <w:left w:type="dxa" w:w="100"/>
-              <w:bottom w:type="dxa" w:w="60"/>
-              <w:right w:type="dxa" w:w="100"/>
-            </w:tcMar>
-          </w:tcPr>
-          <w:p>
-            <w:pPr>
-              <w:spacing w:after="20" w:before="20" w:line="240"/>
-            </w:pPr>
-            <w:r>
-              <w:rPr>
-                <w:rFonts w:ascii="Times New Roman" w:cs="Times New Roman" w:eastAsia="Times New Roman" w:hAnsi="Times New Roman"/>
-                <w:b w:val="false"/>
-                <w:bCs w:val="false"/>
-                <w:i w:val="false"/>
-                <w:iCs w:val="false"/>
-                <w:sz w:val="20"/>
-                <w:szCs w:val="20"/>
-              </w:rPr>
-              <w:t xml:space="preserve">Accommodation, pupil</w:t>
-            </w:r>
-          </w:p>
-        </w:tc>
-        <w:tc>
-          <w:tcPr>
-            <w:tcW w:type="dxa" w:w="1687"/>
-            <w:tcMar>
-              <w:top w:type="dxa" w:w="60"/>
-              <w:left w:type="dxa" w:w="100"/>
-              <w:bottom w:type="dxa" w:w="60"/>
-              <w:right w:type="dxa" w:w="100"/>
-            </w:tcMar>
-          </w:tcPr>
-          <w:p>
-            <w:pPr>
-              <w:spacing w:after="20" w:before="20" w:line="240"/>
-            </w:pPr>
-            <w:r>
-              <w:rPr>
-                <w:rFonts w:ascii="Times New Roman" w:cs="Times New Roman" w:eastAsia="Times New Roman" w:hAnsi="Times New Roman"/>
-                <w:b w:val="false"/>
-                <w:bCs w:val="false"/>
-                <w:i w:val="false"/>
-                <w:iCs w:val="false"/>
-                <w:sz w:val="20"/>
-                <w:szCs w:val="20"/>
-              </w:rPr>
-              <w:t xml:space="preserve">Text–background colour</w:t>
-            </w:r>
-          </w:p>
-        </w:tc>
-      </w:tr>
-      <w:tr>
-        <w:tc>
-          <w:tcPr>
-            <w:tcW w:type="dxa" w:w="2054"/>
-            <w:tcMar>
-              <w:top w:type="dxa" w:w="60"/>
-              <w:left w:type="dxa" w:w="100"/>
-              <w:bottom w:type="dxa" w:w="60"/>
-              <w:right w:type="dxa" w:w="100"/>
-            </w:tcMar>
-          </w:tcPr>
-          <w:p>
-            <w:pPr>
-              <w:spacing w:after="20" w:before="20" w:line="240"/>
-            </w:pPr>
-            <w:r>
-              <w:rPr>
-                <w:rFonts w:ascii="Times New Roman" w:cs="Times New Roman" w:eastAsia="Times New Roman" w:hAnsi="Times New Roman"/>
-                <w:b w:val="false"/>
-                <w:bCs w:val="false"/>
-                <w:i w:val="false"/>
-                <w:iCs w:val="false"/>
-                <w:sz w:val="20"/>
-                <w:szCs w:val="20"/>
-              </w:rPr>
-              <w:t xml:space="preserve">Portello et al.</w:t>
-            </w:r>
-          </w:p>
-        </w:tc>
-        <w:tc>
-          <w:tcPr>
-            <w:tcW w:type="dxa" w:w="700"/>
-            <w:tcMar>
-              <w:top w:type="dxa" w:w="60"/>
-              <w:left w:type="dxa" w:w="100"/>
-              <w:bottom w:type="dxa" w:w="60"/>
-              <w:right w:type="dxa" w:w="100"/>
-            </w:tcMar>
-          </w:tcPr>
-          <w:p>
-            <w:pPr>
-              <w:spacing w:after="20" w:before="20" w:line="240"/>
-            </w:pPr>
-            <w:r>
-              <w:rPr>
-                <w:rFonts w:ascii="Times New Roman" w:cs="Times New Roman" w:eastAsia="Times New Roman" w:hAnsi="Times New Roman"/>
-                <w:b w:val="false"/>
-                <w:bCs w:val="false"/>
-                <w:i w:val="false"/>
-                <w:iCs w:val="false"/>
-                <w:sz w:val="20"/>
-                <w:szCs w:val="20"/>
-              </w:rPr>
-              <w:t xml:space="preserve">2013</w:t>
-            </w:r>
-          </w:p>
-        </w:tc>
-        <w:tc>
-          <w:tcPr>
-            <w:tcW w:type="dxa" w:w="700"/>
-            <w:tcMar>
-              <w:top w:type="dxa" w:w="60"/>
-              <w:left w:type="dxa" w:w="100"/>
-              <w:bottom w:type="dxa" w:w="60"/>
-              <w:right w:type="dxa" w:w="100"/>
-            </w:tcMar>
-          </w:tcPr>
-          <w:p>
-            <w:pPr>
-              <w:spacing w:after="20" w:before="20" w:line="240"/>
-            </w:pPr>
-            <w:r>
-              <w:rPr>
-                <w:rFonts w:ascii="Times New Roman" w:cs="Times New Roman" w:eastAsia="Times New Roman" w:hAnsi="Times New Roman"/>
-                <w:b w:val="false"/>
-                <w:bCs w:val="false"/>
-                <w:i w:val="false"/>
-                <w:iCs w:val="false"/>
-                <w:sz w:val="20"/>
-                <w:szCs w:val="20"/>
-              </w:rPr>
-              <w:t xml:space="preserve">21</w:t>
-            </w:r>
-          </w:p>
-        </w:tc>
-        <w:tc>
-          <w:tcPr>
-            <w:tcW w:type="dxa" w:w="1099"/>
-            <w:tcMar>
-              <w:top w:type="dxa" w:w="60"/>
-              <w:left w:type="dxa" w:w="100"/>
-              <w:bottom w:type="dxa" w:w="60"/>
-              <w:right w:type="dxa" w:w="100"/>
-            </w:tcMar>
-          </w:tcPr>
-          <w:p>
-            <w:pPr>
-              <w:spacing w:after="20" w:before="20" w:line="240"/>
-            </w:pPr>
-            <w:r>
-              <w:rPr>
-                <w:rFonts w:ascii="Times New Roman" w:cs="Times New Roman" w:eastAsia="Times New Roman" w:hAnsi="Times New Roman"/>
-                <w:b w:val="false"/>
-                <w:bCs w:val="false"/>
-                <w:i w:val="false"/>
-                <w:iCs w:val="false"/>
-                <w:sz w:val="20"/>
-                <w:szCs w:val="20"/>
-              </w:rPr>
-              <w:t xml:space="preserve">2</w:t>
-            </w:r>
-          </w:p>
-        </w:tc>
-        <w:tc>
-          <w:tcPr>
-            <w:tcW w:type="dxa" w:w="879"/>
-            <w:tcMar>
-              <w:top w:type="dxa" w:w="60"/>
-              <w:left w:type="dxa" w:w="100"/>
-              <w:bottom w:type="dxa" w:w="60"/>
-              <w:right w:type="dxa" w:w="100"/>
-            </w:tcMar>
-          </w:tcPr>
-          <w:p>
-            <w:pPr>
-              <w:spacing w:after="20" w:before="20" w:line="240"/>
-            </w:pPr>
-            <w:r>
-              <w:rPr>
-                <w:rFonts w:ascii="Times New Roman" w:cs="Times New Roman" w:eastAsia="Times New Roman" w:hAnsi="Times New Roman"/>
-                <w:b w:val="false"/>
-                <w:bCs w:val="false"/>
-                <w:i w:val="false"/>
-                <w:iCs w:val="false"/>
-                <w:sz w:val="20"/>
-                <w:szCs w:val="20"/>
-              </w:rPr>
-              <w:t xml:space="preserve">42</w:t>
-            </w:r>
-          </w:p>
-        </w:tc>
-        <w:tc>
-          <w:tcPr>
-            <w:tcW w:type="dxa" w:w="1907"/>
-            <w:tcMar>
-              <w:top w:type="dxa" w:w="60"/>
-              <w:left w:type="dxa" w:w="100"/>
-              <w:bottom w:type="dxa" w:w="60"/>
-              <w:right w:type="dxa" w:w="100"/>
-            </w:tcMar>
-          </w:tcPr>
-          <w:p>
-            <w:pPr>
-              <w:spacing w:after="20" w:before="20" w:line="240"/>
-            </w:pPr>
-            <w:r>
-              <w:rPr>
-                <w:rFonts w:ascii="Times New Roman" w:cs="Times New Roman" w:eastAsia="Times New Roman" w:hAnsi="Times New Roman"/>
-                <w:b w:val="false"/>
-                <w:bCs w:val="false"/>
-                <w:i w:val="false"/>
-                <w:iCs w:val="false"/>
-                <w:sz w:val="20"/>
-                <w:szCs w:val="20"/>
-              </w:rPr>
-              <w:t xml:space="preserve">Blink rate, completeness</w:t>
-            </w:r>
-          </w:p>
-        </w:tc>
-        <w:tc>
-          <w:tcPr>
-            <w:tcW w:type="dxa" w:w="1687"/>
-            <w:tcMar>
-              <w:top w:type="dxa" w:w="60"/>
-              <w:left w:type="dxa" w:w="100"/>
-              <w:bottom w:type="dxa" w:w="60"/>
-              <w:right w:type="dxa" w:w="100"/>
-            </w:tcMar>
-          </w:tcPr>
-          <w:p>
-            <w:pPr>
-              <w:spacing w:after="20" w:before="20" w:line="240"/>
-            </w:pPr>
-            <w:r>
-              <w:rPr>
-                <w:rFonts w:ascii="Times New Roman" w:cs="Times New Roman" w:eastAsia="Times New Roman" w:hAnsi="Times New Roman"/>
-                <w:b w:val="false"/>
-                <w:bCs w:val="false"/>
-                <w:i w:val="false"/>
-                <w:iCs w:val="false"/>
-                <w:sz w:val="20"/>
-                <w:szCs w:val="20"/>
-              </w:rPr>
-              <w:t xml:space="preserve">None</w:t>
-            </w:r>
-          </w:p>
-        </w:tc>
-      </w:tr>
-      <w:tr>
-        <w:tc>
-          <w:tcPr>
-            <w:tcW w:type="dxa" w:w="2054"/>
-            <w:tcMar>
-              <w:top w:type="dxa" w:w="60"/>
-              <w:left w:type="dxa" w:w="100"/>
-              <w:bottom w:type="dxa" w:w="60"/>
-              <w:right w:type="dxa" w:w="100"/>
-            </w:tcMar>
-          </w:tcPr>
-          <w:p>
-            <w:pPr>
-              <w:spacing w:after="20" w:before="20" w:line="240"/>
-            </w:pPr>
-            <w:r>
-              <w:rPr>
-                <w:rFonts w:ascii="Times New Roman" w:cs="Times New Roman" w:eastAsia="Times New Roman" w:hAnsi="Times New Roman"/>
-                <w:b w:val="false"/>
-                <w:bCs w:val="false"/>
-                <w:i w:val="false"/>
-                <w:iCs w:val="false"/>
-                <w:sz w:val="20"/>
-                <w:szCs w:val="20"/>
-              </w:rPr>
-              <w:t xml:space="preserve">Cardona et al.</w:t>
-            </w:r>
-          </w:p>
-        </w:tc>
-        <w:tc>
-          <w:tcPr>
-            <w:tcW w:type="dxa" w:w="700"/>
-            <w:tcMar>
-              <w:top w:type="dxa" w:w="60"/>
-              <w:left w:type="dxa" w:w="100"/>
-              <w:bottom w:type="dxa" w:w="60"/>
-              <w:right w:type="dxa" w:w="100"/>
-            </w:tcMar>
-          </w:tcPr>
-          <w:p>
-            <w:pPr>
-              <w:spacing w:after="20" w:before="20" w:line="240"/>
-            </w:pPr>
-            <w:r>
-              <w:rPr>
-                <w:rFonts w:ascii="Times New Roman" w:cs="Times New Roman" w:eastAsia="Times New Roman" w:hAnsi="Times New Roman"/>
-                <w:b w:val="false"/>
-                <w:bCs w:val="false"/>
-                <w:i w:val="false"/>
-                <w:iCs w:val="false"/>
-                <w:sz w:val="20"/>
-                <w:szCs w:val="20"/>
-              </w:rPr>
-              <w:t xml:space="preserve">2011</w:t>
-            </w:r>
-          </w:p>
-        </w:tc>
-        <w:tc>
-          <w:tcPr>
-            <w:tcW w:type="dxa" w:w="700"/>
-            <w:tcMar>
-              <w:top w:type="dxa" w:w="60"/>
-              <w:left w:type="dxa" w:w="100"/>
-              <w:bottom w:type="dxa" w:w="60"/>
-              <w:right w:type="dxa" w:w="100"/>
-            </w:tcMar>
-          </w:tcPr>
-          <w:p>
-            <w:pPr>
-              <w:spacing w:after="20" w:before="20" w:line="240"/>
-            </w:pPr>
-            <w:r>
-              <w:rPr>
-                <w:rFonts w:ascii="Times New Roman" w:cs="Times New Roman" w:eastAsia="Times New Roman" w:hAnsi="Times New Roman"/>
-                <w:b w:val="false"/>
-                <w:bCs w:val="false"/>
-                <w:i w:val="false"/>
-                <w:iCs w:val="false"/>
-                <w:sz w:val="20"/>
-                <w:szCs w:val="20"/>
-              </w:rPr>
-              <w:t xml:space="preserve">25</w:t>
-            </w:r>
-          </w:p>
-        </w:tc>
-        <w:tc>
-          <w:tcPr>
-            <w:tcW w:type="dxa" w:w="1099"/>
-            <w:tcMar>
-              <w:top w:type="dxa" w:w="60"/>
-              <w:left w:type="dxa" w:w="100"/>
-              <w:bottom w:type="dxa" w:w="60"/>
-              <w:right w:type="dxa" w:w="100"/>
-            </w:tcMar>
-          </w:tcPr>
-          <w:p>
-            <w:pPr>
-              <w:spacing w:after="20" w:before="20" w:line="240"/>
-            </w:pPr>
-            <w:r>
-              <w:rPr>
-                <w:rFonts w:ascii="Times New Roman" w:cs="Times New Roman" w:eastAsia="Times New Roman" w:hAnsi="Times New Roman"/>
-                <w:b w:val="false"/>
-                <w:bCs w:val="false"/>
-                <w:i w:val="false"/>
-                <w:iCs w:val="false"/>
-                <w:sz w:val="20"/>
-                <w:szCs w:val="20"/>
-              </w:rPr>
-              <w:t xml:space="preserve">3</w:t>
-            </w:r>
-          </w:p>
-        </w:tc>
-        <w:tc>
-          <w:tcPr>
-            <w:tcW w:type="dxa" w:w="879"/>
-            <w:tcMar>
-              <w:top w:type="dxa" w:w="60"/>
-              <w:left w:type="dxa" w:w="100"/>
-              <w:bottom w:type="dxa" w:w="60"/>
-              <w:right w:type="dxa" w:w="100"/>
-            </w:tcMar>
-          </w:tcPr>
-          <w:p>
-            <w:pPr>
-              <w:spacing w:after="20" w:before="20" w:line="240"/>
-            </w:pPr>
-            <w:r>
-              <w:rPr>
-                <w:rFonts w:ascii="Times New Roman" w:cs="Times New Roman" w:eastAsia="Times New Roman" w:hAnsi="Times New Roman"/>
-                <w:b w:val="false"/>
-                <w:bCs w:val="false"/>
-                <w:i w:val="false"/>
-                <w:iCs w:val="false"/>
-                <w:sz w:val="20"/>
-                <w:szCs w:val="20"/>
-              </w:rPr>
-              <w:t xml:space="preserve">75</w:t>
-            </w:r>
-          </w:p>
-        </w:tc>
-        <w:tc>
-          <w:tcPr>
-            <w:tcW w:type="dxa" w:w="1907"/>
-            <w:tcMar>
-              <w:top w:type="dxa" w:w="60"/>
-              <w:left w:type="dxa" w:w="100"/>
-              <w:bottom w:type="dxa" w:w="60"/>
-              <w:right w:type="dxa" w:w="100"/>
-            </w:tcMar>
-          </w:tcPr>
-          <w:p>
-            <w:pPr>
-              <w:spacing w:after="20" w:before="20" w:line="240"/>
-            </w:pPr>
-            <w:r>
-              <w:rPr>
-                <w:rFonts w:ascii="Times New Roman" w:cs="Times New Roman" w:eastAsia="Times New Roman" w:hAnsi="Times New Roman"/>
-                <w:b w:val="false"/>
-                <w:bCs w:val="false"/>
-                <w:i w:val="false"/>
-                <w:iCs w:val="false"/>
-                <w:sz w:val="20"/>
-                <w:szCs w:val="20"/>
-              </w:rPr>
-              <w:t xml:space="preserve">Blink rate, amplitude</w:t>
-            </w:r>
-          </w:p>
-        </w:tc>
-        <w:tc>
-          <w:tcPr>
-            <w:tcW w:type="dxa" w:w="1687"/>
-            <w:tcMar>
-              <w:top w:type="dxa" w:w="60"/>
-              <w:left w:type="dxa" w:w="100"/>
-              <w:bottom w:type="dxa" w:w="60"/>
-              <w:right w:type="dxa" w:w="100"/>
-            </w:tcMar>
-          </w:tcPr>
-          <w:p>
-            <w:pPr>
-              <w:spacing w:after="20" w:before="20" w:line="240"/>
-            </w:pPr>
-            <w:r>
-              <w:rPr>
-                <w:rFonts w:ascii="Times New Roman" w:cs="Times New Roman" w:eastAsia="Times New Roman" w:hAnsi="Times New Roman"/>
-                <w:b w:val="false"/>
-                <w:bCs w:val="false"/>
-                <w:i w:val="false"/>
-                <w:iCs w:val="false"/>
-                <w:sz w:val="20"/>
-                <w:szCs w:val="20"/>
-              </w:rPr>
-              <w:t xml:space="preserve">Task dynamism</w:t>
-            </w:r>
-          </w:p>
-        </w:tc>
-      </w:tr>
-      <w:tr>
-        <w:tc>
-          <w:tcPr>
-            <w:tcW w:type="dxa" w:w="2054"/>
-            <w:tcMar>
-              <w:top w:type="dxa" w:w="60"/>
-              <w:left w:type="dxa" w:w="100"/>
-              <w:bottom w:type="dxa" w:w="60"/>
-              <w:right w:type="dxa" w:w="100"/>
-            </w:tcMar>
-          </w:tcPr>
-          <w:p>
-            <w:pPr>
-              <w:spacing w:after="20" w:before="20" w:line="240"/>
-            </w:pPr>
-            <w:r>
-              <w:rPr>
-                <w:rFonts w:ascii="Times New Roman" w:cs="Times New Roman" w:eastAsia="Times New Roman" w:hAnsi="Times New Roman"/>
-                <w:b w:val="false"/>
-                <w:bCs w:val="false"/>
-                <w:i w:val="false"/>
-                <w:iCs w:val="false"/>
-                <w:sz w:val="20"/>
-                <w:szCs w:val="20"/>
-              </w:rPr>
-              <w:t xml:space="preserve">Contact Lens and Anterior Eye study ([Authors], 2025)</w:t>
-            </w:r>
-          </w:p>
-        </w:tc>
-        <w:tc>
-          <w:tcPr>
-            <w:tcW w:type="dxa" w:w="700"/>
-            <w:tcMar>
-              <w:top w:type="dxa" w:w="60"/>
-              <w:left w:type="dxa" w:w="100"/>
-              <w:bottom w:type="dxa" w:w="60"/>
-              <w:right w:type="dxa" w:w="100"/>
-            </w:tcMar>
-          </w:tcPr>
-          <w:p>
-            <w:pPr>
-              <w:spacing w:after="20" w:before="20" w:line="240"/>
-            </w:pPr>
-            <w:r>
-              <w:rPr>
-                <w:rFonts w:ascii="Times New Roman" w:cs="Times New Roman" w:eastAsia="Times New Roman" w:hAnsi="Times New Roman"/>
-                <w:b w:val="false"/>
-                <w:bCs w:val="false"/>
-                <w:i w:val="false"/>
-                <w:iCs w:val="false"/>
-                <w:sz w:val="20"/>
-                <w:szCs w:val="20"/>
-              </w:rPr>
-              <w:t xml:space="preserve">2025</w:t>
-            </w:r>
-          </w:p>
-        </w:tc>
-        <w:tc>
-          <w:tcPr>
-            <w:tcW w:type="dxa" w:w="700"/>
-            <w:tcMar>
-              <w:top w:type="dxa" w:w="60"/>
-              <w:left w:type="dxa" w:w="100"/>
-              <w:bottom w:type="dxa" w:w="60"/>
-              <w:right w:type="dxa" w:w="100"/>
-            </w:tcMar>
-          </w:tcPr>
-          <w:p>
-            <w:pPr>
-              <w:spacing w:after="20" w:before="20" w:line="240"/>
-            </w:pPr>
-            <w:r>
-              <w:rPr>
-                <w:rFonts w:ascii="Times New Roman" w:cs="Times New Roman" w:eastAsia="Times New Roman" w:hAnsi="Times New Roman"/>
-                <w:b w:val="false"/>
-                <w:bCs w:val="false"/>
-                <w:i w:val="false"/>
-                <w:iCs w:val="false"/>
-                <w:sz w:val="20"/>
-                <w:szCs w:val="20"/>
-              </w:rPr>
-              <w:t xml:space="preserve">30</w:t>
-            </w:r>
-          </w:p>
-        </w:tc>
-        <w:tc>
-          <w:tcPr>
-            <w:tcW w:type="dxa" w:w="1099"/>
-            <w:tcMar>
-              <w:top w:type="dxa" w:w="60"/>
-              <w:left w:type="dxa" w:w="100"/>
-              <w:bottom w:type="dxa" w:w="60"/>
-              <w:right w:type="dxa" w:w="100"/>
-            </w:tcMar>
-          </w:tcPr>
-          <w:p>
-            <w:pPr>
-              <w:spacing w:after="20" w:before="20" w:line="240"/>
-            </w:pPr>
-            <w:r>
-              <w:rPr>
-                <w:rFonts w:ascii="Times New Roman" w:cs="Times New Roman" w:eastAsia="Times New Roman" w:hAnsi="Times New Roman"/>
-                <w:b w:val="false"/>
-                <w:bCs w:val="false"/>
-                <w:i w:val="false"/>
-                <w:iCs w:val="false"/>
-                <w:sz w:val="20"/>
-                <w:szCs w:val="20"/>
-              </w:rPr>
-              <w:t xml:space="preserve">4</w:t>
-            </w:r>
-          </w:p>
-        </w:tc>
-        <w:tc>
-          <w:tcPr>
-            <w:tcW w:type="dxa" w:w="879"/>
-            <w:tcMar>
-              <w:top w:type="dxa" w:w="60"/>
-              <w:left w:type="dxa" w:w="100"/>
-              <w:bottom w:type="dxa" w:w="60"/>
-              <w:right w:type="dxa" w:w="100"/>
-            </w:tcMar>
-          </w:tcPr>
-          <w:p>
-            <w:pPr>
-              <w:spacing w:after="20" w:before="20" w:line="240"/>
-            </w:pPr>
-            <w:r>
-              <w:rPr>
-                <w:rFonts w:ascii="Times New Roman" w:cs="Times New Roman" w:eastAsia="Times New Roman" w:hAnsi="Times New Roman"/>
-                <w:b w:val="false"/>
-                <w:bCs w:val="false"/>
-                <w:i w:val="false"/>
-                <w:iCs w:val="false"/>
-                <w:sz w:val="20"/>
-                <w:szCs w:val="20"/>
-              </w:rPr>
-              <w:t xml:space="preserve">120</w:t>
-            </w:r>
-          </w:p>
-        </w:tc>
-        <w:tc>
-          <w:tcPr>
-            <w:tcW w:type="dxa" w:w="1907"/>
-            <w:tcMar>
-              <w:top w:type="dxa" w:w="60"/>
-              <w:left w:type="dxa" w:w="100"/>
-              <w:bottom w:type="dxa" w:w="60"/>
-              <w:right w:type="dxa" w:w="100"/>
-            </w:tcMar>
-          </w:tcPr>
-          <w:p>
-            <w:pPr>
-              <w:spacing w:after="20" w:before="20" w:line="240"/>
-            </w:pPr>
-            <w:r>
-              <w:rPr>
-                <w:rFonts w:ascii="Times New Roman" w:cs="Times New Roman" w:eastAsia="Times New Roman" w:hAnsi="Times New Roman"/>
-                <w:b w:val="false"/>
-                <w:bCs w:val="false"/>
-                <w:i w:val="false"/>
-                <w:iCs w:val="false"/>
-                <w:sz w:val="20"/>
-                <w:szCs w:val="20"/>
-              </w:rPr>
-              <w:t xml:space="preserve">Blink patterns, tear film</w:t>
-            </w:r>
-          </w:p>
-        </w:tc>
-        <w:tc>
-          <w:tcPr>
-            <w:tcW w:type="dxa" w:w="1687"/>
-            <w:tcMar>
-              <w:top w:type="dxa" w:w="60"/>
-              <w:left w:type="dxa" w:w="100"/>
-              <w:bottom w:type="dxa" w:w="60"/>
-              <w:right w:type="dxa" w:w="100"/>
-            </w:tcMar>
-          </w:tcPr>
-          <w:p>
-            <w:pPr>
-              <w:spacing w:after="20" w:before="20" w:line="240"/>
-            </w:pPr>
-            <w:r>
-              <w:rPr>
-                <w:rFonts w:ascii="Times New Roman" w:cs="Times New Roman" w:eastAsia="Times New Roman" w:hAnsi="Times New Roman"/>
-                <w:b w:val="false"/>
-                <w:bCs w:val="false"/>
-                <w:i w:val="false"/>
-                <w:iCs w:val="false"/>
-                <w:sz w:val="20"/>
-                <w:szCs w:val="20"/>
-              </w:rPr>
-              <w:t xml:space="preserve">Ambient light × screen brightness</w:t>
-            </w:r>
-          </w:p>
-        </w:tc>
-      </w:tr>
-      <w:tr>
-        <w:tc>
-          <w:tcPr>
-            <w:tcW w:type="dxa" w:w="2054"/>
-            <w:tcMar>
-              <w:top w:type="dxa" w:w="60"/>
-              <w:left w:type="dxa" w:w="100"/>
-              <w:bottom w:type="dxa" w:w="60"/>
-              <w:right w:type="dxa" w:w="100"/>
-            </w:tcMar>
-          </w:tcPr>
-          <w:p>
-            <w:pPr>
-              <w:spacing w:after="20" w:before="20" w:line="240"/>
-            </w:pPr>
-            <w:r>
-              <w:rPr>
-                <w:rFonts w:ascii="Times New Roman" w:cs="Times New Roman" w:eastAsia="Times New Roman" w:hAnsi="Times New Roman"/>
-                <w:b w:val="false"/>
-                <w:bCs w:val="false"/>
-                <w:i w:val="false"/>
-                <w:iCs w:val="false"/>
-                <w:sz w:val="20"/>
-                <w:szCs w:val="20"/>
-              </w:rPr>
-              <w:t xml:space="preserve">Argilés et al.</w:t>
-            </w:r>
-          </w:p>
-        </w:tc>
-        <w:tc>
-          <w:tcPr>
-            <w:tcW w:type="dxa" w:w="700"/>
-            <w:tcMar>
-              <w:top w:type="dxa" w:w="60"/>
-              <w:left w:type="dxa" w:w="100"/>
-              <w:bottom w:type="dxa" w:w="60"/>
-              <w:right w:type="dxa" w:w="100"/>
-            </w:tcMar>
-          </w:tcPr>
-          <w:p>
-            <w:pPr>
-              <w:spacing w:after="20" w:before="20" w:line="240"/>
-            </w:pPr>
-            <w:r>
-              <w:rPr>
-                <w:rFonts w:ascii="Times New Roman" w:cs="Times New Roman" w:eastAsia="Times New Roman" w:hAnsi="Times New Roman"/>
-                <w:b w:val="false"/>
-                <w:bCs w:val="false"/>
-                <w:i w:val="false"/>
-                <w:iCs w:val="false"/>
-                <w:sz w:val="20"/>
-                <w:szCs w:val="20"/>
-              </w:rPr>
-              <w:t xml:space="preserve">2015</w:t>
-            </w:r>
-          </w:p>
-        </w:tc>
-        <w:tc>
-          <w:tcPr>
-            <w:tcW w:type="dxa" w:w="700"/>
-            <w:tcMar>
-              <w:top w:type="dxa" w:w="60"/>
-              <w:left w:type="dxa" w:w="100"/>
-              <w:bottom w:type="dxa" w:w="60"/>
-              <w:right w:type="dxa" w:w="100"/>
-            </w:tcMar>
-          </w:tcPr>
-          <w:p>
-            <w:pPr>
-              <w:spacing w:after="20" w:before="20" w:line="240"/>
-            </w:pPr>
-            <w:r>
-              <w:rPr>
-                <w:rFonts w:ascii="Times New Roman" w:cs="Times New Roman" w:eastAsia="Times New Roman" w:hAnsi="Times New Roman"/>
-                <w:b w:val="false"/>
-                <w:bCs w:val="false"/>
-                <w:i w:val="false"/>
-                <w:iCs w:val="false"/>
-                <w:sz w:val="20"/>
-                <w:szCs w:val="20"/>
-              </w:rPr>
-              <w:t xml:space="preserve">50</w:t>
-            </w:r>
-          </w:p>
-        </w:tc>
-        <w:tc>
-          <w:tcPr>
-            <w:tcW w:type="dxa" w:w="1099"/>
-            <w:tcMar>
-              <w:top w:type="dxa" w:w="60"/>
-              <w:left w:type="dxa" w:w="100"/>
-              <w:bottom w:type="dxa" w:w="60"/>
-              <w:right w:type="dxa" w:w="100"/>
-            </w:tcMar>
-          </w:tcPr>
-          <w:p>
-            <w:pPr>
-              <w:spacing w:after="20" w:before="20" w:line="240"/>
-            </w:pPr>
-            <w:r>
-              <w:rPr>
-                <w:rFonts w:ascii="Times New Roman" w:cs="Times New Roman" w:eastAsia="Times New Roman" w:hAnsi="Times New Roman"/>
-                <w:b w:val="false"/>
-                <w:bCs w:val="false"/>
-                <w:i w:val="false"/>
-                <w:iCs w:val="false"/>
-                <w:sz w:val="20"/>
-                <w:szCs w:val="20"/>
-              </w:rPr>
-              <w:t xml:space="preserve">6</w:t>
-            </w:r>
-          </w:p>
-        </w:tc>
-        <w:tc>
-          <w:tcPr>
-            <w:tcW w:type="dxa" w:w="879"/>
-            <w:tcMar>
-              <w:top w:type="dxa" w:w="60"/>
-              <w:left w:type="dxa" w:w="100"/>
-              <w:bottom w:type="dxa" w:w="60"/>
-              <w:right w:type="dxa" w:w="100"/>
-            </w:tcMar>
-          </w:tcPr>
-          <w:p>
-            <w:pPr>
-              <w:spacing w:after="20" w:before="20" w:line="240"/>
-            </w:pPr>
-            <w:r>
-              <w:rPr>
-                <w:rFonts w:ascii="Times New Roman" w:cs="Times New Roman" w:eastAsia="Times New Roman" w:hAnsi="Times New Roman"/>
-                <w:b w:val="false"/>
-                <w:bCs w:val="false"/>
-                <w:i w:val="false"/>
-                <w:iCs w:val="false"/>
-                <w:sz w:val="20"/>
-                <w:szCs w:val="20"/>
-              </w:rPr>
-              <w:t xml:space="preserve">300</w:t>
-            </w:r>
-          </w:p>
-        </w:tc>
-        <w:tc>
-          <w:tcPr>
-            <w:tcW w:type="dxa" w:w="1907"/>
-            <w:tcMar>
-              <w:top w:type="dxa" w:w="60"/>
-              <w:left w:type="dxa" w:w="100"/>
-              <w:bottom w:type="dxa" w:w="60"/>
-              <w:right w:type="dxa" w:w="100"/>
-            </w:tcMar>
-          </w:tcPr>
-          <w:p>
-            <w:pPr>
-              <w:spacing w:after="20" w:before="20" w:line="240"/>
-            </w:pPr>
-            <w:r>
-              <w:rPr>
-                <w:rFonts w:ascii="Times New Roman" w:cs="Times New Roman" w:eastAsia="Times New Roman" w:hAnsi="Times New Roman"/>
-                <w:b w:val="false"/>
-                <w:bCs w:val="false"/>
-                <w:i w:val="false"/>
-                <w:iCs w:val="false"/>
-                <w:sz w:val="20"/>
-                <w:szCs w:val="20"/>
-              </w:rPr>
-              <w:t xml:space="preserve">Blink rate, completeness</w:t>
-            </w:r>
-          </w:p>
-        </w:tc>
-        <w:tc>
-          <w:tcPr>
-            <w:tcW w:type="dxa" w:w="1687"/>
-            <w:tcMar>
-              <w:top w:type="dxa" w:w="60"/>
-              <w:left w:type="dxa" w:w="100"/>
-              <w:bottom w:type="dxa" w:w="60"/>
-              <w:right w:type="dxa" w:w="100"/>
-            </w:tcMar>
-          </w:tcPr>
-          <w:p>
-            <w:pPr>
-              <w:spacing w:after="20" w:before="20" w:line="240"/>
-            </w:pPr>
-            <w:r>
-              <w:rPr>
-                <w:rFonts w:ascii="Times New Roman" w:cs="Times New Roman" w:eastAsia="Times New Roman" w:hAnsi="Times New Roman"/>
-                <w:b w:val="false"/>
-                <w:bCs w:val="false"/>
-                <w:i w:val="false"/>
-                <w:iCs w:val="false"/>
-                <w:sz w:val="20"/>
-                <w:szCs w:val="20"/>
-              </w:rPr>
-              <w:t xml:space="preserve">Reading medium</w:t>
-            </w:r>
-          </w:p>
-        </w:tc>
-      </w:tr>
-      <w:tr>
-        <w:tc>
-          <w:tcPr>
-            <w:tcW w:type="dxa" w:w="2054"/>
-            <w:tcMar>
-              <w:top w:type="dxa" w:w="60"/>
-              <w:left w:type="dxa" w:w="100"/>
-              <w:bottom w:type="dxa" w:w="60"/>
-              <w:right w:type="dxa" w:w="100"/>
-            </w:tcMar>
-          </w:tcPr>
-          <w:p>
-            <w:pPr>
-              <w:spacing w:after="20" w:before="20" w:line="240"/>
-            </w:pPr>
-            <w:r>
-              <w:rPr>
-                <w:rFonts w:ascii="Times New Roman" w:cs="Times New Roman" w:eastAsia="Times New Roman" w:hAnsi="Times New Roman"/>
-                <w:b/>
-                <w:bCs/>
-                <w:i w:val="false"/>
-                <w:iCs w:val="false"/>
-                <w:sz w:val="20"/>
-                <w:szCs w:val="20"/>
-              </w:rPr>
-              <w:t xml:space="preserve">Proposed study</w:t>
-            </w:r>
-          </w:p>
-        </w:tc>
-        <w:tc>
-          <w:tcPr>
-            <w:tcW w:type="dxa" w:w="700"/>
-            <w:tcMar>
-              <w:top w:type="dxa" w:w="60"/>
-              <w:left w:type="dxa" w:w="100"/>
-              <w:bottom w:type="dxa" w:w="60"/>
-              <w:right w:type="dxa" w:w="100"/>
-            </w:tcMar>
-          </w:tcPr>
-          <w:p>
-            <w:pPr>
-              <w:spacing w:after="20" w:before="20" w:line="240"/>
-            </w:pPr>
-            <w:r>
-              <w:rPr>
-                <w:rFonts w:ascii="Times New Roman" w:cs="Times New Roman" w:eastAsia="Times New Roman" w:hAnsi="Times New Roman"/>
-                <w:b w:val="false"/>
-                <w:bCs w:val="false"/>
-                <w:i w:val="false"/>
-                <w:iCs w:val="false"/>
-                <w:sz w:val="20"/>
-                <w:szCs w:val="20"/>
-              </w:rPr>
-              <w:t xml:space="preserve">—</w:t>
-            </w:r>
-          </w:p>
-        </w:tc>
-        <w:tc>
-          <w:tcPr>
-            <w:tcW w:type="dxa" w:w="700"/>
-            <w:tcMar>
-              <w:top w:type="dxa" w:w="60"/>
-              <w:left w:type="dxa" w:w="100"/>
-              <w:bottom w:type="dxa" w:w="60"/>
-              <w:right w:type="dxa" w:w="100"/>
-            </w:tcMar>
-          </w:tcPr>
-          <w:p>
-            <w:pPr>
-              <w:spacing w:after="20" w:before="20" w:line="240"/>
-            </w:pPr>
-            <w:r>
-              <w:rPr>
-                <w:rFonts w:ascii="Times New Roman" w:cs="Times New Roman" w:eastAsia="Times New Roman" w:hAnsi="Times New Roman"/>
-                <w:b/>
-                <w:bCs/>
-                <w:i w:val="false"/>
-                <w:iCs w:val="false"/>
-                <w:sz w:val="20"/>
-                <w:szCs w:val="20"/>
-              </w:rPr>
-              <w:t xml:space="preserve">130</w:t>
-            </w:r>
-          </w:p>
-        </w:tc>
-        <w:tc>
-          <w:tcPr>
-            <w:tcW w:type="dxa" w:w="1099"/>
-            <w:tcMar>
-              <w:top w:type="dxa" w:w="60"/>
-              <w:left w:type="dxa" w:w="100"/>
-              <w:bottom w:type="dxa" w:w="60"/>
-              <w:right w:type="dxa" w:w="100"/>
-            </w:tcMar>
-          </w:tcPr>
-          <w:p>
-            <w:pPr>
-              <w:spacing w:after="20" w:before="20" w:line="240"/>
-            </w:pPr>
-            <w:r>
-              <w:rPr>
-                <w:rFonts w:ascii="Times New Roman" w:cs="Times New Roman" w:eastAsia="Times New Roman" w:hAnsi="Times New Roman"/>
-                <w:b/>
-                <w:bCs/>
-                <w:i w:val="false"/>
-                <w:iCs w:val="false"/>
-                <w:sz w:val="20"/>
-                <w:szCs w:val="20"/>
-              </w:rPr>
-              <w:t xml:space="preserve">10</w:t>
-            </w:r>
-          </w:p>
-        </w:tc>
-        <w:tc>
-          <w:tcPr>
-            <w:tcW w:type="dxa" w:w="879"/>
-            <w:tcMar>
-              <w:top w:type="dxa" w:w="60"/>
-              <w:left w:type="dxa" w:w="100"/>
-              <w:bottom w:type="dxa" w:w="60"/>
-              <w:right w:type="dxa" w:w="100"/>
-            </w:tcMar>
-          </w:tcPr>
-          <w:p>
-            <w:pPr>
-              <w:spacing w:after="20" w:before="20" w:line="240"/>
-            </w:pPr>
-            <w:r>
-              <w:rPr>
-                <w:rFonts w:ascii="Times New Roman" w:cs="Times New Roman" w:eastAsia="Times New Roman" w:hAnsi="Times New Roman"/>
-                <w:b/>
-                <w:bCs/>
-                <w:i w:val="false"/>
-                <w:iCs w:val="false"/>
-                <w:sz w:val="20"/>
-                <w:szCs w:val="20"/>
-              </w:rPr>
-              <w:t xml:space="preserve">1,300</w:t>
-            </w:r>
-          </w:p>
-        </w:tc>
-        <w:tc>
-          <w:tcPr>
-            <w:tcW w:type="dxa" w:w="1907"/>
-            <w:tcMar>
-              <w:top w:type="dxa" w:w="60"/>
-              <w:left w:type="dxa" w:w="100"/>
-              <w:bottom w:type="dxa" w:w="60"/>
-              <w:right w:type="dxa" w:w="100"/>
-            </w:tcMar>
-          </w:tcPr>
-          <w:p>
-            <w:pPr>
-              <w:spacing w:after="20" w:before="20" w:line="240"/>
-            </w:pPr>
-            <w:r>
-              <w:rPr>
-                <w:rFonts w:ascii="Times New Roman" w:cs="Times New Roman" w:eastAsia="Times New Roman" w:hAnsi="Times New Roman"/>
-                <w:b/>
-                <w:bCs/>
-                <w:i w:val="false"/>
-                <w:iCs w:val="false"/>
-                <w:sz w:val="20"/>
-                <w:szCs w:val="20"/>
-              </w:rPr>
-              <w:t xml:space="preserve">Incomplete-blink ratio, blink rate, IBI, PERCLOS</w:t>
-            </w:r>
-          </w:p>
-        </w:tc>
-        <w:tc>
-          <w:tcPr>
-            <w:tcW w:type="dxa" w:w="1687"/>
-            <w:tcMar>
-              <w:top w:type="dxa" w:w="60"/>
-              <w:left w:type="dxa" w:w="100"/>
-              <w:bottom w:type="dxa" w:w="60"/>
-              <w:right w:type="dxa" w:w="100"/>
-            </w:tcMar>
-          </w:tcPr>
-          <w:p>
-            <w:pPr>
-              <w:spacing w:after="20" w:before="20" w:line="240"/>
-            </w:pPr>
-            <w:r>
-              <w:rPr>
-                <w:rFonts w:ascii="Times New Roman" w:cs="Times New Roman" w:eastAsia="Times New Roman" w:hAnsi="Times New Roman"/>
-                <w:b/>
-                <w:bCs/>
-                <w:i w:val="false"/>
-                <w:iCs w:val="false"/>
-                <w:sz w:val="20"/>
-                <w:szCs w:val="20"/>
-              </w:rPr>
-              <w:t xml:space="preserve">Polarity × colour, illumination controlled</w:t>
-            </w:r>
-          </w:p>
-        </w:tc>
-      </w:tr>
-    </w:tbl>
-    <w:p>
-      <w:pPr>
-        <w:spacing w:after="200"/>
-      </w:pPr>
-      <w:r>
-        <w:rPr>
-          <w:sz w:val="12"/>
-          <w:szCs w:val="12"/>
-        </w:rPr>
-        <w:t xml:space="preserve"/>
-      </w:r>
-    </w:p>
-    <w:p>
-      <w:pPr>
-        <w:spacing w:after="140" w:line="340"/>
-        <w:jc w:val="both"/>
-      </w:pPr>
-      <w:r>
-        <w:rPr>
-          <w:rFonts w:ascii="Times New Roman" w:cs="Times New Roman" w:eastAsia="Times New Roman" w:hAnsi="Times New Roman"/>
-          <w:b w:val="false"/>
-          <w:bCs w:val="false"/>
-          <w:i w:val="false"/>
-          <w:iCs w:val="false"/>
-          <w:sz w:val="24"/>
-          <w:szCs w:val="24"/>
-        </w:rPr>
-        <w:t xml:space="preserve">No located study has combined a sample of this size with per-condition ocular measurement under a manipulated display parameter. The proposed design yields roughly four times the condition-runs of the largest comparable study, and is the first in this group to cross polarity with a five-level text-colour factor while measuring blink completeness, symptoms, comprehension and workload in the same participants.</w:t>
-      </w:r>
-    </w:p>
-    <w:p>
-      <w:pPr>
-        <w:spacing w:after="140" w:line="340"/>
-        <w:jc w:val="both"/>
-      </w:pPr>
-      <w:r>
-        <w:rPr>
-          <w:rFonts w:ascii="Times New Roman" w:cs="Times New Roman" w:eastAsia="Times New Roman" w:hAnsi="Times New Roman"/>
-          <w:b/>
-          <w:bCs/>
-          <w:i w:val="false"/>
-          <w:iCs w:val="false"/>
-          <w:sz w:val="24"/>
-          <w:szCs w:val="24"/>
-        </w:rPr>
-        <w:t xml:space="preserve">Eligibility.</w:t>
-      </w:r>
-      <w:r>
-        <w:rPr>
-          <w:rFonts w:ascii="Times New Roman" w:cs="Times New Roman" w:eastAsia="Times New Roman" w:hAnsi="Times New Roman"/>
-          <w:b w:val="false"/>
-          <w:bCs w:val="false"/>
-          <w:i w:val="false"/>
-          <w:iCs w:val="false"/>
-          <w:sz w:val="24"/>
-          <w:szCs w:val="24"/>
-        </w:rPr>
-        <w:t xml:space="preserve"> Criteria are applied at screening and recorded for reporting.</w:t>
-      </w:r>
-    </w:p>
-    <w:p>
-      <w:pPr>
-        <w:spacing w:after="140" w:line="340"/>
-        <w:jc w:val="both"/>
-      </w:pPr>
-      <w:r>
-        <w:rPr>
-          <w:rFonts w:ascii="Times New Roman" w:cs="Times New Roman" w:eastAsia="Times New Roman" w:hAnsi="Times New Roman"/>
-          <w:b/>
-          <w:bCs/>
-          <w:i w:val="false"/>
-          <w:iCs w:val="false"/>
-          <w:sz w:val="24"/>
-          <w:szCs w:val="24"/>
-        </w:rPr>
-        <w:t xml:space="preserve">Table 3.3 — Eligibility criteria.</w:t>
+        <w:t xml:space="preserve">Table 3.1 — Eligibility criteria.</w:t>
       </w:r>
     </w:p>
     <w:tbl>
@@ -13070,6 +11845,48 @@
       <w:r>
         <w:rPr>
           <w:rFonts w:ascii="Times New Roman" w:cs="Times New Roman" w:eastAsia="Times New Roman" w:hAnsi="Times New Roman"/>
+          <w:b w:val="false"/>
+          <w:bCs w:val="false"/>
+          <w:i w:val="false"/>
+          <w:iCs w:val="false"/>
+          <w:sz w:val="24"/>
+          <w:szCs w:val="24"/>
+        </w:rPr>
+        <w:t xml:space="preserve">Screening comprises visual acuity, non-cycloplegic refraction, cover test, near point of convergence and Ishihara colour-vision screening on the study display (Klinke </w:t>
+      </w:r>
+      <w:r>
+        <w:rPr>
+          <w:rFonts w:ascii="Times New Roman" w:cs="Times New Roman" w:eastAsia="Times New Roman" w:hAnsi="Times New Roman"/>
+          <w:b w:val="false"/>
+          <w:bCs w:val="false"/>
+          <w:i/>
+          <w:iCs/>
+          <w:sz w:val="24"/>
+          <w:szCs w:val="24"/>
+        </w:rPr>
+        <w:t xml:space="preserve">et al.</w:t>
+      </w:r>
+      <w:r>
+        <w:rPr>
+          <w:rFonts w:ascii="Times New Roman" w:cs="Times New Roman" w:eastAsia="Times New Roman" w:hAnsi="Times New Roman"/>
+          <w:b w:val="false"/>
+          <w:bCs w:val="false"/>
+          <w:i w:val="false"/>
+          <w:iCs w:val="false"/>
+          <w:sz w:val="24"/>
+          <w:szCs w:val="24"/>
+        </w:rPr>
+        <w:t xml:space="preserve">, 2024); it is an aid rather than a diagnosis and its outcomes are covariates. A profiling questionnaire supplies the moderators for Objective 3 and the sleepiness covariates.</w:t>
+      </w:r>
+    </w:p>
+    <w:p>
+      <w:pPr>
+        <w:spacing w:after="140" w:line="340"/>
+        <w:jc w:val="both"/>
+      </w:pPr>
+      <w:r>
+        <w:rPr>
+          <w:rFonts w:ascii="Times New Roman" w:cs="Times New Roman" w:eastAsia="Times New Roman" w:hAnsi="Times New Roman"/>
           <w:b/>
           <w:bCs/>
           <w:i w:val="false"/>
@@ -13077,55 +11894,389 @@
           <w:sz w:val="24"/>
           <w:szCs w:val="24"/>
         </w:rPr>
-        <w:t xml:space="preserve">Screening and profiling.</w:t>
-      </w:r>
-      <w:r>
-        <w:rPr>
-          <w:rFonts w:ascii="Times New Roman" w:cs="Times New Roman" w:eastAsia="Times New Roman" w:hAnsi="Times New Roman"/>
-          <w:b w:val="false"/>
-          <w:bCs w:val="false"/>
-          <w:i w:val="false"/>
-          <w:iCs w:val="false"/>
-          <w:sz w:val="24"/>
-          <w:szCs w:val="24"/>
-        </w:rPr>
-        <w:t xml:space="preserve"> Screening comprises visual acuity, non-cycloplegic refraction, cover test, near point of convergence, and Ishihara colour-vision screening on the study display, for which sensitivity was 94.4 per cent and specificity 82.4 per cent on a calibrated monitor and 96.0 and 94.7 per cent on a smartphone, with no significant difference between modes (Klinke et al., 2024). Screening is an aid rather than a diagnosis, and outcomes are recorded as covariates. Participants also complete a profiling questionnaire covering habitual display-mode preference, screen exposure, lighting environment, familiarity with coloured interfaces, digital literacy, hours since waking and recent caffeine intake, which supply the moderators for Objective 3 and the sleepiness covariates.</w:t>
-      </w:r>
-    </w:p>
-    <w:p>
-      <w:pPr>
-        <w:spacing w:after="140" w:line="340"/>
-        <w:jc w:val="both"/>
-      </w:pPr>
-      <w:r>
-        <w:rPr>
-          <w:rFonts w:ascii="Times New Roman" w:cs="Times New Roman" w:eastAsia="Times New Roman" w:hAnsi="Times New Roman"/>
-          <w:b/>
-          <w:bCs/>
-          <w:i w:val="false"/>
-          <w:iCs w:val="false"/>
-          <w:sz w:val="24"/>
-          <w:szCs w:val="24"/>
-        </w:rPr>
         <w:t xml:space="preserve">Figure 3.2 — Participant flow.</w:t>
       </w:r>
     </w:p>
-    <w:p>
-      <w:pPr>
-        <w:spacing w:after="140" w:line="340"/>
-        <w:jc w:val="both"/>
-      </w:pPr>
-      <w:r>
-        <w:rPr>
-          <w:rFonts w:ascii="Times New Roman" w:cs="Times New Roman" w:eastAsia="Times New Roman" w:hAnsi="Times New Roman"/>
-          <w:b w:val="false"/>
-          <w:bCs w:val="false"/>
-          <w:i w:val="false"/>
-          <w:iCs w:val="false"/>
-          <w:sz w:val="24"/>
-          <w:szCs w:val="24"/>
-        </w:rPr>
-        <w:t xml:space="preserve">&lt;!--FLOW--&gt; Approached and assessed for eligibility (target ≈ 180) Screening: visual acuity, refraction, binocular status, colour vision Excluded: criteria not met, or declined to participate Enrolled and consented (n = 145), assigned a sequential enrolment number Allocated to a Williams row by sequential enrolment number Single sitting at 300 lux: 10 display conditions in Williams order (where a sitting is split for scheduling, the Williams row continues rather than restarting) Withdrawal, non-completion or data-quality exclusion recorded and reported Analysed (target n = 130; 10 condition-runs each, 1,300 condition-runs in total) &lt;!--/FLOW--&gt;</w:t>
+    <w:tbl>
+      <w:tblPr>
+        <w:tblW w:type="dxa" w:w="7200"/>
+        <w:jc w:val="center"/>
+        <w:tblBorders>
+          <w:top w:val="single" w:color="5A6B7C" w:sz="6"/>
+          <w:left w:val="single" w:color="5A6B7C" w:sz="6"/>
+          <w:bottom w:val="single" w:color="5A6B7C" w:sz="6"/>
+          <w:right w:val="single" w:color="5A6B7C" w:sz="6"/>
+          <w:insideH w:val="none" w:color="FFFFFF" w:sz="0"/>
+          <w:insideV w:val="none" w:color="FFFFFF" w:sz="0"/>
+        </w:tblBorders>
+      </w:tblPr>
+      <w:tblGrid>
+        <w:gridCol w:w="7200"/>
+      </w:tblGrid>
+      <w:tr>
+        <w:tc>
+          <w:tcPr>
+            <w:tcW w:type="dxa" w:w="7200"/>
+            <w:shd w:fill="EEF3FA" w:color="auto" w:val="clear"/>
+            <w:tcMar>
+              <w:top w:type="dxa" w:w="80"/>
+              <w:left w:type="dxa" w:w="140"/>
+              <w:bottom w:type="dxa" w:w="80"/>
+              <w:right w:type="dxa" w:w="140"/>
+            </w:tcMar>
+          </w:tcPr>
+          <w:p>
+            <w:pPr>
+              <w:spacing w:after="0" w:before="0" w:line="240"/>
+              <w:jc w:val="center"/>
+            </w:pPr>
+            <w:r>
+              <w:rPr>
+                <w:rFonts w:ascii="Times New Roman" w:cs="Times New Roman" w:eastAsia="Times New Roman" w:hAnsi="Times New Roman"/>
+                <w:b w:val="false"/>
+                <w:bCs w:val="false"/>
+                <w:i w:val="false"/>
+                <w:iCs w:val="false"/>
+                <w:sz w:val="20"/>
+                <w:szCs w:val="20"/>
+              </w:rPr>
+              <w:t xml:space="preserve">Approached and assessed for eligibility (target ≈ 180)</w:t>
+            </w:r>
+          </w:p>
+        </w:tc>
+      </w:tr>
+    </w:tbl>
+    <w:p>
+      <w:pPr>
+        <w:spacing w:after="0" w:before="0"/>
+        <w:jc w:val="center"/>
+      </w:pPr>
+      <w:r>
+        <w:rPr>
+          <w:rFonts w:ascii="Times New Roman" w:cs="Times New Roman" w:eastAsia="Times New Roman" w:hAnsi="Times New Roman"/>
+          <w:color w:val="5A6B7C"/>
+          <w:sz w:val="26"/>
+          <w:szCs w:val="26"/>
+        </w:rPr>
+        <w:t xml:space="preserve">↓</w:t>
+      </w:r>
+    </w:p>
+    <w:tbl>
+      <w:tblPr>
+        <w:tblW w:type="dxa" w:w="7200"/>
+        <w:jc w:val="center"/>
+        <w:tblBorders>
+          <w:top w:val="single" w:color="5A6B7C" w:sz="6"/>
+          <w:left w:val="single" w:color="5A6B7C" w:sz="6"/>
+          <w:bottom w:val="single" w:color="5A6B7C" w:sz="6"/>
+          <w:right w:val="single" w:color="5A6B7C" w:sz="6"/>
+          <w:insideH w:val="none" w:color="FFFFFF" w:sz="0"/>
+          <w:insideV w:val="none" w:color="FFFFFF" w:sz="0"/>
+        </w:tblBorders>
+      </w:tblPr>
+      <w:tblGrid>
+        <w:gridCol w:w="7200"/>
+      </w:tblGrid>
+      <w:tr>
+        <w:tc>
+          <w:tcPr>
+            <w:tcW w:type="dxa" w:w="7200"/>
+            <w:shd w:fill="EEF3FA" w:color="auto" w:val="clear"/>
+            <w:tcMar>
+              <w:top w:type="dxa" w:w="80"/>
+              <w:left w:type="dxa" w:w="140"/>
+              <w:bottom w:type="dxa" w:w="80"/>
+              <w:right w:type="dxa" w:w="140"/>
+            </w:tcMar>
+          </w:tcPr>
+          <w:p>
+            <w:pPr>
+              <w:spacing w:after="0" w:before="0" w:line="240"/>
+              <w:jc w:val="center"/>
+            </w:pPr>
+            <w:r>
+              <w:rPr>
+                <w:rFonts w:ascii="Times New Roman" w:cs="Times New Roman" w:eastAsia="Times New Roman" w:hAnsi="Times New Roman"/>
+                <w:b w:val="false"/>
+                <w:bCs w:val="false"/>
+                <w:i w:val="false"/>
+                <w:iCs w:val="false"/>
+                <w:sz w:val="20"/>
+                <w:szCs w:val="20"/>
+              </w:rPr>
+              <w:t xml:space="preserve">Screened: acuity, refraction, binocular status, colour vision</w:t>
+            </w:r>
+          </w:p>
+        </w:tc>
+      </w:tr>
+    </w:tbl>
+    <w:p>
+      <w:pPr>
+        <w:spacing w:after="0" w:before="0"/>
+        <w:jc w:val="center"/>
+      </w:pPr>
+      <w:r>
+        <w:rPr>
+          <w:rFonts w:ascii="Times New Roman" w:cs="Times New Roman" w:eastAsia="Times New Roman" w:hAnsi="Times New Roman"/>
+          <w:color w:val="5A6B7C"/>
+          <w:sz w:val="26"/>
+          <w:szCs w:val="26"/>
+        </w:rPr>
+        <w:t xml:space="preserve">↓</w:t>
+      </w:r>
+    </w:p>
+    <w:tbl>
+      <w:tblPr>
+        <w:tblW w:type="dxa" w:w="7200"/>
+        <w:jc w:val="center"/>
+        <w:tblBorders>
+          <w:top w:val="single" w:color="5A6B7C" w:sz="6"/>
+          <w:left w:val="single" w:color="5A6B7C" w:sz="6"/>
+          <w:bottom w:val="single" w:color="5A6B7C" w:sz="6"/>
+          <w:right w:val="single" w:color="5A6B7C" w:sz="6"/>
+          <w:insideH w:val="none" w:color="FFFFFF" w:sz="0"/>
+          <w:insideV w:val="none" w:color="FFFFFF" w:sz="0"/>
+        </w:tblBorders>
+      </w:tblPr>
+      <w:tblGrid>
+        <w:gridCol w:w="7200"/>
+      </w:tblGrid>
+      <w:tr>
+        <w:tc>
+          <w:tcPr>
+            <w:tcW w:type="dxa" w:w="7200"/>
+            <w:shd w:fill="EEF3FA" w:color="auto" w:val="clear"/>
+            <w:tcMar>
+              <w:top w:type="dxa" w:w="80"/>
+              <w:left w:type="dxa" w:w="140"/>
+              <w:bottom w:type="dxa" w:w="80"/>
+              <w:right w:type="dxa" w:w="140"/>
+            </w:tcMar>
+          </w:tcPr>
+          <w:p>
+            <w:pPr>
+              <w:spacing w:after="0" w:before="0" w:line="240"/>
+              <w:jc w:val="center"/>
+            </w:pPr>
+            <w:r>
+              <w:rPr>
+                <w:rFonts w:ascii="Times New Roman" w:cs="Times New Roman" w:eastAsia="Times New Roman" w:hAnsi="Times New Roman"/>
+                <w:b w:val="false"/>
+                <w:bCs w:val="false"/>
+                <w:i w:val="false"/>
+                <w:iCs w:val="false"/>
+                <w:sz w:val="20"/>
+                <w:szCs w:val="20"/>
+              </w:rPr>
+              <w:t xml:space="preserve">Enrolled and consented (n = 145); sequential enrolment number assigned</w:t>
+            </w:r>
+          </w:p>
+        </w:tc>
+      </w:tr>
+    </w:tbl>
+    <w:p>
+      <w:pPr>
+        <w:spacing w:after="0" w:before="0"/>
+        <w:jc w:val="center"/>
+      </w:pPr>
+      <w:r>
+        <w:rPr>
+          <w:rFonts w:ascii="Times New Roman" w:cs="Times New Roman" w:eastAsia="Times New Roman" w:hAnsi="Times New Roman"/>
+          <w:color w:val="5A6B7C"/>
+          <w:sz w:val="26"/>
+          <w:szCs w:val="26"/>
+        </w:rPr>
+        <w:t xml:space="preserve">↓</w:t>
+      </w:r>
+    </w:p>
+    <w:tbl>
+      <w:tblPr>
+        <w:tblW w:type="dxa" w:w="7200"/>
+        <w:jc w:val="center"/>
+        <w:tblBorders>
+          <w:top w:val="single" w:color="5A6B7C" w:sz="6"/>
+          <w:left w:val="single" w:color="5A6B7C" w:sz="6"/>
+          <w:bottom w:val="single" w:color="5A6B7C" w:sz="6"/>
+          <w:right w:val="single" w:color="5A6B7C" w:sz="6"/>
+          <w:insideH w:val="none" w:color="FFFFFF" w:sz="0"/>
+          <w:insideV w:val="none" w:color="FFFFFF" w:sz="0"/>
+        </w:tblBorders>
+      </w:tblPr>
+      <w:tblGrid>
+        <w:gridCol w:w="7200"/>
+      </w:tblGrid>
+      <w:tr>
+        <w:tc>
+          <w:tcPr>
+            <w:tcW w:type="dxa" w:w="7200"/>
+            <w:shd w:fill="EEF3FA" w:color="auto" w:val="clear"/>
+            <w:tcMar>
+              <w:top w:type="dxa" w:w="80"/>
+              <w:left w:type="dxa" w:w="140"/>
+              <w:bottom w:type="dxa" w:w="80"/>
+              <w:right w:type="dxa" w:w="140"/>
+            </w:tcMar>
+          </w:tcPr>
+          <w:p>
+            <w:pPr>
+              <w:spacing w:after="0" w:before="0" w:line="240"/>
+              <w:jc w:val="center"/>
+            </w:pPr>
+            <w:r>
+              <w:rPr>
+                <w:rFonts w:ascii="Times New Roman" w:cs="Times New Roman" w:eastAsia="Times New Roman" w:hAnsi="Times New Roman"/>
+                <w:b w:val="false"/>
+                <w:bCs w:val="false"/>
+                <w:i w:val="false"/>
+                <w:iCs w:val="false"/>
+                <w:sz w:val="20"/>
+                <w:szCs w:val="20"/>
+              </w:rPr>
+              <w:t xml:space="preserve">Single sitting at 300 lux: ten conditions in Williams order</w:t>
+            </w:r>
+          </w:p>
+        </w:tc>
+      </w:tr>
+    </w:tbl>
+    <w:p>
+      <w:pPr>
+        <w:spacing w:after="0" w:before="0"/>
+        <w:jc w:val="center"/>
+      </w:pPr>
+      <w:r>
+        <w:rPr>
+          <w:rFonts w:ascii="Times New Roman" w:cs="Times New Roman" w:eastAsia="Times New Roman" w:hAnsi="Times New Roman"/>
+          <w:color w:val="5A6B7C"/>
+          <w:sz w:val="26"/>
+          <w:szCs w:val="26"/>
+        </w:rPr>
+        <w:t xml:space="preserve">↓</w:t>
+      </w:r>
+    </w:p>
+    <w:tbl>
+      <w:tblPr>
+        <w:tblW w:type="dxa" w:w="7200"/>
+        <w:jc w:val="center"/>
+        <w:tblBorders>
+          <w:top w:val="single" w:color="5A6B7C" w:sz="6"/>
+          <w:left w:val="single" w:color="5A6B7C" w:sz="6"/>
+          <w:bottom w:val="single" w:color="5A6B7C" w:sz="6"/>
+          <w:right w:val="single" w:color="5A6B7C" w:sz="6"/>
+          <w:insideH w:val="none" w:color="FFFFFF" w:sz="0"/>
+          <w:insideV w:val="none" w:color="FFFFFF" w:sz="0"/>
+        </w:tblBorders>
+      </w:tblPr>
+      <w:tblGrid>
+        <w:gridCol w:w="7200"/>
+      </w:tblGrid>
+      <w:tr>
+        <w:tc>
+          <w:tcPr>
+            <w:tcW w:type="dxa" w:w="7200"/>
+            <w:shd w:fill="EEF3FA" w:color="auto" w:val="clear"/>
+            <w:tcMar>
+              <w:top w:type="dxa" w:w="80"/>
+              <w:left w:type="dxa" w:w="140"/>
+              <w:bottom w:type="dxa" w:w="80"/>
+              <w:right w:type="dxa" w:w="140"/>
+            </w:tcMar>
+          </w:tcPr>
+          <w:p>
+            <w:pPr>
+              <w:spacing w:after="0" w:before="0" w:line="240"/>
+              <w:jc w:val="center"/>
+            </w:pPr>
+            <w:r>
+              <w:rPr>
+                <w:rFonts w:ascii="Times New Roman" w:cs="Times New Roman" w:eastAsia="Times New Roman" w:hAnsi="Times New Roman"/>
+                <w:b w:val="false"/>
+                <w:bCs w:val="false"/>
+                <w:i w:val="false"/>
+                <w:iCs w:val="false"/>
+                <w:sz w:val="20"/>
+                <w:szCs w:val="20"/>
+              </w:rPr>
+              <w:t xml:space="preserve">Withdrawal, non-completion or data-quality exclusion recorded</w:t>
+            </w:r>
+          </w:p>
+        </w:tc>
+      </w:tr>
+    </w:tbl>
+    <w:p>
+      <w:pPr>
+        <w:spacing w:after="0" w:before="0"/>
+        <w:jc w:val="center"/>
+      </w:pPr>
+      <w:r>
+        <w:rPr>
+          <w:rFonts w:ascii="Times New Roman" w:cs="Times New Roman" w:eastAsia="Times New Roman" w:hAnsi="Times New Roman"/>
+          <w:color w:val="5A6B7C"/>
+          <w:sz w:val="26"/>
+          <w:szCs w:val="26"/>
+        </w:rPr>
+        <w:t xml:space="preserve">↓</w:t>
+      </w:r>
+    </w:p>
+    <w:tbl>
+      <w:tblPr>
+        <w:tblW w:type="dxa" w:w="7200"/>
+        <w:jc w:val="center"/>
+        <w:tblBorders>
+          <w:top w:val="single" w:color="5A6B7C" w:sz="6"/>
+          <w:left w:val="single" w:color="5A6B7C" w:sz="6"/>
+          <w:bottom w:val="single" w:color="5A6B7C" w:sz="6"/>
+          <w:right w:val="single" w:color="5A6B7C" w:sz="6"/>
+          <w:insideH w:val="none" w:color="FFFFFF" w:sz="0"/>
+          <w:insideV w:val="none" w:color="FFFFFF" w:sz="0"/>
+        </w:tblBorders>
+      </w:tblPr>
+      <w:tblGrid>
+        <w:gridCol w:w="7200"/>
+      </w:tblGrid>
+      <w:tr>
+        <w:tc>
+          <w:tcPr>
+            <w:tcW w:type="dxa" w:w="7200"/>
+            <w:shd w:fill="EEF3FA" w:color="auto" w:val="clear"/>
+            <w:tcMar>
+              <w:top w:type="dxa" w:w="80"/>
+              <w:left w:type="dxa" w:w="140"/>
+              <w:bottom w:type="dxa" w:w="80"/>
+              <w:right w:type="dxa" w:w="140"/>
+            </w:tcMar>
+          </w:tcPr>
+          <w:p>
+            <w:pPr>
+              <w:spacing w:after="0" w:before="0" w:line="240"/>
+              <w:jc w:val="center"/>
+            </w:pPr>
+            <w:r>
+              <w:rPr>
+                <w:rFonts w:ascii="Times New Roman" w:cs="Times New Roman" w:eastAsia="Times New Roman" w:hAnsi="Times New Roman"/>
+                <w:b w:val="false"/>
+                <w:bCs w:val="false"/>
+                <w:i w:val="false"/>
+                <w:iCs w:val="false"/>
+                <w:sz w:val="20"/>
+                <w:szCs w:val="20"/>
+              </w:rPr>
+              <w:t xml:space="preserve">Analysed (target n = 130; 1,300 condition-runs)</w:t>
+            </w:r>
+          </w:p>
+        </w:tc>
+      </w:tr>
+    </w:tbl>
+    <w:p>
+      <w:pPr>
+        <w:spacing w:after="160"/>
+      </w:pPr>
+      <w:r>
+        <w:rPr>
+          <w:rFonts w:ascii="Times New Roman" w:cs="Times New Roman" w:eastAsia="Times New Roman" w:hAnsi="Times New Roman"/>
+          <w:sz w:val="24"/>
+          <w:szCs w:val="24"/>
+        </w:rPr>
+        <w:t xml:space="preserve"/>
       </w:r>
     </w:p>
     <w:p>
@@ -13144,7 +12295,7 @@
           <w:sz w:val="28"/>
           <w:szCs w:val="28"/>
         </w:rPr>
-        <w:t xml:space="preserve">3.3 Display conditions and photometric characterisation</w:t>
+        <w:t xml:space="preserve">3.3 Display conditions</w:t>
       </w:r>
     </w:p>
     <w:p>
@@ -13162,7 +12313,7 @@
           <w:sz w:val="24"/>
           <w:szCs w:val="24"/>
         </w:rPr>
-        <w:t xml:space="preserve">All conditions are presented on a single fixed tablet at a viewing distance of 50 to 60 cm, with brightness fixed, automatic brightness and any blue-light filter disabled, and the screen cleaned before each session. Display white-point luminance is measured photometrically and recorded per session, with a working target of 120 to 150 cd/m², informed by the optimum of 153 cd/m² determined under 300 lux (Lin et al., 2024) and scaled for the lower domestic illuminance used here. Typography, line height and margins are fixed across conditions, so that polarity and colour are the only stimulus properties that vary. Contrast is computed from linearised sRGB relative luminance following the accessibility standard (World Wide Web Consortium, 2023). The five text colours were retained from the locked condition set used earlier in this programme, with green added so that the number of sub-AA conditions is balanced at two per polarity.</w:t>
+        <w:t xml:space="preserve">All conditions are presented on one tablet at a fixed white luminance, characterised photometrically before collection. Hex values are locked and contrast is computed from them, entering the analysis as a covariate.</w:t>
       </w:r>
     </w:p>
     <w:p>
@@ -13173,24 +12324,6 @@
       <w:r>
         <w:rPr>
           <w:rFonts w:ascii="Times New Roman" w:cs="Times New Roman" w:eastAsia="Times New Roman" w:hAnsi="Times New Roman"/>
-          <w:b w:val="false"/>
-          <w:bCs w:val="false"/>
-          <w:i w:val="false"/>
-          <w:iCs w:val="false"/>
-          <w:sz w:val="24"/>
-          <w:szCs w:val="24"/>
-        </w:rPr>
-        <w:t xml:space="preserve">The set was compared against three alternatives before being fixed — the original three chromatic colours without green, a luminance-matched set in which all four hues carry equal relative luminance, and the web-default hues — on the balance of sub-AA conditions across polarity, the correlation between polarity and log contrast (a confounding index, zero being ideal), and the contrast of the weakest condition. The retained set balances sub-AA conditions two per polarity, correlates polarity with contrast at +0.11 and has a weakest condition of 2.39:1. Luminance matching, the intuitively rigorous option, performs worst: equalising luminance across hues necessarily makes every chromatic colour low-contrast on white and high-contrast on black, placing all four sub-AA conditions in one polarity and raising the confounding correlation to +0.43. The web-default hues yield an unusable condition at 1.07:1. No change is therefore proposed.</w:t>
-      </w:r>
-    </w:p>
-    <w:p>
-      <w:pPr>
-        <w:spacing w:after="140" w:line="340"/>
-        <w:jc w:val="both"/>
-      </w:pPr>
-      <w:r>
-        <w:rPr>
-          <w:rFonts w:ascii="Times New Roman" w:cs="Times New Roman" w:eastAsia="Times New Roman" w:hAnsi="Times New Roman"/>
           <w:b/>
           <w:bCs/>
           <w:i w:val="false"/>
@@ -13198,7 +12331,7 @@
           <w:sz w:val="24"/>
           <w:szCs w:val="24"/>
         </w:rPr>
-        <w:t xml:space="preserve">Table 3.4 — The ten display conditions with computed contrast.</w:t>
+        <w:t xml:space="preserve">Table 3.2 — The ten display conditions with computed contrast.</w:t>
       </w:r>
     </w:p>
     <w:tbl>
@@ -13214,15 +12347,14 @@
         </w:tblBorders>
       </w:tblPr>
       <w:tblGrid>
-        <w:gridCol w:w="831"/>
+        <w:gridCol w:w="946"/>
         <w:gridCol w:w="700"/>
-        <w:gridCol w:w="1276"/>
-        <w:gridCol w:w="944"/>
-        <w:gridCol w:w="1166"/>
-        <w:gridCol w:w="1166"/>
-        <w:gridCol w:w="944"/>
-        <w:gridCol w:w="1055"/>
-        <w:gridCol w:w="944"/>
+        <w:gridCol w:w="1471"/>
+        <w:gridCol w:w="1077"/>
+        <w:gridCol w:w="1339"/>
+        <w:gridCol w:w="1339"/>
+        <w:gridCol w:w="1077"/>
+        <w:gridCol w:w="1077"/>
       </w:tblGrid>
       <w:tr>
         <w:trPr>
@@ -13230,7 +12362,7 @@
         </w:trPr>
         <w:tc>
           <w:tcPr>
-            <w:tcW w:type="dxa" w:w="831"/>
+            <w:tcW w:type="dxa" w:w="946"/>
             <w:shd w:fill="E8EEF7" w:color="auto" w:val="clear"/>
             <w:tcMar>
               <w:top w:type="dxa" w:w="60"/>
@@ -13288,7 +12420,7 @@
         </w:tc>
         <w:tc>
           <w:tcPr>
-            <w:tcW w:type="dxa" w:w="1276"/>
+            <w:tcW w:type="dxa" w:w="1471"/>
             <w:shd w:fill="E8EEF7" w:color="auto" w:val="clear"/>
             <w:tcMar>
               <w:top w:type="dxa" w:w="60"/>
@@ -13317,7 +12449,7 @@
         </w:tc>
         <w:tc>
           <w:tcPr>
-            <w:tcW w:type="dxa" w:w="944"/>
+            <w:tcW w:type="dxa" w:w="1077"/>
             <w:shd w:fill="E8EEF7" w:color="auto" w:val="clear"/>
             <w:tcMar>
               <w:top w:type="dxa" w:w="60"/>
@@ -13346,7 +12478,7 @@
         </w:tc>
         <w:tc>
           <w:tcPr>
-            <w:tcW w:type="dxa" w:w="1166"/>
+            <w:tcW w:type="dxa" w:w="1339"/>
             <w:shd w:fill="E8EEF7" w:color="auto" w:val="clear"/>
             <w:tcMar>
               <w:top w:type="dxa" w:w="60"/>
@@ -13375,7 +12507,7 @@
         </w:tc>
         <w:tc>
           <w:tcPr>
-            <w:tcW w:type="dxa" w:w="1166"/>
+            <w:tcW w:type="dxa" w:w="1339"/>
             <w:shd w:fill="E8EEF7" w:color="auto" w:val="clear"/>
             <w:tcMar>
               <w:top w:type="dxa" w:w="60"/>
@@ -13404,7 +12536,7 @@
         </w:tc>
         <w:tc>
           <w:tcPr>
-            <w:tcW w:type="dxa" w:w="944"/>
+            <w:tcW w:type="dxa" w:w="1077"/>
             <w:shd w:fill="E8EEF7" w:color="auto" w:val="clear"/>
             <w:tcMar>
               <w:top w:type="dxa" w:w="60"/>
@@ -13433,7 +12565,7 @@
         </w:tc>
         <w:tc>
           <w:tcPr>
-            <w:tcW w:type="dxa" w:w="1055"/>
+            <w:tcW w:type="dxa" w:w="1077"/>
             <w:shd w:fill="E8EEF7" w:color="auto" w:val="clear"/>
             <w:tcMar>
               <w:top w:type="dxa" w:w="60"/>
@@ -13456,35 +12588,6 @@
                 <w:sz w:val="20"/>
                 <w:szCs w:val="20"/>
               </w:rPr>
-              <w:t xml:space="preserve">Michelson</w:t>
-            </w:r>
-          </w:p>
-        </w:tc>
-        <w:tc>
-          <w:tcPr>
-            <w:tcW w:type="dxa" w:w="944"/>
-            <w:shd w:fill="E8EEF7" w:color="auto" w:val="clear"/>
-            <w:tcMar>
-              <w:top w:type="dxa" w:w="60"/>
-              <w:left w:type="dxa" w:w="100"/>
-              <w:bottom w:type="dxa" w:w="60"/>
-              <w:right w:type="dxa" w:w="100"/>
-            </w:tcMar>
-          </w:tcPr>
-          <w:p>
-            <w:pPr>
-              <w:spacing w:after="20" w:before="20" w:line="240"/>
-            </w:pPr>
-            <w:r>
-              <w:rPr>
-                <w:rFonts w:ascii="Times New Roman" w:cs="Times New Roman" w:eastAsia="Times New Roman" w:hAnsi="Times New Roman"/>
-                <w:b/>
-                <w:bCs/>
-                <w:i w:val="false"/>
-                <w:iCs w:val="false"/>
-                <w:sz w:val="20"/>
-                <w:szCs w:val="20"/>
-              </w:rPr>
               <w:t xml:space="preserve">Below AA</w:t>
             </w:r>
           </w:p>
@@ -13493,7 +12596,7 @@
       <w:tr>
         <w:tc>
           <w:tcPr>
-            <w:tcW w:type="dxa" w:w="831"/>
+            <w:tcW w:type="dxa" w:w="946"/>
             <w:tcMar>
               <w:top w:type="dxa" w:w="60"/>
               <w:left w:type="dxa" w:w="100"/>
@@ -13549,7 +12652,7 @@
         </w:tc>
         <w:tc>
           <w:tcPr>
-            <w:tcW w:type="dxa" w:w="1276"/>
+            <w:tcW w:type="dxa" w:w="1471"/>
             <w:tcMar>
               <w:top w:type="dxa" w:w="60"/>
               <w:left w:type="dxa" w:w="100"/>
@@ -13577,7 +12680,7 @@
         </w:tc>
         <w:tc>
           <w:tcPr>
-            <w:tcW w:type="dxa" w:w="944"/>
+            <w:tcW w:type="dxa" w:w="1077"/>
             <w:tcMar>
               <w:top w:type="dxa" w:w="60"/>
               <w:left w:type="dxa" w:w="100"/>
@@ -13605,7 +12708,7 @@
         </w:tc>
         <w:tc>
           <w:tcPr>
-            <w:tcW w:type="dxa" w:w="1166"/>
+            <w:tcW w:type="dxa" w:w="1339"/>
             <w:tcMar>
               <w:top w:type="dxa" w:w="60"/>
               <w:left w:type="dxa" w:w="100"/>
@@ -13633,7 +12736,7 @@
         </w:tc>
         <w:tc>
           <w:tcPr>
-            <w:tcW w:type="dxa" w:w="1166"/>
+            <w:tcW w:type="dxa" w:w="1339"/>
             <w:tcMar>
               <w:top w:type="dxa" w:w="60"/>
               <w:left w:type="dxa" w:w="100"/>
@@ -13661,7 +12764,7 @@
         </w:tc>
         <w:tc>
           <w:tcPr>
-            <w:tcW w:type="dxa" w:w="944"/>
+            <w:tcW w:type="dxa" w:w="1077"/>
             <w:tcMar>
               <w:top w:type="dxa" w:w="60"/>
               <w:left w:type="dxa" w:w="100"/>
@@ -13689,35 +12792,7 @@
         </w:tc>
         <w:tc>
           <w:tcPr>
-            <w:tcW w:type="dxa" w:w="1055"/>
-            <w:tcMar>
-              <w:top w:type="dxa" w:w="60"/>
-              <w:left w:type="dxa" w:w="100"/>
-              <w:bottom w:type="dxa" w:w="60"/>
-              <w:right w:type="dxa" w:w="100"/>
-            </w:tcMar>
-          </w:tcPr>
-          <w:p>
-            <w:pPr>
-              <w:spacing w:after="20" w:before="20" w:line="240"/>
-            </w:pPr>
-            <w:r>
-              <w:rPr>
-                <w:rFonts w:ascii="Times New Roman" w:cs="Times New Roman" w:eastAsia="Times New Roman" w:hAnsi="Times New Roman"/>
-                <w:b w:val="false"/>
-                <w:bCs w:val="false"/>
-                <w:i w:val="false"/>
-                <w:iCs w:val="false"/>
-                <w:sz w:val="20"/>
-                <w:szCs w:val="20"/>
-              </w:rPr>
-              <w:t xml:space="preserve">1.000</w:t>
-            </w:r>
-          </w:p>
-        </w:tc>
-        <w:tc>
-          <w:tcPr>
-            <w:tcW w:type="dxa" w:w="944"/>
+            <w:tcW w:type="dxa" w:w="1077"/>
             <w:tcMar>
               <w:top w:type="dxa" w:w="60"/>
               <w:left w:type="dxa" w:w="100"/>
@@ -13747,7 +12822,7 @@
       <w:tr>
         <w:tc>
           <w:tcPr>
-            <w:tcW w:type="dxa" w:w="831"/>
+            <w:tcW w:type="dxa" w:w="946"/>
             <w:tcMar>
               <w:top w:type="dxa" w:w="60"/>
               <w:left w:type="dxa" w:w="100"/>
@@ -13803,7 +12878,7 @@
         </w:tc>
         <w:tc>
           <w:tcPr>
-            <w:tcW w:type="dxa" w:w="1276"/>
+            <w:tcW w:type="dxa" w:w="1471"/>
             <w:tcMar>
               <w:top w:type="dxa" w:w="60"/>
               <w:left w:type="dxa" w:w="100"/>
@@ -13831,7 +12906,7 @@
         </w:tc>
         <w:tc>
           <w:tcPr>
-            <w:tcW w:type="dxa" w:w="944"/>
+            <w:tcW w:type="dxa" w:w="1077"/>
             <w:tcMar>
               <w:top w:type="dxa" w:w="60"/>
               <w:left w:type="dxa" w:w="100"/>
@@ -13859,7 +12934,7 @@
         </w:tc>
         <w:tc>
           <w:tcPr>
-            <w:tcW w:type="dxa" w:w="1166"/>
+            <w:tcW w:type="dxa" w:w="1339"/>
             <w:tcMar>
               <w:top w:type="dxa" w:w="60"/>
               <w:left w:type="dxa" w:w="100"/>
@@ -13887,7 +12962,7 @@
         </w:tc>
         <w:tc>
           <w:tcPr>
-            <w:tcW w:type="dxa" w:w="1166"/>
+            <w:tcW w:type="dxa" w:w="1339"/>
             <w:tcMar>
               <w:top w:type="dxa" w:w="60"/>
               <w:left w:type="dxa" w:w="100"/>
@@ -13915,7 +12990,7 @@
         </w:tc>
         <w:tc>
           <w:tcPr>
-            <w:tcW w:type="dxa" w:w="944"/>
+            <w:tcW w:type="dxa" w:w="1077"/>
             <w:tcMar>
               <w:top w:type="dxa" w:w="60"/>
               <w:left w:type="dxa" w:w="100"/>
@@ -13943,35 +13018,7 @@
         </w:tc>
         <w:tc>
           <w:tcPr>
-            <w:tcW w:type="dxa" w:w="1055"/>
-            <w:tcMar>
-              <w:top w:type="dxa" w:w="60"/>
-              <w:left w:type="dxa" w:w="100"/>
-              <w:bottom w:type="dxa" w:w="60"/>
-              <w:right w:type="dxa" w:w="100"/>
-            </w:tcMar>
-          </w:tcPr>
-          <w:p>
-            <w:pPr>
-              <w:spacing w:after="20" w:before="20" w:line="240"/>
-            </w:pPr>
-            <w:r>
-              <w:rPr>
-                <w:rFonts w:ascii="Times New Roman" w:cs="Times New Roman" w:eastAsia="Times New Roman" w:hAnsi="Times New Roman"/>
-                <w:b w:val="false"/>
-                <w:bCs w:val="false"/>
-                <w:i w:val="false"/>
-                <w:iCs w:val="false"/>
-                <w:sz w:val="20"/>
-                <w:szCs w:val="20"/>
-              </w:rPr>
-              <w:t xml:space="preserve">0.807</w:t>
-            </w:r>
-          </w:p>
-        </w:tc>
-        <w:tc>
-          <w:tcPr>
-            <w:tcW w:type="dxa" w:w="944"/>
+            <w:tcW w:type="dxa" w:w="1077"/>
             <w:tcMar>
               <w:top w:type="dxa" w:w="60"/>
               <w:left w:type="dxa" w:w="100"/>
@@ -14001,7 +13048,7 @@
       <w:tr>
         <w:tc>
           <w:tcPr>
-            <w:tcW w:type="dxa" w:w="831"/>
+            <w:tcW w:type="dxa" w:w="946"/>
             <w:tcMar>
               <w:top w:type="dxa" w:w="60"/>
               <w:left w:type="dxa" w:w="100"/>
@@ -14057,7 +13104,7 @@
         </w:tc>
         <w:tc>
           <w:tcPr>
-            <w:tcW w:type="dxa" w:w="1276"/>
+            <w:tcW w:type="dxa" w:w="1471"/>
             <w:tcMar>
               <w:top w:type="dxa" w:w="60"/>
               <w:left w:type="dxa" w:w="100"/>
@@ -14085,7 +13132,7 @@
         </w:tc>
         <w:tc>
           <w:tcPr>
-            <w:tcW w:type="dxa" w:w="944"/>
+            <w:tcW w:type="dxa" w:w="1077"/>
             <w:tcMar>
               <w:top w:type="dxa" w:w="60"/>
               <w:left w:type="dxa" w:w="100"/>
@@ -14113,7 +13160,7 @@
         </w:tc>
         <w:tc>
           <w:tcPr>
-            <w:tcW w:type="dxa" w:w="1166"/>
+            <w:tcW w:type="dxa" w:w="1339"/>
             <w:tcMar>
               <w:top w:type="dxa" w:w="60"/>
               <w:left w:type="dxa" w:w="100"/>
@@ -14141,7 +13188,7 @@
         </w:tc>
         <w:tc>
           <w:tcPr>
-            <w:tcW w:type="dxa" w:w="1166"/>
+            <w:tcW w:type="dxa" w:w="1339"/>
             <w:tcMar>
               <w:top w:type="dxa" w:w="60"/>
               <w:left w:type="dxa" w:w="100"/>
@@ -14169,7 +13216,7 @@
         </w:tc>
         <w:tc>
           <w:tcPr>
-            <w:tcW w:type="dxa" w:w="944"/>
+            <w:tcW w:type="dxa" w:w="1077"/>
             <w:tcMar>
               <w:top w:type="dxa" w:w="60"/>
               <w:left w:type="dxa" w:w="100"/>
@@ -14197,35 +13244,7 @@
         </w:tc>
         <w:tc>
           <w:tcPr>
-            <w:tcW w:type="dxa" w:w="1055"/>
-            <w:tcMar>
-              <w:top w:type="dxa" w:w="60"/>
-              <w:left w:type="dxa" w:w="100"/>
-              <w:bottom w:type="dxa" w:w="60"/>
-              <w:right w:type="dxa" w:w="100"/>
-            </w:tcMar>
-          </w:tcPr>
-          <w:p>
-            <w:pPr>
-              <w:spacing w:after="20" w:before="20" w:line="240"/>
-            </w:pPr>
-            <w:r>
-              <w:rPr>
-                <w:rFonts w:ascii="Times New Roman" w:cs="Times New Roman" w:eastAsia="Times New Roman" w:hAnsi="Times New Roman"/>
-                <w:b w:val="false"/>
-                <w:bCs w:val="false"/>
-                <w:i w:val="false"/>
-                <w:iCs w:val="false"/>
-                <w:sz w:val="20"/>
-                <w:szCs w:val="20"/>
-              </w:rPr>
-              <w:t xml:space="preserve">0.765</w:t>
-            </w:r>
-          </w:p>
-        </w:tc>
-        <w:tc>
-          <w:tcPr>
-            <w:tcW w:type="dxa" w:w="944"/>
+            <w:tcW w:type="dxa" w:w="1077"/>
             <w:tcMar>
               <w:top w:type="dxa" w:w="60"/>
               <w:left w:type="dxa" w:w="100"/>
@@ -14255,7 +13274,7 @@
       <w:tr>
         <w:tc>
           <w:tcPr>
-            <w:tcW w:type="dxa" w:w="831"/>
+            <w:tcW w:type="dxa" w:w="946"/>
             <w:tcMar>
               <w:top w:type="dxa" w:w="60"/>
               <w:left w:type="dxa" w:w="100"/>
@@ -14311,7 +13330,7 @@
         </w:tc>
         <w:tc>
           <w:tcPr>
-            <w:tcW w:type="dxa" w:w="1276"/>
+            <w:tcW w:type="dxa" w:w="1471"/>
             <w:tcMar>
               <w:top w:type="dxa" w:w="60"/>
               <w:left w:type="dxa" w:w="100"/>
@@ -14339,7 +13358,7 @@
         </w:tc>
         <w:tc>
           <w:tcPr>
-            <w:tcW w:type="dxa" w:w="944"/>
+            <w:tcW w:type="dxa" w:w="1077"/>
             <w:tcMar>
               <w:top w:type="dxa" w:w="60"/>
               <w:left w:type="dxa" w:w="100"/>
@@ -14367,7 +13386,7 @@
         </w:tc>
         <w:tc>
           <w:tcPr>
-            <w:tcW w:type="dxa" w:w="1166"/>
+            <w:tcW w:type="dxa" w:w="1339"/>
             <w:tcMar>
               <w:top w:type="dxa" w:w="60"/>
               <w:left w:type="dxa" w:w="100"/>
@@ -14395,7 +13414,7 @@
         </w:tc>
         <w:tc>
           <w:tcPr>
-            <w:tcW w:type="dxa" w:w="1166"/>
+            <w:tcW w:type="dxa" w:w="1339"/>
             <w:tcMar>
               <w:top w:type="dxa" w:w="60"/>
               <w:left w:type="dxa" w:w="100"/>
@@ -14423,7 +13442,7 @@
         </w:tc>
         <w:tc>
           <w:tcPr>
-            <w:tcW w:type="dxa" w:w="944"/>
+            <w:tcW w:type="dxa" w:w="1077"/>
             <w:tcMar>
               <w:top w:type="dxa" w:w="60"/>
               <w:left w:type="dxa" w:w="100"/>
@@ -14451,35 +13470,7 @@
         </w:tc>
         <w:tc>
           <w:tcPr>
-            <w:tcW w:type="dxa" w:w="1055"/>
-            <w:tcMar>
-              <w:top w:type="dxa" w:w="60"/>
-              <w:left w:type="dxa" w:w="100"/>
-              <w:bottom w:type="dxa" w:w="60"/>
-              <w:right w:type="dxa" w:w="100"/>
-            </w:tcMar>
-          </w:tcPr>
-          <w:p>
-            <w:pPr>
-              <w:spacing w:after="20" w:before="20" w:line="240"/>
-            </w:pPr>
-            <w:r>
-              <w:rPr>
-                <w:rFonts w:ascii="Times New Roman" w:cs="Times New Roman" w:eastAsia="Times New Roman" w:hAnsi="Times New Roman"/>
-                <w:b w:val="false"/>
-                <w:bCs w:val="false"/>
-                <w:i w:val="false"/>
-                <w:iCs w:val="false"/>
-                <w:sz w:val="20"/>
-                <w:szCs w:val="20"/>
-              </w:rPr>
-              <w:t xml:space="preserve">0.439</w:t>
-            </w:r>
-          </w:p>
-        </w:tc>
-        <w:tc>
-          <w:tcPr>
-            <w:tcW w:type="dxa" w:w="944"/>
+            <w:tcW w:type="dxa" w:w="1077"/>
             <w:tcMar>
               <w:top w:type="dxa" w:w="60"/>
               <w:left w:type="dxa" w:w="100"/>
@@ -14509,7 +13500,7 @@
       <w:tr>
         <w:tc>
           <w:tcPr>
-            <w:tcW w:type="dxa" w:w="831"/>
+            <w:tcW w:type="dxa" w:w="946"/>
             <w:tcMar>
               <w:top w:type="dxa" w:w="60"/>
               <w:left w:type="dxa" w:w="100"/>
@@ -14565,7 +13556,7 @@
         </w:tc>
         <w:tc>
           <w:tcPr>
-            <w:tcW w:type="dxa" w:w="1276"/>
+            <w:tcW w:type="dxa" w:w="1471"/>
             <w:tcMar>
               <w:top w:type="dxa" w:w="60"/>
               <w:left w:type="dxa" w:w="100"/>
@@ -14593,7 +13584,7 @@
         </w:tc>
         <w:tc>
           <w:tcPr>
-            <w:tcW w:type="dxa" w:w="944"/>
+            <w:tcW w:type="dxa" w:w="1077"/>
             <w:tcMar>
               <w:top w:type="dxa" w:w="60"/>
               <w:left w:type="dxa" w:w="100"/>
@@ -14621,7 +13612,7 @@
         </w:tc>
         <w:tc>
           <w:tcPr>
-            <w:tcW w:type="dxa" w:w="1166"/>
+            <w:tcW w:type="dxa" w:w="1339"/>
             <w:tcMar>
               <w:top w:type="dxa" w:w="60"/>
               <w:left w:type="dxa" w:w="100"/>
@@ -14649,7 +13640,7 @@
         </w:tc>
         <w:tc>
           <w:tcPr>
-            <w:tcW w:type="dxa" w:w="1166"/>
+            <w:tcW w:type="dxa" w:w="1339"/>
             <w:tcMar>
               <w:top w:type="dxa" w:w="60"/>
               <w:left w:type="dxa" w:w="100"/>
@@ -14677,7 +13668,7 @@
         </w:tc>
         <w:tc>
           <w:tcPr>
-            <w:tcW w:type="dxa" w:w="944"/>
+            <w:tcW w:type="dxa" w:w="1077"/>
             <w:tcMar>
               <w:top w:type="dxa" w:w="60"/>
               <w:left w:type="dxa" w:w="100"/>
@@ -14705,35 +13696,7 @@
         </w:tc>
         <w:tc>
           <w:tcPr>
-            <w:tcW w:type="dxa" w:w="1055"/>
-            <w:tcMar>
-              <w:top w:type="dxa" w:w="60"/>
-              <w:left w:type="dxa" w:w="100"/>
-              <w:bottom w:type="dxa" w:w="60"/>
-              <w:right w:type="dxa" w:w="100"/>
-            </w:tcMar>
-          </w:tcPr>
-          <w:p>
-            <w:pPr>
-              <w:spacing w:after="20" w:before="20" w:line="240"/>
-            </w:pPr>
-            <w:r>
-              <w:rPr>
-                <w:rFonts w:ascii="Times New Roman" w:cs="Times New Roman" w:eastAsia="Times New Roman" w:hAnsi="Times New Roman"/>
-                <w:b w:val="false"/>
-                <w:bCs w:val="false"/>
-                <w:i w:val="false"/>
-                <w:iCs w:val="false"/>
-                <w:sz w:val="20"/>
-                <w:szCs w:val="20"/>
-              </w:rPr>
-              <w:t xml:space="preserve">0.564</w:t>
-            </w:r>
-          </w:p>
-        </w:tc>
-        <w:tc>
-          <w:tcPr>
-            <w:tcW w:type="dxa" w:w="944"/>
+            <w:tcW w:type="dxa" w:w="1077"/>
             <w:tcMar>
               <w:top w:type="dxa" w:w="60"/>
               <w:left w:type="dxa" w:w="100"/>
@@ -14763,7 +13726,7 @@
       <w:tr>
         <w:tc>
           <w:tcPr>
-            <w:tcW w:type="dxa" w:w="831"/>
+            <w:tcW w:type="dxa" w:w="946"/>
             <w:tcMar>
               <w:top w:type="dxa" w:w="60"/>
               <w:left w:type="dxa" w:w="100"/>
@@ -14819,7 +13782,7 @@
         </w:tc>
         <w:tc>
           <w:tcPr>
-            <w:tcW w:type="dxa" w:w="1276"/>
+            <w:tcW w:type="dxa" w:w="1471"/>
             <w:tcMar>
               <w:top w:type="dxa" w:w="60"/>
               <w:left w:type="dxa" w:w="100"/>
@@ -14847,7 +13810,7 @@
         </w:tc>
         <w:tc>
           <w:tcPr>
-            <w:tcW w:type="dxa" w:w="944"/>
+            <w:tcW w:type="dxa" w:w="1077"/>
             <w:tcMar>
               <w:top w:type="dxa" w:w="60"/>
               <w:left w:type="dxa" w:w="100"/>
@@ -14875,7 +13838,7 @@
         </w:tc>
         <w:tc>
           <w:tcPr>
-            <w:tcW w:type="dxa" w:w="1166"/>
+            <w:tcW w:type="dxa" w:w="1339"/>
             <w:tcMar>
               <w:top w:type="dxa" w:w="60"/>
               <w:left w:type="dxa" w:w="100"/>
@@ -14903,7 +13866,7 @@
         </w:tc>
         <w:tc>
           <w:tcPr>
-            <w:tcW w:type="dxa" w:w="1166"/>
+            <w:tcW w:type="dxa" w:w="1339"/>
             <w:tcMar>
               <w:top w:type="dxa" w:w="60"/>
               <w:left w:type="dxa" w:w="100"/>
@@ -14931,7 +13894,7 @@
         </w:tc>
         <w:tc>
           <w:tcPr>
-            <w:tcW w:type="dxa" w:w="944"/>
+            <w:tcW w:type="dxa" w:w="1077"/>
             <w:tcMar>
               <w:top w:type="dxa" w:w="60"/>
               <w:left w:type="dxa" w:w="100"/>
@@ -14959,35 +13922,7 @@
         </w:tc>
         <w:tc>
           <w:tcPr>
-            <w:tcW w:type="dxa" w:w="1055"/>
-            <w:tcMar>
-              <w:top w:type="dxa" w:w="60"/>
-              <w:left w:type="dxa" w:w="100"/>
-              <w:bottom w:type="dxa" w:w="60"/>
-              <w:right w:type="dxa" w:w="100"/>
-            </w:tcMar>
-          </w:tcPr>
-          <w:p>
-            <w:pPr>
-              <w:spacing w:after="20" w:before="20" w:line="240"/>
-            </w:pPr>
-            <w:r>
-              <w:rPr>
-                <w:rFonts w:ascii="Times New Roman" w:cs="Times New Roman" w:eastAsia="Times New Roman" w:hAnsi="Times New Roman"/>
-                <w:b w:val="false"/>
-                <w:bCs w:val="false"/>
-                <w:i w:val="false"/>
-                <w:iCs w:val="false"/>
-                <w:sz w:val="20"/>
-                <w:szCs w:val="20"/>
-              </w:rPr>
-              <w:t xml:space="preserve">1.000</w:t>
-            </w:r>
-          </w:p>
-        </w:tc>
-        <w:tc>
-          <w:tcPr>
-            <w:tcW w:type="dxa" w:w="944"/>
+            <w:tcW w:type="dxa" w:w="1077"/>
             <w:tcMar>
               <w:top w:type="dxa" w:w="60"/>
               <w:left w:type="dxa" w:w="100"/>
@@ -15017,7 +13952,7 @@
       <w:tr>
         <w:tc>
           <w:tcPr>
-            <w:tcW w:type="dxa" w:w="831"/>
+            <w:tcW w:type="dxa" w:w="946"/>
             <w:tcMar>
               <w:top w:type="dxa" w:w="60"/>
               <w:left w:type="dxa" w:w="100"/>
@@ -15073,7 +14008,7 @@
         </w:tc>
         <w:tc>
           <w:tcPr>
-            <w:tcW w:type="dxa" w:w="1276"/>
+            <w:tcW w:type="dxa" w:w="1471"/>
             <w:tcMar>
               <w:top w:type="dxa" w:w="60"/>
               <w:left w:type="dxa" w:w="100"/>
@@ -15101,7 +14036,7 @@
         </w:tc>
         <w:tc>
           <w:tcPr>
-            <w:tcW w:type="dxa" w:w="944"/>
+            <w:tcW w:type="dxa" w:w="1077"/>
             <w:tcMar>
               <w:top w:type="dxa" w:w="60"/>
               <w:left w:type="dxa" w:w="100"/>
@@ -15129,7 +14064,7 @@
         </w:tc>
         <w:tc>
           <w:tcPr>
-            <w:tcW w:type="dxa" w:w="1166"/>
+            <w:tcW w:type="dxa" w:w="1339"/>
             <w:tcMar>
               <w:top w:type="dxa" w:w="60"/>
               <w:left w:type="dxa" w:w="100"/>
@@ -15157,7 +14092,7 @@
         </w:tc>
         <w:tc>
           <w:tcPr>
-            <w:tcW w:type="dxa" w:w="1166"/>
+            <w:tcW w:type="dxa" w:w="1339"/>
             <w:tcMar>
               <w:top w:type="dxa" w:w="60"/>
               <w:left w:type="dxa" w:w="100"/>
@@ -15185,7 +14120,7 @@
         </w:tc>
         <w:tc>
           <w:tcPr>
-            <w:tcW w:type="dxa" w:w="944"/>
+            <w:tcW w:type="dxa" w:w="1077"/>
             <w:tcMar>
               <w:top w:type="dxa" w:w="60"/>
               <w:left w:type="dxa" w:w="100"/>
@@ -15213,35 +14148,7 @@
         </w:tc>
         <w:tc>
           <w:tcPr>
-            <w:tcW w:type="dxa" w:w="1055"/>
-            <w:tcMar>
-              <w:top w:type="dxa" w:w="60"/>
-              <w:left w:type="dxa" w:w="100"/>
-              <w:bottom w:type="dxa" w:w="60"/>
-              <w:right w:type="dxa" w:w="100"/>
-            </w:tcMar>
-          </w:tcPr>
-          <w:p>
-            <w:pPr>
-              <w:spacing w:after="20" w:before="20" w:line="240"/>
-            </w:pPr>
-            <w:r>
-              <w:rPr>
-                <w:rFonts w:ascii="Times New Roman" w:cs="Times New Roman" w:eastAsia="Times New Roman" w:hAnsi="Times New Roman"/>
-                <w:b w:val="false"/>
-                <w:bCs w:val="false"/>
-                <w:i w:val="false"/>
-                <w:iCs w:val="false"/>
-                <w:sz w:val="20"/>
-                <w:szCs w:val="20"/>
-              </w:rPr>
-              <w:t xml:space="preserve">1.000</w:t>
-            </w:r>
-          </w:p>
-        </w:tc>
-        <w:tc>
-          <w:tcPr>
-            <w:tcW w:type="dxa" w:w="944"/>
+            <w:tcW w:type="dxa" w:w="1077"/>
             <w:tcMar>
               <w:top w:type="dxa" w:w="60"/>
               <w:left w:type="dxa" w:w="100"/>
@@ -15271,7 +14178,7 @@
       <w:tr>
         <w:tc>
           <w:tcPr>
-            <w:tcW w:type="dxa" w:w="831"/>
+            <w:tcW w:type="dxa" w:w="946"/>
             <w:tcMar>
               <w:top w:type="dxa" w:w="60"/>
               <w:left w:type="dxa" w:w="100"/>
@@ -15327,7 +14234,7 @@
         </w:tc>
         <w:tc>
           <w:tcPr>
-            <w:tcW w:type="dxa" w:w="1276"/>
+            <w:tcW w:type="dxa" w:w="1471"/>
             <w:tcMar>
               <w:top w:type="dxa" w:w="60"/>
               <w:left w:type="dxa" w:w="100"/>
@@ -15355,7 +14262,7 @@
         </w:tc>
         <w:tc>
           <w:tcPr>
-            <w:tcW w:type="dxa" w:w="944"/>
+            <w:tcW w:type="dxa" w:w="1077"/>
             <w:tcMar>
               <w:top w:type="dxa" w:w="60"/>
               <w:left w:type="dxa" w:w="100"/>
@@ -15383,7 +14290,7 @@
         </w:tc>
         <w:tc>
           <w:tcPr>
-            <w:tcW w:type="dxa" w:w="1166"/>
+            <w:tcW w:type="dxa" w:w="1339"/>
             <w:tcMar>
               <w:top w:type="dxa" w:w="60"/>
               <w:left w:type="dxa" w:w="100"/>
@@ -15411,7 +14318,7 @@
         </w:tc>
         <w:tc>
           <w:tcPr>
-            <w:tcW w:type="dxa" w:w="1166"/>
+            <w:tcW w:type="dxa" w:w="1339"/>
             <w:tcMar>
               <w:top w:type="dxa" w:w="60"/>
               <w:left w:type="dxa" w:w="100"/>
@@ -15439,7 +14346,7 @@
         </w:tc>
         <w:tc>
           <w:tcPr>
-            <w:tcW w:type="dxa" w:w="944"/>
+            <w:tcW w:type="dxa" w:w="1077"/>
             <w:tcMar>
               <w:top w:type="dxa" w:w="60"/>
               <w:left w:type="dxa" w:w="100"/>
@@ -15467,35 +14374,7 @@
         </w:tc>
         <w:tc>
           <w:tcPr>
-            <w:tcW w:type="dxa" w:w="1055"/>
-            <w:tcMar>
-              <w:top w:type="dxa" w:w="60"/>
-              <w:left w:type="dxa" w:w="100"/>
-              <w:bottom w:type="dxa" w:w="60"/>
-              <w:right w:type="dxa" w:w="100"/>
-            </w:tcMar>
-          </w:tcPr>
-          <w:p>
-            <w:pPr>
-              <w:spacing w:after="20" w:before="20" w:line="240"/>
-            </w:pPr>
-            <w:r>
-              <w:rPr>
-                <w:rFonts w:ascii="Times New Roman" w:cs="Times New Roman" w:eastAsia="Times New Roman" w:hAnsi="Times New Roman"/>
-                <w:b w:val="false"/>
-                <w:bCs w:val="false"/>
-                <w:i w:val="false"/>
-                <w:iCs w:val="false"/>
-                <w:sz w:val="20"/>
-                <w:szCs w:val="20"/>
-              </w:rPr>
-              <w:t xml:space="preserve">1.000</w:t>
-            </w:r>
-          </w:p>
-        </w:tc>
-        <w:tc>
-          <w:tcPr>
-            <w:tcW w:type="dxa" w:w="944"/>
+            <w:tcW w:type="dxa" w:w="1077"/>
             <w:tcMar>
               <w:top w:type="dxa" w:w="60"/>
               <w:left w:type="dxa" w:w="100"/>
@@ -15525,7 +14404,7 @@
       <w:tr>
         <w:tc>
           <w:tcPr>
-            <w:tcW w:type="dxa" w:w="831"/>
+            <w:tcW w:type="dxa" w:w="946"/>
             <w:tcMar>
               <w:top w:type="dxa" w:w="60"/>
               <w:left w:type="dxa" w:w="100"/>
@@ -15581,7 +14460,7 @@
         </w:tc>
         <w:tc>
           <w:tcPr>
-            <w:tcW w:type="dxa" w:w="1276"/>
+            <w:tcW w:type="dxa" w:w="1471"/>
             <w:tcMar>
               <w:top w:type="dxa" w:w="60"/>
               <w:left w:type="dxa" w:w="100"/>
@@ -15609,7 +14488,7 @@
         </w:tc>
         <w:tc>
           <w:tcPr>
-            <w:tcW w:type="dxa" w:w="944"/>
+            <w:tcW w:type="dxa" w:w="1077"/>
             <w:tcMar>
               <w:top w:type="dxa" w:w="60"/>
               <w:left w:type="dxa" w:w="100"/>
@@ -15637,7 +14516,7 @@
         </w:tc>
         <w:tc>
           <w:tcPr>
-            <w:tcW w:type="dxa" w:w="1166"/>
+            <w:tcW w:type="dxa" w:w="1339"/>
             <w:tcMar>
               <w:top w:type="dxa" w:w="60"/>
               <w:left w:type="dxa" w:w="100"/>
@@ -15665,7 +14544,7 @@
         </w:tc>
         <w:tc>
           <w:tcPr>
-            <w:tcW w:type="dxa" w:w="1166"/>
+            <w:tcW w:type="dxa" w:w="1339"/>
             <w:tcMar>
               <w:top w:type="dxa" w:w="60"/>
               <w:left w:type="dxa" w:w="100"/>
@@ -15693,7 +14572,7 @@
         </w:tc>
         <w:tc>
           <w:tcPr>
-            <w:tcW w:type="dxa" w:w="944"/>
+            <w:tcW w:type="dxa" w:w="1077"/>
             <w:tcMar>
               <w:top w:type="dxa" w:w="60"/>
               <w:left w:type="dxa" w:w="100"/>
@@ -15721,35 +14600,7 @@
         </w:tc>
         <w:tc>
           <w:tcPr>
-            <w:tcW w:type="dxa" w:w="1055"/>
-            <w:tcMar>
-              <w:top w:type="dxa" w:w="60"/>
-              <w:left w:type="dxa" w:w="100"/>
-              <w:bottom w:type="dxa" w:w="60"/>
-              <w:right w:type="dxa" w:w="100"/>
-            </w:tcMar>
-          </w:tcPr>
-          <w:p>
-            <w:pPr>
-              <w:spacing w:after="20" w:before="20" w:line="240"/>
-            </w:pPr>
-            <w:r>
-              <w:rPr>
-                <w:rFonts w:ascii="Times New Roman" w:cs="Times New Roman" w:eastAsia="Times New Roman" w:hAnsi="Times New Roman"/>
-                <w:b w:val="false"/>
-                <w:bCs w:val="false"/>
-                <w:i w:val="false"/>
-                <w:iCs w:val="false"/>
-                <w:sz w:val="20"/>
-                <w:szCs w:val="20"/>
-              </w:rPr>
-              <w:t xml:space="preserve">1.000</w:t>
-            </w:r>
-          </w:p>
-        </w:tc>
-        <w:tc>
-          <w:tcPr>
-            <w:tcW w:type="dxa" w:w="944"/>
+            <w:tcW w:type="dxa" w:w="1077"/>
             <w:tcMar>
               <w:top w:type="dxa" w:w="60"/>
               <w:left w:type="dxa" w:w="100"/>
@@ -15779,7 +14630,7 @@
       <w:tr>
         <w:tc>
           <w:tcPr>
-            <w:tcW w:type="dxa" w:w="831"/>
+            <w:tcW w:type="dxa" w:w="946"/>
             <w:tcMar>
               <w:top w:type="dxa" w:w="60"/>
               <w:left w:type="dxa" w:w="100"/>
@@ -15835,7 +14686,7 @@
         </w:tc>
         <w:tc>
           <w:tcPr>
-            <w:tcW w:type="dxa" w:w="1276"/>
+            <w:tcW w:type="dxa" w:w="1471"/>
             <w:tcMar>
               <w:top w:type="dxa" w:w="60"/>
               <w:left w:type="dxa" w:w="100"/>
@@ -15863,7 +14714,7 @@
         </w:tc>
         <w:tc>
           <w:tcPr>
-            <w:tcW w:type="dxa" w:w="944"/>
+            <w:tcW w:type="dxa" w:w="1077"/>
             <w:tcMar>
               <w:top w:type="dxa" w:w="60"/>
               <w:left w:type="dxa" w:w="100"/>
@@ -15891,7 +14742,7 @@
         </w:tc>
         <w:tc>
           <w:tcPr>
-            <w:tcW w:type="dxa" w:w="1166"/>
+            <w:tcW w:type="dxa" w:w="1339"/>
             <w:tcMar>
               <w:top w:type="dxa" w:w="60"/>
               <w:left w:type="dxa" w:w="100"/>
@@ -15919,7 +14770,7 @@
         </w:tc>
         <w:tc>
           <w:tcPr>
-            <w:tcW w:type="dxa" w:w="1166"/>
+            <w:tcW w:type="dxa" w:w="1339"/>
             <w:tcMar>
               <w:top w:type="dxa" w:w="60"/>
               <w:left w:type="dxa" w:w="100"/>
@@ -15947,7 +14798,7 @@
         </w:tc>
         <w:tc>
           <w:tcPr>
-            <w:tcW w:type="dxa" w:w="944"/>
+            <w:tcW w:type="dxa" w:w="1077"/>
             <w:tcMar>
               <w:top w:type="dxa" w:w="60"/>
               <w:left w:type="dxa" w:w="100"/>
@@ -15975,35 +14826,7 @@
         </w:tc>
         <w:tc>
           <w:tcPr>
-            <w:tcW w:type="dxa" w:w="1055"/>
-            <w:tcMar>
-              <w:top w:type="dxa" w:w="60"/>
-              <w:left w:type="dxa" w:w="100"/>
-              <w:bottom w:type="dxa" w:w="60"/>
-              <w:right w:type="dxa" w:w="100"/>
-            </w:tcMar>
-          </w:tcPr>
-          <w:p>
-            <w:pPr>
-              <w:spacing w:after="20" w:before="20" w:line="240"/>
-            </w:pPr>
-            <w:r>
-              <w:rPr>
-                <w:rFonts w:ascii="Times New Roman" w:cs="Times New Roman" w:eastAsia="Times New Roman" w:hAnsi="Times New Roman"/>
-                <w:b w:val="false"/>
-                <w:bCs w:val="false"/>
-                <w:i w:val="false"/>
-                <w:iCs w:val="false"/>
-                <w:sz w:val="20"/>
-                <w:szCs w:val="20"/>
-              </w:rPr>
-              <w:t xml:space="preserve">1.000</w:t>
-            </w:r>
-          </w:p>
-        </w:tc>
-        <w:tc>
-          <w:tcPr>
-            <w:tcW w:type="dxa" w:w="944"/>
+            <w:tcW w:type="dxa" w:w="1077"/>
             <w:tcMar>
               <w:top w:type="dxa" w:w="60"/>
               <w:left w:type="dxa" w:w="100"/>
@@ -16058,157 +14881,7 @@
           <w:sz w:val="24"/>
           <w:szCs w:val="24"/>
         </w:rPr>
-        <w:t xml:space="preserve">Four properties of this matrix matter for the analysis. First, </w:t>
-      </w:r>
-      <w:r>
-        <w:rPr>
-          <w:rFonts w:ascii="Times New Roman" w:cs="Times New Roman" w:eastAsia="Times New Roman" w:hAnsi="Times New Roman"/>
-          <w:b w:val="false"/>
-          <w:bCs w:val="false"/>
-          <w:i/>
-          <w:iCs/>
-          <w:sz w:val="24"/>
-          <w:szCs w:val="24"/>
-        </w:rPr>
-        <w:t xml:space="preserve">the contrast ordering is inverted between the polarities, and this is arithmetic rather than design</w:t>
-      </w:r>
-      <w:r>
-        <w:rPr>
-          <w:rFonts w:ascii="Times New Roman" w:cs="Times New Roman" w:eastAsia="Times New Roman" w:hAnsi="Times New Roman"/>
-          <w:b w:val="false"/>
-          <w:bCs w:val="false"/>
-          <w:i w:val="false"/>
-          <w:iCs w:val="false"/>
-          <w:sz w:val="24"/>
-          <w:szCs w:val="24"/>
-        </w:rPr>
-        <w:t xml:space="preserve">: contrast on a white field falls as the text lightens while contrast on a black field rises, and both depend on the same quantity, so for any colour set the ranking on white is the exact reverse of the ranking on black. Blue and red are accordingly the higher-contrast colours on white and the lower-contrast ones on black, with yellow and green the reverse. The design does not claim credit for a reversal it did not create; what the colour choice determines is how balanced the polarities are and whether any condition is too faint to read.</w:t>
-      </w:r>
-    </w:p>
-    <w:p>
-      <w:pPr>
-        <w:spacing w:after="140" w:line="340"/>
-        <w:jc w:val="both"/>
-      </w:pPr>
-      <w:r>
-        <w:rPr>
-          <w:rFonts w:ascii="Times New Roman" w:cs="Times New Roman" w:eastAsia="Times New Roman" w:hAnsi="Times New Roman"/>
-          <w:b w:val="false"/>
-          <w:bCs w:val="false"/>
-          <w:i w:val="false"/>
-          <w:iCs w:val="false"/>
-          <w:sz w:val="24"/>
-          <w:szCs w:val="24"/>
-        </w:rPr>
-        <w:t xml:space="preserve">Second, </w:t>
-      </w:r>
-      <w:r>
-        <w:rPr>
-          <w:rFonts w:ascii="Times New Roman" w:cs="Times New Roman" w:eastAsia="Times New Roman" w:hAnsi="Times New Roman"/>
-          <w:b w:val="false"/>
-          <w:bCs w:val="false"/>
-          <w:i/>
-          <w:iCs/>
-          <w:sz w:val="24"/>
-          <w:szCs w:val="24"/>
-        </w:rPr>
-        <w:t xml:space="preserve">the achromatic pair is contrast-matched and gives the cleanest test of polarity</w:t>
-      </w:r>
-      <w:r>
-        <w:rPr>
-          <w:rFonts w:ascii="Times New Roman" w:cs="Times New Roman" w:eastAsia="Times New Roman" w:hAnsi="Times New Roman"/>
-          <w:b w:val="false"/>
-          <w:bCs w:val="false"/>
-          <w:i w:val="false"/>
-          <w:iCs w:val="false"/>
-          <w:sz w:val="24"/>
-          <w:szCs w:val="24"/>
-        </w:rPr>
-        <w:t xml:space="preserve">: black-on-white and white-on-black both yield 21.00:1, so that pair changes polarity while holding luminance contrast constant — an experimental rather than statistical control, and the one comparison in which a polarity effect cannot be attributed to contrast.</w:t>
-      </w:r>
-    </w:p>
-    <w:p>
-      <w:pPr>
-        <w:spacing w:after="140" w:line="340"/>
-        <w:jc w:val="both"/>
-      </w:pPr>
-      <w:r>
-        <w:rPr>
-          <w:rFonts w:ascii="Times New Roman" w:cs="Times New Roman" w:eastAsia="Times New Roman" w:hAnsi="Times New Roman"/>
-          <w:b w:val="false"/>
-          <w:bCs w:val="false"/>
-          <w:i w:val="false"/>
-          <w:iCs w:val="false"/>
-          <w:sz w:val="24"/>
-          <w:szCs w:val="24"/>
-        </w:rPr>
-        <w:t xml:space="preserve">Third, </w:t>
-      </w:r>
-      <w:r>
-        <w:rPr>
-          <w:rFonts w:ascii="Times New Roman" w:cs="Times New Roman" w:eastAsia="Times New Roman" w:hAnsi="Times New Roman"/>
-          <w:b w:val="false"/>
-          <w:bCs w:val="false"/>
-          <w:i/>
-          <w:iCs/>
-          <w:sz w:val="24"/>
-          <w:szCs w:val="24"/>
-        </w:rPr>
-        <w:t xml:space="preserve">conditions below the accessibility minimum are balanced two per polarity</w:t>
-      </w:r>
-      <w:r>
-        <w:rPr>
-          <w:rFonts w:ascii="Times New Roman" w:cs="Times New Roman" w:eastAsia="Times New Roman" w:hAnsi="Times New Roman"/>
-          <w:b w:val="false"/>
-          <w:bCs w:val="false"/>
-          <w:i w:val="false"/>
-          <w:iCs w:val="false"/>
-          <w:sz w:val="24"/>
-          <w:szCs w:val="24"/>
-        </w:rPr>
-        <w:t xml:space="preserve">, so polarity is not systematically confounded with accessibility compliance; across the set the correlation between polarity and log contrast is +0.11, close enough to orthogonal for both to enter one model without collinearity.</w:t>
-      </w:r>
-    </w:p>
-    <w:p>
-      <w:pPr>
-        <w:spacing w:after="140" w:line="340"/>
-        <w:jc w:val="both"/>
-      </w:pPr>
-      <w:r>
-        <w:rPr>
-          <w:rFonts w:ascii="Times New Roman" w:cs="Times New Roman" w:eastAsia="Times New Roman" w:hAnsi="Times New Roman"/>
-          <w:b w:val="false"/>
-          <w:bCs w:val="false"/>
-          <w:i w:val="false"/>
-          <w:iCs w:val="false"/>
-          <w:sz w:val="24"/>
-          <w:szCs w:val="24"/>
-        </w:rPr>
-        <w:t xml:space="preserve">Fourth, </w:t>
-      </w:r>
-      <w:r>
-        <w:rPr>
-          <w:rFonts w:ascii="Times New Roman" w:cs="Times New Roman" w:eastAsia="Times New Roman" w:hAnsi="Times New Roman"/>
-          <w:b w:val="false"/>
-          <w:bCs w:val="false"/>
-          <w:i/>
-          <w:iCs/>
-          <w:sz w:val="24"/>
-          <w:szCs w:val="24"/>
-        </w:rPr>
-        <w:t xml:space="preserve">Michelson contrast is uninformative under negative polarity</w:t>
-      </w:r>
-      <w:r>
-        <w:rPr>
-          <w:rFonts w:ascii="Times New Roman" w:cs="Times New Roman" w:eastAsia="Times New Roman" w:hAnsi="Times New Roman"/>
-          <w:b w:val="false"/>
-          <w:bCs w:val="false"/>
-          <w:i w:val="false"/>
-          <w:iCs w:val="false"/>
-          <w:sz w:val="24"/>
-          <w:szCs w:val="24"/>
-        </w:rPr>
-        <w:t xml:space="preserve">: with a pure black background the minimum luminance is zero, so the metric saturates at 1.000 for every colour. The accessibility contrast ratio, supported by measured photometry, therefore serves as the analytic contrast variable — itself a small finding, reinforcing the argument that a luminance-insensitive metric is inadequate for dark-mode interfaces (Advanced Perceptual Contrast Algorithm, n.d.; World Wide Web Consortium, 2023).</w:t>
+        <w:t xml:space="preserve">Two properties govern the analysis. The contrast ordering is exactly inverted between polarities — arithmetic, not design — so a contrast-mediated colour effect must cross over between them and a residual hue effect must not. The achromatic pair is contrast-matched at 21.00:1 in both, giving the one comparison in which a polarity effect cannot be attributed to contrast. Two conditions fall below the accessibility minimum in each polarity, so polarity is unconfounded with compliance.</w:t>
       </w:r>
     </w:p>
     <w:p>
@@ -16245,7 +14918,7 @@
           <w:sz w:val="24"/>
           <w:szCs w:val="24"/>
         </w:rPr>
-        <w:t xml:space="preserve">Illuminance is set to 300 lux (accepted range 250–350), verified at the participant's eye position and at the display plane with a calibrated lux meter, and logged at the start, middle and end of every session. A reading outside the accepted range is recorded as a protocol deviation together with the reason for proceeding.</w:t>
+        <w:t xml:space="preserve">Illuminance is set to 300 lux (accepted 250–350), verified at the eye position and the display plane with a calibrated meter and logged at the start, middle and end of every sitting; a reading outside the band is a recorded protocol deviation. Colour temperature and light-source type are held constant and daylight excluded.</w:t>
       </w:r>
     </w:p>
     <w:p>
@@ -16263,25 +14936,7 @@
           <w:sz w:val="24"/>
           <w:szCs w:val="24"/>
         </w:rPr>
-        <w:t xml:space="preserve">Three considerations fixed the level. First, it lies within the 300–500 lux band that guidance for work with self-luminous displays specifies, which is below the range specified for equivalent tasks on paper because a display supplies its own light and the ratio between screen and surround has to be kept in hand; the Indian interior-illumination code gives 300–500 lux for offices and classrooms (Bureau of Indian Standards, 2009). Second, and decisively for this instrument, it is high enough that room light rather than the display dominates the illuminance falling on the reader's face, which removes the confound between camera exposure and display polarity described in §2.4: the modelled ratio of face illuminance between the two polarities falls from about 2.3 at 10 lux to about 1.05 at 300 lux. Third, it is the lower bound of that guidance band rather than its centre, so the display is not washed out and the reading task remains representative of ordinary indoor use.</w:t>
-      </w:r>
-    </w:p>
-    <w:p>
-      <w:pPr>
-        <w:spacing w:after="140" w:line="340"/>
-        <w:jc w:val="both"/>
-      </w:pPr>
-      <w:r>
-        <w:rPr>
-          <w:rFonts w:ascii="Times New Roman" w:cs="Times New Roman" w:eastAsia="Times New Roman" w:hAnsi="Times New Roman"/>
-          <w:b w:val="false"/>
-          <w:bCs w:val="false"/>
-          <w:i w:val="false"/>
-          <w:iCs w:val="false"/>
-          <w:sz w:val="24"/>
-          <w:szCs w:val="24"/>
-        </w:rPr>
-        <w:t xml:space="preserve">Because display white luminance is also held constant, the display-to-ambient luminance ratio — the quantity the pupil-mediated account of the polarity effect implicates — is fixed for all participants, and any polarity effect observed is therefore an effect at that ratio rather than one averaged across a range of them. Correlated colour temperature and light-source type are held constant, and daylight is excluded, so that no photometric property of the room varies within or between sessions.</w:t>
+        <w:t xml:space="preserve">The level sits within the 300–500 lux band specified for work with self-luminous displays, at its lower bound so the display is not washed out. Critically, it is high enough that room light rather than the display dominates the illuminance on the reader's face: because the ocular measures are camera-derived, and the modelled ratio of face illuminance between polarities is about 2.3 at 10 lux against 1.05 at 300, a dimmer room would make camera exposure vary with the primary independent variable.</w:t>
       </w:r>
     </w:p>
     <w:p>
@@ -16300,7 +14955,7 @@
           <w:sz w:val="28"/>
           <w:szCs w:val="28"/>
         </w:rPr>
-        <w:t xml:space="preserve">3.5 Instrumentation</w:t>
+        <w:t xml:space="preserve">3.5 Instrumentation and measures</w:t>
       </w:r>
     </w:p>
     <w:p>
@@ -16318,7 +14973,7 @@
           <w:sz w:val="24"/>
           <w:szCs w:val="24"/>
         </w:rPr>
-        <w:t xml:space="preserve">A purpose-built, offline-capable tablet application administers the protocol, standardising stimulus presentation, timing and data capture. It presents the ten conditions with locked colour values and a neutral grey adaptation field between them, and runs the four tasks with frame-accurate onset timestamping and hardware-timestamped responses.</w:t>
+        <w:t xml:space="preserve">A purpose-built, offline-capable tablet application presents the ten conditions with locked colour values and a neutral grey adaptation field between them, timestamping task onsets to the frame. Ocular measures come from the front camera by facial-landmark tracking; no video leaves the device unless separately consented.</w:t>
       </w:r>
     </w:p>
     <w:p>
@@ -16329,14 +14984,26 @@
       <w:r>
         <w:rPr>
           <w:rFonts w:ascii="Times New Roman" w:cs="Times New Roman" w:eastAsia="Times New Roman" w:hAnsi="Times New Roman"/>
-          <w:b w:val="false"/>
-          <w:bCs w:val="false"/>
-          <w:i w:val="false"/>
-          <w:iCs w:val="false"/>
-          <w:sz w:val="24"/>
-          <w:szCs w:val="24"/>
-        </w:rPr>
-        <w:t xml:space="preserve">Ocular measurement uses camera-based facial-landmark tracking, computing the eye aspect ratio for each processed frame. Blink events are classified by depth of closure into complete and incomplete, yielding blink rate, incomplete-blink ratio, inter-blink interval and variability, PERCLOS and long-closure events, alongside head-pose and gaze-zone estimates. Per-participant calibration establishes an open-eye baseline, a nine-point gaze mapping and a frontal head-pose reference, so metrics are referenced to the individual rather than population defaults.</w:t>
+          <w:b/>
+          <w:bCs/>
+          <w:i w:val="false"/>
+          <w:iCs w:val="false"/>
+          <w:sz w:val="24"/>
+          <w:szCs w:val="24"/>
+        </w:rPr>
+        <w:t xml:space="preserve">Precision.</w:t>
+      </w:r>
+      <w:r>
+        <w:rPr>
+          <w:rFonts w:ascii="Times New Roman" w:cs="Times New Roman" w:eastAsia="Times New Roman" w:hAnsi="Times New Roman"/>
+          <w:b w:val="false"/>
+          <w:bCs w:val="false"/>
+          <w:i w:val="false"/>
+          <w:iCs w:val="false"/>
+          <w:sz w:val="24"/>
+          <w:szCs w:val="24"/>
+        </w:rPr>
+        <w:t xml:space="preserve"> The incomplete-blink ratio is a binomial proportion, so precision follows the blinks captured. Passages of four pages and 570 to 600 words give an exposure of 178 seconds, about 39 blinks, and a condition-level standard error near 0.06; the count is exported with every ratio, and runs below 20 blinks are flagged.</w:t>
       </w:r>
     </w:p>
     <w:p>
@@ -16354,97 +15021,19 @@
           <w:sz w:val="24"/>
           <w:szCs w:val="24"/>
         </w:rPr>
-        <w:t xml:space="preserve">Operational definition of an incomplete blink.</w:t>
-      </w:r>
-      <w:r>
-        <w:rPr>
-          <w:rFonts w:ascii="Times New Roman" w:cs="Times New Roman" w:eastAsia="Times New Roman" w:hAnsi="Times New Roman"/>
-          <w:b w:val="false"/>
-          <w:bCs w:val="false"/>
-          <w:i w:val="false"/>
-          <w:iCs w:val="false"/>
-          <w:sz w:val="24"/>
-          <w:szCs w:val="24"/>
-        </w:rPr>
-        <w:t xml:space="preserve"> An open-eye baseline eye-aspect-ratio (EAR) is established for each participant during calibration. A blink is registered when EAR falls below 0.75 of that baseline. A blink is classified as complete when minimum EAR reaches or falls below 0.60 of baseline, and as incomplete when minimum EAR remains between 0.60 and 0.75 of baseline, that is, the lid descends but does not achieve full apposition. The incomplete-blink ratio is the number of incomplete blinks divided by all detected blinks within the condition. These thresholds are provisional and will be finalised against manually annotated video in the validation subsample before the main analysis is run.</w:t>
-      </w:r>
-    </w:p>
-    <w:p>
-      <w:pPr>
-        <w:spacing w:after="140" w:line="340"/>
-        <w:jc w:val="both"/>
-      </w:pPr>
-      <w:r>
-        <w:rPr>
-          <w:rFonts w:ascii="Times New Roman" w:cs="Times New Roman" w:eastAsia="Times New Roman" w:hAnsi="Times New Roman"/>
-          <w:b/>
-          <w:bCs/>
-          <w:i w:val="false"/>
-          <w:iCs w:val="false"/>
-          <w:sz w:val="24"/>
-          <w:szCs w:val="24"/>
-        </w:rPr>
-        <w:t xml:space="preserve">Validation of automated blink classification.</w:t>
-      </w:r>
-      <w:r>
-        <w:rPr>
-          <w:rFonts w:ascii="Times New Roman" w:cs="Times New Roman" w:eastAsia="Times New Roman" w:hAnsi="Times New Roman"/>
-          <w:b w:val="false"/>
-          <w:bCs w:val="false"/>
-          <w:i w:val="false"/>
-          <w:iCs w:val="false"/>
-          <w:sz w:val="24"/>
-          <w:szCs w:val="24"/>
-        </w:rPr>
-        <w:t xml:space="preserve"> A pre-specified validation subsample of 20 participants will contribute synchronised video for manual annotation: two 3-minute reading segments each, one per polarity, giving approximately 120 minutes of video and, at typical reading blink rates, of the order of 1,200 to 1,500 blink events. Sampling one segment per polarity rather than one per illumination level preserves the total annotated volume, and validates the classifier across the factor that most changes what the camera sees. Two annotators, trained on a separate pilot set and masked both to condition and to algorithm output, will independently code every blink frame by frame as complete or incomplete, with disagreements adjudicated by a third assessor. Inter-rater reliability will be reported as Cohen's kappa for the complete/incomplete classification and as an intraclass correlation for event counts. Agreement between the automated classifier and the adjudicated manual standard will be reported as sensitivity and specificity for event detection and as Bland–Altman bias with 95 per cent limits of agreement for the incomplete-blink ratio. Pre-specified acceptability criteria are kappa of at least 0.60 for inter-rater agreement and an algorithm-to-manual bias within ±5 percentage points; if these are not met, the primary ocular outcome will be reported from the manually adjudicated subsample and the automated measure treated as exploratory.</w:t>
-      </w:r>
-    </w:p>
-    <w:p>
-      <w:pPr>
-        <w:spacing w:after="140" w:line="340"/>
-        <w:jc w:val="both"/>
-      </w:pPr>
-      <w:r>
-        <w:rPr>
-          <w:rFonts w:ascii="Times New Roman" w:cs="Times New Roman" w:eastAsia="Times New Roman" w:hAnsi="Times New Roman"/>
-          <w:b/>
-          <w:bCs/>
-          <w:i w:val="false"/>
-          <w:iCs w:val="false"/>
-          <w:sz w:val="24"/>
-          <w:szCs w:val="24"/>
-        </w:rPr>
-        <w:t xml:space="preserve">Precision of the primary outcome.</w:t>
-      </w:r>
-      <w:r>
-        <w:rPr>
-          <w:rFonts w:ascii="Times New Roman" w:cs="Times New Roman" w:eastAsia="Times New Roman" w:hAnsi="Times New Roman"/>
-          <w:b w:val="false"/>
-          <w:bCs w:val="false"/>
-          <w:i w:val="false"/>
-          <w:iCs w:val="false"/>
-          <w:sz w:val="24"/>
-          <w:szCs w:val="24"/>
-        </w:rPr>
-        <w:t xml:space="preserve"> The incomplete-blink ratio is a binomial proportion, so its precision within a condition depends entirely on how many blinks that condition captures. At a reading blink rate of about 13 per minute a 70-second exposure yields some 16 blinks, giving a standard error near 0.09 for a ratio around 0.16. A three-minute exposure — the segment length the annotation sub-study already assumes — yields about 39 blinks and roughly halves that error, at a cost of some 20 minutes per sitting that the budget in §3.6 accommodates. The passages have accordingly been set at four pages and 570 to 600 words (mean 586 across the ten-passage corpus), which delivers a measured exposure of 178 seconds per condition. The blinks contributing to each condition are recorded alongside the ratio, and any run yielding fewer than 20 is flagged for down-weighting or exclusion in a sensitivity analysis rather than treated as a precise estimate.</w:t>
-      </w:r>
-    </w:p>
-    <w:p>
-      <w:pPr>
-        <w:spacing w:after="140" w:line="340"/>
-        <w:jc w:val="both"/>
-      </w:pPr>
-      <w:r>
-        <w:rPr>
-          <w:rFonts w:ascii="Times New Roman" w:cs="Times New Roman" w:eastAsia="Times New Roman" w:hAnsi="Times New Roman"/>
-          <w:b w:val="false"/>
-          <w:bCs w:val="false"/>
-          <w:i w:val="false"/>
-          <w:iCs w:val="false"/>
-          <w:sz w:val="24"/>
-          <w:szCs w:val="24"/>
-        </w:rPr>
-        <w:t xml:space="preserve">Quality-control indices are recorded as data rather than discarded: achieved sampling rate, face-presence ratio, frame luminance, head stability, blinks captured per condition and flags for disengagement. Duration-dependent blink metrics are gated automatically on the achieved sampling rate, and every measure is written to storage immediately, so an interruption loses at most the condition in progress. All camera processing occurs on the device, and no imagery is retained except where separately consented (§3.10). Exported data carry a per-file checksum manifest and an automated referential-integrity report, which verifies that each condition's measurements belong to that condition and that no record is orphaned or duplicated before analysis begins; quantities that were not measured are recorded as missing rather than as zero, so an absent reading cannot be mistaken for an observed one.</w:t>
+        <w:t xml:space="preserve">Validation.</w:t>
+      </w:r>
+      <w:r>
+        <w:rPr>
+          <w:rFonts w:ascii="Times New Roman" w:cs="Times New Roman" w:eastAsia="Times New Roman" w:hAnsi="Times New Roman"/>
+          <w:b w:val="false"/>
+          <w:bCs w:val="false"/>
+          <w:i w:val="false"/>
+          <w:iCs w:val="false"/>
+          <w:sz w:val="24"/>
+          <w:szCs w:val="24"/>
+        </w:rPr>
+        <w:t xml:space="preserve"> A subsample of twenty participants contributes two 3-minute segments each for masked frame-by-frame annotation, against which the automated classifier is assessed by Cohen's kappa and Bland–Altman bias (criteria: kappa ≥ 0.60, bias within ±5 percentage points).</w:t>
       </w:r>
     </w:p>
     <w:p>
@@ -16481,7 +15070,7 @@
           <w:sz w:val="24"/>
           <w:szCs w:val="24"/>
         </w:rPr>
-        <w:t xml:space="preserve">Each of the ten conditions within a session follows the same sequence.</w:t>
+        <w:t xml:space="preserve">After consent, screening and profiling, the participant is seated 50 to 60 cm from the display, the room verified at 300 lux, and calibration and baseline questionnaires completed. The ten conditions then run in the assigned Williams order.</w:t>
       </w:r>
     </w:p>
     <w:p>
@@ -16499,7 +15088,387 @@
           <w:sz w:val="24"/>
           <w:szCs w:val="24"/>
         </w:rPr>
-        <w:t xml:space="preserve">Figure 3.3 — Per-condition task sequence.</w:t>
+        <w:t xml:space="preserve">Figure 3.4 — One condition-run.</w:t>
+      </w:r>
+    </w:p>
+    <w:tbl>
+      <w:tblPr>
+        <w:tblW w:type="dxa" w:w="7200"/>
+        <w:jc w:val="center"/>
+        <w:tblBorders>
+          <w:top w:val="single" w:color="5A6B7C" w:sz="6"/>
+          <w:left w:val="single" w:color="5A6B7C" w:sz="6"/>
+          <w:bottom w:val="single" w:color="5A6B7C" w:sz="6"/>
+          <w:right w:val="single" w:color="5A6B7C" w:sz="6"/>
+          <w:insideH w:val="none" w:color="FFFFFF" w:sz="0"/>
+          <w:insideV w:val="none" w:color="FFFFFF" w:sz="0"/>
+        </w:tblBorders>
+      </w:tblPr>
+      <w:tblGrid>
+        <w:gridCol w:w="7200"/>
+      </w:tblGrid>
+      <w:tr>
+        <w:tc>
+          <w:tcPr>
+            <w:tcW w:type="dxa" w:w="7200"/>
+            <w:shd w:fill="EEF3FA" w:color="auto" w:val="clear"/>
+            <w:tcMar>
+              <w:top w:type="dxa" w:w="80"/>
+              <w:left w:type="dxa" w:w="140"/>
+              <w:bottom w:type="dxa" w:w="80"/>
+              <w:right w:type="dxa" w:w="140"/>
+            </w:tcMar>
+          </w:tcPr>
+          <w:p>
+            <w:pPr>
+              <w:spacing w:after="0" w:before="0" w:line="240"/>
+              <w:jc w:val="center"/>
+            </w:pPr>
+            <w:r>
+              <w:rPr>
+                <w:rFonts w:ascii="Times New Roman" w:cs="Times New Roman" w:eastAsia="Times New Roman" w:hAnsi="Times New Roman"/>
+                <w:b w:val="false"/>
+                <w:bCs w:val="false"/>
+                <w:i w:val="false"/>
+                <w:iCs w:val="false"/>
+                <w:sz w:val="20"/>
+                <w:szCs w:val="20"/>
+              </w:rPr>
+              <w:t xml:space="preserve">Adaptation on neutral grey, 60 s (120 s when polarity switches)</w:t>
+            </w:r>
+          </w:p>
+        </w:tc>
+      </w:tr>
+    </w:tbl>
+    <w:p>
+      <w:pPr>
+        <w:spacing w:after="0" w:before="0"/>
+        <w:jc w:val="center"/>
+      </w:pPr>
+      <w:r>
+        <w:rPr>
+          <w:rFonts w:ascii="Times New Roman" w:cs="Times New Roman" w:eastAsia="Times New Roman" w:hAnsi="Times New Roman"/>
+          <w:color w:val="5A6B7C"/>
+          <w:sz w:val="26"/>
+          <w:szCs w:val="26"/>
+        </w:rPr>
+        <w:t xml:space="preserve">↓</w:t>
+      </w:r>
+    </w:p>
+    <w:tbl>
+      <w:tblPr>
+        <w:tblW w:type="dxa" w:w="7200"/>
+        <w:jc w:val="center"/>
+        <w:tblBorders>
+          <w:top w:val="single" w:color="5A6B7C" w:sz="6"/>
+          <w:left w:val="single" w:color="5A6B7C" w:sz="6"/>
+          <w:bottom w:val="single" w:color="5A6B7C" w:sz="6"/>
+          <w:right w:val="single" w:color="5A6B7C" w:sz="6"/>
+          <w:insideH w:val="none" w:color="FFFFFF" w:sz="0"/>
+          <w:insideV w:val="none" w:color="FFFFFF" w:sz="0"/>
+        </w:tblBorders>
+      </w:tblPr>
+      <w:tblGrid>
+        <w:gridCol w:w="7200"/>
+      </w:tblGrid>
+      <w:tr>
+        <w:tc>
+          <w:tcPr>
+            <w:tcW w:type="dxa" w:w="7200"/>
+            <w:shd w:fill="EEF3FA" w:color="auto" w:val="clear"/>
+            <w:tcMar>
+              <w:top w:type="dxa" w:w="80"/>
+              <w:left w:type="dxa" w:w="140"/>
+              <w:bottom w:type="dxa" w:w="80"/>
+              <w:right w:type="dxa" w:w="140"/>
+            </w:tcMar>
+          </w:tcPr>
+          <w:p>
+            <w:pPr>
+              <w:spacing w:after="0" w:before="0" w:line="240"/>
+              <w:jc w:val="center"/>
+            </w:pPr>
+            <w:r>
+              <w:rPr>
+                <w:rFonts w:ascii="Times New Roman" w:cs="Times New Roman" w:eastAsia="Times New Roman" w:hAnsi="Times New Roman"/>
+                <w:b w:val="false"/>
+                <w:bCs w:val="false"/>
+                <w:i w:val="false"/>
+                <w:iCs w:val="false"/>
+                <w:sz w:val="20"/>
+                <w:szCs w:val="20"/>
+              </w:rPr>
+              <w:t xml:space="preserve">Reading task — the exposure that produces the primary outcome</w:t>
+            </w:r>
+          </w:p>
+        </w:tc>
+      </w:tr>
+    </w:tbl>
+    <w:p>
+      <w:pPr>
+        <w:spacing w:after="0" w:before="0"/>
+        <w:jc w:val="center"/>
+      </w:pPr>
+      <w:r>
+        <w:rPr>
+          <w:rFonts w:ascii="Times New Roman" w:cs="Times New Roman" w:eastAsia="Times New Roman" w:hAnsi="Times New Roman"/>
+          <w:color w:val="5A6B7C"/>
+          <w:sz w:val="26"/>
+          <w:szCs w:val="26"/>
+        </w:rPr>
+        <w:t xml:space="preserve">↓</w:t>
+      </w:r>
+    </w:p>
+    <w:tbl>
+      <w:tblPr>
+        <w:tblW w:type="dxa" w:w="8625"/>
+        <w:jc w:val="center"/>
+        <w:tblBorders>
+          <w:top w:val="single" w:color="5A6B7C" w:sz="6"/>
+          <w:left w:val="single" w:color="5A6B7C" w:sz="6"/>
+          <w:bottom w:val="single" w:color="5A6B7C" w:sz="6"/>
+          <w:right w:val="single" w:color="5A6B7C" w:sz="6"/>
+          <w:insideH w:val="single" w:color="9FB3C8" w:sz="4"/>
+          <w:insideV w:val="single" w:color="9FB3C8" w:sz="4"/>
+        </w:tblBorders>
+      </w:tblPr>
+      <w:tblGrid>
+        <w:gridCol w:w="2875"/>
+        <w:gridCol w:w="2875"/>
+        <w:gridCol w:w="2875"/>
+      </w:tblGrid>
+      <w:tr>
+        <w:tc>
+          <w:tcPr>
+            <w:tcW w:type="dxa" w:w="2875"/>
+            <w:shd w:fill="EEF3FA" w:color="auto" w:val="clear"/>
+            <w:tcMar>
+              <w:top w:type="dxa" w:w="80"/>
+              <w:left w:type="dxa" w:w="120"/>
+              <w:bottom w:type="dxa" w:w="80"/>
+              <w:right w:type="dxa" w:w="120"/>
+            </w:tcMar>
+          </w:tcPr>
+          <w:p>
+            <w:pPr>
+              <w:spacing w:after="0" w:before="0" w:line="240"/>
+              <w:jc w:val="center"/>
+            </w:pPr>
+            <w:r>
+              <w:rPr>
+                <w:rFonts w:ascii="Times New Roman" w:cs="Times New Roman" w:eastAsia="Times New Roman" w:hAnsi="Times New Roman"/>
+                <w:b w:val="false"/>
+                <w:bCs w:val="false"/>
+                <w:i w:val="false"/>
+                <w:iCs w:val="false"/>
+                <w:sz w:val="20"/>
+                <w:szCs w:val="20"/>
+              </w:rPr>
+              <w:t xml:space="preserve">Comprehension, three questions</w:t>
+            </w:r>
+          </w:p>
+        </w:tc>
+        <w:tc>
+          <w:tcPr>
+            <w:tcW w:type="dxa" w:w="2875"/>
+            <w:shd w:fill="EEF3FA" w:color="auto" w:val="clear"/>
+            <w:tcMar>
+              <w:top w:type="dxa" w:w="80"/>
+              <w:left w:type="dxa" w:w="120"/>
+              <w:bottom w:type="dxa" w:w="80"/>
+              <w:right w:type="dxa" w:w="120"/>
+            </w:tcMar>
+          </w:tcPr>
+          <w:p>
+            <w:pPr>
+              <w:spacing w:after="0" w:before="0" w:line="240"/>
+              <w:jc w:val="center"/>
+            </w:pPr>
+            <w:r>
+              <w:rPr>
+                <w:rFonts w:ascii="Times New Roman" w:cs="Times New Roman" w:eastAsia="Times New Roman" w:hAnsi="Times New Roman"/>
+                <w:b w:val="false"/>
+                <w:bCs w:val="false"/>
+                <w:i w:val="false"/>
+                <w:iCs w:val="false"/>
+                <w:sz w:val="20"/>
+                <w:szCs w:val="20"/>
+              </w:rPr>
+              <w:t xml:space="preserve">Display-perception rating</w:t>
+            </w:r>
+          </w:p>
+        </w:tc>
+        <w:tc>
+          <w:tcPr>
+            <w:tcW w:type="dxa" w:w="2875"/>
+            <w:shd w:fill="EEF3FA" w:color="auto" w:val="clear"/>
+            <w:tcMar>
+              <w:top w:type="dxa" w:w="80"/>
+              <w:left w:type="dxa" w:w="120"/>
+              <w:bottom w:type="dxa" w:w="80"/>
+              <w:right w:type="dxa" w:w="120"/>
+            </w:tcMar>
+          </w:tcPr>
+          <w:p>
+            <w:pPr>
+              <w:spacing w:after="0" w:before="0" w:line="240"/>
+              <w:jc w:val="center"/>
+            </w:pPr>
+            <w:r>
+              <w:rPr>
+                <w:rFonts w:ascii="Times New Roman" w:cs="Times New Roman" w:eastAsia="Times New Roman" w:hAnsi="Times New Roman"/>
+                <w:b w:val="false"/>
+                <w:bCs w:val="false"/>
+                <w:i w:val="false"/>
+                <w:iCs w:val="false"/>
+                <w:sz w:val="20"/>
+                <w:szCs w:val="20"/>
+              </w:rPr>
+              <w:t xml:space="preserve">Visual-fatigue VAS</w:t>
+            </w:r>
+          </w:p>
+        </w:tc>
+      </w:tr>
+    </w:tbl>
+    <w:p>
+      <w:pPr>
+        <w:spacing w:after="0" w:before="0"/>
+        <w:jc w:val="center"/>
+      </w:pPr>
+      <w:r>
+        <w:rPr>
+          <w:rFonts w:ascii="Times New Roman" w:cs="Times New Roman" w:eastAsia="Times New Roman" w:hAnsi="Times New Roman"/>
+          <w:color w:val="5A6B7C"/>
+          <w:sz w:val="26"/>
+          <w:szCs w:val="26"/>
+        </w:rPr>
+        <w:t xml:space="preserve">↓</w:t>
+      </w:r>
+    </w:p>
+    <w:tbl>
+      <w:tblPr>
+        <w:tblW w:type="dxa" w:w="7200"/>
+        <w:jc w:val="center"/>
+        <w:tblBorders>
+          <w:top w:val="single" w:color="5A6B7C" w:sz="6"/>
+          <w:left w:val="single" w:color="5A6B7C" w:sz="6"/>
+          <w:bottom w:val="single" w:color="5A6B7C" w:sz="6"/>
+          <w:right w:val="single" w:color="5A6B7C" w:sz="6"/>
+          <w:insideH w:val="none" w:color="FFFFFF" w:sz="0"/>
+          <w:insideV w:val="none" w:color="FFFFFF" w:sz="0"/>
+        </w:tblBorders>
+      </w:tblPr>
+      <w:tblGrid>
+        <w:gridCol w:w="7200"/>
+      </w:tblGrid>
+      <w:tr>
+        <w:tc>
+          <w:tcPr>
+            <w:tcW w:type="dxa" w:w="7200"/>
+            <w:shd w:fill="EEF3FA" w:color="auto" w:val="clear"/>
+            <w:tcMar>
+              <w:top w:type="dxa" w:w="80"/>
+              <w:left w:type="dxa" w:w="140"/>
+              <w:bottom w:type="dxa" w:w="80"/>
+              <w:right w:type="dxa" w:w="140"/>
+            </w:tcMar>
+          </w:tcPr>
+          <w:p>
+            <w:pPr>
+              <w:spacing w:after="0" w:before="0" w:line="240"/>
+              <w:jc w:val="center"/>
+            </w:pPr>
+            <w:r>
+              <w:rPr>
+                <w:rFonts w:ascii="Times New Roman" w:cs="Times New Roman" w:eastAsia="Times New Roman" w:hAnsi="Times New Roman"/>
+                <w:b w:val="false"/>
+                <w:bCs w:val="false"/>
+                <w:i w:val="false"/>
+                <w:iCs w:val="false"/>
+                <w:sz w:val="20"/>
+                <w:szCs w:val="20"/>
+              </w:rPr>
+              <w:t xml:space="preserve">Visual search — tap every occurrence of a target word</w:t>
+            </w:r>
+          </w:p>
+        </w:tc>
+      </w:tr>
+    </w:tbl>
+    <w:p>
+      <w:pPr>
+        <w:spacing w:after="0" w:before="0"/>
+        <w:jc w:val="center"/>
+      </w:pPr>
+      <w:r>
+        <w:rPr>
+          <w:rFonts w:ascii="Times New Roman" w:cs="Times New Roman" w:eastAsia="Times New Roman" w:hAnsi="Times New Roman"/>
+          <w:color w:val="5A6B7C"/>
+          <w:sz w:val="26"/>
+          <w:szCs w:val="26"/>
+        </w:rPr>
+        <w:t xml:space="preserve">↓</w:t>
+      </w:r>
+    </w:p>
+    <w:tbl>
+      <w:tblPr>
+        <w:tblW w:type="dxa" w:w="7200"/>
+        <w:jc w:val="center"/>
+        <w:tblBorders>
+          <w:top w:val="single" w:color="5A6B7C" w:sz="6"/>
+          <w:left w:val="single" w:color="5A6B7C" w:sz="6"/>
+          <w:bottom w:val="single" w:color="5A6B7C" w:sz="6"/>
+          <w:right w:val="single" w:color="5A6B7C" w:sz="6"/>
+          <w:insideH w:val="none" w:color="FFFFFF" w:sz="0"/>
+          <w:insideV w:val="none" w:color="FFFFFF" w:sz="0"/>
+        </w:tblBorders>
+      </w:tblPr>
+      <w:tblGrid>
+        <w:gridCol w:w="7200"/>
+      </w:tblGrid>
+      <w:tr>
+        <w:tc>
+          <w:tcPr>
+            <w:tcW w:type="dxa" w:w="7200"/>
+            <w:shd w:fill="EEF3FA" w:color="auto" w:val="clear"/>
+            <w:tcMar>
+              <w:top w:type="dxa" w:w="80"/>
+              <w:left w:type="dxa" w:w="140"/>
+              <w:bottom w:type="dxa" w:w="80"/>
+              <w:right w:type="dxa" w:w="140"/>
+            </w:tcMar>
+          </w:tcPr>
+          <w:p>
+            <w:pPr>
+              <w:spacing w:after="0" w:before="0" w:line="240"/>
+              <w:jc w:val="center"/>
+            </w:pPr>
+            <w:r>
+              <w:rPr>
+                <w:rFonts w:ascii="Times New Roman" w:cs="Times New Roman" w:eastAsia="Times New Roman" w:hAnsi="Times New Roman"/>
+                <w:b w:val="false"/>
+                <w:bCs w:val="false"/>
+                <w:i w:val="false"/>
+                <w:iCs w:val="false"/>
+                <w:sz w:val="20"/>
+                <w:szCs w:val="20"/>
+              </w:rPr>
+              <w:t xml:space="preserve">Go/no-go reaction time — 32 trials on the active background</w:t>
+            </w:r>
+          </w:p>
+        </w:tc>
+      </w:tr>
+    </w:tbl>
+    <w:p>
+      <w:pPr>
+        <w:spacing w:after="160"/>
+      </w:pPr>
+      <w:r>
+        <w:rPr>
+          <w:rFonts w:ascii="Times New Roman" w:cs="Times New Roman" w:eastAsia="Times New Roman" w:hAnsi="Times New Roman"/>
+          <w:sz w:val="24"/>
+          <w:szCs w:val="24"/>
+        </w:rPr>
+        <w:t xml:space="preserve"/>
       </w:r>
     </w:p>
     <w:p>
@@ -16517,73 +15486,7 @@
           <w:sz w:val="24"/>
           <w:szCs w:val="24"/>
         </w:rPr>
-        <w:t xml:space="preserve">&lt;!--FLOW--&gt; Adaptation on a neutral grey field, 60 s, extended to 120 s when polarity switches Reading task: standardised passage in the active condition, self-paced beyond a per-page minimum; exposure window for ocular metrics Comprehension: multiple-choice items assessing gist, inference and detail Display perception: comfort and clarity ratings, captured immediately after reading Visual-fatigue VAS: five items, 0–10 Visual search: tap every occurrence of a target word, fixed time limit Go/no-go reaction time: dot at random screen locations on the active background &lt;!--/FLOW--&gt;</w:t>
-      </w:r>
-    </w:p>
-    <w:p>
-      <w:pPr>
-        <w:spacing w:after="140" w:line="340"/>
-        <w:jc w:val="both"/>
-      </w:pPr>
-      <w:r>
-        <w:rPr>
-          <w:rFonts w:ascii="Times New Roman" w:cs="Times New Roman" w:eastAsia="Times New Roman" w:hAnsi="Times New Roman"/>
-          <w:b w:val="false"/>
-          <w:bCs w:val="false"/>
-          <w:i w:val="false"/>
-          <w:iCs w:val="false"/>
-          <w:sz w:val="24"/>
-          <w:szCs w:val="24"/>
-        </w:rPr>
-        <w:t xml:space="preserve">Passages are matched for genre, length and readability, and passage assignment is counterbalanced independently of condition so passage difficulty is orthogonal to display condition. A self-paced rest break follows every two conditions, and no performance feedback is given, so effort is not differentially modulated across conditions. Each session begins with setup, seating and calibration, followed by baseline CVS-Q and fatigue VAS, and closes with the CVS-Q repeated and the NASA Task Load Index administered once as a session-level index of cumulative workload. The protocol will be piloted for feasibility, fatigue and dropout; should burden prove excessive, the ten conditions can be divided into two shorter sittings of five, preserving the counterbalancing scheme and the global serial-position record.</w:t>
-      </w:r>
-    </w:p>
-    <w:p>
-      <w:pPr>
-        <w:spacing w:after="140" w:line="340"/>
-        <w:jc w:val="both"/>
-      </w:pPr>
-      <w:r>
-        <w:rPr>
-          <w:rFonts w:ascii="Times New Roman" w:cs="Times New Roman" w:eastAsia="Times New Roman" w:hAnsi="Times New Roman"/>
-          <w:b w:val="false"/>
-          <w:bCs w:val="false"/>
-          <w:i w:val="false"/>
-          <w:iCs w:val="false"/>
-          <w:sz w:val="24"/>
-          <w:szCs w:val="24"/>
-        </w:rPr>
-        <w:t xml:space="preserve">The reaction-time target is achromatic and defined relative to the active background, black on light fields and white on dark ones, with the chromatic set as distractors. Target contrast is therefore maximal and identical in both polarities, so salience does not vary with condition and no hue coincides with the text-colour manipulation. The discrimination becomes achromatic against chromatic rather than hue against hue, which simplifies it but preserves the fatigue-sensitive indices of reaction-time variability and lapse rate (Abe et al., 2014).</w:t>
-      </w:r>
-    </w:p>
-    <w:p>
-      <w:pPr>
-        <w:spacing w:after="140" w:line="340"/>
-        <w:jc w:val="both"/>
-      </w:pPr>
-      <w:r>
-        <w:rPr>
-          <w:rFonts w:ascii="Times New Roman" w:cs="Times New Roman" w:eastAsia="Times New Roman" w:hAnsi="Times New Roman"/>
-          <w:b/>
-          <w:bCs/>
-          <w:i w:val="false"/>
-          <w:iCs w:val="false"/>
-          <w:sz w:val="24"/>
-          <w:szCs w:val="24"/>
-        </w:rPr>
-        <w:t xml:space="preserve">Pilot and feasibility gate.</w:t>
-      </w:r>
-      <w:r>
-        <w:rPr>
-          <w:rFonts w:ascii="Times New Roman" w:cs="Times New Roman" w:eastAsia="Times New Roman" w:hAnsi="Times New Roman"/>
-          <w:b w:val="false"/>
-          <w:bCs w:val="false"/>
-          <w:i w:val="false"/>
-          <w:iCs w:val="false"/>
-          <w:sz w:val="24"/>
-          <w:szCs w:val="24"/>
-        </w:rPr>
-        <w:t xml:space="preserve"> A protocol simulation over 2,000 synthetic participants, using reading rates drawn from the published meta-analytic distribution for adult non-fiction reading and the timing constants of the instrument itself, estimates a median sitting of 98 minutes at the three-minute exposure specified in §3.5, with a ninety-fifth percentile of 119 minutes and 4.4 per cent of participants exceeding two hours. Since the protocol is now a single visit, that is also the participant's total contact time, against roughly 189 minutes across two visits under the superseded design. A pilot of ten participants will nevertheless precede the main study to assess session tolerability, dropout, data quality and completion time against observed rather than simulated values. The pre-specified criteria for retaining the single-sitting structure are a median duration of not more than 120 minutes, no more than one withdrawal in ten, and a face-presence ratio of at least 0.90 in at least 90 per cent of condition-runs. If any criterion is not met, the ten conditions will be divided into two shorter sittings of five, preserving the counterbalancing scheme and the global serial-position record.</w:t>
+        <w:t xml:space="preserve">A self-paced rest follows every second condition and no performance feedback is given. The sitting closes with the CVS-Q repeated and NASA-TLX once. Simulation over 2,000 synthetic participants gives a median of 98 minutes and a 95th percentile of 119 — also the total contact time, there being one visit. A pilot of ten precedes the main study; failing a 120-minute median, one withdrawal in ten, or 0.90 face presence in a tenth of runs, the conditions are split across two sittings of five.</w:t>
       </w:r>
     </w:p>
     <w:p>
@@ -16602,7 +15505,7 @@
           <w:sz w:val="28"/>
           <w:szCs w:val="28"/>
         </w:rPr>
-        <w:t xml:space="preserve">3.7 Variables and outcome measures</w:t>
+        <w:t xml:space="preserve">3.7 Variables and outcomes</w:t>
       </w:r>
     </w:p>
     <w:p>
@@ -16613,26 +15516,14 @@
       <w:r>
         <w:rPr>
           <w:rFonts w:ascii="Times New Roman" w:cs="Times New Roman" w:eastAsia="Times New Roman" w:hAnsi="Times New Roman"/>
-          <w:b/>
-          <w:bCs/>
-          <w:i w:val="false"/>
-          <w:iCs w:val="false"/>
-          <w:sz w:val="24"/>
-          <w:szCs w:val="24"/>
-        </w:rPr>
-        <w:t xml:space="preserve">Outcome hierarchy.</w:t>
-      </w:r>
-      <w:r>
-        <w:rPr>
-          <w:rFonts w:ascii="Times New Roman" w:cs="Times New Roman" w:eastAsia="Times New Roman" w:hAnsi="Times New Roman"/>
-          <w:b w:val="false"/>
-          <w:bCs w:val="false"/>
-          <w:i w:val="false"/>
-          <w:iCs w:val="false"/>
-          <w:sz w:val="24"/>
-          <w:szCs w:val="24"/>
-        </w:rPr>
-        <w:t xml:space="preserve"> The primary outcome is the incomplete-blink ratio during the reading task, analysed per condition. The principal secondary outcome is the change in CVS-Q score from session baseline. All remaining measures, namely blink rate, inter-blink interval, reading rate, comprehension, visual-search and reaction-time indices, comfort and clarity ratings and the NASA Task Load Index, are secondary or exploratory. PERCLOS, head pose, face-presence ratio and achieved sampling rate are covariates or data-quality indices rather than outcomes. Confirmatory inference is confined to the primary outcome; secondary outcomes are reported with confidence intervals and interpreted as supportive, with multiplicity control applied within each outcome family.</w:t>
+          <w:b w:val="false"/>
+          <w:bCs w:val="false"/>
+          <w:i w:val="false"/>
+          <w:iCs w:val="false"/>
+          <w:sz w:val="24"/>
+          <w:szCs w:val="24"/>
+        </w:rPr>
+        <w:t xml:space="preserve">Independent variables are display polarity and text colour; ambient illuminance is a controlled constant and a manipulation check. Covariates are serial position, measured illuminance and display luminance, computed contrast, PERCLOS, achieved sampling rate, refractive and binocular status, and the profiling variables.</w:t>
       </w:r>
     </w:p>
     <w:p>
@@ -16650,465 +15541,31 @@
           <w:sz w:val="24"/>
           <w:szCs w:val="24"/>
         </w:rPr>
-        <w:t xml:space="preserve">Independent variables are display polarity and text colour. Ambient illuminance is a controlled constant and a manipulation check, not a factor. Covariates comprise serial position within the sitting, measured ambient illuminance and display luminance, computed contrast metrics, PERCLOS, achieved sampling rate, refractive and binocular status, and the profiling variables.</w:t>
-      </w:r>
-    </w:p>
-    <w:p>
-      <w:pPr>
-        <w:spacing w:after="140" w:line="340"/>
-        <w:jc w:val="both"/>
-      </w:pPr>
-      <w:r>
-        <w:rPr>
-          <w:rFonts w:ascii="Times New Roman" w:cs="Times New Roman" w:eastAsia="Times New Roman" w:hAnsi="Times New Roman"/>
-          <w:b/>
-          <w:bCs/>
-          <w:i w:val="false"/>
-          <w:iCs w:val="false"/>
-          <w:sz w:val="24"/>
-          <w:szCs w:val="24"/>
-        </w:rPr>
-        <w:t xml:space="preserve">Table 3.5 — Dependent variables.</w:t>
-      </w:r>
-    </w:p>
-    <w:tbl>
-      <w:tblPr>
-        <w:tblW w:type="dxa" w:w="9026"/>
-        <w:tblBorders>
-          <w:top w:val="single" w:color="8899AA" w:sz="4"/>
-          <w:left w:val="single" w:color="8899AA" w:sz="4"/>
-          <w:bottom w:val="single" w:color="8899AA" w:sz="4"/>
-          <w:right w:val="single" w:color="8899AA" w:sz="4"/>
-          <w:insideH w:val="single" w:color="BBC4CC" w:sz="2"/>
-          <w:insideV w:val="single" w:color="BBC4CC" w:sz="2"/>
-        </w:tblBorders>
-      </w:tblPr>
-      <w:tblGrid>
-        <w:gridCol w:w="2729"/>
-        <w:gridCol w:w="6297"/>
-      </w:tblGrid>
-      <w:tr>
-        <w:trPr>
-          <w:tblHeader/>
-        </w:trPr>
-        <w:tc>
-          <w:tcPr>
-            <w:tcW w:type="dxa" w:w="2729"/>
-            <w:shd w:fill="E8EEF7" w:color="auto" w:val="clear"/>
-            <w:tcMar>
-              <w:top w:type="dxa" w:w="60"/>
-              <w:left w:type="dxa" w:w="100"/>
-              <w:bottom w:type="dxa" w:w="60"/>
-              <w:right w:type="dxa" w:w="100"/>
-            </w:tcMar>
-          </w:tcPr>
-          <w:p>
-            <w:pPr>
-              <w:spacing w:after="20" w:before="20" w:line="240"/>
-            </w:pPr>
-            <w:r>
-              <w:rPr>
-                <w:rFonts w:ascii="Times New Roman" w:cs="Times New Roman" w:eastAsia="Times New Roman" w:hAnsi="Times New Roman"/>
-                <w:b/>
-                <w:bCs/>
-                <w:i w:val="false"/>
-                <w:iCs w:val="false"/>
-                <w:sz w:val="20"/>
-                <w:szCs w:val="20"/>
-              </w:rPr>
-              <w:t xml:space="preserve">Domain</w:t>
-            </w:r>
-          </w:p>
-        </w:tc>
-        <w:tc>
-          <w:tcPr>
-            <w:tcW w:type="dxa" w:w="6297"/>
-            <w:shd w:fill="E8EEF7" w:color="auto" w:val="clear"/>
-            <w:tcMar>
-              <w:top w:type="dxa" w:w="60"/>
-              <w:left w:type="dxa" w:w="100"/>
-              <w:bottom w:type="dxa" w:w="60"/>
-              <w:right w:type="dxa" w:w="100"/>
-            </w:tcMar>
-          </w:tcPr>
-          <w:p>
-            <w:pPr>
-              <w:spacing w:after="20" w:before="20" w:line="240"/>
-            </w:pPr>
-            <w:r>
-              <w:rPr>
-                <w:rFonts w:ascii="Times New Roman" w:cs="Times New Roman" w:eastAsia="Times New Roman" w:hAnsi="Times New Roman"/>
-                <w:b/>
-                <w:bCs/>
-                <w:i w:val="false"/>
-                <w:iCs w:val="false"/>
-                <w:sz w:val="20"/>
-                <w:szCs w:val="20"/>
-              </w:rPr>
-              <w:t xml:space="preserve">Measures</w:t>
-            </w:r>
-          </w:p>
-        </w:tc>
-      </w:tr>
-      <w:tr>
-        <w:tc>
-          <w:tcPr>
-            <w:tcW w:type="dxa" w:w="2729"/>
-            <w:tcMar>
-              <w:top w:type="dxa" w:w="60"/>
-              <w:left w:type="dxa" w:w="100"/>
-              <w:bottom w:type="dxa" w:w="60"/>
-              <w:right w:type="dxa" w:w="100"/>
-            </w:tcMar>
-          </w:tcPr>
-          <w:p>
-            <w:pPr>
-              <w:spacing w:after="20" w:before="20" w:line="240"/>
-            </w:pPr>
-            <w:r>
-              <w:rPr>
-                <w:rFonts w:ascii="Times New Roman" w:cs="Times New Roman" w:eastAsia="Times New Roman" w:hAnsi="Times New Roman"/>
-                <w:b w:val="false"/>
-                <w:bCs w:val="false"/>
-                <w:i w:val="false"/>
-                <w:iCs w:val="false"/>
-                <w:sz w:val="20"/>
-                <w:szCs w:val="20"/>
-              </w:rPr>
-              <w:t xml:space="preserve">Ocular behaviour (objective)</w:t>
-            </w:r>
-          </w:p>
-        </w:tc>
-        <w:tc>
-          <w:tcPr>
-            <w:tcW w:type="dxa" w:w="6297"/>
-            <w:tcMar>
-              <w:top w:type="dxa" w:w="60"/>
-              <w:left w:type="dxa" w:w="100"/>
-              <w:bottom w:type="dxa" w:w="60"/>
-              <w:right w:type="dxa" w:w="100"/>
-            </w:tcMar>
-          </w:tcPr>
-          <w:p>
-            <w:pPr>
-              <w:spacing w:after="20" w:before="20" w:line="240"/>
-            </w:pPr>
-            <w:r>
-              <w:rPr>
-                <w:rFonts w:ascii="Times New Roman" w:cs="Times New Roman" w:eastAsia="Times New Roman" w:hAnsi="Times New Roman"/>
-                <w:b w:val="false"/>
-                <w:bCs w:val="false"/>
-                <w:i w:val="false"/>
-                <w:iCs w:val="false"/>
-                <w:sz w:val="20"/>
-                <w:szCs w:val="20"/>
-              </w:rPr>
-              <w:t xml:space="preserve">Incomplete-blink ratio (primary); blink rate; inter-blink interval and variability; within-condition half bins</w:t>
-            </w:r>
-          </w:p>
-        </w:tc>
-      </w:tr>
-      <w:tr>
-        <w:tc>
-          <w:tcPr>
-            <w:tcW w:type="dxa" w:w="2729"/>
-            <w:tcMar>
-              <w:top w:type="dxa" w:w="60"/>
-              <w:left w:type="dxa" w:w="100"/>
-              <w:bottom w:type="dxa" w:w="60"/>
-              <w:right w:type="dxa" w:w="100"/>
-            </w:tcMar>
-          </w:tcPr>
-          <w:p>
-            <w:pPr>
-              <w:spacing w:after="20" w:before="20" w:line="240"/>
-            </w:pPr>
-            <w:r>
-              <w:rPr>
-                <w:rFonts w:ascii="Times New Roman" w:cs="Times New Roman" w:eastAsia="Times New Roman" w:hAnsi="Times New Roman"/>
-                <w:b w:val="false"/>
-                <w:bCs w:val="false"/>
-                <w:i w:val="false"/>
-                <w:iCs w:val="false"/>
-                <w:sz w:val="20"/>
-                <w:szCs w:val="20"/>
-              </w:rPr>
-              <w:t xml:space="preserve">Drowsiness and data quality (objective)</w:t>
-            </w:r>
-          </w:p>
-        </w:tc>
-        <w:tc>
-          <w:tcPr>
-            <w:tcW w:type="dxa" w:w="6297"/>
-            <w:tcMar>
-              <w:top w:type="dxa" w:w="60"/>
-              <w:left w:type="dxa" w:w="100"/>
-              <w:bottom w:type="dxa" w:w="60"/>
-              <w:right w:type="dxa" w:w="100"/>
-            </w:tcMar>
-          </w:tcPr>
-          <w:p>
-            <w:pPr>
-              <w:spacing w:after="20" w:before="20" w:line="240"/>
-            </w:pPr>
-            <w:r>
-              <w:rPr>
-                <w:rFonts w:ascii="Times New Roman" w:cs="Times New Roman" w:eastAsia="Times New Roman" w:hAnsi="Times New Roman"/>
-                <w:b w:val="false"/>
-                <w:bCs w:val="false"/>
-                <w:i w:val="false"/>
-                <w:iCs w:val="false"/>
-                <w:sz w:val="20"/>
-                <w:szCs w:val="20"/>
-              </w:rPr>
-              <w:t xml:space="preserve">PERCLOS and long-closure events; head pose and stability; face-presence ratio; achieved sampling rate</w:t>
-            </w:r>
-          </w:p>
-        </w:tc>
-      </w:tr>
-      <w:tr>
-        <w:tc>
-          <w:tcPr>
-            <w:tcW w:type="dxa" w:w="2729"/>
-            <w:tcMar>
-              <w:top w:type="dxa" w:w="60"/>
-              <w:left w:type="dxa" w:w="100"/>
-              <w:bottom w:type="dxa" w:w="60"/>
-              <w:right w:type="dxa" w:w="100"/>
-            </w:tcMar>
-          </w:tcPr>
-          <w:p>
-            <w:pPr>
-              <w:spacing w:after="20" w:before="20" w:line="240"/>
-            </w:pPr>
-            <w:r>
-              <w:rPr>
-                <w:rFonts w:ascii="Times New Roman" w:cs="Times New Roman" w:eastAsia="Times New Roman" w:hAnsi="Times New Roman"/>
-                <w:b w:val="false"/>
-                <w:bCs w:val="false"/>
-                <w:i w:val="false"/>
-                <w:iCs w:val="false"/>
-                <w:sz w:val="20"/>
-                <w:szCs w:val="20"/>
-              </w:rPr>
-              <w:t xml:space="preserve">Subjective fatigue</w:t>
-            </w:r>
-          </w:p>
-        </w:tc>
-        <w:tc>
-          <w:tcPr>
-            <w:tcW w:type="dxa" w:w="6297"/>
-            <w:tcMar>
-              <w:top w:type="dxa" w:w="60"/>
-              <w:left w:type="dxa" w:w="100"/>
-              <w:bottom w:type="dxa" w:w="60"/>
-              <w:right w:type="dxa" w:w="100"/>
-            </w:tcMar>
-          </w:tcPr>
-          <w:p>
-            <w:pPr>
-              <w:spacing w:after="20" w:before="20" w:line="240"/>
-            </w:pPr>
-            <w:r>
-              <w:rPr>
-                <w:rFonts w:ascii="Times New Roman" w:cs="Times New Roman" w:eastAsia="Times New Roman" w:hAnsi="Times New Roman"/>
-                <w:b w:val="false"/>
-                <w:bCs w:val="false"/>
-                <w:i w:val="false"/>
-                <w:iCs w:val="false"/>
-                <w:sz w:val="20"/>
-                <w:szCs w:val="20"/>
-              </w:rPr>
-              <w:t xml:space="preserve">CVS-Q score and change from baseline (key secondary) (Seguí et al., 2015); five-item visual-fatigue VAS (0–10) per condition</w:t>
-            </w:r>
-          </w:p>
-        </w:tc>
-      </w:tr>
-      <w:tr>
-        <w:tc>
-          <w:tcPr>
-            <w:tcW w:type="dxa" w:w="2729"/>
-            <w:tcMar>
-              <w:top w:type="dxa" w:w="60"/>
-              <w:left w:type="dxa" w:w="100"/>
-              <w:bottom w:type="dxa" w:w="60"/>
-              <w:right w:type="dxa" w:w="100"/>
-            </w:tcMar>
-          </w:tcPr>
-          <w:p>
-            <w:pPr>
-              <w:spacing w:after="20" w:before="20" w:line="240"/>
-            </w:pPr>
-            <w:r>
-              <w:rPr>
-                <w:rFonts w:ascii="Times New Roman" w:cs="Times New Roman" w:eastAsia="Times New Roman" w:hAnsi="Times New Roman"/>
-                <w:b w:val="false"/>
-                <w:bCs w:val="false"/>
-                <w:i w:val="false"/>
-                <w:iCs w:val="false"/>
-                <w:sz w:val="20"/>
-                <w:szCs w:val="20"/>
-              </w:rPr>
-              <w:t xml:space="preserve">Perceived display quality</w:t>
-            </w:r>
-          </w:p>
-        </w:tc>
-        <w:tc>
-          <w:tcPr>
-            <w:tcW w:type="dxa" w:w="6297"/>
-            <w:tcMar>
-              <w:top w:type="dxa" w:w="60"/>
-              <w:left w:type="dxa" w:w="100"/>
-              <w:bottom w:type="dxa" w:w="60"/>
-              <w:right w:type="dxa" w:w="100"/>
-            </w:tcMar>
-          </w:tcPr>
-          <w:p>
-            <w:pPr>
-              <w:spacing w:after="20" w:before="20" w:line="240"/>
-            </w:pPr>
-            <w:r>
-              <w:rPr>
-                <w:rFonts w:ascii="Times New Roman" w:cs="Times New Roman" w:eastAsia="Times New Roman" w:hAnsi="Times New Roman"/>
-                <w:b w:val="false"/>
-                <w:bCs w:val="false"/>
-                <w:i w:val="false"/>
-                <w:iCs w:val="false"/>
-                <w:sz w:val="20"/>
-                <w:szCs w:val="20"/>
-              </w:rPr>
-              <w:t xml:space="preserve">Display comfort and text clarity (0–100) per condition</w:t>
-            </w:r>
-          </w:p>
-        </w:tc>
-      </w:tr>
-      <w:tr>
-        <w:tc>
-          <w:tcPr>
-            <w:tcW w:type="dxa" w:w="2729"/>
-            <w:tcMar>
-              <w:top w:type="dxa" w:w="60"/>
-              <w:left w:type="dxa" w:w="100"/>
-              <w:bottom w:type="dxa" w:w="60"/>
-              <w:right w:type="dxa" w:w="100"/>
-            </w:tcMar>
-          </w:tcPr>
-          <w:p>
-            <w:pPr>
-              <w:spacing w:after="20" w:before="20" w:line="240"/>
-            </w:pPr>
-            <w:r>
-              <w:rPr>
-                <w:rFonts w:ascii="Times New Roman" w:cs="Times New Roman" w:eastAsia="Times New Roman" w:hAnsi="Times New Roman"/>
-                <w:b w:val="false"/>
-                <w:bCs w:val="false"/>
-                <w:i w:val="false"/>
-                <w:iCs w:val="false"/>
-                <w:sz w:val="20"/>
-                <w:szCs w:val="20"/>
-              </w:rPr>
-              <w:t xml:space="preserve">Cognitive workload</w:t>
-            </w:r>
-          </w:p>
-        </w:tc>
-        <w:tc>
-          <w:tcPr>
-            <w:tcW w:type="dxa" w:w="6297"/>
-            <w:tcMar>
-              <w:top w:type="dxa" w:w="60"/>
-              <w:left w:type="dxa" w:w="100"/>
-              <w:bottom w:type="dxa" w:w="60"/>
-              <w:right w:type="dxa" w:w="100"/>
-            </w:tcMar>
-          </w:tcPr>
-          <w:p>
-            <w:pPr>
-              <w:spacing w:after="20" w:before="20" w:line="240"/>
-            </w:pPr>
-            <w:r>
-              <w:rPr>
-                <w:rFonts w:ascii="Times New Roman" w:cs="Times New Roman" w:eastAsia="Times New Roman" w:hAnsi="Times New Roman"/>
-                <w:b w:val="false"/>
-                <w:bCs w:val="false"/>
-                <w:i w:val="false"/>
-                <w:iCs w:val="false"/>
-                <w:sz w:val="20"/>
-                <w:szCs w:val="20"/>
-              </w:rPr>
-              <w:t xml:space="preserve">NASA-TLX, six dimensions, once per session (Hart &amp; Staveland, 1988)</w:t>
-            </w:r>
-          </w:p>
-        </w:tc>
-      </w:tr>
-      <w:tr>
-        <w:tc>
-          <w:tcPr>
-            <w:tcW w:type="dxa" w:w="2729"/>
-            <w:tcMar>
-              <w:top w:type="dxa" w:w="60"/>
-              <w:left w:type="dxa" w:w="100"/>
-              <w:bottom w:type="dxa" w:w="60"/>
-              <w:right w:type="dxa" w:w="100"/>
-            </w:tcMar>
-          </w:tcPr>
-          <w:p>
-            <w:pPr>
-              <w:spacing w:after="20" w:before="20" w:line="240"/>
-            </w:pPr>
-            <w:r>
-              <w:rPr>
-                <w:rFonts w:ascii="Times New Roman" w:cs="Times New Roman" w:eastAsia="Times New Roman" w:hAnsi="Times New Roman"/>
-                <w:b w:val="false"/>
-                <w:bCs w:val="false"/>
-                <w:i w:val="false"/>
-                <w:iCs w:val="false"/>
-                <w:sz w:val="20"/>
-                <w:szCs w:val="20"/>
-              </w:rPr>
-              <w:t xml:space="preserve">Task performance (objective)</w:t>
-            </w:r>
-          </w:p>
-        </w:tc>
-        <w:tc>
-          <w:tcPr>
-            <w:tcW w:type="dxa" w:w="6297"/>
-            <w:tcMar>
-              <w:top w:type="dxa" w:w="60"/>
-              <w:left w:type="dxa" w:w="100"/>
-              <w:bottom w:type="dxa" w:w="60"/>
-              <w:right w:type="dxa" w:w="100"/>
-            </w:tcMar>
-          </w:tcPr>
-          <w:p>
-            <w:pPr>
-              <w:spacing w:after="20" w:before="20" w:line="240"/>
-            </w:pPr>
-            <w:r>
-              <w:rPr>
-                <w:rFonts w:ascii="Times New Roman" w:cs="Times New Roman" w:eastAsia="Times New Roman" w:hAnsi="Times New Roman"/>
-                <w:b w:val="false"/>
-                <w:bCs w:val="false"/>
-                <w:i w:val="false"/>
-                <w:iCs w:val="false"/>
-                <w:sz w:val="20"/>
-                <w:szCs w:val="20"/>
-              </w:rPr>
-              <w:t xml:space="preserve">Reading time and derived reading rate; comprehension accuracy and response time; visual-search accuracy, misses, false detections and efficiency; reaction-time mean, SD and coefficient of variation, lapse rate, anticipations, sensitivity d′ and criterion</w:t>
-            </w:r>
-          </w:p>
-        </w:tc>
-      </w:tr>
-    </w:tbl>
-    <w:p>
-      <w:pPr>
-        <w:spacing w:after="200"/>
-      </w:pPr>
-      <w:r>
-        <w:rPr>
-          <w:sz w:val="12"/>
-          <w:szCs w:val="12"/>
-        </w:rPr>
-        <w:t xml:space="preserve"/>
+        <w:t xml:space="preserve">The primary outcome is the incomplete-blink ratio; the key secondary outcome is the change in CVS-Q from baseline (Seguí </w:t>
+      </w:r>
+      <w:r>
+        <w:rPr>
+          <w:rFonts w:ascii="Times New Roman" w:cs="Times New Roman" w:eastAsia="Times New Roman" w:hAnsi="Times New Roman"/>
+          <w:b w:val="false"/>
+          <w:bCs w:val="false"/>
+          <w:i/>
+          <w:iCs/>
+          <w:sz w:val="24"/>
+          <w:szCs w:val="24"/>
+        </w:rPr>
+        <w:t xml:space="preserve">et al.</w:t>
+      </w:r>
+      <w:r>
+        <w:rPr>
+          <w:rFonts w:ascii="Times New Roman" w:cs="Times New Roman" w:eastAsia="Times New Roman" w:hAnsi="Times New Roman"/>
+          <w:b w:val="false"/>
+          <w:bCs w:val="false"/>
+          <w:i w:val="false"/>
+          <w:iCs w:val="false"/>
+          <w:sz w:val="24"/>
+          <w:szCs w:val="24"/>
+        </w:rPr>
+        <w:t xml:space="preserve">, 2015). Secondary and exploratory measures are blink rate and inter-blink interval; PERCLOS, head pose and face-presence ratio as drowsiness and quality indices; a five-item visual-fatigue VAS and display comfort and clarity ratings per condition; NASA-TLX once per sitting (Hart &amp; Staveland, 1988); and, for performance, reading rate, comprehension accuracy, visual-search accuracy and efficiency, and reaction-time mean, variability, lapse rate, d′ and criterion. Confirmatory inference is confined to the primary outcome.</w:t>
       </w:r>
     </w:p>
     <w:p>
@@ -17145,43 +15602,7 @@
           <w:sz w:val="24"/>
           <w:szCs w:val="24"/>
         </w:rPr>
-        <w:t xml:space="preserve">Two order-related threats arise: serial-position effects driven by the vigilance decrement and accumulating fatigue, and first-order carryover, notably the light-adaptation transient imposed by a polarity switch. A balanced Williams-type Latin square over the ten conditions addresses both, since each condition occupies each serial position equally often across a complete block and precedes and follows every other equally often. Participants are assigned to rows by sequential enrolment index, complete balance being achieved in blocks of ten; the sample size is accordingly a multiple of ten.</w:t>
-      </w:r>
-    </w:p>
-    <w:p>
-      <w:pPr>
-        <w:spacing w:after="140" w:line="340"/>
-        <w:jc w:val="both"/>
-      </w:pPr>
-      <w:r>
-        <w:rPr>
-          <w:rFonts w:ascii="Times New Roman" w:cs="Times New Roman" w:eastAsia="Times New Roman" w:hAnsi="Times New Roman"/>
-          <w:b w:val="false"/>
-          <w:bCs w:val="false"/>
-          <w:i w:val="false"/>
-          <w:iCs w:val="false"/>
-          <w:sz w:val="24"/>
-          <w:szCs w:val="24"/>
-        </w:rPr>
-        <w:t xml:space="preserve">Because each participant now meets the ten conditions once rather than twice, no second serial order arises, and with a single illumination level there is no order of levels to counterbalance either.</w:t>
-      </w:r>
-    </w:p>
-    <w:p>
-      <w:pPr>
-        <w:spacing w:after="140" w:line="340"/>
-        <w:jc w:val="both"/>
-      </w:pPr>
-      <w:r>
-        <w:rPr>
-          <w:rFonts w:ascii="Times New Roman" w:cs="Times New Roman" w:eastAsia="Times New Roman" w:hAnsi="Times New Roman"/>
-          <w:b w:val="false"/>
-          <w:bCs w:val="false"/>
-          <w:i w:val="false"/>
-          <w:iCs w:val="false"/>
-          <w:sz w:val="24"/>
-          <w:szCs w:val="24"/>
-        </w:rPr>
-        <w:t xml:space="preserve">Where a sitting is split for scheduling, the Williams row is not restarted: the second half continues the same row from the position the first half reached. Restarting it would place the same five conditions in the first five serial positions for every split participant, which is precisely the confound between condition and position that the square exists to remove.</w:t>
+        <w:t xml:space="preserve">Two order-related threats arise: serial-position effects from the vigilance decrement and accumulating fatigue, and first-order carryover, notably the light-adaptation transient at a polarity switch. A balanced Williams-type Latin square over the ten conditions addresses both, since each condition occupies each serial position equally often across a complete block and precedes and follows every other equally often. Participants are assigned to rows by sequential enrolment index, with complete balance in blocks of ten. Where a sitting is split for scheduling, the row continues rather than restarting.</w:t>
       </w:r>
     </w:p>
     <w:p>
@@ -17218,7 +15639,7 @@
           <w:sz w:val="24"/>
           <w:szCs w:val="24"/>
         </w:rPr>
-        <w:t xml:space="preserve">The confirmatory analysis is a mixed-effects model of the primary outcome, the incomplete-blink ratio, with fixed effects for polarity, text colour, their interaction, and serial position. Because the incomplete-blink ratio is a bounded proportion, it will be modelled on the logit scale, or by a beta or binomial mixed model, rather than as an untransformed linear outcome. The random structure is a random intercept for participant, with a random slope for polarity where the data support it; a session-within-participant intercept is fitted only for participants whose sitting was split, since with one sitting it would be one group per participant and unidentifiable. Where a maximal random structure fails to converge it will be reduced in a pre-specified order, random slopes first, and the reduction reported. The primary contrast is tested at α = 0.05, and the polarity × colour interaction, on which power is lowest, is interpreted accordingly.</w:t>
+        <w:t xml:space="preserve">The confirmatory analysis is a binomial mixed-effects model of the incomplete-blink counts, with fixed effects for polarity, text colour, their interaction and serial position, and a random intercept for participant with a random slope for polarity where supported. Modelling counts rather than the ratio is deliberate: a proportion from five blinks and one from sixty are not equally informative, and a Gaussian model would treat them as though they were. A non-converging random structure is reduced in a pre-specified order and the reduction reported.</w:t>
       </w:r>
     </w:p>
     <w:p>
@@ -17236,7 +15657,7 @@
           <w:sz w:val="24"/>
           <w:szCs w:val="24"/>
         </w:rPr>
-        <w:t xml:space="preserve">For Objective 2, two nested model families are compared: one specifying colour as a categorical factor, the other specifying luminance contrast as a continuous predictor with colour retained to capture residual hue effects, so that comparative fit and the size of residual hue terms quantify the contribution of each. Moderation (Objective 3) is tested by entering profiling variables as between-participant terms with condition-by-moderator interactions, and agreement between automated and manual blink classification (Objective 4) is analysed as specified in §3.5.</w:t>
+        <w:t xml:space="preserve">For Objective 2, colour as a categorical factor is compared against luminance contrast as a continuous predictor, so comparative fit and residual hue terms quantify each contribution. Moderation is tested by condition-by-moderator interactions. Ordinal cumulative-link models serve rating outcomes and binomial models accuracy. Sensitivity analyses exclude flagged conditions and add PERCLOS as a covariate. Effect sizes with confidence intervals and multiplicity control within outcome families are reported throughout.</w:t>
       </w:r>
     </w:p>
     <w:p>
@@ -17247,44 +15668,14 @@
       <w:r>
         <w:rPr>
           <w:rFonts w:ascii="Times New Roman" w:cs="Times New Roman" w:eastAsia="Times New Roman" w:hAnsi="Times New Roman"/>
-          <w:b/>
-          <w:bCs/>
-          <w:i w:val="false"/>
-          <w:iCs w:val="false"/>
-          <w:sz w:val="24"/>
-          <w:szCs w:val="24"/>
-        </w:rPr>
-        <w:t xml:space="preserve">Dataset integrity.</w:t>
-      </w:r>
-      <w:r>
-        <w:rPr>
-          <w:rFonts w:ascii="Times New Roman" w:cs="Times New Roman" w:eastAsia="Times New Roman" w:hAnsi="Times New Roman"/>
-          <w:b w:val="false"/>
-          <w:bCs w:val="false"/>
-          <w:i w:val="false"/>
-          <w:iCs w:val="false"/>
-          <w:sz w:val="24"/>
-          <w:szCs w:val="24"/>
-        </w:rPr>
-        <w:t xml:space="preserve"> The pooled analysis file is emitted with a manifest recording the export time, a checksum for every data file, the number of non-finite cells suppressed during writing, and the build stamp — application version, commit hash, condition-table hash and schema version — paired with the session identifiers collected under it. A dataset spanning more than one build is therefore visible rather than silent, and a participant whose sittings span two builds is flagged as blocking, since that is not a within-subject contrast of the display conditions. A machine-readable integrity report accompanies every export and is checked before any model is fitted: it records incomplete condition sets, gaps in the serial-position sequence, sessions that cannot be attributed to a participant, and recordings held under a withdrawn consent grant. Rows failing any of these are retained and flagged rather than dropped, so that exclusions are auditable and missingness is never silent.</w:t>
-      </w:r>
-    </w:p>
-    <w:p>
-      <w:pPr>
-        <w:spacing w:after="140" w:line="340"/>
-        <w:jc w:val="both"/>
-      </w:pPr>
-      <w:r>
-        <w:rPr>
-          <w:rFonts w:ascii="Times New Roman" w:cs="Times New Roman" w:eastAsia="Times New Roman" w:hAnsi="Times New Roman"/>
-          <w:b w:val="false"/>
-          <w:bCs w:val="false"/>
-          <w:i w:val="false"/>
-          <w:iCs w:val="false"/>
-          <w:sz w:val="24"/>
-          <w:szCs w:val="24"/>
-        </w:rPr>
-        <w:t xml:space="preserve">Ordinal cumulative-link models are used for VAS and Likert-type outcomes; signal-detection indices are treated hierarchically, being unstable at small per-condition trial counts; and binomial generalised mixed models for accuracy outcomes. Sensitivity analyses re-fit models excluding conditions flagged for disengagement or poor data quality, and with PERCLOS as a covariate to separate visual fatigue from sleepiness. Residual diagnostics, multiplicity control within outcome families, and effect sizes with 95 per cent confidence intervals are reported throughout.</w:t>
+          <w:b w:val="false"/>
+          <w:bCs w:val="false"/>
+          <w:i w:val="false"/>
+          <w:iCs w:val="false"/>
+          <w:sz w:val="24"/>
+          <w:szCs w:val="24"/>
+        </w:rPr>
+        <w:t xml:space="preserve">Each export carries a manifest of per-file checksums and build provenance, and an integrity report flagging incomplete condition sets, gaps in serial position and unattributable sessions; failing rows are retained and flagged rather than dropped, so exclusions are auditable and missingness is never silent.</w:t>
       </w:r>
     </w:p>
     <w:p>
@@ -17321,7 +15712,7 @@
           <w:sz w:val="24"/>
           <w:szCs w:val="24"/>
         </w:rPr>
-        <w:t xml:space="preserve">Approval will be obtained from the Institutional Ethics Committee of Assam down town University before recruitment. Written informed consent will be taken. Camera-based measurement is consented separately from participation itself and is refusable without affecting it; a participant who declines contributes every non-camera measure and remains fully enrolled. Participants may withdraw at any time.</w:t>
+        <w:t xml:space="preserve">The study begins after Institutional Ethics Committee approval and follows the Declaration of Helsinki. Written informed consent precedes any procedure, and participation is voluntary and withdrawable without penalty.</w:t>
       </w:r>
     </w:p>
     <w:p>
@@ -17339,25 +15730,7 @@
           <w:sz w:val="24"/>
           <w:szCs w:val="24"/>
         </w:rPr>
-        <w:t xml:space="preserve">By default no image or video leaves the device: the camera produces numeric measures and the frames are discarded as processed. Two purposes require imagery, and each is a further independent grant defaulting to refusal — a photograph at the start and end of a session, documenting seating distance and room lighting so setup compliance is evidenced rather than asserted; and a short reading-task video segment from the validation subsample, without which Objective 4 cannot be met, since criterion validity requires material a human assessor can code frame by frame. Neither grant implies the other, and neither is implied by consent to numeric measurement. The permission in force at capture is stored with each file, so a recording is never separable from its basis, and retained media are held apart from the research dataset and deletable independently of it. Data are de-identified and stored securely. Participants reporting significant symptoms or screening abnormalities will be advised to seek a full optometric or ophthalmological examination. No intervention with therapeutic intent is administered, and exposure durations are comparable to habitual device use.</w:t>
-      </w:r>
-    </w:p>
-    <w:p>
-      <w:pPr>
-        <w:spacing w:after="140" w:line="340"/>
-        <w:jc w:val="both"/>
-      </w:pPr>
-      <w:r>
-        <w:rPr>
-          <w:rFonts w:ascii="Times New Roman" w:cs="Times New Roman" w:eastAsia="Times New Roman" w:hAnsi="Times New Roman"/>
-          <w:b w:val="false"/>
-          <w:bCs w:val="false"/>
-          <w:i w:val="false"/>
-          <w:iCs w:val="false"/>
-          <w:sz w:val="24"/>
-          <w:szCs w:val="24"/>
-        </w:rPr>
-        <w:t xml:space="preserve">Identifiable enrolment records will be stored separately from the de-identified research dataset and linked only by enrolment code, with access restricted to the researcher and the supervisor(s). Research data will be retained for [insert institutional retention period] years after completion of the work in accordance with institutional policy and then securely destroyed. Incidental findings at screening, including reduced acuity, uncorrected refractive error, binocular anomaly or colour-vision deficiency, will be communicated to the participant with written advice to seek a full optometric or ophthalmological examination, and will be recorded. Participants will receive [insert institutional position on compensation]; any reimbursement will be set at a level that does not constitute undue inducement.</w:t>
+        <w:t xml:space="preserve">Camera use is separately consented. By default the front camera computes numeric measures only — blink metrics and head position — and images are discarded immediately and never stored. Retaining two setup photographs, and reading video for the annotation sub-study, are separate default-off grants; declining either does not affect participation, and a grant may be withdrawn afterwards, whereupon the recordings it covered are destroyed while the numeric data are retained. Records are held under a participant code with the link to identity stored separately. Risks are limited to transient visual fatigue, mitigated by rest breaks, the right to stop at any time, and advice not to drive immediately afterwards.</w:t>
       </w:r>
     </w:p>
     <w:p>
@@ -17611,7 +15984,31 @@
           <w:sz w:val="24"/>
           <w:szCs w:val="24"/>
         </w:rPr>
-        <w:t xml:space="preserve">Two further points bear on interpretation. The polarity contrast is confounded with mean display luminance by construction, since white luminance rather than mean luminance is held constant across polarities; Buchner et al. (2009) report that the positive-polarity advantage disappears when overall display luminance is equalised, so the effect estimated here is properly described as an effect of polarity-with-its-attendant-luminance rather than of polarity alone. And the single illumination level means the findings apply at a display-to-ambient ratio fixed at 300 lux, not across the range of ratios encountered in ordinary use.</w:t>
+        <w:t xml:space="preserve">Two further points bear on interpretation. The polarity contrast is confounded with mean display luminance by construction, since white luminance rather than mean luminance is held constant across polarities; Buchner </w:t>
+      </w:r>
+      <w:r>
+        <w:rPr>
+          <w:rFonts w:ascii="Times New Roman" w:cs="Times New Roman" w:eastAsia="Times New Roman" w:hAnsi="Times New Roman"/>
+          <w:b w:val="false"/>
+          <w:bCs w:val="false"/>
+          <w:i/>
+          <w:iCs/>
+          <w:sz w:val="24"/>
+          <w:szCs w:val="24"/>
+        </w:rPr>
+        <w:t xml:space="preserve">et al.</w:t>
+      </w:r>
+      <w:r>
+        <w:rPr>
+          <w:rFonts w:ascii="Times New Roman" w:cs="Times New Roman" w:eastAsia="Times New Roman" w:hAnsi="Times New Roman"/>
+          <w:b w:val="false"/>
+          <w:bCs w:val="false"/>
+          <w:i w:val="false"/>
+          <w:iCs w:val="false"/>
+          <w:sz w:val="24"/>
+          <w:szCs w:val="24"/>
+        </w:rPr>
+        <w:t xml:space="preserve"> (2009) report that the positive-polarity advantage disappears when overall display luminance is equalised, so the effect estimated here is properly described as an effect of polarity-with-its-attendant-luminance rather than of polarity alone. And the single illumination level means the findings apply at a display-to-ambient ratio fixed at 300 lux, not across the range of ratios encountered in ordinary use.</w:t>
       </w:r>
     </w:p>
     <w:p>

--- a/synopsis/Synopsis_Gyandeep_Nath_AdtU.docx
+++ b/synopsis/Synopsis_Gyandeep_Nath_AdtU.docx
@@ -629,7 +629,7 @@
           <w:sz w:val="24"/>
           <w:szCs w:val="24"/>
         </w:rPr>
-        <w:t xml:space="preserve">, 2022; Sheppard &amp; Wolffsohn, 2018). The wide spread between studies is itself informative: case definitions remain unstandardised, and the prevalence synthesis closes by calling for one (Ccami-Bernal </w:t>
+        <w:t xml:space="preserve">, 2022). The wide spread between studies is itself informative: case definitions remain unstandardised, and the prevalence synthesis closes by calling for one (Ccami-Bernal </w:t>
       </w:r>
       <w:r>
         <w:rPr>
@@ -1401,7 +1401,7 @@
           <w:sz w:val="24"/>
           <w:szCs w:val="24"/>
         </w:rPr>
-        <w:t xml:space="preserve">Manipulating ambient light across sessions tests the polarity effect where it matters behaviourally, since devices are used extensively at night and in dim domestic settings, where negative polarity is predicted to cost most (Dobres </w:t>
+        <w:t xml:space="preserve">Holding ambient light constant isolates the polarity effect where it matters behaviourally, since devices are used extensively at night and in dim domestic settings, where negative polarity is predicted to cost most (Dobres </w:t>
       </w:r>
       <w:r>
         <w:rPr>
@@ -1425,7 +1425,7 @@
           <w:sz w:val="24"/>
           <w:szCs w:val="24"/>
         </w:rPr>
-        <w:t xml:space="preserve">, 2017). Validating an automated measure of blink completeness would remove the annotation bottleneck that has kept this literature small. The findings bear on interface design, on accessibility standards whose contrast criterion does not account for polarity (Advanced Perceptual Contrast Algorithm, n.d.; World Wide Web Consortium, 2023), on public health guidance, and on the advice optometrists give patients, an area in which practitioners are documented to lack quality evidence (Sheppard &amp; Wolffsohn, 2018).</w:t>
+        <w:t xml:space="preserve">, 2017). Validating an automated measure of blink completeness would remove the annotation bottleneck that has kept this literature small. The findings bear on interface design, on accessibility standards whose contrast criterion does not account for polarity (World Wide Web Consortium, 2023), on public health guidance, and on the advice optometrists give patients, an area in which practitioners are documented to lack quality evidence (Sheppard &amp; Wolffsohn, 2018).</w:t>
       </w:r>
     </w:p>
     <w:p>
@@ -3062,7 +3062,7 @@
                 <w:sz w:val="20"/>
                 <w:szCs w:val="20"/>
               </w:rPr>
-              <w:t xml:space="preserve">(Abe </w:t>
+              <w:t xml:space="preserve">(Abe, 2023; Abe </w:t>
             </w:r>
             <w:r>
               <w:rPr>
@@ -3086,7 +3086,7 @@
                 <w:sz w:val="20"/>
                 <w:szCs w:val="20"/>
               </w:rPr>
-              <w:t xml:space="preserve">, 2014; Abe, 2023; Jackson </w:t>
+              <w:t xml:space="preserve">, 2014; Jackson </w:t>
             </w:r>
             <w:r>
               <w:rPr>
@@ -3449,12 +3449,12 @@
       </w:tblPr>
       <w:tblGrid>
         <w:gridCol w:w="700"/>
-        <w:gridCol w:w="709"/>
+        <w:gridCol w:w="701"/>
         <w:gridCol w:w="700"/>
         <w:gridCol w:w="700"/>
-        <w:gridCol w:w="2302"/>
-        <w:gridCol w:w="2350"/>
-        <w:gridCol w:w="1565"/>
+        <w:gridCol w:w="2307"/>
+        <w:gridCol w:w="2355"/>
+        <w:gridCol w:w="1563"/>
       </w:tblGrid>
       <w:tr>
         <w:trPr>
@@ -3491,7 +3491,7 @@
         </w:tc>
         <w:tc>
           <w:tcPr>
-            <w:tcW w:type="dxa" w:w="709"/>
+            <w:tcW w:type="dxa" w:w="701"/>
             <w:shd w:fill="E8EEF7" w:color="auto" w:val="clear"/>
             <w:tcMar>
               <w:top w:type="dxa" w:w="60"/>
@@ -3578,7 +3578,7 @@
         </w:tc>
         <w:tc>
           <w:tcPr>
-            <w:tcW w:type="dxa" w:w="2302"/>
+            <w:tcW w:type="dxa" w:w="2307"/>
             <w:shd w:fill="E8EEF7" w:color="auto" w:val="clear"/>
             <w:tcMar>
               <w:top w:type="dxa" w:w="60"/>
@@ -3607,7 +3607,7 @@
         </w:tc>
         <w:tc>
           <w:tcPr>
-            <w:tcW w:type="dxa" w:w="2350"/>
+            <w:tcW w:type="dxa" w:w="2355"/>
             <w:shd w:fill="E8EEF7" w:color="auto" w:val="clear"/>
             <w:tcMar>
               <w:top w:type="dxa" w:w="60"/>
@@ -3636,7 +3636,7 @@
         </w:tc>
         <w:tc>
           <w:tcPr>
-            <w:tcW w:type="dxa" w:w="1565"/>
+            <w:tcW w:type="dxa" w:w="1563"/>
             <w:shd w:fill="E8EEF7" w:color="auto" w:val="clear"/>
             <w:tcMar>
               <w:top w:type="dxa" w:w="60"/>
@@ -3695,7 +3695,7 @@
         </w:tc>
         <w:tc>
           <w:tcPr>
-            <w:tcW w:type="dxa" w:w="709"/>
+            <w:tcW w:type="dxa" w:w="701"/>
             <w:tcMar>
               <w:top w:type="dxa" w:w="60"/>
               <w:left w:type="dxa" w:w="100"/>
@@ -3779,7 +3779,7 @@
         </w:tc>
         <w:tc>
           <w:tcPr>
-            <w:tcW w:type="dxa" w:w="2302"/>
+            <w:tcW w:type="dxa" w:w="2307"/>
             <w:tcMar>
               <w:top w:type="dxa" w:w="60"/>
               <w:left w:type="dxa" w:w="100"/>
@@ -3807,7 +3807,7 @@
         </w:tc>
         <w:tc>
           <w:tcPr>
-            <w:tcW w:type="dxa" w:w="2350"/>
+            <w:tcW w:type="dxa" w:w="2355"/>
             <w:tcMar>
               <w:top w:type="dxa" w:w="60"/>
               <w:left w:type="dxa" w:w="100"/>
@@ -3835,7 +3835,7 @@
         </w:tc>
         <w:tc>
           <w:tcPr>
-            <w:tcW w:type="dxa" w:w="1565"/>
+            <w:tcW w:type="dxa" w:w="1563"/>
             <w:tcMar>
               <w:top w:type="dxa" w:w="60"/>
               <w:left w:type="dxa" w:w="100"/>
@@ -3893,7 +3893,7 @@
         </w:tc>
         <w:tc>
           <w:tcPr>
-            <w:tcW w:type="dxa" w:w="709"/>
+            <w:tcW w:type="dxa" w:w="701"/>
             <w:tcMar>
               <w:top w:type="dxa" w:w="60"/>
               <w:left w:type="dxa" w:w="100"/>
@@ -3989,7 +3989,7 @@
         </w:tc>
         <w:tc>
           <w:tcPr>
-            <w:tcW w:type="dxa" w:w="2302"/>
+            <w:tcW w:type="dxa" w:w="2307"/>
             <w:tcMar>
               <w:top w:type="dxa" w:w="60"/>
               <w:left w:type="dxa" w:w="100"/>
@@ -4017,7 +4017,7 @@
         </w:tc>
         <w:tc>
           <w:tcPr>
-            <w:tcW w:type="dxa" w:w="2350"/>
+            <w:tcW w:type="dxa" w:w="2355"/>
             <w:tcMar>
               <w:top w:type="dxa" w:w="60"/>
               <w:left w:type="dxa" w:w="100"/>
@@ -4045,7 +4045,7 @@
         </w:tc>
         <w:tc>
           <w:tcPr>
-            <w:tcW w:type="dxa" w:w="1565"/>
+            <w:tcW w:type="dxa" w:w="1563"/>
             <w:tcMar>
               <w:top w:type="dxa" w:w="60"/>
               <w:left w:type="dxa" w:w="100"/>
@@ -4103,7 +4103,7 @@
         </w:tc>
         <w:tc>
           <w:tcPr>
-            <w:tcW w:type="dxa" w:w="709"/>
+            <w:tcW w:type="dxa" w:w="701"/>
             <w:tcMar>
               <w:top w:type="dxa" w:w="60"/>
               <w:left w:type="dxa" w:w="100"/>
@@ -4199,7 +4199,7 @@
         </w:tc>
         <w:tc>
           <w:tcPr>
-            <w:tcW w:type="dxa" w:w="2302"/>
+            <w:tcW w:type="dxa" w:w="2307"/>
             <w:tcMar>
               <w:top w:type="dxa" w:w="60"/>
               <w:left w:type="dxa" w:w="100"/>
@@ -4227,7 +4227,7 @@
         </w:tc>
         <w:tc>
           <w:tcPr>
-            <w:tcW w:type="dxa" w:w="2350"/>
+            <w:tcW w:type="dxa" w:w="2355"/>
             <w:tcMar>
               <w:top w:type="dxa" w:w="60"/>
               <w:left w:type="dxa" w:w="100"/>
@@ -4255,7 +4255,7 @@
         </w:tc>
         <w:tc>
           <w:tcPr>
-            <w:tcW w:type="dxa" w:w="1565"/>
+            <w:tcW w:type="dxa" w:w="1563"/>
             <w:tcMar>
               <w:top w:type="dxa" w:w="60"/>
               <w:left w:type="dxa" w:w="100"/>
@@ -4313,7 +4313,7 @@
         </w:tc>
         <w:tc>
           <w:tcPr>
-            <w:tcW w:type="dxa" w:w="709"/>
+            <w:tcW w:type="dxa" w:w="701"/>
             <w:tcMar>
               <w:top w:type="dxa" w:w="60"/>
               <w:left w:type="dxa" w:w="100"/>
@@ -4409,7 +4409,7 @@
         </w:tc>
         <w:tc>
           <w:tcPr>
-            <w:tcW w:type="dxa" w:w="2302"/>
+            <w:tcW w:type="dxa" w:w="2307"/>
             <w:tcMar>
               <w:top w:type="dxa" w:w="60"/>
               <w:left w:type="dxa" w:w="100"/>
@@ -4437,7 +4437,7 @@
         </w:tc>
         <w:tc>
           <w:tcPr>
-            <w:tcW w:type="dxa" w:w="2350"/>
+            <w:tcW w:type="dxa" w:w="2355"/>
             <w:tcMar>
               <w:top w:type="dxa" w:w="60"/>
               <w:left w:type="dxa" w:w="100"/>
@@ -4465,7 +4465,7 @@
         </w:tc>
         <w:tc>
           <w:tcPr>
-            <w:tcW w:type="dxa" w:w="1565"/>
+            <w:tcW w:type="dxa" w:w="1563"/>
             <w:tcMar>
               <w:top w:type="dxa" w:w="60"/>
               <w:left w:type="dxa" w:w="100"/>
@@ -4523,7 +4523,7 @@
         </w:tc>
         <w:tc>
           <w:tcPr>
-            <w:tcW w:type="dxa" w:w="709"/>
+            <w:tcW w:type="dxa" w:w="701"/>
             <w:tcMar>
               <w:top w:type="dxa" w:w="60"/>
               <w:left w:type="dxa" w:w="100"/>
@@ -4619,7 +4619,7 @@
         </w:tc>
         <w:tc>
           <w:tcPr>
-            <w:tcW w:type="dxa" w:w="2302"/>
+            <w:tcW w:type="dxa" w:w="2307"/>
             <w:tcMar>
               <w:top w:type="dxa" w:w="60"/>
               <w:left w:type="dxa" w:w="100"/>
@@ -4647,7 +4647,7 @@
         </w:tc>
         <w:tc>
           <w:tcPr>
-            <w:tcW w:type="dxa" w:w="2350"/>
+            <w:tcW w:type="dxa" w:w="2355"/>
             <w:tcMar>
               <w:top w:type="dxa" w:w="60"/>
               <w:left w:type="dxa" w:w="100"/>
@@ -4675,7 +4675,7 @@
         </w:tc>
         <w:tc>
           <w:tcPr>
-            <w:tcW w:type="dxa" w:w="1565"/>
+            <w:tcW w:type="dxa" w:w="1563"/>
             <w:tcMar>
               <w:top w:type="dxa" w:w="60"/>
               <w:left w:type="dxa" w:w="100"/>
@@ -4733,7 +4733,7 @@
         </w:tc>
         <w:tc>
           <w:tcPr>
-            <w:tcW w:type="dxa" w:w="709"/>
+            <w:tcW w:type="dxa" w:w="701"/>
             <w:tcMar>
               <w:top w:type="dxa" w:w="60"/>
               <w:left w:type="dxa" w:w="100"/>
@@ -4817,7 +4817,7 @@
         </w:tc>
         <w:tc>
           <w:tcPr>
-            <w:tcW w:type="dxa" w:w="2302"/>
+            <w:tcW w:type="dxa" w:w="2307"/>
             <w:tcMar>
               <w:top w:type="dxa" w:w="60"/>
               <w:left w:type="dxa" w:w="100"/>
@@ -4845,7 +4845,7 @@
         </w:tc>
         <w:tc>
           <w:tcPr>
-            <w:tcW w:type="dxa" w:w="2350"/>
+            <w:tcW w:type="dxa" w:w="2355"/>
             <w:tcMar>
               <w:top w:type="dxa" w:w="60"/>
               <w:left w:type="dxa" w:w="100"/>
@@ -4873,7 +4873,7 @@
         </w:tc>
         <w:tc>
           <w:tcPr>
-            <w:tcW w:type="dxa" w:w="1565"/>
+            <w:tcW w:type="dxa" w:w="1563"/>
             <w:tcMar>
               <w:top w:type="dxa" w:w="60"/>
               <w:left w:type="dxa" w:w="100"/>
@@ -4931,29 +4931,29 @@
         </w:tc>
         <w:tc>
           <w:tcPr>
-            <w:tcW w:type="dxa" w:w="709"/>
-            <w:tcMar>
-              <w:top w:type="dxa" w:w="60"/>
-              <w:left w:type="dxa" w:w="100"/>
-              <w:bottom w:type="dxa" w:w="60"/>
-              <w:right w:type="dxa" w:w="100"/>
-            </w:tcMar>
-          </w:tcPr>
-          <w:p>
-            <w:pPr>
-              <w:spacing w:after="20" w:before="20" w:line="240"/>
-            </w:pPr>
-            <w:r>
-              <w:rPr>
-                <w:rFonts w:ascii="Times New Roman" w:cs="Times New Roman" w:eastAsia="Times New Roman" w:hAnsi="Times New Roman"/>
-                <w:b w:val="false"/>
-                <w:bCs w:val="false"/>
-                <w:i w:val="false"/>
-                <w:iCs w:val="false"/>
-                <w:sz w:val="20"/>
-                <w:szCs w:val="20"/>
-              </w:rPr>
-              <w:t xml:space="preserve">Lin </w:t>
+            <w:tcW w:type="dxa" w:w="701"/>
+            <w:tcMar>
+              <w:top w:type="dxa" w:w="60"/>
+              <w:left w:type="dxa" w:w="100"/>
+              <w:bottom w:type="dxa" w:w="60"/>
+              <w:right w:type="dxa" w:w="100"/>
+            </w:tcMar>
+          </w:tcPr>
+          <w:p>
+            <w:pPr>
+              <w:spacing w:after="20" w:before="20" w:line="240"/>
+            </w:pPr>
+            <w:r>
+              <w:rPr>
+                <w:rFonts w:ascii="Times New Roman" w:cs="Times New Roman" w:eastAsia="Times New Roman" w:hAnsi="Times New Roman"/>
+                <w:b w:val="false"/>
+                <w:bCs w:val="false"/>
+                <w:i w:val="false"/>
+                <w:iCs w:val="false"/>
+                <w:sz w:val="20"/>
+                <w:szCs w:val="20"/>
+              </w:rPr>
+              <w:t xml:space="preserve">Lin, C., </w:t>
             </w:r>
             <w:r>
               <w:rPr>
@@ -5021,13 +5021,13 @@
                 <w:sz w:val="20"/>
                 <w:szCs w:val="20"/>
               </w:rPr>
-              <w:t xml:space="preserve">NR</w:t>
-            </w:r>
-          </w:p>
-        </w:tc>
-        <w:tc>
-          <w:tcPr>
-            <w:tcW w:type="dxa" w:w="2302"/>
+              <w:t xml:space="preserve">36; 21</w:t>
+            </w:r>
+          </w:p>
+        </w:tc>
+        <w:tc>
+          <w:tcPr>
+            <w:tcW w:type="dxa" w:w="2307"/>
             <w:tcMar>
               <w:top w:type="dxa" w:w="60"/>
               <w:left w:type="dxa" w:w="100"/>
@@ -5055,7 +5055,7 @@
         </w:tc>
         <w:tc>
           <w:tcPr>
-            <w:tcW w:type="dxa" w:w="2350"/>
+            <w:tcW w:type="dxa" w:w="2355"/>
             <w:tcMar>
               <w:top w:type="dxa" w:w="60"/>
               <w:left w:type="dxa" w:w="100"/>
@@ -5083,7 +5083,7 @@
         </w:tc>
         <w:tc>
           <w:tcPr>
-            <w:tcW w:type="dxa" w:w="1565"/>
+            <w:tcW w:type="dxa" w:w="1563"/>
             <w:tcMar>
               <w:top w:type="dxa" w:w="60"/>
               <w:left w:type="dxa" w:w="100"/>
@@ -6557,7 +6557,7 @@
           <w:sz w:val="24"/>
           <w:szCs w:val="24"/>
         </w:rPr>
-        <w:t xml:space="preserve">The choice of contrast metric is also consequential. The ratio defined in the accessibility guidelines is the de facto design standard (World Wide Web Consortium, 2023), but takes no account of text size, weight or polarity, and is held to overstate contrast for dark colour pairs, so nominally compliant light-on-dark combinations can be hard to read and can produce halation. A perceptual replacement incorporating polarity and typography is under development (Advanced Perceptual Contrast Algorithm, n.d.). That a polarity-blind criterion governs a domain in which polarity is among the strongest determinants of legibility (Buchner &amp; Baumgartner, 2007; Dobres </w:t>
+        <w:t xml:space="preserve">The choice of contrast metric is also consequential. The ratio defined in the accessibility guidelines is the de facto design standard (World Wide Web Consortium, 2023), but takes no account of text size, weight or polarity, and is held to overstate contrast for dark colour pairs, so nominally compliant light-on-dark combinations can be hard to read and can produce halation. A perceptual replacement incorporating polarity and typography is under development. That a polarity-blind criterion governs a domain in which polarity is among the strongest determinants of legibility (Buchner &amp; Baumgartner, 2007; Dobres </w:t>
       </w:r>
       <w:r>
         <w:rPr>
@@ -6725,12 +6725,12 @@
       </w:tblPr>
       <w:tblGrid>
         <w:gridCol w:w="700"/>
-        <w:gridCol w:w="1423"/>
+        <w:gridCol w:w="765"/>
         <w:gridCol w:w="700"/>
         <w:gridCol w:w="700"/>
-        <w:gridCol w:w="1586"/>
-        <w:gridCol w:w="2308"/>
-        <w:gridCol w:w="1609"/>
+        <w:gridCol w:w="1771"/>
+        <w:gridCol w:w="2592"/>
+        <w:gridCol w:w="1798"/>
       </w:tblGrid>
       <w:tr>
         <w:trPr>
@@ -6767,7 +6767,7 @@
         </w:tc>
         <w:tc>
           <w:tcPr>
-            <w:tcW w:type="dxa" w:w="1423"/>
+            <w:tcW w:type="dxa" w:w="765"/>
             <w:shd w:fill="E8EEF7" w:color="auto" w:val="clear"/>
             <w:tcMar>
               <w:top w:type="dxa" w:w="60"/>
@@ -6854,7 +6854,7 @@
         </w:tc>
         <w:tc>
           <w:tcPr>
-            <w:tcW w:type="dxa" w:w="1586"/>
+            <w:tcW w:type="dxa" w:w="1771"/>
             <w:shd w:fill="E8EEF7" w:color="auto" w:val="clear"/>
             <w:tcMar>
               <w:top w:type="dxa" w:w="60"/>
@@ -6883,7 +6883,7 @@
         </w:tc>
         <w:tc>
           <w:tcPr>
-            <w:tcW w:type="dxa" w:w="2308"/>
+            <w:tcW w:type="dxa" w:w="2592"/>
             <w:shd w:fill="E8EEF7" w:color="auto" w:val="clear"/>
             <w:tcMar>
               <w:top w:type="dxa" w:w="60"/>
@@ -6912,7 +6912,7 @@
         </w:tc>
         <w:tc>
           <w:tcPr>
-            <w:tcW w:type="dxa" w:w="1609"/>
+            <w:tcW w:type="dxa" w:w="1798"/>
             <w:shd w:fill="E8EEF7" w:color="auto" w:val="clear"/>
             <w:tcMar>
               <w:top w:type="dxa" w:w="60"/>
@@ -6971,7 +6971,7 @@
         </w:tc>
         <w:tc>
           <w:tcPr>
-            <w:tcW w:type="dxa" w:w="1423"/>
+            <w:tcW w:type="dxa" w:w="765"/>
             <w:tcMar>
               <w:top w:type="dxa" w:w="60"/>
               <w:left w:type="dxa" w:w="100"/>
@@ -7055,7 +7055,7 @@
         </w:tc>
         <w:tc>
           <w:tcPr>
-            <w:tcW w:type="dxa" w:w="1586"/>
+            <w:tcW w:type="dxa" w:w="1771"/>
             <w:tcMar>
               <w:top w:type="dxa" w:w="60"/>
               <w:left w:type="dxa" w:w="100"/>
@@ -7083,7 +7083,7 @@
         </w:tc>
         <w:tc>
           <w:tcPr>
-            <w:tcW w:type="dxa" w:w="2308"/>
+            <w:tcW w:type="dxa" w:w="2592"/>
             <w:tcMar>
               <w:top w:type="dxa" w:w="60"/>
               <w:left w:type="dxa" w:w="100"/>
@@ -7111,7 +7111,7 @@
         </w:tc>
         <w:tc>
           <w:tcPr>
-            <w:tcW w:type="dxa" w:w="1609"/>
+            <w:tcW w:type="dxa" w:w="1798"/>
             <w:tcMar>
               <w:top w:type="dxa" w:w="60"/>
               <w:left w:type="dxa" w:w="100"/>
@@ -7169,7 +7169,7 @@
         </w:tc>
         <w:tc>
           <w:tcPr>
-            <w:tcW w:type="dxa" w:w="1423"/>
+            <w:tcW w:type="dxa" w:w="765"/>
             <w:tcMar>
               <w:top w:type="dxa" w:w="60"/>
               <w:left w:type="dxa" w:w="100"/>
@@ -7265,7 +7265,7 @@
         </w:tc>
         <w:tc>
           <w:tcPr>
-            <w:tcW w:type="dxa" w:w="1586"/>
+            <w:tcW w:type="dxa" w:w="1771"/>
             <w:tcMar>
               <w:top w:type="dxa" w:w="60"/>
               <w:left w:type="dxa" w:w="100"/>
@@ -7293,7 +7293,7 @@
         </w:tc>
         <w:tc>
           <w:tcPr>
-            <w:tcW w:type="dxa" w:w="2308"/>
+            <w:tcW w:type="dxa" w:w="2592"/>
             <w:tcMar>
               <w:top w:type="dxa" w:w="60"/>
               <w:left w:type="dxa" w:w="100"/>
@@ -7321,7 +7321,7 @@
         </w:tc>
         <w:tc>
           <w:tcPr>
-            <w:tcW w:type="dxa" w:w="1609"/>
+            <w:tcW w:type="dxa" w:w="1798"/>
             <w:tcMar>
               <w:top w:type="dxa" w:w="60"/>
               <w:left w:type="dxa" w:w="100"/>
@@ -7379,7 +7379,7 @@
         </w:tc>
         <w:tc>
           <w:tcPr>
-            <w:tcW w:type="dxa" w:w="1423"/>
+            <w:tcW w:type="dxa" w:w="765"/>
             <w:tcMar>
               <w:top w:type="dxa" w:w="60"/>
               <w:left w:type="dxa" w:w="100"/>
@@ -7475,7 +7475,7 @@
         </w:tc>
         <w:tc>
           <w:tcPr>
-            <w:tcW w:type="dxa" w:w="1586"/>
+            <w:tcW w:type="dxa" w:w="1771"/>
             <w:tcMar>
               <w:top w:type="dxa" w:w="60"/>
               <w:left w:type="dxa" w:w="100"/>
@@ -7503,7 +7503,7 @@
         </w:tc>
         <w:tc>
           <w:tcPr>
-            <w:tcW w:type="dxa" w:w="2308"/>
+            <w:tcW w:type="dxa" w:w="2592"/>
             <w:tcMar>
               <w:top w:type="dxa" w:w="60"/>
               <w:left w:type="dxa" w:w="100"/>
@@ -7531,7 +7531,7 @@
         </w:tc>
         <w:tc>
           <w:tcPr>
-            <w:tcW w:type="dxa" w:w="1609"/>
+            <w:tcW w:type="dxa" w:w="1798"/>
             <w:tcMar>
               <w:top w:type="dxa" w:w="60"/>
               <w:left w:type="dxa" w:w="100"/>
@@ -7589,7 +7589,7 @@
         </w:tc>
         <w:tc>
           <w:tcPr>
-            <w:tcW w:type="dxa" w:w="1423"/>
+            <w:tcW w:type="dxa" w:w="765"/>
             <w:tcMar>
               <w:top w:type="dxa" w:w="60"/>
               <w:left w:type="dxa" w:w="100"/>
@@ -7685,7 +7685,7 @@
         </w:tc>
         <w:tc>
           <w:tcPr>
-            <w:tcW w:type="dxa" w:w="1586"/>
+            <w:tcW w:type="dxa" w:w="1771"/>
             <w:tcMar>
               <w:top w:type="dxa" w:w="60"/>
               <w:left w:type="dxa" w:w="100"/>
@@ -7713,7 +7713,7 @@
         </w:tc>
         <w:tc>
           <w:tcPr>
-            <w:tcW w:type="dxa" w:w="2308"/>
+            <w:tcW w:type="dxa" w:w="2592"/>
             <w:tcMar>
               <w:top w:type="dxa" w:w="60"/>
               <w:left w:type="dxa" w:w="100"/>
@@ -7741,7 +7741,7 @@
         </w:tc>
         <w:tc>
           <w:tcPr>
-            <w:tcW w:type="dxa" w:w="1609"/>
+            <w:tcW w:type="dxa" w:w="1798"/>
             <w:tcMar>
               <w:top w:type="dxa" w:w="60"/>
               <w:left w:type="dxa" w:w="100"/>
@@ -7799,7 +7799,7 @@
         </w:tc>
         <w:tc>
           <w:tcPr>
-            <w:tcW w:type="dxa" w:w="1423"/>
+            <w:tcW w:type="dxa" w:w="765"/>
             <w:tcMar>
               <w:top w:type="dxa" w:w="60"/>
               <w:left w:type="dxa" w:w="100"/>
@@ -7895,7 +7895,7 @@
         </w:tc>
         <w:tc>
           <w:tcPr>
-            <w:tcW w:type="dxa" w:w="1586"/>
+            <w:tcW w:type="dxa" w:w="1771"/>
             <w:tcMar>
               <w:top w:type="dxa" w:w="60"/>
               <w:left w:type="dxa" w:w="100"/>
@@ -7923,7 +7923,7 @@
         </w:tc>
         <w:tc>
           <w:tcPr>
-            <w:tcW w:type="dxa" w:w="2308"/>
+            <w:tcW w:type="dxa" w:w="2592"/>
             <w:tcMar>
               <w:top w:type="dxa" w:w="60"/>
               <w:left w:type="dxa" w:w="100"/>
@@ -7951,7 +7951,7 @@
         </w:tc>
         <w:tc>
           <w:tcPr>
-            <w:tcW w:type="dxa" w:w="1609"/>
+            <w:tcW w:type="dxa" w:w="1798"/>
             <w:tcMar>
               <w:top w:type="dxa" w:w="60"/>
               <w:left w:type="dxa" w:w="100"/>
@@ -8009,29 +8009,41 @@
         </w:tc>
         <w:tc>
           <w:tcPr>
-            <w:tcW w:type="dxa" w:w="1423"/>
-            <w:tcMar>
-              <w:top w:type="dxa" w:w="60"/>
-              <w:left w:type="dxa" w:w="100"/>
-              <w:bottom w:type="dxa" w:w="60"/>
-              <w:right w:type="dxa" w:w="100"/>
-            </w:tcMar>
-          </w:tcPr>
-          <w:p>
-            <w:pPr>
-              <w:spacing w:after="20" w:before="20" w:line="240"/>
-            </w:pPr>
-            <w:r>
-              <w:rPr>
-                <w:rFonts w:ascii="Times New Roman" w:cs="Times New Roman" w:eastAsia="Times New Roman" w:hAnsi="Times New Roman"/>
-                <w:b w:val="false"/>
-                <w:bCs w:val="false"/>
-                <w:i w:val="false"/>
-                <w:iCs w:val="false"/>
-                <w:sz w:val="20"/>
-                <w:szCs w:val="20"/>
-              </w:rPr>
-              <w:t xml:space="preserve">Contact Lens and Anterior Eye study ([Authors], 2025)</w:t>
+            <w:tcW w:type="dxa" w:w="765"/>
+            <w:tcMar>
+              <w:top w:type="dxa" w:w="60"/>
+              <w:left w:type="dxa" w:w="100"/>
+              <w:bottom w:type="dxa" w:w="60"/>
+              <w:right w:type="dxa" w:w="100"/>
+            </w:tcMar>
+          </w:tcPr>
+          <w:p>
+            <w:pPr>
+              <w:spacing w:after="20" w:before="20" w:line="240"/>
+            </w:pPr>
+            <w:r>
+              <w:rPr>
+                <w:rFonts w:ascii="Times New Roman" w:cs="Times New Roman" w:eastAsia="Times New Roman" w:hAnsi="Times New Roman"/>
+                <w:b w:val="false"/>
+                <w:bCs w:val="false"/>
+                <w:i w:val="false"/>
+                <w:iCs w:val="false"/>
+                <w:sz w:val="20"/>
+                <w:szCs w:val="20"/>
+              </w:rPr>
+              <w:t xml:space="preserve">Lin, M., </w:t>
+            </w:r>
+            <w:r>
+              <w:rPr>
+                <w:rFonts w:ascii="Times New Roman" w:cs="Times New Roman" w:eastAsia="Times New Roman" w:hAnsi="Times New Roman"/>
+                <w:b w:val="false"/>
+                <w:bCs w:val="false"/>
+                <w:i/>
+                <w:iCs/>
+                <w:sz w:val="20"/>
+                <w:szCs w:val="20"/>
+              </w:rPr>
+              <w:t xml:space="preserve">et al.</w:t>
             </w:r>
           </w:p>
         </w:tc>
@@ -8093,7 +8105,7 @@
         </w:tc>
         <w:tc>
           <w:tcPr>
-            <w:tcW w:type="dxa" w:w="1586"/>
+            <w:tcW w:type="dxa" w:w="1771"/>
             <w:tcMar>
               <w:top w:type="dxa" w:w="60"/>
               <w:left w:type="dxa" w:w="100"/>
@@ -8121,7 +8133,7 @@
         </w:tc>
         <w:tc>
           <w:tcPr>
-            <w:tcW w:type="dxa" w:w="2308"/>
+            <w:tcW w:type="dxa" w:w="2592"/>
             <w:tcMar>
               <w:top w:type="dxa" w:w="60"/>
               <w:left w:type="dxa" w:w="100"/>
@@ -8149,7 +8161,7 @@
         </w:tc>
         <w:tc>
           <w:tcPr>
-            <w:tcW w:type="dxa" w:w="1609"/>
+            <w:tcW w:type="dxa" w:w="1798"/>
             <w:tcMar>
               <w:top w:type="dxa" w:w="60"/>
               <w:left w:type="dxa" w:w="100"/>
@@ -8228,7 +8240,31 @@
           <w:sz w:val="24"/>
           <w:szCs w:val="24"/>
         </w:rPr>
-        <w:t xml:space="preserve">, 2017) — that is, the performance-side effect of polarity appears not to depend on room light, while the effects that do depend on it are concentrated in the ocular and tear-film measures. The most recent work is the most directly relevant on that second point: reading in a dark room from a bright screen produced the greatest tear-film destabilisation and the largest blink changes, with incomplete blinking rising over time in every condition ([Authors], 2025).</w:t>
+        <w:t xml:space="preserve">, 2017) — that is, the performance-side effect of polarity appears not to depend on room light, while the effects that do depend on it are concentrated in the ocular and tear-film measures. The most recent work is the most directly relevant on that second point: reading in a dark room from a bright screen produced the greatest tear-film destabilisation and the largest blink changes, with incomplete blinking rising over time in every condition (Lin, M., </w:t>
+      </w:r>
+      <w:r>
+        <w:rPr>
+          <w:rFonts w:ascii="Times New Roman" w:cs="Times New Roman" w:eastAsia="Times New Roman" w:hAnsi="Times New Roman"/>
+          <w:b w:val="false"/>
+          <w:bCs w:val="false"/>
+          <w:i/>
+          <w:iCs/>
+          <w:sz w:val="24"/>
+          <w:szCs w:val="24"/>
+        </w:rPr>
+        <w:t xml:space="preserve">et al.</w:t>
+      </w:r>
+      <w:r>
+        <w:rPr>
+          <w:rFonts w:ascii="Times New Roman" w:cs="Times New Roman" w:eastAsia="Times New Roman" w:hAnsi="Times New Roman"/>
+          <w:b w:val="false"/>
+          <w:bCs w:val="false"/>
+          <w:i w:val="false"/>
+          <w:iCs w:val="false"/>
+          <w:sz w:val="24"/>
+          <w:szCs w:val="24"/>
+        </w:rPr>
+        <w:t xml:space="preserve">, 2025).</w:t>
       </w:r>
     </w:p>
     <w:p>
@@ -8384,12 +8420,12 @@
       </w:tblPr>
       <w:tblGrid>
         <w:gridCol w:w="700"/>
-        <w:gridCol w:w="1326"/>
         <w:gridCol w:w="700"/>
         <w:gridCol w:w="700"/>
-        <w:gridCol w:w="2137"/>
-        <w:gridCol w:w="2137"/>
-        <w:gridCol w:w="1326"/>
+        <w:gridCol w:w="700"/>
+        <w:gridCol w:w="2380"/>
+        <w:gridCol w:w="2379"/>
+        <w:gridCol w:w="1467"/>
       </w:tblGrid>
       <w:tr>
         <w:trPr>
@@ -8426,7 +8462,7 @@
         </w:tc>
         <w:tc>
           <w:tcPr>
-            <w:tcW w:type="dxa" w:w="1326"/>
+            <w:tcW w:type="dxa" w:w="700"/>
             <w:shd w:fill="E8EEF7" w:color="auto" w:val="clear"/>
             <w:tcMar>
               <w:top w:type="dxa" w:w="60"/>
@@ -8513,7 +8549,7 @@
         </w:tc>
         <w:tc>
           <w:tcPr>
-            <w:tcW w:type="dxa" w:w="2137"/>
+            <w:tcW w:type="dxa" w:w="2380"/>
             <w:shd w:fill="E8EEF7" w:color="auto" w:val="clear"/>
             <w:tcMar>
               <w:top w:type="dxa" w:w="60"/>
@@ -8542,7 +8578,7 @@
         </w:tc>
         <w:tc>
           <w:tcPr>
-            <w:tcW w:type="dxa" w:w="2137"/>
+            <w:tcW w:type="dxa" w:w="2379"/>
             <w:shd w:fill="E8EEF7" w:color="auto" w:val="clear"/>
             <w:tcMar>
               <w:top w:type="dxa" w:w="60"/>
@@ -8571,7 +8607,7 @@
         </w:tc>
         <w:tc>
           <w:tcPr>
-            <w:tcW w:type="dxa" w:w="1326"/>
+            <w:tcW w:type="dxa" w:w="1467"/>
             <w:shd w:fill="E8EEF7" w:color="auto" w:val="clear"/>
             <w:tcMar>
               <w:top w:type="dxa" w:w="60"/>
@@ -8630,7 +8666,7 @@
         </w:tc>
         <w:tc>
           <w:tcPr>
-            <w:tcW w:type="dxa" w:w="1326"/>
+            <w:tcW w:type="dxa" w:w="700"/>
             <w:tcMar>
               <w:top w:type="dxa" w:w="60"/>
               <w:left w:type="dxa" w:w="100"/>
@@ -8726,7 +8762,7 @@
         </w:tc>
         <w:tc>
           <w:tcPr>
-            <w:tcW w:type="dxa" w:w="2137"/>
+            <w:tcW w:type="dxa" w:w="2380"/>
             <w:tcMar>
               <w:top w:type="dxa" w:w="60"/>
               <w:left w:type="dxa" w:w="100"/>
@@ -8754,7 +8790,7 @@
         </w:tc>
         <w:tc>
           <w:tcPr>
-            <w:tcW w:type="dxa" w:w="2137"/>
+            <w:tcW w:type="dxa" w:w="2379"/>
             <w:tcMar>
               <w:top w:type="dxa" w:w="60"/>
               <w:left w:type="dxa" w:w="100"/>
@@ -8782,7 +8818,7 @@
         </w:tc>
         <w:tc>
           <w:tcPr>
-            <w:tcW w:type="dxa" w:w="1326"/>
+            <w:tcW w:type="dxa" w:w="1467"/>
             <w:tcMar>
               <w:top w:type="dxa" w:w="60"/>
               <w:left w:type="dxa" w:w="100"/>
@@ -8840,7 +8876,7 @@
         </w:tc>
         <w:tc>
           <w:tcPr>
-            <w:tcW w:type="dxa" w:w="1326"/>
+            <w:tcW w:type="dxa" w:w="700"/>
             <w:tcMar>
               <w:top w:type="dxa" w:w="60"/>
               <w:left w:type="dxa" w:w="100"/>
@@ -8936,7 +8972,7 @@
         </w:tc>
         <w:tc>
           <w:tcPr>
-            <w:tcW w:type="dxa" w:w="2137"/>
+            <w:tcW w:type="dxa" w:w="2380"/>
             <w:tcMar>
               <w:top w:type="dxa" w:w="60"/>
               <w:left w:type="dxa" w:w="100"/>
@@ -8964,7 +9000,7 @@
         </w:tc>
         <w:tc>
           <w:tcPr>
-            <w:tcW w:type="dxa" w:w="2137"/>
+            <w:tcW w:type="dxa" w:w="2379"/>
             <w:tcMar>
               <w:top w:type="dxa" w:w="60"/>
               <w:left w:type="dxa" w:w="100"/>
@@ -8992,7 +9028,7 @@
         </w:tc>
         <w:tc>
           <w:tcPr>
-            <w:tcW w:type="dxa" w:w="1326"/>
+            <w:tcW w:type="dxa" w:w="1467"/>
             <w:tcMar>
               <w:top w:type="dxa" w:w="60"/>
               <w:left w:type="dxa" w:w="100"/>
@@ -9050,7 +9086,7 @@
         </w:tc>
         <w:tc>
           <w:tcPr>
-            <w:tcW w:type="dxa" w:w="1326"/>
+            <w:tcW w:type="dxa" w:w="700"/>
             <w:tcMar>
               <w:top w:type="dxa" w:w="60"/>
               <w:left w:type="dxa" w:w="100"/>
@@ -9146,7 +9182,7 @@
         </w:tc>
         <w:tc>
           <w:tcPr>
-            <w:tcW w:type="dxa" w:w="2137"/>
+            <w:tcW w:type="dxa" w:w="2380"/>
             <w:tcMar>
               <w:top w:type="dxa" w:w="60"/>
               <w:left w:type="dxa" w:w="100"/>
@@ -9174,7 +9210,7 @@
         </w:tc>
         <w:tc>
           <w:tcPr>
-            <w:tcW w:type="dxa" w:w="2137"/>
+            <w:tcW w:type="dxa" w:w="2379"/>
             <w:tcMar>
               <w:top w:type="dxa" w:w="60"/>
               <w:left w:type="dxa" w:w="100"/>
@@ -9202,7 +9238,7 @@
         </w:tc>
         <w:tc>
           <w:tcPr>
-            <w:tcW w:type="dxa" w:w="1326"/>
+            <w:tcW w:type="dxa" w:w="1467"/>
             <w:tcMar>
               <w:top w:type="dxa" w:w="60"/>
               <w:left w:type="dxa" w:w="100"/>
@@ -9260,7 +9296,7 @@
         </w:tc>
         <w:tc>
           <w:tcPr>
-            <w:tcW w:type="dxa" w:w="1326"/>
+            <w:tcW w:type="dxa" w:w="700"/>
             <w:tcMar>
               <w:top w:type="dxa" w:w="60"/>
               <w:left w:type="dxa" w:w="100"/>
@@ -9356,7 +9392,7 @@
         </w:tc>
         <w:tc>
           <w:tcPr>
-            <w:tcW w:type="dxa" w:w="2137"/>
+            <w:tcW w:type="dxa" w:w="2380"/>
             <w:tcMar>
               <w:top w:type="dxa" w:w="60"/>
               <w:left w:type="dxa" w:w="100"/>
@@ -9384,7 +9420,7 @@
         </w:tc>
         <w:tc>
           <w:tcPr>
-            <w:tcW w:type="dxa" w:w="2137"/>
+            <w:tcW w:type="dxa" w:w="2379"/>
             <w:tcMar>
               <w:top w:type="dxa" w:w="60"/>
               <w:left w:type="dxa" w:w="100"/>
@@ -9412,7 +9448,7 @@
         </w:tc>
         <w:tc>
           <w:tcPr>
-            <w:tcW w:type="dxa" w:w="1326"/>
+            <w:tcW w:type="dxa" w:w="1467"/>
             <w:tcMar>
               <w:top w:type="dxa" w:w="60"/>
               <w:left w:type="dxa" w:w="100"/>
@@ -9470,7 +9506,7 @@
         </w:tc>
         <w:tc>
           <w:tcPr>
-            <w:tcW w:type="dxa" w:w="1326"/>
+            <w:tcW w:type="dxa" w:w="700"/>
             <w:tcMar>
               <w:top w:type="dxa" w:w="60"/>
               <w:left w:type="dxa" w:w="100"/>
@@ -9566,7 +9602,7 @@
         </w:tc>
         <w:tc>
           <w:tcPr>
-            <w:tcW w:type="dxa" w:w="2137"/>
+            <w:tcW w:type="dxa" w:w="2380"/>
             <w:tcMar>
               <w:top w:type="dxa" w:w="60"/>
               <w:left w:type="dxa" w:w="100"/>
@@ -9594,7 +9630,7 @@
         </w:tc>
         <w:tc>
           <w:tcPr>
-            <w:tcW w:type="dxa" w:w="2137"/>
+            <w:tcW w:type="dxa" w:w="2379"/>
             <w:tcMar>
               <w:top w:type="dxa" w:w="60"/>
               <w:left w:type="dxa" w:w="100"/>
@@ -9622,7 +9658,7 @@
         </w:tc>
         <w:tc>
           <w:tcPr>
-            <w:tcW w:type="dxa" w:w="1326"/>
+            <w:tcW w:type="dxa" w:w="1467"/>
             <w:tcMar>
               <w:top w:type="dxa" w:w="60"/>
               <w:left w:type="dxa" w:w="100"/>
@@ -9680,34 +9716,6 @@
         </w:tc>
         <w:tc>
           <w:tcPr>
-            <w:tcW w:type="dxa" w:w="1326"/>
-            <w:tcMar>
-              <w:top w:type="dxa" w:w="60"/>
-              <w:left w:type="dxa" w:w="100"/>
-              <w:bottom w:type="dxa" w:w="60"/>
-              <w:right w:type="dxa" w:w="100"/>
-            </w:tcMar>
-          </w:tcPr>
-          <w:p>
-            <w:pPr>
-              <w:spacing w:after="20" w:before="20" w:line="240"/>
-            </w:pPr>
-            <w:r>
-              <w:rPr>
-                <w:rFonts w:ascii="Times New Roman" w:cs="Times New Roman" w:eastAsia="Times New Roman" w:hAnsi="Times New Roman"/>
-                <w:b w:val="false"/>
-                <w:bCs w:val="false"/>
-                <w:i w:val="false"/>
-                <w:iCs w:val="false"/>
-                <w:sz w:val="20"/>
-                <w:szCs w:val="20"/>
-              </w:rPr>
-              <w:t xml:space="preserve">Contact Lens and Anterior Eye study ([Authors], 2025)</w:t>
-            </w:r>
-          </w:p>
-        </w:tc>
-        <w:tc>
-          <w:tcPr>
             <w:tcW w:type="dxa" w:w="700"/>
             <w:tcMar>
               <w:top w:type="dxa" w:w="60"/>
@@ -9730,6 +9738,46 @@
                 <w:sz w:val="20"/>
                 <w:szCs w:val="20"/>
               </w:rPr>
+              <w:t xml:space="preserve">Lin, M., </w:t>
+            </w:r>
+            <w:r>
+              <w:rPr>
+                <w:rFonts w:ascii="Times New Roman" w:cs="Times New Roman" w:eastAsia="Times New Roman" w:hAnsi="Times New Roman"/>
+                <w:b w:val="false"/>
+                <w:bCs w:val="false"/>
+                <w:i/>
+                <w:iCs/>
+                <w:sz w:val="20"/>
+                <w:szCs w:val="20"/>
+              </w:rPr>
+              <w:t xml:space="preserve">et al.</w:t>
+            </w:r>
+          </w:p>
+        </w:tc>
+        <w:tc>
+          <w:tcPr>
+            <w:tcW w:type="dxa" w:w="700"/>
+            <w:tcMar>
+              <w:top w:type="dxa" w:w="60"/>
+              <w:left w:type="dxa" w:w="100"/>
+              <w:bottom w:type="dxa" w:w="60"/>
+              <w:right w:type="dxa" w:w="100"/>
+            </w:tcMar>
+          </w:tcPr>
+          <w:p>
+            <w:pPr>
+              <w:spacing w:after="20" w:before="20" w:line="240"/>
+            </w:pPr>
+            <w:r>
+              <w:rPr>
+                <w:rFonts w:ascii="Times New Roman" w:cs="Times New Roman" w:eastAsia="Times New Roman" w:hAnsi="Times New Roman"/>
+                <w:b w:val="false"/>
+                <w:bCs w:val="false"/>
+                <w:i w:val="false"/>
+                <w:iCs w:val="false"/>
+                <w:sz w:val="20"/>
+                <w:szCs w:val="20"/>
+              </w:rPr>
               <w:t xml:space="preserve">2025</w:t>
             </w:r>
           </w:p>
@@ -9764,7 +9812,7 @@
         </w:tc>
         <w:tc>
           <w:tcPr>
-            <w:tcW w:type="dxa" w:w="2137"/>
+            <w:tcW w:type="dxa" w:w="2380"/>
             <w:tcMar>
               <w:top w:type="dxa" w:w="60"/>
               <w:left w:type="dxa" w:w="100"/>
@@ -9792,7 +9840,7 @@
         </w:tc>
         <w:tc>
           <w:tcPr>
-            <w:tcW w:type="dxa" w:w="2137"/>
+            <w:tcW w:type="dxa" w:w="2379"/>
             <w:tcMar>
               <w:top w:type="dxa" w:w="60"/>
               <w:left w:type="dxa" w:w="100"/>
@@ -9820,7 +9868,7 @@
         </w:tc>
         <w:tc>
           <w:tcPr>
-            <w:tcW w:type="dxa" w:w="1326"/>
+            <w:tcW w:type="dxa" w:w="1467"/>
             <w:tcMar>
               <w:top w:type="dxa" w:w="60"/>
               <w:left w:type="dxa" w:w="100"/>
@@ -10297,7 +10345,7 @@
           <w:sz w:val="24"/>
           <w:szCs w:val="24"/>
         </w:rPr>
-        <w:t xml:space="preserve">, 2013). Validity differs by target: camera-based gaze estimation is lower in accuracy and sampling rate than infrared tracking and is defensible only for coarse zone classification, whereas blink measures are proportion-based and need temporal rather than spatial precision. Since blinks last 100 to 400 ms, duration-based metrics become unreliable below about 25 frames per second, while proportion measures are more robust. No published study has validated a camera-based incomplete-blink measure against manual annotation.</w:t>
+        <w:t xml:space="preserve">, 2013). Validity differs by target: camera-based gaze estimation is lower in accuracy and sampling rate than infrared tracking and is defensible only for coarse zone classification, whereas blink measures are proportion-based and need temporal rather than spatial precision. Because a blink is complete within a few hundred milliseconds, duration-based metrics become unreliable at low sampling rates, and the achieved frame rate is therefore recorded per condition and gates the duration-based tiers, while proportion measures are more robust. No published study has validated a camera-based incomplete-blink measure against manual annotation.</w:t>
       </w:r>
     </w:p>
     <w:p>
@@ -10653,7 +10701,7 @@
           <w:sz w:val="24"/>
           <w:szCs w:val="24"/>
         </w:rPr>
-        <w:t xml:space="preserve">The incomplete-blink ratio does not appear to have been tested as an outcome of a display manipulation despite its specificity ([Authors], 2025; Argilés </w:t>
+        <w:t xml:space="preserve">The incomplete-blink ratio does not appear to have been tested as an outcome of a display manipulation despite its specificity (Lin, M., </w:t>
       </w:r>
       <w:r>
         <w:rPr>
@@ -10677,7 +10725,7 @@
           <w:sz w:val="24"/>
           <w:szCs w:val="24"/>
         </w:rPr>
-        <w:t xml:space="preserve">, 2015; Hirota </w:t>
+        <w:t xml:space="preserve">, 2025; Argilés </w:t>
       </w:r>
       <w:r>
         <w:rPr>
@@ -10701,7 +10749,7 @@
           <w:sz w:val="24"/>
           <w:szCs w:val="24"/>
         </w:rPr>
-        <w:t xml:space="preserve">, 2013; Portello </w:t>
+        <w:t xml:space="preserve">, 2015; Hirota </w:t>
       </w:r>
       <w:r>
         <w:rPr>
@@ -10725,7 +10773,31 @@
           <w:sz w:val="24"/>
           <w:szCs w:val="24"/>
         </w:rPr>
-        <w:t xml:space="preserve">, 2013), and no automated implementation has been validated against manual annotation in the literature located, so the measure does not scale.</w:t>
+        <w:t xml:space="preserve">, 2013; Portello </w:t>
+      </w:r>
+      <w:r>
+        <w:rPr>
+          <w:rFonts w:ascii="Times New Roman" w:cs="Times New Roman" w:eastAsia="Times New Roman" w:hAnsi="Times New Roman"/>
+          <w:b w:val="false"/>
+          <w:bCs w:val="false"/>
+          <w:i/>
+          <w:iCs/>
+          <w:sz w:val="24"/>
+          <w:szCs w:val="24"/>
+        </w:rPr>
+        <w:t xml:space="preserve">et al.</w:t>
+      </w:r>
+      <w:r>
+        <w:rPr>
+          <w:rFonts w:ascii="Times New Roman" w:cs="Times New Roman" w:eastAsia="Times New Roman" w:hAnsi="Times New Roman"/>
+          <w:b w:val="false"/>
+          <w:bCs w:val="false"/>
+          <w:i w:val="false"/>
+          <w:iCs w:val="false"/>
+          <w:sz w:val="24"/>
+          <w:szCs w:val="24"/>
+        </w:rPr>
+        <w:t xml:space="preserve">, 2013), and no automated implementation was found, in the literature located, to have been validated against manual annotation, so the measure does not scale.</w:t>
       </w:r>
     </w:p>
     <w:p>
@@ -14936,7 +15008,7 @@
           <w:sz w:val="24"/>
           <w:szCs w:val="24"/>
         </w:rPr>
-        <w:t xml:space="preserve">The level sits within the 300–500 lux band specified for work with self-luminous displays, at its lower bound so the display is not washed out. Critically, it is high enough that room light rather than the display dominates the illuminance on the reader's face: because the ocular measures are camera-derived, and the modelled ratio of face illuminance between polarities is about 2.3 at 10 lux against 1.05 at 300, a dimmer room would make camera exposure vary with the primary independent variable.</w:t>
+        <w:t xml:space="preserve">The level was fixed on photometric grounds rather than by reference to a lighting standard: published guidance for work with self-luminous displays places ambient illuminance around this range, but the specific figures could not be verified against the standards themselves and are therefore not cited. Critically, it is high enough that room light rather than the display dominates the illuminance on the reader's face: because the ocular measures are camera-derived, and the modelled ratio of face illuminance between polarities is about 2.3 at 10 lux against 1.05 at 300, a dimmer room would make camera exposure vary with the primary independent variable.</w:t>
       </w:r>
     </w:p>
     <w:p>
@@ -15033,7 +15105,7 @@
           <w:sz w:val="24"/>
           <w:szCs w:val="24"/>
         </w:rPr>
-        <w:t xml:space="preserve"> A subsample of twenty participants contributes two 3-minute segments each for masked frame-by-frame annotation, against which the automated classifier is assessed by Cohen's kappa and Bland–Altman bias (criteria: kappa ≥ 0.60, bias within ±5 percentage points).</w:t>
+        <w:t xml:space="preserve"> A subsample of twenty participants contributes two 3-minute segments each for masked frame-by-frame annotation, against which the automated classifier is assessed by Cohen's kappa and Bland–Altman bias (criteria: kappa ≥ 0.60, the conventional threshold for substantial agreement, and bias within ±5 percentage points).</w:t>
       </w:r>
     </w:p>
     <w:p>
@@ -15802,7 +15874,7 @@
           <w:sz w:val="24"/>
           <w:szCs w:val="24"/>
         </w:rPr>
-        <w:t xml:space="preserve">The study is expected to yield quantified effects, with confidence intervals, of display polarity, text colour and ambient illumination on subjective visual fatigue, ocular behaviour, cognitive workload and task performance, and, to the best of the available evidence, will provide among the first estimates of the polarity-by-colour interaction on fatigue outcomes, and is expected to determine whether the positive polarity advantage extends from brief legibility tasks to hour-scale reading and ocular-surface outcomes.</w:t>
+        <w:t xml:space="preserve">The study is expected to yield quantified effects, with confidence intervals, of display polarity and text colour on subjective visual fatigue, ocular behaviour, cognitive workload and task performance at a controlled ambient illuminance, and, to the best of the available evidence, will provide among the first estimates of the polarity-by-colour interaction on fatigue outcomes, and is expected to determine whether the positive polarity advantage extends from brief legibility tasks to hour-scale reading and ocular-surface outcomes.</w:t>
       </w:r>
     </w:p>
     <w:p>
@@ -15820,7 +15892,7 @@
           <w:sz w:val="24"/>
           <w:szCs w:val="24"/>
         </w:rPr>
-        <w:t xml:space="preserve">Because the contrast ordering of colours reverses across polarity, the results are expected to indicate the extent to which colour-related effects are mediated by luminance contrast rather than hue: a crossover interaction would support contrast mediation, a preserved ordering would suggest residual hue-specific effects, with contrast expected to account for most colour-related variance and red a candidate exception. Characterising the polarity-by-illumination interaction is expected to indicate whether negative polarity is specifically costly under dim domestic lighting, where dark mode is most used and most advocated. The study will further identify the configurations that minimise and maximise fatigue, indicate whether a polarity-blind contrast criterion adequately predicts measured readability, and produce an account of subjective–objective correspondence and a validated instrument whose agreement with manual annotation is reported.</w:t>
+        <w:t xml:space="preserve">Because the contrast ordering of colours reverses across polarity, the results are expected to indicate the extent to which colour-related effects are mediated by luminance contrast rather than hue: a crossover interaction would support contrast mediation, a preserved ordering would suggest residual hue-specific effects, with contrast expected to account for most colour-related variance and red a candidate exception. The study will further identify the configurations that minimise and maximise fatigue, indicate whether a polarity-blind contrast criterion adequately predicts measured readability, and produce an account of subjective–objective correspondence and a validated instrument whose agreement with manual annotation is reported.</w:t>
       </w:r>
     </w:p>
     <w:p>
@@ -16116,7 +16188,7 @@
           <w:sz w:val="24"/>
           <w:szCs w:val="24"/>
         </w:rPr>
-        <w:t xml:space="preserve">[Authors to be completed from the publisher record]. (2025). Effects of ambient illuminance and mobile phone screen brightness on tear film stability, visual fatigue, and blink patterns during reading. </w:t>
+        <w:t xml:space="preserve">Lin, M., Zheng, X., He, C., Li, M., Lu, F., &amp; Hu, L. (2025). Effects of ambient illuminance and mobile phone screen brightness on tear film stability, visual fatigue, and blink patterns during reading. </w:t>
       </w:r>
       <w:r>
         <w:rPr>
@@ -16140,7 +16212,31 @@
           <w:sz w:val="24"/>
           <w:szCs w:val="24"/>
         </w:rPr>
-        <w:t xml:space="preserve">. https://doi.org/10.1016/j.clae.2025.102515</w:t>
+        <w:t xml:space="preserve">, </w:t>
+      </w:r>
+      <w:r>
+        <w:rPr>
+          <w:rFonts w:ascii="Times New Roman" w:cs="Times New Roman" w:eastAsia="Times New Roman" w:hAnsi="Times New Roman"/>
+          <w:b w:val="false"/>
+          <w:bCs w:val="false"/>
+          <w:i/>
+          <w:iCs/>
+          <w:sz w:val="24"/>
+          <w:szCs w:val="24"/>
+        </w:rPr>
+        <w:t xml:space="preserve">49</w:t>
+      </w:r>
+      <w:r>
+        <w:rPr>
+          <w:rFonts w:ascii="Times New Roman" w:cs="Times New Roman" w:eastAsia="Times New Roman" w:hAnsi="Times New Roman"/>
+          <w:b w:val="false"/>
+          <w:bCs w:val="false"/>
+          <w:i w:val="false"/>
+          <w:iCs w:val="false"/>
+          <w:sz w:val="24"/>
+          <w:szCs w:val="24"/>
+        </w:rPr>
+        <w:t xml:space="preserve">(1), 102515. https://doi.org/10.1016/j.clae.2025.102515</w:t>
       </w:r>
     </w:p>
     <w:p>
@@ -16158,7 +16254,7 @@
           <w:sz w:val="24"/>
           <w:szCs w:val="24"/>
         </w:rPr>
-        <w:t xml:space="preserve">Abe, T., Mollicone, D., Basner, M., &amp; Dinges, D. F. (2014). Sleepiness and safety: Where biology needs technology. </w:t>
+        <w:t xml:space="preserve">Abe, T. (2023). PERCLOS-based technologies for detecting drowsiness: Current evidence and future directions. </w:t>
       </w:r>
       <w:r>
         <w:rPr>
@@ -16170,7 +16266,7 @@
           <w:sz w:val="24"/>
           <w:szCs w:val="24"/>
         </w:rPr>
-        <w:t xml:space="preserve">Sleep and Biological Rhythms</w:t>
+        <w:t xml:space="preserve">SLEEP Advances</w:t>
       </w:r>
       <w:r>
         <w:rPr>
@@ -16194,19 +16290,19 @@
           <w:sz w:val="24"/>
           <w:szCs w:val="24"/>
         </w:rPr>
-        <w:t xml:space="preserve">12</w:t>
-      </w:r>
-      <w:r>
-        <w:rPr>
-          <w:rFonts w:ascii="Times New Roman" w:cs="Times New Roman" w:eastAsia="Times New Roman" w:hAnsi="Times New Roman"/>
-          <w:b w:val="false"/>
-          <w:bCs w:val="false"/>
-          <w:i w:val="false"/>
-          <w:iCs w:val="false"/>
-          <w:sz w:val="24"/>
-          <w:szCs w:val="24"/>
-        </w:rPr>
-        <w:t xml:space="preserve">(2), 74–84. https://doi.org/10.1111/sbr.12067</w:t>
+        <w:t xml:space="preserve">4</w:t>
+      </w:r>
+      <w:r>
+        <w:rPr>
+          <w:rFonts w:ascii="Times New Roman" w:cs="Times New Roman" w:eastAsia="Times New Roman" w:hAnsi="Times New Roman"/>
+          <w:b w:val="false"/>
+          <w:bCs w:val="false"/>
+          <w:i w:val="false"/>
+          <w:iCs w:val="false"/>
+          <w:sz w:val="24"/>
+          <w:szCs w:val="24"/>
+        </w:rPr>
+        <w:t xml:space="preserve">(1), zpad006. https://doi.org/10.1093/sleepadvances/zpad006</w:t>
       </w:r>
     </w:p>
     <w:p>
@@ -16224,7 +16320,7 @@
           <w:sz w:val="24"/>
           <w:szCs w:val="24"/>
         </w:rPr>
-        <w:t xml:space="preserve">Abe, T. (2023). PERCLOS-based technologies for detecting drowsiness: Current evidence and future directions. </w:t>
+        <w:t xml:space="preserve">Abe, T., Mollicone, D., Basner, M., &amp; Dinges, D. F. (2014). Sleepiness and safety: Where biology needs technology. </w:t>
       </w:r>
       <w:r>
         <w:rPr>
@@ -16236,7 +16332,7 @@
           <w:sz w:val="24"/>
           <w:szCs w:val="24"/>
         </w:rPr>
-        <w:t xml:space="preserve">SLEEP Advances</w:t>
+        <w:t xml:space="preserve">Sleep and Biological Rhythms</w:t>
       </w:r>
       <w:r>
         <w:rPr>
@@ -16260,19 +16356,19 @@
           <w:sz w:val="24"/>
           <w:szCs w:val="24"/>
         </w:rPr>
-        <w:t xml:space="preserve">4</w:t>
-      </w:r>
-      <w:r>
-        <w:rPr>
-          <w:rFonts w:ascii="Times New Roman" w:cs="Times New Roman" w:eastAsia="Times New Roman" w:hAnsi="Times New Roman"/>
-          <w:b w:val="false"/>
-          <w:bCs w:val="false"/>
-          <w:i w:val="false"/>
-          <w:iCs w:val="false"/>
-          <w:sz w:val="24"/>
-          <w:szCs w:val="24"/>
-        </w:rPr>
-        <w:t xml:space="preserve">(1), zpad006. https://doi.org/10.1093/sleepadvances/zpad006</w:t>
+        <w:t xml:space="preserve">12</w:t>
+      </w:r>
+      <w:r>
+        <w:rPr>
+          <w:rFonts w:ascii="Times New Roman" w:cs="Times New Roman" w:eastAsia="Times New Roman" w:hAnsi="Times New Roman"/>
+          <w:b w:val="false"/>
+          <w:bCs w:val="false"/>
+          <w:i w:val="false"/>
+          <w:iCs w:val="false"/>
+          <w:sz w:val="24"/>
+          <w:szCs w:val="24"/>
+        </w:rPr>
+        <w:t xml:space="preserve">(2), 74–84. https://doi.org/10.1111/sbr.12067</w:t>
       </w:r>
     </w:p>
     <w:p>
@@ -16290,7 +16386,55 @@
           <w:sz w:val="24"/>
           <w:szCs w:val="24"/>
         </w:rPr>
-        <w:t xml:space="preserve">Advanced Perceptual Contrast Algorithm. (n.d.). APCA: A candidate perceptual contrast method incorporating polarity and typographic parameters. https://git.apcacontrast.com/</w:t>
+        <w:t xml:space="preserve">Argilés, M., Cardona, G., Pérez-Cabré, E., &amp; Rodríguez, M. (2015). Blink rate and incomplete blinks in six different controlled hard-copy and electronic reading conditions. </w:t>
+      </w:r>
+      <w:r>
+        <w:rPr>
+          <w:rFonts w:ascii="Times New Roman" w:cs="Times New Roman" w:eastAsia="Times New Roman" w:hAnsi="Times New Roman"/>
+          <w:b w:val="false"/>
+          <w:bCs w:val="false"/>
+          <w:i/>
+          <w:iCs/>
+          <w:sz w:val="24"/>
+          <w:szCs w:val="24"/>
+        </w:rPr>
+        <w:t xml:space="preserve">Investigative Ophthalmology &amp; Visual Science</w:t>
+      </w:r>
+      <w:r>
+        <w:rPr>
+          <w:rFonts w:ascii="Times New Roman" w:cs="Times New Roman" w:eastAsia="Times New Roman" w:hAnsi="Times New Roman"/>
+          <w:b w:val="false"/>
+          <w:bCs w:val="false"/>
+          <w:i w:val="false"/>
+          <w:iCs w:val="false"/>
+          <w:sz w:val="24"/>
+          <w:szCs w:val="24"/>
+        </w:rPr>
+        <w:t xml:space="preserve">, </w:t>
+      </w:r>
+      <w:r>
+        <w:rPr>
+          <w:rFonts w:ascii="Times New Roman" w:cs="Times New Roman" w:eastAsia="Times New Roman" w:hAnsi="Times New Roman"/>
+          <w:b w:val="false"/>
+          <w:bCs w:val="false"/>
+          <w:i/>
+          <w:iCs/>
+          <w:sz w:val="24"/>
+          <w:szCs w:val="24"/>
+        </w:rPr>
+        <w:t xml:space="preserve">56</w:t>
+      </w:r>
+      <w:r>
+        <w:rPr>
+          <w:rFonts w:ascii="Times New Roman" w:cs="Times New Roman" w:eastAsia="Times New Roman" w:hAnsi="Times New Roman"/>
+          <w:b w:val="false"/>
+          <w:bCs w:val="false"/>
+          <w:i w:val="false"/>
+          <w:iCs w:val="false"/>
+          <w:sz w:val="24"/>
+          <w:szCs w:val="24"/>
+        </w:rPr>
+        <w:t xml:space="preserve">(11), 6679–6685. https://doi.org/10.1167/iovs.15-16967</w:t>
       </w:r>
     </w:p>
     <w:p>
@@ -16308,7 +16452,7 @@
           <w:sz w:val="24"/>
           <w:szCs w:val="24"/>
         </w:rPr>
-        <w:t xml:space="preserve">Argilés, M., Cardona, G., Pérez-Cabré, E., &amp; Rodríguez, M. (2015). Blink rate and incomplete blinks in six different controlled hard-copy and electronic reading conditions. </w:t>
+        <w:t xml:space="preserve">Buchner, A., &amp; Baumgartner, N. (2007). Text–background polarity affects performance irrespective of ambient illumination and colour contrast. </w:t>
       </w:r>
       <w:r>
         <w:rPr>
@@ -16320,7 +16464,7 @@
           <w:sz w:val="24"/>
           <w:szCs w:val="24"/>
         </w:rPr>
-        <w:t xml:space="preserve">Investigative Ophthalmology &amp; Visual Science</w:t>
+        <w:t xml:space="preserve">Ergonomics</w:t>
       </w:r>
       <w:r>
         <w:rPr>
@@ -16344,19 +16488,19 @@
           <w:sz w:val="24"/>
           <w:szCs w:val="24"/>
         </w:rPr>
-        <w:t xml:space="preserve">56</w:t>
-      </w:r>
-      <w:r>
-        <w:rPr>
-          <w:rFonts w:ascii="Times New Roman" w:cs="Times New Roman" w:eastAsia="Times New Roman" w:hAnsi="Times New Roman"/>
-          <w:b w:val="false"/>
-          <w:bCs w:val="false"/>
-          <w:i w:val="false"/>
-          <w:iCs w:val="false"/>
-          <w:sz w:val="24"/>
-          <w:szCs w:val="24"/>
-        </w:rPr>
-        <w:t xml:space="preserve">(11), 6679–6685. https://doi.org/10.1167/iovs.15-16967</w:t>
+        <w:t xml:space="preserve">50</w:t>
+      </w:r>
+      <w:r>
+        <w:rPr>
+          <w:rFonts w:ascii="Times New Roman" w:cs="Times New Roman" w:eastAsia="Times New Roman" w:hAnsi="Times New Roman"/>
+          <w:b w:val="false"/>
+          <w:bCs w:val="false"/>
+          <w:i w:val="false"/>
+          <w:iCs w:val="false"/>
+          <w:sz w:val="24"/>
+          <w:szCs w:val="24"/>
+        </w:rPr>
+        <w:t xml:space="preserve">(7), 1036–1063. https://doi.org/10.1080/00140130701306413</w:t>
       </w:r>
     </w:p>
     <w:p>
@@ -16374,7 +16518,7 @@
           <w:sz w:val="24"/>
           <w:szCs w:val="24"/>
         </w:rPr>
-        <w:t xml:space="preserve">Buchner, A., &amp; Baumgartner, N. (2007). Text–background polarity affects performance irrespective of ambient illumination and colour contrast. </w:t>
+        <w:t xml:space="preserve">Buchner, A., Mayr, S., &amp; Brandt, M. (2009). The advantage of positive text–background polarity is due to high display luminance. </w:t>
       </w:r>
       <w:r>
         <w:rPr>
@@ -16410,19 +16554,19 @@
           <w:sz w:val="24"/>
           <w:szCs w:val="24"/>
         </w:rPr>
-        <w:t xml:space="preserve">50</w:t>
-      </w:r>
-      <w:r>
-        <w:rPr>
-          <w:rFonts w:ascii="Times New Roman" w:cs="Times New Roman" w:eastAsia="Times New Roman" w:hAnsi="Times New Roman"/>
-          <w:b w:val="false"/>
-          <w:bCs w:val="false"/>
-          <w:i w:val="false"/>
-          <w:iCs w:val="false"/>
-          <w:sz w:val="24"/>
-          <w:szCs w:val="24"/>
-        </w:rPr>
-        <w:t xml:space="preserve">(7), 1036–1063. https://doi.org/10.1080/00140130701306413</w:t>
+        <w:t xml:space="preserve">52</w:t>
+      </w:r>
+      <w:r>
+        <w:rPr>
+          <w:rFonts w:ascii="Times New Roman" w:cs="Times New Roman" w:eastAsia="Times New Roman" w:hAnsi="Times New Roman"/>
+          <w:b w:val="false"/>
+          <w:bCs w:val="false"/>
+          <w:i w:val="false"/>
+          <w:iCs w:val="false"/>
+          <w:sz w:val="24"/>
+          <w:szCs w:val="24"/>
+        </w:rPr>
+        <w:t xml:space="preserve">(7), 882–886. https://doi.org/10.1080/00140130802641635</w:t>
       </w:r>
     </w:p>
     <w:p>
@@ -16440,7 +16584,7 @@
           <w:sz w:val="24"/>
           <w:szCs w:val="24"/>
         </w:rPr>
-        <w:t xml:space="preserve">Buchner, A., Mayr, S., &amp; Brandt, M. (2009). The advantage of positive text–background polarity is due to high display luminance. </w:t>
+        <w:t xml:space="preserve">Cantó-Sancho, N., Linhares, J., Ronda-Pérez, E., Franco, S., Perales, E., &amp; Seguí-Crespo, M. (2024). Cross-cultural validation into Portuguese of a questionnaire to assess computer vision syndrome in workers exposed to digital devices. </w:t>
       </w:r>
       <w:r>
         <w:rPr>
@@ -16452,7 +16596,7 @@
           <w:sz w:val="24"/>
           <w:szCs w:val="24"/>
         </w:rPr>
-        <w:t xml:space="preserve">Ergonomics</w:t>
+        <w:t xml:space="preserve">Arquivos Brasileiros de Oftalmologia</w:t>
       </w:r>
       <w:r>
         <w:rPr>
@@ -16476,19 +16620,19 @@
           <w:sz w:val="24"/>
           <w:szCs w:val="24"/>
         </w:rPr>
-        <w:t xml:space="preserve">52</w:t>
-      </w:r>
-      <w:r>
-        <w:rPr>
-          <w:rFonts w:ascii="Times New Roman" w:cs="Times New Roman" w:eastAsia="Times New Roman" w:hAnsi="Times New Roman"/>
-          <w:b w:val="false"/>
-          <w:bCs w:val="false"/>
-          <w:i w:val="false"/>
-          <w:iCs w:val="false"/>
-          <w:sz w:val="24"/>
-          <w:szCs w:val="24"/>
-        </w:rPr>
-        <w:t xml:space="preserve">(7), 882–886. https://doi.org/10.1080/00140130802641635</w:t>
+        <w:t xml:space="preserve">87</w:t>
+      </w:r>
+      <w:r>
+        <w:rPr>
+          <w:rFonts w:ascii="Times New Roman" w:cs="Times New Roman" w:eastAsia="Times New Roman" w:hAnsi="Times New Roman"/>
+          <w:b w:val="false"/>
+          <w:bCs w:val="false"/>
+          <w:i w:val="false"/>
+          <w:iCs w:val="false"/>
+          <w:sz w:val="24"/>
+          <w:szCs w:val="24"/>
+        </w:rPr>
+        <w:t xml:space="preserve">(6), e20220256. https://doi.org/10.5935/0004-2749.2022-0256</w:t>
       </w:r>
     </w:p>
     <w:p>
@@ -16506,7 +16650,55 @@
           <w:sz w:val="24"/>
           <w:szCs w:val="24"/>
         </w:rPr>
-        <w:t xml:space="preserve">Bureau of Indian Standards. (2009). IS 3646: Code of practice for interior illumination. Bureau of Indian Standards.</w:t>
+        <w:t xml:space="preserve">Cardona, G., García, C., Serés, C., Vilaseca, M., &amp; Gispets, J. (2011). Blink rate, blink amplitude, and tear film integrity during dynamic visual display terminal tasks. </w:t>
+      </w:r>
+      <w:r>
+        <w:rPr>
+          <w:rFonts w:ascii="Times New Roman" w:cs="Times New Roman" w:eastAsia="Times New Roman" w:hAnsi="Times New Roman"/>
+          <w:b w:val="false"/>
+          <w:bCs w:val="false"/>
+          <w:i/>
+          <w:iCs/>
+          <w:sz w:val="24"/>
+          <w:szCs w:val="24"/>
+        </w:rPr>
+        <w:t xml:space="preserve">Current Eye Research</w:t>
+      </w:r>
+      <w:r>
+        <w:rPr>
+          <w:rFonts w:ascii="Times New Roman" w:cs="Times New Roman" w:eastAsia="Times New Roman" w:hAnsi="Times New Roman"/>
+          <w:b w:val="false"/>
+          <w:bCs w:val="false"/>
+          <w:i w:val="false"/>
+          <w:iCs w:val="false"/>
+          <w:sz w:val="24"/>
+          <w:szCs w:val="24"/>
+        </w:rPr>
+        <w:t xml:space="preserve">, </w:t>
+      </w:r>
+      <w:r>
+        <w:rPr>
+          <w:rFonts w:ascii="Times New Roman" w:cs="Times New Roman" w:eastAsia="Times New Roman" w:hAnsi="Times New Roman"/>
+          <w:b w:val="false"/>
+          <w:bCs w:val="false"/>
+          <w:i/>
+          <w:iCs/>
+          <w:sz w:val="24"/>
+          <w:szCs w:val="24"/>
+        </w:rPr>
+        <w:t xml:space="preserve">36</w:t>
+      </w:r>
+      <w:r>
+        <w:rPr>
+          <w:rFonts w:ascii="Times New Roman" w:cs="Times New Roman" w:eastAsia="Times New Roman" w:hAnsi="Times New Roman"/>
+          <w:b w:val="false"/>
+          <w:bCs w:val="false"/>
+          <w:i w:val="false"/>
+          <w:iCs w:val="false"/>
+          <w:sz w:val="24"/>
+          <w:szCs w:val="24"/>
+        </w:rPr>
+        <w:t xml:space="preserve">(3), 190–197. https://doi.org/10.3109/02713683.2010.544442</w:t>
       </w:r>
     </w:p>
     <w:p>
@@ -16524,7 +16716,7 @@
           <w:sz w:val="24"/>
           <w:szCs w:val="24"/>
         </w:rPr>
-        <w:t xml:space="preserve">Cantó-Sancho, N., Linhares, J., Ronda-Pérez, E., Franco, S., Perales, E., &amp; Seguí-Crespo, M. (2024). Cross-cultural validation into Portuguese of a questionnaire to assess computer vision syndrome in workers exposed to digital devices. </w:t>
+        <w:t xml:space="preserve">Ccami-Bernal, F., Soriano-Moreno, D. R., Romero-Robles, M. A., Barriga-Chambi, F., Tuco, K. G., Castro-Diaz, S. D., Nuñez-Lupaca, J. N., Pacheco-Mendoza, J., Galvez-Olortegui, T., &amp; Benites-Zapata, V. A. (2024). Prevalence of computer vision syndrome: A systematic review and meta-analysis. </w:t>
       </w:r>
       <w:r>
         <w:rPr>
@@ -16536,7 +16728,7 @@
           <w:sz w:val="24"/>
           <w:szCs w:val="24"/>
         </w:rPr>
-        <w:t xml:space="preserve">Arquivos Brasileiros de Oftalmologia</w:t>
+        <w:t xml:space="preserve">Journal of Optometry</w:t>
       </w:r>
       <w:r>
         <w:rPr>
@@ -16560,19 +16752,19 @@
           <w:sz w:val="24"/>
           <w:szCs w:val="24"/>
         </w:rPr>
-        <w:t xml:space="preserve">87</w:t>
-      </w:r>
-      <w:r>
-        <w:rPr>
-          <w:rFonts w:ascii="Times New Roman" w:cs="Times New Roman" w:eastAsia="Times New Roman" w:hAnsi="Times New Roman"/>
-          <w:b w:val="false"/>
-          <w:bCs w:val="false"/>
-          <w:i w:val="false"/>
-          <w:iCs w:val="false"/>
-          <w:sz w:val="24"/>
-          <w:szCs w:val="24"/>
-        </w:rPr>
-        <w:t xml:space="preserve">(6), e20220256. https://doi.org/10.5935/0004-2749.2022-0256</w:t>
+        <w:t xml:space="preserve">17</w:t>
+      </w:r>
+      <w:r>
+        <w:rPr>
+          <w:rFonts w:ascii="Times New Roman" w:cs="Times New Roman" w:eastAsia="Times New Roman" w:hAnsi="Times New Roman"/>
+          <w:b w:val="false"/>
+          <w:bCs w:val="false"/>
+          <w:i w:val="false"/>
+          <w:iCs w:val="false"/>
+          <w:sz w:val="24"/>
+          <w:szCs w:val="24"/>
+        </w:rPr>
+        <w:t xml:space="preserve">(1), 100482. https://doi.org/10.1016/j.optom.2023.100482</w:t>
       </w:r>
     </w:p>
     <w:p>
@@ -16590,7 +16782,7 @@
           <w:sz w:val="24"/>
           <w:szCs w:val="24"/>
         </w:rPr>
-        <w:t xml:space="preserve">Cardona, G., García, C., Serés, C., Vilaseca, M., &amp; Gispets, J. (2011). Blink rate, blink amplitude, and tear film integrity during dynamic visual display terminal tasks. </w:t>
+        <w:t xml:space="preserve">Delgado, P., Vargas, C., Ackerman, R., &amp; Salmerón, L. (2018). Don't throw away your printed books: A meta-analysis on the effects of reading media on reading comprehension. </w:t>
       </w:r>
       <w:r>
         <w:rPr>
@@ -16602,7 +16794,7 @@
           <w:sz w:val="24"/>
           <w:szCs w:val="24"/>
         </w:rPr>
-        <w:t xml:space="preserve">Current Eye Research</w:t>
+        <w:t xml:space="preserve">Educational Research Review</w:t>
       </w:r>
       <w:r>
         <w:rPr>
@@ -16626,19 +16818,19 @@
           <w:sz w:val="24"/>
           <w:szCs w:val="24"/>
         </w:rPr>
-        <w:t xml:space="preserve">36</w:t>
-      </w:r>
-      <w:r>
-        <w:rPr>
-          <w:rFonts w:ascii="Times New Roman" w:cs="Times New Roman" w:eastAsia="Times New Roman" w:hAnsi="Times New Roman"/>
-          <w:b w:val="false"/>
-          <w:bCs w:val="false"/>
-          <w:i w:val="false"/>
-          <w:iCs w:val="false"/>
-          <w:sz w:val="24"/>
-          <w:szCs w:val="24"/>
-        </w:rPr>
-        <w:t xml:space="preserve">(3), 190–197. https://doi.org/10.3109/02713683.2010.544442</w:t>
+        <w:t xml:space="preserve">25</w:t>
+      </w:r>
+      <w:r>
+        <w:rPr>
+          <w:rFonts w:ascii="Times New Roman" w:cs="Times New Roman" w:eastAsia="Times New Roman" w:hAnsi="Times New Roman"/>
+          <w:b w:val="false"/>
+          <w:bCs w:val="false"/>
+          <w:i w:val="false"/>
+          <w:iCs w:val="false"/>
+          <w:sz w:val="24"/>
+          <w:szCs w:val="24"/>
+        </w:rPr>
+        <w:t xml:space="preserve">, 23–38. https://doi.org/10.1016/j.edurev.2018.09.003</w:t>
       </w:r>
     </w:p>
     <w:p>
@@ -16656,7 +16848,7 @@
           <w:sz w:val="24"/>
           <w:szCs w:val="24"/>
         </w:rPr>
-        <w:t xml:space="preserve">Ccami-Bernal, F., Soriano-Moreno, D. R., Romero-Robles, M. A., Barriga-Chambi, F., Tuco, K. G., Castro-Diaz, S. D., Nuñez-Lupaca, J. N., Pacheco-Mendoza, J., Galvez-Olortegui, T., &amp; Benites-Zapata, V. A. (2024). Prevalence of computer vision syndrome: A systematic review and meta-analysis. </w:t>
+        <w:t xml:space="preserve">Dobres, J., Chahine, N., Reimer, B., Gould, D., Mehler, B., &amp; Coughlin, J. F. (2016). Utilising psychophysical techniques to investigate the effects of age, typeface design, size and display polarity on glance legibility. </w:t>
       </w:r>
       <w:r>
         <w:rPr>
@@ -16668,7 +16860,7 @@
           <w:sz w:val="24"/>
           <w:szCs w:val="24"/>
         </w:rPr>
-        <w:t xml:space="preserve">Journal of Optometry</w:t>
+        <w:t xml:space="preserve">Ergonomics</w:t>
       </w:r>
       <w:r>
         <w:rPr>
@@ -16692,19 +16884,19 @@
           <w:sz w:val="24"/>
           <w:szCs w:val="24"/>
         </w:rPr>
-        <w:t xml:space="preserve">17</w:t>
-      </w:r>
-      <w:r>
-        <w:rPr>
-          <w:rFonts w:ascii="Times New Roman" w:cs="Times New Roman" w:eastAsia="Times New Roman" w:hAnsi="Times New Roman"/>
-          <w:b w:val="false"/>
-          <w:bCs w:val="false"/>
-          <w:i w:val="false"/>
-          <w:iCs w:val="false"/>
-          <w:sz w:val="24"/>
-          <w:szCs w:val="24"/>
-        </w:rPr>
-        <w:t xml:space="preserve">(1), 100482. https://doi.org/10.1016/j.optom.2023.100482</w:t>
+        <w:t xml:space="preserve">59</w:t>
+      </w:r>
+      <w:r>
+        <w:rPr>
+          <w:rFonts w:ascii="Times New Roman" w:cs="Times New Roman" w:eastAsia="Times New Roman" w:hAnsi="Times New Roman"/>
+          <w:b w:val="false"/>
+          <w:bCs w:val="false"/>
+          <w:i w:val="false"/>
+          <w:iCs w:val="false"/>
+          <w:sz w:val="24"/>
+          <w:szCs w:val="24"/>
+        </w:rPr>
+        <w:t xml:space="preserve">(10), 1377–1391. https://doi.org/10.1080/00140139.2015.1137637</w:t>
       </w:r>
     </w:p>
     <w:p>
@@ -16722,7 +16914,7 @@
           <w:sz w:val="24"/>
           <w:szCs w:val="24"/>
         </w:rPr>
-        <w:t xml:space="preserve">Delgado, P., Vargas, C., Ackerman, R., &amp; Salmerón, L. (2018). Don't throw away your printed books: A meta-analysis on the effects of reading media on reading comprehension. </w:t>
+        <w:t xml:space="preserve">Dobres, J., Chahine, N., &amp; Reimer, B. (2017). Effects of ambient illumination, contrast polarity, and letter size on text legibility under glance-like reading. </w:t>
       </w:r>
       <w:r>
         <w:rPr>
@@ -16734,7 +16926,7 @@
           <w:sz w:val="24"/>
           <w:szCs w:val="24"/>
         </w:rPr>
-        <w:t xml:space="preserve">Educational Research Review</w:t>
+        <w:t xml:space="preserve">Applied Ergonomics</w:t>
       </w:r>
       <w:r>
         <w:rPr>
@@ -16758,19 +16950,19 @@
           <w:sz w:val="24"/>
           <w:szCs w:val="24"/>
         </w:rPr>
-        <w:t xml:space="preserve">25</w:t>
-      </w:r>
-      <w:r>
-        <w:rPr>
-          <w:rFonts w:ascii="Times New Roman" w:cs="Times New Roman" w:eastAsia="Times New Roman" w:hAnsi="Times New Roman"/>
-          <w:b w:val="false"/>
-          <w:bCs w:val="false"/>
-          <w:i w:val="false"/>
-          <w:iCs w:val="false"/>
-          <w:sz w:val="24"/>
-          <w:szCs w:val="24"/>
-        </w:rPr>
-        <w:t xml:space="preserve">, 23–38. https://doi.org/10.1016/j.edurev.2018.09.003</w:t>
+        <w:t xml:space="preserve">60</w:t>
+      </w:r>
+      <w:r>
+        <w:rPr>
+          <w:rFonts w:ascii="Times New Roman" w:cs="Times New Roman" w:eastAsia="Times New Roman" w:hAnsi="Times New Roman"/>
+          <w:b w:val="false"/>
+          <w:bCs w:val="false"/>
+          <w:i w:val="false"/>
+          <w:iCs w:val="false"/>
+          <w:sz w:val="24"/>
+          <w:szCs w:val="24"/>
+        </w:rPr>
+        <w:t xml:space="preserve">, 68–73. https://doi.org/10.1016/j.apergo.2016.11.001</w:t>
       </w:r>
     </w:p>
     <w:p>
@@ -16788,7 +16980,7 @@
           <w:sz w:val="24"/>
           <w:szCs w:val="24"/>
         </w:rPr>
-        <w:t xml:space="preserve">Dobres, J., Chahine, N., Reimer, B., Gould, D., Mehler, B., &amp; Coughlin, J. F. (2016). Utilising psychophysical techniques to investigate the effects of age, typeface design, size and display polarity on glance legibility. </w:t>
+        <w:t xml:space="preserve">Fan, Q., Xie, J., Dong, Z., &amp; Wang, Y. (2024). The effect of ambient illumination and text color on visual fatigue under negative polarity. </w:t>
       </w:r>
       <w:r>
         <w:rPr>
@@ -16800,7 +16992,7 @@
           <w:sz w:val="24"/>
           <w:szCs w:val="24"/>
         </w:rPr>
-        <w:t xml:space="preserve">Ergonomics</w:t>
+        <w:t xml:space="preserve">Sensors</w:t>
       </w:r>
       <w:r>
         <w:rPr>
@@ -16824,19 +17016,19 @@
           <w:sz w:val="24"/>
           <w:szCs w:val="24"/>
         </w:rPr>
-        <w:t xml:space="preserve">59</w:t>
-      </w:r>
-      <w:r>
-        <w:rPr>
-          <w:rFonts w:ascii="Times New Roman" w:cs="Times New Roman" w:eastAsia="Times New Roman" w:hAnsi="Times New Roman"/>
-          <w:b w:val="false"/>
-          <w:bCs w:val="false"/>
-          <w:i w:val="false"/>
-          <w:iCs w:val="false"/>
-          <w:sz w:val="24"/>
-          <w:szCs w:val="24"/>
-        </w:rPr>
-        <w:t xml:space="preserve">(10), 1377–1391. https://doi.org/10.1080/00140139.2015.1137637</w:t>
+        <w:t xml:space="preserve">24</w:t>
+      </w:r>
+      <w:r>
+        <w:rPr>
+          <w:rFonts w:ascii="Times New Roman" w:cs="Times New Roman" w:eastAsia="Times New Roman" w:hAnsi="Times New Roman"/>
+          <w:b w:val="false"/>
+          <w:bCs w:val="false"/>
+          <w:i w:val="false"/>
+          <w:iCs w:val="false"/>
+          <w:sz w:val="24"/>
+          <w:szCs w:val="24"/>
+        </w:rPr>
+        <w:t xml:space="preserve">(11), 3516. https://doi.org/10.3390/s24113516</w:t>
       </w:r>
     </w:p>
     <w:p>
@@ -16854,7 +17046,7 @@
           <w:sz w:val="24"/>
           <w:szCs w:val="24"/>
         </w:rPr>
-        <w:t xml:space="preserve">Dobres, J., Chahine, N., &amp; Reimer, B. (2017). Effects of ambient illumination, contrast polarity, and letter size on text legibility under glance-like reading. </w:t>
+        <w:t xml:space="preserve">Fjaervoll, K., Fjaervoll, H., Magno, M., Nøland, S. T., Dartt, D. A., Vehof, J., &amp; Utheim, T. P. (2022). Review on the possible pathophysiological mechanisms underlying visual display terminal-associated dry eye disease. </w:t>
       </w:r>
       <w:r>
         <w:rPr>
@@ -16866,7 +17058,7 @@
           <w:sz w:val="24"/>
           <w:szCs w:val="24"/>
         </w:rPr>
-        <w:t xml:space="preserve">Applied Ergonomics</w:t>
+        <w:t xml:space="preserve">Acta Ophthalmologica</w:t>
       </w:r>
       <w:r>
         <w:rPr>
@@ -16890,19 +17082,19 @@
           <w:sz w:val="24"/>
           <w:szCs w:val="24"/>
         </w:rPr>
-        <w:t xml:space="preserve">60</w:t>
-      </w:r>
-      <w:r>
-        <w:rPr>
-          <w:rFonts w:ascii="Times New Roman" w:cs="Times New Roman" w:eastAsia="Times New Roman" w:hAnsi="Times New Roman"/>
-          <w:b w:val="false"/>
-          <w:bCs w:val="false"/>
-          <w:i w:val="false"/>
-          <w:iCs w:val="false"/>
-          <w:sz w:val="24"/>
-          <w:szCs w:val="24"/>
-        </w:rPr>
-        <w:t xml:space="preserve">, 68–73. https://doi.org/10.1016/j.apergo.2016.11.001</w:t>
+        <w:t xml:space="preserve">100</w:t>
+      </w:r>
+      <w:r>
+        <w:rPr>
+          <w:rFonts w:ascii="Times New Roman" w:cs="Times New Roman" w:eastAsia="Times New Roman" w:hAnsi="Times New Roman"/>
+          <w:b w:val="false"/>
+          <w:bCs w:val="false"/>
+          <w:i w:val="false"/>
+          <w:iCs w:val="false"/>
+          <w:sz w:val="24"/>
+          <w:szCs w:val="24"/>
+        </w:rPr>
+        <w:t xml:space="preserve">(8), 861–877. https://doi.org/10.1111/aos.15150</w:t>
       </w:r>
     </w:p>
     <w:p>
@@ -16920,7 +17112,7 @@
           <w:sz w:val="24"/>
           <w:szCs w:val="24"/>
         </w:rPr>
-        <w:t xml:space="preserve">Fan, Q., Xie, J., Dong, Z., &amp; Wang, Y. (2024). The effect of ambient illumination and text color on visual fatigue under negative polarity. </w:t>
+        <w:t xml:space="preserve">Hart, S. G., &amp; Staveland, L. E. (1988). Development of NASA-TLX (Task Load Index): Results of empirical and theoretical research. In P. A. Hancock &amp; N. Meshkati (Eds.), </w:t>
       </w:r>
       <w:r>
         <w:rPr>
@@ -16932,19 +17124,37 @@
           <w:sz w:val="24"/>
           <w:szCs w:val="24"/>
         </w:rPr>
-        <w:t xml:space="preserve">Sensors</w:t>
-      </w:r>
-      <w:r>
-        <w:rPr>
-          <w:rFonts w:ascii="Times New Roman" w:cs="Times New Roman" w:eastAsia="Times New Roman" w:hAnsi="Times New Roman"/>
-          <w:b w:val="false"/>
-          <w:bCs w:val="false"/>
-          <w:i w:val="false"/>
-          <w:iCs w:val="false"/>
-          <w:sz w:val="24"/>
-          <w:szCs w:val="24"/>
-        </w:rPr>
-        <w:t xml:space="preserve">, </w:t>
+        <w:t xml:space="preserve">Human mental workload</w:t>
+      </w:r>
+      <w:r>
+        <w:rPr>
+          <w:rFonts w:ascii="Times New Roman" w:cs="Times New Roman" w:eastAsia="Times New Roman" w:hAnsi="Times New Roman"/>
+          <w:b w:val="false"/>
+          <w:bCs w:val="false"/>
+          <w:i w:val="false"/>
+          <w:iCs w:val="false"/>
+          <w:sz w:val="24"/>
+          <w:szCs w:val="24"/>
+        </w:rPr>
+        <w:t xml:space="preserve"> (pp. 139–183). North-Holland.</w:t>
+      </w:r>
+    </w:p>
+    <w:p>
+      <w:pPr>
+        <w:spacing w:after="140" w:line="340"/>
+        <w:jc w:val="both"/>
+      </w:pPr>
+      <w:r>
+        <w:rPr>
+          <w:rFonts w:ascii="Times New Roman" w:cs="Times New Roman" w:eastAsia="Times New Roman" w:hAnsi="Times New Roman"/>
+          <w:b w:val="false"/>
+          <w:bCs w:val="false"/>
+          <w:i w:val="false"/>
+          <w:iCs w:val="false"/>
+          <w:sz w:val="24"/>
+          <w:szCs w:val="24"/>
+        </w:rPr>
+        <w:t xml:space="preserve">Hirota, M., Uozato, H., Kawamorita, T., Shibata, Y., &amp; Yamamoto, S. (2013). Effect of incomplete blinking on tear film stability. </w:t>
       </w:r>
       <w:r>
         <w:rPr>
@@ -16956,19 +17166,43 @@
           <w:sz w:val="24"/>
           <w:szCs w:val="24"/>
         </w:rPr>
-        <w:t xml:space="preserve">24</w:t>
-      </w:r>
-      <w:r>
-        <w:rPr>
-          <w:rFonts w:ascii="Times New Roman" w:cs="Times New Roman" w:eastAsia="Times New Roman" w:hAnsi="Times New Roman"/>
-          <w:b w:val="false"/>
-          <w:bCs w:val="false"/>
-          <w:i w:val="false"/>
-          <w:iCs w:val="false"/>
-          <w:sz w:val="24"/>
-          <w:szCs w:val="24"/>
-        </w:rPr>
-        <w:t xml:space="preserve">(11), 3516. https://doi.org/10.3390/s24113516</w:t>
+        <w:t xml:space="preserve">Optometry and Vision Science</w:t>
+      </w:r>
+      <w:r>
+        <w:rPr>
+          <w:rFonts w:ascii="Times New Roman" w:cs="Times New Roman" w:eastAsia="Times New Roman" w:hAnsi="Times New Roman"/>
+          <w:b w:val="false"/>
+          <w:bCs w:val="false"/>
+          <w:i w:val="false"/>
+          <w:iCs w:val="false"/>
+          <w:sz w:val="24"/>
+          <w:szCs w:val="24"/>
+        </w:rPr>
+        <w:t xml:space="preserve">, </w:t>
+      </w:r>
+      <w:r>
+        <w:rPr>
+          <w:rFonts w:ascii="Times New Roman" w:cs="Times New Roman" w:eastAsia="Times New Roman" w:hAnsi="Times New Roman"/>
+          <w:b w:val="false"/>
+          <w:bCs w:val="false"/>
+          <w:i/>
+          <w:iCs/>
+          <w:sz w:val="24"/>
+          <w:szCs w:val="24"/>
+        </w:rPr>
+        <w:t xml:space="preserve">90</w:t>
+      </w:r>
+      <w:r>
+        <w:rPr>
+          <w:rFonts w:ascii="Times New Roman" w:cs="Times New Roman" w:eastAsia="Times New Roman" w:hAnsi="Times New Roman"/>
+          <w:b w:val="false"/>
+          <w:bCs w:val="false"/>
+          <w:i w:val="false"/>
+          <w:iCs w:val="false"/>
+          <w:sz w:val="24"/>
+          <w:szCs w:val="24"/>
+        </w:rPr>
+        <w:t xml:space="preserve">(7), 650–657. https://doi.org/10.1097/OPX.0b013e31829962ec</w:t>
       </w:r>
     </w:p>
     <w:p>
@@ -16986,7 +17220,7 @@
           <w:sz w:val="24"/>
           <w:szCs w:val="24"/>
         </w:rPr>
-        <w:t xml:space="preserve">Fjaervoll, K., Fjaervoll, H., Magno, M., Nøland, S. T., Dartt, D. A., Vehof, J., &amp; Utheim, T. P. (2022). Review on the possible pathophysiological mechanisms underlying visual display terminal-associated dry eye disease. </w:t>
+        <w:t xml:space="preserve">Jackson, M. L., Raj, S., Croft, R. J., Hayley, A. C., Downey, L. A., Kennedy, G. A., &amp; Howard, M. E. (2016). Slow eyelid closure as a measure of driver drowsiness and its relationship to performance. </w:t>
       </w:r>
       <w:r>
         <w:rPr>
@@ -16998,7 +17232,7 @@
           <w:sz w:val="24"/>
           <w:szCs w:val="24"/>
         </w:rPr>
-        <w:t xml:space="preserve">Acta Ophthalmologica</w:t>
+        <w:t xml:space="preserve">Traffic Injury Prevention</w:t>
       </w:r>
       <w:r>
         <w:rPr>
@@ -17022,19 +17256,19 @@
           <w:sz w:val="24"/>
           <w:szCs w:val="24"/>
         </w:rPr>
-        <w:t xml:space="preserve">100</w:t>
-      </w:r>
-      <w:r>
-        <w:rPr>
-          <w:rFonts w:ascii="Times New Roman" w:cs="Times New Roman" w:eastAsia="Times New Roman" w:hAnsi="Times New Roman"/>
-          <w:b w:val="false"/>
-          <w:bCs w:val="false"/>
-          <w:i w:val="false"/>
-          <w:iCs w:val="false"/>
-          <w:sz w:val="24"/>
-          <w:szCs w:val="24"/>
-        </w:rPr>
-        <w:t xml:space="preserve">(8), 861–877. https://doi.org/10.1111/aos.15150</w:t>
+        <w:t xml:space="preserve">17</w:t>
+      </w:r>
+      <w:r>
+        <w:rPr>
+          <w:rFonts w:ascii="Times New Roman" w:cs="Times New Roman" w:eastAsia="Times New Roman" w:hAnsi="Times New Roman"/>
+          <w:b w:val="false"/>
+          <w:bCs w:val="false"/>
+          <w:i w:val="false"/>
+          <w:iCs w:val="false"/>
+          <w:sz w:val="24"/>
+          <w:szCs w:val="24"/>
+        </w:rPr>
+        <w:t xml:space="preserve">(3), 251–257. https://doi.org/10.1080/15389588.2015.1055327</w:t>
       </w:r>
     </w:p>
     <w:p>
@@ -17052,7 +17286,7 @@
           <w:sz w:val="24"/>
           <w:szCs w:val="24"/>
         </w:rPr>
-        <w:t xml:space="preserve">Hart, S. G., &amp; Staveland, L. E. (1988). Development of NASA-TLX (Task Load Index): Results of empirical and theoretical research. In P. A. Hancock &amp; N. Meshkati (Eds.), </w:t>
+        <w:t xml:space="preserve">Jiménez, R., Redondo, B., Molina, R., Martínez-Domingo, M. Á., Hernández-Andrés, J., &amp; Vera, J. (2020). Short-term effects of text-background color combinations on the dynamics of the accommodative response. </w:t>
       </w:r>
       <w:r>
         <w:rPr>
@@ -17064,19 +17298,43 @@
           <w:sz w:val="24"/>
           <w:szCs w:val="24"/>
         </w:rPr>
-        <w:t xml:space="preserve">Human mental workload</w:t>
-      </w:r>
-      <w:r>
-        <w:rPr>
-          <w:rFonts w:ascii="Times New Roman" w:cs="Times New Roman" w:eastAsia="Times New Roman" w:hAnsi="Times New Roman"/>
-          <w:b w:val="false"/>
-          <w:bCs w:val="false"/>
-          <w:i w:val="false"/>
-          <w:iCs w:val="false"/>
-          <w:sz w:val="24"/>
-          <w:szCs w:val="24"/>
-        </w:rPr>
-        <w:t xml:space="preserve"> (Advances in Psychology, Vol. 52, pp. 139–183). North-Holland.</w:t>
+        <w:t xml:space="preserve">Vision Research</w:t>
+      </w:r>
+      <w:r>
+        <w:rPr>
+          <w:rFonts w:ascii="Times New Roman" w:cs="Times New Roman" w:eastAsia="Times New Roman" w:hAnsi="Times New Roman"/>
+          <w:b w:val="false"/>
+          <w:bCs w:val="false"/>
+          <w:i w:val="false"/>
+          <w:iCs w:val="false"/>
+          <w:sz w:val="24"/>
+          <w:szCs w:val="24"/>
+        </w:rPr>
+        <w:t xml:space="preserve">, </w:t>
+      </w:r>
+      <w:r>
+        <w:rPr>
+          <w:rFonts w:ascii="Times New Roman" w:cs="Times New Roman" w:eastAsia="Times New Roman" w:hAnsi="Times New Roman"/>
+          <w:b w:val="false"/>
+          <w:bCs w:val="false"/>
+          <w:i/>
+          <w:iCs/>
+          <w:sz w:val="24"/>
+          <w:szCs w:val="24"/>
+        </w:rPr>
+        <w:t xml:space="preserve">166</w:t>
+      </w:r>
+      <w:r>
+        <w:rPr>
+          <w:rFonts w:ascii="Times New Roman" w:cs="Times New Roman" w:eastAsia="Times New Roman" w:hAnsi="Times New Roman"/>
+          <w:b w:val="false"/>
+          <w:bCs w:val="false"/>
+          <w:i w:val="false"/>
+          <w:iCs w:val="false"/>
+          <w:sz w:val="24"/>
+          <w:szCs w:val="24"/>
+        </w:rPr>
+        <w:t xml:space="preserve">, 33–42. https://doi.org/10.1016/j.visres.2019.11.006</w:t>
       </w:r>
     </w:p>
     <w:p>
@@ -17094,7 +17352,7 @@
           <w:sz w:val="24"/>
           <w:szCs w:val="24"/>
         </w:rPr>
-        <w:t xml:space="preserve">Hirota, M., Uozato, H., Kawamorita, T., Shibata, Y., &amp; Yamamoto, S. (2013). Effect of incomplete blinking on tear film stability. </w:t>
+        <w:t xml:space="preserve">Kamøy, B., Magno, M., Nøland, S. T., Moe, M. C., Petrovski, G., Vehof, J., &amp; Utheim, T. P. (2022). Video display terminal use and dry eye: Preventive measures and future perspectives. </w:t>
       </w:r>
       <w:r>
         <w:rPr>
@@ -17106,7 +17364,7 @@
           <w:sz w:val="24"/>
           <w:szCs w:val="24"/>
         </w:rPr>
-        <w:t xml:space="preserve">Optometry and Vision Science</w:t>
+        <w:t xml:space="preserve">Acta Ophthalmologica</w:t>
       </w:r>
       <w:r>
         <w:rPr>
@@ -17130,19 +17388,19 @@
           <w:sz w:val="24"/>
           <w:szCs w:val="24"/>
         </w:rPr>
-        <w:t xml:space="preserve">90</w:t>
-      </w:r>
-      <w:r>
-        <w:rPr>
-          <w:rFonts w:ascii="Times New Roman" w:cs="Times New Roman" w:eastAsia="Times New Roman" w:hAnsi="Times New Roman"/>
-          <w:b w:val="false"/>
-          <w:bCs w:val="false"/>
-          <w:i w:val="false"/>
-          <w:iCs w:val="false"/>
-          <w:sz w:val="24"/>
-          <w:szCs w:val="24"/>
-        </w:rPr>
-        <w:t xml:space="preserve">(7), 650–657. https://doi.org/10.1097/OPX.0b013e31829962ec</w:t>
+        <w:t xml:space="preserve">100</w:t>
+      </w:r>
+      <w:r>
+        <w:rPr>
+          <w:rFonts w:ascii="Times New Roman" w:cs="Times New Roman" w:eastAsia="Times New Roman" w:hAnsi="Times New Roman"/>
+          <w:b w:val="false"/>
+          <w:bCs w:val="false"/>
+          <w:i w:val="false"/>
+          <w:iCs w:val="false"/>
+          <w:sz w:val="24"/>
+          <w:szCs w:val="24"/>
+        </w:rPr>
+        <w:t xml:space="preserve">(7), 723–739. https://doi.org/10.1111/aos.15105</w:t>
       </w:r>
     </w:p>
     <w:p>
@@ -17160,7 +17418,7 @@
           <w:sz w:val="24"/>
           <w:szCs w:val="24"/>
         </w:rPr>
-        <w:t xml:space="preserve">Jackson, M. L., Raj, S., Croft, R. J., Hayley, A. C., Downey, L. A., Kennedy, G. A., &amp; Howard, M. E. (2016). Slow eyelid closure as a measure of driver drowsiness and its relationship to performance. </w:t>
+        <w:t xml:space="preserve">Kaur, K., Gurnani, B., Nayak, S., Deori, N., Kaur, S., Jethani, J., Singh, D., Agarkar, S., Hussaindeen, J. R., Sukhija, J., &amp; Mishra, D. (2022). Digital eye strain: A comprehensive review. </w:t>
       </w:r>
       <w:r>
         <w:rPr>
@@ -17172,7 +17430,7 @@
           <w:sz w:val="24"/>
           <w:szCs w:val="24"/>
         </w:rPr>
-        <w:t xml:space="preserve">Traffic Injury Prevention</w:t>
+        <w:t xml:space="preserve">Ophthalmology and Therapy</w:t>
       </w:r>
       <w:r>
         <w:rPr>
@@ -17196,19 +17454,19 @@
           <w:sz w:val="24"/>
           <w:szCs w:val="24"/>
         </w:rPr>
-        <w:t xml:space="preserve">17</w:t>
-      </w:r>
-      <w:r>
-        <w:rPr>
-          <w:rFonts w:ascii="Times New Roman" w:cs="Times New Roman" w:eastAsia="Times New Roman" w:hAnsi="Times New Roman"/>
-          <w:b w:val="false"/>
-          <w:bCs w:val="false"/>
-          <w:i w:val="false"/>
-          <w:iCs w:val="false"/>
-          <w:sz w:val="24"/>
-          <w:szCs w:val="24"/>
-        </w:rPr>
-        <w:t xml:space="preserve">(3), 251–257. https://doi.org/10.1080/15389588.2015.1055327</w:t>
+        <w:t xml:space="preserve">11</w:t>
+      </w:r>
+      <w:r>
+        <w:rPr>
+          <w:rFonts w:ascii="Times New Roman" w:cs="Times New Roman" w:eastAsia="Times New Roman" w:hAnsi="Times New Roman"/>
+          <w:b w:val="false"/>
+          <w:bCs w:val="false"/>
+          <w:i w:val="false"/>
+          <w:iCs w:val="false"/>
+          <w:sz w:val="24"/>
+          <w:szCs w:val="24"/>
+        </w:rPr>
+        <w:t xml:space="preserve">(5), 1655–1680. https://doi.org/10.1007/s40123-022-00540-9</w:t>
       </w:r>
     </w:p>
     <w:p>
@@ -17226,7 +17484,7 @@
           <w:sz w:val="24"/>
           <w:szCs w:val="24"/>
         </w:rPr>
-        <w:t xml:space="preserve">Jiménez, R., Redondo, B., Molina, R., Martínez-Domingo, M. Á., Hernández-Andrés, J., &amp; Vera, J. (2020). Short-term effects of text-background color combinations on the dynamics of the accommodative response. </w:t>
+        <w:t xml:space="preserve">Klinke, T., Hannak, W., Böning, K., &amp; Jakstat, H. (2024). A comparative study of the sensitivity and specificity of the Ishihara test with various displays. </w:t>
       </w:r>
       <w:r>
         <w:rPr>
@@ -17238,7 +17496,7 @@
           <w:sz w:val="24"/>
           <w:szCs w:val="24"/>
         </w:rPr>
-        <w:t xml:space="preserve">Vision Research</w:t>
+        <w:t xml:space="preserve">International Dental Journal</w:t>
       </w:r>
       <w:r>
         <w:rPr>
@@ -17262,19 +17520,19 @@
           <w:sz w:val="24"/>
           <w:szCs w:val="24"/>
         </w:rPr>
-        <w:t xml:space="preserve">166</w:t>
-      </w:r>
-      <w:r>
-        <w:rPr>
-          <w:rFonts w:ascii="Times New Roman" w:cs="Times New Roman" w:eastAsia="Times New Roman" w:hAnsi="Times New Roman"/>
-          <w:b w:val="false"/>
-          <w:bCs w:val="false"/>
-          <w:i w:val="false"/>
-          <w:iCs w:val="false"/>
-          <w:sz w:val="24"/>
-          <w:szCs w:val="24"/>
-        </w:rPr>
-        <w:t xml:space="preserve">, 33–42. https://doi.org/10.1016/j.visres.2019.11.006</w:t>
+        <w:t xml:space="preserve">74</w:t>
+      </w:r>
+      <w:r>
+        <w:rPr>
+          <w:rFonts w:ascii="Times New Roman" w:cs="Times New Roman" w:eastAsia="Times New Roman" w:hAnsi="Times New Roman"/>
+          <w:b w:val="false"/>
+          <w:bCs w:val="false"/>
+          <w:i w:val="false"/>
+          <w:iCs w:val="false"/>
+          <w:sz w:val="24"/>
+          <w:szCs w:val="24"/>
+        </w:rPr>
+        <w:t xml:space="preserve">(4), 892–896. https://doi.org/10.1016/j.identj.2023.12.009</w:t>
       </w:r>
     </w:p>
     <w:p>
@@ -17292,7 +17550,7 @@
           <w:sz w:val="24"/>
           <w:szCs w:val="24"/>
         </w:rPr>
-        <w:t xml:space="preserve">Kamøy, B., Magno, M., Nøland, S. T., Moe, M. C., Petrovski, G., Vehof, J., &amp; Utheim, T. P. (2022). Video display terminal use and dry eye: Preventive measures and future perspectives. </w:t>
+        <w:t xml:space="preserve">Lin, C., Ji, Z., &amp; Lin, Y. (2024). Optimum display luminance and contrast polarity of desktop head-up display under office lighting level based on visual ergonomic study. </w:t>
       </w:r>
       <w:r>
         <w:rPr>
@@ -17304,7 +17562,7 @@
           <w:sz w:val="24"/>
           <w:szCs w:val="24"/>
         </w:rPr>
-        <w:t xml:space="preserve">Acta Ophthalmologica</w:t>
+        <w:t xml:space="preserve">Ergonomics</w:t>
       </w:r>
       <w:r>
         <w:rPr>
@@ -17328,19 +17586,19 @@
           <w:sz w:val="24"/>
           <w:szCs w:val="24"/>
         </w:rPr>
-        <w:t xml:space="preserve">100</w:t>
-      </w:r>
-      <w:r>
-        <w:rPr>
-          <w:rFonts w:ascii="Times New Roman" w:cs="Times New Roman" w:eastAsia="Times New Roman" w:hAnsi="Times New Roman"/>
-          <w:b w:val="false"/>
-          <w:bCs w:val="false"/>
-          <w:i w:val="false"/>
-          <w:iCs w:val="false"/>
-          <w:sz w:val="24"/>
-          <w:szCs w:val="24"/>
-        </w:rPr>
-        <w:t xml:space="preserve">(7), 723–739. https://doi.org/10.1111/aos.15105</w:t>
+        <w:t xml:space="preserve">67</w:t>
+      </w:r>
+      <w:r>
+        <w:rPr>
+          <w:rFonts w:ascii="Times New Roman" w:cs="Times New Roman" w:eastAsia="Times New Roman" w:hAnsi="Times New Roman"/>
+          <w:b w:val="false"/>
+          <w:bCs w:val="false"/>
+          <w:i w:val="false"/>
+          <w:iCs w:val="false"/>
+          <w:sz w:val="24"/>
+          <w:szCs w:val="24"/>
+        </w:rPr>
+        <w:t xml:space="preserve">(11), 1491–1503. https://doi.org/10.1080/00140139.2024.2339439</w:t>
       </w:r>
     </w:p>
     <w:p>
@@ -17358,7 +17616,7 @@
           <w:sz w:val="24"/>
           <w:szCs w:val="24"/>
         </w:rPr>
-        <w:t xml:space="preserve">Kaur, K., Gurnani, B., Nayak, S., Deori, N., Kaur, S., Jethani, J., Singh, D., Agarkar, S., Hussaindeen, J. R., Sukhija, J., &amp; Mishra, D. (2022). Digital eye strain: A comprehensive review. </w:t>
+        <w:t xml:space="preserve">Mataftsi, A., Seliniotaki, A. K., Moutzouri, S., Prousali, E., Darusman, K. R., Adio, A. O., Haidich, A. B., &amp; Nischal, K. K. (2023). Digital eye strain in young screen users: A systematic review. </w:t>
       </w:r>
       <w:r>
         <w:rPr>
@@ -17370,7 +17628,7 @@
           <w:sz w:val="24"/>
           <w:szCs w:val="24"/>
         </w:rPr>
-        <w:t xml:space="preserve">Ophthalmology and Therapy</w:t>
+        <w:t xml:space="preserve">Preventive Medicine</w:t>
       </w:r>
       <w:r>
         <w:rPr>
@@ -17394,19 +17652,19 @@
           <w:sz w:val="24"/>
           <w:szCs w:val="24"/>
         </w:rPr>
-        <w:t xml:space="preserve">11</w:t>
-      </w:r>
-      <w:r>
-        <w:rPr>
-          <w:rFonts w:ascii="Times New Roman" w:cs="Times New Roman" w:eastAsia="Times New Roman" w:hAnsi="Times New Roman"/>
-          <w:b w:val="false"/>
-          <w:bCs w:val="false"/>
-          <w:i w:val="false"/>
-          <w:iCs w:val="false"/>
-          <w:sz w:val="24"/>
-          <w:szCs w:val="24"/>
-        </w:rPr>
-        <w:t xml:space="preserve">(5), 1655–1680. https://doi.org/10.1007/s40123-022-00540-9</w:t>
+        <w:t xml:space="preserve">170</w:t>
+      </w:r>
+      <w:r>
+        <w:rPr>
+          <w:rFonts w:ascii="Times New Roman" w:cs="Times New Roman" w:eastAsia="Times New Roman" w:hAnsi="Times New Roman"/>
+          <w:b w:val="false"/>
+          <w:bCs w:val="false"/>
+          <w:i w:val="false"/>
+          <w:iCs w:val="false"/>
+          <w:sz w:val="24"/>
+          <w:szCs w:val="24"/>
+        </w:rPr>
+        <w:t xml:space="preserve">, 107493. https://doi.org/10.1016/j.ypmed.2023.107493</w:t>
       </w:r>
     </w:p>
     <w:p>
@@ -17424,7 +17682,7 @@
           <w:sz w:val="24"/>
           <w:szCs w:val="24"/>
         </w:rPr>
-        <w:t xml:space="preserve">Klinke, T., Hannak, W., Böning, K., &amp; Jakstat, H. (2024). A comparative study of the sensitivity and specificity of the Ishihara test with various displays. </w:t>
+        <w:t xml:space="preserve">Piepenbrock, C., Mayr, S., &amp; Buchner, A. (2014a). Positive display polarity is particularly advantageous for small character sizes: Implications for display design. </w:t>
       </w:r>
       <w:r>
         <w:rPr>
@@ -17436,7 +17694,7 @@
           <w:sz w:val="24"/>
           <w:szCs w:val="24"/>
         </w:rPr>
-        <w:t xml:space="preserve">International Dental Journal</w:t>
+        <w:t xml:space="preserve">Human Factors</w:t>
       </w:r>
       <w:r>
         <w:rPr>
@@ -17460,19 +17718,19 @@
           <w:sz w:val="24"/>
           <w:szCs w:val="24"/>
         </w:rPr>
-        <w:t xml:space="preserve">74</w:t>
-      </w:r>
-      <w:r>
-        <w:rPr>
-          <w:rFonts w:ascii="Times New Roman" w:cs="Times New Roman" w:eastAsia="Times New Roman" w:hAnsi="Times New Roman"/>
-          <w:b w:val="false"/>
-          <w:bCs w:val="false"/>
-          <w:i w:val="false"/>
-          <w:iCs w:val="false"/>
-          <w:sz w:val="24"/>
-          <w:szCs w:val="24"/>
-        </w:rPr>
-        <w:t xml:space="preserve">(4), 892–896. https://doi.org/10.1016/j.identj.2023.12.009</w:t>
+        <w:t xml:space="preserve">56</w:t>
+      </w:r>
+      <w:r>
+        <w:rPr>
+          <w:rFonts w:ascii="Times New Roman" w:cs="Times New Roman" w:eastAsia="Times New Roman" w:hAnsi="Times New Roman"/>
+          <w:b w:val="false"/>
+          <w:bCs w:val="false"/>
+          <w:i w:val="false"/>
+          <w:iCs w:val="false"/>
+          <w:sz w:val="24"/>
+          <w:szCs w:val="24"/>
+        </w:rPr>
+        <w:t xml:space="preserve">(5), 942–951. https://doi.org/10.1177/0018720813515509</w:t>
       </w:r>
     </w:p>
     <w:p>
@@ -17490,7 +17748,7 @@
           <w:sz w:val="24"/>
           <w:szCs w:val="24"/>
         </w:rPr>
-        <w:t xml:space="preserve">Lin, C., Ji, Z., &amp; Lin, Y. (2024). Optimum display luminance and contrast polarity of desktop head-up display under office lighting level based on visual ergonomic study. </w:t>
+        <w:t xml:space="preserve">Piepenbrock, C., Mayr, S., &amp; Buchner, A. (2014b). Smaller pupil size and better proofreading performance with positive than with negative polarity displays. </w:t>
       </w:r>
       <w:r>
         <w:rPr>
@@ -17526,19 +17784,19 @@
           <w:sz w:val="24"/>
           <w:szCs w:val="24"/>
         </w:rPr>
-        <w:t xml:space="preserve">67</w:t>
-      </w:r>
-      <w:r>
-        <w:rPr>
-          <w:rFonts w:ascii="Times New Roman" w:cs="Times New Roman" w:eastAsia="Times New Roman" w:hAnsi="Times New Roman"/>
-          <w:b w:val="false"/>
-          <w:bCs w:val="false"/>
-          <w:i w:val="false"/>
-          <w:iCs w:val="false"/>
-          <w:sz w:val="24"/>
-          <w:szCs w:val="24"/>
-        </w:rPr>
-        <w:t xml:space="preserve">(11), 1491–1503. https://doi.org/10.1080/00140139.2024.2339439</w:t>
+        <w:t xml:space="preserve">57</w:t>
+      </w:r>
+      <w:r>
+        <w:rPr>
+          <w:rFonts w:ascii="Times New Roman" w:cs="Times New Roman" w:eastAsia="Times New Roman" w:hAnsi="Times New Roman"/>
+          <w:b w:val="false"/>
+          <w:bCs w:val="false"/>
+          <w:i w:val="false"/>
+          <w:iCs w:val="false"/>
+          <w:sz w:val="24"/>
+          <w:szCs w:val="24"/>
+        </w:rPr>
+        <w:t xml:space="preserve">(11), 1670–1677. https://doi.org/10.1080/00140139.2014.948496</w:t>
       </w:r>
     </w:p>
     <w:p>
@@ -17556,7 +17814,7 @@
           <w:sz w:val="24"/>
           <w:szCs w:val="24"/>
         </w:rPr>
-        <w:t xml:space="preserve">Mataftsi, A., Seliniotaki, A. K., Moutzouri, S., Prousali, E., Darusman, K. R., Adio, A. O., Haidich, A. B., &amp; Nischal, K. K. (2023). Digital eye strain in young screen users: A systematic review. </w:t>
+        <w:t xml:space="preserve">Portello, J. K., Rosenfield, M., &amp; Chu, C. A. (2013). Blink rate, incomplete blinks and computer vision syndrome. </w:t>
       </w:r>
       <w:r>
         <w:rPr>
@@ -17568,7 +17826,7 @@
           <w:sz w:val="24"/>
           <w:szCs w:val="24"/>
         </w:rPr>
-        <w:t xml:space="preserve">Preventive Medicine</w:t>
+        <w:t xml:space="preserve">Optometry and Vision Science</w:t>
       </w:r>
       <w:r>
         <w:rPr>
@@ -17592,19 +17850,19 @@
           <w:sz w:val="24"/>
           <w:szCs w:val="24"/>
         </w:rPr>
-        <w:t xml:space="preserve">170</w:t>
-      </w:r>
-      <w:r>
-        <w:rPr>
-          <w:rFonts w:ascii="Times New Roman" w:cs="Times New Roman" w:eastAsia="Times New Roman" w:hAnsi="Times New Roman"/>
-          <w:b w:val="false"/>
-          <w:bCs w:val="false"/>
-          <w:i w:val="false"/>
-          <w:iCs w:val="false"/>
-          <w:sz w:val="24"/>
-          <w:szCs w:val="24"/>
-        </w:rPr>
-        <w:t xml:space="preserve">, 107493. https://doi.org/10.1016/j.ypmed.2023.107493</w:t>
+        <w:t xml:space="preserve">90</w:t>
+      </w:r>
+      <w:r>
+        <w:rPr>
+          <w:rFonts w:ascii="Times New Roman" w:cs="Times New Roman" w:eastAsia="Times New Roman" w:hAnsi="Times New Roman"/>
+          <w:b w:val="false"/>
+          <w:bCs w:val="false"/>
+          <w:i w:val="false"/>
+          <w:iCs w:val="false"/>
+          <w:sz w:val="24"/>
+          <w:szCs w:val="24"/>
+        </w:rPr>
+        <w:t xml:space="preserve">(5), 482–487. https://doi.org/10.1097/OPX.0b013e31828f09a7</w:t>
       </w:r>
     </w:p>
     <w:p>
@@ -17622,7 +17880,7 @@
           <w:sz w:val="24"/>
           <w:szCs w:val="24"/>
         </w:rPr>
-        <w:t xml:space="preserve">Piepenbrock, C., Mayr, S., &amp; Buchner, A. (2014a). Positive display polarity is particularly advantageous for small character sizes: Implications for display design. </w:t>
+        <w:t xml:space="preserve">Pucker, A. D., Kerr, A. M., Sanderson, J., &amp; Lievens, C. (2024). Digital eye strain: Updated perspectives. </w:t>
       </w:r>
       <w:r>
         <w:rPr>
@@ -17634,7 +17892,7 @@
           <w:sz w:val="24"/>
           <w:szCs w:val="24"/>
         </w:rPr>
-        <w:t xml:space="preserve">Human Factors</w:t>
+        <w:t xml:space="preserve">Clinical Optometry</w:t>
       </w:r>
       <w:r>
         <w:rPr>
@@ -17658,19 +17916,19 @@
           <w:sz w:val="24"/>
           <w:szCs w:val="24"/>
         </w:rPr>
-        <w:t xml:space="preserve">56</w:t>
-      </w:r>
-      <w:r>
-        <w:rPr>
-          <w:rFonts w:ascii="Times New Roman" w:cs="Times New Roman" w:eastAsia="Times New Roman" w:hAnsi="Times New Roman"/>
-          <w:b w:val="false"/>
-          <w:bCs w:val="false"/>
-          <w:i w:val="false"/>
-          <w:iCs w:val="false"/>
-          <w:sz w:val="24"/>
-          <w:szCs w:val="24"/>
-        </w:rPr>
-        <w:t xml:space="preserve">(5), 942–951. https://doi.org/10.1177/0018720813515509</w:t>
+        <w:t xml:space="preserve">16</w:t>
+      </w:r>
+      <w:r>
+        <w:rPr>
+          <w:rFonts w:ascii="Times New Roman" w:cs="Times New Roman" w:eastAsia="Times New Roman" w:hAnsi="Times New Roman"/>
+          <w:b w:val="false"/>
+          <w:bCs w:val="false"/>
+          <w:i w:val="false"/>
+          <w:iCs w:val="false"/>
+          <w:sz w:val="24"/>
+          <w:szCs w:val="24"/>
+        </w:rPr>
+        <w:t xml:space="preserve">, 233–246. https://doi.org/10.2147/OPTO.S412382</w:t>
       </w:r>
     </w:p>
     <w:p>
@@ -17688,7 +17946,7 @@
           <w:sz w:val="24"/>
           <w:szCs w:val="24"/>
         </w:rPr>
-        <w:t xml:space="preserve">Piepenbrock, C., Mayr, S., &amp; Buchner, A. (2014b). Smaller pupil size and better proofreading performance with positive than with negative polarity displays. </w:t>
+        <w:t xml:space="preserve">Redondo, B., Jiménez, R., Vera, J., &amp; Rosenfield, M. (2025). The impact of break schedules on digital eye strain symptoms and ocular accommodation during prolonged near work. </w:t>
       </w:r>
       <w:r>
         <w:rPr>
@@ -17700,7 +17958,7 @@
           <w:sz w:val="24"/>
           <w:szCs w:val="24"/>
         </w:rPr>
-        <w:t xml:space="preserve">Ergonomics</w:t>
+        <w:t xml:space="preserve">Experimental Eye Research</w:t>
       </w:r>
       <w:r>
         <w:rPr>
@@ -17724,19 +17982,19 @@
           <w:sz w:val="24"/>
           <w:szCs w:val="24"/>
         </w:rPr>
-        <w:t xml:space="preserve">57</w:t>
-      </w:r>
-      <w:r>
-        <w:rPr>
-          <w:rFonts w:ascii="Times New Roman" w:cs="Times New Roman" w:eastAsia="Times New Roman" w:hAnsi="Times New Roman"/>
-          <w:b w:val="false"/>
-          <w:bCs w:val="false"/>
-          <w:i w:val="false"/>
-          <w:iCs w:val="false"/>
-          <w:sz w:val="24"/>
-          <w:szCs w:val="24"/>
-        </w:rPr>
-        <w:t xml:space="preserve">(11), 1670–1677. https://doi.org/10.1080/00140139.2014.948496</w:t>
+        <w:t xml:space="preserve">258</w:t>
+      </w:r>
+      <w:r>
+        <w:rPr>
+          <w:rFonts w:ascii="Times New Roman" w:cs="Times New Roman" w:eastAsia="Times New Roman" w:hAnsi="Times New Roman"/>
+          <w:b w:val="false"/>
+          <w:bCs w:val="false"/>
+          <w:i w:val="false"/>
+          <w:iCs w:val="false"/>
+          <w:sz w:val="24"/>
+          <w:szCs w:val="24"/>
+        </w:rPr>
+        <w:t xml:space="preserve">, 110463. https://doi.org/10.1016/j.exer.2025.110463</w:t>
       </w:r>
     </w:p>
     <w:p>
@@ -17754,7 +18012,7 @@
           <w:sz w:val="24"/>
           <w:szCs w:val="24"/>
         </w:rPr>
-        <w:t xml:space="preserve">Portello, J. K., Rosenfield, M., &amp; Chu, C. A. (2013). Blink rate, incomplete blinks and computer vision syndrome. </w:t>
+        <w:t xml:space="preserve">Seguí, M. del M., Cabrero-García, J., Crespo, A., Verdú, J., &amp; Ronda, E. (2015). A reliable and valid questionnaire was developed to measure computer vision syndrome at the workplace. </w:t>
       </w:r>
       <w:r>
         <w:rPr>
@@ -17766,7 +18024,7 @@
           <w:sz w:val="24"/>
           <w:szCs w:val="24"/>
         </w:rPr>
-        <w:t xml:space="preserve">Optometry and Vision Science</w:t>
+        <w:t xml:space="preserve">Journal of Clinical Epidemiology</w:t>
       </w:r>
       <w:r>
         <w:rPr>
@@ -17790,19 +18048,19 @@
           <w:sz w:val="24"/>
           <w:szCs w:val="24"/>
         </w:rPr>
-        <w:t xml:space="preserve">90</w:t>
-      </w:r>
-      <w:r>
-        <w:rPr>
-          <w:rFonts w:ascii="Times New Roman" w:cs="Times New Roman" w:eastAsia="Times New Roman" w:hAnsi="Times New Roman"/>
-          <w:b w:val="false"/>
-          <w:bCs w:val="false"/>
-          <w:i w:val="false"/>
-          <w:iCs w:val="false"/>
-          <w:sz w:val="24"/>
-          <w:szCs w:val="24"/>
-        </w:rPr>
-        <w:t xml:space="preserve">(5), 482–487. https://doi.org/10.1097/OPX.0b013e31828f09a7</w:t>
+        <w:t xml:space="preserve">68</w:t>
+      </w:r>
+      <w:r>
+        <w:rPr>
+          <w:rFonts w:ascii="Times New Roman" w:cs="Times New Roman" w:eastAsia="Times New Roman" w:hAnsi="Times New Roman"/>
+          <w:b w:val="false"/>
+          <w:bCs w:val="false"/>
+          <w:i w:val="false"/>
+          <w:iCs w:val="false"/>
+          <w:sz w:val="24"/>
+          <w:szCs w:val="24"/>
+        </w:rPr>
+        <w:t xml:space="preserve">(6), 662–673. https://doi.org/10.1016/j.jclinepi.2015.01.015</w:t>
       </w:r>
     </w:p>
     <w:p>
@@ -17820,7 +18078,7 @@
           <w:sz w:val="24"/>
           <w:szCs w:val="24"/>
         </w:rPr>
-        <w:t xml:space="preserve">Pucker, A. D., Kerr, A. M., Sanderson, J., &amp; Lievens, C. (2024). Digital eye strain: Updated perspectives. </w:t>
+        <w:t xml:space="preserve">Sethi, T., &amp; Ziat, M. (2023). Dark mode vogue: Do light-on-dark displays have measurable benefits to users? </w:t>
       </w:r>
       <w:r>
         <w:rPr>
@@ -17832,7 +18090,7 @@
           <w:sz w:val="24"/>
           <w:szCs w:val="24"/>
         </w:rPr>
-        <w:t xml:space="preserve">Clinical Optometry</w:t>
+        <w:t xml:space="preserve">Ergonomics</w:t>
       </w:r>
       <w:r>
         <w:rPr>
@@ -17856,19 +18114,19 @@
           <w:sz w:val="24"/>
           <w:szCs w:val="24"/>
         </w:rPr>
-        <w:t xml:space="preserve">16</w:t>
-      </w:r>
-      <w:r>
-        <w:rPr>
-          <w:rFonts w:ascii="Times New Roman" w:cs="Times New Roman" w:eastAsia="Times New Roman" w:hAnsi="Times New Roman"/>
-          <w:b w:val="false"/>
-          <w:bCs w:val="false"/>
-          <w:i w:val="false"/>
-          <w:iCs w:val="false"/>
-          <w:sz w:val="24"/>
-          <w:szCs w:val="24"/>
-        </w:rPr>
-        <w:t xml:space="preserve">, 233–246. https://doi.org/10.2147/OPTO.S412382</w:t>
+        <w:t xml:space="preserve">66</w:t>
+      </w:r>
+      <w:r>
+        <w:rPr>
+          <w:rFonts w:ascii="Times New Roman" w:cs="Times New Roman" w:eastAsia="Times New Roman" w:hAnsi="Times New Roman"/>
+          <w:b w:val="false"/>
+          <w:bCs w:val="false"/>
+          <w:i w:val="false"/>
+          <w:iCs w:val="false"/>
+          <w:sz w:val="24"/>
+          <w:szCs w:val="24"/>
+        </w:rPr>
+        <w:t xml:space="preserve">(12), 1814–1828. https://doi.org/10.1080/00140139.2022.2160879</w:t>
       </w:r>
     </w:p>
     <w:p>
@@ -17886,7 +18144,7 @@
           <w:sz w:val="24"/>
           <w:szCs w:val="24"/>
         </w:rPr>
-        <w:t xml:space="preserve">Redondo, B., Jiménez, R., Vera, J., &amp; Rosenfield, M. (2025). The impact of break schedules on digital eye strain symptoms and ocular accommodation during prolonged near work. </w:t>
+        <w:t xml:space="preserve">Sheppard, A. L., &amp; Wolffsohn, J. S. (2018). Digital eye strain: Prevalence, measurement and amelioration. </w:t>
       </w:r>
       <w:r>
         <w:rPr>
@@ -17898,7 +18156,7 @@
           <w:sz w:val="24"/>
           <w:szCs w:val="24"/>
         </w:rPr>
-        <w:t xml:space="preserve">Experimental Eye Research</w:t>
+        <w:t xml:space="preserve">BMJ Open Ophthalmology</w:t>
       </w:r>
       <w:r>
         <w:rPr>
@@ -17922,19 +18180,19 @@
           <w:sz w:val="24"/>
           <w:szCs w:val="24"/>
         </w:rPr>
-        <w:t xml:space="preserve">258</w:t>
-      </w:r>
-      <w:r>
-        <w:rPr>
-          <w:rFonts w:ascii="Times New Roman" w:cs="Times New Roman" w:eastAsia="Times New Roman" w:hAnsi="Times New Roman"/>
-          <w:b w:val="false"/>
-          <w:bCs w:val="false"/>
-          <w:i w:val="false"/>
-          <w:iCs w:val="false"/>
-          <w:sz w:val="24"/>
-          <w:szCs w:val="24"/>
-        </w:rPr>
-        <w:t xml:space="preserve">, 110463. https://doi.org/10.1016/j.exer.2025.110463</w:t>
+        <w:t xml:space="preserve">3</w:t>
+      </w:r>
+      <w:r>
+        <w:rPr>
+          <w:rFonts w:ascii="Times New Roman" w:cs="Times New Roman" w:eastAsia="Times New Roman" w:hAnsi="Times New Roman"/>
+          <w:b w:val="false"/>
+          <w:bCs w:val="false"/>
+          <w:i w:val="false"/>
+          <w:iCs w:val="false"/>
+          <w:sz w:val="24"/>
+          <w:szCs w:val="24"/>
+        </w:rPr>
+        <w:t xml:space="preserve">(1), e000146. https://doi.org/10.1136/bmjophth-2018-000146</w:t>
       </w:r>
     </w:p>
     <w:p>
@@ -17952,7 +18210,7 @@
           <w:sz w:val="24"/>
           <w:szCs w:val="24"/>
         </w:rPr>
-        <w:t xml:space="preserve">Seguí, M. del M., Cabrero-García, J., Crespo, A., Verdú, J., &amp; Ronda, E. (2015). A reliable and valid questionnaire was developed to measure computer vision syndrome at the workplace. </w:t>
+        <w:t xml:space="preserve">Singh, S., McGuinness, M. B., Anderson, A. J., &amp; Downie, L. E. (2022). Interventions for the management of computer vision syndrome: A systematic review and meta-analysis. </w:t>
       </w:r>
       <w:r>
         <w:rPr>
@@ -17964,7 +18222,7 @@
           <w:sz w:val="24"/>
           <w:szCs w:val="24"/>
         </w:rPr>
-        <w:t xml:space="preserve">Journal of Clinical Epidemiology</w:t>
+        <w:t xml:space="preserve">Ophthalmology</w:t>
       </w:r>
       <w:r>
         <w:rPr>
@@ -17988,19 +18246,19 @@
           <w:sz w:val="24"/>
           <w:szCs w:val="24"/>
         </w:rPr>
-        <w:t xml:space="preserve">68</w:t>
-      </w:r>
-      <w:r>
-        <w:rPr>
-          <w:rFonts w:ascii="Times New Roman" w:cs="Times New Roman" w:eastAsia="Times New Roman" w:hAnsi="Times New Roman"/>
-          <w:b w:val="false"/>
-          <w:bCs w:val="false"/>
-          <w:i w:val="false"/>
-          <w:iCs w:val="false"/>
-          <w:sz w:val="24"/>
-          <w:szCs w:val="24"/>
-        </w:rPr>
-        <w:t xml:space="preserve">(6), 662–673. https://doi.org/10.1016/j.jclinepi.2015.01.015</w:t>
+        <w:t xml:space="preserve">129</w:t>
+      </w:r>
+      <w:r>
+        <w:rPr>
+          <w:rFonts w:ascii="Times New Roman" w:cs="Times New Roman" w:eastAsia="Times New Roman" w:hAnsi="Times New Roman"/>
+          <w:b w:val="false"/>
+          <w:bCs w:val="false"/>
+          <w:i w:val="false"/>
+          <w:iCs w:val="false"/>
+          <w:sz w:val="24"/>
+          <w:szCs w:val="24"/>
+        </w:rPr>
+        <w:t xml:space="preserve">(10), 1192–1215. https://doi.org/10.1016/j.ophtha.2022.05.009</w:t>
       </w:r>
     </w:p>
     <w:p>
@@ -18018,7 +18276,7 @@
           <w:sz w:val="24"/>
           <w:szCs w:val="24"/>
         </w:rPr>
-        <w:t xml:space="preserve">Sethi, T., &amp; Ziat, M. (2023). Dark mode vogue: Do light-on-dark displays have measurable benefits to users?. </w:t>
+        <w:t xml:space="preserve">Soukupová, T., &amp; Čech, J. (2016). </w:t>
       </w:r>
       <w:r>
         <w:rPr>
@@ -18030,19 +18288,37 @@
           <w:sz w:val="24"/>
           <w:szCs w:val="24"/>
         </w:rPr>
-        <w:t xml:space="preserve">Ergonomics</w:t>
-      </w:r>
-      <w:r>
-        <w:rPr>
-          <w:rFonts w:ascii="Times New Roman" w:cs="Times New Roman" w:eastAsia="Times New Roman" w:hAnsi="Times New Roman"/>
-          <w:b w:val="false"/>
-          <w:bCs w:val="false"/>
-          <w:i w:val="false"/>
-          <w:iCs w:val="false"/>
-          <w:sz w:val="24"/>
-          <w:szCs w:val="24"/>
-        </w:rPr>
-        <w:t xml:space="preserve">, </w:t>
+        <w:t xml:space="preserve">Real-time eye blink detection using facial landmarks</w:t>
+      </w:r>
+      <w:r>
+        <w:rPr>
+          <w:rFonts w:ascii="Times New Roman" w:cs="Times New Roman" w:eastAsia="Times New Roman" w:hAnsi="Times New Roman"/>
+          <w:b w:val="false"/>
+          <w:bCs w:val="false"/>
+          <w:i w:val="false"/>
+          <w:iCs w:val="false"/>
+          <w:sz w:val="24"/>
+          <w:szCs w:val="24"/>
+        </w:rPr>
+        <w:t xml:space="preserve"> [Paper presentation]. 21st Computer Vision Winter Workshop, Rimske Toplice, Slovenia.</w:t>
+      </w:r>
+    </w:p>
+    <w:p>
+      <w:pPr>
+        <w:spacing w:after="140" w:line="340"/>
+        <w:jc w:val="both"/>
+      </w:pPr>
+      <w:r>
+        <w:rPr>
+          <w:rFonts w:ascii="Times New Roman" w:cs="Times New Roman" w:eastAsia="Times New Roman" w:hAnsi="Times New Roman"/>
+          <w:b w:val="false"/>
+          <w:bCs w:val="false"/>
+          <w:i w:val="false"/>
+          <w:iCs w:val="false"/>
+          <w:sz w:val="24"/>
+          <w:szCs w:val="24"/>
+        </w:rPr>
+        <w:t xml:space="preserve">Tian, P., Xu, G., Han, C., Zheng, X., Zhang, K., Du, C., Wei, F., &amp; Zhang, S. (2022). Effects of paradigm color and screen brightness on visual fatigue in light environment of night based on eye tracker and EEG acquisition equipment. </w:t>
       </w:r>
       <w:r>
         <w:rPr>
@@ -18054,19 +18330,43 @@
           <w:sz w:val="24"/>
           <w:szCs w:val="24"/>
         </w:rPr>
-        <w:t xml:space="preserve">66</w:t>
-      </w:r>
-      <w:r>
-        <w:rPr>
-          <w:rFonts w:ascii="Times New Roman" w:cs="Times New Roman" w:eastAsia="Times New Roman" w:hAnsi="Times New Roman"/>
-          <w:b w:val="false"/>
-          <w:bCs w:val="false"/>
-          <w:i w:val="false"/>
-          <w:iCs w:val="false"/>
-          <w:sz w:val="24"/>
-          <w:szCs w:val="24"/>
-        </w:rPr>
-        <w:t xml:space="preserve">(12), 1814–1828. https://doi.org/10.1080/00140139.2022.2160879</w:t>
+        <w:t xml:space="preserve">Sensors</w:t>
+      </w:r>
+      <w:r>
+        <w:rPr>
+          <w:rFonts w:ascii="Times New Roman" w:cs="Times New Roman" w:eastAsia="Times New Roman" w:hAnsi="Times New Roman"/>
+          <w:b w:val="false"/>
+          <w:bCs w:val="false"/>
+          <w:i w:val="false"/>
+          <w:iCs w:val="false"/>
+          <w:sz w:val="24"/>
+          <w:szCs w:val="24"/>
+        </w:rPr>
+        <w:t xml:space="preserve">, </w:t>
+      </w:r>
+      <w:r>
+        <w:rPr>
+          <w:rFonts w:ascii="Times New Roman" w:cs="Times New Roman" w:eastAsia="Times New Roman" w:hAnsi="Times New Roman"/>
+          <w:b w:val="false"/>
+          <w:bCs w:val="false"/>
+          <w:i/>
+          <w:iCs/>
+          <w:sz w:val="24"/>
+          <w:szCs w:val="24"/>
+        </w:rPr>
+        <w:t xml:space="preserve">22</w:t>
+      </w:r>
+      <w:r>
+        <w:rPr>
+          <w:rFonts w:ascii="Times New Roman" w:cs="Times New Roman" w:eastAsia="Times New Roman" w:hAnsi="Times New Roman"/>
+          <w:b w:val="false"/>
+          <w:bCs w:val="false"/>
+          <w:i w:val="false"/>
+          <w:iCs w:val="false"/>
+          <w:sz w:val="24"/>
+          <w:szCs w:val="24"/>
+        </w:rPr>
+        <w:t xml:space="preserve">(11), 4082. https://doi.org/10.3390/s22114082</w:t>
       </w:r>
     </w:p>
     <w:p>
@@ -18084,7 +18384,7 @@
           <w:sz w:val="24"/>
           <w:szCs w:val="24"/>
         </w:rPr>
-        <w:t xml:space="preserve">Sheppard, A. L., &amp; Wolffsohn, J. S. (2018). Digital eye strain: Prevalence, measurement and amelioration. </w:t>
+        <w:t xml:space="preserve">Warm, J. S., Parasuraman, R., &amp; Matthews, G. (2008). Vigilance requires hard mental work and is stressful. </w:t>
       </w:r>
       <w:r>
         <w:rPr>
@@ -18096,7 +18396,7 @@
           <w:sz w:val="24"/>
           <w:szCs w:val="24"/>
         </w:rPr>
-        <w:t xml:space="preserve">BMJ Open Ophthalmology</w:t>
+        <w:t xml:space="preserve">Human Factors</w:t>
       </w:r>
       <w:r>
         <w:rPr>
@@ -18120,19 +18420,19 @@
           <w:sz w:val="24"/>
           <w:szCs w:val="24"/>
         </w:rPr>
-        <w:t xml:space="preserve">3</w:t>
-      </w:r>
-      <w:r>
-        <w:rPr>
-          <w:rFonts w:ascii="Times New Roman" w:cs="Times New Roman" w:eastAsia="Times New Roman" w:hAnsi="Times New Roman"/>
-          <w:b w:val="false"/>
-          <w:bCs w:val="false"/>
-          <w:i w:val="false"/>
-          <w:iCs w:val="false"/>
-          <w:sz w:val="24"/>
-          <w:szCs w:val="24"/>
-        </w:rPr>
-        <w:t xml:space="preserve">(1), e000146. https://doi.org/10.1136/bmjophth-2018-000146</w:t>
+        <w:t xml:space="preserve">50</w:t>
+      </w:r>
+      <w:r>
+        <w:rPr>
+          <w:rFonts w:ascii="Times New Roman" w:cs="Times New Roman" w:eastAsia="Times New Roman" w:hAnsi="Times New Roman"/>
+          <w:b w:val="false"/>
+          <w:bCs w:val="false"/>
+          <w:i w:val="false"/>
+          <w:iCs w:val="false"/>
+          <w:sz w:val="24"/>
+          <w:szCs w:val="24"/>
+        </w:rPr>
+        <w:t xml:space="preserve">(3), 433–441. https://doi.org/10.1518/001872008X312152</w:t>
       </w:r>
     </w:p>
     <w:p>
@@ -18150,7 +18450,7 @@
           <w:sz w:val="24"/>
           <w:szCs w:val="24"/>
         </w:rPr>
-        <w:t xml:space="preserve">Singh, S., McGuinness, M. B., Anderson, A. J., &amp; Downie, L. E. (2022). Interventions for the management of computer vision syndrome: A systematic review and meta-analysis. </w:t>
+        <w:t xml:space="preserve">World Wide Web Consortium. (2023, October 5). </w:t>
       </w:r>
       <w:r>
         <w:rPr>
@@ -18162,235 +18462,19 @@
           <w:sz w:val="24"/>
           <w:szCs w:val="24"/>
         </w:rPr>
-        <w:t xml:space="preserve">Ophthalmology</w:t>
-      </w:r>
-      <w:r>
-        <w:rPr>
-          <w:rFonts w:ascii="Times New Roman" w:cs="Times New Roman" w:eastAsia="Times New Roman" w:hAnsi="Times New Roman"/>
-          <w:b w:val="false"/>
-          <w:bCs w:val="false"/>
-          <w:i w:val="false"/>
-          <w:iCs w:val="false"/>
-          <w:sz w:val="24"/>
-          <w:szCs w:val="24"/>
-        </w:rPr>
-        <w:t xml:space="preserve">, </w:t>
-      </w:r>
-      <w:r>
-        <w:rPr>
-          <w:rFonts w:ascii="Times New Roman" w:cs="Times New Roman" w:eastAsia="Times New Roman" w:hAnsi="Times New Roman"/>
-          <w:b w:val="false"/>
-          <w:bCs w:val="false"/>
-          <w:i/>
-          <w:iCs/>
-          <w:sz w:val="24"/>
-          <w:szCs w:val="24"/>
-        </w:rPr>
-        <w:t xml:space="preserve">129</w:t>
-      </w:r>
-      <w:r>
-        <w:rPr>
-          <w:rFonts w:ascii="Times New Roman" w:cs="Times New Roman" w:eastAsia="Times New Roman" w:hAnsi="Times New Roman"/>
-          <w:b w:val="false"/>
-          <w:bCs w:val="false"/>
-          <w:i w:val="false"/>
-          <w:iCs w:val="false"/>
-          <w:sz w:val="24"/>
-          <w:szCs w:val="24"/>
-        </w:rPr>
-        <w:t xml:space="preserve">(10), 1192–1215. https://doi.org/10.1016/j.ophtha.2022.05.009</w:t>
-      </w:r>
-    </w:p>
-    <w:p>
-      <w:pPr>
-        <w:spacing w:after="140" w:line="340"/>
-        <w:jc w:val="both"/>
-      </w:pPr>
-      <w:r>
-        <w:rPr>
-          <w:rFonts w:ascii="Times New Roman" w:cs="Times New Roman" w:eastAsia="Times New Roman" w:hAnsi="Times New Roman"/>
-          <w:b w:val="false"/>
-          <w:bCs w:val="false"/>
-          <w:i w:val="false"/>
-          <w:iCs w:val="false"/>
-          <w:sz w:val="24"/>
-          <w:szCs w:val="24"/>
-        </w:rPr>
-        <w:t xml:space="preserve">Soukupová, T., &amp; Čech, J. (2016). Real-time eye blink detection using facial landmarks. In </w:t>
-      </w:r>
-      <w:r>
-        <w:rPr>
-          <w:rFonts w:ascii="Times New Roman" w:cs="Times New Roman" w:eastAsia="Times New Roman" w:hAnsi="Times New Roman"/>
-          <w:b w:val="false"/>
-          <w:bCs w:val="false"/>
-          <w:i/>
-          <w:iCs/>
-          <w:sz w:val="24"/>
-          <w:szCs w:val="24"/>
-        </w:rPr>
-        <w:t xml:space="preserve">Proceedings of the 21st Computer Vision Winter Workshop</w:t>
-      </w:r>
-      <w:r>
-        <w:rPr>
-          <w:rFonts w:ascii="Times New Roman" w:cs="Times New Roman" w:eastAsia="Times New Roman" w:hAnsi="Times New Roman"/>
-          <w:b w:val="false"/>
-          <w:bCs w:val="false"/>
-          <w:i w:val="false"/>
-          <w:iCs w:val="false"/>
-          <w:sz w:val="24"/>
-          <w:szCs w:val="24"/>
-        </w:rPr>
-        <w:t xml:space="preserve"> (pp. 1–8). Rimske Toplice, Slovenia.</w:t>
-      </w:r>
-    </w:p>
-    <w:p>
-      <w:pPr>
-        <w:spacing w:after="140" w:line="340"/>
-        <w:jc w:val="both"/>
-      </w:pPr>
-      <w:r>
-        <w:rPr>
-          <w:rFonts w:ascii="Times New Roman" w:cs="Times New Roman" w:eastAsia="Times New Roman" w:hAnsi="Times New Roman"/>
-          <w:b w:val="false"/>
-          <w:bCs w:val="false"/>
-          <w:i w:val="false"/>
-          <w:iCs w:val="false"/>
-          <w:sz w:val="24"/>
-          <w:szCs w:val="24"/>
-        </w:rPr>
-        <w:t xml:space="preserve">Tian, P., Xu, G., Han, C., Zheng, X., Zhang, K., Du, C., Wei, F., &amp; Zhang, S. (2022). Effects of paradigm color and screen brightness on visual fatigue in light environment of night based on eye tracker and EEG acquisition equipment. </w:t>
-      </w:r>
-      <w:r>
-        <w:rPr>
-          <w:rFonts w:ascii="Times New Roman" w:cs="Times New Roman" w:eastAsia="Times New Roman" w:hAnsi="Times New Roman"/>
-          <w:b w:val="false"/>
-          <w:bCs w:val="false"/>
-          <w:i/>
-          <w:iCs/>
-          <w:sz w:val="24"/>
-          <w:szCs w:val="24"/>
-        </w:rPr>
-        <w:t xml:space="preserve">Sensors</w:t>
-      </w:r>
-      <w:r>
-        <w:rPr>
-          <w:rFonts w:ascii="Times New Roman" w:cs="Times New Roman" w:eastAsia="Times New Roman" w:hAnsi="Times New Roman"/>
-          <w:b w:val="false"/>
-          <w:bCs w:val="false"/>
-          <w:i w:val="false"/>
-          <w:iCs w:val="false"/>
-          <w:sz w:val="24"/>
-          <w:szCs w:val="24"/>
-        </w:rPr>
-        <w:t xml:space="preserve">, </w:t>
-      </w:r>
-      <w:r>
-        <w:rPr>
-          <w:rFonts w:ascii="Times New Roman" w:cs="Times New Roman" w:eastAsia="Times New Roman" w:hAnsi="Times New Roman"/>
-          <w:b w:val="false"/>
-          <w:bCs w:val="false"/>
-          <w:i/>
-          <w:iCs/>
-          <w:sz w:val="24"/>
-          <w:szCs w:val="24"/>
-        </w:rPr>
-        <w:t xml:space="preserve">22</w:t>
-      </w:r>
-      <w:r>
-        <w:rPr>
-          <w:rFonts w:ascii="Times New Roman" w:cs="Times New Roman" w:eastAsia="Times New Roman" w:hAnsi="Times New Roman"/>
-          <w:b w:val="false"/>
-          <w:bCs w:val="false"/>
-          <w:i w:val="false"/>
-          <w:iCs w:val="false"/>
-          <w:sz w:val="24"/>
-          <w:szCs w:val="24"/>
-        </w:rPr>
-        <w:t xml:space="preserve">(11), 4082. https://doi.org/10.3390/s22114082</w:t>
-      </w:r>
-    </w:p>
-    <w:p>
-      <w:pPr>
-        <w:spacing w:after="140" w:line="340"/>
-        <w:jc w:val="both"/>
-      </w:pPr>
-      <w:r>
-        <w:rPr>
-          <w:rFonts w:ascii="Times New Roman" w:cs="Times New Roman" w:eastAsia="Times New Roman" w:hAnsi="Times New Roman"/>
-          <w:b w:val="false"/>
-          <w:bCs w:val="false"/>
-          <w:i w:val="false"/>
-          <w:iCs w:val="false"/>
-          <w:sz w:val="24"/>
-          <w:szCs w:val="24"/>
-        </w:rPr>
-        <w:t xml:space="preserve">Warm, J. S., Parasuraman, R., &amp; Matthews, G. (2008). Vigilance requires hard mental work and is stressful. </w:t>
-      </w:r>
-      <w:r>
-        <w:rPr>
-          <w:rFonts w:ascii="Times New Roman" w:cs="Times New Roman" w:eastAsia="Times New Roman" w:hAnsi="Times New Roman"/>
-          <w:b w:val="false"/>
-          <w:bCs w:val="false"/>
-          <w:i/>
-          <w:iCs/>
-          <w:sz w:val="24"/>
-          <w:szCs w:val="24"/>
-        </w:rPr>
-        <w:t xml:space="preserve">Human Factors</w:t>
-      </w:r>
-      <w:r>
-        <w:rPr>
-          <w:rFonts w:ascii="Times New Roman" w:cs="Times New Roman" w:eastAsia="Times New Roman" w:hAnsi="Times New Roman"/>
-          <w:b w:val="false"/>
-          <w:bCs w:val="false"/>
-          <w:i w:val="false"/>
-          <w:iCs w:val="false"/>
-          <w:sz w:val="24"/>
-          <w:szCs w:val="24"/>
-        </w:rPr>
-        <w:t xml:space="preserve">, </w:t>
-      </w:r>
-      <w:r>
-        <w:rPr>
-          <w:rFonts w:ascii="Times New Roman" w:cs="Times New Roman" w:eastAsia="Times New Roman" w:hAnsi="Times New Roman"/>
-          <w:b w:val="false"/>
-          <w:bCs w:val="false"/>
-          <w:i/>
-          <w:iCs/>
-          <w:sz w:val="24"/>
-          <w:szCs w:val="24"/>
-        </w:rPr>
-        <w:t xml:space="preserve">50</w:t>
-      </w:r>
-      <w:r>
-        <w:rPr>
-          <w:rFonts w:ascii="Times New Roman" w:cs="Times New Roman" w:eastAsia="Times New Roman" w:hAnsi="Times New Roman"/>
-          <w:b w:val="false"/>
-          <w:bCs w:val="false"/>
-          <w:i w:val="false"/>
-          <w:iCs w:val="false"/>
-          <w:sz w:val="24"/>
-          <w:szCs w:val="24"/>
-        </w:rPr>
-        <w:t xml:space="preserve">(3), 433–441. https://doi.org/10.1518/001872008X312152</w:t>
-      </w:r>
-    </w:p>
-    <w:p>
-      <w:pPr>
-        <w:spacing w:after="140" w:line="340"/>
-        <w:jc w:val="both"/>
-      </w:pPr>
-      <w:r>
-        <w:rPr>
-          <w:rFonts w:ascii="Times New Roman" w:cs="Times New Roman" w:eastAsia="Times New Roman" w:hAnsi="Times New Roman"/>
-          <w:b w:val="false"/>
-          <w:bCs w:val="false"/>
-          <w:i w:val="false"/>
-          <w:iCs w:val="false"/>
-          <w:sz w:val="24"/>
-          <w:szCs w:val="24"/>
-        </w:rPr>
-        <w:t xml:space="preserve">World Wide Web Consortium. (2023). Web content accessibility guidelines (WCAG) 2.2. https://www.w3.org/TR/WCAG22/</w:t>
+        <w:t xml:space="preserve">Web content accessibility guidelines (WCAG) 2.2</w:t>
+      </w:r>
+      <w:r>
+        <w:rPr>
+          <w:rFonts w:ascii="Times New Roman" w:cs="Times New Roman" w:eastAsia="Times New Roman" w:hAnsi="Times New Roman"/>
+          <w:b w:val="false"/>
+          <w:bCs w:val="false"/>
+          <w:i w:val="false"/>
+          <w:iCs w:val="false"/>
+          <w:sz w:val="24"/>
+          <w:szCs w:val="24"/>
+        </w:rPr>
+        <w:t xml:space="preserve">. https://www.w3.org/TR/WCAG22/</w:t>
       </w:r>
     </w:p>
     <w:p>

--- a/synopsis/Synopsis_Gyandeep_Nath_AdtU.docx
+++ b/synopsis/Synopsis_Gyandeep_Nath_AdtU.docx
@@ -1383,7 +1383,7 @@
           <w:sz w:val="24"/>
           <w:szCs w:val="24"/>
         </w:rPr>
-        <w:t xml:space="preserve">Because WCAG contrast on a white field falls as the text's relative luminance rises, while contrast on a black field rises with it, the rank order of the chromatic conditions is exactly inverted between the two polarities (Table 3.4). Blue and red are high in contrast on white but fall below the accessibility minimum on black, while yellow and green behave oppositely. The achromatic pair is the exception and the anchor: black-on-white and white-on-black both give 21.00:1, so that single pair varies polarity with luminance contrast held constant. The polarity-by-colour interaction therefore allows contrast-mediated effects to be modelled and distinguished from residual, hue-specific effects. The design does not experimentally isolate hue from luminance contrast, since the two cannot be orthogonalised within a fixed colour set; the separation is statistical rather than experimental and is interpreted accordingly. The ordering Fan and colleagues (2024) reported under negative polarity, red worst and yellow best, is precisely what luminance contrast alone would predict for those hues on a black background, and a single-polarity design cannot exclude that explanation.</w:t>
+        <w:t xml:space="preserve">Because WCAG contrast on a white field falls as the text's relative luminance rises, while contrast on a black field rises with it, the rank order of the chromatic conditions is exactly inverted between the two polarities (Table 3.3). Blue and red are high in contrast on white but fall below the accessibility minimum on black, while yellow and green behave oppositely. The achromatic pair is the exception and the anchor: black-on-white and white-on-black both give 21.00:1, so that single pair varies polarity with luminance contrast held constant. The polarity-by-colour interaction therefore allows contrast-mediated effects to be modelled and distinguished from residual, hue-specific effects. The design does not experimentally isolate hue from luminance contrast, since the two cannot be orthogonalised within a fixed colour set; the separation is statistical rather than experimental and is interpreted accordingly. The ordering Fan and colleagues (2024) reported under negative polarity, red worst and yellow best, is precisely what luminance contrast alone would predict for those hues on a black background, and a single-polarity design cannot exclude that explanation.</w:t>
       </w:r>
     </w:p>
     <w:p>
@@ -1868,7 +1868,7 @@
           <w:sz w:val="24"/>
           <w:szCs w:val="24"/>
         </w:rPr>
-        <w:t xml:space="preserve"> Colour-related variance is largely accounted for by luminance contrast. Because the computed contrast ordering reverses between the two polarities (Table 3.4), a contrast-mediated effect predicts a corresponding reversal of the colour ordering across polarity, whereas a residual hue-specific effect predicts a consistent ordering, with red the a priori candidate exception (Fan </w:t>
+        <w:t xml:space="preserve"> Colour-related variance is largely accounted for by luminance contrast. Because the computed contrast ordering reverses between the two polarities (Table 3.3), a contrast-mediated effect predicts a corresponding reversal of the colour ordering across polarity, whereas a residual hue-specific effect predicts a consistent ordering, with red the a priori candidate exception (Fan </w:t>
       </w:r>
       <w:r>
         <w:rPr>
@@ -11966,6 +11966,1952 @@
           <w:sz w:val="24"/>
           <w:szCs w:val="24"/>
         </w:rPr>
+        <w:t xml:space="preserve">Table 3.2 — The proposed design against the published studies from which its measures are drawn.</w:t>
+      </w:r>
+    </w:p>
+    <w:tbl>
+      <w:tblPr>
+        <w:tblW w:type="dxa" w:w="9026"/>
+        <w:tblBorders>
+          <w:top w:val="single" w:color="8899AA" w:sz="4"/>
+          <w:left w:val="single" w:color="8899AA" w:sz="4"/>
+          <w:bottom w:val="single" w:color="8899AA" w:sz="4"/>
+          <w:right w:val="single" w:color="8899AA" w:sz="4"/>
+          <w:insideH w:val="single" w:color="BBC4CC" w:sz="2"/>
+          <w:insideV w:val="single" w:color="BBC4CC" w:sz="2"/>
+        </w:tblBorders>
+      </w:tblPr>
+      <w:tblGrid>
+        <w:gridCol w:w="908"/>
+        <w:gridCol w:w="700"/>
+        <w:gridCol w:w="700"/>
+        <w:gridCol w:w="1317"/>
+        <w:gridCol w:w="1044"/>
+        <w:gridCol w:w="2315"/>
+        <w:gridCol w:w="2042"/>
+      </w:tblGrid>
+      <w:tr>
+        <w:trPr>
+          <w:tblHeader/>
+        </w:trPr>
+        <w:tc>
+          <w:tcPr>
+            <w:tcW w:type="dxa" w:w="908"/>
+            <w:shd w:fill="E8EEF7" w:color="auto" w:val="clear"/>
+            <w:tcMar>
+              <w:top w:type="dxa" w:w="60"/>
+              <w:left w:type="dxa" w:w="100"/>
+              <w:bottom w:type="dxa" w:w="60"/>
+              <w:right w:type="dxa" w:w="100"/>
+            </w:tcMar>
+          </w:tcPr>
+          <w:p>
+            <w:pPr>
+              <w:spacing w:after="20" w:before="20" w:line="240"/>
+            </w:pPr>
+            <w:r>
+              <w:rPr>
+                <w:rFonts w:ascii="Times New Roman" w:cs="Times New Roman" w:eastAsia="Times New Roman" w:hAnsi="Times New Roman"/>
+                <w:b/>
+                <w:bCs/>
+                <w:i w:val="false"/>
+                <w:iCs w:val="false"/>
+                <w:sz w:val="20"/>
+                <w:szCs w:val="20"/>
+              </w:rPr>
+              <w:t xml:space="preserve">Study</w:t>
+            </w:r>
+          </w:p>
+        </w:tc>
+        <w:tc>
+          <w:tcPr>
+            <w:tcW w:type="dxa" w:w="700"/>
+            <w:shd w:fill="E8EEF7" w:color="auto" w:val="clear"/>
+            <w:tcMar>
+              <w:top w:type="dxa" w:w="60"/>
+              <w:left w:type="dxa" w:w="100"/>
+              <w:bottom w:type="dxa" w:w="60"/>
+              <w:right w:type="dxa" w:w="100"/>
+            </w:tcMar>
+          </w:tcPr>
+          <w:p>
+            <w:pPr>
+              <w:spacing w:after="20" w:before="20" w:line="240"/>
+            </w:pPr>
+            <w:r>
+              <w:rPr>
+                <w:rFonts w:ascii="Times New Roman" w:cs="Times New Roman" w:eastAsia="Times New Roman" w:hAnsi="Times New Roman"/>
+                <w:b/>
+                <w:bCs/>
+                <w:i w:val="false"/>
+                <w:iCs w:val="false"/>
+                <w:sz w:val="20"/>
+                <w:szCs w:val="20"/>
+              </w:rPr>
+              <w:t xml:space="preserve">Year</w:t>
+            </w:r>
+          </w:p>
+        </w:tc>
+        <w:tc>
+          <w:tcPr>
+            <w:tcW w:type="dxa" w:w="700"/>
+            <w:shd w:fill="E8EEF7" w:color="auto" w:val="clear"/>
+            <w:tcMar>
+              <w:top w:type="dxa" w:w="60"/>
+              <w:left w:type="dxa" w:w="100"/>
+              <w:bottom w:type="dxa" w:w="60"/>
+              <w:right w:type="dxa" w:w="100"/>
+            </w:tcMar>
+          </w:tcPr>
+          <w:p>
+            <w:pPr>
+              <w:spacing w:after="20" w:before="20" w:line="240"/>
+            </w:pPr>
+            <w:r>
+              <w:rPr>
+                <w:rFonts w:ascii="Times New Roman" w:cs="Times New Roman" w:eastAsia="Times New Roman" w:hAnsi="Times New Roman"/>
+                <w:b/>
+                <w:bCs/>
+                <w:i w:val="false"/>
+                <w:iCs w:val="false"/>
+                <w:sz w:val="20"/>
+                <w:szCs w:val="20"/>
+              </w:rPr>
+              <w:t xml:space="preserve">N</w:t>
+            </w:r>
+          </w:p>
+        </w:tc>
+        <w:tc>
+          <w:tcPr>
+            <w:tcW w:type="dxa" w:w="1317"/>
+            <w:shd w:fill="E8EEF7" w:color="auto" w:val="clear"/>
+            <w:tcMar>
+              <w:top w:type="dxa" w:w="60"/>
+              <w:left w:type="dxa" w:w="100"/>
+              <w:bottom w:type="dxa" w:w="60"/>
+              <w:right w:type="dxa" w:w="100"/>
+            </w:tcMar>
+          </w:tcPr>
+          <w:p>
+            <w:pPr>
+              <w:spacing w:after="20" w:before="20" w:line="240"/>
+            </w:pPr>
+            <w:r>
+              <w:rPr>
+                <w:rFonts w:ascii="Times New Roman" w:cs="Times New Roman" w:eastAsia="Times New Roman" w:hAnsi="Times New Roman"/>
+                <w:b/>
+                <w:bCs/>
+                <w:i w:val="false"/>
+                <w:iCs w:val="false"/>
+                <w:sz w:val="20"/>
+                <w:szCs w:val="20"/>
+              </w:rPr>
+              <w:t xml:space="preserve">Conditions per participant</w:t>
+            </w:r>
+          </w:p>
+        </w:tc>
+        <w:tc>
+          <w:tcPr>
+            <w:tcW w:type="dxa" w:w="1044"/>
+            <w:shd w:fill="E8EEF7" w:color="auto" w:val="clear"/>
+            <w:tcMar>
+              <w:top w:type="dxa" w:w="60"/>
+              <w:left w:type="dxa" w:w="100"/>
+              <w:bottom w:type="dxa" w:w="60"/>
+              <w:right w:type="dxa" w:w="100"/>
+            </w:tcMar>
+          </w:tcPr>
+          <w:p>
+            <w:pPr>
+              <w:spacing w:after="20" w:before="20" w:line="240"/>
+            </w:pPr>
+            <w:r>
+              <w:rPr>
+                <w:rFonts w:ascii="Times New Roman" w:cs="Times New Roman" w:eastAsia="Times New Roman" w:hAnsi="Times New Roman"/>
+                <w:b/>
+                <w:bCs/>
+                <w:i w:val="false"/>
+                <w:iCs w:val="false"/>
+                <w:sz w:val="20"/>
+                <w:szCs w:val="20"/>
+              </w:rPr>
+              <w:t xml:space="preserve">Total condition-runs</w:t>
+            </w:r>
+          </w:p>
+        </w:tc>
+        <w:tc>
+          <w:tcPr>
+            <w:tcW w:type="dxa" w:w="2315"/>
+            <w:shd w:fill="E8EEF7" w:color="auto" w:val="clear"/>
+            <w:tcMar>
+              <w:top w:type="dxa" w:w="60"/>
+              <w:left w:type="dxa" w:w="100"/>
+              <w:bottom w:type="dxa" w:w="60"/>
+              <w:right w:type="dxa" w:w="100"/>
+            </w:tcMar>
+          </w:tcPr>
+          <w:p>
+            <w:pPr>
+              <w:spacing w:after="20" w:before="20" w:line="240"/>
+            </w:pPr>
+            <w:r>
+              <w:rPr>
+                <w:rFonts w:ascii="Times New Roman" w:cs="Times New Roman" w:eastAsia="Times New Roman" w:hAnsi="Times New Roman"/>
+                <w:b/>
+                <w:bCs/>
+                <w:i w:val="false"/>
+                <w:iCs w:val="false"/>
+                <w:sz w:val="20"/>
+                <w:szCs w:val="20"/>
+              </w:rPr>
+              <w:t xml:space="preserve">Ocular measure</w:t>
+            </w:r>
+          </w:p>
+        </w:tc>
+        <w:tc>
+          <w:tcPr>
+            <w:tcW w:type="dxa" w:w="2042"/>
+            <w:shd w:fill="E8EEF7" w:color="auto" w:val="clear"/>
+            <w:tcMar>
+              <w:top w:type="dxa" w:w="60"/>
+              <w:left w:type="dxa" w:w="100"/>
+              <w:bottom w:type="dxa" w:w="60"/>
+              <w:right w:type="dxa" w:w="100"/>
+            </w:tcMar>
+          </w:tcPr>
+          <w:p>
+            <w:pPr>
+              <w:spacing w:after="20" w:before="20" w:line="240"/>
+            </w:pPr>
+            <w:r>
+              <w:rPr>
+                <w:rFonts w:ascii="Times New Roman" w:cs="Times New Roman" w:eastAsia="Times New Roman" w:hAnsi="Times New Roman"/>
+                <w:b/>
+                <w:bCs/>
+                <w:i w:val="false"/>
+                <w:iCs w:val="false"/>
+                <w:sz w:val="20"/>
+                <w:szCs w:val="20"/>
+              </w:rPr>
+              <w:t xml:space="preserve">Display parameter manipulated</w:t>
+            </w:r>
+          </w:p>
+        </w:tc>
+      </w:tr>
+      <w:tr>
+        <w:tc>
+          <w:tcPr>
+            <w:tcW w:type="dxa" w:w="908"/>
+            <w:tcMar>
+              <w:top w:type="dxa" w:w="60"/>
+              <w:left w:type="dxa" w:w="100"/>
+              <w:bottom w:type="dxa" w:w="60"/>
+              <w:right w:type="dxa" w:w="100"/>
+            </w:tcMar>
+          </w:tcPr>
+          <w:p>
+            <w:pPr>
+              <w:spacing w:after="20" w:before="20" w:line="240"/>
+            </w:pPr>
+            <w:r>
+              <w:rPr>
+                <w:rFonts w:ascii="Times New Roman" w:cs="Times New Roman" w:eastAsia="Times New Roman" w:hAnsi="Times New Roman"/>
+                <w:b w:val="false"/>
+                <w:bCs w:val="false"/>
+                <w:i w:val="false"/>
+                <w:iCs w:val="false"/>
+                <w:sz w:val="20"/>
+                <w:szCs w:val="20"/>
+              </w:rPr>
+              <w:t xml:space="preserve">Hirota </w:t>
+            </w:r>
+            <w:r>
+              <w:rPr>
+                <w:rFonts w:ascii="Times New Roman" w:cs="Times New Roman" w:eastAsia="Times New Roman" w:hAnsi="Times New Roman"/>
+                <w:b w:val="false"/>
+                <w:bCs w:val="false"/>
+                <w:i/>
+                <w:iCs/>
+                <w:sz w:val="20"/>
+                <w:szCs w:val="20"/>
+              </w:rPr>
+              <w:t xml:space="preserve">et al.</w:t>
+            </w:r>
+          </w:p>
+        </w:tc>
+        <w:tc>
+          <w:tcPr>
+            <w:tcW w:type="dxa" w:w="700"/>
+            <w:tcMar>
+              <w:top w:type="dxa" w:w="60"/>
+              <w:left w:type="dxa" w:w="100"/>
+              <w:bottom w:type="dxa" w:w="60"/>
+              <w:right w:type="dxa" w:w="100"/>
+            </w:tcMar>
+          </w:tcPr>
+          <w:p>
+            <w:pPr>
+              <w:spacing w:after="20" w:before="20" w:line="240"/>
+            </w:pPr>
+            <w:r>
+              <w:rPr>
+                <w:rFonts w:ascii="Times New Roman" w:cs="Times New Roman" w:eastAsia="Times New Roman" w:hAnsi="Times New Roman"/>
+                <w:b w:val="false"/>
+                <w:bCs w:val="false"/>
+                <w:i w:val="false"/>
+                <w:iCs w:val="false"/>
+                <w:sz w:val="20"/>
+                <w:szCs w:val="20"/>
+              </w:rPr>
+              <w:t xml:space="preserve">2013</w:t>
+            </w:r>
+          </w:p>
+        </w:tc>
+        <w:tc>
+          <w:tcPr>
+            <w:tcW w:type="dxa" w:w="700"/>
+            <w:tcMar>
+              <w:top w:type="dxa" w:w="60"/>
+              <w:left w:type="dxa" w:w="100"/>
+              <w:bottom w:type="dxa" w:w="60"/>
+              <w:right w:type="dxa" w:w="100"/>
+            </w:tcMar>
+          </w:tcPr>
+          <w:p>
+            <w:pPr>
+              <w:spacing w:after="20" w:before="20" w:line="240"/>
+            </w:pPr>
+            <w:r>
+              <w:rPr>
+                <w:rFonts w:ascii="Times New Roman" w:cs="Times New Roman" w:eastAsia="Times New Roman" w:hAnsi="Times New Roman"/>
+                <w:b w:val="false"/>
+                <w:bCs w:val="false"/>
+                <w:i w:val="false"/>
+                <w:iCs w:val="false"/>
+                <w:sz w:val="20"/>
+                <w:szCs w:val="20"/>
+              </w:rPr>
+              <w:t xml:space="preserve">11</w:t>
+            </w:r>
+          </w:p>
+        </w:tc>
+        <w:tc>
+          <w:tcPr>
+            <w:tcW w:type="dxa" w:w="1317"/>
+            <w:tcMar>
+              <w:top w:type="dxa" w:w="60"/>
+              <w:left w:type="dxa" w:w="100"/>
+              <w:bottom w:type="dxa" w:w="60"/>
+              <w:right w:type="dxa" w:w="100"/>
+            </w:tcMar>
+          </w:tcPr>
+          <w:p>
+            <w:pPr>
+              <w:spacing w:after="20" w:before="20" w:line="240"/>
+            </w:pPr>
+            <w:r>
+              <w:rPr>
+                <w:rFonts w:ascii="Times New Roman" w:cs="Times New Roman" w:eastAsia="Times New Roman" w:hAnsi="Times New Roman"/>
+                <w:b w:val="false"/>
+                <w:bCs w:val="false"/>
+                <w:i w:val="false"/>
+                <w:iCs w:val="false"/>
+                <w:sz w:val="20"/>
+                <w:szCs w:val="20"/>
+              </w:rPr>
+              <w:t xml:space="preserve">1</w:t>
+            </w:r>
+          </w:p>
+        </w:tc>
+        <w:tc>
+          <w:tcPr>
+            <w:tcW w:type="dxa" w:w="1044"/>
+            <w:tcMar>
+              <w:top w:type="dxa" w:w="60"/>
+              <w:left w:type="dxa" w:w="100"/>
+              <w:bottom w:type="dxa" w:w="60"/>
+              <w:right w:type="dxa" w:w="100"/>
+            </w:tcMar>
+          </w:tcPr>
+          <w:p>
+            <w:pPr>
+              <w:spacing w:after="20" w:before="20" w:line="240"/>
+            </w:pPr>
+            <w:r>
+              <w:rPr>
+                <w:rFonts w:ascii="Times New Roman" w:cs="Times New Roman" w:eastAsia="Times New Roman" w:hAnsi="Times New Roman"/>
+                <w:b w:val="false"/>
+                <w:bCs w:val="false"/>
+                <w:i w:val="false"/>
+                <w:iCs w:val="false"/>
+                <w:sz w:val="20"/>
+                <w:szCs w:val="20"/>
+              </w:rPr>
+              <w:t xml:space="preserve">11</w:t>
+            </w:r>
+          </w:p>
+        </w:tc>
+        <w:tc>
+          <w:tcPr>
+            <w:tcW w:type="dxa" w:w="2315"/>
+            <w:tcMar>
+              <w:top w:type="dxa" w:w="60"/>
+              <w:left w:type="dxa" w:w="100"/>
+              <w:bottom w:type="dxa" w:w="60"/>
+              <w:right w:type="dxa" w:w="100"/>
+            </w:tcMar>
+          </w:tcPr>
+          <w:p>
+            <w:pPr>
+              <w:spacing w:after="20" w:before="20" w:line="240"/>
+            </w:pPr>
+            <w:r>
+              <w:rPr>
+                <w:rFonts w:ascii="Times New Roman" w:cs="Times New Roman" w:eastAsia="Times New Roman" w:hAnsi="Times New Roman"/>
+                <w:b w:val="false"/>
+                <w:bCs w:val="false"/>
+                <w:i w:val="false"/>
+                <w:iCs w:val="false"/>
+                <w:sz w:val="20"/>
+                <w:szCs w:val="20"/>
+              </w:rPr>
+              <w:t xml:space="preserve">Blink composition, tear break-up</w:t>
+            </w:r>
+          </w:p>
+        </w:tc>
+        <w:tc>
+          <w:tcPr>
+            <w:tcW w:type="dxa" w:w="2042"/>
+            <w:tcMar>
+              <w:top w:type="dxa" w:w="60"/>
+              <w:left w:type="dxa" w:w="100"/>
+              <w:bottom w:type="dxa" w:w="60"/>
+              <w:right w:type="dxa" w:w="100"/>
+            </w:tcMar>
+          </w:tcPr>
+          <w:p>
+            <w:pPr>
+              <w:spacing w:after="20" w:before="20" w:line="240"/>
+            </w:pPr>
+            <w:r>
+              <w:rPr>
+                <w:rFonts w:ascii="Times New Roman" w:cs="Times New Roman" w:eastAsia="Times New Roman" w:hAnsi="Times New Roman"/>
+                <w:b w:val="false"/>
+                <w:bCs w:val="false"/>
+                <w:i w:val="false"/>
+                <w:iCs w:val="false"/>
+                <w:sz w:val="20"/>
+                <w:szCs w:val="20"/>
+              </w:rPr>
+              <w:t xml:space="preserve">None</w:t>
+            </w:r>
+          </w:p>
+        </w:tc>
+      </w:tr>
+      <w:tr>
+        <w:tc>
+          <w:tcPr>
+            <w:tcW w:type="dxa" w:w="908"/>
+            <w:tcMar>
+              <w:top w:type="dxa" w:w="60"/>
+              <w:left w:type="dxa" w:w="100"/>
+              <w:bottom w:type="dxa" w:w="60"/>
+              <w:right w:type="dxa" w:w="100"/>
+            </w:tcMar>
+          </w:tcPr>
+          <w:p>
+            <w:pPr>
+              <w:spacing w:after="20" w:before="20" w:line="240"/>
+            </w:pPr>
+            <w:r>
+              <w:rPr>
+                <w:rFonts w:ascii="Times New Roman" w:cs="Times New Roman" w:eastAsia="Times New Roman" w:hAnsi="Times New Roman"/>
+                <w:b w:val="false"/>
+                <w:bCs w:val="false"/>
+                <w:i w:val="false"/>
+                <w:iCs w:val="false"/>
+                <w:sz w:val="20"/>
+                <w:szCs w:val="20"/>
+              </w:rPr>
+              <w:t xml:space="preserve">Jackson </w:t>
+            </w:r>
+            <w:r>
+              <w:rPr>
+                <w:rFonts w:ascii="Times New Roman" w:cs="Times New Roman" w:eastAsia="Times New Roman" w:hAnsi="Times New Roman"/>
+                <w:b w:val="false"/>
+                <w:bCs w:val="false"/>
+                <w:i/>
+                <w:iCs/>
+                <w:sz w:val="20"/>
+                <w:szCs w:val="20"/>
+              </w:rPr>
+              <w:t xml:space="preserve">et al.</w:t>
+            </w:r>
+          </w:p>
+        </w:tc>
+        <w:tc>
+          <w:tcPr>
+            <w:tcW w:type="dxa" w:w="700"/>
+            <w:tcMar>
+              <w:top w:type="dxa" w:w="60"/>
+              <w:left w:type="dxa" w:w="100"/>
+              <w:bottom w:type="dxa" w:w="60"/>
+              <w:right w:type="dxa" w:w="100"/>
+            </w:tcMar>
+          </w:tcPr>
+          <w:p>
+            <w:pPr>
+              <w:spacing w:after="20" w:before="20" w:line="240"/>
+            </w:pPr>
+            <w:r>
+              <w:rPr>
+                <w:rFonts w:ascii="Times New Roman" w:cs="Times New Roman" w:eastAsia="Times New Roman" w:hAnsi="Times New Roman"/>
+                <w:b w:val="false"/>
+                <w:bCs w:val="false"/>
+                <w:i w:val="false"/>
+                <w:iCs w:val="false"/>
+                <w:sz w:val="20"/>
+                <w:szCs w:val="20"/>
+              </w:rPr>
+              <w:t xml:space="preserve">2016</w:t>
+            </w:r>
+          </w:p>
+        </w:tc>
+        <w:tc>
+          <w:tcPr>
+            <w:tcW w:type="dxa" w:w="700"/>
+            <w:tcMar>
+              <w:top w:type="dxa" w:w="60"/>
+              <w:left w:type="dxa" w:w="100"/>
+              <w:bottom w:type="dxa" w:w="60"/>
+              <w:right w:type="dxa" w:w="100"/>
+            </w:tcMar>
+          </w:tcPr>
+          <w:p>
+            <w:pPr>
+              <w:spacing w:after="20" w:before="20" w:line="240"/>
+            </w:pPr>
+            <w:r>
+              <w:rPr>
+                <w:rFonts w:ascii="Times New Roman" w:cs="Times New Roman" w:eastAsia="Times New Roman" w:hAnsi="Times New Roman"/>
+                <w:b w:val="false"/>
+                <w:bCs w:val="false"/>
+                <w:i w:val="false"/>
+                <w:iCs w:val="false"/>
+                <w:sz w:val="20"/>
+                <w:szCs w:val="20"/>
+              </w:rPr>
+              <w:t xml:space="preserve">12</w:t>
+            </w:r>
+          </w:p>
+        </w:tc>
+        <w:tc>
+          <w:tcPr>
+            <w:tcW w:type="dxa" w:w="1317"/>
+            <w:tcMar>
+              <w:top w:type="dxa" w:w="60"/>
+              <w:left w:type="dxa" w:w="100"/>
+              <w:bottom w:type="dxa" w:w="60"/>
+              <w:right w:type="dxa" w:w="100"/>
+            </w:tcMar>
+          </w:tcPr>
+          <w:p>
+            <w:pPr>
+              <w:spacing w:after="20" w:before="20" w:line="240"/>
+            </w:pPr>
+            <w:r>
+              <w:rPr>
+                <w:rFonts w:ascii="Times New Roman" w:cs="Times New Roman" w:eastAsia="Times New Roman" w:hAnsi="Times New Roman"/>
+                <w:b w:val="false"/>
+                <w:bCs w:val="false"/>
+                <w:i w:val="false"/>
+                <w:iCs w:val="false"/>
+                <w:sz w:val="20"/>
+                <w:szCs w:val="20"/>
+              </w:rPr>
+              <w:t xml:space="preserve">2</w:t>
+            </w:r>
+          </w:p>
+        </w:tc>
+        <w:tc>
+          <w:tcPr>
+            <w:tcW w:type="dxa" w:w="1044"/>
+            <w:tcMar>
+              <w:top w:type="dxa" w:w="60"/>
+              <w:left w:type="dxa" w:w="100"/>
+              <w:bottom w:type="dxa" w:w="60"/>
+              <w:right w:type="dxa" w:w="100"/>
+            </w:tcMar>
+          </w:tcPr>
+          <w:p>
+            <w:pPr>
+              <w:spacing w:after="20" w:before="20" w:line="240"/>
+            </w:pPr>
+            <w:r>
+              <w:rPr>
+                <w:rFonts w:ascii="Times New Roman" w:cs="Times New Roman" w:eastAsia="Times New Roman" w:hAnsi="Times New Roman"/>
+                <w:b w:val="false"/>
+                <w:bCs w:val="false"/>
+                <w:i w:val="false"/>
+                <w:iCs w:val="false"/>
+                <w:sz w:val="20"/>
+                <w:szCs w:val="20"/>
+              </w:rPr>
+              <w:t xml:space="preserve">24</w:t>
+            </w:r>
+          </w:p>
+        </w:tc>
+        <w:tc>
+          <w:tcPr>
+            <w:tcW w:type="dxa" w:w="2315"/>
+            <w:tcMar>
+              <w:top w:type="dxa" w:w="60"/>
+              <w:left w:type="dxa" w:w="100"/>
+              <w:bottom w:type="dxa" w:w="60"/>
+              <w:right w:type="dxa" w:w="100"/>
+            </w:tcMar>
+          </w:tcPr>
+          <w:p>
+            <w:pPr>
+              <w:spacing w:after="20" w:before="20" w:line="240"/>
+            </w:pPr>
+            <w:r>
+              <w:rPr>
+                <w:rFonts w:ascii="Times New Roman" w:cs="Times New Roman" w:eastAsia="Times New Roman" w:hAnsi="Times New Roman"/>
+                <w:b w:val="false"/>
+                <w:bCs w:val="false"/>
+                <w:i w:val="false"/>
+                <w:iCs w:val="false"/>
+                <w:sz w:val="20"/>
+                <w:szCs w:val="20"/>
+              </w:rPr>
+              <w:t xml:space="preserve">PERCLOS</w:t>
+            </w:r>
+          </w:p>
+        </w:tc>
+        <w:tc>
+          <w:tcPr>
+            <w:tcW w:type="dxa" w:w="2042"/>
+            <w:tcMar>
+              <w:top w:type="dxa" w:w="60"/>
+              <w:left w:type="dxa" w:w="100"/>
+              <w:bottom w:type="dxa" w:w="60"/>
+              <w:right w:type="dxa" w:w="100"/>
+            </w:tcMar>
+          </w:tcPr>
+          <w:p>
+            <w:pPr>
+              <w:spacing w:after="20" w:before="20" w:line="240"/>
+            </w:pPr>
+            <w:r>
+              <w:rPr>
+                <w:rFonts w:ascii="Times New Roman" w:cs="Times New Roman" w:eastAsia="Times New Roman" w:hAnsi="Times New Roman"/>
+                <w:b w:val="false"/>
+                <w:bCs w:val="false"/>
+                <w:i w:val="false"/>
+                <w:iCs w:val="false"/>
+                <w:sz w:val="20"/>
+                <w:szCs w:val="20"/>
+              </w:rPr>
+              <w:t xml:space="preserve">None</w:t>
+            </w:r>
+          </w:p>
+        </w:tc>
+      </w:tr>
+      <w:tr>
+        <w:tc>
+          <w:tcPr>
+            <w:tcW w:type="dxa" w:w="908"/>
+            <w:tcMar>
+              <w:top w:type="dxa" w:w="60"/>
+              <w:left w:type="dxa" w:w="100"/>
+              <w:bottom w:type="dxa" w:w="60"/>
+              <w:right w:type="dxa" w:w="100"/>
+            </w:tcMar>
+          </w:tcPr>
+          <w:p>
+            <w:pPr>
+              <w:spacing w:after="20" w:before="20" w:line="240"/>
+            </w:pPr>
+            <w:r>
+              <w:rPr>
+                <w:rFonts w:ascii="Times New Roman" w:cs="Times New Roman" w:eastAsia="Times New Roman" w:hAnsi="Times New Roman"/>
+                <w:b w:val="false"/>
+                <w:bCs w:val="false"/>
+                <w:i w:val="false"/>
+                <w:iCs w:val="false"/>
+                <w:sz w:val="20"/>
+                <w:szCs w:val="20"/>
+              </w:rPr>
+              <w:t xml:space="preserve">Jiménez </w:t>
+            </w:r>
+            <w:r>
+              <w:rPr>
+                <w:rFonts w:ascii="Times New Roman" w:cs="Times New Roman" w:eastAsia="Times New Roman" w:hAnsi="Times New Roman"/>
+                <w:b w:val="false"/>
+                <w:bCs w:val="false"/>
+                <w:i/>
+                <w:iCs/>
+                <w:sz w:val="20"/>
+                <w:szCs w:val="20"/>
+              </w:rPr>
+              <w:t xml:space="preserve">et al.</w:t>
+            </w:r>
+          </w:p>
+        </w:tc>
+        <w:tc>
+          <w:tcPr>
+            <w:tcW w:type="dxa" w:w="700"/>
+            <w:tcMar>
+              <w:top w:type="dxa" w:w="60"/>
+              <w:left w:type="dxa" w:w="100"/>
+              <w:bottom w:type="dxa" w:w="60"/>
+              <w:right w:type="dxa" w:w="100"/>
+            </w:tcMar>
+          </w:tcPr>
+          <w:p>
+            <w:pPr>
+              <w:spacing w:after="20" w:before="20" w:line="240"/>
+            </w:pPr>
+            <w:r>
+              <w:rPr>
+                <w:rFonts w:ascii="Times New Roman" w:cs="Times New Roman" w:eastAsia="Times New Roman" w:hAnsi="Times New Roman"/>
+                <w:b w:val="false"/>
+                <w:bCs w:val="false"/>
+                <w:i w:val="false"/>
+                <w:iCs w:val="false"/>
+                <w:sz w:val="20"/>
+                <w:szCs w:val="20"/>
+              </w:rPr>
+              <w:t xml:space="preserve">2020</w:t>
+            </w:r>
+          </w:p>
+        </w:tc>
+        <w:tc>
+          <w:tcPr>
+            <w:tcW w:type="dxa" w:w="700"/>
+            <w:tcMar>
+              <w:top w:type="dxa" w:w="60"/>
+              <w:left w:type="dxa" w:w="100"/>
+              <w:bottom w:type="dxa" w:w="60"/>
+              <w:right w:type="dxa" w:w="100"/>
+            </w:tcMar>
+          </w:tcPr>
+          <w:p>
+            <w:pPr>
+              <w:spacing w:after="20" w:before="20" w:line="240"/>
+            </w:pPr>
+            <w:r>
+              <w:rPr>
+                <w:rFonts w:ascii="Times New Roman" w:cs="Times New Roman" w:eastAsia="Times New Roman" w:hAnsi="Times New Roman"/>
+                <w:b w:val="false"/>
+                <w:bCs w:val="false"/>
+                <w:i w:val="false"/>
+                <w:iCs w:val="false"/>
+                <w:sz w:val="20"/>
+                <w:szCs w:val="20"/>
+              </w:rPr>
+              <w:t xml:space="preserve">20</w:t>
+            </w:r>
+          </w:p>
+        </w:tc>
+        <w:tc>
+          <w:tcPr>
+            <w:tcW w:type="dxa" w:w="1317"/>
+            <w:tcMar>
+              <w:top w:type="dxa" w:w="60"/>
+              <w:left w:type="dxa" w:w="100"/>
+              <w:bottom w:type="dxa" w:w="60"/>
+              <w:right w:type="dxa" w:w="100"/>
+            </w:tcMar>
+          </w:tcPr>
+          <w:p>
+            <w:pPr>
+              <w:spacing w:after="20" w:before="20" w:line="240"/>
+            </w:pPr>
+            <w:r>
+              <w:rPr>
+                <w:rFonts w:ascii="Times New Roman" w:cs="Times New Roman" w:eastAsia="Times New Roman" w:hAnsi="Times New Roman"/>
+                <w:b w:val="false"/>
+                <w:bCs w:val="false"/>
+                <w:i w:val="false"/>
+                <w:iCs w:val="false"/>
+                <w:sz w:val="20"/>
+                <w:szCs w:val="20"/>
+              </w:rPr>
+              <w:t xml:space="preserve">14</w:t>
+            </w:r>
+          </w:p>
+        </w:tc>
+        <w:tc>
+          <w:tcPr>
+            <w:tcW w:type="dxa" w:w="1044"/>
+            <w:tcMar>
+              <w:top w:type="dxa" w:w="60"/>
+              <w:left w:type="dxa" w:w="100"/>
+              <w:bottom w:type="dxa" w:w="60"/>
+              <w:right w:type="dxa" w:w="100"/>
+            </w:tcMar>
+          </w:tcPr>
+          <w:p>
+            <w:pPr>
+              <w:spacing w:after="20" w:before="20" w:line="240"/>
+            </w:pPr>
+            <w:r>
+              <w:rPr>
+                <w:rFonts w:ascii="Times New Roman" w:cs="Times New Roman" w:eastAsia="Times New Roman" w:hAnsi="Times New Roman"/>
+                <w:b w:val="false"/>
+                <w:bCs w:val="false"/>
+                <w:i w:val="false"/>
+                <w:iCs w:val="false"/>
+                <w:sz w:val="20"/>
+                <w:szCs w:val="20"/>
+              </w:rPr>
+              <w:t xml:space="preserve">280</w:t>
+            </w:r>
+          </w:p>
+        </w:tc>
+        <w:tc>
+          <w:tcPr>
+            <w:tcW w:type="dxa" w:w="2315"/>
+            <w:tcMar>
+              <w:top w:type="dxa" w:w="60"/>
+              <w:left w:type="dxa" w:w="100"/>
+              <w:bottom w:type="dxa" w:w="60"/>
+              <w:right w:type="dxa" w:w="100"/>
+            </w:tcMar>
+          </w:tcPr>
+          <w:p>
+            <w:pPr>
+              <w:spacing w:after="20" w:before="20" w:line="240"/>
+            </w:pPr>
+            <w:r>
+              <w:rPr>
+                <w:rFonts w:ascii="Times New Roman" w:cs="Times New Roman" w:eastAsia="Times New Roman" w:hAnsi="Times New Roman"/>
+                <w:b w:val="false"/>
+                <w:bCs w:val="false"/>
+                <w:i w:val="false"/>
+                <w:iCs w:val="false"/>
+                <w:sz w:val="20"/>
+                <w:szCs w:val="20"/>
+              </w:rPr>
+              <w:t xml:space="preserve">Accommodation, pupil</w:t>
+            </w:r>
+          </w:p>
+        </w:tc>
+        <w:tc>
+          <w:tcPr>
+            <w:tcW w:type="dxa" w:w="2042"/>
+            <w:tcMar>
+              <w:top w:type="dxa" w:w="60"/>
+              <w:left w:type="dxa" w:w="100"/>
+              <w:bottom w:type="dxa" w:w="60"/>
+              <w:right w:type="dxa" w:w="100"/>
+            </w:tcMar>
+          </w:tcPr>
+          <w:p>
+            <w:pPr>
+              <w:spacing w:after="20" w:before="20" w:line="240"/>
+            </w:pPr>
+            <w:r>
+              <w:rPr>
+                <w:rFonts w:ascii="Times New Roman" w:cs="Times New Roman" w:eastAsia="Times New Roman" w:hAnsi="Times New Roman"/>
+                <w:b w:val="false"/>
+                <w:bCs w:val="false"/>
+                <w:i w:val="false"/>
+                <w:iCs w:val="false"/>
+                <w:sz w:val="20"/>
+                <w:szCs w:val="20"/>
+              </w:rPr>
+              <w:t xml:space="preserve">Text–background colour</w:t>
+            </w:r>
+          </w:p>
+        </w:tc>
+      </w:tr>
+      <w:tr>
+        <w:tc>
+          <w:tcPr>
+            <w:tcW w:type="dxa" w:w="908"/>
+            <w:tcMar>
+              <w:top w:type="dxa" w:w="60"/>
+              <w:left w:type="dxa" w:w="100"/>
+              <w:bottom w:type="dxa" w:w="60"/>
+              <w:right w:type="dxa" w:w="100"/>
+            </w:tcMar>
+          </w:tcPr>
+          <w:p>
+            <w:pPr>
+              <w:spacing w:after="20" w:before="20" w:line="240"/>
+            </w:pPr>
+            <w:r>
+              <w:rPr>
+                <w:rFonts w:ascii="Times New Roman" w:cs="Times New Roman" w:eastAsia="Times New Roman" w:hAnsi="Times New Roman"/>
+                <w:b w:val="false"/>
+                <w:bCs w:val="false"/>
+                <w:i w:val="false"/>
+                <w:iCs w:val="false"/>
+                <w:sz w:val="20"/>
+                <w:szCs w:val="20"/>
+              </w:rPr>
+              <w:t xml:space="preserve">Portello </w:t>
+            </w:r>
+            <w:r>
+              <w:rPr>
+                <w:rFonts w:ascii="Times New Roman" w:cs="Times New Roman" w:eastAsia="Times New Roman" w:hAnsi="Times New Roman"/>
+                <w:b w:val="false"/>
+                <w:bCs w:val="false"/>
+                <w:i/>
+                <w:iCs/>
+                <w:sz w:val="20"/>
+                <w:szCs w:val="20"/>
+              </w:rPr>
+              <w:t xml:space="preserve">et al.</w:t>
+            </w:r>
+          </w:p>
+        </w:tc>
+        <w:tc>
+          <w:tcPr>
+            <w:tcW w:type="dxa" w:w="700"/>
+            <w:tcMar>
+              <w:top w:type="dxa" w:w="60"/>
+              <w:left w:type="dxa" w:w="100"/>
+              <w:bottom w:type="dxa" w:w="60"/>
+              <w:right w:type="dxa" w:w="100"/>
+            </w:tcMar>
+          </w:tcPr>
+          <w:p>
+            <w:pPr>
+              <w:spacing w:after="20" w:before="20" w:line="240"/>
+            </w:pPr>
+            <w:r>
+              <w:rPr>
+                <w:rFonts w:ascii="Times New Roman" w:cs="Times New Roman" w:eastAsia="Times New Roman" w:hAnsi="Times New Roman"/>
+                <w:b w:val="false"/>
+                <w:bCs w:val="false"/>
+                <w:i w:val="false"/>
+                <w:iCs w:val="false"/>
+                <w:sz w:val="20"/>
+                <w:szCs w:val="20"/>
+              </w:rPr>
+              <w:t xml:space="preserve">2013</w:t>
+            </w:r>
+          </w:p>
+        </w:tc>
+        <w:tc>
+          <w:tcPr>
+            <w:tcW w:type="dxa" w:w="700"/>
+            <w:tcMar>
+              <w:top w:type="dxa" w:w="60"/>
+              <w:left w:type="dxa" w:w="100"/>
+              <w:bottom w:type="dxa" w:w="60"/>
+              <w:right w:type="dxa" w:w="100"/>
+            </w:tcMar>
+          </w:tcPr>
+          <w:p>
+            <w:pPr>
+              <w:spacing w:after="20" w:before="20" w:line="240"/>
+            </w:pPr>
+            <w:r>
+              <w:rPr>
+                <w:rFonts w:ascii="Times New Roman" w:cs="Times New Roman" w:eastAsia="Times New Roman" w:hAnsi="Times New Roman"/>
+                <w:b w:val="false"/>
+                <w:bCs w:val="false"/>
+                <w:i w:val="false"/>
+                <w:iCs w:val="false"/>
+                <w:sz w:val="20"/>
+                <w:szCs w:val="20"/>
+              </w:rPr>
+              <w:t xml:space="preserve">21</w:t>
+            </w:r>
+          </w:p>
+        </w:tc>
+        <w:tc>
+          <w:tcPr>
+            <w:tcW w:type="dxa" w:w="1317"/>
+            <w:tcMar>
+              <w:top w:type="dxa" w:w="60"/>
+              <w:left w:type="dxa" w:w="100"/>
+              <w:bottom w:type="dxa" w:w="60"/>
+              <w:right w:type="dxa" w:w="100"/>
+            </w:tcMar>
+          </w:tcPr>
+          <w:p>
+            <w:pPr>
+              <w:spacing w:after="20" w:before="20" w:line="240"/>
+            </w:pPr>
+            <w:r>
+              <w:rPr>
+                <w:rFonts w:ascii="Times New Roman" w:cs="Times New Roman" w:eastAsia="Times New Roman" w:hAnsi="Times New Roman"/>
+                <w:b w:val="false"/>
+                <w:bCs w:val="false"/>
+                <w:i w:val="false"/>
+                <w:iCs w:val="false"/>
+                <w:sz w:val="20"/>
+                <w:szCs w:val="20"/>
+              </w:rPr>
+              <w:t xml:space="preserve">2</w:t>
+            </w:r>
+          </w:p>
+        </w:tc>
+        <w:tc>
+          <w:tcPr>
+            <w:tcW w:type="dxa" w:w="1044"/>
+            <w:tcMar>
+              <w:top w:type="dxa" w:w="60"/>
+              <w:left w:type="dxa" w:w="100"/>
+              <w:bottom w:type="dxa" w:w="60"/>
+              <w:right w:type="dxa" w:w="100"/>
+            </w:tcMar>
+          </w:tcPr>
+          <w:p>
+            <w:pPr>
+              <w:spacing w:after="20" w:before="20" w:line="240"/>
+            </w:pPr>
+            <w:r>
+              <w:rPr>
+                <w:rFonts w:ascii="Times New Roman" w:cs="Times New Roman" w:eastAsia="Times New Roman" w:hAnsi="Times New Roman"/>
+                <w:b w:val="false"/>
+                <w:bCs w:val="false"/>
+                <w:i w:val="false"/>
+                <w:iCs w:val="false"/>
+                <w:sz w:val="20"/>
+                <w:szCs w:val="20"/>
+              </w:rPr>
+              <w:t xml:space="preserve">42</w:t>
+            </w:r>
+          </w:p>
+        </w:tc>
+        <w:tc>
+          <w:tcPr>
+            <w:tcW w:type="dxa" w:w="2315"/>
+            <w:tcMar>
+              <w:top w:type="dxa" w:w="60"/>
+              <w:left w:type="dxa" w:w="100"/>
+              <w:bottom w:type="dxa" w:w="60"/>
+              <w:right w:type="dxa" w:w="100"/>
+            </w:tcMar>
+          </w:tcPr>
+          <w:p>
+            <w:pPr>
+              <w:spacing w:after="20" w:before="20" w:line="240"/>
+            </w:pPr>
+            <w:r>
+              <w:rPr>
+                <w:rFonts w:ascii="Times New Roman" w:cs="Times New Roman" w:eastAsia="Times New Roman" w:hAnsi="Times New Roman"/>
+                <w:b w:val="false"/>
+                <w:bCs w:val="false"/>
+                <w:i w:val="false"/>
+                <w:iCs w:val="false"/>
+                <w:sz w:val="20"/>
+                <w:szCs w:val="20"/>
+              </w:rPr>
+              <w:t xml:space="preserve">Blink rate, completeness</w:t>
+            </w:r>
+          </w:p>
+        </w:tc>
+        <w:tc>
+          <w:tcPr>
+            <w:tcW w:type="dxa" w:w="2042"/>
+            <w:tcMar>
+              <w:top w:type="dxa" w:w="60"/>
+              <w:left w:type="dxa" w:w="100"/>
+              <w:bottom w:type="dxa" w:w="60"/>
+              <w:right w:type="dxa" w:w="100"/>
+            </w:tcMar>
+          </w:tcPr>
+          <w:p>
+            <w:pPr>
+              <w:spacing w:after="20" w:before="20" w:line="240"/>
+            </w:pPr>
+            <w:r>
+              <w:rPr>
+                <w:rFonts w:ascii="Times New Roman" w:cs="Times New Roman" w:eastAsia="Times New Roman" w:hAnsi="Times New Roman"/>
+                <w:b w:val="false"/>
+                <w:bCs w:val="false"/>
+                <w:i w:val="false"/>
+                <w:iCs w:val="false"/>
+                <w:sz w:val="20"/>
+                <w:szCs w:val="20"/>
+              </w:rPr>
+              <w:t xml:space="preserve">None</w:t>
+            </w:r>
+          </w:p>
+        </w:tc>
+      </w:tr>
+      <w:tr>
+        <w:tc>
+          <w:tcPr>
+            <w:tcW w:type="dxa" w:w="908"/>
+            <w:tcMar>
+              <w:top w:type="dxa" w:w="60"/>
+              <w:left w:type="dxa" w:w="100"/>
+              <w:bottom w:type="dxa" w:w="60"/>
+              <w:right w:type="dxa" w:w="100"/>
+            </w:tcMar>
+          </w:tcPr>
+          <w:p>
+            <w:pPr>
+              <w:spacing w:after="20" w:before="20" w:line="240"/>
+            </w:pPr>
+            <w:r>
+              <w:rPr>
+                <w:rFonts w:ascii="Times New Roman" w:cs="Times New Roman" w:eastAsia="Times New Roman" w:hAnsi="Times New Roman"/>
+                <w:b w:val="false"/>
+                <w:bCs w:val="false"/>
+                <w:i w:val="false"/>
+                <w:iCs w:val="false"/>
+                <w:sz w:val="20"/>
+                <w:szCs w:val="20"/>
+              </w:rPr>
+              <w:t xml:space="preserve">Cardona </w:t>
+            </w:r>
+            <w:r>
+              <w:rPr>
+                <w:rFonts w:ascii="Times New Roman" w:cs="Times New Roman" w:eastAsia="Times New Roman" w:hAnsi="Times New Roman"/>
+                <w:b w:val="false"/>
+                <w:bCs w:val="false"/>
+                <w:i/>
+                <w:iCs/>
+                <w:sz w:val="20"/>
+                <w:szCs w:val="20"/>
+              </w:rPr>
+              <w:t xml:space="preserve">et al.</w:t>
+            </w:r>
+          </w:p>
+        </w:tc>
+        <w:tc>
+          <w:tcPr>
+            <w:tcW w:type="dxa" w:w="700"/>
+            <w:tcMar>
+              <w:top w:type="dxa" w:w="60"/>
+              <w:left w:type="dxa" w:w="100"/>
+              <w:bottom w:type="dxa" w:w="60"/>
+              <w:right w:type="dxa" w:w="100"/>
+            </w:tcMar>
+          </w:tcPr>
+          <w:p>
+            <w:pPr>
+              <w:spacing w:after="20" w:before="20" w:line="240"/>
+            </w:pPr>
+            <w:r>
+              <w:rPr>
+                <w:rFonts w:ascii="Times New Roman" w:cs="Times New Roman" w:eastAsia="Times New Roman" w:hAnsi="Times New Roman"/>
+                <w:b w:val="false"/>
+                <w:bCs w:val="false"/>
+                <w:i w:val="false"/>
+                <w:iCs w:val="false"/>
+                <w:sz w:val="20"/>
+                <w:szCs w:val="20"/>
+              </w:rPr>
+              <w:t xml:space="preserve">2011</w:t>
+            </w:r>
+          </w:p>
+        </w:tc>
+        <w:tc>
+          <w:tcPr>
+            <w:tcW w:type="dxa" w:w="700"/>
+            <w:tcMar>
+              <w:top w:type="dxa" w:w="60"/>
+              <w:left w:type="dxa" w:w="100"/>
+              <w:bottom w:type="dxa" w:w="60"/>
+              <w:right w:type="dxa" w:w="100"/>
+            </w:tcMar>
+          </w:tcPr>
+          <w:p>
+            <w:pPr>
+              <w:spacing w:after="20" w:before="20" w:line="240"/>
+            </w:pPr>
+            <w:r>
+              <w:rPr>
+                <w:rFonts w:ascii="Times New Roman" w:cs="Times New Roman" w:eastAsia="Times New Roman" w:hAnsi="Times New Roman"/>
+                <w:b w:val="false"/>
+                <w:bCs w:val="false"/>
+                <w:i w:val="false"/>
+                <w:iCs w:val="false"/>
+                <w:sz w:val="20"/>
+                <w:szCs w:val="20"/>
+              </w:rPr>
+              <w:t xml:space="preserve">25</w:t>
+            </w:r>
+          </w:p>
+        </w:tc>
+        <w:tc>
+          <w:tcPr>
+            <w:tcW w:type="dxa" w:w="1317"/>
+            <w:tcMar>
+              <w:top w:type="dxa" w:w="60"/>
+              <w:left w:type="dxa" w:w="100"/>
+              <w:bottom w:type="dxa" w:w="60"/>
+              <w:right w:type="dxa" w:w="100"/>
+            </w:tcMar>
+          </w:tcPr>
+          <w:p>
+            <w:pPr>
+              <w:spacing w:after="20" w:before="20" w:line="240"/>
+            </w:pPr>
+            <w:r>
+              <w:rPr>
+                <w:rFonts w:ascii="Times New Roman" w:cs="Times New Roman" w:eastAsia="Times New Roman" w:hAnsi="Times New Roman"/>
+                <w:b w:val="false"/>
+                <w:bCs w:val="false"/>
+                <w:i w:val="false"/>
+                <w:iCs w:val="false"/>
+                <w:sz w:val="20"/>
+                <w:szCs w:val="20"/>
+              </w:rPr>
+              <w:t xml:space="preserve">3</w:t>
+            </w:r>
+          </w:p>
+        </w:tc>
+        <w:tc>
+          <w:tcPr>
+            <w:tcW w:type="dxa" w:w="1044"/>
+            <w:tcMar>
+              <w:top w:type="dxa" w:w="60"/>
+              <w:left w:type="dxa" w:w="100"/>
+              <w:bottom w:type="dxa" w:w="60"/>
+              <w:right w:type="dxa" w:w="100"/>
+            </w:tcMar>
+          </w:tcPr>
+          <w:p>
+            <w:pPr>
+              <w:spacing w:after="20" w:before="20" w:line="240"/>
+            </w:pPr>
+            <w:r>
+              <w:rPr>
+                <w:rFonts w:ascii="Times New Roman" w:cs="Times New Roman" w:eastAsia="Times New Roman" w:hAnsi="Times New Roman"/>
+                <w:b w:val="false"/>
+                <w:bCs w:val="false"/>
+                <w:i w:val="false"/>
+                <w:iCs w:val="false"/>
+                <w:sz w:val="20"/>
+                <w:szCs w:val="20"/>
+              </w:rPr>
+              <w:t xml:space="preserve">75</w:t>
+            </w:r>
+          </w:p>
+        </w:tc>
+        <w:tc>
+          <w:tcPr>
+            <w:tcW w:type="dxa" w:w="2315"/>
+            <w:tcMar>
+              <w:top w:type="dxa" w:w="60"/>
+              <w:left w:type="dxa" w:w="100"/>
+              <w:bottom w:type="dxa" w:w="60"/>
+              <w:right w:type="dxa" w:w="100"/>
+            </w:tcMar>
+          </w:tcPr>
+          <w:p>
+            <w:pPr>
+              <w:spacing w:after="20" w:before="20" w:line="240"/>
+            </w:pPr>
+            <w:r>
+              <w:rPr>
+                <w:rFonts w:ascii="Times New Roman" w:cs="Times New Roman" w:eastAsia="Times New Roman" w:hAnsi="Times New Roman"/>
+                <w:b w:val="false"/>
+                <w:bCs w:val="false"/>
+                <w:i w:val="false"/>
+                <w:iCs w:val="false"/>
+                <w:sz w:val="20"/>
+                <w:szCs w:val="20"/>
+              </w:rPr>
+              <w:t xml:space="preserve">Blink rate, amplitude</w:t>
+            </w:r>
+          </w:p>
+        </w:tc>
+        <w:tc>
+          <w:tcPr>
+            <w:tcW w:type="dxa" w:w="2042"/>
+            <w:tcMar>
+              <w:top w:type="dxa" w:w="60"/>
+              <w:left w:type="dxa" w:w="100"/>
+              <w:bottom w:type="dxa" w:w="60"/>
+              <w:right w:type="dxa" w:w="100"/>
+            </w:tcMar>
+          </w:tcPr>
+          <w:p>
+            <w:pPr>
+              <w:spacing w:after="20" w:before="20" w:line="240"/>
+            </w:pPr>
+            <w:r>
+              <w:rPr>
+                <w:rFonts w:ascii="Times New Roman" w:cs="Times New Roman" w:eastAsia="Times New Roman" w:hAnsi="Times New Roman"/>
+                <w:b w:val="false"/>
+                <w:bCs w:val="false"/>
+                <w:i w:val="false"/>
+                <w:iCs w:val="false"/>
+                <w:sz w:val="20"/>
+                <w:szCs w:val="20"/>
+              </w:rPr>
+              <w:t xml:space="preserve">Task dynamism</w:t>
+            </w:r>
+          </w:p>
+        </w:tc>
+      </w:tr>
+      <w:tr>
+        <w:tc>
+          <w:tcPr>
+            <w:tcW w:type="dxa" w:w="908"/>
+            <w:tcMar>
+              <w:top w:type="dxa" w:w="60"/>
+              <w:left w:type="dxa" w:w="100"/>
+              <w:bottom w:type="dxa" w:w="60"/>
+              <w:right w:type="dxa" w:w="100"/>
+            </w:tcMar>
+          </w:tcPr>
+          <w:p>
+            <w:pPr>
+              <w:spacing w:after="20" w:before="20" w:line="240"/>
+            </w:pPr>
+            <w:r>
+              <w:rPr>
+                <w:rFonts w:ascii="Times New Roman" w:cs="Times New Roman" w:eastAsia="Times New Roman" w:hAnsi="Times New Roman"/>
+                <w:b w:val="false"/>
+                <w:bCs w:val="false"/>
+                <w:i w:val="false"/>
+                <w:iCs w:val="false"/>
+                <w:sz w:val="20"/>
+                <w:szCs w:val="20"/>
+              </w:rPr>
+              <w:t xml:space="preserve">Lin, M., </w:t>
+            </w:r>
+            <w:r>
+              <w:rPr>
+                <w:rFonts w:ascii="Times New Roman" w:cs="Times New Roman" w:eastAsia="Times New Roman" w:hAnsi="Times New Roman"/>
+                <w:b w:val="false"/>
+                <w:bCs w:val="false"/>
+                <w:i/>
+                <w:iCs/>
+                <w:sz w:val="20"/>
+                <w:szCs w:val="20"/>
+              </w:rPr>
+              <w:t xml:space="preserve">et al.</w:t>
+            </w:r>
+          </w:p>
+        </w:tc>
+        <w:tc>
+          <w:tcPr>
+            <w:tcW w:type="dxa" w:w="700"/>
+            <w:tcMar>
+              <w:top w:type="dxa" w:w="60"/>
+              <w:left w:type="dxa" w:w="100"/>
+              <w:bottom w:type="dxa" w:w="60"/>
+              <w:right w:type="dxa" w:w="100"/>
+            </w:tcMar>
+          </w:tcPr>
+          <w:p>
+            <w:pPr>
+              <w:spacing w:after="20" w:before="20" w:line="240"/>
+            </w:pPr>
+            <w:r>
+              <w:rPr>
+                <w:rFonts w:ascii="Times New Roman" w:cs="Times New Roman" w:eastAsia="Times New Roman" w:hAnsi="Times New Roman"/>
+                <w:b w:val="false"/>
+                <w:bCs w:val="false"/>
+                <w:i w:val="false"/>
+                <w:iCs w:val="false"/>
+                <w:sz w:val="20"/>
+                <w:szCs w:val="20"/>
+              </w:rPr>
+              <w:t xml:space="preserve">2025</w:t>
+            </w:r>
+          </w:p>
+        </w:tc>
+        <w:tc>
+          <w:tcPr>
+            <w:tcW w:type="dxa" w:w="700"/>
+            <w:tcMar>
+              <w:top w:type="dxa" w:w="60"/>
+              <w:left w:type="dxa" w:w="100"/>
+              <w:bottom w:type="dxa" w:w="60"/>
+              <w:right w:type="dxa" w:w="100"/>
+            </w:tcMar>
+          </w:tcPr>
+          <w:p>
+            <w:pPr>
+              <w:spacing w:after="20" w:before="20" w:line="240"/>
+            </w:pPr>
+            <w:r>
+              <w:rPr>
+                <w:rFonts w:ascii="Times New Roman" w:cs="Times New Roman" w:eastAsia="Times New Roman" w:hAnsi="Times New Roman"/>
+                <w:b w:val="false"/>
+                <w:bCs w:val="false"/>
+                <w:i w:val="false"/>
+                <w:iCs w:val="false"/>
+                <w:sz w:val="20"/>
+                <w:szCs w:val="20"/>
+              </w:rPr>
+              <w:t xml:space="preserve">30</w:t>
+            </w:r>
+          </w:p>
+        </w:tc>
+        <w:tc>
+          <w:tcPr>
+            <w:tcW w:type="dxa" w:w="1317"/>
+            <w:tcMar>
+              <w:top w:type="dxa" w:w="60"/>
+              <w:left w:type="dxa" w:w="100"/>
+              <w:bottom w:type="dxa" w:w="60"/>
+              <w:right w:type="dxa" w:w="100"/>
+            </w:tcMar>
+          </w:tcPr>
+          <w:p>
+            <w:pPr>
+              <w:spacing w:after="20" w:before="20" w:line="240"/>
+            </w:pPr>
+            <w:r>
+              <w:rPr>
+                <w:rFonts w:ascii="Times New Roman" w:cs="Times New Roman" w:eastAsia="Times New Roman" w:hAnsi="Times New Roman"/>
+                <w:b w:val="false"/>
+                <w:bCs w:val="false"/>
+                <w:i w:val="false"/>
+                <w:iCs w:val="false"/>
+                <w:sz w:val="20"/>
+                <w:szCs w:val="20"/>
+              </w:rPr>
+              <w:t xml:space="preserve">4</w:t>
+            </w:r>
+          </w:p>
+        </w:tc>
+        <w:tc>
+          <w:tcPr>
+            <w:tcW w:type="dxa" w:w="1044"/>
+            <w:tcMar>
+              <w:top w:type="dxa" w:w="60"/>
+              <w:left w:type="dxa" w:w="100"/>
+              <w:bottom w:type="dxa" w:w="60"/>
+              <w:right w:type="dxa" w:w="100"/>
+            </w:tcMar>
+          </w:tcPr>
+          <w:p>
+            <w:pPr>
+              <w:spacing w:after="20" w:before="20" w:line="240"/>
+            </w:pPr>
+            <w:r>
+              <w:rPr>
+                <w:rFonts w:ascii="Times New Roman" w:cs="Times New Roman" w:eastAsia="Times New Roman" w:hAnsi="Times New Roman"/>
+                <w:b w:val="false"/>
+                <w:bCs w:val="false"/>
+                <w:i w:val="false"/>
+                <w:iCs w:val="false"/>
+                <w:sz w:val="20"/>
+                <w:szCs w:val="20"/>
+              </w:rPr>
+              <w:t xml:space="preserve">120</w:t>
+            </w:r>
+          </w:p>
+        </w:tc>
+        <w:tc>
+          <w:tcPr>
+            <w:tcW w:type="dxa" w:w="2315"/>
+            <w:tcMar>
+              <w:top w:type="dxa" w:w="60"/>
+              <w:left w:type="dxa" w:w="100"/>
+              <w:bottom w:type="dxa" w:w="60"/>
+              <w:right w:type="dxa" w:w="100"/>
+            </w:tcMar>
+          </w:tcPr>
+          <w:p>
+            <w:pPr>
+              <w:spacing w:after="20" w:before="20" w:line="240"/>
+            </w:pPr>
+            <w:r>
+              <w:rPr>
+                <w:rFonts w:ascii="Times New Roman" w:cs="Times New Roman" w:eastAsia="Times New Roman" w:hAnsi="Times New Roman"/>
+                <w:b w:val="false"/>
+                <w:bCs w:val="false"/>
+                <w:i w:val="false"/>
+                <w:iCs w:val="false"/>
+                <w:sz w:val="20"/>
+                <w:szCs w:val="20"/>
+              </w:rPr>
+              <w:t xml:space="preserve">Blink patterns, tear film</w:t>
+            </w:r>
+          </w:p>
+        </w:tc>
+        <w:tc>
+          <w:tcPr>
+            <w:tcW w:type="dxa" w:w="2042"/>
+            <w:tcMar>
+              <w:top w:type="dxa" w:w="60"/>
+              <w:left w:type="dxa" w:w="100"/>
+              <w:bottom w:type="dxa" w:w="60"/>
+              <w:right w:type="dxa" w:w="100"/>
+            </w:tcMar>
+          </w:tcPr>
+          <w:p>
+            <w:pPr>
+              <w:spacing w:after="20" w:before="20" w:line="240"/>
+            </w:pPr>
+            <w:r>
+              <w:rPr>
+                <w:rFonts w:ascii="Times New Roman" w:cs="Times New Roman" w:eastAsia="Times New Roman" w:hAnsi="Times New Roman"/>
+                <w:b w:val="false"/>
+                <w:bCs w:val="false"/>
+                <w:i w:val="false"/>
+                <w:iCs w:val="false"/>
+                <w:sz w:val="20"/>
+                <w:szCs w:val="20"/>
+              </w:rPr>
+              <w:t xml:space="preserve">Ambient light × screen brightness</w:t>
+            </w:r>
+          </w:p>
+        </w:tc>
+      </w:tr>
+      <w:tr>
+        <w:tc>
+          <w:tcPr>
+            <w:tcW w:type="dxa" w:w="908"/>
+            <w:tcMar>
+              <w:top w:type="dxa" w:w="60"/>
+              <w:left w:type="dxa" w:w="100"/>
+              <w:bottom w:type="dxa" w:w="60"/>
+              <w:right w:type="dxa" w:w="100"/>
+            </w:tcMar>
+          </w:tcPr>
+          <w:p>
+            <w:pPr>
+              <w:spacing w:after="20" w:before="20" w:line="240"/>
+            </w:pPr>
+            <w:r>
+              <w:rPr>
+                <w:rFonts w:ascii="Times New Roman" w:cs="Times New Roman" w:eastAsia="Times New Roman" w:hAnsi="Times New Roman"/>
+                <w:b w:val="false"/>
+                <w:bCs w:val="false"/>
+                <w:i w:val="false"/>
+                <w:iCs w:val="false"/>
+                <w:sz w:val="20"/>
+                <w:szCs w:val="20"/>
+              </w:rPr>
+              <w:t xml:space="preserve">Argilés </w:t>
+            </w:r>
+            <w:r>
+              <w:rPr>
+                <w:rFonts w:ascii="Times New Roman" w:cs="Times New Roman" w:eastAsia="Times New Roman" w:hAnsi="Times New Roman"/>
+                <w:b w:val="false"/>
+                <w:bCs w:val="false"/>
+                <w:i/>
+                <w:iCs/>
+                <w:sz w:val="20"/>
+                <w:szCs w:val="20"/>
+              </w:rPr>
+              <w:t xml:space="preserve">et al.</w:t>
+            </w:r>
+          </w:p>
+        </w:tc>
+        <w:tc>
+          <w:tcPr>
+            <w:tcW w:type="dxa" w:w="700"/>
+            <w:tcMar>
+              <w:top w:type="dxa" w:w="60"/>
+              <w:left w:type="dxa" w:w="100"/>
+              <w:bottom w:type="dxa" w:w="60"/>
+              <w:right w:type="dxa" w:w="100"/>
+            </w:tcMar>
+          </w:tcPr>
+          <w:p>
+            <w:pPr>
+              <w:spacing w:after="20" w:before="20" w:line="240"/>
+            </w:pPr>
+            <w:r>
+              <w:rPr>
+                <w:rFonts w:ascii="Times New Roman" w:cs="Times New Roman" w:eastAsia="Times New Roman" w:hAnsi="Times New Roman"/>
+                <w:b w:val="false"/>
+                <w:bCs w:val="false"/>
+                <w:i w:val="false"/>
+                <w:iCs w:val="false"/>
+                <w:sz w:val="20"/>
+                <w:szCs w:val="20"/>
+              </w:rPr>
+              <w:t xml:space="preserve">2015</w:t>
+            </w:r>
+          </w:p>
+        </w:tc>
+        <w:tc>
+          <w:tcPr>
+            <w:tcW w:type="dxa" w:w="700"/>
+            <w:tcMar>
+              <w:top w:type="dxa" w:w="60"/>
+              <w:left w:type="dxa" w:w="100"/>
+              <w:bottom w:type="dxa" w:w="60"/>
+              <w:right w:type="dxa" w:w="100"/>
+            </w:tcMar>
+          </w:tcPr>
+          <w:p>
+            <w:pPr>
+              <w:spacing w:after="20" w:before="20" w:line="240"/>
+            </w:pPr>
+            <w:r>
+              <w:rPr>
+                <w:rFonts w:ascii="Times New Roman" w:cs="Times New Roman" w:eastAsia="Times New Roman" w:hAnsi="Times New Roman"/>
+                <w:b w:val="false"/>
+                <w:bCs w:val="false"/>
+                <w:i w:val="false"/>
+                <w:iCs w:val="false"/>
+                <w:sz w:val="20"/>
+                <w:szCs w:val="20"/>
+              </w:rPr>
+              <w:t xml:space="preserve">50</w:t>
+            </w:r>
+          </w:p>
+        </w:tc>
+        <w:tc>
+          <w:tcPr>
+            <w:tcW w:type="dxa" w:w="1317"/>
+            <w:tcMar>
+              <w:top w:type="dxa" w:w="60"/>
+              <w:left w:type="dxa" w:w="100"/>
+              <w:bottom w:type="dxa" w:w="60"/>
+              <w:right w:type="dxa" w:w="100"/>
+            </w:tcMar>
+          </w:tcPr>
+          <w:p>
+            <w:pPr>
+              <w:spacing w:after="20" w:before="20" w:line="240"/>
+            </w:pPr>
+            <w:r>
+              <w:rPr>
+                <w:rFonts w:ascii="Times New Roman" w:cs="Times New Roman" w:eastAsia="Times New Roman" w:hAnsi="Times New Roman"/>
+                <w:b w:val="false"/>
+                <w:bCs w:val="false"/>
+                <w:i w:val="false"/>
+                <w:iCs w:val="false"/>
+                <w:sz w:val="20"/>
+                <w:szCs w:val="20"/>
+              </w:rPr>
+              <w:t xml:space="preserve">6</w:t>
+            </w:r>
+          </w:p>
+        </w:tc>
+        <w:tc>
+          <w:tcPr>
+            <w:tcW w:type="dxa" w:w="1044"/>
+            <w:tcMar>
+              <w:top w:type="dxa" w:w="60"/>
+              <w:left w:type="dxa" w:w="100"/>
+              <w:bottom w:type="dxa" w:w="60"/>
+              <w:right w:type="dxa" w:w="100"/>
+            </w:tcMar>
+          </w:tcPr>
+          <w:p>
+            <w:pPr>
+              <w:spacing w:after="20" w:before="20" w:line="240"/>
+            </w:pPr>
+            <w:r>
+              <w:rPr>
+                <w:rFonts w:ascii="Times New Roman" w:cs="Times New Roman" w:eastAsia="Times New Roman" w:hAnsi="Times New Roman"/>
+                <w:b w:val="false"/>
+                <w:bCs w:val="false"/>
+                <w:i w:val="false"/>
+                <w:iCs w:val="false"/>
+                <w:sz w:val="20"/>
+                <w:szCs w:val="20"/>
+              </w:rPr>
+              <w:t xml:space="preserve">300</w:t>
+            </w:r>
+          </w:p>
+        </w:tc>
+        <w:tc>
+          <w:tcPr>
+            <w:tcW w:type="dxa" w:w="2315"/>
+            <w:tcMar>
+              <w:top w:type="dxa" w:w="60"/>
+              <w:left w:type="dxa" w:w="100"/>
+              <w:bottom w:type="dxa" w:w="60"/>
+              <w:right w:type="dxa" w:w="100"/>
+            </w:tcMar>
+          </w:tcPr>
+          <w:p>
+            <w:pPr>
+              <w:spacing w:after="20" w:before="20" w:line="240"/>
+            </w:pPr>
+            <w:r>
+              <w:rPr>
+                <w:rFonts w:ascii="Times New Roman" w:cs="Times New Roman" w:eastAsia="Times New Roman" w:hAnsi="Times New Roman"/>
+                <w:b w:val="false"/>
+                <w:bCs w:val="false"/>
+                <w:i w:val="false"/>
+                <w:iCs w:val="false"/>
+                <w:sz w:val="20"/>
+                <w:szCs w:val="20"/>
+              </w:rPr>
+              <w:t xml:space="preserve">Blink rate, completeness</w:t>
+            </w:r>
+          </w:p>
+        </w:tc>
+        <w:tc>
+          <w:tcPr>
+            <w:tcW w:type="dxa" w:w="2042"/>
+            <w:tcMar>
+              <w:top w:type="dxa" w:w="60"/>
+              <w:left w:type="dxa" w:w="100"/>
+              <w:bottom w:type="dxa" w:w="60"/>
+              <w:right w:type="dxa" w:w="100"/>
+            </w:tcMar>
+          </w:tcPr>
+          <w:p>
+            <w:pPr>
+              <w:spacing w:after="20" w:before="20" w:line="240"/>
+            </w:pPr>
+            <w:r>
+              <w:rPr>
+                <w:rFonts w:ascii="Times New Roman" w:cs="Times New Roman" w:eastAsia="Times New Roman" w:hAnsi="Times New Roman"/>
+                <w:b w:val="false"/>
+                <w:bCs w:val="false"/>
+                <w:i w:val="false"/>
+                <w:iCs w:val="false"/>
+                <w:sz w:val="20"/>
+                <w:szCs w:val="20"/>
+              </w:rPr>
+              <w:t xml:space="preserve">Reading medium</w:t>
+            </w:r>
+          </w:p>
+        </w:tc>
+      </w:tr>
+      <w:tr>
+        <w:tc>
+          <w:tcPr>
+            <w:tcW w:type="dxa" w:w="908"/>
+            <w:tcMar>
+              <w:top w:type="dxa" w:w="60"/>
+              <w:left w:type="dxa" w:w="100"/>
+              <w:bottom w:type="dxa" w:w="60"/>
+              <w:right w:type="dxa" w:w="100"/>
+            </w:tcMar>
+          </w:tcPr>
+          <w:p>
+            <w:pPr>
+              <w:spacing w:after="20" w:before="20" w:line="240"/>
+            </w:pPr>
+            <w:r>
+              <w:rPr>
+                <w:rFonts w:ascii="Times New Roman" w:cs="Times New Roman" w:eastAsia="Times New Roman" w:hAnsi="Times New Roman"/>
+                <w:b/>
+                <w:bCs/>
+                <w:i w:val="false"/>
+                <w:iCs w:val="false"/>
+                <w:sz w:val="20"/>
+                <w:szCs w:val="20"/>
+              </w:rPr>
+              <w:t xml:space="preserve">Proposed study</w:t>
+            </w:r>
+          </w:p>
+        </w:tc>
+        <w:tc>
+          <w:tcPr>
+            <w:tcW w:type="dxa" w:w="700"/>
+            <w:tcMar>
+              <w:top w:type="dxa" w:w="60"/>
+              <w:left w:type="dxa" w:w="100"/>
+              <w:bottom w:type="dxa" w:w="60"/>
+              <w:right w:type="dxa" w:w="100"/>
+            </w:tcMar>
+          </w:tcPr>
+          <w:p>
+            <w:pPr>
+              <w:spacing w:after="20" w:before="20" w:line="240"/>
+            </w:pPr>
+            <w:r>
+              <w:rPr>
+                <w:rFonts w:ascii="Times New Roman" w:cs="Times New Roman" w:eastAsia="Times New Roman" w:hAnsi="Times New Roman"/>
+                <w:b w:val="false"/>
+                <w:bCs w:val="false"/>
+                <w:i w:val="false"/>
+                <w:iCs w:val="false"/>
+                <w:sz w:val="20"/>
+                <w:szCs w:val="20"/>
+              </w:rPr>
+              <w:t xml:space="preserve">—</w:t>
+            </w:r>
+          </w:p>
+        </w:tc>
+        <w:tc>
+          <w:tcPr>
+            <w:tcW w:type="dxa" w:w="700"/>
+            <w:tcMar>
+              <w:top w:type="dxa" w:w="60"/>
+              <w:left w:type="dxa" w:w="100"/>
+              <w:bottom w:type="dxa" w:w="60"/>
+              <w:right w:type="dxa" w:w="100"/>
+            </w:tcMar>
+          </w:tcPr>
+          <w:p>
+            <w:pPr>
+              <w:spacing w:after="20" w:before="20" w:line="240"/>
+            </w:pPr>
+            <w:r>
+              <w:rPr>
+                <w:rFonts w:ascii="Times New Roman" w:cs="Times New Roman" w:eastAsia="Times New Roman" w:hAnsi="Times New Roman"/>
+                <w:b/>
+                <w:bCs/>
+                <w:i w:val="false"/>
+                <w:iCs w:val="false"/>
+                <w:sz w:val="20"/>
+                <w:szCs w:val="20"/>
+              </w:rPr>
+              <w:t xml:space="preserve">130</w:t>
+            </w:r>
+          </w:p>
+        </w:tc>
+        <w:tc>
+          <w:tcPr>
+            <w:tcW w:type="dxa" w:w="1317"/>
+            <w:tcMar>
+              <w:top w:type="dxa" w:w="60"/>
+              <w:left w:type="dxa" w:w="100"/>
+              <w:bottom w:type="dxa" w:w="60"/>
+              <w:right w:type="dxa" w:w="100"/>
+            </w:tcMar>
+          </w:tcPr>
+          <w:p>
+            <w:pPr>
+              <w:spacing w:after="20" w:before="20" w:line="240"/>
+            </w:pPr>
+            <w:r>
+              <w:rPr>
+                <w:rFonts w:ascii="Times New Roman" w:cs="Times New Roman" w:eastAsia="Times New Roman" w:hAnsi="Times New Roman"/>
+                <w:b/>
+                <w:bCs/>
+                <w:i w:val="false"/>
+                <w:iCs w:val="false"/>
+                <w:sz w:val="20"/>
+                <w:szCs w:val="20"/>
+              </w:rPr>
+              <w:t xml:space="preserve">10</w:t>
+            </w:r>
+          </w:p>
+        </w:tc>
+        <w:tc>
+          <w:tcPr>
+            <w:tcW w:type="dxa" w:w="1044"/>
+            <w:tcMar>
+              <w:top w:type="dxa" w:w="60"/>
+              <w:left w:type="dxa" w:w="100"/>
+              <w:bottom w:type="dxa" w:w="60"/>
+              <w:right w:type="dxa" w:w="100"/>
+            </w:tcMar>
+          </w:tcPr>
+          <w:p>
+            <w:pPr>
+              <w:spacing w:after="20" w:before="20" w:line="240"/>
+            </w:pPr>
+            <w:r>
+              <w:rPr>
+                <w:rFonts w:ascii="Times New Roman" w:cs="Times New Roman" w:eastAsia="Times New Roman" w:hAnsi="Times New Roman"/>
+                <w:b/>
+                <w:bCs/>
+                <w:i w:val="false"/>
+                <w:iCs w:val="false"/>
+                <w:sz w:val="20"/>
+                <w:szCs w:val="20"/>
+              </w:rPr>
+              <w:t xml:space="preserve">1,300</w:t>
+            </w:r>
+          </w:p>
+        </w:tc>
+        <w:tc>
+          <w:tcPr>
+            <w:tcW w:type="dxa" w:w="2315"/>
+            <w:tcMar>
+              <w:top w:type="dxa" w:w="60"/>
+              <w:left w:type="dxa" w:w="100"/>
+              <w:bottom w:type="dxa" w:w="60"/>
+              <w:right w:type="dxa" w:w="100"/>
+            </w:tcMar>
+          </w:tcPr>
+          <w:p>
+            <w:pPr>
+              <w:spacing w:after="20" w:before="20" w:line="240"/>
+            </w:pPr>
+            <w:r>
+              <w:rPr>
+                <w:rFonts w:ascii="Times New Roman" w:cs="Times New Roman" w:eastAsia="Times New Roman" w:hAnsi="Times New Roman"/>
+                <w:b/>
+                <w:bCs/>
+                <w:i w:val="false"/>
+                <w:iCs w:val="false"/>
+                <w:sz w:val="20"/>
+                <w:szCs w:val="20"/>
+              </w:rPr>
+              <w:t xml:space="preserve">Incomplete-blink ratio, blink rate, IBI, PERCLOS</w:t>
+            </w:r>
+          </w:p>
+        </w:tc>
+        <w:tc>
+          <w:tcPr>
+            <w:tcW w:type="dxa" w:w="2042"/>
+            <w:tcMar>
+              <w:top w:type="dxa" w:w="60"/>
+              <w:left w:type="dxa" w:w="100"/>
+              <w:bottom w:type="dxa" w:w="60"/>
+              <w:right w:type="dxa" w:w="100"/>
+            </w:tcMar>
+          </w:tcPr>
+          <w:p>
+            <w:pPr>
+              <w:spacing w:after="20" w:before="20" w:line="240"/>
+            </w:pPr>
+            <w:r>
+              <w:rPr>
+                <w:rFonts w:ascii="Times New Roman" w:cs="Times New Roman" w:eastAsia="Times New Roman" w:hAnsi="Times New Roman"/>
+                <w:b/>
+                <w:bCs/>
+                <w:i w:val="false"/>
+                <w:iCs w:val="false"/>
+                <w:sz w:val="20"/>
+                <w:szCs w:val="20"/>
+              </w:rPr>
+              <w:t xml:space="preserve">Polarity × colour, illumination controlled</w:t>
+            </w:r>
+          </w:p>
+        </w:tc>
+      </w:tr>
+    </w:tbl>
+    <w:p>
+      <w:pPr>
+        <w:spacing w:after="200"/>
+      </w:pPr>
+      <w:r>
+        <w:rPr>
+          <w:sz w:val="12"/>
+          <w:szCs w:val="12"/>
+        </w:rPr>
+        <w:t xml:space="preserve"/>
+      </w:r>
+    </w:p>
+    <w:p>
+      <w:pPr>
+        <w:spacing w:after="140" w:line="340"/>
+        <w:jc w:val="both"/>
+      </w:pPr>
+      <w:r>
+        <w:rPr>
+          <w:rFonts w:ascii="Times New Roman" w:cs="Times New Roman" w:eastAsia="Times New Roman" w:hAnsi="Times New Roman"/>
+          <w:b w:val="false"/>
+          <w:bCs w:val="false"/>
+          <w:i w:val="false"/>
+          <w:iCs w:val="false"/>
+          <w:sz w:val="24"/>
+          <w:szCs w:val="24"/>
+        </w:rPr>
+        <w:t xml:space="preserve">Precision on the primary outcome follows the number of condition-runs rather than the number of participants, and no located study combines a sample of this size with per-condition ocular measurement under a manipulated display parameter.</w:t>
+      </w:r>
+    </w:p>
+    <w:p>
+      <w:pPr>
+        <w:spacing w:after="140" w:line="340"/>
+        <w:jc w:val="both"/>
+      </w:pPr>
+      <w:r>
+        <w:rPr>
+          <w:rFonts w:ascii="Times New Roman" w:cs="Times New Roman" w:eastAsia="Times New Roman" w:hAnsi="Times New Roman"/>
+          <w:b/>
+          <w:bCs/>
+          <w:i w:val="false"/>
+          <w:iCs w:val="false"/>
+          <w:sz w:val="24"/>
+          <w:szCs w:val="24"/>
+        </w:rPr>
         <w:t xml:space="preserve">Figure 3.2 — Participant flow.</w:t>
       </w:r>
     </w:p>
@@ -12403,7 +14349,7 @@
           <w:sz w:val="24"/>
           <w:szCs w:val="24"/>
         </w:rPr>
-        <w:t xml:space="preserve">Table 3.2 — The ten display conditions with computed contrast.</w:t>
+        <w:t xml:space="preserve">Table 3.3 — The ten display conditions with computed contrast.</w:t>
       </w:r>
     </w:p>
     <w:tbl>
@@ -14946,6 +16892,342 @@
       <w:r>
         <w:rPr>
           <w:rFonts w:ascii="Times New Roman" w:cs="Times New Roman" w:eastAsia="Times New Roman" w:hAnsi="Times New Roman"/>
+          <w:b/>
+          <w:bCs/>
+          <w:i w:val="false"/>
+          <w:iCs w:val="false"/>
+          <w:sz w:val="24"/>
+          <w:szCs w:val="24"/>
+        </w:rPr>
+        <w:t xml:space="preserve">Figure 3.3 — Why the colour ordering must reverse between polarities, and what that tests.</w:t>
+      </w:r>
+    </w:p>
+    <w:tbl>
+      <w:tblPr>
+        <w:tblW w:type="dxa" w:w="7200"/>
+        <w:jc w:val="center"/>
+        <w:tblBorders>
+          <w:top w:val="single" w:color="5A6B7C" w:sz="6"/>
+          <w:left w:val="single" w:color="5A6B7C" w:sz="6"/>
+          <w:bottom w:val="single" w:color="5A6B7C" w:sz="6"/>
+          <w:right w:val="single" w:color="5A6B7C" w:sz="6"/>
+          <w:insideH w:val="none" w:color="FFFFFF" w:sz="0"/>
+          <w:insideV w:val="none" w:color="FFFFFF" w:sz="0"/>
+        </w:tblBorders>
+      </w:tblPr>
+      <w:tblGrid>
+        <w:gridCol w:w="7200"/>
+      </w:tblGrid>
+      <w:tr>
+        <w:tc>
+          <w:tcPr>
+            <w:tcW w:type="dxa" w:w="7200"/>
+            <w:shd w:fill="EEF3FA" w:color="auto" w:val="clear"/>
+            <w:tcMar>
+              <w:top w:type="dxa" w:w="80"/>
+              <w:left w:type="dxa" w:w="140"/>
+              <w:bottom w:type="dxa" w:w="80"/>
+              <w:right w:type="dxa" w:w="140"/>
+            </w:tcMar>
+          </w:tcPr>
+          <w:p>
+            <w:pPr>
+              <w:spacing w:after="0" w:before="0" w:line="240"/>
+              <w:jc w:val="center"/>
+            </w:pPr>
+            <w:r>
+              <w:rPr>
+                <w:rFonts w:ascii="Times New Roman" w:cs="Times New Roman" w:eastAsia="Times New Roman" w:hAnsi="Times New Roman"/>
+                <w:b w:val="false"/>
+                <w:bCs w:val="false"/>
+                <w:i w:val="false"/>
+                <w:iCs w:val="false"/>
+                <w:sz w:val="20"/>
+                <w:szCs w:val="20"/>
+              </w:rPr>
+              <w:t xml:space="preserve">On a white field, contrast = 1.05 / (L + 0.05) — FALLS as the text lightens</w:t>
+            </w:r>
+          </w:p>
+        </w:tc>
+      </w:tr>
+    </w:tbl>
+    <w:p>
+      <w:pPr>
+        <w:spacing w:after="0" w:before="0"/>
+        <w:jc w:val="center"/>
+      </w:pPr>
+      <w:r>
+        <w:rPr>
+          <w:rFonts w:ascii="Times New Roman" w:cs="Times New Roman" w:eastAsia="Times New Roman" w:hAnsi="Times New Roman"/>
+          <w:color w:val="5A6B7C"/>
+          <w:sz w:val="26"/>
+          <w:szCs w:val="26"/>
+        </w:rPr>
+        <w:t xml:space="preserve">↓</w:t>
+      </w:r>
+    </w:p>
+    <w:tbl>
+      <w:tblPr>
+        <w:tblW w:type="dxa" w:w="7200"/>
+        <w:jc w:val="center"/>
+        <w:tblBorders>
+          <w:top w:val="single" w:color="5A6B7C" w:sz="6"/>
+          <w:left w:val="single" w:color="5A6B7C" w:sz="6"/>
+          <w:bottom w:val="single" w:color="5A6B7C" w:sz="6"/>
+          <w:right w:val="single" w:color="5A6B7C" w:sz="6"/>
+          <w:insideH w:val="none" w:color="FFFFFF" w:sz="0"/>
+          <w:insideV w:val="none" w:color="FFFFFF" w:sz="0"/>
+        </w:tblBorders>
+      </w:tblPr>
+      <w:tblGrid>
+        <w:gridCol w:w="7200"/>
+      </w:tblGrid>
+      <w:tr>
+        <w:tc>
+          <w:tcPr>
+            <w:tcW w:type="dxa" w:w="7200"/>
+            <w:shd w:fill="EEF3FA" w:color="auto" w:val="clear"/>
+            <w:tcMar>
+              <w:top w:type="dxa" w:w="80"/>
+              <w:left w:type="dxa" w:w="140"/>
+              <w:bottom w:type="dxa" w:w="80"/>
+              <w:right w:type="dxa" w:w="140"/>
+            </w:tcMar>
+          </w:tcPr>
+          <w:p>
+            <w:pPr>
+              <w:spacing w:after="0" w:before="0" w:line="240"/>
+              <w:jc w:val="center"/>
+            </w:pPr>
+            <w:r>
+              <w:rPr>
+                <w:rFonts w:ascii="Times New Roman" w:cs="Times New Roman" w:eastAsia="Times New Roman" w:hAnsi="Times New Roman"/>
+                <w:b w:val="false"/>
+                <w:bCs w:val="false"/>
+                <w:i w:val="false"/>
+                <w:iCs w:val="false"/>
+                <w:sz w:val="20"/>
+                <w:szCs w:val="20"/>
+              </w:rPr>
+              <w:t xml:space="preserve">On a black field, contrast = (L + 0.05) / 0.05 — RISES as the text lightens</w:t>
+            </w:r>
+          </w:p>
+        </w:tc>
+      </w:tr>
+    </w:tbl>
+    <w:p>
+      <w:pPr>
+        <w:spacing w:after="0" w:before="0"/>
+        <w:jc w:val="center"/>
+      </w:pPr>
+      <w:r>
+        <w:rPr>
+          <w:rFonts w:ascii="Times New Roman" w:cs="Times New Roman" w:eastAsia="Times New Roman" w:hAnsi="Times New Roman"/>
+          <w:color w:val="5A6B7C"/>
+          <w:sz w:val="26"/>
+          <w:szCs w:val="26"/>
+        </w:rPr>
+        <w:t xml:space="preserve">↓</w:t>
+      </w:r>
+    </w:p>
+    <w:tbl>
+      <w:tblPr>
+        <w:tblW w:type="dxa" w:w="7200"/>
+        <w:jc w:val="center"/>
+        <w:tblBorders>
+          <w:top w:val="single" w:color="5A6B7C" w:sz="6"/>
+          <w:left w:val="single" w:color="5A6B7C" w:sz="6"/>
+          <w:bottom w:val="single" w:color="5A6B7C" w:sz="6"/>
+          <w:right w:val="single" w:color="5A6B7C" w:sz="6"/>
+          <w:insideH w:val="none" w:color="FFFFFF" w:sz="0"/>
+          <w:insideV w:val="none" w:color="FFFFFF" w:sz="0"/>
+        </w:tblBorders>
+      </w:tblPr>
+      <w:tblGrid>
+        <w:gridCol w:w="7200"/>
+      </w:tblGrid>
+      <w:tr>
+        <w:tc>
+          <w:tcPr>
+            <w:tcW w:type="dxa" w:w="7200"/>
+            <w:shd w:fill="EEF3FA" w:color="auto" w:val="clear"/>
+            <w:tcMar>
+              <w:top w:type="dxa" w:w="80"/>
+              <w:left w:type="dxa" w:w="140"/>
+              <w:bottom w:type="dxa" w:w="80"/>
+              <w:right w:type="dxa" w:w="140"/>
+            </w:tcMar>
+          </w:tcPr>
+          <w:p>
+            <w:pPr>
+              <w:spacing w:after="0" w:before="0" w:line="240"/>
+              <w:jc w:val="center"/>
+            </w:pPr>
+            <w:r>
+              <w:rPr>
+                <w:rFonts w:ascii="Times New Roman" w:cs="Times New Roman" w:eastAsia="Times New Roman" w:hAnsi="Times New Roman"/>
+                <w:b w:val="false"/>
+                <w:bCs w:val="false"/>
+                <w:i w:val="false"/>
+                <w:iCs w:val="false"/>
+                <w:sz w:val="20"/>
+                <w:szCs w:val="20"/>
+              </w:rPr>
+              <w:t xml:space="preserve">Both depend on the same relative luminance L, so the two rank orders are exact reverses</w:t>
+            </w:r>
+          </w:p>
+        </w:tc>
+      </w:tr>
+    </w:tbl>
+    <w:p>
+      <w:pPr>
+        <w:spacing w:after="0" w:before="0"/>
+        <w:jc w:val="center"/>
+      </w:pPr>
+      <w:r>
+        <w:rPr>
+          <w:rFonts w:ascii="Times New Roman" w:cs="Times New Roman" w:eastAsia="Times New Roman" w:hAnsi="Times New Roman"/>
+          <w:color w:val="5A6B7C"/>
+          <w:sz w:val="26"/>
+          <w:szCs w:val="26"/>
+        </w:rPr>
+        <w:t xml:space="preserve">↓</w:t>
+      </w:r>
+    </w:p>
+    <w:tbl>
+      <w:tblPr>
+        <w:tblW w:type="dxa" w:w="7200"/>
+        <w:jc w:val="center"/>
+        <w:tblBorders>
+          <w:top w:val="single" w:color="5A6B7C" w:sz="6"/>
+          <w:left w:val="single" w:color="5A6B7C" w:sz="6"/>
+          <w:bottom w:val="single" w:color="5A6B7C" w:sz="6"/>
+          <w:right w:val="single" w:color="5A6B7C" w:sz="6"/>
+          <w:insideH w:val="none" w:color="FFFFFF" w:sz="0"/>
+          <w:insideV w:val="none" w:color="FFFFFF" w:sz="0"/>
+        </w:tblBorders>
+      </w:tblPr>
+      <w:tblGrid>
+        <w:gridCol w:w="7200"/>
+      </w:tblGrid>
+      <w:tr>
+        <w:tc>
+          <w:tcPr>
+            <w:tcW w:type="dxa" w:w="7200"/>
+            <w:shd w:fill="EEF3FA" w:color="auto" w:val="clear"/>
+            <w:tcMar>
+              <w:top w:type="dxa" w:w="80"/>
+              <w:left w:type="dxa" w:w="140"/>
+              <w:bottom w:type="dxa" w:w="80"/>
+              <w:right w:type="dxa" w:w="140"/>
+            </w:tcMar>
+          </w:tcPr>
+          <w:p>
+            <w:pPr>
+              <w:spacing w:after="0" w:before="0" w:line="240"/>
+              <w:jc w:val="center"/>
+            </w:pPr>
+            <w:r>
+              <w:rPr>
+                <w:rFonts w:ascii="Times New Roman" w:cs="Times New Roman" w:eastAsia="Times New Roman" w:hAnsi="Times New Roman"/>
+                <w:b w:val="false"/>
+                <w:bCs w:val="false"/>
+                <w:i w:val="false"/>
+                <w:iCs w:val="false"/>
+                <w:sz w:val="20"/>
+                <w:szCs w:val="20"/>
+              </w:rPr>
+              <w:t xml:space="preserve">If colour acts THROUGH contrast: the colour ordering crosses over between polarities</w:t>
+            </w:r>
+          </w:p>
+        </w:tc>
+      </w:tr>
+    </w:tbl>
+    <w:p>
+      <w:pPr>
+        <w:spacing w:after="0" w:before="0"/>
+        <w:jc w:val="center"/>
+      </w:pPr>
+      <w:r>
+        <w:rPr>
+          <w:rFonts w:ascii="Times New Roman" w:cs="Times New Roman" w:eastAsia="Times New Roman" w:hAnsi="Times New Roman"/>
+          <w:color w:val="5A6B7C"/>
+          <w:sz w:val="26"/>
+          <w:szCs w:val="26"/>
+        </w:rPr>
+        <w:t xml:space="preserve">↓</w:t>
+      </w:r>
+    </w:p>
+    <w:tbl>
+      <w:tblPr>
+        <w:tblW w:type="dxa" w:w="7200"/>
+        <w:jc w:val="center"/>
+        <w:tblBorders>
+          <w:top w:val="single" w:color="5A6B7C" w:sz="6"/>
+          <w:left w:val="single" w:color="5A6B7C" w:sz="6"/>
+          <w:bottom w:val="single" w:color="5A6B7C" w:sz="6"/>
+          <w:right w:val="single" w:color="5A6B7C" w:sz="6"/>
+          <w:insideH w:val="none" w:color="FFFFFF" w:sz="0"/>
+          <w:insideV w:val="none" w:color="FFFFFF" w:sz="0"/>
+        </w:tblBorders>
+      </w:tblPr>
+      <w:tblGrid>
+        <w:gridCol w:w="7200"/>
+      </w:tblGrid>
+      <w:tr>
+        <w:tc>
+          <w:tcPr>
+            <w:tcW w:type="dxa" w:w="7200"/>
+            <w:shd w:fill="EEF3FA" w:color="auto" w:val="clear"/>
+            <w:tcMar>
+              <w:top w:type="dxa" w:w="80"/>
+              <w:left w:type="dxa" w:w="140"/>
+              <w:bottom w:type="dxa" w:w="80"/>
+              <w:right w:type="dxa" w:w="140"/>
+            </w:tcMar>
+          </w:tcPr>
+          <w:p>
+            <w:pPr>
+              <w:spacing w:after="0" w:before="0" w:line="240"/>
+              <w:jc w:val="center"/>
+            </w:pPr>
+            <w:r>
+              <w:rPr>
+                <w:rFonts w:ascii="Times New Roman" w:cs="Times New Roman" w:eastAsia="Times New Roman" w:hAnsi="Times New Roman"/>
+                <w:b w:val="false"/>
+                <w:bCs w:val="false"/>
+                <w:i w:val="false"/>
+                <w:iCs w:val="false"/>
+                <w:sz w:val="20"/>
+                <w:szCs w:val="20"/>
+              </w:rPr>
+              <w:t xml:space="preserve">If a residual hue effect exists: the ordering is preserved and the lines stay parallel</w:t>
+            </w:r>
+          </w:p>
+        </w:tc>
+      </w:tr>
+    </w:tbl>
+    <w:p>
+      <w:pPr>
+        <w:spacing w:after="160"/>
+      </w:pPr>
+      <w:r>
+        <w:rPr>
+          <w:rFonts w:ascii="Times New Roman" w:cs="Times New Roman" w:eastAsia="Times New Roman" w:hAnsi="Times New Roman"/>
+          <w:sz w:val="24"/>
+          <w:szCs w:val="24"/>
+        </w:rPr>
+        <w:t xml:space="preserve"/>
+      </w:r>
+    </w:p>
+    <w:p>
+      <w:pPr>
+        <w:spacing w:after="140" w:line="340"/>
+        <w:jc w:val="both"/>
+      </w:pPr>
+      <w:r>
+        <w:rPr>
+          <w:rFonts w:ascii="Times New Roman" w:cs="Times New Roman" w:eastAsia="Times New Roman" w:hAnsi="Times New Roman"/>
           <w:b w:val="false"/>
           <w:bCs w:val="false"/>
           <w:i w:val="false"/>
@@ -15046,6 +17328,373 @@
           <w:szCs w:val="24"/>
         </w:rPr>
         <w:t xml:space="preserve">A purpose-built, offline-capable tablet application presents the ten conditions with locked colour values and a neutral grey adaptation field between them, timestamping task onsets to the frame. Ocular measures come from the front camera by facial-landmark tracking; no video leaves the device unless separately consented.</w:t>
+      </w:r>
+    </w:p>
+    <w:p>
+      <w:pPr>
+        <w:spacing w:after="140" w:line="340"/>
+        <w:jc w:val="both"/>
+      </w:pPr>
+      <w:r>
+        <w:rPr>
+          <w:rFonts w:ascii="Times New Roman" w:cs="Times New Roman" w:eastAsia="Times New Roman" w:hAnsi="Times New Roman"/>
+          <w:b/>
+          <w:bCs/>
+          <w:i w:val="false"/>
+          <w:iCs w:val="false"/>
+          <w:sz w:val="24"/>
+          <w:szCs w:val="24"/>
+        </w:rPr>
+        <w:t xml:space="preserve">Figure 3.4 — How a blink is classified, and what makes one incomplete.</w:t>
+      </w:r>
+    </w:p>
+    <w:tbl>
+      <w:tblPr>
+        <w:tblW w:type="dxa" w:w="7200"/>
+        <w:jc w:val="center"/>
+        <w:tblBorders>
+          <w:top w:val="single" w:color="5A6B7C" w:sz="6"/>
+          <w:left w:val="single" w:color="5A6B7C" w:sz="6"/>
+          <w:bottom w:val="single" w:color="5A6B7C" w:sz="6"/>
+          <w:right w:val="single" w:color="5A6B7C" w:sz="6"/>
+          <w:insideH w:val="none" w:color="FFFFFF" w:sz="0"/>
+          <w:insideV w:val="none" w:color="FFFFFF" w:sz="0"/>
+        </w:tblBorders>
+      </w:tblPr>
+      <w:tblGrid>
+        <w:gridCol w:w="7200"/>
+      </w:tblGrid>
+      <w:tr>
+        <w:tc>
+          <w:tcPr>
+            <w:tcW w:type="dxa" w:w="7200"/>
+            <w:shd w:fill="EEF3FA" w:color="auto" w:val="clear"/>
+            <w:tcMar>
+              <w:top w:type="dxa" w:w="80"/>
+              <w:left w:type="dxa" w:w="140"/>
+              <w:bottom w:type="dxa" w:w="80"/>
+              <w:right w:type="dxa" w:w="140"/>
+            </w:tcMar>
+          </w:tcPr>
+          <w:p>
+            <w:pPr>
+              <w:spacing w:after="0" w:before="0" w:line="240"/>
+              <w:jc w:val="center"/>
+            </w:pPr>
+            <w:r>
+              <w:rPr>
+                <w:rFonts w:ascii="Times New Roman" w:cs="Times New Roman" w:eastAsia="Times New Roman" w:hAnsi="Times New Roman"/>
+                <w:b w:val="false"/>
+                <w:bCs w:val="false"/>
+                <w:i w:val="false"/>
+                <w:iCs w:val="false"/>
+                <w:sz w:val="20"/>
+                <w:szCs w:val="20"/>
+              </w:rPr>
+              <w:t xml:space="preserve">Eye aspect ratio is tracked continuously and normalised to the participant's own open-eye baseline</w:t>
+            </w:r>
+          </w:p>
+        </w:tc>
+      </w:tr>
+    </w:tbl>
+    <w:p>
+      <w:pPr>
+        <w:spacing w:after="0" w:before="0"/>
+        <w:jc w:val="center"/>
+      </w:pPr>
+      <w:r>
+        <w:rPr>
+          <w:rFonts w:ascii="Times New Roman" w:cs="Times New Roman" w:eastAsia="Times New Roman" w:hAnsi="Times New Roman"/>
+          <w:color w:val="5A6B7C"/>
+          <w:sz w:val="26"/>
+          <w:szCs w:val="26"/>
+        </w:rPr>
+        <w:t xml:space="preserve">↓</w:t>
+      </w:r>
+    </w:p>
+    <w:tbl>
+      <w:tblPr>
+        <w:tblW w:type="dxa" w:w="7200"/>
+        <w:jc w:val="center"/>
+        <w:tblBorders>
+          <w:top w:val="single" w:color="5A6B7C" w:sz="6"/>
+          <w:left w:val="single" w:color="5A6B7C" w:sz="6"/>
+          <w:bottom w:val="single" w:color="5A6B7C" w:sz="6"/>
+          <w:right w:val="single" w:color="5A6B7C" w:sz="6"/>
+          <w:insideH w:val="none" w:color="FFFFFF" w:sz="0"/>
+          <w:insideV w:val="none" w:color="FFFFFF" w:sz="0"/>
+        </w:tblBorders>
+      </w:tblPr>
+      <w:tblGrid>
+        <w:gridCol w:w="7200"/>
+      </w:tblGrid>
+      <w:tr>
+        <w:tc>
+          <w:tcPr>
+            <w:tcW w:type="dxa" w:w="7200"/>
+            <w:shd w:fill="EEF3FA" w:color="auto" w:val="clear"/>
+            <w:tcMar>
+              <w:top w:type="dxa" w:w="80"/>
+              <w:left w:type="dxa" w:w="140"/>
+              <w:bottom w:type="dxa" w:w="80"/>
+              <w:right w:type="dxa" w:w="140"/>
+            </w:tcMar>
+          </w:tcPr>
+          <w:p>
+            <w:pPr>
+              <w:spacing w:after="0" w:before="0" w:line="240"/>
+              <w:jc w:val="center"/>
+            </w:pPr>
+            <w:r>
+              <w:rPr>
+                <w:rFonts w:ascii="Times New Roman" w:cs="Times New Roman" w:eastAsia="Times New Roman" w:hAnsi="Times New Roman"/>
+                <w:b w:val="false"/>
+                <w:bCs w:val="false"/>
+                <w:i w:val="false"/>
+                <w:iCs w:val="false"/>
+                <w:sz w:val="20"/>
+                <w:szCs w:val="20"/>
+              </w:rPr>
+              <w:t xml:space="preserve">A blink begins when the ratio falls below 0.75 of that baseline</w:t>
+            </w:r>
+          </w:p>
+        </w:tc>
+      </w:tr>
+    </w:tbl>
+    <w:p>
+      <w:pPr>
+        <w:spacing w:after="0" w:before="0"/>
+        <w:jc w:val="center"/>
+      </w:pPr>
+      <w:r>
+        <w:rPr>
+          <w:rFonts w:ascii="Times New Roman" w:cs="Times New Roman" w:eastAsia="Times New Roman" w:hAnsi="Times New Roman"/>
+          <w:color w:val="5A6B7C"/>
+          <w:sz w:val="26"/>
+          <w:szCs w:val="26"/>
+        </w:rPr>
+        <w:t xml:space="preserve">↓</w:t>
+      </w:r>
+    </w:p>
+    <w:tbl>
+      <w:tblPr>
+        <w:tblW w:type="dxa" w:w="8626"/>
+        <w:jc w:val="center"/>
+        <w:tblBorders>
+          <w:top w:val="single" w:color="5A6B7C" w:sz="6"/>
+          <w:left w:val="single" w:color="5A6B7C" w:sz="6"/>
+          <w:bottom w:val="single" w:color="5A6B7C" w:sz="6"/>
+          <w:right w:val="single" w:color="5A6B7C" w:sz="6"/>
+          <w:insideH w:val="single" w:color="9FB3C8" w:sz="4"/>
+          <w:insideV w:val="single" w:color="9FB3C8" w:sz="4"/>
+        </w:tblBorders>
+      </w:tblPr>
+      <w:tblGrid>
+        <w:gridCol w:w="4313"/>
+        <w:gridCol w:w="4313"/>
+      </w:tblGrid>
+      <w:tr>
+        <w:tc>
+          <w:tcPr>
+            <w:tcW w:type="dxa" w:w="4313"/>
+            <w:shd w:fill="EEF3FA" w:color="auto" w:val="clear"/>
+            <w:tcMar>
+              <w:top w:type="dxa" w:w="80"/>
+              <w:left w:type="dxa" w:w="120"/>
+              <w:bottom w:type="dxa" w:w="80"/>
+              <w:right w:type="dxa" w:w="120"/>
+            </w:tcMar>
+          </w:tcPr>
+          <w:p>
+            <w:pPr>
+              <w:spacing w:after="0" w:before="0" w:line="240"/>
+              <w:jc w:val="center"/>
+            </w:pPr>
+            <w:r>
+              <w:rPr>
+                <w:rFonts w:ascii="Times New Roman" w:cs="Times New Roman" w:eastAsia="Times New Roman" w:hAnsi="Times New Roman"/>
+                <w:b w:val="false"/>
+                <w:bCs w:val="false"/>
+                <w:i w:val="false"/>
+                <w:iCs w:val="false"/>
+                <w:sz w:val="20"/>
+                <w:szCs w:val="20"/>
+              </w:rPr>
+              <w:t xml:space="preserve">Reaches below 0.60 → COMPLETE blink</w:t>
+            </w:r>
+          </w:p>
+        </w:tc>
+        <w:tc>
+          <w:tcPr>
+            <w:tcW w:type="dxa" w:w="4313"/>
+            <w:shd w:fill="EEF3FA" w:color="auto" w:val="clear"/>
+            <w:tcMar>
+              <w:top w:type="dxa" w:w="80"/>
+              <w:left w:type="dxa" w:w="120"/>
+              <w:bottom w:type="dxa" w:w="80"/>
+              <w:right w:type="dxa" w:w="120"/>
+            </w:tcMar>
+          </w:tcPr>
+          <w:p>
+            <w:pPr>
+              <w:spacing w:after="0" w:before="0" w:line="240"/>
+              <w:jc w:val="center"/>
+            </w:pPr>
+            <w:r>
+              <w:rPr>
+                <w:rFonts w:ascii="Times New Roman" w:cs="Times New Roman" w:eastAsia="Times New Roman" w:hAnsi="Times New Roman"/>
+                <w:b w:val="false"/>
+                <w:bCs w:val="false"/>
+                <w:i w:val="false"/>
+                <w:iCs w:val="false"/>
+                <w:sz w:val="20"/>
+                <w:szCs w:val="20"/>
+              </w:rPr>
+              <w:t xml:space="preserve">Bottoms out between 0.60 and 0.75 → INCOMPLETE blink</w:t>
+            </w:r>
+          </w:p>
+        </w:tc>
+      </w:tr>
+    </w:tbl>
+    <w:p>
+      <w:pPr>
+        <w:spacing w:after="0" w:before="0"/>
+        <w:jc w:val="center"/>
+      </w:pPr>
+      <w:r>
+        <w:rPr>
+          <w:rFonts w:ascii="Times New Roman" w:cs="Times New Roman" w:eastAsia="Times New Roman" w:hAnsi="Times New Roman"/>
+          <w:color w:val="5A6B7C"/>
+          <w:sz w:val="26"/>
+          <w:szCs w:val="26"/>
+        </w:rPr>
+        <w:t xml:space="preserve">↓</w:t>
+      </w:r>
+    </w:p>
+    <w:tbl>
+      <w:tblPr>
+        <w:tblW w:type="dxa" w:w="7200"/>
+        <w:jc w:val="center"/>
+        <w:tblBorders>
+          <w:top w:val="single" w:color="5A6B7C" w:sz="6"/>
+          <w:left w:val="single" w:color="5A6B7C" w:sz="6"/>
+          <w:bottom w:val="single" w:color="5A6B7C" w:sz="6"/>
+          <w:right w:val="single" w:color="5A6B7C" w:sz="6"/>
+          <w:insideH w:val="none" w:color="FFFFFF" w:sz="0"/>
+          <w:insideV w:val="none" w:color="FFFFFF" w:sz="0"/>
+        </w:tblBorders>
+      </w:tblPr>
+      <w:tblGrid>
+        <w:gridCol w:w="7200"/>
+      </w:tblGrid>
+      <w:tr>
+        <w:tc>
+          <w:tcPr>
+            <w:tcW w:type="dxa" w:w="7200"/>
+            <w:shd w:fill="EEF3FA" w:color="auto" w:val="clear"/>
+            <w:tcMar>
+              <w:top w:type="dxa" w:w="80"/>
+              <w:left w:type="dxa" w:w="140"/>
+              <w:bottom w:type="dxa" w:w="80"/>
+              <w:right w:type="dxa" w:w="140"/>
+            </w:tcMar>
+          </w:tcPr>
+          <w:p>
+            <w:pPr>
+              <w:spacing w:after="0" w:before="0" w:line="240"/>
+              <w:jc w:val="center"/>
+            </w:pPr>
+            <w:r>
+              <w:rPr>
+                <w:rFonts w:ascii="Times New Roman" w:cs="Times New Roman" w:eastAsia="Times New Roman" w:hAnsi="Times New Roman"/>
+                <w:b w:val="false"/>
+                <w:bCs w:val="false"/>
+                <w:i w:val="false"/>
+                <w:iCs w:val="false"/>
+                <w:sz w:val="20"/>
+                <w:szCs w:val="20"/>
+              </w:rPr>
+              <w:t xml:space="preserve">Incomplete-blink ratio = incomplete blinks ÷ all blinks — the primary outcome</w:t>
+            </w:r>
+          </w:p>
+        </w:tc>
+      </w:tr>
+    </w:tbl>
+    <w:p>
+      <w:pPr>
+        <w:spacing w:after="0" w:before="0"/>
+        <w:jc w:val="center"/>
+      </w:pPr>
+      <w:r>
+        <w:rPr>
+          <w:rFonts w:ascii="Times New Roman" w:cs="Times New Roman" w:eastAsia="Times New Roman" w:hAnsi="Times New Roman"/>
+          <w:color w:val="5A6B7C"/>
+          <w:sz w:val="26"/>
+          <w:szCs w:val="26"/>
+        </w:rPr>
+        <w:t xml:space="preserve">↓</w:t>
+      </w:r>
+    </w:p>
+    <w:tbl>
+      <w:tblPr>
+        <w:tblW w:type="dxa" w:w="7200"/>
+        <w:jc w:val="center"/>
+        <w:tblBorders>
+          <w:top w:val="single" w:color="5A6B7C" w:sz="6"/>
+          <w:left w:val="single" w:color="5A6B7C" w:sz="6"/>
+          <w:bottom w:val="single" w:color="5A6B7C" w:sz="6"/>
+          <w:right w:val="single" w:color="5A6B7C" w:sz="6"/>
+          <w:insideH w:val="none" w:color="FFFFFF" w:sz="0"/>
+          <w:insideV w:val="none" w:color="FFFFFF" w:sz="0"/>
+        </w:tblBorders>
+      </w:tblPr>
+      <w:tblGrid>
+        <w:gridCol w:w="7200"/>
+      </w:tblGrid>
+      <w:tr>
+        <w:tc>
+          <w:tcPr>
+            <w:tcW w:type="dxa" w:w="7200"/>
+            <w:shd w:fill="EEF3FA" w:color="auto" w:val="clear"/>
+            <w:tcMar>
+              <w:top w:type="dxa" w:w="80"/>
+              <w:left w:type="dxa" w:w="140"/>
+              <w:bottom w:type="dxa" w:w="80"/>
+              <w:right w:type="dxa" w:w="140"/>
+            </w:tcMar>
+          </w:tcPr>
+          <w:p>
+            <w:pPr>
+              <w:spacing w:after="0" w:before="0" w:line="240"/>
+              <w:jc w:val="center"/>
+            </w:pPr>
+            <w:r>
+              <w:rPr>
+                <w:rFonts w:ascii="Times New Roman" w:cs="Times New Roman" w:eastAsia="Times New Roman" w:hAnsi="Times New Roman"/>
+                <w:b w:val="false"/>
+                <w:bCs w:val="false"/>
+                <w:i w:val="false"/>
+                <w:iCs w:val="false"/>
+                <w:sz w:val="20"/>
+                <w:szCs w:val="20"/>
+              </w:rPr>
+              <w:t xml:space="preserve">Because classification depends on catching the frame at minimum aperture, the achieved frame rate is recorded per condition and gates the measure</w:t>
+            </w:r>
+          </w:p>
+        </w:tc>
+      </w:tr>
+    </w:tbl>
+    <w:p>
+      <w:pPr>
+        <w:spacing w:after="160"/>
+      </w:pPr>
+      <w:r>
+        <w:rPr>
+          <w:rFonts w:ascii="Times New Roman" w:cs="Times New Roman" w:eastAsia="Times New Roman" w:hAnsi="Times New Roman"/>
+          <w:sz w:val="24"/>
+          <w:szCs w:val="24"/>
+        </w:rPr>
+        <w:t xml:space="preserve"/>
       </w:r>
     </w:p>
     <w:p>

--- a/synopsis/Synopsis_Gyandeep_Nath_AdtU.docx
+++ b/synopsis/Synopsis_Gyandeep_Nath_AdtU.docx
@@ -3449,12 +3449,12 @@
       </w:tblPr>
       <w:tblGrid>
         <w:gridCol w:w="700"/>
-        <w:gridCol w:w="701"/>
         <w:gridCol w:w="700"/>
         <w:gridCol w:w="700"/>
-        <w:gridCol w:w="2307"/>
-        <w:gridCol w:w="2355"/>
-        <w:gridCol w:w="1563"/>
+        <w:gridCol w:w="700"/>
+        <w:gridCol w:w="2082"/>
+        <w:gridCol w:w="2125"/>
+        <w:gridCol w:w="2019"/>
       </w:tblGrid>
       <w:tr>
         <w:trPr>
@@ -3491,7 +3491,7 @@
         </w:tc>
         <w:tc>
           <w:tcPr>
-            <w:tcW w:type="dxa" w:w="701"/>
+            <w:tcW w:type="dxa" w:w="700"/>
             <w:shd w:fill="E8EEF7" w:color="auto" w:val="clear"/>
             <w:tcMar>
               <w:top w:type="dxa" w:w="60"/>
@@ -3578,7 +3578,7 @@
         </w:tc>
         <w:tc>
           <w:tcPr>
-            <w:tcW w:type="dxa" w:w="2307"/>
+            <w:tcW w:type="dxa" w:w="2082"/>
             <w:shd w:fill="E8EEF7" w:color="auto" w:val="clear"/>
             <w:tcMar>
               <w:top w:type="dxa" w:w="60"/>
@@ -3607,7 +3607,7 @@
         </w:tc>
         <w:tc>
           <w:tcPr>
-            <w:tcW w:type="dxa" w:w="2355"/>
+            <w:tcW w:type="dxa" w:w="2125"/>
             <w:shd w:fill="E8EEF7" w:color="auto" w:val="clear"/>
             <w:tcMar>
               <w:top w:type="dxa" w:w="60"/>
@@ -3636,7 +3636,7 @@
         </w:tc>
         <w:tc>
           <w:tcPr>
-            <w:tcW w:type="dxa" w:w="1563"/>
+            <w:tcW w:type="dxa" w:w="2019"/>
             <w:shd w:fill="E8EEF7" w:color="auto" w:val="clear"/>
             <w:tcMar>
               <w:top w:type="dxa" w:w="60"/>
@@ -3695,7 +3695,7 @@
         </w:tc>
         <w:tc>
           <w:tcPr>
-            <w:tcW w:type="dxa" w:w="701"/>
+            <w:tcW w:type="dxa" w:w="700"/>
             <w:tcMar>
               <w:top w:type="dxa" w:w="60"/>
               <w:left w:type="dxa" w:w="100"/>
@@ -3779,7 +3779,7 @@
         </w:tc>
         <w:tc>
           <w:tcPr>
-            <w:tcW w:type="dxa" w:w="2307"/>
+            <w:tcW w:type="dxa" w:w="2082"/>
             <w:tcMar>
               <w:top w:type="dxa" w:w="60"/>
               <w:left w:type="dxa" w:w="100"/>
@@ -3807,7 +3807,7 @@
         </w:tc>
         <w:tc>
           <w:tcPr>
-            <w:tcW w:type="dxa" w:w="2355"/>
+            <w:tcW w:type="dxa" w:w="2125"/>
             <w:tcMar>
               <w:top w:type="dxa" w:w="60"/>
               <w:left w:type="dxa" w:w="100"/>
@@ -3835,7 +3835,7 @@
         </w:tc>
         <w:tc>
           <w:tcPr>
-            <w:tcW w:type="dxa" w:w="1563"/>
+            <w:tcW w:type="dxa" w:w="2019"/>
             <w:tcMar>
               <w:top w:type="dxa" w:w="60"/>
               <w:left w:type="dxa" w:w="100"/>
@@ -3893,7 +3893,7 @@
         </w:tc>
         <w:tc>
           <w:tcPr>
-            <w:tcW w:type="dxa" w:w="701"/>
+            <w:tcW w:type="dxa" w:w="700"/>
             <w:tcMar>
               <w:top w:type="dxa" w:w="60"/>
               <w:left w:type="dxa" w:w="100"/>
@@ -3989,7 +3989,7 @@
         </w:tc>
         <w:tc>
           <w:tcPr>
-            <w:tcW w:type="dxa" w:w="2307"/>
+            <w:tcW w:type="dxa" w:w="2082"/>
             <w:tcMar>
               <w:top w:type="dxa" w:w="60"/>
               <w:left w:type="dxa" w:w="100"/>
@@ -4017,7 +4017,7 @@
         </w:tc>
         <w:tc>
           <w:tcPr>
-            <w:tcW w:type="dxa" w:w="2355"/>
+            <w:tcW w:type="dxa" w:w="2125"/>
             <w:tcMar>
               <w:top w:type="dxa" w:w="60"/>
               <w:left w:type="dxa" w:w="100"/>
@@ -4045,7 +4045,7 @@
         </w:tc>
         <w:tc>
           <w:tcPr>
-            <w:tcW w:type="dxa" w:w="1563"/>
+            <w:tcW w:type="dxa" w:w="2019"/>
             <w:tcMar>
               <w:top w:type="dxa" w:w="60"/>
               <w:left w:type="dxa" w:w="100"/>
@@ -4103,7 +4103,7 @@
         </w:tc>
         <w:tc>
           <w:tcPr>
-            <w:tcW w:type="dxa" w:w="701"/>
+            <w:tcW w:type="dxa" w:w="700"/>
             <w:tcMar>
               <w:top w:type="dxa" w:w="60"/>
               <w:left w:type="dxa" w:w="100"/>
@@ -4199,7 +4199,7 @@
         </w:tc>
         <w:tc>
           <w:tcPr>
-            <w:tcW w:type="dxa" w:w="2307"/>
+            <w:tcW w:type="dxa" w:w="2082"/>
             <w:tcMar>
               <w:top w:type="dxa" w:w="60"/>
               <w:left w:type="dxa" w:w="100"/>
@@ -4227,7 +4227,7 @@
         </w:tc>
         <w:tc>
           <w:tcPr>
-            <w:tcW w:type="dxa" w:w="2355"/>
+            <w:tcW w:type="dxa" w:w="2125"/>
             <w:tcMar>
               <w:top w:type="dxa" w:w="60"/>
               <w:left w:type="dxa" w:w="100"/>
@@ -4255,7 +4255,7 @@
         </w:tc>
         <w:tc>
           <w:tcPr>
-            <w:tcW w:type="dxa" w:w="1563"/>
+            <w:tcW w:type="dxa" w:w="2019"/>
             <w:tcMar>
               <w:top w:type="dxa" w:w="60"/>
               <w:left w:type="dxa" w:w="100"/>
@@ -4313,7 +4313,7 @@
         </w:tc>
         <w:tc>
           <w:tcPr>
-            <w:tcW w:type="dxa" w:w="701"/>
+            <w:tcW w:type="dxa" w:w="700"/>
             <w:tcMar>
               <w:top w:type="dxa" w:w="60"/>
               <w:left w:type="dxa" w:w="100"/>
@@ -4409,7 +4409,7 @@
         </w:tc>
         <w:tc>
           <w:tcPr>
-            <w:tcW w:type="dxa" w:w="2307"/>
+            <w:tcW w:type="dxa" w:w="2082"/>
             <w:tcMar>
               <w:top w:type="dxa" w:w="60"/>
               <w:left w:type="dxa" w:w="100"/>
@@ -4437,7 +4437,7 @@
         </w:tc>
         <w:tc>
           <w:tcPr>
-            <w:tcW w:type="dxa" w:w="2355"/>
+            <w:tcW w:type="dxa" w:w="2125"/>
             <w:tcMar>
               <w:top w:type="dxa" w:w="60"/>
               <w:left w:type="dxa" w:w="100"/>
@@ -4465,7 +4465,7 @@
         </w:tc>
         <w:tc>
           <w:tcPr>
-            <w:tcW w:type="dxa" w:w="1563"/>
+            <w:tcW w:type="dxa" w:w="2019"/>
             <w:tcMar>
               <w:top w:type="dxa" w:w="60"/>
               <w:left w:type="dxa" w:w="100"/>
@@ -4523,7 +4523,7 @@
         </w:tc>
         <w:tc>
           <w:tcPr>
-            <w:tcW w:type="dxa" w:w="701"/>
+            <w:tcW w:type="dxa" w:w="700"/>
             <w:tcMar>
               <w:top w:type="dxa" w:w="60"/>
               <w:left w:type="dxa" w:w="100"/>
@@ -4619,7 +4619,7 @@
         </w:tc>
         <w:tc>
           <w:tcPr>
-            <w:tcW w:type="dxa" w:w="2307"/>
+            <w:tcW w:type="dxa" w:w="2082"/>
             <w:tcMar>
               <w:top w:type="dxa" w:w="60"/>
               <w:left w:type="dxa" w:w="100"/>
@@ -4647,7 +4647,7 @@
         </w:tc>
         <w:tc>
           <w:tcPr>
-            <w:tcW w:type="dxa" w:w="2355"/>
+            <w:tcW w:type="dxa" w:w="2125"/>
             <w:tcMar>
               <w:top w:type="dxa" w:w="60"/>
               <w:left w:type="dxa" w:w="100"/>
@@ -4675,7 +4675,7 @@
         </w:tc>
         <w:tc>
           <w:tcPr>
-            <w:tcW w:type="dxa" w:w="1563"/>
+            <w:tcW w:type="dxa" w:w="2019"/>
             <w:tcMar>
               <w:top w:type="dxa" w:w="60"/>
               <w:left w:type="dxa" w:w="100"/>
@@ -4733,7 +4733,7 @@
         </w:tc>
         <w:tc>
           <w:tcPr>
-            <w:tcW w:type="dxa" w:w="701"/>
+            <w:tcW w:type="dxa" w:w="700"/>
             <w:tcMar>
               <w:top w:type="dxa" w:w="60"/>
               <w:left w:type="dxa" w:w="100"/>
@@ -4817,7 +4817,7 @@
         </w:tc>
         <w:tc>
           <w:tcPr>
-            <w:tcW w:type="dxa" w:w="2307"/>
+            <w:tcW w:type="dxa" w:w="2082"/>
             <w:tcMar>
               <w:top w:type="dxa" w:w="60"/>
               <w:left w:type="dxa" w:w="100"/>
@@ -4845,7 +4845,7 @@
         </w:tc>
         <w:tc>
           <w:tcPr>
-            <w:tcW w:type="dxa" w:w="2355"/>
+            <w:tcW w:type="dxa" w:w="2125"/>
             <w:tcMar>
               <w:top w:type="dxa" w:w="60"/>
               <w:left w:type="dxa" w:w="100"/>
@@ -4873,7 +4873,7 @@
         </w:tc>
         <w:tc>
           <w:tcPr>
-            <w:tcW w:type="dxa" w:w="1563"/>
+            <w:tcW w:type="dxa" w:w="2019"/>
             <w:tcMar>
               <w:top w:type="dxa" w:w="60"/>
               <w:left w:type="dxa" w:w="100"/>
@@ -4931,7 +4931,7 @@
         </w:tc>
         <w:tc>
           <w:tcPr>
-            <w:tcW w:type="dxa" w:w="701"/>
+            <w:tcW w:type="dxa" w:w="700"/>
             <w:tcMar>
               <w:top w:type="dxa" w:w="60"/>
               <w:left w:type="dxa" w:w="100"/>
@@ -5027,7 +5027,7 @@
         </w:tc>
         <w:tc>
           <w:tcPr>
-            <w:tcW w:type="dxa" w:w="2307"/>
+            <w:tcW w:type="dxa" w:w="2082"/>
             <w:tcMar>
               <w:top w:type="dxa" w:w="60"/>
               <w:left w:type="dxa" w:w="100"/>
@@ -5055,7 +5055,7 @@
         </w:tc>
         <w:tc>
           <w:tcPr>
-            <w:tcW w:type="dxa" w:w="2355"/>
+            <w:tcW w:type="dxa" w:w="2125"/>
             <w:tcMar>
               <w:top w:type="dxa" w:w="60"/>
               <w:left w:type="dxa" w:w="100"/>
@@ -5083,7 +5083,7 @@
         </w:tc>
         <w:tc>
           <w:tcPr>
-            <w:tcW w:type="dxa" w:w="1563"/>
+            <w:tcW w:type="dxa" w:w="2019"/>
             <w:tcMar>
               <w:top w:type="dxa" w:w="60"/>
               <w:left w:type="dxa" w:w="100"/>
@@ -5106,6 +5106,204 @@
                 <w:szCs w:val="20"/>
               </w:rPr>
               <w:t xml:space="preserve">Desktop head-up display; office lighting only; achromatic</w:t>
+            </w:r>
+          </w:p>
+        </w:tc>
+      </w:tr>
+      <w:tr>
+        <w:tc>
+          <w:tcPr>
+            <w:tcW w:type="dxa" w:w="700"/>
+            <w:tcMar>
+              <w:top w:type="dxa" w:w="60"/>
+              <w:left w:type="dxa" w:w="100"/>
+              <w:bottom w:type="dxa" w:w="60"/>
+              <w:right w:type="dxa" w:w="100"/>
+            </w:tcMar>
+          </w:tcPr>
+          <w:p>
+            <w:pPr>
+              <w:spacing w:after="20" w:before="20" w:line="240"/>
+            </w:pPr>
+            <w:r>
+              <w:rPr>
+                <w:rFonts w:ascii="Times New Roman" w:cs="Times New Roman" w:eastAsia="Times New Roman" w:hAnsi="Times New Roman"/>
+                <w:b w:val="false"/>
+                <w:bCs w:val="false"/>
+                <w:i w:val="false"/>
+                <w:iCs w:val="false"/>
+                <w:sz w:val="20"/>
+                <w:szCs w:val="20"/>
+              </w:rPr>
+              <w:t xml:space="preserve">8</w:t>
+            </w:r>
+          </w:p>
+        </w:tc>
+        <w:tc>
+          <w:tcPr>
+            <w:tcW w:type="dxa" w:w="700"/>
+            <w:tcMar>
+              <w:top w:type="dxa" w:w="60"/>
+              <w:left w:type="dxa" w:w="100"/>
+              <w:bottom w:type="dxa" w:w="60"/>
+              <w:right w:type="dxa" w:w="100"/>
+            </w:tcMar>
+          </w:tcPr>
+          <w:p>
+            <w:pPr>
+              <w:spacing w:after="20" w:before="20" w:line="240"/>
+            </w:pPr>
+            <w:r>
+              <w:rPr>
+                <w:rFonts w:ascii="Times New Roman" w:cs="Times New Roman" w:eastAsia="Times New Roman" w:hAnsi="Times New Roman"/>
+                <w:b w:val="false"/>
+                <w:bCs w:val="false"/>
+                <w:i w:val="false"/>
+                <w:iCs w:val="false"/>
+                <w:sz w:val="20"/>
+                <w:szCs w:val="20"/>
+              </w:rPr>
+              <w:t xml:space="preserve">Sengsoon &amp; Intaruk</w:t>
+            </w:r>
+          </w:p>
+        </w:tc>
+        <w:tc>
+          <w:tcPr>
+            <w:tcW w:type="dxa" w:w="700"/>
+            <w:tcMar>
+              <w:top w:type="dxa" w:w="60"/>
+              <w:left w:type="dxa" w:w="100"/>
+              <w:bottom w:type="dxa" w:w="60"/>
+              <w:right w:type="dxa" w:w="100"/>
+            </w:tcMar>
+          </w:tcPr>
+          <w:p>
+            <w:pPr>
+              <w:spacing w:after="20" w:before="20" w:line="240"/>
+            </w:pPr>
+            <w:r>
+              <w:rPr>
+                <w:rFonts w:ascii="Times New Roman" w:cs="Times New Roman" w:eastAsia="Times New Roman" w:hAnsi="Times New Roman"/>
+                <w:b w:val="false"/>
+                <w:bCs w:val="false"/>
+                <w:i w:val="false"/>
+                <w:iCs w:val="false"/>
+                <w:sz w:val="20"/>
+                <w:szCs w:val="20"/>
+              </w:rPr>
+              <w:t xml:space="preserve">2025</w:t>
+            </w:r>
+          </w:p>
+        </w:tc>
+        <w:tc>
+          <w:tcPr>
+            <w:tcW w:type="dxa" w:w="700"/>
+            <w:tcMar>
+              <w:top w:type="dxa" w:w="60"/>
+              <w:left w:type="dxa" w:w="100"/>
+              <w:bottom w:type="dxa" w:w="60"/>
+              <w:right w:type="dxa" w:w="100"/>
+            </w:tcMar>
+          </w:tcPr>
+          <w:p>
+            <w:pPr>
+              <w:spacing w:after="20" w:before="20" w:line="240"/>
+            </w:pPr>
+            <w:r>
+              <w:rPr>
+                <w:rFonts w:ascii="Times New Roman" w:cs="Times New Roman" w:eastAsia="Times New Roman" w:hAnsi="Times New Roman"/>
+                <w:b w:val="false"/>
+                <w:bCs w:val="false"/>
+                <w:i w:val="false"/>
+                <w:iCs w:val="false"/>
+                <w:sz w:val="20"/>
+                <w:szCs w:val="20"/>
+              </w:rPr>
+              <w:t xml:space="preserve">30</w:t>
+            </w:r>
+          </w:p>
+        </w:tc>
+        <w:tc>
+          <w:tcPr>
+            <w:tcW w:type="dxa" w:w="2082"/>
+            <w:tcMar>
+              <w:top w:type="dxa" w:w="60"/>
+              <w:left w:type="dxa" w:w="100"/>
+              <w:bottom w:type="dxa" w:w="60"/>
+              <w:right w:type="dxa" w:w="100"/>
+            </w:tcMar>
+          </w:tcPr>
+          <w:p>
+            <w:pPr>
+              <w:spacing w:after="20" w:before="20" w:line="240"/>
+            </w:pPr>
+            <w:r>
+              <w:rPr>
+                <w:rFonts w:ascii="Times New Roman" w:cs="Times New Roman" w:eastAsia="Times New Roman" w:hAnsi="Times New Roman"/>
+                <w:b w:val="false"/>
+                <w:bCs w:val="false"/>
+                <w:i w:val="false"/>
+                <w:iCs w:val="false"/>
+                <w:sz w:val="20"/>
+                <w:szCs w:val="20"/>
+              </w:rPr>
+              <w:t xml:space="preserve">Randomised crossover; light vs dark mode on a tablet, immediate effects</w:t>
+            </w:r>
+          </w:p>
+        </w:tc>
+        <w:tc>
+          <w:tcPr>
+            <w:tcW w:type="dxa" w:w="2125"/>
+            <w:tcMar>
+              <w:top w:type="dxa" w:w="60"/>
+              <w:left w:type="dxa" w:w="100"/>
+              <w:bottom w:type="dxa" w:w="60"/>
+              <w:right w:type="dxa" w:w="100"/>
+            </w:tcMar>
+          </w:tcPr>
+          <w:p>
+            <w:pPr>
+              <w:spacing w:after="20" w:before="20" w:line="240"/>
+            </w:pPr>
+            <w:r>
+              <w:rPr>
+                <w:rFonts w:ascii="Times New Roman" w:cs="Times New Roman" w:eastAsia="Times New Roman" w:hAnsi="Times New Roman"/>
+                <w:b w:val="false"/>
+                <w:bCs w:val="false"/>
+                <w:i w:val="false"/>
+                <w:iCs w:val="false"/>
+                <w:sz w:val="20"/>
+                <w:szCs w:val="20"/>
+              </w:rPr>
+              <w:t xml:space="preserve">No difference in subjective visual fatigue between modes; critical flicker frequency and dry-eye symptoms did differ, and both modes worsened all three measures</w:t>
+            </w:r>
+          </w:p>
+        </w:tc>
+        <w:tc>
+          <w:tcPr>
+            <w:tcW w:type="dxa" w:w="2019"/>
+            <w:tcMar>
+              <w:top w:type="dxa" w:w="60"/>
+              <w:left w:type="dxa" w:w="100"/>
+              <w:bottom w:type="dxa" w:w="60"/>
+              <w:right w:type="dxa" w:w="100"/>
+            </w:tcMar>
+          </w:tcPr>
+          <w:p>
+            <w:pPr>
+              <w:spacing w:after="20" w:before="20" w:line="240"/>
+            </w:pPr>
+            <w:r>
+              <w:rPr>
+                <w:rFonts w:ascii="Times New Roman" w:cs="Times New Roman" w:eastAsia="Times New Roman" w:hAnsi="Times New Roman"/>
+                <w:b w:val="false"/>
+                <w:bCs w:val="false"/>
+                <w:i w:val="false"/>
+                <w:iCs w:val="false"/>
+                <w:sz w:val="20"/>
+                <w:szCs w:val="20"/>
+              </w:rPr>
+              <w:t xml:space="preserve">Female participants only; short exposure; no text-colour factor; no blink measurement</w:t>
             </w:r>
           </w:p>
         </w:tc>
@@ -10797,7 +10995,31 @@
           <w:sz w:val="24"/>
           <w:szCs w:val="24"/>
         </w:rPr>
-        <w:t xml:space="preserve">, 2013), and no automated implementation was found, in the literature located, to have been validated against manual annotation, so the measure does not scale.</w:t>
+        <w:t xml:space="preserve">, 2013). The most recent direct test of the polarity question on a tablet is instructive here: Sengsoon and Intaruk (2025) randomised thirty users between light and dark mode and found </w:t>
+      </w:r>
+      <w:r>
+        <w:rPr>
+          <w:rFonts w:ascii="Times New Roman" w:cs="Times New Roman" w:eastAsia="Times New Roman" w:hAnsi="Times New Roman"/>
+          <w:b/>
+          <w:bCs/>
+          <w:i w:val="false"/>
+          <w:iCs w:val="false"/>
+          <w:sz w:val="24"/>
+          <w:szCs w:val="24"/>
+        </w:rPr>
+        <w:t xml:space="preserve">no</w:t>
+      </w:r>
+      <w:r>
+        <w:rPr>
+          <w:rFonts w:ascii="Times New Roman" w:cs="Times New Roman" w:eastAsia="Times New Roman" w:hAnsi="Times New Roman"/>
+          <w:b w:val="false"/>
+          <w:bCs w:val="false"/>
+          <w:i w:val="false"/>
+          <w:iCs w:val="false"/>
+          <w:sz w:val="24"/>
+          <w:szCs w:val="24"/>
+        </w:rPr>
+        <w:t xml:space="preserve"> difference in subjective visual fatigue, while critical flicker frequency and dry-eye symptoms did differ — a dissociation between what participants report and what can be measured on them. Their design carried no text-colour factor, no blink measurement and a short exposure, so the null on the subjective scale is as likely to reflect the sensitivity of the outcome as the absence of an effect, and no automated implementation was found, in the literature located, to have been validated against manual annotation, so the measure does not scale.</w:t>
       </w:r>
     </w:p>
     <w:p>
@@ -10922,7 +11144,71 @@
           <w:sz w:val="24"/>
           <w:szCs w:val="24"/>
         </w:rPr>
-        <w:t xml:space="preserve">Figure 3.1 — Study flow.</w:t>
+        <w:t xml:space="preserve">Figure 3.1 — The design: what one participant does.</w:t>
+      </w:r>
+    </w:p>
+    <w:p>
+      <w:pPr>
+        <w:spacing w:after="140" w:before="120"/>
+        <w:jc w:val="center"/>
+      </w:pPr>
+      <w:r>
+        <w:drawing>
+          <wp:inline distT="0" distB="0" distL="0" distR="0">
+            <wp:extent cx="4000500" cy="1581150"/>
+            <wp:effectExtent t="0" r="0" b="0" l="0"/>
+            <wp:docPr id="1" name="" descr="" title=""/>
+            <wp:cNvGraphicFramePr>
+              <a:graphicFrameLocks xmlns:a="http://schemas.openxmlformats.org/drawingml/2006/main" noChangeAspect="1"/>
+            </wp:cNvGraphicFramePr>
+            <a:graphic xmlns:a="http://schemas.openxmlformats.org/drawingml/2006/main">
+              <a:graphicData uri="http://schemas.openxmlformats.org/drawingml/2006/picture">
+                <pic:pic xmlns:pic="http://schemas.openxmlformats.org/drawingml/2006/picture">
+                  <pic:nvPicPr>
+                    <pic:cNvPr id="0" name="" descr=""/>
+                    <pic:cNvPicPr>
+                      <a:picLocks noChangeAspect="1" noChangeArrowheads="1"/>
+                    </pic:cNvPicPr>
+                  </pic:nvPicPr>
+                  <pic:blipFill>
+                    <a:blip r:embed="rId7" cstate="none"/>
+                    <a:srcRect/>
+                    <a:stretch>
+                      <a:fillRect/>
+                    </a:stretch>
+                  </pic:blipFill>
+                  <pic:spPr bwMode="auto">
+                    <a:xfrm>
+                      <a:off x="0" y="0"/>
+                      <a:ext cx="4000500" cy="1581150"/>
+                    </a:xfrm>
+                    <a:prstGeom prst="rect">
+                      <a:avLst/>
+                    </a:prstGeom>
+                  </pic:spPr>
+                </pic:pic>
+              </a:graphicData>
+            </a:graphic>
+          </wp:inline>
+        </w:drawing>
+      </w:r>
+    </w:p>
+    <w:p>
+      <w:pPr>
+        <w:spacing w:after="140" w:line="340"/>
+        <w:jc w:val="both"/>
+      </w:pPr>
+      <w:r>
+        <w:rPr>
+          <w:rFonts w:ascii="Times New Roman" w:cs="Times New Roman" w:eastAsia="Times New Roman" w:hAnsi="Times New Roman"/>
+          <w:b/>
+          <w:bCs/>
+          <w:i w:val="false"/>
+          <w:iCs w:val="false"/>
+          <w:sz w:val="24"/>
+          <w:szCs w:val="24"/>
+        </w:rPr>
+        <w:t xml:space="preserve">Figure 3.2 — Study flow.</w:t>
       </w:r>
     </w:p>
     <w:tbl>
@@ -13912,7 +14198,7 @@
           <w:sz w:val="24"/>
           <w:szCs w:val="24"/>
         </w:rPr>
-        <w:t xml:space="preserve">Figure 3.2 — Participant flow.</w:t>
+        <w:t xml:space="preserve">Figure 3.3 — Participant flow.</w:t>
       </w:r>
     </w:p>
     <w:tbl>
@@ -16899,325 +17185,53 @@
           <w:sz w:val="24"/>
           <w:szCs w:val="24"/>
         </w:rPr>
-        <w:t xml:space="preserve">Figure 3.3 — Why the colour ordering must reverse between polarities, and what that tests.</w:t>
-      </w:r>
-    </w:p>
-    <w:tbl>
-      <w:tblPr>
-        <w:tblW w:type="dxa" w:w="7200"/>
+        <w:t xml:space="preserve">Figure 3.4 — Why the colour ordering must reverse between polarities, and what that tests.</w:t>
+      </w:r>
+    </w:p>
+    <w:p>
+      <w:pPr>
+        <w:spacing w:after="140" w:before="120"/>
         <w:jc w:val="center"/>
-        <w:tblBorders>
-          <w:top w:val="single" w:color="5A6B7C" w:sz="6"/>
-          <w:left w:val="single" w:color="5A6B7C" w:sz="6"/>
-          <w:bottom w:val="single" w:color="5A6B7C" w:sz="6"/>
-          <w:right w:val="single" w:color="5A6B7C" w:sz="6"/>
-          <w:insideH w:val="none" w:color="FFFFFF" w:sz="0"/>
-          <w:insideV w:val="none" w:color="FFFFFF" w:sz="0"/>
-        </w:tblBorders>
-      </w:tblPr>
-      <w:tblGrid>
-        <w:gridCol w:w="7200"/>
-      </w:tblGrid>
-      <w:tr>
-        <w:tc>
-          <w:tcPr>
-            <w:tcW w:type="dxa" w:w="7200"/>
-            <w:shd w:fill="EEF3FA" w:color="auto" w:val="clear"/>
-            <w:tcMar>
-              <w:top w:type="dxa" w:w="80"/>
-              <w:left w:type="dxa" w:w="140"/>
-              <w:bottom w:type="dxa" w:w="80"/>
-              <w:right w:type="dxa" w:w="140"/>
-            </w:tcMar>
-          </w:tcPr>
-          <w:p>
-            <w:pPr>
-              <w:spacing w:after="0" w:before="0" w:line="240"/>
-              <w:jc w:val="center"/>
-            </w:pPr>
-            <w:r>
-              <w:rPr>
-                <w:rFonts w:ascii="Times New Roman" w:cs="Times New Roman" w:eastAsia="Times New Roman" w:hAnsi="Times New Roman"/>
-                <w:b w:val="false"/>
-                <w:bCs w:val="false"/>
-                <w:i w:val="false"/>
-                <w:iCs w:val="false"/>
-                <w:sz w:val="20"/>
-                <w:szCs w:val="20"/>
-              </w:rPr>
-              <w:t xml:space="preserve">On a white field, contrast = 1.05 / (L + 0.05) — FALLS as the text lightens</w:t>
-            </w:r>
-          </w:p>
-        </w:tc>
-      </w:tr>
-    </w:tbl>
-    <w:p>
-      <w:pPr>
-        <w:spacing w:after="0" w:before="0"/>
-        <w:jc w:val="center"/>
-      </w:pPr>
-      <w:r>
-        <w:rPr>
-          <w:rFonts w:ascii="Times New Roman" w:cs="Times New Roman" w:eastAsia="Times New Roman" w:hAnsi="Times New Roman"/>
-          <w:color w:val="5A6B7C"/>
-          <w:sz w:val="26"/>
-          <w:szCs w:val="26"/>
-        </w:rPr>
-        <w:t xml:space="preserve">↓</w:t>
-      </w:r>
-    </w:p>
-    <w:tbl>
-      <w:tblPr>
-        <w:tblW w:type="dxa" w:w="7200"/>
-        <w:jc w:val="center"/>
-        <w:tblBorders>
-          <w:top w:val="single" w:color="5A6B7C" w:sz="6"/>
-          <w:left w:val="single" w:color="5A6B7C" w:sz="6"/>
-          <w:bottom w:val="single" w:color="5A6B7C" w:sz="6"/>
-          <w:right w:val="single" w:color="5A6B7C" w:sz="6"/>
-          <w:insideH w:val="none" w:color="FFFFFF" w:sz="0"/>
-          <w:insideV w:val="none" w:color="FFFFFF" w:sz="0"/>
-        </w:tblBorders>
-      </w:tblPr>
-      <w:tblGrid>
-        <w:gridCol w:w="7200"/>
-      </w:tblGrid>
-      <w:tr>
-        <w:tc>
-          <w:tcPr>
-            <w:tcW w:type="dxa" w:w="7200"/>
-            <w:shd w:fill="EEF3FA" w:color="auto" w:val="clear"/>
-            <w:tcMar>
-              <w:top w:type="dxa" w:w="80"/>
-              <w:left w:type="dxa" w:w="140"/>
-              <w:bottom w:type="dxa" w:w="80"/>
-              <w:right w:type="dxa" w:w="140"/>
-            </w:tcMar>
-          </w:tcPr>
-          <w:p>
-            <w:pPr>
-              <w:spacing w:after="0" w:before="0" w:line="240"/>
-              <w:jc w:val="center"/>
-            </w:pPr>
-            <w:r>
-              <w:rPr>
-                <w:rFonts w:ascii="Times New Roman" w:cs="Times New Roman" w:eastAsia="Times New Roman" w:hAnsi="Times New Roman"/>
-                <w:b w:val="false"/>
-                <w:bCs w:val="false"/>
-                <w:i w:val="false"/>
-                <w:iCs w:val="false"/>
-                <w:sz w:val="20"/>
-                <w:szCs w:val="20"/>
-              </w:rPr>
-              <w:t xml:space="preserve">On a black field, contrast = (L + 0.05) / 0.05 — RISES as the text lightens</w:t>
-            </w:r>
-          </w:p>
-        </w:tc>
-      </w:tr>
-    </w:tbl>
-    <w:p>
-      <w:pPr>
-        <w:spacing w:after="0" w:before="0"/>
-        <w:jc w:val="center"/>
-      </w:pPr>
-      <w:r>
-        <w:rPr>
-          <w:rFonts w:ascii="Times New Roman" w:cs="Times New Roman" w:eastAsia="Times New Roman" w:hAnsi="Times New Roman"/>
-          <w:color w:val="5A6B7C"/>
-          <w:sz w:val="26"/>
-          <w:szCs w:val="26"/>
-        </w:rPr>
-        <w:t xml:space="preserve">↓</w:t>
-      </w:r>
-    </w:p>
-    <w:tbl>
-      <w:tblPr>
-        <w:tblW w:type="dxa" w:w="7200"/>
-        <w:jc w:val="center"/>
-        <w:tblBorders>
-          <w:top w:val="single" w:color="5A6B7C" w:sz="6"/>
-          <w:left w:val="single" w:color="5A6B7C" w:sz="6"/>
-          <w:bottom w:val="single" w:color="5A6B7C" w:sz="6"/>
-          <w:right w:val="single" w:color="5A6B7C" w:sz="6"/>
-          <w:insideH w:val="none" w:color="FFFFFF" w:sz="0"/>
-          <w:insideV w:val="none" w:color="FFFFFF" w:sz="0"/>
-        </w:tblBorders>
-      </w:tblPr>
-      <w:tblGrid>
-        <w:gridCol w:w="7200"/>
-      </w:tblGrid>
-      <w:tr>
-        <w:tc>
-          <w:tcPr>
-            <w:tcW w:type="dxa" w:w="7200"/>
-            <w:shd w:fill="EEF3FA" w:color="auto" w:val="clear"/>
-            <w:tcMar>
-              <w:top w:type="dxa" w:w="80"/>
-              <w:left w:type="dxa" w:w="140"/>
-              <w:bottom w:type="dxa" w:w="80"/>
-              <w:right w:type="dxa" w:w="140"/>
-            </w:tcMar>
-          </w:tcPr>
-          <w:p>
-            <w:pPr>
-              <w:spacing w:after="0" w:before="0" w:line="240"/>
-              <w:jc w:val="center"/>
-            </w:pPr>
-            <w:r>
-              <w:rPr>
-                <w:rFonts w:ascii="Times New Roman" w:cs="Times New Roman" w:eastAsia="Times New Roman" w:hAnsi="Times New Roman"/>
-                <w:b w:val="false"/>
-                <w:bCs w:val="false"/>
-                <w:i w:val="false"/>
-                <w:iCs w:val="false"/>
-                <w:sz w:val="20"/>
-                <w:szCs w:val="20"/>
-              </w:rPr>
-              <w:t xml:space="preserve">Both depend on the same relative luminance L, so the two rank orders are exact reverses</w:t>
-            </w:r>
-          </w:p>
-        </w:tc>
-      </w:tr>
-    </w:tbl>
-    <w:p>
-      <w:pPr>
-        <w:spacing w:after="0" w:before="0"/>
-        <w:jc w:val="center"/>
-      </w:pPr>
-      <w:r>
-        <w:rPr>
-          <w:rFonts w:ascii="Times New Roman" w:cs="Times New Roman" w:eastAsia="Times New Roman" w:hAnsi="Times New Roman"/>
-          <w:color w:val="5A6B7C"/>
-          <w:sz w:val="26"/>
-          <w:szCs w:val="26"/>
-        </w:rPr>
-        <w:t xml:space="preserve">↓</w:t>
-      </w:r>
-    </w:p>
-    <w:tbl>
-      <w:tblPr>
-        <w:tblW w:type="dxa" w:w="7200"/>
-        <w:jc w:val="center"/>
-        <w:tblBorders>
-          <w:top w:val="single" w:color="5A6B7C" w:sz="6"/>
-          <w:left w:val="single" w:color="5A6B7C" w:sz="6"/>
-          <w:bottom w:val="single" w:color="5A6B7C" w:sz="6"/>
-          <w:right w:val="single" w:color="5A6B7C" w:sz="6"/>
-          <w:insideH w:val="none" w:color="FFFFFF" w:sz="0"/>
-          <w:insideV w:val="none" w:color="FFFFFF" w:sz="0"/>
-        </w:tblBorders>
-      </w:tblPr>
-      <w:tblGrid>
-        <w:gridCol w:w="7200"/>
-      </w:tblGrid>
-      <w:tr>
-        <w:tc>
-          <w:tcPr>
-            <w:tcW w:type="dxa" w:w="7200"/>
-            <w:shd w:fill="EEF3FA" w:color="auto" w:val="clear"/>
-            <w:tcMar>
-              <w:top w:type="dxa" w:w="80"/>
-              <w:left w:type="dxa" w:w="140"/>
-              <w:bottom w:type="dxa" w:w="80"/>
-              <w:right w:type="dxa" w:w="140"/>
-            </w:tcMar>
-          </w:tcPr>
-          <w:p>
-            <w:pPr>
-              <w:spacing w:after="0" w:before="0" w:line="240"/>
-              <w:jc w:val="center"/>
-            </w:pPr>
-            <w:r>
-              <w:rPr>
-                <w:rFonts w:ascii="Times New Roman" w:cs="Times New Roman" w:eastAsia="Times New Roman" w:hAnsi="Times New Roman"/>
-                <w:b w:val="false"/>
-                <w:bCs w:val="false"/>
-                <w:i w:val="false"/>
-                <w:iCs w:val="false"/>
-                <w:sz w:val="20"/>
-                <w:szCs w:val="20"/>
-              </w:rPr>
-              <w:t xml:space="preserve">If colour acts THROUGH contrast: the colour ordering crosses over between polarities</w:t>
-            </w:r>
-          </w:p>
-        </w:tc>
-      </w:tr>
-    </w:tbl>
-    <w:p>
-      <w:pPr>
-        <w:spacing w:after="0" w:before="0"/>
-        <w:jc w:val="center"/>
-      </w:pPr>
-      <w:r>
-        <w:rPr>
-          <w:rFonts w:ascii="Times New Roman" w:cs="Times New Roman" w:eastAsia="Times New Roman" w:hAnsi="Times New Roman"/>
-          <w:color w:val="5A6B7C"/>
-          <w:sz w:val="26"/>
-          <w:szCs w:val="26"/>
-        </w:rPr>
-        <w:t xml:space="preserve">↓</w:t>
-      </w:r>
-    </w:p>
-    <w:tbl>
-      <w:tblPr>
-        <w:tblW w:type="dxa" w:w="7200"/>
-        <w:jc w:val="center"/>
-        <w:tblBorders>
-          <w:top w:val="single" w:color="5A6B7C" w:sz="6"/>
-          <w:left w:val="single" w:color="5A6B7C" w:sz="6"/>
-          <w:bottom w:val="single" w:color="5A6B7C" w:sz="6"/>
-          <w:right w:val="single" w:color="5A6B7C" w:sz="6"/>
-          <w:insideH w:val="none" w:color="FFFFFF" w:sz="0"/>
-          <w:insideV w:val="none" w:color="FFFFFF" w:sz="0"/>
-        </w:tblBorders>
-      </w:tblPr>
-      <w:tblGrid>
-        <w:gridCol w:w="7200"/>
-      </w:tblGrid>
-      <w:tr>
-        <w:tc>
-          <w:tcPr>
-            <w:tcW w:type="dxa" w:w="7200"/>
-            <w:shd w:fill="EEF3FA" w:color="auto" w:val="clear"/>
-            <w:tcMar>
-              <w:top w:type="dxa" w:w="80"/>
-              <w:left w:type="dxa" w:w="140"/>
-              <w:bottom w:type="dxa" w:w="80"/>
-              <w:right w:type="dxa" w:w="140"/>
-            </w:tcMar>
-          </w:tcPr>
-          <w:p>
-            <w:pPr>
-              <w:spacing w:after="0" w:before="0" w:line="240"/>
-              <w:jc w:val="center"/>
-            </w:pPr>
-            <w:r>
-              <w:rPr>
-                <w:rFonts w:ascii="Times New Roman" w:cs="Times New Roman" w:eastAsia="Times New Roman" w:hAnsi="Times New Roman"/>
-                <w:b w:val="false"/>
-                <w:bCs w:val="false"/>
-                <w:i w:val="false"/>
-                <w:iCs w:val="false"/>
-                <w:sz w:val="20"/>
-                <w:szCs w:val="20"/>
-              </w:rPr>
-              <w:t xml:space="preserve">If a residual hue effect exists: the ordering is preserved and the lines stay parallel</w:t>
-            </w:r>
-          </w:p>
-        </w:tc>
-      </w:tr>
-    </w:tbl>
-    <w:p>
-      <w:pPr>
-        <w:spacing w:after="160"/>
-      </w:pPr>
-      <w:r>
-        <w:rPr>
-          <w:rFonts w:ascii="Times New Roman" w:cs="Times New Roman" w:eastAsia="Times New Roman" w:hAnsi="Times New Roman"/>
-          <w:sz w:val="24"/>
-          <w:szCs w:val="24"/>
-        </w:rPr>
-        <w:t xml:space="preserve"/>
+      </w:pPr>
+      <w:r>
+        <w:drawing>
+          <wp:inline distT="0" distB="0" distL="0" distR="0">
+            <wp:extent cx="4000500" cy="2390775"/>
+            <wp:effectExtent t="0" r="0" b="0" l="0"/>
+            <wp:docPr id="1" name="" descr="" title=""/>
+            <wp:cNvGraphicFramePr>
+              <a:graphicFrameLocks xmlns:a="http://schemas.openxmlformats.org/drawingml/2006/main" noChangeAspect="1"/>
+            </wp:cNvGraphicFramePr>
+            <a:graphic xmlns:a="http://schemas.openxmlformats.org/drawingml/2006/main">
+              <a:graphicData uri="http://schemas.openxmlformats.org/drawingml/2006/picture">
+                <pic:pic xmlns:pic="http://schemas.openxmlformats.org/drawingml/2006/picture">
+                  <pic:nvPicPr>
+                    <pic:cNvPr id="0" name="" descr=""/>
+                    <pic:cNvPicPr>
+                      <a:picLocks noChangeAspect="1" noChangeArrowheads="1"/>
+                    </pic:cNvPicPr>
+                  </pic:nvPicPr>
+                  <pic:blipFill>
+                    <a:blip r:embed="rId8" cstate="none"/>
+                    <a:srcRect/>
+                    <a:stretch>
+                      <a:fillRect/>
+                    </a:stretch>
+                  </pic:blipFill>
+                  <pic:spPr bwMode="auto">
+                    <a:xfrm>
+                      <a:off x="0" y="0"/>
+                      <a:ext cx="4000500" cy="2390775"/>
+                    </a:xfrm>
+                    <a:prstGeom prst="rect">
+                      <a:avLst/>
+                    </a:prstGeom>
+                  </pic:spPr>
+                </pic:pic>
+              </a:graphicData>
+            </a:graphic>
+          </wp:inline>
+        </w:drawing>
       </w:r>
     </w:p>
     <w:p>
@@ -17345,356 +17359,53 @@
           <w:sz w:val="24"/>
           <w:szCs w:val="24"/>
         </w:rPr>
-        <w:t xml:space="preserve">Figure 3.4 — How a blink is classified, and what makes one incomplete.</w:t>
-      </w:r>
-    </w:p>
-    <w:tbl>
-      <w:tblPr>
-        <w:tblW w:type="dxa" w:w="7200"/>
+        <w:t xml:space="preserve">Figure 3.5 — How a blink is classified, and what makes one incomplete.</w:t>
+      </w:r>
+    </w:p>
+    <w:p>
+      <w:pPr>
+        <w:spacing w:after="140" w:before="120"/>
         <w:jc w:val="center"/>
-        <w:tblBorders>
-          <w:top w:val="single" w:color="5A6B7C" w:sz="6"/>
-          <w:left w:val="single" w:color="5A6B7C" w:sz="6"/>
-          <w:bottom w:val="single" w:color="5A6B7C" w:sz="6"/>
-          <w:right w:val="single" w:color="5A6B7C" w:sz="6"/>
-          <w:insideH w:val="none" w:color="FFFFFF" w:sz="0"/>
-          <w:insideV w:val="none" w:color="FFFFFF" w:sz="0"/>
-        </w:tblBorders>
-      </w:tblPr>
-      <w:tblGrid>
-        <w:gridCol w:w="7200"/>
-      </w:tblGrid>
-      <w:tr>
-        <w:tc>
-          <w:tcPr>
-            <w:tcW w:type="dxa" w:w="7200"/>
-            <w:shd w:fill="EEF3FA" w:color="auto" w:val="clear"/>
-            <w:tcMar>
-              <w:top w:type="dxa" w:w="80"/>
-              <w:left w:type="dxa" w:w="140"/>
-              <w:bottom w:type="dxa" w:w="80"/>
-              <w:right w:type="dxa" w:w="140"/>
-            </w:tcMar>
-          </w:tcPr>
-          <w:p>
-            <w:pPr>
-              <w:spacing w:after="0" w:before="0" w:line="240"/>
-              <w:jc w:val="center"/>
-            </w:pPr>
-            <w:r>
-              <w:rPr>
-                <w:rFonts w:ascii="Times New Roman" w:cs="Times New Roman" w:eastAsia="Times New Roman" w:hAnsi="Times New Roman"/>
-                <w:b w:val="false"/>
-                <w:bCs w:val="false"/>
-                <w:i w:val="false"/>
-                <w:iCs w:val="false"/>
-                <w:sz w:val="20"/>
-                <w:szCs w:val="20"/>
-              </w:rPr>
-              <w:t xml:space="preserve">Eye aspect ratio is tracked continuously and normalised to the participant's own open-eye baseline</w:t>
-            </w:r>
-          </w:p>
-        </w:tc>
-      </w:tr>
-    </w:tbl>
-    <w:p>
-      <w:pPr>
-        <w:spacing w:after="0" w:before="0"/>
-        <w:jc w:val="center"/>
-      </w:pPr>
-      <w:r>
-        <w:rPr>
-          <w:rFonts w:ascii="Times New Roman" w:cs="Times New Roman" w:eastAsia="Times New Roman" w:hAnsi="Times New Roman"/>
-          <w:color w:val="5A6B7C"/>
-          <w:sz w:val="26"/>
-          <w:szCs w:val="26"/>
-        </w:rPr>
-        <w:t xml:space="preserve">↓</w:t>
-      </w:r>
-    </w:p>
-    <w:tbl>
-      <w:tblPr>
-        <w:tblW w:type="dxa" w:w="7200"/>
-        <w:jc w:val="center"/>
-        <w:tblBorders>
-          <w:top w:val="single" w:color="5A6B7C" w:sz="6"/>
-          <w:left w:val="single" w:color="5A6B7C" w:sz="6"/>
-          <w:bottom w:val="single" w:color="5A6B7C" w:sz="6"/>
-          <w:right w:val="single" w:color="5A6B7C" w:sz="6"/>
-          <w:insideH w:val="none" w:color="FFFFFF" w:sz="0"/>
-          <w:insideV w:val="none" w:color="FFFFFF" w:sz="0"/>
-        </w:tblBorders>
-      </w:tblPr>
-      <w:tblGrid>
-        <w:gridCol w:w="7200"/>
-      </w:tblGrid>
-      <w:tr>
-        <w:tc>
-          <w:tcPr>
-            <w:tcW w:type="dxa" w:w="7200"/>
-            <w:shd w:fill="EEF3FA" w:color="auto" w:val="clear"/>
-            <w:tcMar>
-              <w:top w:type="dxa" w:w="80"/>
-              <w:left w:type="dxa" w:w="140"/>
-              <w:bottom w:type="dxa" w:w="80"/>
-              <w:right w:type="dxa" w:w="140"/>
-            </w:tcMar>
-          </w:tcPr>
-          <w:p>
-            <w:pPr>
-              <w:spacing w:after="0" w:before="0" w:line="240"/>
-              <w:jc w:val="center"/>
-            </w:pPr>
-            <w:r>
-              <w:rPr>
-                <w:rFonts w:ascii="Times New Roman" w:cs="Times New Roman" w:eastAsia="Times New Roman" w:hAnsi="Times New Roman"/>
-                <w:b w:val="false"/>
-                <w:bCs w:val="false"/>
-                <w:i w:val="false"/>
-                <w:iCs w:val="false"/>
-                <w:sz w:val="20"/>
-                <w:szCs w:val="20"/>
-              </w:rPr>
-              <w:t xml:space="preserve">A blink begins when the ratio falls below 0.75 of that baseline</w:t>
-            </w:r>
-          </w:p>
-        </w:tc>
-      </w:tr>
-    </w:tbl>
-    <w:p>
-      <w:pPr>
-        <w:spacing w:after="0" w:before="0"/>
-        <w:jc w:val="center"/>
-      </w:pPr>
-      <w:r>
-        <w:rPr>
-          <w:rFonts w:ascii="Times New Roman" w:cs="Times New Roman" w:eastAsia="Times New Roman" w:hAnsi="Times New Roman"/>
-          <w:color w:val="5A6B7C"/>
-          <w:sz w:val="26"/>
-          <w:szCs w:val="26"/>
-        </w:rPr>
-        <w:t xml:space="preserve">↓</w:t>
-      </w:r>
-    </w:p>
-    <w:tbl>
-      <w:tblPr>
-        <w:tblW w:type="dxa" w:w="8626"/>
-        <w:jc w:val="center"/>
-        <w:tblBorders>
-          <w:top w:val="single" w:color="5A6B7C" w:sz="6"/>
-          <w:left w:val="single" w:color="5A6B7C" w:sz="6"/>
-          <w:bottom w:val="single" w:color="5A6B7C" w:sz="6"/>
-          <w:right w:val="single" w:color="5A6B7C" w:sz="6"/>
-          <w:insideH w:val="single" w:color="9FB3C8" w:sz="4"/>
-          <w:insideV w:val="single" w:color="9FB3C8" w:sz="4"/>
-        </w:tblBorders>
-      </w:tblPr>
-      <w:tblGrid>
-        <w:gridCol w:w="4313"/>
-        <w:gridCol w:w="4313"/>
-      </w:tblGrid>
-      <w:tr>
-        <w:tc>
-          <w:tcPr>
-            <w:tcW w:type="dxa" w:w="4313"/>
-            <w:shd w:fill="EEF3FA" w:color="auto" w:val="clear"/>
-            <w:tcMar>
-              <w:top w:type="dxa" w:w="80"/>
-              <w:left w:type="dxa" w:w="120"/>
-              <w:bottom w:type="dxa" w:w="80"/>
-              <w:right w:type="dxa" w:w="120"/>
-            </w:tcMar>
-          </w:tcPr>
-          <w:p>
-            <w:pPr>
-              <w:spacing w:after="0" w:before="0" w:line="240"/>
-              <w:jc w:val="center"/>
-            </w:pPr>
-            <w:r>
-              <w:rPr>
-                <w:rFonts w:ascii="Times New Roman" w:cs="Times New Roman" w:eastAsia="Times New Roman" w:hAnsi="Times New Roman"/>
-                <w:b w:val="false"/>
-                <w:bCs w:val="false"/>
-                <w:i w:val="false"/>
-                <w:iCs w:val="false"/>
-                <w:sz w:val="20"/>
-                <w:szCs w:val="20"/>
-              </w:rPr>
-              <w:t xml:space="preserve">Reaches below 0.60 → COMPLETE blink</w:t>
-            </w:r>
-          </w:p>
-        </w:tc>
-        <w:tc>
-          <w:tcPr>
-            <w:tcW w:type="dxa" w:w="4313"/>
-            <w:shd w:fill="EEF3FA" w:color="auto" w:val="clear"/>
-            <w:tcMar>
-              <w:top w:type="dxa" w:w="80"/>
-              <w:left w:type="dxa" w:w="120"/>
-              <w:bottom w:type="dxa" w:w="80"/>
-              <w:right w:type="dxa" w:w="120"/>
-            </w:tcMar>
-          </w:tcPr>
-          <w:p>
-            <w:pPr>
-              <w:spacing w:after="0" w:before="0" w:line="240"/>
-              <w:jc w:val="center"/>
-            </w:pPr>
-            <w:r>
-              <w:rPr>
-                <w:rFonts w:ascii="Times New Roman" w:cs="Times New Roman" w:eastAsia="Times New Roman" w:hAnsi="Times New Roman"/>
-                <w:b w:val="false"/>
-                <w:bCs w:val="false"/>
-                <w:i w:val="false"/>
-                <w:iCs w:val="false"/>
-                <w:sz w:val="20"/>
-                <w:szCs w:val="20"/>
-              </w:rPr>
-              <w:t xml:space="preserve">Bottoms out between 0.60 and 0.75 → INCOMPLETE blink</w:t>
-            </w:r>
-          </w:p>
-        </w:tc>
-      </w:tr>
-    </w:tbl>
-    <w:p>
-      <w:pPr>
-        <w:spacing w:after="0" w:before="0"/>
-        <w:jc w:val="center"/>
-      </w:pPr>
-      <w:r>
-        <w:rPr>
-          <w:rFonts w:ascii="Times New Roman" w:cs="Times New Roman" w:eastAsia="Times New Roman" w:hAnsi="Times New Roman"/>
-          <w:color w:val="5A6B7C"/>
-          <w:sz w:val="26"/>
-          <w:szCs w:val="26"/>
-        </w:rPr>
-        <w:t xml:space="preserve">↓</w:t>
-      </w:r>
-    </w:p>
-    <w:tbl>
-      <w:tblPr>
-        <w:tblW w:type="dxa" w:w="7200"/>
-        <w:jc w:val="center"/>
-        <w:tblBorders>
-          <w:top w:val="single" w:color="5A6B7C" w:sz="6"/>
-          <w:left w:val="single" w:color="5A6B7C" w:sz="6"/>
-          <w:bottom w:val="single" w:color="5A6B7C" w:sz="6"/>
-          <w:right w:val="single" w:color="5A6B7C" w:sz="6"/>
-          <w:insideH w:val="none" w:color="FFFFFF" w:sz="0"/>
-          <w:insideV w:val="none" w:color="FFFFFF" w:sz="0"/>
-        </w:tblBorders>
-      </w:tblPr>
-      <w:tblGrid>
-        <w:gridCol w:w="7200"/>
-      </w:tblGrid>
-      <w:tr>
-        <w:tc>
-          <w:tcPr>
-            <w:tcW w:type="dxa" w:w="7200"/>
-            <w:shd w:fill="EEF3FA" w:color="auto" w:val="clear"/>
-            <w:tcMar>
-              <w:top w:type="dxa" w:w="80"/>
-              <w:left w:type="dxa" w:w="140"/>
-              <w:bottom w:type="dxa" w:w="80"/>
-              <w:right w:type="dxa" w:w="140"/>
-            </w:tcMar>
-          </w:tcPr>
-          <w:p>
-            <w:pPr>
-              <w:spacing w:after="0" w:before="0" w:line="240"/>
-              <w:jc w:val="center"/>
-            </w:pPr>
-            <w:r>
-              <w:rPr>
-                <w:rFonts w:ascii="Times New Roman" w:cs="Times New Roman" w:eastAsia="Times New Roman" w:hAnsi="Times New Roman"/>
-                <w:b w:val="false"/>
-                <w:bCs w:val="false"/>
-                <w:i w:val="false"/>
-                <w:iCs w:val="false"/>
-                <w:sz w:val="20"/>
-                <w:szCs w:val="20"/>
-              </w:rPr>
-              <w:t xml:space="preserve">Incomplete-blink ratio = incomplete blinks ÷ all blinks — the primary outcome</w:t>
-            </w:r>
-          </w:p>
-        </w:tc>
-      </w:tr>
-    </w:tbl>
-    <w:p>
-      <w:pPr>
-        <w:spacing w:after="0" w:before="0"/>
-        <w:jc w:val="center"/>
-      </w:pPr>
-      <w:r>
-        <w:rPr>
-          <w:rFonts w:ascii="Times New Roman" w:cs="Times New Roman" w:eastAsia="Times New Roman" w:hAnsi="Times New Roman"/>
-          <w:color w:val="5A6B7C"/>
-          <w:sz w:val="26"/>
-          <w:szCs w:val="26"/>
-        </w:rPr>
-        <w:t xml:space="preserve">↓</w:t>
-      </w:r>
-    </w:p>
-    <w:tbl>
-      <w:tblPr>
-        <w:tblW w:type="dxa" w:w="7200"/>
-        <w:jc w:val="center"/>
-        <w:tblBorders>
-          <w:top w:val="single" w:color="5A6B7C" w:sz="6"/>
-          <w:left w:val="single" w:color="5A6B7C" w:sz="6"/>
-          <w:bottom w:val="single" w:color="5A6B7C" w:sz="6"/>
-          <w:right w:val="single" w:color="5A6B7C" w:sz="6"/>
-          <w:insideH w:val="none" w:color="FFFFFF" w:sz="0"/>
-          <w:insideV w:val="none" w:color="FFFFFF" w:sz="0"/>
-        </w:tblBorders>
-      </w:tblPr>
-      <w:tblGrid>
-        <w:gridCol w:w="7200"/>
-      </w:tblGrid>
-      <w:tr>
-        <w:tc>
-          <w:tcPr>
-            <w:tcW w:type="dxa" w:w="7200"/>
-            <w:shd w:fill="EEF3FA" w:color="auto" w:val="clear"/>
-            <w:tcMar>
-              <w:top w:type="dxa" w:w="80"/>
-              <w:left w:type="dxa" w:w="140"/>
-              <w:bottom w:type="dxa" w:w="80"/>
-              <w:right w:type="dxa" w:w="140"/>
-            </w:tcMar>
-          </w:tcPr>
-          <w:p>
-            <w:pPr>
-              <w:spacing w:after="0" w:before="0" w:line="240"/>
-              <w:jc w:val="center"/>
-            </w:pPr>
-            <w:r>
-              <w:rPr>
-                <w:rFonts w:ascii="Times New Roman" w:cs="Times New Roman" w:eastAsia="Times New Roman" w:hAnsi="Times New Roman"/>
-                <w:b w:val="false"/>
-                <w:bCs w:val="false"/>
-                <w:i w:val="false"/>
-                <w:iCs w:val="false"/>
-                <w:sz w:val="20"/>
-                <w:szCs w:val="20"/>
-              </w:rPr>
-              <w:t xml:space="preserve">Because classification depends on catching the frame at minimum aperture, the achieved frame rate is recorded per condition and gates the measure</w:t>
-            </w:r>
-          </w:p>
-        </w:tc>
-      </w:tr>
-    </w:tbl>
-    <w:p>
-      <w:pPr>
-        <w:spacing w:after="160"/>
-      </w:pPr>
-      <w:r>
-        <w:rPr>
-          <w:rFonts w:ascii="Times New Roman" w:cs="Times New Roman" w:eastAsia="Times New Roman" w:hAnsi="Times New Roman"/>
-          <w:sz w:val="24"/>
-          <w:szCs w:val="24"/>
-        </w:rPr>
-        <w:t xml:space="preserve"/>
+      </w:pPr>
+      <w:r>
+        <w:drawing>
+          <wp:inline distT="0" distB="0" distL="0" distR="0">
+            <wp:extent cx="4000500" cy="1809750"/>
+            <wp:effectExtent t="0" r="0" b="0" l="0"/>
+            <wp:docPr id="1" name="" descr="" title=""/>
+            <wp:cNvGraphicFramePr>
+              <a:graphicFrameLocks xmlns:a="http://schemas.openxmlformats.org/drawingml/2006/main" noChangeAspect="1"/>
+            </wp:cNvGraphicFramePr>
+            <a:graphic xmlns:a="http://schemas.openxmlformats.org/drawingml/2006/main">
+              <a:graphicData uri="http://schemas.openxmlformats.org/drawingml/2006/picture">
+                <pic:pic xmlns:pic="http://schemas.openxmlformats.org/drawingml/2006/picture">
+                  <pic:nvPicPr>
+                    <pic:cNvPr id="0" name="" descr=""/>
+                    <pic:cNvPicPr>
+                      <a:picLocks noChangeAspect="1" noChangeArrowheads="1"/>
+                    </pic:cNvPicPr>
+                  </pic:nvPicPr>
+                  <pic:blipFill>
+                    <a:blip r:embed="rId9" cstate="none"/>
+                    <a:srcRect/>
+                    <a:stretch>
+                      <a:fillRect/>
+                    </a:stretch>
+                  </pic:blipFill>
+                  <pic:spPr bwMode="auto">
+                    <a:xfrm>
+                      <a:off x="0" y="0"/>
+                      <a:ext cx="4000500" cy="1809750"/>
+                    </a:xfrm>
+                    <a:prstGeom prst="rect">
+                      <a:avLst/>
+                    </a:prstGeom>
+                  </pic:spPr>
+                </pic:pic>
+              </a:graphicData>
+            </a:graphic>
+          </wp:inline>
+        </w:drawing>
       </w:r>
     </w:p>
     <w:p>
@@ -20710,6 +20421,72 @@
           <w:szCs w:val="24"/>
         </w:rPr>
         <w:t xml:space="preserve">(6), 662–673. https://doi.org/10.1016/j.jclinepi.2015.01.015</w:t>
+      </w:r>
+    </w:p>
+    <w:p>
+      <w:pPr>
+        <w:spacing w:after="140" w:line="340"/>
+        <w:jc w:val="both"/>
+      </w:pPr>
+      <w:r>
+        <w:rPr>
+          <w:rFonts w:ascii="Times New Roman" w:cs="Times New Roman" w:eastAsia="Times New Roman" w:hAnsi="Times New Roman"/>
+          <w:b w:val="false"/>
+          <w:bCs w:val="false"/>
+          <w:i w:val="false"/>
+          <w:iCs w:val="false"/>
+          <w:sz w:val="24"/>
+          <w:szCs w:val="24"/>
+        </w:rPr>
+        <w:t xml:space="preserve">Sengsoon, P., &amp; Intaruk, R. (2025). Immediate effects of light mode and dark mode features on visual fatigue in tablet users. </w:t>
+      </w:r>
+      <w:r>
+        <w:rPr>
+          <w:rFonts w:ascii="Times New Roman" w:cs="Times New Roman" w:eastAsia="Times New Roman" w:hAnsi="Times New Roman"/>
+          <w:b w:val="false"/>
+          <w:bCs w:val="false"/>
+          <w:i/>
+          <w:iCs/>
+          <w:sz w:val="24"/>
+          <w:szCs w:val="24"/>
+        </w:rPr>
+        <w:t xml:space="preserve">International Journal of Environmental Research and Public Health</w:t>
+      </w:r>
+      <w:r>
+        <w:rPr>
+          <w:rFonts w:ascii="Times New Roman" w:cs="Times New Roman" w:eastAsia="Times New Roman" w:hAnsi="Times New Roman"/>
+          <w:b w:val="false"/>
+          <w:bCs w:val="false"/>
+          <w:i w:val="false"/>
+          <w:iCs w:val="false"/>
+          <w:sz w:val="24"/>
+          <w:szCs w:val="24"/>
+        </w:rPr>
+        <w:t xml:space="preserve">, </w:t>
+      </w:r>
+      <w:r>
+        <w:rPr>
+          <w:rFonts w:ascii="Times New Roman" w:cs="Times New Roman" w:eastAsia="Times New Roman" w:hAnsi="Times New Roman"/>
+          <w:b w:val="false"/>
+          <w:bCs w:val="false"/>
+          <w:i/>
+          <w:iCs/>
+          <w:sz w:val="24"/>
+          <w:szCs w:val="24"/>
+        </w:rPr>
+        <w:t xml:space="preserve">22</w:t>
+      </w:r>
+      <w:r>
+        <w:rPr>
+          <w:rFonts w:ascii="Times New Roman" w:cs="Times New Roman" w:eastAsia="Times New Roman" w:hAnsi="Times New Roman"/>
+          <w:b w:val="false"/>
+          <w:bCs w:val="false"/>
+          <w:i w:val="false"/>
+          <w:iCs w:val="false"/>
+          <w:sz w:val="24"/>
+          <w:szCs w:val="24"/>
+        </w:rPr>
+        <w:t xml:space="preserve">(4), 609. https://doi.org/10.3390/ijerph22040609</w:t>
       </w:r>
     </w:p>
     <w:p>

--- a/synopsis/Synopsis_Gyandeep_Nath_AdtU.docx
+++ b/synopsis/Synopsis_Gyandeep_Nath_AdtU.docx
@@ -443,7 +443,55 @@
           <w:sz w:val="24"/>
           <w:szCs w:val="24"/>
         </w:rPr>
-        <w:t xml:space="preserve">Most reading now happens on a screen rather than on paper. Tablets in particular have become a routine medium for study, work and leisure reading, often for hours at a time.</w:t>
+        <w:t xml:space="preserve">Most reading now happens on a screen. Unlike a printed page, a screen emits its own light, and almost every property of what it shows can be altered in software. Four such properties are used throughout. Display polarity describes which element is lighter: </w:t>
+      </w:r>
+      <w:r>
+        <w:rPr>
+          <w:rFonts w:ascii="Times New Roman" w:cs="Times New Roman" w:eastAsia="Times New Roman" w:hAnsi="Times New Roman"/>
+          <w:b w:val="false"/>
+          <w:bCs w:val="false"/>
+          <w:i/>
+          <w:iCs/>
+          <w:sz w:val="24"/>
+          <w:szCs w:val="24"/>
+        </w:rPr>
+        <w:t xml:space="preserve">positive polarity</w:t>
+      </w:r>
+      <w:r>
+        <w:rPr>
+          <w:rFonts w:ascii="Times New Roman" w:cs="Times New Roman" w:eastAsia="Times New Roman" w:hAnsi="Times New Roman"/>
+          <w:b w:val="false"/>
+          <w:bCs w:val="false"/>
+          <w:i w:val="false"/>
+          <w:iCs w:val="false"/>
+          <w:sz w:val="24"/>
+          <w:szCs w:val="24"/>
+        </w:rPr>
+        <w:t xml:space="preserve"> is dark text on a light background, </w:t>
+      </w:r>
+      <w:r>
+        <w:rPr>
+          <w:rFonts w:ascii="Times New Roman" w:cs="Times New Roman" w:eastAsia="Times New Roman" w:hAnsi="Times New Roman"/>
+          <w:b w:val="false"/>
+          <w:bCs w:val="false"/>
+          <w:i/>
+          <w:iCs/>
+          <w:sz w:val="24"/>
+          <w:szCs w:val="24"/>
+        </w:rPr>
+        <w:t xml:space="preserve">negative polarity</w:t>
+      </w:r>
+      <w:r>
+        <w:rPr>
+          <w:rFonts w:ascii="Times New Roman" w:cs="Times New Roman" w:eastAsia="Times New Roman" w:hAnsi="Times New Roman"/>
+          <w:b w:val="false"/>
+          <w:bCs w:val="false"/>
+          <w:i w:val="false"/>
+          <w:iCs w:val="false"/>
+          <w:sz w:val="24"/>
+          <w:szCs w:val="24"/>
+        </w:rPr>
+        <w:t xml:space="preserve"> light text on a dark one, popularly "dark mode". Text colour is the hue of the letters. Luminance is the light the screen emits, and luminance contrast the brightness difference between letters and background — the property that decides whether text is easy to resolve, and not the same thing as colour difference.</w:t>
       </w:r>
     </w:p>
     <w:p>
@@ -461,175 +509,7 @@
           <w:sz w:val="24"/>
           <w:szCs w:val="24"/>
         </w:rPr>
-        <w:t xml:space="preserve">The difference between the two media is more than a matter of habit. A printed page is passive: it reflects whatever light falls on it, and its appearance is fixed once printed. A screen is active: it produces its own light, and almost every property of what it shows can be altered in software. Four such properties matter for this study, and it is worth defining them plainly before they are used again.</w:t>
-      </w:r>
-    </w:p>
-    <w:p>
-      <w:pPr>
-        <w:spacing w:after="140" w:line="340"/>
-        <w:jc w:val="both"/>
-      </w:pPr>
-      <w:r>
-        <w:rPr>
-          <w:rFonts w:ascii="Times New Roman" w:cs="Times New Roman" w:eastAsia="Times New Roman" w:hAnsi="Times New Roman"/>
-          <w:b w:val="false"/>
-          <w:bCs w:val="false"/>
-          <w:i w:val="false"/>
-          <w:iCs w:val="false"/>
-          <w:sz w:val="24"/>
-          <w:szCs w:val="24"/>
-        </w:rPr>
-        <w:t xml:space="preserve">Display polarity describes which of the two elements is lighter. </w:t>
-      </w:r>
-      <w:r>
-        <w:rPr>
-          <w:rFonts w:ascii="Times New Roman" w:cs="Times New Roman" w:eastAsia="Times New Roman" w:hAnsi="Times New Roman"/>
-          <w:b w:val="false"/>
-          <w:bCs w:val="false"/>
-          <w:i/>
-          <w:iCs/>
-          <w:sz w:val="24"/>
-          <w:szCs w:val="24"/>
-        </w:rPr>
-        <w:t xml:space="preserve">Positive polarity</w:t>
-      </w:r>
-      <w:r>
-        <w:rPr>
-          <w:rFonts w:ascii="Times New Roman" w:cs="Times New Roman" w:eastAsia="Times New Roman" w:hAnsi="Times New Roman"/>
-          <w:b w:val="false"/>
-          <w:bCs w:val="false"/>
-          <w:i w:val="false"/>
-          <w:iCs w:val="false"/>
-          <w:sz w:val="24"/>
-          <w:szCs w:val="24"/>
-        </w:rPr>
-        <w:t xml:space="preserve"> means dark text on a light background, the arrangement of a printed book. </w:t>
-      </w:r>
-      <w:r>
-        <w:rPr>
-          <w:rFonts w:ascii="Times New Roman" w:cs="Times New Roman" w:eastAsia="Times New Roman" w:hAnsi="Times New Roman"/>
-          <w:b w:val="false"/>
-          <w:bCs w:val="false"/>
-          <w:i/>
-          <w:iCs/>
-          <w:sz w:val="24"/>
-          <w:szCs w:val="24"/>
-        </w:rPr>
-        <w:t xml:space="preserve">Negative polarity</w:t>
-      </w:r>
-      <w:r>
-        <w:rPr>
-          <w:rFonts w:ascii="Times New Roman" w:cs="Times New Roman" w:eastAsia="Times New Roman" w:hAnsi="Times New Roman"/>
-          <w:b w:val="false"/>
-          <w:bCs w:val="false"/>
-          <w:i w:val="false"/>
-          <w:iCs w:val="false"/>
-          <w:sz w:val="24"/>
-          <w:szCs w:val="24"/>
-        </w:rPr>
-        <w:t xml:space="preserve"> means light text on a dark background, the arrangement popularly known as "dark mode". Text colour (or chromaticity) is the hue of the letters themselves, which need not be black or white. Luminance is the amount of light the screen emits. Luminance contrast is the difference in brightness between the letters and their background, and it is the property that determines whether text is easy or hard to resolve; it is not the same as colour difference, and two colours can look very different yet still be hard to read against one another.</w:t>
-      </w:r>
-    </w:p>
-    <w:p>
-      <w:pPr>
-        <w:spacing w:after="140" w:line="340"/>
-        <w:jc w:val="both"/>
-      </w:pPr>
-      <w:r>
-        <w:rPr>
-          <w:rFonts w:ascii="Times New Roman" w:cs="Times New Roman" w:eastAsia="Times New Roman" w:hAnsi="Times New Roman"/>
-          <w:b w:val="false"/>
-          <w:bCs w:val="false"/>
-          <w:i w:val="false"/>
-          <w:iCs w:val="false"/>
-          <w:sz w:val="24"/>
-          <w:szCs w:val="24"/>
-        </w:rPr>
-        <w:t xml:space="preserve">These four properties are chosen constantly, by interface designers when they build an application and by users every time they switch a theme. The adoption of dark mode across operating systems and applications is the most visible example. Such choices are therefore made at very large scale, yet evidence regarding the effects of combinations of these parameters during prolonged reading remains limited.</w:t>
-      </w:r>
-    </w:p>
-    <w:p>
-      <w:pPr>
-        <w:spacing w:after="140" w:line="340"/>
-        <w:jc w:val="both"/>
-      </w:pPr>
-      <w:r>
-        <w:rPr>
-          <w:rFonts w:ascii="Times New Roman" w:cs="Times New Roman" w:eastAsia="Times New Roman" w:hAnsi="Times New Roman"/>
-          <w:b w:val="false"/>
-          <w:bCs w:val="false"/>
-          <w:i w:val="false"/>
-          <w:iCs w:val="false"/>
-          <w:sz w:val="24"/>
-          <w:szCs w:val="24"/>
-        </w:rPr>
-        <w:t xml:space="preserve">Prolonged screen reading is associated with a recognised pattern of discomfort. Users report that the eyes feel dry, tired, sore or gritty, that vision blurs or takes a moment to refocus when they look up, and that headaches and neck or shoulder ache follow long sessions. When these complaints occur together and are attributable to display use, they are grouped under a single label. Two names are in circulation for the same entity: computer vision syndrome and digital eye strain. The terms are used almost interchangeably, and this document uses digital eye strain for the condition and computer vision syndrome where the literature or an instrument uses that name.</w:t>
-      </w:r>
-    </w:p>
-    <w:p>
-      <w:pPr>
-        <w:spacing w:after="140" w:line="340"/>
-        <w:jc w:val="both"/>
-      </w:pPr>
-      <w:r>
-        <w:rPr>
-          <w:rFonts w:ascii="Times New Roman" w:cs="Times New Roman" w:eastAsia="Times New Roman" w:hAnsi="Times New Roman"/>
-          <w:b w:val="false"/>
-          <w:bCs w:val="false"/>
-          <w:i w:val="false"/>
-          <w:iCs w:val="false"/>
-          <w:sz w:val="24"/>
-          <w:szCs w:val="24"/>
-        </w:rPr>
-        <w:t xml:space="preserve">The condition is common. A systematic review and meta-analysis of 103 cross-sectional studies covering 66,577 participants placed pooled prevalence at 69.0 per cent (95% CI 62.3–75.3), with individual estimates ranging from 12.1 to 97.3 per cent (Ccami-Bernal </w:t>
-      </w:r>
-      <w:r>
-        <w:rPr>
-          <w:rFonts w:ascii="Times New Roman" w:cs="Times New Roman" w:eastAsia="Times New Roman" w:hAnsi="Times New Roman"/>
-          <w:b w:val="false"/>
-          <w:bCs w:val="false"/>
-          <w:i/>
-          <w:iCs/>
-          <w:sz w:val="24"/>
-          <w:szCs w:val="24"/>
-        </w:rPr>
-        <w:t xml:space="preserve">et al.</w:t>
-      </w:r>
-      <w:r>
-        <w:rPr>
-          <w:rFonts w:ascii="Times New Roman" w:cs="Times New Roman" w:eastAsia="Times New Roman" w:hAnsi="Times New Roman"/>
-          <w:b w:val="false"/>
-          <w:bCs w:val="false"/>
-          <w:i w:val="false"/>
-          <w:iCs w:val="false"/>
-          <w:sz w:val="24"/>
-          <w:szCs w:val="24"/>
-        </w:rPr>
-        <w:t xml:space="preserve">, 2024). Prevalence was higher among women (71.4 versus 61.8 per cent) and university students (76.1 per cent), and reviews report a further rise with remote work and study, reaching 50 to 60 per cent among children (Kaur </w:t>
-      </w:r>
-      <w:r>
-        <w:rPr>
-          <w:rFonts w:ascii="Times New Roman" w:cs="Times New Roman" w:eastAsia="Times New Roman" w:hAnsi="Times New Roman"/>
-          <w:b w:val="false"/>
-          <w:bCs w:val="false"/>
-          <w:i/>
-          <w:iCs/>
-          <w:sz w:val="24"/>
-          <w:szCs w:val="24"/>
-        </w:rPr>
-        <w:t xml:space="preserve">et al.</w:t>
-      </w:r>
-      <w:r>
-        <w:rPr>
-          <w:rFonts w:ascii="Times New Roman" w:cs="Times New Roman" w:eastAsia="Times New Roman" w:hAnsi="Times New Roman"/>
-          <w:b w:val="false"/>
-          <w:bCs w:val="false"/>
-          <w:i w:val="false"/>
-          <w:iCs w:val="false"/>
-          <w:sz w:val="24"/>
-          <w:szCs w:val="24"/>
-        </w:rPr>
-        <w:t xml:space="preserve">, 2022). The wide spread between studies is itself informative: case definitions remain unstandardised, and the prevalence synthesis closes by calling for one (Ccami-Bernal </w:t>
+        <w:t xml:space="preserve">Prolonged screen reading is associated with a recognised pattern of discomfort — dry or gritty eyes, blurred vision, slow refocusing, headache and neck ache — grouped as computer vision syndrome or, interchangeably, digital eye strain. Pooled across 103 cross-sectional studies and 66,577 participants, prevalence is 69.0 per cent (95% CI 62.3–75.3), rising to 76.1 per cent among university students (Ccami-Bernal </w:t>
       </w:r>
       <w:r>
         <w:rPr>
@@ -690,61 +570,7 @@
           <w:sz w:val="24"/>
           <w:szCs w:val="24"/>
         </w:rPr>
-        <w:t xml:space="preserve">The symptoms above do not all arise the same way, and separating them is the key to measuring them. Two mechanisms are involved (Sheppard &amp; Wolffsohn, 2018).</w:t>
-      </w:r>
-    </w:p>
-    <w:p>
-      <w:pPr>
-        <w:spacing w:after="140" w:line="340"/>
-        <w:jc w:val="both"/>
-      </w:pPr>
-      <w:r>
-        <w:rPr>
-          <w:rFonts w:ascii="Times New Roman" w:cs="Times New Roman" w:eastAsia="Times New Roman" w:hAnsi="Times New Roman"/>
-          <w:b w:val="false"/>
-          <w:bCs w:val="false"/>
-          <w:i w:val="false"/>
-          <w:iCs w:val="false"/>
-          <w:sz w:val="24"/>
-          <w:szCs w:val="24"/>
-        </w:rPr>
-        <w:t xml:space="preserve">The first concerns focusing. To read at arm's length the eye must bend light more strongly, which it does by changing the shape of its lens; this is called accommodation. At the same time both eyes must turn slightly inward so that the two images fuse into one, which is called vergence. Holding both for a long period is effortful, and when that effort accumulates it produces difficulty focusing, blurred vision, a temporary shift towards short-sightedness after close work (near-work-induced transient myopia) and headache.</w:t>
-      </w:r>
-    </w:p>
-    <w:p>
-      <w:pPr>
-        <w:spacing w:after="140" w:line="340"/>
-        <w:jc w:val="both"/>
-      </w:pPr>
-      <w:r>
-        <w:rPr>
-          <w:rFonts w:ascii="Times New Roman" w:cs="Times New Roman" w:eastAsia="Times New Roman" w:hAnsi="Times New Roman"/>
-          <w:b w:val="false"/>
-          <w:bCs w:val="false"/>
-          <w:i w:val="false"/>
-          <w:iCs w:val="false"/>
-          <w:sz w:val="24"/>
-          <w:szCs w:val="24"/>
-        </w:rPr>
-        <w:t xml:space="preserve">The second concerns the ocular surface, the exposed front of the eye. It is kept smooth and comfortable by a thin tear film, which is renewed each time the eyelids close fully. When that renewal is disrupted, the surface dries and the result is dryness, burning and irritation. It is this second mechanism that the present study measures most directly.</w:t>
-      </w:r>
-    </w:p>
-    <w:p>
-      <w:pPr>
-        <w:spacing w:after="140" w:line="340"/>
-        <w:jc w:val="both"/>
-      </w:pPr>
-      <w:r>
-        <w:rPr>
-          <w:rFonts w:ascii="Times New Roman" w:cs="Times New Roman" w:eastAsia="Times New Roman" w:hAnsi="Times New Roman"/>
-          <w:b w:val="false"/>
-          <w:bCs w:val="false"/>
-          <w:i w:val="false"/>
-          <w:iCs w:val="false"/>
-          <w:sz w:val="24"/>
-          <w:szCs w:val="24"/>
-        </w:rPr>
-        <w:t xml:space="preserve">The ocular-surface route is the better described, and its logic is straightforward. A blink does two things: it spreads fresh tear fluid across the surface, and it draws an oily secretion from glands in the lid margins over that fluid, which slows evaporation. Concentrated screen work interferes with both. It reduces how often people blink, and it increases the proportion of blinks in which the lids approach one another but do not actually meet, which are termed incomplete blinks. An incomplete blink leaves part of the surface unwetted and unprotected, so the tear film thins and breaks up sooner, and the surface enters the recognised inflammatory cycle of dry eye disease (Fjaervoll </w:t>
+        <w:t xml:space="preserve">These symptoms arise by two routes, and separating them is what makes them measurable (Sheppard &amp; Wolffsohn, 2018). The first is focusing effort — accommodation and vergence sustained at near — which responds measurably to display parameters (Jiménez </w:t>
       </w:r>
       <w:r>
         <w:rPr>
@@ -768,7 +594,7 @@
           <w:sz w:val="24"/>
           <w:szCs w:val="24"/>
         </w:rPr>
-        <w:t xml:space="preserve">, 2022; Kamøy </w:t>
+        <w:t xml:space="preserve">, 2020; Redondo </w:t>
       </w:r>
       <w:r>
         <w:rPr>
@@ -792,7 +618,7 @@
           <w:sz w:val="24"/>
           <w:szCs w:val="24"/>
         </w:rPr>
-        <w:t xml:space="preserve">, 2022). This is why the </w:t>
+        <w:t xml:space="preserve">, 2025) but is not measured here. The second, and the one that is, concerns the ocular surface. A blink spreads fresh tear fluid across it and draws an oily secretion from the lid margins over that fluid, which slows evaporation. Screen work reduces blink frequency and raises the proportion of blinks in which the lids approach but do not meet — incomplete blinks — leaving part of the surface unwetted, so the tear film thins and breaks up sooner and the surface enters the recognised inflammatory cycle of dry eye disease (Fjaervoll </w:t>
       </w:r>
       <w:r>
         <w:rPr>
@@ -804,19 +630,19 @@
           <w:sz w:val="24"/>
           <w:szCs w:val="24"/>
         </w:rPr>
-        <w:t xml:space="preserve">completeness</w:t>
-      </w:r>
-      <w:r>
-        <w:rPr>
-          <w:rFonts w:ascii="Times New Roman" w:cs="Times New Roman" w:eastAsia="Times New Roman" w:hAnsi="Times New Roman"/>
-          <w:b w:val="false"/>
-          <w:bCs w:val="false"/>
-          <w:i w:val="false"/>
-          <w:iCs w:val="false"/>
-          <w:sz w:val="24"/>
-          <w:szCs w:val="24"/>
-        </w:rPr>
-        <w:t xml:space="preserve"> of blinking, and not simply how often it occurs, is the ocular measure this study treats as primary. Mechanistic review attributes display-associated dry eye principally to impaired blinking, finding insufficient support for parasympathetic or blue-light contributions (Fjaervoll </w:t>
+        <w:t xml:space="preserve">et al.</w:t>
+      </w:r>
+      <w:r>
+        <w:rPr>
+          <w:rFonts w:ascii="Times New Roman" w:cs="Times New Roman" w:eastAsia="Times New Roman" w:hAnsi="Times New Roman"/>
+          <w:b w:val="false"/>
+          <w:bCs w:val="false"/>
+          <w:i w:val="false"/>
+          <w:iCs w:val="false"/>
+          <w:sz w:val="24"/>
+          <w:szCs w:val="24"/>
+        </w:rPr>
+        <w:t xml:space="preserve">, 2022; Kamøy </w:t>
       </w:r>
       <w:r>
         <w:rPr>
@@ -840,7 +666,7 @@
           <w:sz w:val="24"/>
           <w:szCs w:val="24"/>
         </w:rPr>
-        <w:t xml:space="preserve">, 2022). The accommodative route is more heterogeneously evidenced but responds measurably to display parameters (Jiménez </w:t>
+        <w:t xml:space="preserve">, 2022). It is therefore the </w:t>
       </w:r>
       <w:r>
         <w:rPr>
@@ -852,19 +678,19 @@
           <w:sz w:val="24"/>
           <w:szCs w:val="24"/>
         </w:rPr>
-        <w:t xml:space="preserve">et al.</w:t>
-      </w:r>
-      <w:r>
-        <w:rPr>
-          <w:rFonts w:ascii="Times New Roman" w:cs="Times New Roman" w:eastAsia="Times New Roman" w:hAnsi="Times New Roman"/>
-          <w:b w:val="false"/>
-          <w:bCs w:val="false"/>
-          <w:i w:val="false"/>
-          <w:iCs w:val="false"/>
-          <w:sz w:val="24"/>
-          <w:szCs w:val="24"/>
-        </w:rPr>
-        <w:t xml:space="preserve">, 2020; Redondo </w:t>
+        <w:t xml:space="preserve">completeness</w:t>
+      </w:r>
+      <w:r>
+        <w:rPr>
+          <w:rFonts w:ascii="Times New Roman" w:cs="Times New Roman" w:eastAsia="Times New Roman" w:hAnsi="Times New Roman"/>
+          <w:b w:val="false"/>
+          <w:bCs w:val="false"/>
+          <w:i w:val="false"/>
+          <w:iCs w:val="false"/>
+          <w:sz w:val="24"/>
+          <w:szCs w:val="24"/>
+        </w:rPr>
+        <w:t xml:space="preserve"> of blinking, not its frequency, that this study treats as primary. Mechanistic review attributes display-associated dry eye principally to impaired blinking rather than to parasympathetic or blue-light contributions (Fjaervoll </w:t>
       </w:r>
       <w:r>
         <w:rPr>
@@ -888,7 +714,7 @@
           <w:sz w:val="24"/>
           <w:szCs w:val="24"/>
         </w:rPr>
-        <w:t xml:space="preserve">, 2025). Although accommodative and vergence mechanisms are relevant to digital visual fatigue, the present study focuses on ocular-surface behaviour, visual performance and subjective fatigue, and does not measure accommodative responses directly; the accommodative pathway is therefore reviewed as mechanistic context rather than tested.</w:t>
+        <w:t xml:space="preserve">, 2022).</w:t>
       </w:r>
     </w:p>
     <w:p>
@@ -925,7 +751,7 @@
           <w:sz w:val="24"/>
           <w:szCs w:val="24"/>
         </w:rPr>
-        <w:t xml:space="preserve">Having defined the display properties in §1.1 and the two symptom mechanisms in §1.2, the question is how the former act on the latter. Three properties are considered here, and each is reviewed in detail in Chapter 2.</w:t>
+        <w:t xml:space="preserve">The best-replicated finding in this literature is the positive polarity advantage: reading is better for dark text on a light field than for light text on a dark one, and the accepted explanation runs through the pupil (Figure 1.1). Text colour has been studied far less, and any manipulation of it also manipulates luminance contrast, so an apparent effect of colour may be an effect of contrast unless the two are measured separately. Ambient light drives pupil size independently of the display and so acts on the same mechanism; it is held constant here rather than manipulated. All three, and the reasons for controlling the third, are reviewed in Chapter 2.</w:t>
       </w:r>
     </w:p>
     <w:p>
@@ -936,134 +762,60 @@
       <w:r>
         <w:rPr>
           <w:rFonts w:ascii="Times New Roman" w:cs="Times New Roman" w:eastAsia="Times New Roman" w:hAnsi="Times New Roman"/>
-          <w:b w:val="false"/>
-          <w:bCs w:val="false"/>
-          <w:i w:val="false"/>
-          <w:iCs w:val="false"/>
-          <w:sz w:val="24"/>
-          <w:szCs w:val="24"/>
-        </w:rPr>
-        <w:t xml:space="preserve">The most reliably replicated finding concerns polarity and is known as the positive polarity advantage: reading is better for dark text on a light field than for light text on a dark one. The accepted explanation runs through the pupil. A positive-polarity screen is mostly white, so it emits more light overall; more light entering the eye makes the pupil constrict; a smaller pupil admits light through the central, optically cleaner part of the lens and increases the range of distances held in focus; and the retinal image is consequently sharper (Buchner &amp; Baumgartner, 2007; Piepenbrock </w:t>
-      </w:r>
-      <w:r>
-        <w:rPr>
-          <w:rFonts w:ascii="Times New Roman" w:cs="Times New Roman" w:eastAsia="Times New Roman" w:hAnsi="Times New Roman"/>
-          <w:b w:val="false"/>
-          <w:bCs w:val="false"/>
-          <w:i/>
-          <w:iCs/>
-          <w:sz w:val="24"/>
-          <w:szCs w:val="24"/>
-        </w:rPr>
-        <w:t xml:space="preserve">et al.</w:t>
-      </w:r>
-      <w:r>
-        <w:rPr>
-          <w:rFonts w:ascii="Times New Roman" w:cs="Times New Roman" w:eastAsia="Times New Roman" w:hAnsi="Times New Roman"/>
-          <w:b w:val="false"/>
-          <w:bCs w:val="false"/>
-          <w:i w:val="false"/>
-          <w:iCs w:val="false"/>
-          <w:sz w:val="24"/>
-          <w:szCs w:val="24"/>
-        </w:rPr>
-        <w:t xml:space="preserve">, 2014a, 2014b). The advantage, in other words, is thought to be a matter of how much light the screen puts out rather than of colour preference. Text colour has been studied far less and, to the best of the available evidence, no study has comprehensively evaluated it in combination with polarity while measuring fatigue (Fan </w:t>
-      </w:r>
-      <w:r>
-        <w:rPr>
-          <w:rFonts w:ascii="Times New Roman" w:cs="Times New Roman" w:eastAsia="Times New Roman" w:hAnsi="Times New Roman"/>
-          <w:b w:val="false"/>
-          <w:bCs w:val="false"/>
-          <w:i/>
-          <w:iCs/>
-          <w:sz w:val="24"/>
-          <w:szCs w:val="24"/>
-        </w:rPr>
-        <w:t xml:space="preserve">et al.</w:t>
-      </w:r>
-      <w:r>
-        <w:rPr>
-          <w:rFonts w:ascii="Times New Roman" w:cs="Times New Roman" w:eastAsia="Times New Roman" w:hAnsi="Times New Roman"/>
-          <w:b w:val="false"/>
-          <w:bCs w:val="false"/>
-          <w:i w:val="false"/>
-          <w:iCs w:val="false"/>
-          <w:sz w:val="24"/>
-          <w:szCs w:val="24"/>
-        </w:rPr>
-        <w:t xml:space="preserve">, 2024; Jiménez </w:t>
-      </w:r>
-      <w:r>
-        <w:rPr>
-          <w:rFonts w:ascii="Times New Roman" w:cs="Times New Roman" w:eastAsia="Times New Roman" w:hAnsi="Times New Roman"/>
-          <w:b w:val="false"/>
-          <w:bCs w:val="false"/>
-          <w:i/>
-          <w:iCs/>
-          <w:sz w:val="24"/>
-          <w:szCs w:val="24"/>
-        </w:rPr>
-        <w:t xml:space="preserve">et al.</w:t>
-      </w:r>
-      <w:r>
-        <w:rPr>
-          <w:rFonts w:ascii="Times New Roman" w:cs="Times New Roman" w:eastAsia="Times New Roman" w:hAnsi="Times New Roman"/>
-          <w:b w:val="false"/>
-          <w:bCs w:val="false"/>
-          <w:i w:val="false"/>
-          <w:iCs w:val="false"/>
-          <w:sz w:val="24"/>
-          <w:szCs w:val="24"/>
-        </w:rPr>
-        <w:t xml:space="preserve">, 2020). Any manipulation of text colour also manipulates luminance contrast, since chromatic pigments differ intrinsically in relative luminance and chromatic contrast cannot substitute for luminance contrast (Buchner &amp; Baumgartner, 2007), so an apparent effect of colour may be an effect of contrast unless the two are measured separately. Ambient light adds veiling luminance and drives pupil size independently of the display, acting on the same mechanism (Dobres </w:t>
-      </w:r>
-      <w:r>
-        <w:rPr>
-          <w:rFonts w:ascii="Times New Roman" w:cs="Times New Roman" w:eastAsia="Times New Roman" w:hAnsi="Times New Roman"/>
-          <w:b w:val="false"/>
-          <w:bCs w:val="false"/>
-          <w:i/>
-          <w:iCs/>
-          <w:sz w:val="24"/>
-          <w:szCs w:val="24"/>
-        </w:rPr>
-        <w:t xml:space="preserve">et al.</w:t>
-      </w:r>
-      <w:r>
-        <w:rPr>
-          <w:rFonts w:ascii="Times New Roman" w:cs="Times New Roman" w:eastAsia="Times New Roman" w:hAnsi="Times New Roman"/>
-          <w:b w:val="false"/>
-          <w:bCs w:val="false"/>
-          <w:i w:val="false"/>
-          <w:iCs w:val="false"/>
-          <w:sz w:val="24"/>
-          <w:szCs w:val="24"/>
-        </w:rPr>
-        <w:t xml:space="preserve">, 2017; Fan </w:t>
-      </w:r>
-      <w:r>
-        <w:rPr>
-          <w:rFonts w:ascii="Times New Roman" w:cs="Times New Roman" w:eastAsia="Times New Roman" w:hAnsi="Times New Roman"/>
-          <w:b w:val="false"/>
-          <w:bCs w:val="false"/>
-          <w:i/>
-          <w:iCs/>
-          <w:sz w:val="24"/>
-          <w:szCs w:val="24"/>
-        </w:rPr>
-        <w:t xml:space="preserve">et al.</w:t>
-      </w:r>
-      <w:r>
-        <w:rPr>
-          <w:rFonts w:ascii="Times New Roman" w:cs="Times New Roman" w:eastAsia="Times New Roman" w:hAnsi="Times New Roman"/>
-          <w:b w:val="false"/>
-          <w:bCs w:val="false"/>
-          <w:i w:val="false"/>
-          <w:iCs w:val="false"/>
-          <w:sz w:val="24"/>
-          <w:szCs w:val="24"/>
-        </w:rPr>
-        <w:t xml:space="preserve">, 2024). For that reason it is held constant here rather than manipulated, at a single controlled level; the grounds for that decision, and what it forfeits, are set out in §2.4 and §3.4.</w:t>
+          <w:b/>
+          <w:bCs/>
+          <w:i w:val="false"/>
+          <w:iCs w:val="false"/>
+          <w:sz w:val="24"/>
+          <w:szCs w:val="24"/>
+        </w:rPr>
+        <w:t xml:space="preserve">Figure 1.1 — The pupil-mediated account of the positive polarity advantage.</w:t>
+      </w:r>
+    </w:p>
+    <w:p>
+      <w:pPr>
+        <w:spacing w:after="140" w:before="120"/>
+        <w:jc w:val="center"/>
+      </w:pPr>
+      <w:r>
+        <w:drawing>
+          <wp:inline distT="0" distB="0" distL="0" distR="0">
+            <wp:extent cx="4000500" cy="1533525"/>
+            <wp:effectExtent t="0" r="0" b="0" l="0"/>
+            <wp:docPr id="1" name="" descr="" title=""/>
+            <wp:cNvGraphicFramePr>
+              <a:graphicFrameLocks xmlns:a="http://schemas.openxmlformats.org/drawingml/2006/main" noChangeAspect="1"/>
+            </wp:cNvGraphicFramePr>
+            <a:graphic xmlns:a="http://schemas.openxmlformats.org/drawingml/2006/main">
+              <a:graphicData uri="http://schemas.openxmlformats.org/drawingml/2006/picture">
+                <pic:pic xmlns:pic="http://schemas.openxmlformats.org/drawingml/2006/picture">
+                  <pic:nvPicPr>
+                    <pic:cNvPr id="0" name="" descr=""/>
+                    <pic:cNvPicPr>
+                      <a:picLocks noChangeAspect="1" noChangeArrowheads="1"/>
+                    </pic:cNvPicPr>
+                  </pic:nvPicPr>
+                  <pic:blipFill>
+                    <a:blip r:embed="rId7" cstate="none"/>
+                    <a:srcRect/>
+                    <a:stretch>
+                      <a:fillRect/>
+                    </a:stretch>
+                  </pic:blipFill>
+                  <pic:spPr bwMode="auto">
+                    <a:xfrm>
+                      <a:off x="0" y="0"/>
+                      <a:ext cx="4000500" cy="1533525"/>
+                    </a:xfrm>
+                    <a:prstGeom prst="rect">
+                      <a:avLst/>
+                    </a:prstGeom>
+                  </pic:spPr>
+                </pic:pic>
+              </a:graphicData>
+            </a:graphic>
+          </wp:inline>
+        </w:drawing>
       </w:r>
     </w:p>
     <w:p>
@@ -1100,7 +852,7 @@
           <w:sz w:val="24"/>
           <w:szCs w:val="24"/>
         </w:rPr>
-        <w:t xml:space="preserve">Roughly seven in ten screen users report symptoms of digital eye strain (Ccami-Bernal </w:t>
+        <w:t xml:space="preserve">Roughly seven in ten screen users report symptoms (Ccami-Bernal </w:t>
       </w:r>
       <w:r>
         <w:rPr>
@@ -1124,7 +876,7 @@
           <w:sz w:val="24"/>
           <w:szCs w:val="24"/>
         </w:rPr>
-        <w:t xml:space="preserve">, 2024), yet the remedies most heavily promoted for it lack trial support. A systematic review and meta-analysis of 45 randomised controlled trials involving 4,497 participants found no high-certainty evidence for any therapy examined, including blue-blocking lenses, with only low-certainty benefit for oral omega-3 in dry-eye symptoms (Singh </w:t>
+        <w:t xml:space="preserve">, 2024), yet no therapy examined across 45 randomised controlled trials and 4,497 participants — blue-blocking lenses included — reached high-certainty evidence (Singh </w:t>
       </w:r>
       <w:r>
         <w:rPr>
@@ -1148,7 +900,7 @@
           <w:sz w:val="24"/>
           <w:szCs w:val="24"/>
         </w:rPr>
-        <w:t xml:space="preserve">, 2022). A separate review in younger users reached the same conclusion on blue-blocking filters, supporting ergonomic optimisation and shorter exposure instead (Mataftsi </w:t>
+        <w:t xml:space="preserve">, 2022). The displayed stimulus is upstream of the visual load, costs nothing to change and can be deployed universally, yet is the least investigated: no located study has estimated how polarity and text colour interact, separated hue from luminance contrast, or measured a validated symptom instrument alongside the ocular marker most specific to this condition (Section 2.8). Blink completeness has moreover required frame-by-frame manual annotation, restricting the literature to samples of eleven to fifty participants (Argilés </w:t>
       </w:r>
       <w:r>
         <w:rPr>
@@ -1172,25 +924,7 @@
           <w:sz w:val="24"/>
           <w:szCs w:val="24"/>
         </w:rPr>
-        <w:t xml:space="preserve">, 2023).</w:t>
-      </w:r>
-    </w:p>
-    <w:p>
-      <w:pPr>
-        <w:spacing w:after="140" w:line="340"/>
-        <w:jc w:val="both"/>
-      </w:pPr>
-      <w:r>
-        <w:rPr>
-          <w:rFonts w:ascii="Times New Roman" w:cs="Times New Roman" w:eastAsia="Times New Roman" w:hAnsi="Times New Roman"/>
-          <w:b w:val="false"/>
-          <w:bCs w:val="false"/>
-          <w:i w:val="false"/>
-          <w:iCs w:val="false"/>
-          <w:sz w:val="24"/>
-          <w:szCs w:val="24"/>
-        </w:rPr>
-        <w:t xml:space="preserve">The properties of the displayed stimulus are upstream of the visual load, cost nothing to change and can be deployed universally, yet remain the least investigated. Work on polarity is confined to brief, threshold-limited tasks using achromatic text, and does not extend to prolonged reading, blinking behaviour or validated symptom measurement. Work on text colour is limited to short exposures without symptom outcomes (Jiménez </w:t>
+        <w:t xml:space="preserve">, 2015; Hirota </w:t>
       </w:r>
       <w:r>
         <w:rPr>
@@ -1214,7 +948,7 @@
           <w:sz w:val="24"/>
           <w:szCs w:val="24"/>
         </w:rPr>
-        <w:t xml:space="preserve">, 2020), or to a single polarity (Fan </w:t>
+        <w:t xml:space="preserve">, 2013; Portello </w:t>
       </w:r>
       <w:r>
         <w:rPr>
@@ -1238,97 +972,7 @@
           <w:sz w:val="24"/>
           <w:szCs w:val="24"/>
         </w:rPr>
-        <w:t xml:space="preserve">, 2024). No study has therefore estimated how polarity and text colour interact, separated hue from luminance contrast, or measured a validated symptom instrument alongside the ocular marker most specific to this condition. Compounding this, blink completeness has been measured by frame-by-frame manual annotation, restricting the literature to samples of eleven to fifty participants (Argilés </w:t>
-      </w:r>
-      <w:r>
-        <w:rPr>
-          <w:rFonts w:ascii="Times New Roman" w:cs="Times New Roman" w:eastAsia="Times New Roman" w:hAnsi="Times New Roman"/>
-          <w:b w:val="false"/>
-          <w:bCs w:val="false"/>
-          <w:i/>
-          <w:iCs/>
-          <w:sz w:val="24"/>
-          <w:szCs w:val="24"/>
-        </w:rPr>
-        <w:t xml:space="preserve">et al.</w:t>
-      </w:r>
-      <w:r>
-        <w:rPr>
-          <w:rFonts w:ascii="Times New Roman" w:cs="Times New Roman" w:eastAsia="Times New Roman" w:hAnsi="Times New Roman"/>
-          <w:b w:val="false"/>
-          <w:bCs w:val="false"/>
-          <w:i w:val="false"/>
-          <w:iCs w:val="false"/>
-          <w:sz w:val="24"/>
-          <w:szCs w:val="24"/>
-        </w:rPr>
-        <w:t xml:space="preserve">, 2015; Hirota </w:t>
-      </w:r>
-      <w:r>
-        <w:rPr>
-          <w:rFonts w:ascii="Times New Roman" w:cs="Times New Roman" w:eastAsia="Times New Roman" w:hAnsi="Times New Roman"/>
-          <w:b w:val="false"/>
-          <w:bCs w:val="false"/>
-          <w:i/>
-          <w:iCs/>
-          <w:sz w:val="24"/>
-          <w:szCs w:val="24"/>
-        </w:rPr>
-        <w:t xml:space="preserve">et al.</w:t>
-      </w:r>
-      <w:r>
-        <w:rPr>
-          <w:rFonts w:ascii="Times New Roman" w:cs="Times New Roman" w:eastAsia="Times New Roman" w:hAnsi="Times New Roman"/>
-          <w:b w:val="false"/>
-          <w:bCs w:val="false"/>
-          <w:i w:val="false"/>
-          <w:iCs w:val="false"/>
-          <w:sz w:val="24"/>
-          <w:szCs w:val="24"/>
-        </w:rPr>
-        <w:t xml:space="preserve">, 2013; Portello </w:t>
-      </w:r>
-      <w:r>
-        <w:rPr>
-          <w:rFonts w:ascii="Times New Roman" w:cs="Times New Roman" w:eastAsia="Times New Roman" w:hAnsi="Times New Roman"/>
-          <w:b w:val="false"/>
-          <w:bCs w:val="false"/>
-          <w:i/>
-          <w:iCs/>
-          <w:sz w:val="24"/>
-          <w:szCs w:val="24"/>
-        </w:rPr>
-        <w:t xml:space="preserve">et al.</w:t>
-      </w:r>
-      <w:r>
-        <w:rPr>
-          <w:rFonts w:ascii="Times New Roman" w:cs="Times New Roman" w:eastAsia="Times New Roman" w:hAnsi="Times New Roman"/>
-          <w:b w:val="false"/>
-          <w:bCs w:val="false"/>
-          <w:i w:val="false"/>
-          <w:iCs w:val="false"/>
-          <w:sz w:val="24"/>
-          <w:szCs w:val="24"/>
-        </w:rPr>
-        <w:t xml:space="preserve">, 2013).</w:t>
-      </w:r>
-    </w:p>
-    <w:p>
-      <w:pPr>
-        <w:spacing w:after="140" w:line="340"/>
-        <w:jc w:val="both"/>
-      </w:pPr>
-      <w:r>
-        <w:rPr>
-          <w:rFonts w:ascii="Times New Roman" w:cs="Times New Roman" w:eastAsia="Times New Roman" w:hAnsi="Times New Roman"/>
-          <w:b w:val="false"/>
-          <w:bCs w:val="false"/>
-          <w:i w:val="false"/>
-          <w:iCs w:val="false"/>
-          <w:sz w:val="24"/>
-          <w:szCs w:val="24"/>
-        </w:rPr>
-        <w:t xml:space="preserve">A clinician, designer or standards body therefore has no evidence base from which to advise how a tablet should be configured for prolonged reading, or how that configuration should change with the light in which it is used.</w:t>
+        <w:t xml:space="preserve">, 2013). A clinician, designer or standards body therefore has no evidence base for advising how a tablet should be configured for prolonged reading.</w:t>
       </w:r>
     </w:p>
     <w:p>
@@ -1365,7 +1009,7 @@
           <w:sz w:val="24"/>
           <w:szCs w:val="24"/>
         </w:rPr>
-        <w:t xml:space="preserve">The study addresses a determinant of visual health that is common, freely modifiable and poorly evidenced, using a design that can answer a question the existing literature cannot.</w:t>
+        <w:t xml:space="preserve">The five text colours are chosen so that the arithmetic of contrast does experimental work. WCAG contrast falls with the text's relative luminance on a white field and rises with it on a black one, so the rank order of the chromatic conditions is exactly inverted between polarities (Table 3.3), while the achromatic pair — both 21.00:1 — varies polarity with contrast held constant. The polarity-by-colour interaction can therefore separate contrast-mediated effects from residual, hue-specific ones, and that separation matters: the ordering Fan and colleagues (2024) reported under negative polarity, red worst and yellow best, is what contrast alone predicts for those hues on black, and a single-polarity design cannot exclude it.</w:t>
       </w:r>
     </w:p>
     <w:p>
@@ -1383,49 +1027,7 @@
           <w:sz w:val="24"/>
           <w:szCs w:val="24"/>
         </w:rPr>
-        <w:t xml:space="preserve">Because WCAG contrast on a white field falls as the text's relative luminance rises, while contrast on a black field rises with it, the rank order of the chromatic conditions is exactly inverted between the two polarities (Table 3.3). Blue and red are high in contrast on white but fall below the accessibility minimum on black, while yellow and green behave oppositely. The achromatic pair is the exception and the anchor: black-on-white and white-on-black both give 21.00:1, so that single pair varies polarity with luminance contrast held constant. The polarity-by-colour interaction therefore allows contrast-mediated effects to be modelled and distinguished from residual, hue-specific effects. The design does not experimentally isolate hue from luminance contrast, since the two cannot be orthogonalised within a fixed colour set; the separation is statistical rather than experimental and is interpreted accordingly. The ordering Fan and colleagues (2024) reported under negative polarity, red worst and yellow best, is precisely what luminance contrast alone would predict for those hues on a black background, and a single-polarity design cannot exclude that explanation.</w:t>
-      </w:r>
-    </w:p>
-    <w:p>
-      <w:pPr>
-        <w:spacing w:after="140" w:line="340"/>
-        <w:jc w:val="both"/>
-      </w:pPr>
-      <w:r>
-        <w:rPr>
-          <w:rFonts w:ascii="Times New Roman" w:cs="Times New Roman" w:eastAsia="Times New Roman" w:hAnsi="Times New Roman"/>
-          <w:b w:val="false"/>
-          <w:bCs w:val="false"/>
-          <w:i w:val="false"/>
-          <w:iCs w:val="false"/>
-          <w:sz w:val="24"/>
-          <w:szCs w:val="24"/>
-        </w:rPr>
-        <w:t xml:space="preserve">Holding ambient light constant isolates the polarity effect where it matters behaviourally, since devices are used extensively at night and in dim domestic settings, where negative polarity is predicted to cost most (Dobres </w:t>
-      </w:r>
-      <w:r>
-        <w:rPr>
-          <w:rFonts w:ascii="Times New Roman" w:cs="Times New Roman" w:eastAsia="Times New Roman" w:hAnsi="Times New Roman"/>
-          <w:b w:val="false"/>
-          <w:bCs w:val="false"/>
-          <w:i/>
-          <w:iCs/>
-          <w:sz w:val="24"/>
-          <w:szCs w:val="24"/>
-        </w:rPr>
-        <w:t xml:space="preserve">et al.</w:t>
-      </w:r>
-      <w:r>
-        <w:rPr>
-          <w:rFonts w:ascii="Times New Roman" w:cs="Times New Roman" w:eastAsia="Times New Roman" w:hAnsi="Times New Roman"/>
-          <w:b w:val="false"/>
-          <w:bCs w:val="false"/>
-          <w:i w:val="false"/>
-          <w:iCs w:val="false"/>
-          <w:sz w:val="24"/>
-          <w:szCs w:val="24"/>
-        </w:rPr>
-        <w:t xml:space="preserve">, 2017). Validating an automated measure of blink completeness would remove the annotation bottleneck that has kept this literature small. The findings bear on interface design, on accessibility standards whose contrast criterion does not account for polarity (World Wide Web Consortium, 2023), on public health guidance, and on the advice optometrists give patients, an area in which practitioners are documented to lack quality evidence (Sheppard &amp; Wolffsohn, 2018).</w:t>
+        <w:t xml:space="preserve">Validating an automated measure of blink completeness would additionally remove the annotation bottleneck that has kept this literature small. The findings bear on interface design, on accessibility standards whose contrast criterion does not account for polarity (World Wide Web Consortium, 2023), and on optometric advice (Section 4.2).</w:t>
       </w:r>
     </w:p>
     <w:p>
@@ -1706,7 +1308,31 @@
           <w:sz w:val="24"/>
           <w:szCs w:val="24"/>
         </w:rPr>
-        <w:t xml:space="preserve"> Display polarity and text colour, individually or in combination, have no significant effect on visual fatigue, ocular behaviour or visual task performance during prolonged tablet reading at a controlled ambient illumination of 300 lux.</w:t>
+        <w:t xml:space="preserve"> Display polarity and text colour, individually or in combination, have no significant effect on visual fatigue, ocular behaviour or visual task performance during prolonged tablet reading at 300 lux. </w:t>
+      </w:r>
+      <w:r>
+        <w:rPr>
+          <w:rFonts w:ascii="Times New Roman" w:cs="Times New Roman" w:eastAsia="Times New Roman" w:hAnsi="Times New Roman"/>
+          <w:b/>
+          <w:bCs/>
+          <w:i w:val="false"/>
+          <w:iCs w:val="false"/>
+          <w:sz w:val="24"/>
+          <w:szCs w:val="24"/>
+        </w:rPr>
+        <w:t xml:space="preserve">Alternative hypothesis (H₁).</w:t>
+      </w:r>
+      <w:r>
+        <w:rPr>
+          <w:rFonts w:ascii="Times New Roman" w:cs="Times New Roman" w:eastAsia="Times New Roman" w:hAnsi="Times New Roman"/>
+          <w:b w:val="false"/>
+          <w:bCs w:val="false"/>
+          <w:i w:val="false"/>
+          <w:iCs w:val="false"/>
+          <w:sz w:val="24"/>
+          <w:szCs w:val="24"/>
+        </w:rPr>
+        <w:t xml:space="preserve"> At least one of them does. The four hypotheses below are linked to the objectives.</w:t>
       </w:r>
     </w:p>
     <w:p>
@@ -1724,19 +1350,19 @@
           <w:sz w:val="24"/>
           <w:szCs w:val="24"/>
         </w:rPr>
-        <w:t xml:space="preserve">Alternative hypothesis (H₁).</w:t>
-      </w:r>
-      <w:r>
-        <w:rPr>
-          <w:rFonts w:ascii="Times New Roman" w:cs="Times New Roman" w:eastAsia="Times New Roman" w:hAnsi="Times New Roman"/>
-          <w:b w:val="false"/>
-          <w:bCs w:val="false"/>
-          <w:i w:val="false"/>
-          <w:iCs w:val="false"/>
-          <w:sz w:val="24"/>
-          <w:szCs w:val="24"/>
-        </w:rPr>
-        <w:t xml:space="preserve"> At least one of these factors, individually or in combination, significantly affects these outcomes.</w:t>
+        <w:t xml:space="preserve">H₁ₐ (Objective 1, main effects).</w:t>
+      </w:r>
+      <w:r>
+        <w:rPr>
+          <w:rFonts w:ascii="Times New Roman" w:cs="Times New Roman" w:eastAsia="Times New Roman" w:hAnsi="Times New Roman"/>
+          <w:b w:val="false"/>
+          <w:bCs w:val="false"/>
+          <w:i w:val="false"/>
+          <w:iCs w:val="false"/>
+          <w:sz w:val="24"/>
+          <w:szCs w:val="24"/>
+        </w:rPr>
+        <w:t xml:space="preserve"> Positive polarity and higher luminance contrast are each associated with a lower incomplete-blink ratio, lower subjective visual fatigue and better task performance.</w:t>
       </w:r>
     </w:p>
     <w:p>
@@ -1747,14 +1373,50 @@
       <w:r>
         <w:rPr>
           <w:rFonts w:ascii="Times New Roman" w:cs="Times New Roman" w:eastAsia="Times New Roman" w:hAnsi="Times New Roman"/>
-          <w:b w:val="false"/>
-          <w:bCs w:val="false"/>
-          <w:i w:val="false"/>
-          <w:iCs w:val="false"/>
-          <w:sz w:val="24"/>
-          <w:szCs w:val="24"/>
-        </w:rPr>
-        <w:t xml:space="preserve">The following hypotheses are linked to the objectives.</w:t>
+          <w:b/>
+          <w:bCs/>
+          <w:i w:val="false"/>
+          <w:iCs w:val="false"/>
+          <w:sz w:val="24"/>
+          <w:szCs w:val="24"/>
+        </w:rPr>
+        <w:t xml:space="preserve">H₁ᵦ (Objective 1, interactions).</w:t>
+      </w:r>
+      <w:r>
+        <w:rPr>
+          <w:rFonts w:ascii="Times New Roman" w:cs="Times New Roman" w:eastAsia="Times New Roman" w:hAnsi="Times New Roman"/>
+          <w:b w:val="false"/>
+          <w:bCs w:val="false"/>
+          <w:i w:val="false"/>
+          <w:iCs w:val="false"/>
+          <w:sz w:val="24"/>
+          <w:szCs w:val="24"/>
+        </w:rPr>
+        <w:t xml:space="preserve"> The effect of text colour depends on polarity. The further prediction that negative polarity costs more under dim illumination (Dobres </w:t>
+      </w:r>
+      <w:r>
+        <w:rPr>
+          <w:rFonts w:ascii="Times New Roman" w:cs="Times New Roman" w:eastAsia="Times New Roman" w:hAnsi="Times New Roman"/>
+          <w:b w:val="false"/>
+          <w:bCs w:val="false"/>
+          <w:i/>
+          <w:iCs/>
+          <w:sz w:val="24"/>
+          <w:szCs w:val="24"/>
+        </w:rPr>
+        <w:t xml:space="preserve">et al.</w:t>
+      </w:r>
+      <w:r>
+        <w:rPr>
+          <w:rFonts w:ascii="Times New Roman" w:cs="Times New Roman" w:eastAsia="Times New Roman" w:hAnsi="Times New Roman"/>
+          <w:b w:val="false"/>
+          <w:bCs w:val="false"/>
+          <w:i w:val="false"/>
+          <w:iCs w:val="false"/>
+          <w:sz w:val="24"/>
+          <w:szCs w:val="24"/>
+        </w:rPr>
+        <w:t xml:space="preserve">, 2017) is not tested, illumination being held constant, and is retained in Section 4.3 as a question this design deliberately forgoes.</w:t>
       </w:r>
     </w:p>
     <w:p>
@@ -1772,90 +1434,6 @@
           <w:sz w:val="24"/>
           <w:szCs w:val="24"/>
         </w:rPr>
-        <w:t xml:space="preserve">H₁ₐ (Objective 1, main effects).</w:t>
-      </w:r>
-      <w:r>
-        <w:rPr>
-          <w:rFonts w:ascii="Times New Roman" w:cs="Times New Roman" w:eastAsia="Times New Roman" w:hAnsi="Times New Roman"/>
-          <w:b w:val="false"/>
-          <w:bCs w:val="false"/>
-          <w:i w:val="false"/>
-          <w:iCs w:val="false"/>
-          <w:sz w:val="24"/>
-          <w:szCs w:val="24"/>
-        </w:rPr>
-        <w:t xml:space="preserve"> Positive polarity and higher luminance contrast are each associated with a lower incomplete-blink ratio, lower subjective visual fatigue and better task performance.</w:t>
-      </w:r>
-    </w:p>
-    <w:p>
-      <w:pPr>
-        <w:spacing w:after="140" w:line="340"/>
-        <w:jc w:val="both"/>
-      </w:pPr>
-      <w:r>
-        <w:rPr>
-          <w:rFonts w:ascii="Times New Roman" w:cs="Times New Roman" w:eastAsia="Times New Roman" w:hAnsi="Times New Roman"/>
-          <w:b/>
-          <w:bCs/>
-          <w:i w:val="false"/>
-          <w:iCs w:val="false"/>
-          <w:sz w:val="24"/>
-          <w:szCs w:val="24"/>
-        </w:rPr>
-        <w:t xml:space="preserve">H₁ᵦ (Objective 1, interactions).</w:t>
-      </w:r>
-      <w:r>
-        <w:rPr>
-          <w:rFonts w:ascii="Times New Roman" w:cs="Times New Roman" w:eastAsia="Times New Roman" w:hAnsi="Times New Roman"/>
-          <w:b w:val="false"/>
-          <w:bCs w:val="false"/>
-          <w:i w:val="false"/>
-          <w:iCs w:val="false"/>
-          <w:sz w:val="24"/>
-          <w:szCs w:val="24"/>
-        </w:rPr>
-        <w:t xml:space="preserve"> The effect of text colour depends on polarity. The further prediction that the cost of negative polarity is greater under dim than under moderate illumination (Dobres </w:t>
-      </w:r>
-      <w:r>
-        <w:rPr>
-          <w:rFonts w:ascii="Times New Roman" w:cs="Times New Roman" w:eastAsia="Times New Roman" w:hAnsi="Times New Roman"/>
-          <w:b w:val="false"/>
-          <w:bCs w:val="false"/>
-          <w:i/>
-          <w:iCs/>
-          <w:sz w:val="24"/>
-          <w:szCs w:val="24"/>
-        </w:rPr>
-        <w:t xml:space="preserve">et al.</w:t>
-      </w:r>
-      <w:r>
-        <w:rPr>
-          <w:rFonts w:ascii="Times New Roman" w:cs="Times New Roman" w:eastAsia="Times New Roman" w:hAnsi="Times New Roman"/>
-          <w:b w:val="false"/>
-          <w:bCs w:val="false"/>
-          <w:i w:val="false"/>
-          <w:iCs w:val="false"/>
-          <w:sz w:val="24"/>
-          <w:szCs w:val="24"/>
-        </w:rPr>
-        <w:t xml:space="preserve">, 2017) is not tested here, illumination being held constant; it is retained in §4.3 as a question this design deliberately forgoes.</w:t>
-      </w:r>
-    </w:p>
-    <w:p>
-      <w:pPr>
-        <w:spacing w:after="140" w:line="340"/>
-        <w:jc w:val="both"/>
-      </w:pPr>
-      <w:r>
-        <w:rPr>
-          <w:rFonts w:ascii="Times New Roman" w:cs="Times New Roman" w:eastAsia="Times New Roman" w:hAnsi="Times New Roman"/>
-          <w:b/>
-          <w:bCs/>
-          <w:i w:val="false"/>
-          <w:iCs w:val="false"/>
-          <w:sz w:val="24"/>
-          <w:szCs w:val="24"/>
-        </w:rPr>
         <w:t xml:space="preserve">H₁ᵪ (Objective 2, contrast mediation).</w:t>
       </w:r>
       <w:r>
@@ -1868,7 +1446,7 @@
           <w:sz w:val="24"/>
           <w:szCs w:val="24"/>
         </w:rPr>
-        <w:t xml:space="preserve"> Colour-related variance is largely accounted for by luminance contrast. Because the computed contrast ordering reverses between the two polarities (Table 3.3), a contrast-mediated effect predicts a corresponding reversal of the colour ordering across polarity, whereas a residual hue-specific effect predicts a consistent ordering, with red the a priori candidate exception (Fan </w:t>
+        <w:t xml:space="preserve"> Colour-related variance is largely accounted for by luminance contrast: because the contrast ordering reverses between polarities (Table 3.3), contrast mediation predicts a matching reversal of the colour ordering and a residual hue effect predicts a consistent one, with red the a priori candidate exception (Fan </w:t>
       </w:r>
       <w:r>
         <w:rPr>
@@ -1959,55 +1537,71 @@
           <w:sz w:val="24"/>
           <w:szCs w:val="24"/>
         </w:rPr>
-        <w:t xml:space="preserve">Display configuration and ambient illuminance act through two proximal mechanisms, summarised in Table 1.1. Along the optical route, display and room luminance determine pupil diameter, which governs aberration and depth of focus and therefore retinal image quality, legibility and accommodative demand. Along the ocular-surface route, visual and cognitive demand suppress blink rate and raise incomplete blinking, destabilising the tear film. Both routes feed the manifest outcomes of reading rate, comprehension, visual search, sustained attention, perceived comfort, workload and subjective fatigue. Time on task exerts its own effect and is counterbalanced and modelled (Abe </w:t>
-      </w:r>
-      <w:r>
-        <w:rPr>
-          <w:rFonts w:ascii="Times New Roman" w:cs="Times New Roman" w:eastAsia="Times New Roman" w:hAnsi="Times New Roman"/>
-          <w:b w:val="false"/>
-          <w:bCs w:val="false"/>
-          <w:i/>
-          <w:iCs/>
-          <w:sz w:val="24"/>
-          <w:szCs w:val="24"/>
-        </w:rPr>
-        <w:t xml:space="preserve">et al.</w:t>
-      </w:r>
-      <w:r>
-        <w:rPr>
-          <w:rFonts w:ascii="Times New Roman" w:cs="Times New Roman" w:eastAsia="Times New Roman" w:hAnsi="Times New Roman"/>
-          <w:b w:val="false"/>
-          <w:bCs w:val="false"/>
-          <w:i w:val="false"/>
-          <w:iCs w:val="false"/>
-          <w:sz w:val="24"/>
-          <w:szCs w:val="24"/>
-        </w:rPr>
-        <w:t xml:space="preserve">, 2014; Warm </w:t>
-      </w:r>
-      <w:r>
-        <w:rPr>
-          <w:rFonts w:ascii="Times New Roman" w:cs="Times New Roman" w:eastAsia="Times New Roman" w:hAnsi="Times New Roman"/>
-          <w:b w:val="false"/>
-          <w:bCs w:val="false"/>
-          <w:i/>
-          <w:iCs/>
-          <w:sz w:val="24"/>
-          <w:szCs w:val="24"/>
-        </w:rPr>
-        <w:t xml:space="preserve">et al.</w:t>
-      </w:r>
-      <w:r>
-        <w:rPr>
-          <w:rFonts w:ascii="Times New Roman" w:cs="Times New Roman" w:eastAsia="Times New Roman" w:hAnsi="Times New Roman"/>
-          <w:b w:val="false"/>
-          <w:bCs w:val="false"/>
-          <w:i w:val="false"/>
-          <w:iCs w:val="false"/>
-          <w:sz w:val="24"/>
-          <w:szCs w:val="24"/>
-        </w:rPr>
-        <w:t xml:space="preserve">, 2008); sleepiness, indexed by PERCLOS, and disengagement are treated as measured confounders; participant characteristics modulate susceptibility throughout.</w:t>
+        <w:t xml:space="preserve">Display configuration acts through two parallel routes — optical and ocular-surface — which feed a common set of manifest outcomes. Table 1.1 sets them out and Figure 1.2 draws them; the cross-cutting influences in its final row are measured and modelled rather than assumed away.</w:t>
+      </w:r>
+    </w:p>
+    <w:p>
+      <w:pPr>
+        <w:spacing w:after="140" w:line="340"/>
+        <w:jc w:val="both"/>
+      </w:pPr>
+      <w:r>
+        <w:rPr>
+          <w:rFonts w:ascii="Times New Roman" w:cs="Times New Roman" w:eastAsia="Times New Roman" w:hAnsi="Times New Roman"/>
+          <w:b/>
+          <w:bCs/>
+          <w:i w:val="false"/>
+          <w:iCs w:val="false"/>
+          <w:sz w:val="24"/>
+          <w:szCs w:val="24"/>
+        </w:rPr>
+        <w:t xml:space="preserve">Figure 1.2 — The two pathways from display configuration to measured outcome.</w:t>
+      </w:r>
+    </w:p>
+    <w:p>
+      <w:pPr>
+        <w:spacing w:after="140" w:before="120"/>
+        <w:jc w:val="center"/>
+      </w:pPr>
+      <w:r>
+        <w:drawing>
+          <wp:inline distT="0" distB="0" distL="0" distR="0">
+            <wp:extent cx="4000500" cy="2809875"/>
+            <wp:effectExtent t="0" r="0" b="0" l="0"/>
+            <wp:docPr id="1" name="" descr="" title=""/>
+            <wp:cNvGraphicFramePr>
+              <a:graphicFrameLocks xmlns:a="http://schemas.openxmlformats.org/drawingml/2006/main" noChangeAspect="1"/>
+            </wp:cNvGraphicFramePr>
+            <a:graphic xmlns:a="http://schemas.openxmlformats.org/drawingml/2006/main">
+              <a:graphicData uri="http://schemas.openxmlformats.org/drawingml/2006/picture">
+                <pic:pic xmlns:pic="http://schemas.openxmlformats.org/drawingml/2006/picture">
+                  <pic:nvPicPr>
+                    <pic:cNvPr id="0" name="" descr=""/>
+                    <pic:cNvPicPr>
+                      <a:picLocks noChangeAspect="1" noChangeArrowheads="1"/>
+                    </pic:cNvPicPr>
+                  </pic:nvPicPr>
+                  <pic:blipFill>
+                    <a:blip r:embed="rId8" cstate="none"/>
+                    <a:srcRect/>
+                    <a:stretch>
+                      <a:fillRect/>
+                    </a:stretch>
+                  </pic:blipFill>
+                  <pic:spPr bwMode="auto">
+                    <a:xfrm>
+                      <a:off x="0" y="0"/>
+                      <a:ext cx="4000500" cy="2809875"/>
+                    </a:xfrm>
+                    <a:prstGeom prst="rect">
+                      <a:avLst/>
+                    </a:prstGeom>
+                  </pic:spPr>
+                </pic:pic>
+              </a:graphicData>
+            </a:graphic>
+          </wp:inline>
+        </w:drawing>
       </w:r>
     </w:p>
     <w:p>
@@ -8480,7 +8074,7 @@
           <w:sz w:val="24"/>
           <w:szCs w:val="24"/>
         </w:rPr>
-        <w:t xml:space="preserve">That division matters here because the ocular outcomes of this study are derived from the tablet's own front camera rather than from dedicated instrumentation. In a darkened room the display is the dominant source of light falling on the reader's face, and the two levels of the polarity factor differ greatly in how much light they emit: computed from the locked condition table used here, a positive-polarity screen casts roughly thirty times the illuminance of a negative-polarity one at the reading distance specified in §3.6. Against a 10 lux room that leaves the face lit about 2.3 times more brightly in positive than in negative polarity; against a 300 lux room the ratio falls to about 1.05. Camera exposure, and with it the achieved frame rate on which blink classification depends, would therefore have varied systematically with the primary independent variable — and undersampling biases the measured minimum eyelid aperture upward, inflating the incomplete-blink ratio in the direction the hypothesis predicts. An artefact of that shape is indistinguishable from the effect it imitates.</w:t>
+        <w:t xml:space="preserve">That division matters here because the ocular outcomes of this study are derived from the tablet's own front camera rather than from dedicated instrumentation. In a darkened room the display is the dominant source of light falling on the reader's face, and the two levels of the polarity factor differ greatly in how much light they emit: computed from the locked condition table used here, a positive-polarity screen casts roughly thirty times the illuminance of a negative-polarity one at the reading distance specified in Section 3.6. Against a 10 lux room that leaves the face lit about 2.3 times more brightly in positive than in negative polarity; against a 300 lux room the ratio falls to about 1.05. Camera exposure, and with it the achieved frame rate on which blink classification depends, would therefore have varied systematically with the primary independent variable — and undersampling biases the measured minimum eyelid aperture upward, inflating the incomplete-blink ratio in the direction the hypothesis predicts. An artefact of that shape is indistinguishable from the effect it imitates.</w:t>
       </w:r>
     </w:p>
     <w:p>
@@ -8498,7 +8092,7 @@
           <w:sz w:val="24"/>
           <w:szCs w:val="24"/>
         </w:rPr>
-        <w:t xml:space="preserve">Ambient illumination is consequently held constant at a single controlled level rather than manipulated. Buchner and Baumgartner's null for the performance outcomes indicates that little is forfeited on that side; what is forfeited on the ocular side is stated plainly in §4.3, and includes the finding of Sethi and Ziat (2023) that negative polarity raised cognitive load in younger adults specifically under dim conditions — the condition this design no longer includes.</w:t>
+        <w:t xml:space="preserve">Ambient illumination is consequently held constant at a single controlled level rather than manipulated. Buchner and Baumgartner's null for the performance outcomes indicates that little is forfeited on that side; what is forfeited on the ocular side is stated plainly in Section 4.3, and includes the finding of Sethi and Ziat (2023) that negative polarity raised cognitive load in younger adults specifically under dim conditions — the condition this design no longer includes.</w:t>
       </w:r>
     </w:p>
     <w:p>
@@ -10471,7 +10065,7 @@
           <w:sz w:val="24"/>
           <w:szCs w:val="24"/>
         </w:rPr>
-        <w:t xml:space="preserve">Automated blink detection derives a scalar eye aspect ratio from facial landmarks and identifies blinks as a temporal pattern in that signal (Soukupová &amp; Čech, 2016). Being continuous and normalised, it can distinguish partial from complete closure, automating what the clinical literature has done by hand (Argilés </w:t>
+        <w:t xml:space="preserve">Automated blink detection derives a scalar eye aspect ratio from facial landmarks and identifies blinks as a temporal pattern in that signal (Soukupová &amp; Čech, 2016). That work establishes the signal and the detection of blink </w:t>
       </w:r>
       <w:r>
         <w:rPr>
@@ -10483,19 +10077,19 @@
           <w:sz w:val="24"/>
           <w:szCs w:val="24"/>
         </w:rPr>
-        <w:t xml:space="preserve">et al.</w:t>
-      </w:r>
-      <w:r>
-        <w:rPr>
-          <w:rFonts w:ascii="Times New Roman" w:cs="Times New Roman" w:eastAsia="Times New Roman" w:hAnsi="Times New Roman"/>
-          <w:b w:val="false"/>
-          <w:bCs w:val="false"/>
-          <w:i w:val="false"/>
-          <w:iCs w:val="false"/>
-          <w:sz w:val="24"/>
-          <w:szCs w:val="24"/>
-        </w:rPr>
-        <w:t xml:space="preserve">, 2015; Hirota </w:t>
+        <w:t xml:space="preserve">events</w:t>
+      </w:r>
+      <w:r>
+        <w:rPr>
+          <w:rFonts w:ascii="Times New Roman" w:cs="Times New Roman" w:eastAsia="Times New Roman" w:hAnsi="Times New Roman"/>
+          <w:b w:val="false"/>
+          <w:bCs w:val="false"/>
+          <w:i w:val="false"/>
+          <w:iCs w:val="false"/>
+          <w:sz w:val="24"/>
+          <w:szCs w:val="24"/>
+        </w:rPr>
+        <w:t xml:space="preserve">; it does not classify a blink as incomplete. Extending it to the depth of closure — the quantity the clinical literature has obtained by hand (Argilés </w:t>
       </w:r>
       <w:r>
         <w:rPr>
@@ -10519,7 +10113,7 @@
           <w:sz w:val="24"/>
           <w:szCs w:val="24"/>
         </w:rPr>
-        <w:t xml:space="preserve">, 2013; Portello </w:t>
+        <w:t xml:space="preserve">, 2015; Hirota </w:t>
       </w:r>
       <w:r>
         <w:rPr>
@@ -10543,7 +10137,31 @@
           <w:sz w:val="24"/>
           <w:szCs w:val="24"/>
         </w:rPr>
-        <w:t xml:space="preserve">, 2013). Validity differs by target: camera-based gaze estimation is lower in accuracy and sampling rate than infrared tracking and is defensible only for coarse zone classification, whereas blink measures are proportion-based and need temporal rather than spatial precision. Because a blink is complete within a few hundred milliseconds, duration-based metrics become unreliable at low sampling rates, and the achieved frame rate is therefore recorded per condition and gates the duration-based tiers, while proportion measures are more robust. No published study has validated a camera-based incomplete-blink measure against manual annotation.</w:t>
+        <w:t xml:space="preserve">, 2013; Portello </w:t>
+      </w:r>
+      <w:r>
+        <w:rPr>
+          <w:rFonts w:ascii="Times New Roman" w:cs="Times New Roman" w:eastAsia="Times New Roman" w:hAnsi="Times New Roman"/>
+          <w:b w:val="false"/>
+          <w:bCs w:val="false"/>
+          <w:i/>
+          <w:iCs/>
+          <w:sz w:val="24"/>
+          <w:szCs w:val="24"/>
+        </w:rPr>
+        <w:t xml:space="preserve">et al.</w:t>
+      </w:r>
+      <w:r>
+        <w:rPr>
+          <w:rFonts w:ascii="Times New Roman" w:cs="Times New Roman" w:eastAsia="Times New Roman" w:hAnsi="Times New Roman"/>
+          <w:b w:val="false"/>
+          <w:bCs w:val="false"/>
+          <w:i w:val="false"/>
+          <w:iCs w:val="false"/>
+          <w:sz w:val="24"/>
+          <w:szCs w:val="24"/>
+        </w:rPr>
+        <w:t xml:space="preserve">, 2013) — is this study's own step, and is why the classifier is validated against manual annotation rather than assumed (Section 3.5). Validity differs by target: camera-based gaze estimation is lower in accuracy and sampling rate than infrared tracking and is defensible only for coarse zone classification, whereas blink measures are proportion-based and need temporal rather than spatial precision. Because a blink is complete within a few hundred milliseconds, duration-based metrics become unreliable at low sampling rates, and the achieved frame rate is therefore recorded per condition and gates the duration-based tiers, while proportion measures are more robust. No published study has validated a camera-based incomplete-blink measure against manual annotation.</w:t>
       </w:r>
     </w:p>
     <w:p>
@@ -11126,7 +10744,7 @@
           <w:sz w:val="24"/>
           <w:szCs w:val="24"/>
         </w:rPr>
-        <w:t xml:space="preserve">A repeated-measures factorial design in which both factors vary within participant. Display polarity (positive, negative) is crossed with text colour (achromatic, blue, red, yellow, green), giving ten display conditions, each presented once in a single sitting. Ambient illumination is held constant at 300 lux and is a controlled variable with a manipulation check, not a factor (§3.4). Each participant contributes ten condition-runs and serves as their own control. Ten reading passages cover the ten runs, so each is read exactly once and no practice effect requires adjustment.</w:t>
+        <w:t xml:space="preserve">A repeated-measures factorial design in which both factors vary within participant. Display polarity (positive, negative) is crossed with text colour (achromatic, blue, red, yellow, green), giving ten display conditions, each presented once in a single sitting. Ambient illumination is held constant at 300 lux and is a controlled variable with a manipulation check, not a factor (Section 3.4). Each participant contributes ten condition-runs and serves as their own control. Ten reading passages cover the ten runs, so each is read exactly once and no practice effect requires adjustment.</w:t>
       </w:r>
     </w:p>
     <w:p>
@@ -11171,7 +10789,7 @@
                     </pic:cNvPicPr>
                   </pic:nvPicPr>
                   <pic:blipFill>
-                    <a:blip r:embed="rId7" cstate="none"/>
+                    <a:blip r:embed="rId9" cstate="none"/>
                     <a:srcRect/>
                     <a:stretch>
                       <a:fillRect/>
@@ -11676,7 +11294,7 @@
           <w:sz w:val="24"/>
           <w:szCs w:val="24"/>
         </w:rPr>
-        <w:t xml:space="preserve">The target is 130 participants for analysis, with 145 enrolled to allow for withdrawal and exclusion. It is a multiple of ten, as the Williams counterbalancing requires (§3.8), and was set by simulation rather than by a formula assuming independent observations. Precision on the primary outcome follows the number of condition-runs, not participants: 130 participants give 1,300 runs.</w:t>
+        <w:t xml:space="preserve">The target is 130 participants for analysis, with 145 enrolled to allow for withdrawal and exclusion. It is a multiple of ten, as the Williams counterbalancing requires (Section 3.8), and was set by simulation rather than by a formula assuming independent observations. Precision on the primary outcome follows the number of condition-runs, not participants: 130 participants give 1,300 runs.</w:t>
       </w:r>
     </w:p>
     <w:p>
@@ -17212,7 +16830,7 @@
                     </pic:cNvPicPr>
                   </pic:nvPicPr>
                   <pic:blipFill>
-                    <a:blip r:embed="rId8" cstate="none"/>
+                    <a:blip r:embed="rId10" cstate="none"/>
                     <a:srcRect/>
                     <a:stretch>
                       <a:fillRect/>
@@ -17386,7 +17004,7 @@
                     </pic:cNvPicPr>
                   </pic:nvPicPr>
                   <pic:blipFill>
-                    <a:blip r:embed="rId9" cstate="none"/>
+                    <a:blip r:embed="rId11" cstate="none"/>
                     <a:srcRect/>
                     <a:stretch>
                       <a:fillRect/>
@@ -17520,7 +17138,7 @@
           <w:sz w:val="24"/>
           <w:szCs w:val="24"/>
         </w:rPr>
-        <w:t xml:space="preserve">Figure 3.4 — One condition-run.</w:t>
+        <w:t xml:space="preserve">Figure 3.6 — One condition-run.</w:t>
       </w:r>
     </w:p>
     <w:tbl>
@@ -18234,25 +17852,7 @@
           <w:sz w:val="24"/>
           <w:szCs w:val="24"/>
         </w:rPr>
-        <w:t xml:space="preserve">The study is expected to yield quantified effects, with confidence intervals, of display polarity and text colour on subjective visual fatigue, ocular behaviour, cognitive workload and task performance at a controlled ambient illuminance, and, to the best of the available evidence, will provide among the first estimates of the polarity-by-colour interaction on fatigue outcomes, and is expected to determine whether the positive polarity advantage extends from brief legibility tasks to hour-scale reading and ocular-surface outcomes.</w:t>
-      </w:r>
-    </w:p>
-    <w:p>
-      <w:pPr>
-        <w:spacing w:after="140" w:line="340"/>
-        <w:jc w:val="both"/>
-      </w:pPr>
-      <w:r>
-        <w:rPr>
-          <w:rFonts w:ascii="Times New Roman" w:cs="Times New Roman" w:eastAsia="Times New Roman" w:hAnsi="Times New Roman"/>
-          <w:b w:val="false"/>
-          <w:bCs w:val="false"/>
-          <w:i w:val="false"/>
-          <w:iCs w:val="false"/>
-          <w:sz w:val="24"/>
-          <w:szCs w:val="24"/>
-        </w:rPr>
-        <w:t xml:space="preserve">Because the contrast ordering of colours reverses across polarity, the results are expected to indicate the extent to which colour-related effects are mediated by luminance contrast rather than hue: a crossover interaction would support contrast mediation, a preserved ordering would suggest residual hue-specific effects, with contrast expected to account for most colour-related variance and red a candidate exception. The study will further identify the configurations that minimise and maximise fatigue, indicate whether a polarity-blind contrast criterion adequately predicts measured readability, and produce an account of subjective–objective correspondence and a validated instrument whose agreement with manual annotation is reported.</w:t>
+        <w:t xml:space="preserve">The study is expected to yield quantified effects, with confidence intervals, of display polarity and text colour on subjective visual fatigue, ocular behaviour, cognitive workload and task performance, and among the first estimates of their interaction on fatigue outcomes — establishing whether the positive polarity advantage extends from brief legibility tasks to prolonged reading and ocular-surface outcomes. Because the contrast ordering of the colours reverses across polarity, a crossover interaction would support contrast mediation while a preserved ordering would indicate residual hue-specific effects, with red the candidate exception. The study will further identify the configurations that minimise and maximise fatigue, indicate whether a polarity-blind contrast criterion predicts measured readability, and report the automated blink measure's agreement with manual annotation.</w:t>
       </w:r>
     </w:p>
     <w:p>
@@ -18289,7 +17889,7 @@
           <w:sz w:val="24"/>
           <w:szCs w:val="24"/>
         </w:rPr>
-        <w:t xml:space="preserve">The findings map onto interface and product design, giving empirically grounded specification of text presentation and dark-mode implementation for reading applications, e-readers, e-learning platforms and operating-system themes, and they bear on accessibility standards by indicating whether and how polarity must enter a contrast criterion. For occupational and public health, display configuration is a preventive measure that costs nothing and can be deployed at population scale for a condition affecting roughly seven in ten screen users. In education the work informs the configuration of tablet-based learning materials; for optometric practice it provides actionable device-configuration advice in an area where practitioners are documented to lack quality evidence; and methodologically, a scalable instrument relieves the annotation bottleneck that has confined this literature to small samples.</w:t>
+        <w:t xml:space="preserve">Display configuration is a preventive measure that costs nothing and can be deployed at population scale for a condition affecting roughly seven in ten screen users. The findings give an empirically grounded specification of text presentation and dark-mode implementation for reading applications, e-readers and operating-system themes; they bear on accessibility standards by indicating whether polarity must enter a contrast criterion; and they inform the advice optometrists give patients, an area in which practitioners are documented to lack quality evidence. Methodologically, a scalable instrument relieves the annotation bottleneck that has confined this literature to small samples.</w:t>
       </w:r>
     </w:p>
     <w:p>
@@ -18326,7 +17926,31 @@
           <w:sz w:val="24"/>
           <w:szCs w:val="24"/>
         </w:rPr>
-        <w:t xml:space="preserve">Polarity and luminance contrast are not fully orthogonal, because chromatic pigments differ intrinsically in luminance and contrast cannot be equalised across polarity while the colour set is held fixed. This is mitigated by measuring and modelling contrast, and is deliberately exploited as a crossover test, but it constrains fully independent causal attribution.</w:t>
+        <w:t xml:space="preserve">Polarity is not fully orthogonal to luminance contrast, pigments differing intrinsically in luminance, nor to mean display luminance, white rather than mean luminance being held constant; Buchner </w:t>
+      </w:r>
+      <w:r>
+        <w:rPr>
+          <w:rFonts w:ascii="Times New Roman" w:cs="Times New Roman" w:eastAsia="Times New Roman" w:hAnsi="Times New Roman"/>
+          <w:b w:val="false"/>
+          <w:bCs w:val="false"/>
+          <w:i/>
+          <w:iCs/>
+          <w:sz w:val="24"/>
+          <w:szCs w:val="24"/>
+        </w:rPr>
+        <w:t xml:space="preserve">et al.</w:t>
+      </w:r>
+      <w:r>
+        <w:rPr>
+          <w:rFonts w:ascii="Times New Roman" w:cs="Times New Roman" w:eastAsia="Times New Roman" w:hAnsi="Times New Roman"/>
+          <w:b w:val="false"/>
+          <w:bCs w:val="false"/>
+          <w:i w:val="false"/>
+          <w:iCs w:val="false"/>
+          <w:sz w:val="24"/>
+          <w:szCs w:val="24"/>
+        </w:rPr>
+        <w:t xml:space="preserve"> (2009) report that the advantage disappears when overall luminance is equalised, so what is estimated here is polarity with its attendant luminance. Contrast is measured and modelled, but causal attribution is constrained.</w:t>
       </w:r>
     </w:p>
     <w:p>
@@ -18344,7 +17968,7 @@
           <w:sz w:val="24"/>
           <w:szCs w:val="24"/>
         </w:rPr>
-        <w:t xml:space="preserve">Camera-based measurement is screening-grade, lower in spatial accuracy and sampling rate than infrared eye tracking, and does not measure accommodation, so gaze measures are limited to coarse zones and duration-based blink metrics are gated on achieved frame rate.</w:t>
+        <w:t xml:space="preserve">Camera metrology is screening-grade: coarser and slower than infrared eye tracking, limited to gaze zones, gated on achieved frame rate, and blind to accommodation, which places accommodative outcomes outside this scope. Precision within a condition is bounded by the blinks it captures, giving a condition-level standard error near 0.06, so the power figures in Table 3.1 are upper bounds and blink counts are exported with every ratio. The manipulation cannot be blinded, leaving expectation effects on subjective ratings possible; generic fatigue and boredom are counterbalanced and modelled rather than eliminated; the NASA Task Load Index, administered once per sitting, is a descriptive session-level index rather than a contrast; and PERCLOS is insensitive to moderate drowsiness.</w:t>
       </w:r>
     </w:p>
     <w:p>
@@ -18362,7 +17986,7 @@
           <w:sz w:val="24"/>
           <w:szCs w:val="24"/>
         </w:rPr>
-        <w:t xml:space="preserve">The precision of the primary outcome within a single condition is bounded by the blinks that condition captures. The three-minute exposure adopted in §3.5 brings the standard error of a condition-level ratio to about 0.06, adequate for the participant-level contrasts carrying Objectives 1 and 2 but leaving individual condition estimates comparatively imprecise. Measurement error attenuates observed effect sizes, so the power figures in Table 3.1 are upper bounds on what the design can detect; the blinks contributing to each condition are exported alongside the ratio so this can be quantified rather than assumed. Accommodative outcomes, which require open-field autorefractometry, fall outside the scope of this study.</w:t>
+        <w:t xml:space="preserve">Holding ambient illumination constant forfeits the polarity-by-room-light interaction — the form the popular claim about dark mode actually takes — places night-time reading outside scope, and prevents this study speaking to Sethi and Ziat (2023), who located the cognitive cost of negative polarity in younger adults specifically under dim conditions. The reason is measurement rather than convenience: at low illuminance the light reaching the face is dominated by the display, so camera-derived blink measures would have carried an artefact aligned with the primary independent variable (Section 2.4). The narrowing is real, and the findings hold at a single display-to-ambient ratio.</w:t>
       </w:r>
     </w:p>
     <w:p>
@@ -18380,85 +18004,7 @@
           <w:sz w:val="24"/>
           <w:szCs w:val="24"/>
         </w:rPr>
-        <w:t xml:space="preserve">The manipulation cannot be blinded, since polarity and colour are visible, so expectation effects on subjective ratings cannot be excluded, although objective markers, the absence of feedback and counterbalancing mitigate this. Sessions accumulate generic fatigue and boredom alongside visual fatigue, which are counterbalanced, measured and modelled rather than eliminated. The NASA Task Load Index is administered once per sitting and therefore describes the sitting as a whole: it cannot be attributed to polarity or colour, both of which vary within it, and it is reported as a descriptive session-level index rather than as a contrast. PERCLOS, while serving as a sleepiness covariate, is itself insensitive to moderate drowsiness.</w:t>
-      </w:r>
-    </w:p>
-    <w:p>
-      <w:pPr>
-        <w:spacing w:after="140" w:line="340"/>
-        <w:jc w:val="both"/>
-      </w:pPr>
-      <w:r>
-        <w:rPr>
-          <w:rFonts w:ascii="Times New Roman" w:cs="Times New Roman" w:eastAsia="Times New Roman" w:hAnsi="Times New Roman"/>
-          <w:b w:val="false"/>
-          <w:bCs w:val="false"/>
-          <w:i w:val="false"/>
-          <w:iCs w:val="false"/>
-          <w:sz w:val="24"/>
-          <w:szCs w:val="24"/>
-        </w:rPr>
-        <w:t xml:space="preserve">Holding ambient illumination constant is the most consequential delimitation of this design, and it forfeits three things that should be stated rather than implied. The interaction between polarity and room light cannot be estimated, and that interaction is the form the popular claim about dark mode actually takes. The night-time reading scenario, which the earlier two-level version of this protocol included at approximately 10 lux, is outside the present scope altogether. And Sethi and Ziat (2023) located the cognitive cost of negative polarity in younger adults specifically under dim conditions — that is, in the very condition removed — so this study cannot speak to their finding for its own age group. The decision rests on the measurement argument set out in §2.4: at low ambient illuminance the light reaching the participant's face is dominated by the display and therefore varies with polarity, so camera-derived blink measures would have carried an artefact aligned with the primary independent variable. A narrower question answered with a trustworthy instrument was judged preferable to a broader one answered with a compromised one, but the narrowing is real.</w:t>
-      </w:r>
-    </w:p>
-    <w:p>
-      <w:pPr>
-        <w:spacing w:after="140" w:line="340"/>
-        <w:jc w:val="both"/>
-      </w:pPr>
-      <w:r>
-        <w:rPr>
-          <w:rFonts w:ascii="Times New Roman" w:cs="Times New Roman" w:eastAsia="Times New Roman" w:hAnsi="Times New Roman"/>
-          <w:b w:val="false"/>
-          <w:bCs w:val="false"/>
-          <w:i w:val="false"/>
-          <w:iCs w:val="false"/>
-          <w:sz w:val="24"/>
-          <w:szCs w:val="24"/>
-        </w:rPr>
-        <w:t xml:space="preserve">Two further points bear on interpretation. The polarity contrast is confounded with mean display luminance by construction, since white luminance rather than mean luminance is held constant across polarities; Buchner </w:t>
-      </w:r>
-      <w:r>
-        <w:rPr>
-          <w:rFonts w:ascii="Times New Roman" w:cs="Times New Roman" w:eastAsia="Times New Roman" w:hAnsi="Times New Roman"/>
-          <w:b w:val="false"/>
-          <w:bCs w:val="false"/>
-          <w:i/>
-          <w:iCs/>
-          <w:sz w:val="24"/>
-          <w:szCs w:val="24"/>
-        </w:rPr>
-        <w:t xml:space="preserve">et al.</w:t>
-      </w:r>
-      <w:r>
-        <w:rPr>
-          <w:rFonts w:ascii="Times New Roman" w:cs="Times New Roman" w:eastAsia="Times New Roman" w:hAnsi="Times New Roman"/>
-          <w:b w:val="false"/>
-          <w:bCs w:val="false"/>
-          <w:i w:val="false"/>
-          <w:iCs w:val="false"/>
-          <w:sz w:val="24"/>
-          <w:szCs w:val="24"/>
-        </w:rPr>
-        <w:t xml:space="preserve"> (2009) report that the positive-polarity advantage disappears when overall display luminance is equalised, so the effect estimated here is properly described as an effect of polarity-with-its-attendant-luminance rather than of polarity alone. And the single illumination level means the findings apply at a display-to-ambient ratio fixed at 300 lux, not across the range of ratios encountered in ordinary use.</w:t>
-      </w:r>
-    </w:p>
-    <w:p>
-      <w:pPr>
-        <w:spacing w:after="140" w:line="340"/>
-        <w:jc w:val="both"/>
-      </w:pPr>
-      <w:r>
-        <w:rPr>
-          <w:rFonts w:ascii="Times New Roman" w:cs="Times New Roman" w:eastAsia="Times New Roman" w:hAnsi="Times New Roman"/>
-          <w:b w:val="false"/>
-          <w:bCs w:val="false"/>
-          <w:i w:val="false"/>
-          <w:iCs w:val="false"/>
-          <w:sz w:val="24"/>
-          <w:szCs w:val="24"/>
-        </w:rPr>
-        <w:t xml:space="preserve">Findings will be specific to the device, display technology, luminance range and population studied. The sample is delimited to adults aged 18 to 35 with normal or corrected vision and no colour-vision deficiency, so presbyopic, paediatric and colour-vision-deficient populations, for whom polarity effects may differ, lie outside the present scope and are identified as future work.</w:t>
+        <w:t xml:space="preserve">Findings are further specific to the device, display technology, luminance range and population studied: adults aged 18 to 35 with normal or corrected vision and no colour-vision deficiency. Presbyopic, paediatric and colour-vision-deficient populations, in whom polarity effects may differ, are identified as future work.</w:t>
       </w:r>
     </w:p>
     <w:p>
@@ -18495,7 +18041,7 @@
           <w:sz w:val="24"/>
           <w:szCs w:val="24"/>
         </w:rPr>
-        <w:t xml:space="preserve">The proposed research addresses a determinant of visual health that is ubiquitous, freely modifiable and inadequately evidenced. By crossing display polarity with a five-level text-colour factor at a controlled ambient illuminance, and measuring validated symptoms alongside ocular behaviour, workload and task performance in a single instrumented protocol, it is intended to provide quantified, standards-relevant evidence on display configuration for prolonged reading, and to contribute a measurement approach that may reduce reliance on manual annotation in this field.</w:t>
+        <w:t xml:space="preserve">The proposed research addresses a determinant of visual health that is ubiquitous, freely modifiable and inadequately evidenced. By crossing display polarity with a five-level text-colour factor at a controlled ambient illuminance, and measuring validated symptoms alongside ocular behaviour, workload and performance in one instrumented protocol, it is intended to provide quantified, standards-relevant evidence on display configuration for prolonged reading, and a measurement approach that may reduce reliance on manual annotation.</w:t>
       </w:r>
     </w:p>
     <w:p>

--- a/synopsis/Synopsis_Gyandeep_Nath_AdtU.docx
+++ b/synopsis/Synopsis_Gyandeep_Nath_AdtU.docx
@@ -18106,8 +18106,9 @@
     </w:p>
     <w:p>
       <w:pPr>
-        <w:spacing w:after="140" w:line="340" w:lineRule="auto"/>
-        <w:jc w:val="both"/>
+        <w:spacing w:after="100" w:line="340" w:lineRule="auto"/>
+        <w:ind w:left="720" w:hanging="720"/>
+        <w:jc w:val="left"/>
       </w:pPr>
       <w:r>
         <w:rPr>
@@ -18172,8 +18173,9 @@
     </w:p>
     <w:p>
       <w:pPr>
-        <w:spacing w:after="140" w:line="340" w:lineRule="auto"/>
-        <w:jc w:val="both"/>
+        <w:spacing w:after="100" w:line="340" w:lineRule="auto"/>
+        <w:ind w:left="720" w:hanging="720"/>
+        <w:jc w:val="left"/>
       </w:pPr>
       <w:r>
         <w:rPr>
@@ -18238,8 +18240,9 @@
     </w:p>
     <w:p>
       <w:pPr>
-        <w:spacing w:after="140" w:line="340" w:lineRule="auto"/>
-        <w:jc w:val="both"/>
+        <w:spacing w:after="100" w:line="340" w:lineRule="auto"/>
+        <w:ind w:left="720" w:hanging="720"/>
+        <w:jc w:val="left"/>
       </w:pPr>
       <w:r>
         <w:rPr>
@@ -18304,8 +18307,9 @@
     </w:p>
     <w:p>
       <w:pPr>
-        <w:spacing w:after="140" w:line="340" w:lineRule="auto"/>
-        <w:jc w:val="both"/>
+        <w:spacing w:after="100" w:line="340" w:lineRule="auto"/>
+        <w:ind w:left="720" w:hanging="720"/>
+        <w:jc w:val="left"/>
       </w:pPr>
       <w:r>
         <w:rPr>
@@ -18370,8 +18374,9 @@
     </w:p>
     <w:p>
       <w:pPr>
-        <w:spacing w:after="140" w:line="340" w:lineRule="auto"/>
-        <w:jc w:val="both"/>
+        <w:spacing w:after="100" w:line="340" w:lineRule="auto"/>
+        <w:ind w:left="720" w:hanging="720"/>
+        <w:jc w:val="left"/>
       </w:pPr>
       <w:r>
         <w:rPr>
@@ -18436,8 +18441,9 @@
     </w:p>
     <w:p>
       <w:pPr>
-        <w:spacing w:after="140" w:line="340" w:lineRule="auto"/>
-        <w:jc w:val="both"/>
+        <w:spacing w:after="100" w:line="340" w:lineRule="auto"/>
+        <w:ind w:left="720" w:hanging="720"/>
+        <w:jc w:val="left"/>
       </w:pPr>
       <w:r>
         <w:rPr>
@@ -18502,8 +18508,9 @@
     </w:p>
     <w:p>
       <w:pPr>
-        <w:spacing w:after="140" w:line="340" w:lineRule="auto"/>
-        <w:jc w:val="both"/>
+        <w:spacing w:after="100" w:line="340" w:lineRule="auto"/>
+        <w:ind w:left="720" w:hanging="720"/>
+        <w:jc w:val="left"/>
       </w:pPr>
       <w:r>
         <w:rPr>
@@ -18568,8 +18575,9 @@
     </w:p>
     <w:p>
       <w:pPr>
-        <w:spacing w:after="140" w:line="340" w:lineRule="auto"/>
-        <w:jc w:val="both"/>
+        <w:spacing w:after="100" w:line="340" w:lineRule="auto"/>
+        <w:ind w:left="720" w:hanging="720"/>
+        <w:jc w:val="left"/>
       </w:pPr>
       <w:r>
         <w:rPr>
@@ -18634,8 +18642,9 @@
     </w:p>
     <w:p>
       <w:pPr>
-        <w:spacing w:after="140" w:line="340" w:lineRule="auto"/>
-        <w:jc w:val="both"/>
+        <w:spacing w:after="100" w:line="340" w:lineRule="auto"/>
+        <w:ind w:left="720" w:hanging="720"/>
+        <w:jc w:val="left"/>
       </w:pPr>
       <w:r>
         <w:rPr>
@@ -18700,8 +18709,9 @@
     </w:p>
     <w:p>
       <w:pPr>
-        <w:spacing w:after="140" w:line="340" w:lineRule="auto"/>
-        <w:jc w:val="both"/>
+        <w:spacing w:after="100" w:line="340" w:lineRule="auto"/>
+        <w:ind w:left="720" w:hanging="720"/>
+        <w:jc w:val="left"/>
       </w:pPr>
       <w:r>
         <w:rPr>
@@ -18766,8 +18776,9 @@
     </w:p>
     <w:p>
       <w:pPr>
-        <w:spacing w:after="140" w:line="340" w:lineRule="auto"/>
-        <w:jc w:val="both"/>
+        <w:spacing w:after="100" w:line="340" w:lineRule="auto"/>
+        <w:ind w:left="720" w:hanging="720"/>
+        <w:jc w:val="left"/>
       </w:pPr>
       <w:r>
         <w:rPr>
@@ -18832,8 +18843,9 @@
     </w:p>
     <w:p>
       <w:pPr>
-        <w:spacing w:after="140" w:line="340" w:lineRule="auto"/>
-        <w:jc w:val="both"/>
+        <w:spacing w:after="100" w:line="340" w:lineRule="auto"/>
+        <w:ind w:left="720" w:hanging="720"/>
+        <w:jc w:val="left"/>
       </w:pPr>
       <w:r>
         <w:rPr>
@@ -18898,8 +18910,9 @@
     </w:p>
     <w:p>
       <w:pPr>
-        <w:spacing w:after="140" w:line="340" w:lineRule="auto"/>
-        <w:jc w:val="both"/>
+        <w:spacing w:after="100" w:line="340" w:lineRule="auto"/>
+        <w:ind w:left="720" w:hanging="720"/>
+        <w:jc w:val="left"/>
       </w:pPr>
       <w:r>
         <w:rPr>
@@ -18964,8 +18977,9 @@
     </w:p>
     <w:p>
       <w:pPr>
-        <w:spacing w:after="140" w:line="340" w:lineRule="auto"/>
-        <w:jc w:val="both"/>
+        <w:spacing w:after="100" w:line="340" w:lineRule="auto"/>
+        <w:ind w:left="720" w:hanging="720"/>
+        <w:jc w:val="left"/>
       </w:pPr>
       <w:r>
         <w:rPr>
@@ -19030,8 +19044,9 @@
     </w:p>
     <w:p>
       <w:pPr>
-        <w:spacing w:after="140" w:line="340" w:lineRule="auto"/>
-        <w:jc w:val="both"/>
+        <w:spacing w:after="100" w:line="340" w:lineRule="auto"/>
+        <w:ind w:left="720" w:hanging="720"/>
+        <w:jc w:val="left"/>
       </w:pPr>
       <w:r>
         <w:rPr>
@@ -19072,8 +19087,9 @@
     </w:p>
     <w:p>
       <w:pPr>
-        <w:spacing w:after="140" w:line="340" w:lineRule="auto"/>
-        <w:jc w:val="both"/>
+        <w:spacing w:after="100" w:line="340" w:lineRule="auto"/>
+        <w:ind w:left="720" w:hanging="720"/>
+        <w:jc w:val="left"/>
       </w:pPr>
       <w:r>
         <w:rPr>
@@ -19138,8 +19154,9 @@
     </w:p>
     <w:p>
       <w:pPr>
-        <w:spacing w:after="140" w:line="340" w:lineRule="auto"/>
-        <w:jc w:val="both"/>
+        <w:spacing w:after="100" w:line="340" w:lineRule="auto"/>
+        <w:ind w:left="720" w:hanging="720"/>
+        <w:jc w:val="left"/>
       </w:pPr>
       <w:r>
         <w:rPr>
@@ -19204,8 +19221,9 @@
     </w:p>
     <w:p>
       <w:pPr>
-        <w:spacing w:after="140" w:line="340" w:lineRule="auto"/>
-        <w:jc w:val="both"/>
+        <w:spacing w:after="100" w:line="340" w:lineRule="auto"/>
+        <w:ind w:left="720" w:hanging="720"/>
+        <w:jc w:val="left"/>
       </w:pPr>
       <w:r>
         <w:rPr>
@@ -19270,8 +19288,9 @@
     </w:p>
     <w:p>
       <w:pPr>
-        <w:spacing w:after="140" w:line="340" w:lineRule="auto"/>
-        <w:jc w:val="both"/>
+        <w:spacing w:after="100" w:line="340" w:lineRule="auto"/>
+        <w:ind w:left="720" w:hanging="720"/>
+        <w:jc w:val="left"/>
       </w:pPr>
       <w:r>
         <w:rPr>
@@ -19336,8 +19355,9 @@
     </w:p>
     <w:p>
       <w:pPr>
-        <w:spacing w:after="140" w:line="340" w:lineRule="auto"/>
-        <w:jc w:val="both"/>
+        <w:spacing w:after="100" w:line="340" w:lineRule="auto"/>
+        <w:ind w:left="720" w:hanging="720"/>
+        <w:jc w:val="left"/>
       </w:pPr>
       <w:r>
         <w:rPr>
@@ -19402,8 +19422,9 @@
     </w:p>
     <w:p>
       <w:pPr>
-        <w:spacing w:after="140" w:line="340" w:lineRule="auto"/>
-        <w:jc w:val="both"/>
+        <w:spacing w:after="100" w:line="340" w:lineRule="auto"/>
+        <w:ind w:left="720" w:hanging="720"/>
+        <w:jc w:val="left"/>
       </w:pPr>
       <w:r>
         <w:rPr>
@@ -19468,8 +19489,9 @@
     </w:p>
     <w:p>
       <w:pPr>
-        <w:spacing w:after="140" w:line="340" w:lineRule="auto"/>
-        <w:jc w:val="both"/>
+        <w:spacing w:after="100" w:line="340" w:lineRule="auto"/>
+        <w:ind w:left="720" w:hanging="720"/>
+        <w:jc w:val="left"/>
       </w:pPr>
       <w:r>
         <w:rPr>
@@ -19534,8 +19556,9 @@
     </w:p>
     <w:p>
       <w:pPr>
-        <w:spacing w:after="140" w:line="340" w:lineRule="auto"/>
-        <w:jc w:val="both"/>
+        <w:spacing w:after="100" w:line="340" w:lineRule="auto"/>
+        <w:ind w:left="720" w:hanging="720"/>
+        <w:jc w:val="left"/>
       </w:pPr>
       <w:r>
         <w:rPr>
@@ -19600,8 +19623,9 @@
     </w:p>
     <w:p>
       <w:pPr>
-        <w:spacing w:after="140" w:line="340" w:lineRule="auto"/>
-        <w:jc w:val="both"/>
+        <w:spacing w:after="100" w:line="340" w:lineRule="auto"/>
+        <w:ind w:left="720" w:hanging="720"/>
+        <w:jc w:val="left"/>
       </w:pPr>
       <w:r>
         <w:rPr>
@@ -19666,8 +19690,9 @@
     </w:p>
     <w:p>
       <w:pPr>
-        <w:spacing w:after="140" w:line="340" w:lineRule="auto"/>
-        <w:jc w:val="both"/>
+        <w:spacing w:after="100" w:line="340" w:lineRule="auto"/>
+        <w:ind w:left="720" w:hanging="720"/>
+        <w:jc w:val="left"/>
       </w:pPr>
       <w:r>
         <w:rPr>
@@ -19732,8 +19757,9 @@
     </w:p>
     <w:p>
       <w:pPr>
-        <w:spacing w:after="140" w:line="340" w:lineRule="auto"/>
-        <w:jc w:val="both"/>
+        <w:spacing w:after="100" w:line="340" w:lineRule="auto"/>
+        <w:ind w:left="720" w:hanging="720"/>
+        <w:jc w:val="left"/>
       </w:pPr>
       <w:r>
         <w:rPr>
@@ -19798,8 +19824,9 @@
     </w:p>
     <w:p>
       <w:pPr>
-        <w:spacing w:after="140" w:line="340" w:lineRule="auto"/>
-        <w:jc w:val="both"/>
+        <w:spacing w:after="100" w:line="340" w:lineRule="auto"/>
+        <w:ind w:left="720" w:hanging="720"/>
+        <w:jc w:val="left"/>
       </w:pPr>
       <w:r>
         <w:rPr>
@@ -19864,8 +19891,9 @@
     </w:p>
     <w:p>
       <w:pPr>
-        <w:spacing w:after="140" w:line="340" w:lineRule="auto"/>
-        <w:jc w:val="both"/>
+        <w:spacing w:after="100" w:line="340" w:lineRule="auto"/>
+        <w:ind w:left="720" w:hanging="720"/>
+        <w:jc w:val="left"/>
       </w:pPr>
       <w:r>
         <w:rPr>
@@ -19930,8 +19958,9 @@
     </w:p>
     <w:p>
       <w:pPr>
-        <w:spacing w:after="140" w:line="340" w:lineRule="auto"/>
-        <w:jc w:val="both"/>
+        <w:spacing w:after="100" w:line="340" w:lineRule="auto"/>
+        <w:ind w:left="720" w:hanging="720"/>
+        <w:jc w:val="left"/>
       </w:pPr>
       <w:r>
         <w:rPr>
@@ -19996,8 +20025,9 @@
     </w:p>
     <w:p>
       <w:pPr>
-        <w:spacing w:after="140" w:line="340" w:lineRule="auto"/>
-        <w:jc w:val="both"/>
+        <w:spacing w:after="100" w:line="340" w:lineRule="auto"/>
+        <w:ind w:left="720" w:hanging="720"/>
+        <w:jc w:val="left"/>
       </w:pPr>
       <w:r>
         <w:rPr>
@@ -20062,8 +20092,9 @@
     </w:p>
     <w:p>
       <w:pPr>
-        <w:spacing w:after="140" w:line="340" w:lineRule="auto"/>
-        <w:jc w:val="both"/>
+        <w:spacing w:after="100" w:line="340" w:lineRule="auto"/>
+        <w:ind w:left="720" w:hanging="720"/>
+        <w:jc w:val="left"/>
       </w:pPr>
       <w:r>
         <w:rPr>
@@ -20128,8 +20159,9 @@
     </w:p>
     <w:p>
       <w:pPr>
-        <w:spacing w:after="140" w:line="340" w:lineRule="auto"/>
-        <w:jc w:val="both"/>
+        <w:spacing w:after="100" w:line="340" w:lineRule="auto"/>
+        <w:ind w:left="720" w:hanging="720"/>
+        <w:jc w:val="left"/>
       </w:pPr>
       <w:r>
         <w:rPr>
@@ -20194,8 +20226,9 @@
     </w:p>
     <w:p>
       <w:pPr>
-        <w:spacing w:after="140" w:line="340" w:lineRule="auto"/>
-        <w:jc w:val="both"/>
+        <w:spacing w:after="100" w:line="340" w:lineRule="auto"/>
+        <w:ind w:left="720" w:hanging="720"/>
+        <w:jc w:val="left"/>
       </w:pPr>
       <w:r>
         <w:rPr>
@@ -20260,8 +20293,9 @@
     </w:p>
     <w:p>
       <w:pPr>
-        <w:spacing w:after="140" w:line="340" w:lineRule="auto"/>
-        <w:jc w:val="both"/>
+        <w:spacing w:after="100" w:line="340" w:lineRule="auto"/>
+        <w:ind w:left="720" w:hanging="720"/>
+        <w:jc w:val="left"/>
       </w:pPr>
       <w:r>
         <w:rPr>
@@ -20302,8 +20336,9 @@
     </w:p>
     <w:p>
       <w:pPr>
-        <w:spacing w:after="140" w:line="340" w:lineRule="auto"/>
-        <w:jc w:val="both"/>
+        <w:spacing w:after="100" w:line="340" w:lineRule="auto"/>
+        <w:ind w:left="720" w:hanging="720"/>
+        <w:jc w:val="left"/>
       </w:pPr>
       <w:r>
         <w:rPr>
@@ -20368,8 +20403,9 @@
     </w:p>
     <w:p>
       <w:pPr>
-        <w:spacing w:after="140" w:line="340" w:lineRule="auto"/>
-        <w:jc w:val="both"/>
+        <w:spacing w:after="100" w:line="340" w:lineRule="auto"/>
+        <w:ind w:left="720" w:hanging="720"/>
+        <w:jc w:val="left"/>
       </w:pPr>
       <w:r>
         <w:rPr>
@@ -20434,8 +20470,9 @@
     </w:p>
     <w:p>
       <w:pPr>
-        <w:spacing w:after="140" w:line="340" w:lineRule="auto"/>
-        <w:jc w:val="both"/>
+        <w:spacing w:after="100" w:line="340" w:lineRule="auto"/>
+        <w:ind w:left="720" w:hanging="720"/>
+        <w:jc w:val="left"/>
       </w:pPr>
       <w:r>
         <w:rPr>
@@ -20476,8 +20513,9 @@
     </w:p>
     <w:p>
       <w:pPr>
-        <w:spacing w:after="140" w:line="340" w:lineRule="auto"/>
-        <w:jc w:val="both"/>
+        <w:spacing w:after="100" w:line="340" w:lineRule="auto"/>
+        <w:ind w:left="720" w:hanging="720"/>
+        <w:jc w:val="left"/>
       </w:pPr>
       <w:r>
         <w:rPr>
@@ -20558,8 +20596,9 @@
     </w:p>
     <w:p>
       <w:pPr>
-        <w:spacing w:after="140" w:line="340" w:lineRule="auto"/>
-        <w:jc w:val="both"/>
+        <w:spacing w:after="100" w:line="340" w:lineRule="auto"/>
+        <w:ind w:left="720" w:hanging="720"/>
+        <w:jc w:val="left"/>
       </w:pPr>
       <w:r>
         <w:rPr>
@@ -20576,8 +20615,9 @@
     </w:p>
     <w:p>
       <w:pPr>
-        <w:spacing w:after="140" w:line="340" w:lineRule="auto"/>
-        <w:jc w:val="both"/>
+        <w:spacing w:after="100" w:line="340" w:lineRule="auto"/>
+        <w:ind w:left="720" w:hanging="720"/>
+        <w:jc w:val="left"/>
       </w:pPr>
       <w:r>
         <w:rPr>
@@ -20594,8 +20634,9 @@
     </w:p>
     <w:p>
       <w:pPr>
-        <w:spacing w:after="140" w:line="340" w:lineRule="auto"/>
-        <w:jc w:val="both"/>
+        <w:spacing w:after="100" w:line="340" w:lineRule="auto"/>
+        <w:ind w:left="720" w:hanging="720"/>
+        <w:jc w:val="left"/>
       </w:pPr>
       <w:r>
         <w:rPr>

--- a/synopsis/Synopsis_Gyandeep_Nath_AdtU.docx
+++ b/synopsis/Synopsis_Gyandeep_Nath_AdtU.docx
@@ -4,26 +4,26 @@
   <w:body>
     <w:p>
       <w:pPr>
-        <w:spacing w:after="140" w:line="340" w:lineRule="auto"/>
-        <w:jc w:val="both"/>
-      </w:pPr>
-      <w:r>
-        <w:rPr>
-          <w:rFonts w:ascii="Times New Roman" w:cs="Times New Roman" w:eastAsia="Times New Roman" w:hAnsi="Times New Roman"/>
-          <w:b w:val="false"/>
-          <w:bCs w:val="false"/>
-          <w:i w:val="false"/>
-          <w:iCs w:val="false"/>
-          <w:sz w:val="24"/>
-          <w:szCs w:val="24"/>
+        <w:spacing w:after="400" w:before="1400" w:line="360" w:lineRule="auto"/>
+        <w:jc w:val="center"/>
+      </w:pPr>
+      <w:r>
+        <w:rPr>
+          <w:rFonts w:ascii="Times New Roman" w:cs="Times New Roman" w:eastAsia="Times New Roman" w:hAnsi="Times New Roman"/>
+          <w:b/>
+          <w:bCs/>
+          <w:i w:val="false"/>
+          <w:iCs w:val="false"/>
+          <w:sz w:val="28"/>
+          <w:szCs w:val="28"/>
         </w:rPr>
         <w:t xml:space="preserve">EFFECTS OF DISPLAY POLARITY AND TEXT COLOUR ON VISUAL FATIGUE, OCULAR BEHAVIOUR AND TASK PERFORMANCE UNDER CONTROLLED AMBIENT ILLUMINATION</w:t>
       </w:r>
     </w:p>
     <w:p>
       <w:pPr>
-        <w:spacing w:after="140" w:line="340" w:lineRule="auto"/>
-        <w:jc w:val="both"/>
+        <w:spacing w:after="200" w:before="60" w:line="340" w:lineRule="auto"/>
+        <w:jc w:val="center"/>
       </w:pPr>
       <w:r>
         <w:rPr>
@@ -40,8 +40,8 @@
     </w:p>
     <w:p>
       <w:pPr>
-        <w:spacing w:after="140" w:line="340" w:lineRule="auto"/>
-        <w:jc w:val="both"/>
+        <w:spacing w:after="200" w:before="60" w:line="340" w:lineRule="auto"/>
+        <w:jc w:val="center"/>
       </w:pPr>
       <w:r>
         <w:rPr>
@@ -58,8 +58,8 @@
     </w:p>
     <w:p>
       <w:pPr>
-        <w:spacing w:after="140" w:line="340" w:lineRule="auto"/>
-        <w:jc w:val="both"/>
+        <w:spacing w:after="200" w:before="60" w:line="340" w:lineRule="auto"/>
+        <w:jc w:val="center"/>
       </w:pPr>
       <w:r>
         <w:rPr>
@@ -76,8 +76,8 @@
     </w:p>
     <w:p>
       <w:pPr>
-        <w:spacing w:after="140" w:line="340" w:lineRule="auto"/>
-        <w:jc w:val="both"/>
+        <w:spacing w:after="200" w:before="60" w:line="340" w:lineRule="auto"/>
+        <w:jc w:val="center"/>
       </w:pPr>
       <w:r>
         <w:rPr>
@@ -94,8 +94,8 @@
     </w:p>
     <w:p>
       <w:pPr>
-        <w:spacing w:after="140" w:line="340" w:lineRule="auto"/>
-        <w:jc w:val="both"/>
+        <w:spacing w:after="200" w:before="60" w:line="340" w:lineRule="auto"/>
+        <w:jc w:val="center"/>
       </w:pPr>
       <w:r>
         <w:rPr>
@@ -112,8 +112,8 @@
     </w:p>
     <w:p>
       <w:pPr>
-        <w:spacing w:after="140" w:line="340" w:lineRule="auto"/>
-        <w:jc w:val="both"/>
+        <w:spacing w:after="200" w:before="60" w:line="340" w:lineRule="auto"/>
+        <w:jc w:val="center"/>
       </w:pPr>
       <w:r>
         <w:rPr>
@@ -130,8 +130,8 @@
     </w:p>
     <w:p>
       <w:pPr>
-        <w:spacing w:after="140" w:line="340" w:lineRule="auto"/>
-        <w:jc w:val="both"/>
+        <w:spacing w:after="200" w:before="60" w:line="340" w:lineRule="auto"/>
+        <w:jc w:val="center"/>
       </w:pPr>
       <w:r>
         <w:rPr>
@@ -148,8 +148,8 @@
     </w:p>
     <w:p>
       <w:pPr>
-        <w:spacing w:after="140" w:line="340" w:lineRule="auto"/>
-        <w:jc w:val="both"/>
+        <w:spacing w:after="200" w:before="60" w:line="340" w:lineRule="auto"/>
+        <w:jc w:val="center"/>
       </w:pPr>
       <w:r>
         <w:rPr>
@@ -166,8 +166,8 @@
     </w:p>
     <w:p>
       <w:pPr>
-        <w:spacing w:after="140" w:line="340" w:lineRule="auto"/>
-        <w:jc w:val="both"/>
+        <w:spacing w:after="200" w:before="60" w:line="340" w:lineRule="auto"/>
+        <w:jc w:val="center"/>
       </w:pPr>
       <w:r>
         <w:rPr>
@@ -184,8 +184,8 @@
     </w:p>
     <w:p>
       <w:pPr>
-        <w:spacing w:after="140" w:line="340" w:lineRule="auto"/>
-        <w:jc w:val="both"/>
+        <w:spacing w:after="200" w:before="60" w:line="340" w:lineRule="auto"/>
+        <w:jc w:val="center"/>
       </w:pPr>
       <w:r>
         <w:rPr>

--- a/synopsis/Synopsis_Gyandeep_Nath_AdtU.docx
+++ b/synopsis/Synopsis_Gyandeep_Nath_AdtU.docx
@@ -22,7 +22,7 @@
     </w:p>
     <w:p>
       <w:pPr>
-        <w:spacing w:after="200" w:before="60" w:line="340" w:lineRule="auto"/>
+        <w:spacing w:after="200" w:before="60" w:line="360" w:lineRule="auto"/>
         <w:jc w:val="center"/>
       </w:pPr>
       <w:r>
@@ -40,7 +40,7 @@
     </w:p>
     <w:p>
       <w:pPr>
-        <w:spacing w:after="200" w:before="60" w:line="340" w:lineRule="auto"/>
+        <w:spacing w:after="200" w:before="60" w:line="360" w:lineRule="auto"/>
         <w:jc w:val="center"/>
       </w:pPr>
       <w:r>
@@ -58,7 +58,7 @@
     </w:p>
     <w:p>
       <w:pPr>
-        <w:spacing w:after="200" w:before="60" w:line="340" w:lineRule="auto"/>
+        <w:spacing w:after="200" w:before="60" w:line="360" w:lineRule="auto"/>
         <w:jc w:val="center"/>
       </w:pPr>
       <w:r>
@@ -76,7 +76,7 @@
     </w:p>
     <w:p>
       <w:pPr>
-        <w:spacing w:after="200" w:before="60" w:line="340" w:lineRule="auto"/>
+        <w:spacing w:after="200" w:before="60" w:line="360" w:lineRule="auto"/>
         <w:jc w:val="center"/>
       </w:pPr>
       <w:r>
@@ -94,7 +94,7 @@
     </w:p>
     <w:p>
       <w:pPr>
-        <w:spacing w:after="200" w:before="60" w:line="340" w:lineRule="auto"/>
+        <w:spacing w:after="200" w:before="60" w:line="360" w:lineRule="auto"/>
         <w:jc w:val="center"/>
       </w:pPr>
       <w:r>
@@ -112,7 +112,7 @@
     </w:p>
     <w:p>
       <w:pPr>
-        <w:spacing w:after="200" w:before="60" w:line="340" w:lineRule="auto"/>
+        <w:spacing w:after="200" w:before="60" w:line="360" w:lineRule="auto"/>
         <w:jc w:val="center"/>
       </w:pPr>
       <w:r>
@@ -130,7 +130,7 @@
     </w:p>
     <w:p>
       <w:pPr>
-        <w:spacing w:after="200" w:before="60" w:line="340" w:lineRule="auto"/>
+        <w:spacing w:after="200" w:before="60" w:line="360" w:lineRule="auto"/>
         <w:jc w:val="center"/>
       </w:pPr>
       <w:r>
@@ -148,7 +148,7 @@
     </w:p>
     <w:p>
       <w:pPr>
-        <w:spacing w:after="200" w:before="60" w:line="340" w:lineRule="auto"/>
+        <w:spacing w:after="200" w:before="60" w:line="360" w:lineRule="auto"/>
         <w:jc w:val="center"/>
       </w:pPr>
       <w:r>
@@ -166,7 +166,7 @@
     </w:p>
     <w:p>
       <w:pPr>
-        <w:spacing w:after="200" w:before="60" w:line="340" w:lineRule="auto"/>
+        <w:spacing w:after="200" w:before="60" w:line="360" w:lineRule="auto"/>
         <w:jc w:val="center"/>
       </w:pPr>
       <w:r>
@@ -184,7 +184,7 @@
     </w:p>
     <w:p>
       <w:pPr>
-        <w:spacing w:after="200" w:before="60" w:line="340" w:lineRule="auto"/>
+        <w:spacing w:after="200" w:before="60" w:line="360" w:lineRule="auto"/>
         <w:jc w:val="center"/>
       </w:pPr>
       <w:r>
@@ -207,7 +207,7 @@
     </w:p>
     <w:p>
       <w:pPr>
-        <w:spacing w:after="140" w:line="340" w:lineRule="auto"/>
+        <w:spacing w:after="140" w:line="360" w:lineRule="auto"/>
         <w:jc w:val="both"/>
       </w:pPr>
       <w:r>
@@ -225,7 +225,7 @@
     </w:p>
     <w:p>
       <w:pPr>
-        <w:spacing w:after="140" w:line="340" w:lineRule="auto"/>
+        <w:spacing w:after="140" w:line="360" w:lineRule="auto"/>
         <w:jc w:val="both"/>
       </w:pPr>
       <w:r>
@@ -243,7 +243,7 @@
     </w:p>
     <w:p>
       <w:pPr>
-        <w:spacing w:after="140" w:line="340" w:lineRule="auto"/>
+        <w:spacing w:after="140" w:line="360" w:lineRule="auto"/>
         <w:jc w:val="both"/>
       </w:pPr>
       <w:r>
@@ -261,7 +261,7 @@
     </w:p>
     <w:p>
       <w:pPr>
-        <w:spacing w:after="140" w:line="340" w:lineRule="auto"/>
+        <w:spacing w:after="140" w:line="360" w:lineRule="auto"/>
         <w:jc w:val="both"/>
       </w:pPr>
       <w:r>
@@ -279,7 +279,7 @@
     </w:p>
     <w:p>
       <w:pPr>
-        <w:spacing w:after="140" w:line="340" w:lineRule="auto"/>
+        <w:spacing w:after="140" w:line="360" w:lineRule="auto"/>
         <w:jc w:val="both"/>
       </w:pPr>
       <w:r>
@@ -297,7 +297,7 @@
     </w:p>
     <w:p>
       <w:pPr>
-        <w:spacing w:after="140" w:line="340" w:lineRule="auto"/>
+        <w:spacing w:after="140" w:line="360" w:lineRule="auto"/>
         <w:jc w:val="both"/>
       </w:pPr>
       <w:r>
@@ -315,7 +315,7 @@
     </w:p>
     <w:p>
       <w:pPr>
-        <w:spacing w:after="140" w:line="340" w:lineRule="auto"/>
+        <w:spacing w:after="140" w:line="360" w:lineRule="auto"/>
         <w:jc w:val="both"/>
       </w:pPr>
       <w:r>
@@ -333,7 +333,7 @@
     </w:p>
     <w:p>
       <w:pPr>
-        <w:spacing w:after="140" w:line="340" w:lineRule="auto"/>
+        <w:spacing w:after="140" w:line="360" w:lineRule="auto"/>
         <w:jc w:val="both"/>
       </w:pPr>
       <w:r>
@@ -351,7 +351,7 @@
     </w:p>
     <w:p>
       <w:pPr>
-        <w:spacing w:after="140" w:line="340" w:lineRule="auto"/>
+        <w:spacing w:after="140" w:line="360" w:lineRule="auto"/>
         <w:jc w:val="both"/>
       </w:pPr>
       <w:r>
@@ -369,7 +369,7 @@
     </w:p>
     <w:p>
       <w:pPr>
-        <w:spacing w:after="140" w:line="340" w:lineRule="auto"/>
+        <w:spacing w:after="140" w:line="360" w:lineRule="auto"/>
         <w:jc w:val="both"/>
       </w:pPr>
       <w:r>
@@ -430,7 +430,7 @@
     </w:p>
     <w:p>
       <w:pPr>
-        <w:spacing w:after="140" w:line="340" w:lineRule="auto"/>
+        <w:spacing w:after="140" w:line="360" w:lineRule="auto"/>
         <w:jc w:val="both"/>
       </w:pPr>
       <w:r>
@@ -496,7 +496,7 @@
     </w:p>
     <w:p>
       <w:pPr>
-        <w:spacing w:after="140" w:line="340" w:lineRule="auto"/>
+        <w:spacing w:after="140" w:line="360" w:lineRule="auto"/>
         <w:jc w:val="both"/>
       </w:pPr>
       <w:r>
@@ -557,7 +557,7 @@
     </w:p>
     <w:p>
       <w:pPr>
-        <w:spacing w:after="140" w:line="340" w:lineRule="auto"/>
+        <w:spacing w:after="140" w:line="360" w:lineRule="auto"/>
         <w:jc w:val="both"/>
       </w:pPr>
       <w:r>
@@ -738,7 +738,7 @@
     </w:p>
     <w:p>
       <w:pPr>
-        <w:spacing w:after="140" w:line="340" w:lineRule="auto"/>
+        <w:spacing w:after="140" w:line="360" w:lineRule="auto"/>
         <w:jc w:val="both"/>
       </w:pPr>
       <w:r>
@@ -756,7 +756,7 @@
     </w:p>
     <w:p>
       <w:pPr>
-        <w:spacing w:after="140" w:line="340" w:lineRule="auto"/>
+        <w:spacing w:after="140" w:line="360" w:lineRule="auto"/>
         <w:jc w:val="both"/>
       </w:pPr>
       <w:r>
@@ -839,7 +839,7 @@
     </w:p>
     <w:p>
       <w:pPr>
-        <w:spacing w:after="140" w:line="340" w:lineRule="auto"/>
+        <w:spacing w:after="140" w:line="360" w:lineRule="auto"/>
         <w:jc w:val="both"/>
       </w:pPr>
       <w:r>
@@ -996,7 +996,7 @@
     </w:p>
     <w:p>
       <w:pPr>
-        <w:spacing w:after="140" w:line="340" w:lineRule="auto"/>
+        <w:spacing w:after="140" w:line="360" w:lineRule="auto"/>
         <w:jc w:val="both"/>
       </w:pPr>
       <w:r>
@@ -1014,7 +1014,7 @@
     </w:p>
     <w:p>
       <w:pPr>
-        <w:spacing w:after="140" w:line="340" w:lineRule="auto"/>
+        <w:spacing w:after="140" w:line="360" w:lineRule="auto"/>
         <w:jc w:val="both"/>
       </w:pPr>
       <w:r>
@@ -1051,7 +1051,7 @@
     </w:p>
     <w:p>
       <w:pPr>
-        <w:spacing w:after="140" w:line="340" w:lineRule="auto"/>
+        <w:spacing w:after="140" w:line="360" w:lineRule="auto"/>
         <w:jc w:val="both"/>
       </w:pPr>
       <w:r>
@@ -1088,7 +1088,7 @@
     </w:p>
     <w:p>
       <w:pPr>
-        <w:spacing w:after="140" w:line="340" w:lineRule="auto"/>
+        <w:spacing w:after="140" w:line="360" w:lineRule="auto"/>
         <w:jc w:val="both"/>
       </w:pPr>
       <w:r>
@@ -1106,7 +1106,7 @@
     </w:p>
     <w:p>
       <w:pPr>
-        <w:spacing w:after="120" w:line="320" w:lineRule="auto"/>
+        <w:spacing w:after="120" w:line="360" w:lineRule="auto"/>
         <w:ind w:left="600" w:hanging="600"/>
         <w:jc w:val="both"/>
       </w:pPr>
@@ -1141,7 +1141,7 @@
     </w:p>
     <w:p>
       <w:pPr>
-        <w:spacing w:after="120" w:line="320" w:lineRule="auto"/>
+        <w:spacing w:after="120" w:line="360" w:lineRule="auto"/>
         <w:ind w:left="600" w:hanging="600"/>
         <w:jc w:val="both"/>
       </w:pPr>
@@ -1176,7 +1176,7 @@
     </w:p>
     <w:p>
       <w:pPr>
-        <w:spacing w:after="120" w:line="320" w:lineRule="auto"/>
+        <w:spacing w:after="120" w:line="360" w:lineRule="auto"/>
         <w:ind w:left="600" w:hanging="600"/>
         <w:jc w:val="both"/>
       </w:pPr>
@@ -1211,7 +1211,7 @@
     </w:p>
     <w:p>
       <w:pPr>
-        <w:spacing w:after="140" w:line="340" w:lineRule="auto"/>
+        <w:spacing w:after="140" w:line="360" w:lineRule="auto"/>
         <w:jc w:val="both"/>
       </w:pPr>
       <w:r>
@@ -1229,7 +1229,7 @@
     </w:p>
     <w:p>
       <w:pPr>
-        <w:spacing w:after="120" w:line="320" w:lineRule="auto"/>
+        <w:spacing w:after="120" w:line="360" w:lineRule="auto"/>
         <w:ind w:left="600" w:hanging="600"/>
         <w:jc w:val="both"/>
       </w:pPr>
@@ -1283,7 +1283,7 @@
     </w:p>
     <w:p>
       <w:pPr>
-        <w:spacing w:after="140" w:line="340" w:lineRule="auto"/>
+        <w:spacing w:after="140" w:line="360" w:lineRule="auto"/>
         <w:jc w:val="both"/>
       </w:pPr>
       <w:r>
@@ -1337,7 +1337,7 @@
     </w:p>
     <w:p>
       <w:pPr>
-        <w:spacing w:after="140" w:line="340" w:lineRule="auto"/>
+        <w:spacing w:after="140" w:line="360" w:lineRule="auto"/>
         <w:jc w:val="both"/>
       </w:pPr>
       <w:r>
@@ -1367,7 +1367,7 @@
     </w:p>
     <w:p>
       <w:pPr>
-        <w:spacing w:after="140" w:line="340" w:lineRule="auto"/>
+        <w:spacing w:after="140" w:line="360" w:lineRule="auto"/>
         <w:jc w:val="both"/>
       </w:pPr>
       <w:r>
@@ -1421,7 +1421,7 @@
     </w:p>
     <w:p>
       <w:pPr>
-        <w:spacing w:after="140" w:line="340" w:lineRule="auto"/>
+        <w:spacing w:after="140" w:line="360" w:lineRule="auto"/>
         <w:jc w:val="both"/>
       </w:pPr>
       <w:r>
@@ -1475,7 +1475,7 @@
     </w:p>
     <w:p>
       <w:pPr>
-        <w:spacing w:after="140" w:line="340" w:lineRule="auto"/>
+        <w:spacing w:after="140" w:line="360" w:lineRule="auto"/>
         <w:jc w:val="both"/>
       </w:pPr>
       <w:r>
@@ -1524,7 +1524,7 @@
     </w:p>
     <w:p>
       <w:pPr>
-        <w:spacing w:after="140" w:line="340" w:lineRule="auto"/>
+        <w:spacing w:after="140" w:line="360" w:lineRule="auto"/>
         <w:jc w:val="both"/>
       </w:pPr>
       <w:r>
@@ -1542,7 +1542,7 @@
     </w:p>
     <w:p>
       <w:pPr>
-        <w:spacing w:after="140" w:line="340" w:lineRule="auto"/>
+        <w:spacing w:after="140" w:line="360" w:lineRule="auto"/>
         <w:jc w:val="both"/>
       </w:pPr>
       <w:r>
@@ -1606,7 +1606,7 @@
     </w:p>
     <w:p>
       <w:pPr>
-        <w:spacing w:after="140" w:line="340" w:lineRule="auto"/>
+        <w:spacing w:after="140" w:line="360" w:lineRule="auto"/>
         <w:jc w:val="both"/>
       </w:pPr>
       <w:r>
@@ -1624,7 +1624,7 @@
     </w:p>
     <w:tbl>
       <w:tblPr>
-        <w:tblW w:type="dxa" w:w="9026"/>
+        <w:tblW w:type="dxa" w:w="9071"/>
         <w:tblBorders>
           <w:top w:val="single" w:color="8899AA" w:sz="4"/>
           <w:left w:val="single" w:color="8899AA" w:sz="4"/>
@@ -1640,9 +1640,9 @@
         <w:gridCol w:w="1296"/>
         <w:gridCol w:w="1044"/>
         <w:gridCol w:w="1716"/>
-        <w:gridCol w:w="1223"/>
-        <w:gridCol w:w="1473"/>
-        <w:gridCol w:w="1062"/>
+        <w:gridCol w:w="1236"/>
+        <w:gridCol w:w="1483"/>
+        <w:gridCol w:w="1084"/>
       </w:tblGrid>
       <w:tr>
         <w:trPr>
@@ -1766,7 +1766,7 @@
         </w:tc>
         <w:tc>
           <w:tcPr>
-            <w:tcW w:type="dxa" w:w="1223"/>
+            <w:tcW w:type="dxa" w:w="1236"/>
             <w:shd w:fill="E8EEF7" w:color="auto" w:val="clear"/>
             <w:tcMar>
               <w:top w:type="dxa" w:w="60"/>
@@ -1795,7 +1795,7 @@
         </w:tc>
         <w:tc>
           <w:tcPr>
-            <w:tcW w:type="dxa" w:w="1473"/>
+            <w:tcW w:type="dxa" w:w="1483"/>
             <w:shd w:fill="E8EEF7" w:color="auto" w:val="clear"/>
             <w:tcMar>
               <w:top w:type="dxa" w:w="60"/>
@@ -1824,7 +1824,7 @@
         </w:tc>
         <w:tc>
           <w:tcPr>
-            <w:tcW w:type="dxa" w:w="1062"/>
+            <w:tcW w:type="dxa" w:w="1084"/>
             <w:shd w:fill="E8EEF7" w:color="auto" w:val="clear"/>
             <w:tcMar>
               <w:top w:type="dxa" w:w="60"/>
@@ -1967,7 +1967,7 @@
         </w:tc>
         <w:tc>
           <w:tcPr>
-            <w:tcW w:type="dxa" w:w="1223"/>
+            <w:tcW w:type="dxa" w:w="1236"/>
             <w:tcMar>
               <w:top w:type="dxa" w:w="60"/>
               <w:left w:type="dxa" w:w="60"/>
@@ -1995,7 +1995,7 @@
         </w:tc>
         <w:tc>
           <w:tcPr>
-            <w:tcW w:type="dxa" w:w="1473"/>
+            <w:tcW w:type="dxa" w:w="1483"/>
             <w:tcMar>
               <w:top w:type="dxa" w:w="60"/>
               <w:left w:type="dxa" w:w="60"/>
@@ -2023,7 +2023,7 @@
         </w:tc>
         <w:tc>
           <w:tcPr>
-            <w:tcW w:type="dxa" w:w="1062"/>
+            <w:tcW w:type="dxa" w:w="1084"/>
             <w:tcMar>
               <w:top w:type="dxa" w:w="60"/>
               <w:left w:type="dxa" w:w="60"/>
@@ -2261,7 +2261,7 @@
         </w:tc>
         <w:tc>
           <w:tcPr>
-            <w:tcW w:type="dxa" w:w="1223"/>
+            <w:tcW w:type="dxa" w:w="1236"/>
             <w:tcMar>
               <w:top w:type="dxa" w:w="60"/>
               <w:left w:type="dxa" w:w="60"/>
@@ -2289,7 +2289,7 @@
         </w:tc>
         <w:tc>
           <w:tcPr>
-            <w:tcW w:type="dxa" w:w="1473"/>
+            <w:tcW w:type="dxa" w:w="1483"/>
             <w:tcMar>
               <w:top w:type="dxa" w:w="60"/>
               <w:left w:type="dxa" w:w="60"/>
@@ -2317,7 +2317,7 @@
         </w:tc>
         <w:tc>
           <w:tcPr>
-            <w:tcW w:type="dxa" w:w="1062"/>
+            <w:tcW w:type="dxa" w:w="1084"/>
             <w:tcMar>
               <w:top w:type="dxa" w:w="60"/>
               <w:left w:type="dxa" w:w="60"/>
@@ -2579,7 +2579,7 @@
         </w:tc>
         <w:tc>
           <w:tcPr>
-            <w:tcW w:type="dxa" w:w="1223"/>
+            <w:tcW w:type="dxa" w:w="1236"/>
             <w:tcMar>
               <w:top w:type="dxa" w:w="60"/>
               <w:left w:type="dxa" w:w="60"/>
@@ -2607,7 +2607,7 @@
         </w:tc>
         <w:tc>
           <w:tcPr>
-            <w:tcW w:type="dxa" w:w="1473"/>
+            <w:tcW w:type="dxa" w:w="1483"/>
             <w:tcMar>
               <w:top w:type="dxa" w:w="60"/>
               <w:left w:type="dxa" w:w="60"/>
@@ -2635,7 +2635,7 @@
         </w:tc>
         <w:tc>
           <w:tcPr>
-            <w:tcW w:type="dxa" w:w="1062"/>
+            <w:tcW w:type="dxa" w:w="1084"/>
             <w:tcMar>
               <w:top w:type="dxa" w:w="60"/>
               <w:left w:type="dxa" w:w="60"/>
@@ -2803,7 +2803,7 @@
     </w:p>
     <w:p>
       <w:pPr>
-        <w:spacing w:after="140" w:line="340" w:lineRule="auto"/>
+        <w:spacing w:after="140" w:line="360" w:lineRule="auto"/>
         <w:jc w:val="both"/>
       </w:pPr>
       <w:r>
@@ -2840,7 +2840,31 @@
           <w:sz w:val="24"/>
           <w:szCs w:val="24"/>
         </w:rPr>
-        <w:t xml:space="preserve">, 2024). One finding carries methodological force: prevalence was higher in studies that did not use the Computer Vision Syndrome Questionnaire (75.4 per cent), and meta-regression associated use of that instrument with lower estimates (Ccami-Bernal </w:t>
+        <w:t xml:space="preserve">, 2024); reviews report a further rise alongside remote work and study, reaching 50 to 60 per cent among children (Kaur </w:t>
+      </w:r>
+      <w:r>
+        <w:rPr>
+          <w:rFonts w:ascii="Times New Roman" w:cs="Times New Roman" w:eastAsia="Times New Roman" w:hAnsi="Times New Roman"/>
+          <w:b w:val="false"/>
+          <w:bCs w:val="false"/>
+          <w:i/>
+          <w:iCs/>
+          <w:sz w:val="24"/>
+          <w:szCs w:val="24"/>
+        </w:rPr>
+        <w:t xml:space="preserve">et al.</w:t>
+      </w:r>
+      <w:r>
+        <w:rPr>
+          <w:rFonts w:ascii="Times New Roman" w:cs="Times New Roman" w:eastAsia="Times New Roman" w:hAnsi="Times New Roman"/>
+          <w:b w:val="false"/>
+          <w:bCs w:val="false"/>
+          <w:i w:val="false"/>
+          <w:iCs w:val="false"/>
+          <w:sz w:val="24"/>
+          <w:szCs w:val="24"/>
+        </w:rPr>
+        <w:t xml:space="preserve">, 2022). One finding carries methodological force: prevalence was higher in studies that did not use the Computer Vision Syndrome Questionnaire (75.4 per cent), and meta-regression associated use of that instrument with lower estimates (Ccami-Bernal </w:t>
       </w:r>
       <w:r>
         <w:rPr>
@@ -2984,7 +3008,7 @@
     </w:p>
     <w:p>
       <w:pPr>
-        <w:spacing w:after="140" w:line="340" w:lineRule="auto"/>
+        <w:spacing w:after="140" w:line="360" w:lineRule="auto"/>
         <w:jc w:val="both"/>
       </w:pPr>
       <w:r>
@@ -3002,7 +3026,7 @@
     </w:p>
     <w:p>
       <w:pPr>
-        <w:spacing w:after="140" w:line="340" w:lineRule="auto"/>
+        <w:spacing w:after="140" w:line="360" w:lineRule="auto"/>
         <w:jc w:val="both"/>
       </w:pPr>
       <w:r>
@@ -3032,7 +3056,7 @@
     </w:p>
     <w:tbl>
       <w:tblPr>
-        <w:tblW w:type="dxa" w:w="9026"/>
+        <w:tblW w:type="dxa" w:w="9071"/>
         <w:tblBorders>
           <w:top w:val="single" w:color="8899AA" w:sz="4"/>
           <w:left w:val="single" w:color="8899AA" w:sz="4"/>
@@ -3048,9 +3072,9 @@
         <w:gridCol w:w="1264"/>
         <w:gridCol w:w="700"/>
         <w:gridCol w:w="700"/>
-        <w:gridCol w:w="2095"/>
-        <w:gridCol w:w="1839"/>
-        <w:gridCol w:w="1728"/>
+        <w:gridCol w:w="2107"/>
+        <w:gridCol w:w="1856"/>
+        <w:gridCol w:w="1744"/>
       </w:tblGrid>
       <w:tr>
         <w:trPr>
@@ -3174,7 +3198,7 @@
         </w:tc>
         <w:tc>
           <w:tcPr>
-            <w:tcW w:type="dxa" w:w="2095"/>
+            <w:tcW w:type="dxa" w:w="2107"/>
             <w:shd w:fill="E8EEF7" w:color="auto" w:val="clear"/>
             <w:tcMar>
               <w:top w:type="dxa" w:w="60"/>
@@ -3203,7 +3227,7 @@
         </w:tc>
         <w:tc>
           <w:tcPr>
-            <w:tcW w:type="dxa" w:w="1839"/>
+            <w:tcW w:type="dxa" w:w="1856"/>
             <w:shd w:fill="E8EEF7" w:color="auto" w:val="clear"/>
             <w:tcMar>
               <w:top w:type="dxa" w:w="60"/>
@@ -3232,7 +3256,7 @@
         </w:tc>
         <w:tc>
           <w:tcPr>
-            <w:tcW w:type="dxa" w:w="1728"/>
+            <w:tcW w:type="dxa" w:w="1744"/>
             <w:shd w:fill="E8EEF7" w:color="auto" w:val="clear"/>
             <w:tcMar>
               <w:top w:type="dxa" w:w="60"/>
@@ -3375,7 +3399,7 @@
         </w:tc>
         <w:tc>
           <w:tcPr>
-            <w:tcW w:type="dxa" w:w="2095"/>
+            <w:tcW w:type="dxa" w:w="2107"/>
             <w:tcMar>
               <w:top w:type="dxa" w:w="60"/>
               <w:left w:type="dxa" w:w="60"/>
@@ -3403,7 +3427,7 @@
         </w:tc>
         <w:tc>
           <w:tcPr>
-            <w:tcW w:type="dxa" w:w="1839"/>
+            <w:tcW w:type="dxa" w:w="1856"/>
             <w:tcMar>
               <w:top w:type="dxa" w:w="60"/>
               <w:left w:type="dxa" w:w="60"/>
@@ -3431,7 +3455,7 @@
         </w:tc>
         <w:tc>
           <w:tcPr>
-            <w:tcW w:type="dxa" w:w="1728"/>
+            <w:tcW w:type="dxa" w:w="1744"/>
             <w:tcMar>
               <w:top w:type="dxa" w:w="60"/>
               <w:left w:type="dxa" w:w="60"/>
@@ -3585,7 +3609,7 @@
         </w:tc>
         <w:tc>
           <w:tcPr>
-            <w:tcW w:type="dxa" w:w="2095"/>
+            <w:tcW w:type="dxa" w:w="2107"/>
             <w:tcMar>
               <w:top w:type="dxa" w:w="60"/>
               <w:left w:type="dxa" w:w="60"/>
@@ -3613,7 +3637,7 @@
         </w:tc>
         <w:tc>
           <w:tcPr>
-            <w:tcW w:type="dxa" w:w="1839"/>
+            <w:tcW w:type="dxa" w:w="1856"/>
             <w:tcMar>
               <w:top w:type="dxa" w:w="60"/>
               <w:left w:type="dxa" w:w="60"/>
@@ -3641,7 +3665,7 @@
         </w:tc>
         <w:tc>
           <w:tcPr>
-            <w:tcW w:type="dxa" w:w="1728"/>
+            <w:tcW w:type="dxa" w:w="1744"/>
             <w:tcMar>
               <w:top w:type="dxa" w:w="60"/>
               <w:left w:type="dxa" w:w="60"/>
@@ -3795,7 +3819,7 @@
         </w:tc>
         <w:tc>
           <w:tcPr>
-            <w:tcW w:type="dxa" w:w="2095"/>
+            <w:tcW w:type="dxa" w:w="2107"/>
             <w:tcMar>
               <w:top w:type="dxa" w:w="60"/>
               <w:left w:type="dxa" w:w="60"/>
@@ -3823,7 +3847,7 @@
         </w:tc>
         <w:tc>
           <w:tcPr>
-            <w:tcW w:type="dxa" w:w="1839"/>
+            <w:tcW w:type="dxa" w:w="1856"/>
             <w:tcMar>
               <w:top w:type="dxa" w:w="60"/>
               <w:left w:type="dxa" w:w="60"/>
@@ -3851,7 +3875,7 @@
         </w:tc>
         <w:tc>
           <w:tcPr>
-            <w:tcW w:type="dxa" w:w="1728"/>
+            <w:tcW w:type="dxa" w:w="1744"/>
             <w:tcMar>
               <w:top w:type="dxa" w:w="60"/>
               <w:left w:type="dxa" w:w="60"/>
@@ -4005,7 +4029,7 @@
         </w:tc>
         <w:tc>
           <w:tcPr>
-            <w:tcW w:type="dxa" w:w="2095"/>
+            <w:tcW w:type="dxa" w:w="2107"/>
             <w:tcMar>
               <w:top w:type="dxa" w:w="60"/>
               <w:left w:type="dxa" w:w="60"/>
@@ -4033,7 +4057,7 @@
         </w:tc>
         <w:tc>
           <w:tcPr>
-            <w:tcW w:type="dxa" w:w="1839"/>
+            <w:tcW w:type="dxa" w:w="1856"/>
             <w:tcMar>
               <w:top w:type="dxa" w:w="60"/>
               <w:left w:type="dxa" w:w="60"/>
@@ -4061,7 +4085,7 @@
         </w:tc>
         <w:tc>
           <w:tcPr>
-            <w:tcW w:type="dxa" w:w="1728"/>
+            <w:tcW w:type="dxa" w:w="1744"/>
             <w:tcMar>
               <w:top w:type="dxa" w:w="60"/>
               <w:left w:type="dxa" w:w="60"/>
@@ -4215,7 +4239,7 @@
         </w:tc>
         <w:tc>
           <w:tcPr>
-            <w:tcW w:type="dxa" w:w="2095"/>
+            <w:tcW w:type="dxa" w:w="2107"/>
             <w:tcMar>
               <w:top w:type="dxa" w:w="60"/>
               <w:left w:type="dxa" w:w="60"/>
@@ -4243,7 +4267,7 @@
         </w:tc>
         <w:tc>
           <w:tcPr>
-            <w:tcW w:type="dxa" w:w="1839"/>
+            <w:tcW w:type="dxa" w:w="1856"/>
             <w:tcMar>
               <w:top w:type="dxa" w:w="60"/>
               <w:left w:type="dxa" w:w="60"/>
@@ -4271,7 +4295,7 @@
         </w:tc>
         <w:tc>
           <w:tcPr>
-            <w:tcW w:type="dxa" w:w="1728"/>
+            <w:tcW w:type="dxa" w:w="1744"/>
             <w:tcMar>
               <w:top w:type="dxa" w:w="60"/>
               <w:left w:type="dxa" w:w="60"/>
@@ -4413,7 +4437,7 @@
         </w:tc>
         <w:tc>
           <w:tcPr>
-            <w:tcW w:type="dxa" w:w="2095"/>
+            <w:tcW w:type="dxa" w:w="2107"/>
             <w:tcMar>
               <w:top w:type="dxa" w:w="60"/>
               <w:left w:type="dxa" w:w="60"/>
@@ -4441,7 +4465,7 @@
         </w:tc>
         <w:tc>
           <w:tcPr>
-            <w:tcW w:type="dxa" w:w="1839"/>
+            <w:tcW w:type="dxa" w:w="1856"/>
             <w:tcMar>
               <w:top w:type="dxa" w:w="60"/>
               <w:left w:type="dxa" w:w="60"/>
@@ -4469,7 +4493,7 @@
         </w:tc>
         <w:tc>
           <w:tcPr>
-            <w:tcW w:type="dxa" w:w="1728"/>
+            <w:tcW w:type="dxa" w:w="1744"/>
             <w:tcMar>
               <w:top w:type="dxa" w:w="60"/>
               <w:left w:type="dxa" w:w="60"/>
@@ -4623,7 +4647,7 @@
         </w:tc>
         <w:tc>
           <w:tcPr>
-            <w:tcW w:type="dxa" w:w="2095"/>
+            <w:tcW w:type="dxa" w:w="2107"/>
             <w:tcMar>
               <w:top w:type="dxa" w:w="60"/>
               <w:left w:type="dxa" w:w="60"/>
@@ -4651,7 +4675,7 @@
         </w:tc>
         <w:tc>
           <w:tcPr>
-            <w:tcW w:type="dxa" w:w="1839"/>
+            <w:tcW w:type="dxa" w:w="1856"/>
             <w:tcMar>
               <w:top w:type="dxa" w:w="60"/>
               <w:left w:type="dxa" w:w="60"/>
@@ -4679,7 +4703,7 @@
         </w:tc>
         <w:tc>
           <w:tcPr>
-            <w:tcW w:type="dxa" w:w="1728"/>
+            <w:tcW w:type="dxa" w:w="1744"/>
             <w:tcMar>
               <w:top w:type="dxa" w:w="60"/>
               <w:left w:type="dxa" w:w="60"/>
@@ -4821,7 +4845,7 @@
         </w:tc>
         <w:tc>
           <w:tcPr>
-            <w:tcW w:type="dxa" w:w="2095"/>
+            <w:tcW w:type="dxa" w:w="2107"/>
             <w:tcMar>
               <w:top w:type="dxa" w:w="60"/>
               <w:left w:type="dxa" w:w="60"/>
@@ -4849,7 +4873,7 @@
         </w:tc>
         <w:tc>
           <w:tcPr>
-            <w:tcW w:type="dxa" w:w="1839"/>
+            <w:tcW w:type="dxa" w:w="1856"/>
             <w:tcMar>
               <w:top w:type="dxa" w:w="60"/>
               <w:left w:type="dxa" w:w="60"/>
@@ -4877,7 +4901,7 @@
         </w:tc>
         <w:tc>
           <w:tcPr>
-            <w:tcW w:type="dxa" w:w="1728"/>
+            <w:tcW w:type="dxa" w:w="1744"/>
             <w:tcMar>
               <w:top w:type="dxa" w:w="60"/>
               <w:left w:type="dxa" w:w="60"/>
@@ -4919,7 +4943,7 @@
     </w:p>
     <w:p>
       <w:pPr>
-        <w:spacing w:after="140" w:line="340" w:lineRule="auto"/>
+        <w:spacing w:after="140" w:line="360" w:lineRule="auto"/>
         <w:jc w:val="both"/>
       </w:pPr>
       <w:r>
@@ -4956,7 +4980,7 @@
     </w:p>
     <w:p>
       <w:pPr>
-        <w:spacing w:after="140" w:line="340" w:lineRule="auto"/>
+        <w:spacing w:after="140" w:line="360" w:lineRule="auto"/>
         <w:jc w:val="both"/>
       </w:pPr>
       <w:r>
@@ -4974,7 +4998,7 @@
     </w:p>
     <w:p>
       <w:pPr>
-        <w:spacing w:after="140" w:line="340" w:lineRule="auto"/>
+        <w:spacing w:after="140" w:line="360" w:lineRule="auto"/>
         <w:jc w:val="both"/>
       </w:pPr>
       <w:r>
@@ -4992,7 +5016,7 @@
     </w:p>
     <w:tbl>
       <w:tblPr>
-        <w:tblW w:type="dxa" w:w="9026"/>
+        <w:tblW w:type="dxa" w:w="9071"/>
         <w:tblBorders>
           <w:top w:val="single" w:color="8899AA" w:sz="4"/>
           <w:left w:val="single" w:color="8899AA" w:sz="4"/>
@@ -5008,9 +5032,9 @@
         <w:gridCol w:w="1209"/>
         <w:gridCol w:w="700"/>
         <w:gridCol w:w="700"/>
-        <w:gridCol w:w="1986"/>
-        <w:gridCol w:w="1622"/>
-        <w:gridCol w:w="2109"/>
+        <w:gridCol w:w="2004"/>
+        <w:gridCol w:w="1647"/>
+        <w:gridCol w:w="2111"/>
       </w:tblGrid>
       <w:tr>
         <w:trPr>
@@ -5134,7 +5158,7 @@
         </w:tc>
         <w:tc>
           <w:tcPr>
-            <w:tcW w:type="dxa" w:w="1986"/>
+            <w:tcW w:type="dxa" w:w="2004"/>
             <w:shd w:fill="E8EEF7" w:color="auto" w:val="clear"/>
             <w:tcMar>
               <w:top w:type="dxa" w:w="60"/>
@@ -5163,7 +5187,7 @@
         </w:tc>
         <w:tc>
           <w:tcPr>
-            <w:tcW w:type="dxa" w:w="1622"/>
+            <w:tcW w:type="dxa" w:w="1647"/>
             <w:shd w:fill="E8EEF7" w:color="auto" w:val="clear"/>
             <w:tcMar>
               <w:top w:type="dxa" w:w="60"/>
@@ -5192,7 +5216,7 @@
         </w:tc>
         <w:tc>
           <w:tcPr>
-            <w:tcW w:type="dxa" w:w="2109"/>
+            <w:tcW w:type="dxa" w:w="2111"/>
             <w:shd w:fill="E8EEF7" w:color="auto" w:val="clear"/>
             <w:tcMar>
               <w:top w:type="dxa" w:w="60"/>
@@ -5335,7 +5359,7 @@
         </w:tc>
         <w:tc>
           <w:tcPr>
-            <w:tcW w:type="dxa" w:w="1986"/>
+            <w:tcW w:type="dxa" w:w="2004"/>
             <w:tcMar>
               <w:top w:type="dxa" w:w="60"/>
               <w:left w:type="dxa" w:w="60"/>
@@ -5363,7 +5387,7 @@
         </w:tc>
         <w:tc>
           <w:tcPr>
-            <w:tcW w:type="dxa" w:w="1622"/>
+            <w:tcW w:type="dxa" w:w="1647"/>
             <w:tcMar>
               <w:top w:type="dxa" w:w="60"/>
               <w:left w:type="dxa" w:w="60"/>
@@ -5391,7 +5415,7 @@
         </w:tc>
         <w:tc>
           <w:tcPr>
-            <w:tcW w:type="dxa" w:w="2109"/>
+            <w:tcW w:type="dxa" w:w="2111"/>
             <w:tcMar>
               <w:top w:type="dxa" w:w="60"/>
               <w:left w:type="dxa" w:w="60"/>
@@ -5545,7 +5569,7 @@
         </w:tc>
         <w:tc>
           <w:tcPr>
-            <w:tcW w:type="dxa" w:w="1986"/>
+            <w:tcW w:type="dxa" w:w="2004"/>
             <w:tcMar>
               <w:top w:type="dxa" w:w="60"/>
               <w:left w:type="dxa" w:w="60"/>
@@ -5573,7 +5597,7 @@
         </w:tc>
         <w:tc>
           <w:tcPr>
-            <w:tcW w:type="dxa" w:w="1622"/>
+            <w:tcW w:type="dxa" w:w="1647"/>
             <w:tcMar>
               <w:top w:type="dxa" w:w="60"/>
               <w:left w:type="dxa" w:w="60"/>
@@ -5601,7 +5625,7 @@
         </w:tc>
         <w:tc>
           <w:tcPr>
-            <w:tcW w:type="dxa" w:w="2109"/>
+            <w:tcW w:type="dxa" w:w="2111"/>
             <w:tcMar>
               <w:top w:type="dxa" w:w="60"/>
               <w:left w:type="dxa" w:w="60"/>
@@ -5755,7 +5779,7 @@
         </w:tc>
         <w:tc>
           <w:tcPr>
-            <w:tcW w:type="dxa" w:w="1986"/>
+            <w:tcW w:type="dxa" w:w="2004"/>
             <w:tcMar>
               <w:top w:type="dxa" w:w="60"/>
               <w:left w:type="dxa" w:w="60"/>
@@ -5783,7 +5807,7 @@
         </w:tc>
         <w:tc>
           <w:tcPr>
-            <w:tcW w:type="dxa" w:w="1622"/>
+            <w:tcW w:type="dxa" w:w="1647"/>
             <w:tcMar>
               <w:top w:type="dxa" w:w="60"/>
               <w:left w:type="dxa" w:w="60"/>
@@ -5811,7 +5835,7 @@
         </w:tc>
         <w:tc>
           <w:tcPr>
-            <w:tcW w:type="dxa" w:w="2109"/>
+            <w:tcW w:type="dxa" w:w="2111"/>
             <w:tcMar>
               <w:top w:type="dxa" w:w="60"/>
               <w:left w:type="dxa" w:w="60"/>
@@ -5965,7 +5989,7 @@
         </w:tc>
         <w:tc>
           <w:tcPr>
-            <w:tcW w:type="dxa" w:w="1986"/>
+            <w:tcW w:type="dxa" w:w="2004"/>
             <w:tcMar>
               <w:top w:type="dxa" w:w="60"/>
               <w:left w:type="dxa" w:w="60"/>
@@ -5993,7 +6017,7 @@
         </w:tc>
         <w:tc>
           <w:tcPr>
-            <w:tcW w:type="dxa" w:w="1622"/>
+            <w:tcW w:type="dxa" w:w="1647"/>
             <w:tcMar>
               <w:top w:type="dxa" w:w="60"/>
               <w:left w:type="dxa" w:w="60"/>
@@ -6021,7 +6045,7 @@
         </w:tc>
         <w:tc>
           <w:tcPr>
-            <w:tcW w:type="dxa" w:w="2109"/>
+            <w:tcW w:type="dxa" w:w="2111"/>
             <w:tcMar>
               <w:top w:type="dxa" w:w="60"/>
               <w:left w:type="dxa" w:w="60"/>
@@ -6175,7 +6199,7 @@
         </w:tc>
         <w:tc>
           <w:tcPr>
-            <w:tcW w:type="dxa" w:w="1986"/>
+            <w:tcW w:type="dxa" w:w="2004"/>
             <w:tcMar>
               <w:top w:type="dxa" w:w="60"/>
               <w:left w:type="dxa" w:w="60"/>
@@ -6203,7 +6227,7 @@
         </w:tc>
         <w:tc>
           <w:tcPr>
-            <w:tcW w:type="dxa" w:w="1622"/>
+            <w:tcW w:type="dxa" w:w="1647"/>
             <w:tcMar>
               <w:top w:type="dxa" w:w="60"/>
               <w:left w:type="dxa" w:w="60"/>
@@ -6231,7 +6255,7 @@
         </w:tc>
         <w:tc>
           <w:tcPr>
-            <w:tcW w:type="dxa" w:w="2109"/>
+            <w:tcW w:type="dxa" w:w="2111"/>
             <w:tcMar>
               <w:top w:type="dxa" w:w="60"/>
               <w:left w:type="dxa" w:w="60"/>
@@ -6273,7 +6297,7 @@
     </w:p>
     <w:p>
       <w:pPr>
-        <w:spacing w:after="140" w:line="340" w:lineRule="auto"/>
+        <w:spacing w:after="140" w:line="360" w:lineRule="auto"/>
         <w:jc w:val="both"/>
       </w:pPr>
       <w:r>
@@ -6339,7 +6363,7 @@
     </w:p>
     <w:p>
       <w:pPr>
-        <w:spacing w:after="140" w:line="340" w:lineRule="auto"/>
+        <w:spacing w:after="140" w:line="360" w:lineRule="auto"/>
         <w:jc w:val="both"/>
       </w:pPr>
       <w:r>
@@ -6424,7 +6448,7 @@
     </w:p>
     <w:p>
       <w:pPr>
-        <w:spacing w:after="140" w:line="340" w:lineRule="auto"/>
+        <w:spacing w:after="140" w:line="360" w:lineRule="auto"/>
         <w:jc w:val="both"/>
       </w:pPr>
       <w:r>
@@ -6490,7 +6514,7 @@
     </w:p>
     <w:p>
       <w:pPr>
-        <w:spacing w:after="140" w:line="340" w:lineRule="auto"/>
+        <w:spacing w:after="140" w:line="360" w:lineRule="auto"/>
         <w:jc w:val="both"/>
       </w:pPr>
       <w:r>
@@ -6508,7 +6532,7 @@
     </w:p>
     <w:tbl>
       <w:tblPr>
-        <w:tblW w:type="dxa" w:w="9026"/>
+        <w:tblW w:type="dxa" w:w="9071"/>
         <w:tblBorders>
           <w:top w:val="single" w:color="8899AA" w:sz="4"/>
           <w:left w:val="single" w:color="8899AA" w:sz="4"/>
@@ -6524,9 +6548,9 @@
         <w:gridCol w:w="1264"/>
         <w:gridCol w:w="700"/>
         <w:gridCol w:w="700"/>
-        <w:gridCol w:w="1712"/>
-        <w:gridCol w:w="2297"/>
-        <w:gridCol w:w="1653"/>
+        <w:gridCol w:w="1723"/>
+        <w:gridCol w:w="2318"/>
+        <w:gridCol w:w="1666"/>
       </w:tblGrid>
       <w:tr>
         <w:trPr>
@@ -6650,7 +6674,7 @@
         </w:tc>
         <w:tc>
           <w:tcPr>
-            <w:tcW w:type="dxa" w:w="1712"/>
+            <w:tcW w:type="dxa" w:w="1723"/>
             <w:shd w:fill="E8EEF7" w:color="auto" w:val="clear"/>
             <w:tcMar>
               <w:top w:type="dxa" w:w="60"/>
@@ -6679,7 +6703,7 @@
         </w:tc>
         <w:tc>
           <w:tcPr>
-            <w:tcW w:type="dxa" w:w="2297"/>
+            <w:tcW w:type="dxa" w:w="2318"/>
             <w:shd w:fill="E8EEF7" w:color="auto" w:val="clear"/>
             <w:tcMar>
               <w:top w:type="dxa" w:w="60"/>
@@ -6708,7 +6732,7 @@
         </w:tc>
         <w:tc>
           <w:tcPr>
-            <w:tcW w:type="dxa" w:w="1653"/>
+            <w:tcW w:type="dxa" w:w="1666"/>
             <w:shd w:fill="E8EEF7" w:color="auto" w:val="clear"/>
             <w:tcMar>
               <w:top w:type="dxa" w:w="60"/>
@@ -6851,7 +6875,7 @@
         </w:tc>
         <w:tc>
           <w:tcPr>
-            <w:tcW w:type="dxa" w:w="1712"/>
+            <w:tcW w:type="dxa" w:w="1723"/>
             <w:tcMar>
               <w:top w:type="dxa" w:w="60"/>
               <w:left w:type="dxa" w:w="60"/>
@@ -6879,7 +6903,7 @@
         </w:tc>
         <w:tc>
           <w:tcPr>
-            <w:tcW w:type="dxa" w:w="2297"/>
+            <w:tcW w:type="dxa" w:w="2318"/>
             <w:tcMar>
               <w:top w:type="dxa" w:w="60"/>
               <w:left w:type="dxa" w:w="60"/>
@@ -6907,7 +6931,7 @@
         </w:tc>
         <w:tc>
           <w:tcPr>
-            <w:tcW w:type="dxa" w:w="1653"/>
+            <w:tcW w:type="dxa" w:w="1666"/>
             <w:tcMar>
               <w:top w:type="dxa" w:w="60"/>
               <w:left w:type="dxa" w:w="60"/>
@@ -7061,7 +7085,7 @@
         </w:tc>
         <w:tc>
           <w:tcPr>
-            <w:tcW w:type="dxa" w:w="1712"/>
+            <w:tcW w:type="dxa" w:w="1723"/>
             <w:tcMar>
               <w:top w:type="dxa" w:w="60"/>
               <w:left w:type="dxa" w:w="60"/>
@@ -7089,7 +7113,7 @@
         </w:tc>
         <w:tc>
           <w:tcPr>
-            <w:tcW w:type="dxa" w:w="2297"/>
+            <w:tcW w:type="dxa" w:w="2318"/>
             <w:tcMar>
               <w:top w:type="dxa" w:w="60"/>
               <w:left w:type="dxa" w:w="60"/>
@@ -7117,7 +7141,7 @@
         </w:tc>
         <w:tc>
           <w:tcPr>
-            <w:tcW w:type="dxa" w:w="1653"/>
+            <w:tcW w:type="dxa" w:w="1666"/>
             <w:tcMar>
               <w:top w:type="dxa" w:w="60"/>
               <w:left w:type="dxa" w:w="60"/>
@@ -7271,7 +7295,7 @@
         </w:tc>
         <w:tc>
           <w:tcPr>
-            <w:tcW w:type="dxa" w:w="1712"/>
+            <w:tcW w:type="dxa" w:w="1723"/>
             <w:tcMar>
               <w:top w:type="dxa" w:w="60"/>
               <w:left w:type="dxa" w:w="60"/>
@@ -7299,7 +7323,7 @@
         </w:tc>
         <w:tc>
           <w:tcPr>
-            <w:tcW w:type="dxa" w:w="2297"/>
+            <w:tcW w:type="dxa" w:w="2318"/>
             <w:tcMar>
               <w:top w:type="dxa" w:w="60"/>
               <w:left w:type="dxa" w:w="60"/>
@@ -7327,7 +7351,7 @@
         </w:tc>
         <w:tc>
           <w:tcPr>
-            <w:tcW w:type="dxa" w:w="1653"/>
+            <w:tcW w:type="dxa" w:w="1666"/>
             <w:tcMar>
               <w:top w:type="dxa" w:w="60"/>
               <w:left w:type="dxa" w:w="60"/>
@@ -7481,7 +7505,7 @@
         </w:tc>
         <w:tc>
           <w:tcPr>
-            <w:tcW w:type="dxa" w:w="1712"/>
+            <w:tcW w:type="dxa" w:w="1723"/>
             <w:tcMar>
               <w:top w:type="dxa" w:w="60"/>
               <w:left w:type="dxa" w:w="60"/>
@@ -7509,7 +7533,7 @@
         </w:tc>
         <w:tc>
           <w:tcPr>
-            <w:tcW w:type="dxa" w:w="2297"/>
+            <w:tcW w:type="dxa" w:w="2318"/>
             <w:tcMar>
               <w:top w:type="dxa" w:w="60"/>
               <w:left w:type="dxa" w:w="60"/>
@@ -7537,7 +7561,7 @@
         </w:tc>
         <w:tc>
           <w:tcPr>
-            <w:tcW w:type="dxa" w:w="1653"/>
+            <w:tcW w:type="dxa" w:w="1666"/>
             <w:tcMar>
               <w:top w:type="dxa" w:w="60"/>
               <w:left w:type="dxa" w:w="60"/>
@@ -7691,7 +7715,7 @@
         </w:tc>
         <w:tc>
           <w:tcPr>
-            <w:tcW w:type="dxa" w:w="1712"/>
+            <w:tcW w:type="dxa" w:w="1723"/>
             <w:tcMar>
               <w:top w:type="dxa" w:w="60"/>
               <w:left w:type="dxa" w:w="60"/>
@@ -7719,7 +7743,7 @@
         </w:tc>
         <w:tc>
           <w:tcPr>
-            <w:tcW w:type="dxa" w:w="2297"/>
+            <w:tcW w:type="dxa" w:w="2318"/>
             <w:tcMar>
               <w:top w:type="dxa" w:w="60"/>
               <w:left w:type="dxa" w:w="60"/>
@@ -7747,7 +7771,7 @@
         </w:tc>
         <w:tc>
           <w:tcPr>
-            <w:tcW w:type="dxa" w:w="1653"/>
+            <w:tcW w:type="dxa" w:w="1666"/>
             <w:tcMar>
               <w:top w:type="dxa" w:w="60"/>
               <w:left w:type="dxa" w:w="60"/>
@@ -7901,7 +7925,7 @@
         </w:tc>
         <w:tc>
           <w:tcPr>
-            <w:tcW w:type="dxa" w:w="1712"/>
+            <w:tcW w:type="dxa" w:w="1723"/>
             <w:tcMar>
               <w:top w:type="dxa" w:w="60"/>
               <w:left w:type="dxa" w:w="60"/>
@@ -7929,7 +7953,7 @@
         </w:tc>
         <w:tc>
           <w:tcPr>
-            <w:tcW w:type="dxa" w:w="2297"/>
+            <w:tcW w:type="dxa" w:w="2318"/>
             <w:tcMar>
               <w:top w:type="dxa" w:w="60"/>
               <w:left w:type="dxa" w:w="60"/>
@@ -7957,7 +7981,7 @@
         </w:tc>
         <w:tc>
           <w:tcPr>
-            <w:tcW w:type="dxa" w:w="1653"/>
+            <w:tcW w:type="dxa" w:w="1666"/>
             <w:tcMar>
               <w:top w:type="dxa" w:w="60"/>
               <w:left w:type="dxa" w:w="60"/>
@@ -7999,7 +8023,7 @@
     </w:p>
     <w:p>
       <w:pPr>
-        <w:spacing w:after="140" w:line="340" w:lineRule="auto"/>
+        <w:spacing w:after="140" w:line="360" w:lineRule="auto"/>
         <w:jc w:val="both"/>
       </w:pPr>
       <w:r>
@@ -8065,7 +8089,7 @@
     </w:p>
     <w:p>
       <w:pPr>
-        <w:spacing w:after="140" w:line="340" w:lineRule="auto"/>
+        <w:spacing w:after="140" w:line="360" w:lineRule="auto"/>
         <w:jc w:val="both"/>
       </w:pPr>
       <w:r>
@@ -8083,7 +8107,7 @@
     </w:p>
     <w:p>
       <w:pPr>
-        <w:spacing w:after="140" w:line="340" w:lineRule="auto"/>
+        <w:spacing w:after="140" w:line="360" w:lineRule="auto"/>
         <w:jc w:val="both"/>
       </w:pPr>
       <w:r>
@@ -8120,7 +8144,7 @@
     </w:p>
     <w:p>
       <w:pPr>
-        <w:spacing w:after="140" w:line="340" w:lineRule="auto"/>
+        <w:spacing w:after="140" w:line="360" w:lineRule="auto"/>
         <w:jc w:val="both"/>
       </w:pPr>
       <w:r>
@@ -8186,7 +8210,7 @@
     </w:p>
     <w:p>
       <w:pPr>
-        <w:spacing w:after="140" w:line="340" w:lineRule="auto"/>
+        <w:spacing w:after="140" w:line="360" w:lineRule="auto"/>
         <w:jc w:val="both"/>
       </w:pPr>
       <w:r>
@@ -8204,7 +8228,7 @@
     </w:p>
     <w:tbl>
       <w:tblPr>
-        <w:tblW w:type="dxa" w:w="9026"/>
+        <w:tblW w:type="dxa" w:w="9071"/>
         <w:tblBorders>
           <w:top w:val="single" w:color="8899AA" w:sz="4"/>
           <w:left w:val="single" w:color="8899AA" w:sz="4"/>
@@ -8220,9 +8244,9 @@
         <w:gridCol w:w="952"/>
         <w:gridCol w:w="700"/>
         <w:gridCol w:w="700"/>
-        <w:gridCol w:w="2363"/>
-        <w:gridCol w:w="2129"/>
-        <w:gridCol w:w="1482"/>
+        <w:gridCol w:w="2379"/>
+        <w:gridCol w:w="2150"/>
+        <w:gridCol w:w="1490"/>
       </w:tblGrid>
       <w:tr>
         <w:trPr>
@@ -8346,7 +8370,7 @@
         </w:tc>
         <w:tc>
           <w:tcPr>
-            <w:tcW w:type="dxa" w:w="2363"/>
+            <w:tcW w:type="dxa" w:w="2379"/>
             <w:shd w:fill="E8EEF7" w:color="auto" w:val="clear"/>
             <w:tcMar>
               <w:top w:type="dxa" w:w="60"/>
@@ -8375,7 +8399,7 @@
         </w:tc>
         <w:tc>
           <w:tcPr>
-            <w:tcW w:type="dxa" w:w="2129"/>
+            <w:tcW w:type="dxa" w:w="2150"/>
             <w:shd w:fill="E8EEF7" w:color="auto" w:val="clear"/>
             <w:tcMar>
               <w:top w:type="dxa" w:w="60"/>
@@ -8404,7 +8428,7 @@
         </w:tc>
         <w:tc>
           <w:tcPr>
-            <w:tcW w:type="dxa" w:w="1482"/>
+            <w:tcW w:type="dxa" w:w="1490"/>
             <w:shd w:fill="E8EEF7" w:color="auto" w:val="clear"/>
             <w:tcMar>
               <w:top w:type="dxa" w:w="60"/>
@@ -8559,7 +8583,7 @@
         </w:tc>
         <w:tc>
           <w:tcPr>
-            <w:tcW w:type="dxa" w:w="2363"/>
+            <w:tcW w:type="dxa" w:w="2379"/>
             <w:tcMar>
               <w:top w:type="dxa" w:w="60"/>
               <w:left w:type="dxa" w:w="60"/>
@@ -8587,7 +8611,7 @@
         </w:tc>
         <w:tc>
           <w:tcPr>
-            <w:tcW w:type="dxa" w:w="2129"/>
+            <w:tcW w:type="dxa" w:w="2150"/>
             <w:tcMar>
               <w:top w:type="dxa" w:w="60"/>
               <w:left w:type="dxa" w:w="60"/>
@@ -8615,7 +8639,7 @@
         </w:tc>
         <w:tc>
           <w:tcPr>
-            <w:tcW w:type="dxa" w:w="1482"/>
+            <w:tcW w:type="dxa" w:w="1490"/>
             <w:tcMar>
               <w:top w:type="dxa" w:w="60"/>
               <w:left w:type="dxa" w:w="60"/>
@@ -8769,7 +8793,7 @@
         </w:tc>
         <w:tc>
           <w:tcPr>
-            <w:tcW w:type="dxa" w:w="2363"/>
+            <w:tcW w:type="dxa" w:w="2379"/>
             <w:tcMar>
               <w:top w:type="dxa" w:w="60"/>
               <w:left w:type="dxa" w:w="60"/>
@@ -8797,7 +8821,7 @@
         </w:tc>
         <w:tc>
           <w:tcPr>
-            <w:tcW w:type="dxa" w:w="2129"/>
+            <w:tcW w:type="dxa" w:w="2150"/>
             <w:tcMar>
               <w:top w:type="dxa" w:w="60"/>
               <w:left w:type="dxa" w:w="60"/>
@@ -8825,7 +8849,7 @@
         </w:tc>
         <w:tc>
           <w:tcPr>
-            <w:tcW w:type="dxa" w:w="1482"/>
+            <w:tcW w:type="dxa" w:w="1490"/>
             <w:tcMar>
               <w:top w:type="dxa" w:w="60"/>
               <w:left w:type="dxa" w:w="60"/>
@@ -8979,7 +9003,7 @@
         </w:tc>
         <w:tc>
           <w:tcPr>
-            <w:tcW w:type="dxa" w:w="2363"/>
+            <w:tcW w:type="dxa" w:w="2379"/>
             <w:tcMar>
               <w:top w:type="dxa" w:w="60"/>
               <w:left w:type="dxa" w:w="60"/>
@@ -9007,7 +9031,7 @@
         </w:tc>
         <w:tc>
           <w:tcPr>
-            <w:tcW w:type="dxa" w:w="2129"/>
+            <w:tcW w:type="dxa" w:w="2150"/>
             <w:tcMar>
               <w:top w:type="dxa" w:w="60"/>
               <w:left w:type="dxa" w:w="60"/>
@@ -9035,7 +9059,7 @@
         </w:tc>
         <w:tc>
           <w:tcPr>
-            <w:tcW w:type="dxa" w:w="1482"/>
+            <w:tcW w:type="dxa" w:w="1490"/>
             <w:tcMar>
               <w:top w:type="dxa" w:w="60"/>
               <w:left w:type="dxa" w:w="60"/>
@@ -9189,7 +9213,7 @@
         </w:tc>
         <w:tc>
           <w:tcPr>
-            <w:tcW w:type="dxa" w:w="2363"/>
+            <w:tcW w:type="dxa" w:w="2379"/>
             <w:tcMar>
               <w:top w:type="dxa" w:w="60"/>
               <w:left w:type="dxa" w:w="60"/>
@@ -9217,7 +9241,7 @@
         </w:tc>
         <w:tc>
           <w:tcPr>
-            <w:tcW w:type="dxa" w:w="2129"/>
+            <w:tcW w:type="dxa" w:w="2150"/>
             <w:tcMar>
               <w:top w:type="dxa" w:w="60"/>
               <w:left w:type="dxa" w:w="60"/>
@@ -9245,7 +9269,7 @@
         </w:tc>
         <w:tc>
           <w:tcPr>
-            <w:tcW w:type="dxa" w:w="1482"/>
+            <w:tcW w:type="dxa" w:w="1490"/>
             <w:tcMar>
               <w:top w:type="dxa" w:w="60"/>
               <w:left w:type="dxa" w:w="60"/>
@@ -9399,7 +9423,7 @@
         </w:tc>
         <w:tc>
           <w:tcPr>
-            <w:tcW w:type="dxa" w:w="2363"/>
+            <w:tcW w:type="dxa" w:w="2379"/>
             <w:tcMar>
               <w:top w:type="dxa" w:w="60"/>
               <w:left w:type="dxa" w:w="60"/>
@@ -9427,7 +9451,7 @@
         </w:tc>
         <w:tc>
           <w:tcPr>
-            <w:tcW w:type="dxa" w:w="2129"/>
+            <w:tcW w:type="dxa" w:w="2150"/>
             <w:tcMar>
               <w:top w:type="dxa" w:w="60"/>
               <w:left w:type="dxa" w:w="60"/>
@@ -9455,7 +9479,7 @@
         </w:tc>
         <w:tc>
           <w:tcPr>
-            <w:tcW w:type="dxa" w:w="1482"/>
+            <w:tcW w:type="dxa" w:w="1490"/>
             <w:tcMar>
               <w:top w:type="dxa" w:w="60"/>
               <w:left w:type="dxa" w:w="60"/>
@@ -9609,7 +9633,7 @@
         </w:tc>
         <w:tc>
           <w:tcPr>
-            <w:tcW w:type="dxa" w:w="2363"/>
+            <w:tcW w:type="dxa" w:w="2379"/>
             <w:tcMar>
               <w:top w:type="dxa" w:w="60"/>
               <w:left w:type="dxa" w:w="60"/>
@@ -9637,7 +9661,7 @@
         </w:tc>
         <w:tc>
           <w:tcPr>
-            <w:tcW w:type="dxa" w:w="2129"/>
+            <w:tcW w:type="dxa" w:w="2150"/>
             <w:tcMar>
               <w:top w:type="dxa" w:w="60"/>
               <w:left w:type="dxa" w:w="60"/>
@@ -9665,7 +9689,7 @@
         </w:tc>
         <w:tc>
           <w:tcPr>
-            <w:tcW w:type="dxa" w:w="1482"/>
+            <w:tcW w:type="dxa" w:w="1490"/>
             <w:tcMar>
               <w:top w:type="dxa" w:w="60"/>
               <w:left w:type="dxa" w:w="60"/>
@@ -9707,7 +9731,7 @@
     </w:p>
     <w:p>
       <w:pPr>
-        <w:spacing w:after="140" w:line="340" w:lineRule="auto"/>
+        <w:spacing w:after="140" w:line="360" w:lineRule="auto"/>
         <w:jc w:val="both"/>
       </w:pPr>
       <w:r>
@@ -9821,7 +9845,7 @@
     </w:p>
     <w:p>
       <w:pPr>
-        <w:spacing w:after="140" w:line="340" w:lineRule="auto"/>
+        <w:spacing w:after="140" w:line="360" w:lineRule="auto"/>
         <w:jc w:val="both"/>
       </w:pPr>
       <w:r>
@@ -9882,7 +9906,7 @@
     </w:p>
     <w:p>
       <w:pPr>
-        <w:spacing w:after="140" w:line="340" w:lineRule="auto"/>
+        <w:spacing w:after="140" w:line="360" w:lineRule="auto"/>
         <w:jc w:val="both"/>
       </w:pPr>
       <w:r>
@@ -9991,7 +10015,7 @@
     </w:p>
     <w:p>
       <w:pPr>
-        <w:spacing w:after="140" w:line="340" w:lineRule="auto"/>
+        <w:spacing w:after="140" w:line="360" w:lineRule="auto"/>
         <w:jc w:val="both"/>
       </w:pPr>
       <w:r>
@@ -10057,7 +10081,7 @@
     </w:p>
     <w:p>
       <w:pPr>
-        <w:spacing w:after="140" w:line="340" w:lineRule="auto"/>
+        <w:spacing w:after="140" w:line="360" w:lineRule="auto"/>
         <w:jc w:val="both"/>
       </w:pPr>
       <w:r>
@@ -10190,7 +10214,7 @@
     </w:p>
     <w:p>
       <w:pPr>
-        <w:spacing w:after="140" w:line="340" w:lineRule="auto"/>
+        <w:spacing w:after="140" w:line="360" w:lineRule="auto"/>
         <w:jc w:val="both"/>
       </w:pPr>
       <w:r>
@@ -10208,7 +10232,7 @@
     </w:p>
     <w:p>
       <w:pPr>
-        <w:spacing w:after="120" w:line="320" w:lineRule="auto"/>
+        <w:spacing w:after="120" w:line="360" w:lineRule="auto"/>
         <w:ind w:left="600" w:hanging="600"/>
         <w:jc w:val="both"/>
       </w:pPr>
@@ -10243,7 +10267,7 @@
     </w:p>
     <w:p>
       <w:pPr>
-        <w:spacing w:after="120" w:line="320" w:lineRule="auto"/>
+        <w:spacing w:after="120" w:line="360" w:lineRule="auto"/>
         <w:ind w:left="600" w:hanging="600"/>
         <w:jc w:val="both"/>
       </w:pPr>
@@ -10350,7 +10374,7 @@
     </w:p>
     <w:p>
       <w:pPr>
-        <w:spacing w:after="120" w:line="320" w:lineRule="auto"/>
+        <w:spacing w:after="120" w:line="360" w:lineRule="auto"/>
         <w:ind w:left="600" w:hanging="600"/>
         <w:jc w:val="both"/>
       </w:pPr>
@@ -10380,7 +10404,7 @@
           <w:sz w:val="24"/>
           <w:szCs w:val="24"/>
         </w:rPr>
-        <w:t xml:space="preserve">No located study reports contrast metrics alongside measured display photometry, and the prevailing standard is polarity-blind (Advanced Perceptual Contrast Algorithm, n.d.; World Wide Web Consortium, 2023). Joint effects of polarity, colour and illumination remain uncharacterised, the two-way findings being in partial conflict (Dobres </w:t>
+        <w:t xml:space="preserve">No located study reports contrast metrics alongside measured display photometry, and the prevailing accessibility standard is polarity-blind (World Wide Web Consortium, 2023). Joint effects of polarity, colour and illumination remain uncharacterised, the two-way findings being in partial conflict (Dobres </w:t>
       </w:r>
       <w:r>
         <w:rPr>
@@ -10433,7 +10457,7 @@
     </w:p>
     <w:p>
       <w:pPr>
-        <w:spacing w:after="120" w:line="320" w:lineRule="auto"/>
+        <w:spacing w:after="120" w:line="360" w:lineRule="auto"/>
         <w:ind w:left="600" w:hanging="600"/>
         <w:jc w:val="both"/>
       </w:pPr>
@@ -10492,7 +10516,7 @@
     </w:p>
     <w:p>
       <w:pPr>
-        <w:spacing w:after="120" w:line="320" w:lineRule="auto"/>
+        <w:spacing w:after="120" w:line="360" w:lineRule="auto"/>
         <w:ind w:left="600" w:hanging="600"/>
         <w:jc w:val="both"/>
       </w:pPr>
@@ -10647,7 +10671,7 @@
     </w:p>
     <w:p>
       <w:pPr>
-        <w:spacing w:after="120" w:line="320" w:lineRule="auto"/>
+        <w:spacing w:after="120" w:line="360" w:lineRule="auto"/>
         <w:ind w:left="600" w:hanging="600"/>
         <w:jc w:val="both"/>
       </w:pPr>
@@ -10736,7 +10760,7 @@
     </w:p>
     <w:p>
       <w:pPr>
-        <w:spacing w:after="140" w:line="340" w:lineRule="auto"/>
+        <w:spacing w:after="140" w:line="360" w:lineRule="auto"/>
         <w:jc w:val="both"/>
       </w:pPr>
       <w:r>
@@ -10754,7 +10778,7 @@
     </w:p>
     <w:p>
       <w:pPr>
-        <w:spacing w:after="140" w:line="340" w:lineRule="auto"/>
+        <w:spacing w:after="140" w:line="360" w:lineRule="auto"/>
         <w:jc w:val="both"/>
       </w:pPr>
       <w:r>
@@ -10818,7 +10842,7 @@
     </w:p>
     <w:p>
       <w:pPr>
-        <w:spacing w:after="140" w:line="340" w:lineRule="auto"/>
+        <w:spacing w:after="140" w:line="360" w:lineRule="auto"/>
         <w:jc w:val="both"/>
       </w:pPr>
       <w:r>
@@ -11096,7 +11120,7 @@
     </w:p>
     <w:tbl>
       <w:tblPr>
-        <w:tblW w:type="dxa" w:w="8626"/>
+        <w:tblW w:type="dxa" w:w="8670"/>
         <w:jc w:val="center"/>
         <w:tblBorders>
           <w:top w:val="single" w:color="5A6B7C" w:sz="6"/>
@@ -11109,13 +11133,13 @@
         <w:tblLayout w:type="fixed"/>
       </w:tblPr>
       <w:tblGrid>
-        <w:gridCol w:w="4313"/>
-        <w:gridCol w:w="4313"/>
+        <w:gridCol w:w="4335"/>
+        <w:gridCol w:w="4335"/>
       </w:tblGrid>
       <w:tr>
         <w:tc>
           <w:tcPr>
-            <w:tcW w:type="dxa" w:w="4313"/>
+            <w:tcW w:type="dxa" w:w="4335"/>
             <w:shd w:fill="EEF3FA" w:color="auto" w:val="clear"/>
             <w:tcMar>
               <w:top w:type="dxa" w:w="80"/>
@@ -11145,7 +11169,7 @@
         </w:tc>
         <w:tc>
           <w:tcPr>
-            <w:tcW w:type="dxa" w:w="4313"/>
+            <w:tcW w:type="dxa" w:w="4335"/>
             <w:shd w:fill="EEF3FA" w:color="auto" w:val="clear"/>
             <w:tcMar>
               <w:top w:type="dxa" w:w="80"/>
@@ -11274,7 +11298,7 @@
     </w:p>
     <w:p>
       <w:pPr>
-        <w:spacing w:after="140" w:line="340" w:lineRule="auto"/>
+        <w:spacing w:after="140" w:line="360" w:lineRule="auto"/>
         <w:jc w:val="both"/>
       </w:pPr>
       <w:r>
@@ -11292,7 +11316,7 @@
     </w:p>
     <w:p>
       <w:pPr>
-        <w:spacing w:after="140" w:line="340" w:lineRule="auto"/>
+        <w:spacing w:after="140" w:line="360" w:lineRule="auto"/>
         <w:jc w:val="both"/>
       </w:pPr>
       <w:r>
@@ -11310,7 +11334,7 @@
     </w:p>
     <w:p>
       <w:pPr>
-        <w:spacing w:after="140" w:line="340" w:lineRule="auto"/>
+        <w:spacing w:after="140" w:line="360" w:lineRule="auto"/>
         <w:jc w:val="both"/>
       </w:pPr>
       <w:r>
@@ -11328,7 +11352,7 @@
     </w:p>
     <w:tbl>
       <w:tblPr>
-        <w:tblW w:type="dxa" w:w="9026"/>
+        <w:tblW w:type="dxa" w:w="9071"/>
         <w:tblBorders>
           <w:top w:val="single" w:color="8899AA" w:sz="4"/>
           <w:left w:val="single" w:color="8899AA" w:sz="4"/>
@@ -11340,8 +11364,8 @@
         <w:tblLayout w:type="fixed"/>
       </w:tblPr>
       <w:tblGrid>
-        <w:gridCol w:w="4513"/>
-        <w:gridCol w:w="4513"/>
+        <w:gridCol w:w="4535"/>
+        <w:gridCol w:w="4536"/>
       </w:tblGrid>
       <w:tr>
         <w:trPr>
@@ -11349,7 +11373,7 @@
         </w:trPr>
         <w:tc>
           <w:tcPr>
-            <w:tcW w:type="dxa" w:w="4513"/>
+            <w:tcW w:type="dxa" w:w="4535"/>
             <w:shd w:fill="E8EEF7" w:color="auto" w:val="clear"/>
             <w:tcMar>
               <w:top w:type="dxa" w:w="60"/>
@@ -11378,7 +11402,7 @@
         </w:tc>
         <w:tc>
           <w:tcPr>
-            <w:tcW w:type="dxa" w:w="4513"/>
+            <w:tcW w:type="dxa" w:w="4536"/>
             <w:shd w:fill="E8EEF7" w:color="auto" w:val="clear"/>
             <w:tcMar>
               <w:top w:type="dxa" w:w="60"/>
@@ -11409,7 +11433,7 @@
       <w:tr>
         <w:tc>
           <w:tcPr>
-            <w:tcW w:type="dxa" w:w="4513"/>
+            <w:tcW w:type="dxa" w:w="4535"/>
             <w:tcMar>
               <w:top w:type="dxa" w:w="60"/>
               <w:left w:type="dxa" w:w="100"/>
@@ -11437,7 +11461,7 @@
         </w:tc>
         <w:tc>
           <w:tcPr>
-            <w:tcW w:type="dxa" w:w="4513"/>
+            <w:tcW w:type="dxa" w:w="4536"/>
             <w:tcMar>
               <w:top w:type="dxa" w:w="60"/>
               <w:left w:type="dxa" w:w="100"/>
@@ -11467,7 +11491,7 @@
       <w:tr>
         <w:tc>
           <w:tcPr>
-            <w:tcW w:type="dxa" w:w="4513"/>
+            <w:tcW w:type="dxa" w:w="4535"/>
             <w:tcMar>
               <w:top w:type="dxa" w:w="60"/>
               <w:left w:type="dxa" w:w="100"/>
@@ -11495,7 +11519,7 @@
         </w:tc>
         <w:tc>
           <w:tcPr>
-            <w:tcW w:type="dxa" w:w="4513"/>
+            <w:tcW w:type="dxa" w:w="4536"/>
             <w:tcMar>
               <w:top w:type="dxa" w:w="60"/>
               <w:left w:type="dxa" w:w="100"/>
@@ -11525,7 +11549,7 @@
       <w:tr>
         <w:tc>
           <w:tcPr>
-            <w:tcW w:type="dxa" w:w="4513"/>
+            <w:tcW w:type="dxa" w:w="4535"/>
             <w:tcMar>
               <w:top w:type="dxa" w:w="60"/>
               <w:left w:type="dxa" w:w="100"/>
@@ -11553,7 +11577,7 @@
         </w:tc>
         <w:tc>
           <w:tcPr>
-            <w:tcW w:type="dxa" w:w="4513"/>
+            <w:tcW w:type="dxa" w:w="4536"/>
             <w:tcMar>
               <w:top w:type="dxa" w:w="60"/>
               <w:left w:type="dxa" w:w="100"/>
@@ -11583,7 +11607,7 @@
       <w:tr>
         <w:tc>
           <w:tcPr>
-            <w:tcW w:type="dxa" w:w="4513"/>
+            <w:tcW w:type="dxa" w:w="4535"/>
             <w:tcMar>
               <w:top w:type="dxa" w:w="60"/>
               <w:left w:type="dxa" w:w="100"/>
@@ -11611,7 +11635,7 @@
         </w:tc>
         <w:tc>
           <w:tcPr>
-            <w:tcW w:type="dxa" w:w="4513"/>
+            <w:tcW w:type="dxa" w:w="4536"/>
             <w:tcMar>
               <w:top w:type="dxa" w:w="60"/>
               <w:left w:type="dxa" w:w="100"/>
@@ -11641,7 +11665,7 @@
       <w:tr>
         <w:tc>
           <w:tcPr>
-            <w:tcW w:type="dxa" w:w="4513"/>
+            <w:tcW w:type="dxa" w:w="4535"/>
             <w:tcMar>
               <w:top w:type="dxa" w:w="60"/>
               <w:left w:type="dxa" w:w="100"/>
@@ -11669,7 +11693,7 @@
         </w:tc>
         <w:tc>
           <w:tcPr>
-            <w:tcW w:type="dxa" w:w="4513"/>
+            <w:tcW w:type="dxa" w:w="4536"/>
             <w:tcMar>
               <w:top w:type="dxa" w:w="60"/>
               <w:left w:type="dxa" w:w="100"/>
@@ -11699,7 +11723,7 @@
       <w:tr>
         <w:tc>
           <w:tcPr>
-            <w:tcW w:type="dxa" w:w="4513"/>
+            <w:tcW w:type="dxa" w:w="4535"/>
             <w:tcMar>
               <w:top w:type="dxa" w:w="60"/>
               <w:left w:type="dxa" w:w="100"/>
@@ -11727,7 +11751,7 @@
         </w:tc>
         <w:tc>
           <w:tcPr>
-            <w:tcW w:type="dxa" w:w="4513"/>
+            <w:tcW w:type="dxa" w:w="4536"/>
             <w:tcMar>
               <w:top w:type="dxa" w:w="60"/>
               <w:left w:type="dxa" w:w="100"/>
@@ -11757,7 +11781,7 @@
       <w:tr>
         <w:tc>
           <w:tcPr>
-            <w:tcW w:type="dxa" w:w="4513"/>
+            <w:tcW w:type="dxa" w:w="4535"/>
             <w:tcMar>
               <w:top w:type="dxa" w:w="60"/>
               <w:left w:type="dxa" w:w="100"/>
@@ -11785,7 +11809,7 @@
         </w:tc>
         <w:tc>
           <w:tcPr>
-            <w:tcW w:type="dxa" w:w="4513"/>
+            <w:tcW w:type="dxa" w:w="4536"/>
             <w:tcMar>
               <w:top w:type="dxa" w:w="60"/>
               <w:left w:type="dxa" w:w="100"/>
@@ -11827,7 +11851,7 @@
     </w:p>
     <w:p>
       <w:pPr>
-        <w:spacing w:after="140" w:line="340" w:lineRule="auto"/>
+        <w:spacing w:after="140" w:line="360" w:lineRule="auto"/>
         <w:jc w:val="both"/>
       </w:pPr>
       <w:r>
@@ -11869,7 +11893,7 @@
     </w:p>
     <w:p>
       <w:pPr>
-        <w:spacing w:after="140" w:line="340" w:lineRule="auto"/>
+        <w:spacing w:after="140" w:line="360" w:lineRule="auto"/>
         <w:jc w:val="both"/>
       </w:pPr>
       <w:r>
@@ -11887,7 +11911,7 @@
     </w:p>
     <w:tbl>
       <w:tblPr>
-        <w:tblW w:type="dxa" w:w="9026"/>
+        <w:tblW w:type="dxa" w:w="9071"/>
         <w:tblBorders>
           <w:top w:val="single" w:color="8899AA" w:sz="4"/>
           <w:left w:val="single" w:color="8899AA" w:sz="4"/>
@@ -11899,13 +11923,13 @@
         <w:tblLayout w:type="fixed"/>
       </w:tblPr>
       <w:tblGrid>
-        <w:gridCol w:w="953"/>
+        <w:gridCol w:w="955"/>
         <w:gridCol w:w="700"/>
         <w:gridCol w:w="700"/>
-        <w:gridCol w:w="1305"/>
+        <w:gridCol w:w="1311"/>
         <w:gridCol w:w="1576"/>
-        <w:gridCol w:w="1972"/>
-        <w:gridCol w:w="1820"/>
+        <w:gridCol w:w="1993"/>
+        <w:gridCol w:w="1836"/>
       </w:tblGrid>
       <w:tr>
         <w:trPr>
@@ -11913,7 +11937,7 @@
         </w:trPr>
         <w:tc>
           <w:tcPr>
-            <w:tcW w:type="dxa" w:w="953"/>
+            <w:tcW w:type="dxa" w:w="955"/>
             <w:shd w:fill="E8EEF7" w:color="auto" w:val="clear"/>
             <w:tcMar>
               <w:top w:type="dxa" w:w="60"/>
@@ -12000,7 +12024,7 @@
         </w:tc>
         <w:tc>
           <w:tcPr>
-            <w:tcW w:type="dxa" w:w="1305"/>
+            <w:tcW w:type="dxa" w:w="1311"/>
             <w:shd w:fill="E8EEF7" w:color="auto" w:val="clear"/>
             <w:tcMar>
               <w:top w:type="dxa" w:w="60"/>
@@ -12058,7 +12082,7 @@
         </w:tc>
         <w:tc>
           <w:tcPr>
-            <w:tcW w:type="dxa" w:w="1972"/>
+            <w:tcW w:type="dxa" w:w="1993"/>
             <w:shd w:fill="E8EEF7" w:color="auto" w:val="clear"/>
             <w:tcMar>
               <w:top w:type="dxa" w:w="60"/>
@@ -12087,7 +12111,7 @@
         </w:tc>
         <w:tc>
           <w:tcPr>
-            <w:tcW w:type="dxa" w:w="1820"/>
+            <w:tcW w:type="dxa" w:w="1836"/>
             <w:shd w:fill="E8EEF7" w:color="auto" w:val="clear"/>
             <w:tcMar>
               <w:top w:type="dxa" w:w="60"/>
@@ -12118,7 +12142,7 @@
       <w:tr>
         <w:tc>
           <w:tcPr>
-            <w:tcW w:type="dxa" w:w="953"/>
+            <w:tcW w:type="dxa" w:w="955"/>
             <w:tcMar>
               <w:top w:type="dxa" w:w="60"/>
               <w:left w:type="dxa" w:w="60"/>
@@ -12214,7 +12238,7 @@
         </w:tc>
         <w:tc>
           <w:tcPr>
-            <w:tcW w:type="dxa" w:w="1305"/>
+            <w:tcW w:type="dxa" w:w="1311"/>
             <w:tcMar>
               <w:top w:type="dxa" w:w="60"/>
               <w:left w:type="dxa" w:w="60"/>
@@ -12270,7 +12294,7 @@
         </w:tc>
         <w:tc>
           <w:tcPr>
-            <w:tcW w:type="dxa" w:w="1972"/>
+            <w:tcW w:type="dxa" w:w="1993"/>
             <w:tcMar>
               <w:top w:type="dxa" w:w="60"/>
               <w:left w:type="dxa" w:w="60"/>
@@ -12298,7 +12322,7 @@
         </w:tc>
         <w:tc>
           <w:tcPr>
-            <w:tcW w:type="dxa" w:w="1820"/>
+            <w:tcW w:type="dxa" w:w="1836"/>
             <w:tcMar>
               <w:top w:type="dxa" w:w="60"/>
               <w:left w:type="dxa" w:w="60"/>
@@ -12328,7 +12352,7 @@
       <w:tr>
         <w:tc>
           <w:tcPr>
-            <w:tcW w:type="dxa" w:w="953"/>
+            <w:tcW w:type="dxa" w:w="955"/>
             <w:tcMar>
               <w:top w:type="dxa" w:w="60"/>
               <w:left w:type="dxa" w:w="60"/>
@@ -12424,7 +12448,7 @@
         </w:tc>
         <w:tc>
           <w:tcPr>
-            <w:tcW w:type="dxa" w:w="1305"/>
+            <w:tcW w:type="dxa" w:w="1311"/>
             <w:tcMar>
               <w:top w:type="dxa" w:w="60"/>
               <w:left w:type="dxa" w:w="60"/>
@@ -12480,7 +12504,7 @@
         </w:tc>
         <w:tc>
           <w:tcPr>
-            <w:tcW w:type="dxa" w:w="1972"/>
+            <w:tcW w:type="dxa" w:w="1993"/>
             <w:tcMar>
               <w:top w:type="dxa" w:w="60"/>
               <w:left w:type="dxa" w:w="60"/>
@@ -12508,7 +12532,7 @@
         </w:tc>
         <w:tc>
           <w:tcPr>
-            <w:tcW w:type="dxa" w:w="1820"/>
+            <w:tcW w:type="dxa" w:w="1836"/>
             <w:tcMar>
               <w:top w:type="dxa" w:w="60"/>
               <w:left w:type="dxa" w:w="60"/>
@@ -12538,7 +12562,7 @@
       <w:tr>
         <w:tc>
           <w:tcPr>
-            <w:tcW w:type="dxa" w:w="953"/>
+            <w:tcW w:type="dxa" w:w="955"/>
             <w:tcMar>
               <w:top w:type="dxa" w:w="60"/>
               <w:left w:type="dxa" w:w="60"/>
@@ -12634,7 +12658,7 @@
         </w:tc>
         <w:tc>
           <w:tcPr>
-            <w:tcW w:type="dxa" w:w="1305"/>
+            <w:tcW w:type="dxa" w:w="1311"/>
             <w:tcMar>
               <w:top w:type="dxa" w:w="60"/>
               <w:left w:type="dxa" w:w="60"/>
@@ -12690,7 +12714,7 @@
         </w:tc>
         <w:tc>
           <w:tcPr>
-            <w:tcW w:type="dxa" w:w="1972"/>
+            <w:tcW w:type="dxa" w:w="1993"/>
             <w:tcMar>
               <w:top w:type="dxa" w:w="60"/>
               <w:left w:type="dxa" w:w="60"/>
@@ -12718,7 +12742,7 @@
         </w:tc>
         <w:tc>
           <w:tcPr>
-            <w:tcW w:type="dxa" w:w="1820"/>
+            <w:tcW w:type="dxa" w:w="1836"/>
             <w:tcMar>
               <w:top w:type="dxa" w:w="60"/>
               <w:left w:type="dxa" w:w="60"/>
@@ -12748,7 +12772,7 @@
       <w:tr>
         <w:tc>
           <w:tcPr>
-            <w:tcW w:type="dxa" w:w="953"/>
+            <w:tcW w:type="dxa" w:w="955"/>
             <w:tcMar>
               <w:top w:type="dxa" w:w="60"/>
               <w:left w:type="dxa" w:w="60"/>
@@ -12844,7 +12868,7 @@
         </w:tc>
         <w:tc>
           <w:tcPr>
-            <w:tcW w:type="dxa" w:w="1305"/>
+            <w:tcW w:type="dxa" w:w="1311"/>
             <w:tcMar>
               <w:top w:type="dxa" w:w="60"/>
               <w:left w:type="dxa" w:w="60"/>
@@ -12900,7 +12924,7 @@
         </w:tc>
         <w:tc>
           <w:tcPr>
-            <w:tcW w:type="dxa" w:w="1972"/>
+            <w:tcW w:type="dxa" w:w="1993"/>
             <w:tcMar>
               <w:top w:type="dxa" w:w="60"/>
               <w:left w:type="dxa" w:w="60"/>
@@ -12928,7 +12952,7 @@
         </w:tc>
         <w:tc>
           <w:tcPr>
-            <w:tcW w:type="dxa" w:w="1820"/>
+            <w:tcW w:type="dxa" w:w="1836"/>
             <w:tcMar>
               <w:top w:type="dxa" w:w="60"/>
               <w:left w:type="dxa" w:w="60"/>
@@ -12958,7 +12982,7 @@
       <w:tr>
         <w:tc>
           <w:tcPr>
-            <w:tcW w:type="dxa" w:w="953"/>
+            <w:tcW w:type="dxa" w:w="955"/>
             <w:tcMar>
               <w:top w:type="dxa" w:w="60"/>
               <w:left w:type="dxa" w:w="60"/>
@@ -13054,7 +13078,7 @@
         </w:tc>
         <w:tc>
           <w:tcPr>
-            <w:tcW w:type="dxa" w:w="1305"/>
+            <w:tcW w:type="dxa" w:w="1311"/>
             <w:tcMar>
               <w:top w:type="dxa" w:w="60"/>
               <w:left w:type="dxa" w:w="60"/>
@@ -13110,7 +13134,7 @@
         </w:tc>
         <w:tc>
           <w:tcPr>
-            <w:tcW w:type="dxa" w:w="1972"/>
+            <w:tcW w:type="dxa" w:w="1993"/>
             <w:tcMar>
               <w:top w:type="dxa" w:w="60"/>
               <w:left w:type="dxa" w:w="60"/>
@@ -13138,7 +13162,7 @@
         </w:tc>
         <w:tc>
           <w:tcPr>
-            <w:tcW w:type="dxa" w:w="1820"/>
+            <w:tcW w:type="dxa" w:w="1836"/>
             <w:tcMar>
               <w:top w:type="dxa" w:w="60"/>
               <w:left w:type="dxa" w:w="60"/>
@@ -13168,7 +13192,7 @@
       <w:tr>
         <w:tc>
           <w:tcPr>
-            <w:tcW w:type="dxa" w:w="953"/>
+            <w:tcW w:type="dxa" w:w="955"/>
             <w:tcMar>
               <w:top w:type="dxa" w:w="60"/>
               <w:left w:type="dxa" w:w="60"/>
@@ -13264,7 +13288,7 @@
         </w:tc>
         <w:tc>
           <w:tcPr>
-            <w:tcW w:type="dxa" w:w="1305"/>
+            <w:tcW w:type="dxa" w:w="1311"/>
             <w:tcMar>
               <w:top w:type="dxa" w:w="60"/>
               <w:left w:type="dxa" w:w="60"/>
@@ -13320,7 +13344,7 @@
         </w:tc>
         <w:tc>
           <w:tcPr>
-            <w:tcW w:type="dxa" w:w="1972"/>
+            <w:tcW w:type="dxa" w:w="1993"/>
             <w:tcMar>
               <w:top w:type="dxa" w:w="60"/>
               <w:left w:type="dxa" w:w="60"/>
@@ -13348,7 +13372,7 @@
         </w:tc>
         <w:tc>
           <w:tcPr>
-            <w:tcW w:type="dxa" w:w="1820"/>
+            <w:tcW w:type="dxa" w:w="1836"/>
             <w:tcMar>
               <w:top w:type="dxa" w:w="60"/>
               <w:left w:type="dxa" w:w="60"/>
@@ -13378,7 +13402,7 @@
       <w:tr>
         <w:tc>
           <w:tcPr>
-            <w:tcW w:type="dxa" w:w="953"/>
+            <w:tcW w:type="dxa" w:w="955"/>
             <w:tcMar>
               <w:top w:type="dxa" w:w="60"/>
               <w:left w:type="dxa" w:w="60"/>
@@ -13474,7 +13498,7 @@
         </w:tc>
         <w:tc>
           <w:tcPr>
-            <w:tcW w:type="dxa" w:w="1305"/>
+            <w:tcW w:type="dxa" w:w="1311"/>
             <w:tcMar>
               <w:top w:type="dxa" w:w="60"/>
               <w:left w:type="dxa" w:w="60"/>
@@ -13530,7 +13554,7 @@
         </w:tc>
         <w:tc>
           <w:tcPr>
-            <w:tcW w:type="dxa" w:w="1972"/>
+            <w:tcW w:type="dxa" w:w="1993"/>
             <w:tcMar>
               <w:top w:type="dxa" w:w="60"/>
               <w:left w:type="dxa" w:w="60"/>
@@ -13558,7 +13582,7 @@
         </w:tc>
         <w:tc>
           <w:tcPr>
-            <w:tcW w:type="dxa" w:w="1820"/>
+            <w:tcW w:type="dxa" w:w="1836"/>
             <w:tcMar>
               <w:top w:type="dxa" w:w="60"/>
               <w:left w:type="dxa" w:w="60"/>
@@ -13588,7 +13612,7 @@
       <w:tr>
         <w:tc>
           <w:tcPr>
-            <w:tcW w:type="dxa" w:w="953"/>
+            <w:tcW w:type="dxa" w:w="955"/>
             <w:tcMar>
               <w:top w:type="dxa" w:w="60"/>
               <w:left w:type="dxa" w:w="60"/>
@@ -13672,7 +13696,7 @@
         </w:tc>
         <w:tc>
           <w:tcPr>
-            <w:tcW w:type="dxa" w:w="1305"/>
+            <w:tcW w:type="dxa" w:w="1311"/>
             <w:tcMar>
               <w:top w:type="dxa" w:w="60"/>
               <w:left w:type="dxa" w:w="60"/>
@@ -13728,7 +13752,7 @@
         </w:tc>
         <w:tc>
           <w:tcPr>
-            <w:tcW w:type="dxa" w:w="1972"/>
+            <w:tcW w:type="dxa" w:w="1993"/>
             <w:tcMar>
               <w:top w:type="dxa" w:w="60"/>
               <w:left w:type="dxa" w:w="60"/>
@@ -13756,7 +13780,7 @@
         </w:tc>
         <w:tc>
           <w:tcPr>
-            <w:tcW w:type="dxa" w:w="1820"/>
+            <w:tcW w:type="dxa" w:w="1836"/>
             <w:tcMar>
               <w:top w:type="dxa" w:w="60"/>
               <w:left w:type="dxa" w:w="60"/>
@@ -13798,7 +13822,7 @@
     </w:p>
     <w:p>
       <w:pPr>
-        <w:spacing w:after="140" w:line="340" w:lineRule="auto"/>
+        <w:spacing w:after="140" w:line="360" w:lineRule="auto"/>
         <w:jc w:val="both"/>
       </w:pPr>
       <w:r>
@@ -13816,7 +13840,7 @@
     </w:p>
     <w:p>
       <w:pPr>
-        <w:spacing w:after="140" w:line="340" w:lineRule="auto"/>
+        <w:spacing w:after="140" w:line="360" w:lineRule="auto"/>
         <w:jc w:val="both"/>
       </w:pPr>
       <w:r>
@@ -14241,7 +14265,7 @@
     </w:p>
     <w:p>
       <w:pPr>
-        <w:spacing w:after="140" w:line="340" w:lineRule="auto"/>
+        <w:spacing w:after="140" w:line="360" w:lineRule="auto"/>
         <w:jc w:val="both"/>
       </w:pPr>
       <w:r>
@@ -14259,7 +14283,7 @@
     </w:p>
     <w:p>
       <w:pPr>
-        <w:spacing w:after="140" w:line="340" w:lineRule="auto"/>
+        <w:spacing w:after="140" w:line="360" w:lineRule="auto"/>
         <w:jc w:val="both"/>
       </w:pPr>
       <w:r>
@@ -14277,7 +14301,7 @@
     </w:p>
     <w:tbl>
       <w:tblPr>
-        <w:tblW w:type="dxa" w:w="9026"/>
+        <w:tblW w:type="dxa" w:w="9071"/>
         <w:tblBorders>
           <w:top w:val="single" w:color="8899AA" w:sz="4"/>
           <w:left w:val="single" w:color="8899AA" w:sz="4"/>
@@ -14289,14 +14313,14 @@
         <w:tblLayout w:type="fixed"/>
       </w:tblPr>
       <w:tblGrid>
-        <w:gridCol w:w="941"/>
+        <w:gridCol w:w="947"/>
         <w:gridCol w:w="700"/>
-        <w:gridCol w:w="1484"/>
-        <w:gridCol w:w="1079"/>
-        <w:gridCol w:w="1355"/>
-        <w:gridCol w:w="1327"/>
-        <w:gridCol w:w="1070"/>
-        <w:gridCol w:w="1070"/>
+        <w:gridCol w:w="1492"/>
+        <w:gridCol w:w="1085"/>
+        <w:gridCol w:w="1361"/>
+        <w:gridCol w:w="1334"/>
+        <w:gridCol w:w="1076"/>
+        <w:gridCol w:w="1076"/>
       </w:tblGrid>
       <w:tr>
         <w:trPr>
@@ -14304,7 +14328,7 @@
         </w:trPr>
         <w:tc>
           <w:tcPr>
-            <w:tcW w:type="dxa" w:w="941"/>
+            <w:tcW w:type="dxa" w:w="947"/>
             <w:shd w:fill="E8EEF7" w:color="auto" w:val="clear"/>
             <w:tcMar>
               <w:top w:type="dxa" w:w="60"/>
@@ -14362,7 +14386,7 @@
         </w:tc>
         <w:tc>
           <w:tcPr>
-            <w:tcW w:type="dxa" w:w="1484"/>
+            <w:tcW w:type="dxa" w:w="1492"/>
             <w:shd w:fill="E8EEF7" w:color="auto" w:val="clear"/>
             <w:tcMar>
               <w:top w:type="dxa" w:w="60"/>
@@ -14391,7 +14415,7 @@
         </w:tc>
         <w:tc>
           <w:tcPr>
-            <w:tcW w:type="dxa" w:w="1079"/>
+            <w:tcW w:type="dxa" w:w="1085"/>
             <w:shd w:fill="E8EEF7" w:color="auto" w:val="clear"/>
             <w:tcMar>
               <w:top w:type="dxa" w:w="60"/>
@@ -14420,7 +14444,7 @@
         </w:tc>
         <w:tc>
           <w:tcPr>
-            <w:tcW w:type="dxa" w:w="1355"/>
+            <w:tcW w:type="dxa" w:w="1361"/>
             <w:shd w:fill="E8EEF7" w:color="auto" w:val="clear"/>
             <w:tcMar>
               <w:top w:type="dxa" w:w="60"/>
@@ -14449,7 +14473,7 @@
         </w:tc>
         <w:tc>
           <w:tcPr>
-            <w:tcW w:type="dxa" w:w="1327"/>
+            <w:tcW w:type="dxa" w:w="1334"/>
             <w:shd w:fill="E8EEF7" w:color="auto" w:val="clear"/>
             <w:tcMar>
               <w:top w:type="dxa" w:w="60"/>
@@ -14478,7 +14502,7 @@
         </w:tc>
         <w:tc>
           <w:tcPr>
-            <w:tcW w:type="dxa" w:w="1070"/>
+            <w:tcW w:type="dxa" w:w="1076"/>
             <w:shd w:fill="E8EEF7" w:color="auto" w:val="clear"/>
             <w:tcMar>
               <w:top w:type="dxa" w:w="60"/>
@@ -14507,7 +14531,7 @@
         </w:tc>
         <w:tc>
           <w:tcPr>
-            <w:tcW w:type="dxa" w:w="1070"/>
+            <w:tcW w:type="dxa" w:w="1076"/>
             <w:shd w:fill="E8EEF7" w:color="auto" w:val="clear"/>
             <w:tcMar>
               <w:top w:type="dxa" w:w="60"/>
@@ -14538,7 +14562,7 @@
       <w:tr>
         <w:tc>
           <w:tcPr>
-            <w:tcW w:type="dxa" w:w="941"/>
+            <w:tcW w:type="dxa" w:w="947"/>
             <w:tcMar>
               <w:top w:type="dxa" w:w="60"/>
               <w:left w:type="dxa" w:w="60"/>
@@ -14594,7 +14618,7 @@
         </w:tc>
         <w:tc>
           <w:tcPr>
-            <w:tcW w:type="dxa" w:w="1484"/>
+            <w:tcW w:type="dxa" w:w="1492"/>
             <w:tcMar>
               <w:top w:type="dxa" w:w="60"/>
               <w:left w:type="dxa" w:w="60"/>
@@ -14622,7 +14646,7 @@
         </w:tc>
         <w:tc>
           <w:tcPr>
-            <w:tcW w:type="dxa" w:w="1079"/>
+            <w:tcW w:type="dxa" w:w="1085"/>
             <w:tcMar>
               <w:top w:type="dxa" w:w="60"/>
               <w:left w:type="dxa" w:w="60"/>
@@ -14650,7 +14674,7 @@
         </w:tc>
         <w:tc>
           <w:tcPr>
-            <w:tcW w:type="dxa" w:w="1355"/>
+            <w:tcW w:type="dxa" w:w="1361"/>
             <w:tcMar>
               <w:top w:type="dxa" w:w="60"/>
               <w:left w:type="dxa" w:w="60"/>
@@ -14678,7 +14702,7 @@
         </w:tc>
         <w:tc>
           <w:tcPr>
-            <w:tcW w:type="dxa" w:w="1327"/>
+            <w:tcW w:type="dxa" w:w="1334"/>
             <w:tcMar>
               <w:top w:type="dxa" w:w="60"/>
               <w:left w:type="dxa" w:w="60"/>
@@ -14706,7 +14730,7 @@
         </w:tc>
         <w:tc>
           <w:tcPr>
-            <w:tcW w:type="dxa" w:w="1070"/>
+            <w:tcW w:type="dxa" w:w="1076"/>
             <w:tcMar>
               <w:top w:type="dxa" w:w="60"/>
               <w:left w:type="dxa" w:w="60"/>
@@ -14734,7 +14758,7 @@
         </w:tc>
         <w:tc>
           <w:tcPr>
-            <w:tcW w:type="dxa" w:w="1070"/>
+            <w:tcW w:type="dxa" w:w="1076"/>
             <w:tcMar>
               <w:top w:type="dxa" w:w="60"/>
               <w:left w:type="dxa" w:w="60"/>
@@ -14764,7 +14788,7 @@
       <w:tr>
         <w:tc>
           <w:tcPr>
-            <w:tcW w:type="dxa" w:w="941"/>
+            <w:tcW w:type="dxa" w:w="947"/>
             <w:tcMar>
               <w:top w:type="dxa" w:w="60"/>
               <w:left w:type="dxa" w:w="60"/>
@@ -14820,7 +14844,7 @@
         </w:tc>
         <w:tc>
           <w:tcPr>
-            <w:tcW w:type="dxa" w:w="1484"/>
+            <w:tcW w:type="dxa" w:w="1492"/>
             <w:tcMar>
               <w:top w:type="dxa" w:w="60"/>
               <w:left w:type="dxa" w:w="60"/>
@@ -14848,7 +14872,7 @@
         </w:tc>
         <w:tc>
           <w:tcPr>
-            <w:tcW w:type="dxa" w:w="1079"/>
+            <w:tcW w:type="dxa" w:w="1085"/>
             <w:tcMar>
               <w:top w:type="dxa" w:w="60"/>
               <w:left w:type="dxa" w:w="60"/>
@@ -14876,7 +14900,7 @@
         </w:tc>
         <w:tc>
           <w:tcPr>
-            <w:tcW w:type="dxa" w:w="1355"/>
+            <w:tcW w:type="dxa" w:w="1361"/>
             <w:tcMar>
               <w:top w:type="dxa" w:w="60"/>
               <w:left w:type="dxa" w:w="60"/>
@@ -14904,7 +14928,7 @@
         </w:tc>
         <w:tc>
           <w:tcPr>
-            <w:tcW w:type="dxa" w:w="1327"/>
+            <w:tcW w:type="dxa" w:w="1334"/>
             <w:tcMar>
               <w:top w:type="dxa" w:w="60"/>
               <w:left w:type="dxa" w:w="60"/>
@@ -14932,7 +14956,7 @@
         </w:tc>
         <w:tc>
           <w:tcPr>
-            <w:tcW w:type="dxa" w:w="1070"/>
+            <w:tcW w:type="dxa" w:w="1076"/>
             <w:tcMar>
               <w:top w:type="dxa" w:w="60"/>
               <w:left w:type="dxa" w:w="60"/>
@@ -14960,7 +14984,7 @@
         </w:tc>
         <w:tc>
           <w:tcPr>
-            <w:tcW w:type="dxa" w:w="1070"/>
+            <w:tcW w:type="dxa" w:w="1076"/>
             <w:tcMar>
               <w:top w:type="dxa" w:w="60"/>
               <w:left w:type="dxa" w:w="60"/>
@@ -14990,7 +15014,7 @@
       <w:tr>
         <w:tc>
           <w:tcPr>
-            <w:tcW w:type="dxa" w:w="941"/>
+            <w:tcW w:type="dxa" w:w="947"/>
             <w:tcMar>
               <w:top w:type="dxa" w:w="60"/>
               <w:left w:type="dxa" w:w="60"/>
@@ -15046,7 +15070,7 @@
         </w:tc>
         <w:tc>
           <w:tcPr>
-            <w:tcW w:type="dxa" w:w="1484"/>
+            <w:tcW w:type="dxa" w:w="1492"/>
             <w:tcMar>
               <w:top w:type="dxa" w:w="60"/>
               <w:left w:type="dxa" w:w="60"/>
@@ -15074,7 +15098,7 @@
         </w:tc>
         <w:tc>
           <w:tcPr>
-            <w:tcW w:type="dxa" w:w="1079"/>
+            <w:tcW w:type="dxa" w:w="1085"/>
             <w:tcMar>
               <w:top w:type="dxa" w:w="60"/>
               <w:left w:type="dxa" w:w="60"/>
@@ -15102,7 +15126,7 @@
         </w:tc>
         <w:tc>
           <w:tcPr>
-            <w:tcW w:type="dxa" w:w="1355"/>
+            <w:tcW w:type="dxa" w:w="1361"/>
             <w:tcMar>
               <w:top w:type="dxa" w:w="60"/>
               <w:left w:type="dxa" w:w="60"/>
@@ -15130,7 +15154,7 @@
         </w:tc>
         <w:tc>
           <w:tcPr>
-            <w:tcW w:type="dxa" w:w="1327"/>
+            <w:tcW w:type="dxa" w:w="1334"/>
             <w:tcMar>
               <w:top w:type="dxa" w:w="60"/>
               <w:left w:type="dxa" w:w="60"/>
@@ -15158,7 +15182,7 @@
         </w:tc>
         <w:tc>
           <w:tcPr>
-            <w:tcW w:type="dxa" w:w="1070"/>
+            <w:tcW w:type="dxa" w:w="1076"/>
             <w:tcMar>
               <w:top w:type="dxa" w:w="60"/>
               <w:left w:type="dxa" w:w="60"/>
@@ -15186,7 +15210,7 @@
         </w:tc>
         <w:tc>
           <w:tcPr>
-            <w:tcW w:type="dxa" w:w="1070"/>
+            <w:tcW w:type="dxa" w:w="1076"/>
             <w:tcMar>
               <w:top w:type="dxa" w:w="60"/>
               <w:left w:type="dxa" w:w="60"/>
@@ -15216,7 +15240,7 @@
       <w:tr>
         <w:tc>
           <w:tcPr>
-            <w:tcW w:type="dxa" w:w="941"/>
+            <w:tcW w:type="dxa" w:w="947"/>
             <w:tcMar>
               <w:top w:type="dxa" w:w="60"/>
               <w:left w:type="dxa" w:w="60"/>
@@ -15272,7 +15296,7 @@
         </w:tc>
         <w:tc>
           <w:tcPr>
-            <w:tcW w:type="dxa" w:w="1484"/>
+            <w:tcW w:type="dxa" w:w="1492"/>
             <w:tcMar>
               <w:top w:type="dxa" w:w="60"/>
               <w:left w:type="dxa" w:w="60"/>
@@ -15300,7 +15324,7 @@
         </w:tc>
         <w:tc>
           <w:tcPr>
-            <w:tcW w:type="dxa" w:w="1079"/>
+            <w:tcW w:type="dxa" w:w="1085"/>
             <w:tcMar>
               <w:top w:type="dxa" w:w="60"/>
               <w:left w:type="dxa" w:w="60"/>
@@ -15328,7 +15352,7 @@
         </w:tc>
         <w:tc>
           <w:tcPr>
-            <w:tcW w:type="dxa" w:w="1355"/>
+            <w:tcW w:type="dxa" w:w="1361"/>
             <w:tcMar>
               <w:top w:type="dxa" w:w="60"/>
               <w:left w:type="dxa" w:w="60"/>
@@ -15356,7 +15380,7 @@
         </w:tc>
         <w:tc>
           <w:tcPr>
-            <w:tcW w:type="dxa" w:w="1327"/>
+            <w:tcW w:type="dxa" w:w="1334"/>
             <w:tcMar>
               <w:top w:type="dxa" w:w="60"/>
               <w:left w:type="dxa" w:w="60"/>
@@ -15384,7 +15408,7 @@
         </w:tc>
         <w:tc>
           <w:tcPr>
-            <w:tcW w:type="dxa" w:w="1070"/>
+            <w:tcW w:type="dxa" w:w="1076"/>
             <w:tcMar>
               <w:top w:type="dxa" w:w="60"/>
               <w:left w:type="dxa" w:w="60"/>
@@ -15412,7 +15436,7 @@
         </w:tc>
         <w:tc>
           <w:tcPr>
-            <w:tcW w:type="dxa" w:w="1070"/>
+            <w:tcW w:type="dxa" w:w="1076"/>
             <w:tcMar>
               <w:top w:type="dxa" w:w="60"/>
               <w:left w:type="dxa" w:w="60"/>
@@ -15442,7 +15466,7 @@
       <w:tr>
         <w:tc>
           <w:tcPr>
-            <w:tcW w:type="dxa" w:w="941"/>
+            <w:tcW w:type="dxa" w:w="947"/>
             <w:tcMar>
               <w:top w:type="dxa" w:w="60"/>
               <w:left w:type="dxa" w:w="60"/>
@@ -15498,7 +15522,7 @@
         </w:tc>
         <w:tc>
           <w:tcPr>
-            <w:tcW w:type="dxa" w:w="1484"/>
+            <w:tcW w:type="dxa" w:w="1492"/>
             <w:tcMar>
               <w:top w:type="dxa" w:w="60"/>
               <w:left w:type="dxa" w:w="60"/>
@@ -15526,7 +15550,7 @@
         </w:tc>
         <w:tc>
           <w:tcPr>
-            <w:tcW w:type="dxa" w:w="1079"/>
+            <w:tcW w:type="dxa" w:w="1085"/>
             <w:tcMar>
               <w:top w:type="dxa" w:w="60"/>
               <w:left w:type="dxa" w:w="60"/>
@@ -15554,7 +15578,7 @@
         </w:tc>
         <w:tc>
           <w:tcPr>
-            <w:tcW w:type="dxa" w:w="1355"/>
+            <w:tcW w:type="dxa" w:w="1361"/>
             <w:tcMar>
               <w:top w:type="dxa" w:w="60"/>
               <w:left w:type="dxa" w:w="60"/>
@@ -15582,7 +15606,7 @@
         </w:tc>
         <w:tc>
           <w:tcPr>
-            <w:tcW w:type="dxa" w:w="1327"/>
+            <w:tcW w:type="dxa" w:w="1334"/>
             <w:tcMar>
               <w:top w:type="dxa" w:w="60"/>
               <w:left w:type="dxa" w:w="60"/>
@@ -15610,7 +15634,7 @@
         </w:tc>
         <w:tc>
           <w:tcPr>
-            <w:tcW w:type="dxa" w:w="1070"/>
+            <w:tcW w:type="dxa" w:w="1076"/>
             <w:tcMar>
               <w:top w:type="dxa" w:w="60"/>
               <w:left w:type="dxa" w:w="60"/>
@@ -15638,7 +15662,7 @@
         </w:tc>
         <w:tc>
           <w:tcPr>
-            <w:tcW w:type="dxa" w:w="1070"/>
+            <w:tcW w:type="dxa" w:w="1076"/>
             <w:tcMar>
               <w:top w:type="dxa" w:w="60"/>
               <w:left w:type="dxa" w:w="60"/>
@@ -15668,7 +15692,7 @@
       <w:tr>
         <w:tc>
           <w:tcPr>
-            <w:tcW w:type="dxa" w:w="941"/>
+            <w:tcW w:type="dxa" w:w="947"/>
             <w:tcMar>
               <w:top w:type="dxa" w:w="60"/>
               <w:left w:type="dxa" w:w="60"/>
@@ -15724,7 +15748,7 @@
         </w:tc>
         <w:tc>
           <w:tcPr>
-            <w:tcW w:type="dxa" w:w="1484"/>
+            <w:tcW w:type="dxa" w:w="1492"/>
             <w:tcMar>
               <w:top w:type="dxa" w:w="60"/>
               <w:left w:type="dxa" w:w="60"/>
@@ -15752,7 +15776,7 @@
         </w:tc>
         <w:tc>
           <w:tcPr>
-            <w:tcW w:type="dxa" w:w="1079"/>
+            <w:tcW w:type="dxa" w:w="1085"/>
             <w:tcMar>
               <w:top w:type="dxa" w:w="60"/>
               <w:left w:type="dxa" w:w="60"/>
@@ -15780,7 +15804,7 @@
         </w:tc>
         <w:tc>
           <w:tcPr>
-            <w:tcW w:type="dxa" w:w="1355"/>
+            <w:tcW w:type="dxa" w:w="1361"/>
             <w:tcMar>
               <w:top w:type="dxa" w:w="60"/>
               <w:left w:type="dxa" w:w="60"/>
@@ -15808,7 +15832,7 @@
         </w:tc>
         <w:tc>
           <w:tcPr>
-            <w:tcW w:type="dxa" w:w="1327"/>
+            <w:tcW w:type="dxa" w:w="1334"/>
             <w:tcMar>
               <w:top w:type="dxa" w:w="60"/>
               <w:left w:type="dxa" w:w="60"/>
@@ -15836,7 +15860,7 @@
         </w:tc>
         <w:tc>
           <w:tcPr>
-            <w:tcW w:type="dxa" w:w="1070"/>
+            <w:tcW w:type="dxa" w:w="1076"/>
             <w:tcMar>
               <w:top w:type="dxa" w:w="60"/>
               <w:left w:type="dxa" w:w="60"/>
@@ -15864,7 +15888,7 @@
         </w:tc>
         <w:tc>
           <w:tcPr>
-            <w:tcW w:type="dxa" w:w="1070"/>
+            <w:tcW w:type="dxa" w:w="1076"/>
             <w:tcMar>
               <w:top w:type="dxa" w:w="60"/>
               <w:left w:type="dxa" w:w="60"/>
@@ -15894,7 +15918,7 @@
       <w:tr>
         <w:tc>
           <w:tcPr>
-            <w:tcW w:type="dxa" w:w="941"/>
+            <w:tcW w:type="dxa" w:w="947"/>
             <w:tcMar>
               <w:top w:type="dxa" w:w="60"/>
               <w:left w:type="dxa" w:w="60"/>
@@ -15950,7 +15974,7 @@
         </w:tc>
         <w:tc>
           <w:tcPr>
-            <w:tcW w:type="dxa" w:w="1484"/>
+            <w:tcW w:type="dxa" w:w="1492"/>
             <w:tcMar>
               <w:top w:type="dxa" w:w="60"/>
               <w:left w:type="dxa" w:w="60"/>
@@ -15978,7 +16002,7 @@
         </w:tc>
         <w:tc>
           <w:tcPr>
-            <w:tcW w:type="dxa" w:w="1079"/>
+            <w:tcW w:type="dxa" w:w="1085"/>
             <w:tcMar>
               <w:top w:type="dxa" w:w="60"/>
               <w:left w:type="dxa" w:w="60"/>
@@ -16006,7 +16030,7 @@
         </w:tc>
         <w:tc>
           <w:tcPr>
-            <w:tcW w:type="dxa" w:w="1355"/>
+            <w:tcW w:type="dxa" w:w="1361"/>
             <w:tcMar>
               <w:top w:type="dxa" w:w="60"/>
               <w:left w:type="dxa" w:w="60"/>
@@ -16034,7 +16058,7 @@
         </w:tc>
         <w:tc>
           <w:tcPr>
-            <w:tcW w:type="dxa" w:w="1327"/>
+            <w:tcW w:type="dxa" w:w="1334"/>
             <w:tcMar>
               <w:top w:type="dxa" w:w="60"/>
               <w:left w:type="dxa" w:w="60"/>
@@ -16062,7 +16086,7 @@
         </w:tc>
         <w:tc>
           <w:tcPr>
-            <w:tcW w:type="dxa" w:w="1070"/>
+            <w:tcW w:type="dxa" w:w="1076"/>
             <w:tcMar>
               <w:top w:type="dxa" w:w="60"/>
               <w:left w:type="dxa" w:w="60"/>
@@ -16090,7 +16114,7 @@
         </w:tc>
         <w:tc>
           <w:tcPr>
-            <w:tcW w:type="dxa" w:w="1070"/>
+            <w:tcW w:type="dxa" w:w="1076"/>
             <w:tcMar>
               <w:top w:type="dxa" w:w="60"/>
               <w:left w:type="dxa" w:w="60"/>
@@ -16120,7 +16144,7 @@
       <w:tr>
         <w:tc>
           <w:tcPr>
-            <w:tcW w:type="dxa" w:w="941"/>
+            <w:tcW w:type="dxa" w:w="947"/>
             <w:tcMar>
               <w:top w:type="dxa" w:w="60"/>
               <w:left w:type="dxa" w:w="60"/>
@@ -16176,7 +16200,7 @@
         </w:tc>
         <w:tc>
           <w:tcPr>
-            <w:tcW w:type="dxa" w:w="1484"/>
+            <w:tcW w:type="dxa" w:w="1492"/>
             <w:tcMar>
               <w:top w:type="dxa" w:w="60"/>
               <w:left w:type="dxa" w:w="60"/>
@@ -16204,7 +16228,7 @@
         </w:tc>
         <w:tc>
           <w:tcPr>
-            <w:tcW w:type="dxa" w:w="1079"/>
+            <w:tcW w:type="dxa" w:w="1085"/>
             <w:tcMar>
               <w:top w:type="dxa" w:w="60"/>
               <w:left w:type="dxa" w:w="60"/>
@@ -16232,7 +16256,7 @@
         </w:tc>
         <w:tc>
           <w:tcPr>
-            <w:tcW w:type="dxa" w:w="1355"/>
+            <w:tcW w:type="dxa" w:w="1361"/>
             <w:tcMar>
               <w:top w:type="dxa" w:w="60"/>
               <w:left w:type="dxa" w:w="60"/>
@@ -16260,7 +16284,7 @@
         </w:tc>
         <w:tc>
           <w:tcPr>
-            <w:tcW w:type="dxa" w:w="1327"/>
+            <w:tcW w:type="dxa" w:w="1334"/>
             <w:tcMar>
               <w:top w:type="dxa" w:w="60"/>
               <w:left w:type="dxa" w:w="60"/>
@@ -16288,7 +16312,7 @@
         </w:tc>
         <w:tc>
           <w:tcPr>
-            <w:tcW w:type="dxa" w:w="1070"/>
+            <w:tcW w:type="dxa" w:w="1076"/>
             <w:tcMar>
               <w:top w:type="dxa" w:w="60"/>
               <w:left w:type="dxa" w:w="60"/>
@@ -16316,7 +16340,7 @@
         </w:tc>
         <w:tc>
           <w:tcPr>
-            <w:tcW w:type="dxa" w:w="1070"/>
+            <w:tcW w:type="dxa" w:w="1076"/>
             <w:tcMar>
               <w:top w:type="dxa" w:w="60"/>
               <w:left w:type="dxa" w:w="60"/>
@@ -16346,7 +16370,7 @@
       <w:tr>
         <w:tc>
           <w:tcPr>
-            <w:tcW w:type="dxa" w:w="941"/>
+            <w:tcW w:type="dxa" w:w="947"/>
             <w:tcMar>
               <w:top w:type="dxa" w:w="60"/>
               <w:left w:type="dxa" w:w="60"/>
@@ -16402,7 +16426,7 @@
         </w:tc>
         <w:tc>
           <w:tcPr>
-            <w:tcW w:type="dxa" w:w="1484"/>
+            <w:tcW w:type="dxa" w:w="1492"/>
             <w:tcMar>
               <w:top w:type="dxa" w:w="60"/>
               <w:left w:type="dxa" w:w="60"/>
@@ -16430,7 +16454,7 @@
         </w:tc>
         <w:tc>
           <w:tcPr>
-            <w:tcW w:type="dxa" w:w="1079"/>
+            <w:tcW w:type="dxa" w:w="1085"/>
             <w:tcMar>
               <w:top w:type="dxa" w:w="60"/>
               <w:left w:type="dxa" w:w="60"/>
@@ -16458,7 +16482,7 @@
         </w:tc>
         <w:tc>
           <w:tcPr>
-            <w:tcW w:type="dxa" w:w="1355"/>
+            <w:tcW w:type="dxa" w:w="1361"/>
             <w:tcMar>
               <w:top w:type="dxa" w:w="60"/>
               <w:left w:type="dxa" w:w="60"/>
@@ -16486,7 +16510,7 @@
         </w:tc>
         <w:tc>
           <w:tcPr>
-            <w:tcW w:type="dxa" w:w="1327"/>
+            <w:tcW w:type="dxa" w:w="1334"/>
             <w:tcMar>
               <w:top w:type="dxa" w:w="60"/>
               <w:left w:type="dxa" w:w="60"/>
@@ -16514,7 +16538,7 @@
         </w:tc>
         <w:tc>
           <w:tcPr>
-            <w:tcW w:type="dxa" w:w="1070"/>
+            <w:tcW w:type="dxa" w:w="1076"/>
             <w:tcMar>
               <w:top w:type="dxa" w:w="60"/>
               <w:left w:type="dxa" w:w="60"/>
@@ -16542,7 +16566,7 @@
         </w:tc>
         <w:tc>
           <w:tcPr>
-            <w:tcW w:type="dxa" w:w="1070"/>
+            <w:tcW w:type="dxa" w:w="1076"/>
             <w:tcMar>
               <w:top w:type="dxa" w:w="60"/>
               <w:left w:type="dxa" w:w="60"/>
@@ -16572,7 +16596,7 @@
       <w:tr>
         <w:tc>
           <w:tcPr>
-            <w:tcW w:type="dxa" w:w="941"/>
+            <w:tcW w:type="dxa" w:w="947"/>
             <w:tcMar>
               <w:top w:type="dxa" w:w="60"/>
               <w:left w:type="dxa" w:w="60"/>
@@ -16628,7 +16652,7 @@
         </w:tc>
         <w:tc>
           <w:tcPr>
-            <w:tcW w:type="dxa" w:w="1484"/>
+            <w:tcW w:type="dxa" w:w="1492"/>
             <w:tcMar>
               <w:top w:type="dxa" w:w="60"/>
               <w:left w:type="dxa" w:w="60"/>
@@ -16656,7 +16680,7 @@
         </w:tc>
         <w:tc>
           <w:tcPr>
-            <w:tcW w:type="dxa" w:w="1079"/>
+            <w:tcW w:type="dxa" w:w="1085"/>
             <w:tcMar>
               <w:top w:type="dxa" w:w="60"/>
               <w:left w:type="dxa" w:w="60"/>
@@ -16684,7 +16708,7 @@
         </w:tc>
         <w:tc>
           <w:tcPr>
-            <w:tcW w:type="dxa" w:w="1355"/>
+            <w:tcW w:type="dxa" w:w="1361"/>
             <w:tcMar>
               <w:top w:type="dxa" w:w="60"/>
               <w:left w:type="dxa" w:w="60"/>
@@ -16712,7 +16736,7 @@
         </w:tc>
         <w:tc>
           <w:tcPr>
-            <w:tcW w:type="dxa" w:w="1327"/>
+            <w:tcW w:type="dxa" w:w="1334"/>
             <w:tcMar>
               <w:top w:type="dxa" w:w="60"/>
               <w:left w:type="dxa" w:w="60"/>
@@ -16740,7 +16764,7 @@
         </w:tc>
         <w:tc>
           <w:tcPr>
-            <w:tcW w:type="dxa" w:w="1070"/>
+            <w:tcW w:type="dxa" w:w="1076"/>
             <w:tcMar>
               <w:top w:type="dxa" w:w="60"/>
               <w:left w:type="dxa" w:w="60"/>
@@ -16768,7 +16792,7 @@
         </w:tc>
         <w:tc>
           <w:tcPr>
-            <w:tcW w:type="dxa" w:w="1070"/>
+            <w:tcW w:type="dxa" w:w="1076"/>
             <w:tcMar>
               <w:top w:type="dxa" w:w="60"/>
               <w:left w:type="dxa" w:w="60"/>
@@ -16810,7 +16834,7 @@
     </w:p>
     <w:p>
       <w:pPr>
-        <w:spacing w:after="140" w:line="340" w:lineRule="auto"/>
+        <w:spacing w:after="140" w:line="360" w:lineRule="auto"/>
         <w:jc w:val="both"/>
       </w:pPr>
       <w:r>
@@ -16874,7 +16898,7 @@
     </w:p>
     <w:p>
       <w:pPr>
-        <w:spacing w:after="140" w:line="340" w:lineRule="auto"/>
+        <w:spacing w:after="140" w:line="360" w:lineRule="auto"/>
         <w:jc w:val="both"/>
       </w:pPr>
       <w:r>
@@ -16911,7 +16935,7 @@
     </w:p>
     <w:p>
       <w:pPr>
-        <w:spacing w:after="140" w:line="340" w:lineRule="auto"/>
+        <w:spacing w:after="140" w:line="360" w:lineRule="auto"/>
         <w:jc w:val="both"/>
       </w:pPr>
       <w:r>
@@ -16929,7 +16953,7 @@
     </w:p>
     <w:p>
       <w:pPr>
-        <w:spacing w:after="140" w:line="340" w:lineRule="auto"/>
+        <w:spacing w:after="140" w:line="360" w:lineRule="auto"/>
         <w:jc w:val="both"/>
       </w:pPr>
       <w:r>
@@ -16966,7 +16990,7 @@
     </w:p>
     <w:p>
       <w:pPr>
-        <w:spacing w:after="140" w:line="340" w:lineRule="auto"/>
+        <w:spacing w:after="140" w:line="360" w:lineRule="auto"/>
         <w:jc w:val="both"/>
       </w:pPr>
       <w:r>
@@ -16984,7 +17008,7 @@
     </w:p>
     <w:p>
       <w:pPr>
-        <w:spacing w:after="140" w:line="340" w:lineRule="auto"/>
+        <w:spacing w:after="140" w:line="360" w:lineRule="auto"/>
         <w:jc w:val="both"/>
       </w:pPr>
       <w:r>
@@ -17048,7 +17072,7 @@
     </w:p>
     <w:p>
       <w:pPr>
-        <w:spacing w:after="140" w:line="340" w:lineRule="auto"/>
+        <w:spacing w:after="140" w:line="360" w:lineRule="auto"/>
         <w:jc w:val="both"/>
       </w:pPr>
       <w:r>
@@ -17078,7 +17102,7 @@
     </w:p>
     <w:p>
       <w:pPr>
-        <w:spacing w:after="140" w:line="340" w:lineRule="auto"/>
+        <w:spacing w:after="140" w:line="360" w:lineRule="auto"/>
         <w:jc w:val="both"/>
       </w:pPr>
       <w:r>
@@ -17127,7 +17151,7 @@
     </w:p>
     <w:p>
       <w:pPr>
-        <w:spacing w:after="140" w:line="340" w:lineRule="auto"/>
+        <w:spacing w:after="140" w:line="360" w:lineRule="auto"/>
         <w:jc w:val="both"/>
       </w:pPr>
       <w:r>
@@ -17145,7 +17169,7 @@
     </w:p>
     <w:p>
       <w:pPr>
-        <w:spacing w:after="140" w:line="340" w:lineRule="auto"/>
+        <w:spacing w:after="140" w:line="360" w:lineRule="auto"/>
         <w:jc w:val="both"/>
       </w:pPr>
       <w:r>
@@ -17293,7 +17317,7 @@
     </w:p>
     <w:tbl>
       <w:tblPr>
-        <w:tblW w:type="dxa" w:w="8625"/>
+        <w:tblW w:type="dxa" w:w="8670"/>
         <w:jc w:val="center"/>
         <w:tblBorders>
           <w:top w:val="single" w:color="5A6B7C" w:sz="6"/>
@@ -17306,14 +17330,14 @@
         <w:tblLayout w:type="fixed"/>
       </w:tblPr>
       <w:tblGrid>
-        <w:gridCol w:w="2875"/>
-        <w:gridCol w:w="2875"/>
-        <w:gridCol w:w="2875"/>
+        <w:gridCol w:w="2890"/>
+        <w:gridCol w:w="2890"/>
+        <w:gridCol w:w="2890"/>
       </w:tblGrid>
       <w:tr>
         <w:tc>
           <w:tcPr>
-            <w:tcW w:type="dxa" w:w="2875"/>
+            <w:tcW w:type="dxa" w:w="2890"/>
             <w:shd w:fill="EEF3FA" w:color="auto" w:val="clear"/>
             <w:tcMar>
               <w:top w:type="dxa" w:w="80"/>
@@ -17343,7 +17367,7 @@
         </w:tc>
         <w:tc>
           <w:tcPr>
-            <w:tcW w:type="dxa" w:w="2875"/>
+            <w:tcW w:type="dxa" w:w="2890"/>
             <w:shd w:fill="EEF3FA" w:color="auto" w:val="clear"/>
             <w:tcMar>
               <w:top w:type="dxa" w:w="80"/>
@@ -17373,7 +17397,7 @@
         </w:tc>
         <w:tc>
           <w:tcPr>
-            <w:tcW w:type="dxa" w:w="2875"/>
+            <w:tcW w:type="dxa" w:w="2890"/>
             <w:shd w:fill="EEF3FA" w:color="auto" w:val="clear"/>
             <w:tcMar>
               <w:top w:type="dxa" w:w="80"/>
@@ -17548,7 +17572,7 @@
     </w:p>
     <w:p>
       <w:pPr>
-        <w:spacing w:after="140" w:line="340" w:lineRule="auto"/>
+        <w:spacing w:after="140" w:line="360" w:lineRule="auto"/>
         <w:jc w:val="both"/>
       </w:pPr>
       <w:r>
@@ -17585,7 +17609,7 @@
     </w:p>
     <w:p>
       <w:pPr>
-        <w:spacing w:after="140" w:line="340" w:lineRule="auto"/>
+        <w:spacing w:after="140" w:line="360" w:lineRule="auto"/>
         <w:jc w:val="both"/>
       </w:pPr>
       <w:r>
@@ -17603,7 +17627,7 @@
     </w:p>
     <w:p>
       <w:pPr>
-        <w:spacing w:after="140" w:line="340" w:lineRule="auto"/>
+        <w:spacing w:after="140" w:line="360" w:lineRule="auto"/>
         <w:jc w:val="both"/>
       </w:pPr>
       <w:r>
@@ -17664,7 +17688,7 @@
     </w:p>
     <w:p>
       <w:pPr>
-        <w:spacing w:after="140" w:line="340" w:lineRule="auto"/>
+        <w:spacing w:after="140" w:line="360" w:lineRule="auto"/>
         <w:jc w:val="both"/>
       </w:pPr>
       <w:r>
@@ -17701,7 +17725,7 @@
     </w:p>
     <w:p>
       <w:pPr>
-        <w:spacing w:after="140" w:line="340" w:lineRule="auto"/>
+        <w:spacing w:after="140" w:line="360" w:lineRule="auto"/>
         <w:jc w:val="both"/>
       </w:pPr>
       <w:r>
@@ -17719,7 +17743,7 @@
     </w:p>
     <w:p>
       <w:pPr>
-        <w:spacing w:after="140" w:line="340" w:lineRule="auto"/>
+        <w:spacing w:after="140" w:line="360" w:lineRule="auto"/>
         <w:jc w:val="both"/>
       </w:pPr>
       <w:r>
@@ -17737,7 +17761,7 @@
     </w:p>
     <w:p>
       <w:pPr>
-        <w:spacing w:after="140" w:line="340" w:lineRule="auto"/>
+        <w:spacing w:after="140" w:line="360" w:lineRule="auto"/>
         <w:jc w:val="both"/>
       </w:pPr>
       <w:r>
@@ -17774,7 +17798,7 @@
     </w:p>
     <w:p>
       <w:pPr>
-        <w:spacing w:after="140" w:line="340" w:lineRule="auto"/>
+        <w:spacing w:after="140" w:line="360" w:lineRule="auto"/>
         <w:jc w:val="both"/>
       </w:pPr>
       <w:r>
@@ -17792,7 +17816,7 @@
     </w:p>
     <w:p>
       <w:pPr>
-        <w:spacing w:after="140" w:line="340" w:lineRule="auto"/>
+        <w:spacing w:after="140" w:line="360" w:lineRule="auto"/>
         <w:jc w:val="both"/>
       </w:pPr>
       <w:r>
@@ -17864,7 +17888,7 @@
     </w:p>
     <w:p>
       <w:pPr>
-        <w:spacing w:after="140" w:line="340" w:lineRule="auto"/>
+        <w:spacing w:after="140" w:line="360" w:lineRule="auto"/>
         <w:jc w:val="both"/>
       </w:pPr>
       <w:r>
@@ -17901,7 +17925,7 @@
     </w:p>
     <w:p>
       <w:pPr>
-        <w:spacing w:after="140" w:line="340" w:lineRule="auto"/>
+        <w:spacing w:after="140" w:line="360" w:lineRule="auto"/>
         <w:jc w:val="both"/>
       </w:pPr>
       <w:r>
@@ -17938,7 +17962,7 @@
     </w:p>
     <w:p>
       <w:pPr>
-        <w:spacing w:after="140" w:line="340" w:lineRule="auto"/>
+        <w:spacing w:after="140" w:line="360" w:lineRule="auto"/>
         <w:jc w:val="both"/>
       </w:pPr>
       <w:r>
@@ -17980,7 +18004,7 @@
     </w:p>
     <w:p>
       <w:pPr>
-        <w:spacing w:after="140" w:line="340" w:lineRule="auto"/>
+        <w:spacing w:after="140" w:line="360" w:lineRule="auto"/>
         <w:jc w:val="both"/>
       </w:pPr>
       <w:r>
@@ -17998,7 +18022,7 @@
     </w:p>
     <w:p>
       <w:pPr>
-        <w:spacing w:after="140" w:line="340" w:lineRule="auto"/>
+        <w:spacing w:after="140" w:line="360" w:lineRule="auto"/>
         <w:jc w:val="both"/>
       </w:pPr>
       <w:r>
@@ -18016,7 +18040,7 @@
     </w:p>
     <w:p>
       <w:pPr>
-        <w:spacing w:after="140" w:line="340" w:lineRule="auto"/>
+        <w:spacing w:after="140" w:line="360" w:lineRule="auto"/>
         <w:jc w:val="both"/>
       </w:pPr>
       <w:r>
@@ -18053,7 +18077,7 @@
     </w:p>
     <w:p>
       <w:pPr>
-        <w:spacing w:after="140" w:line="340" w:lineRule="auto"/>
+        <w:spacing w:after="140" w:line="360" w:lineRule="auto"/>
         <w:jc w:val="both"/>
       </w:pPr>
       <w:r>
@@ -18106,7 +18130,7 @@
     </w:p>
     <w:p>
       <w:pPr>
-        <w:spacing w:after="100" w:line="340" w:lineRule="auto"/>
+        <w:spacing w:after="100" w:line="240" w:lineRule="auto"/>
         <w:ind w:left="720" w:hanging="720"/>
         <w:jc w:val="left"/>
       </w:pPr>
@@ -18173,7 +18197,7 @@
     </w:p>
     <w:p>
       <w:pPr>
-        <w:spacing w:after="100" w:line="340" w:lineRule="auto"/>
+        <w:spacing w:after="100" w:line="240" w:lineRule="auto"/>
         <w:ind w:left="720" w:hanging="720"/>
         <w:jc w:val="left"/>
       </w:pPr>
@@ -18240,7 +18264,7 @@
     </w:p>
     <w:p>
       <w:pPr>
-        <w:spacing w:after="100" w:line="340" w:lineRule="auto"/>
+        <w:spacing w:after="100" w:line="240" w:lineRule="auto"/>
         <w:ind w:left="720" w:hanging="720"/>
         <w:jc w:val="left"/>
       </w:pPr>
@@ -18307,7 +18331,7 @@
     </w:p>
     <w:p>
       <w:pPr>
-        <w:spacing w:after="100" w:line="340" w:lineRule="auto"/>
+        <w:spacing w:after="100" w:line="240" w:lineRule="auto"/>
         <w:ind w:left="720" w:hanging="720"/>
         <w:jc w:val="left"/>
       </w:pPr>
@@ -18374,7 +18398,7 @@
     </w:p>
     <w:p>
       <w:pPr>
-        <w:spacing w:after="100" w:line="340" w:lineRule="auto"/>
+        <w:spacing w:after="100" w:line="240" w:lineRule="auto"/>
         <w:ind w:left="720" w:hanging="720"/>
         <w:jc w:val="left"/>
       </w:pPr>
@@ -18441,7 +18465,7 @@
     </w:p>
     <w:p>
       <w:pPr>
-        <w:spacing w:after="100" w:line="340" w:lineRule="auto"/>
+        <w:spacing w:after="100" w:line="240" w:lineRule="auto"/>
         <w:ind w:left="720" w:hanging="720"/>
         <w:jc w:val="left"/>
       </w:pPr>
@@ -18508,7 +18532,7 @@
     </w:p>
     <w:p>
       <w:pPr>
-        <w:spacing w:after="100" w:line="340" w:lineRule="auto"/>
+        <w:spacing w:after="100" w:line="240" w:lineRule="auto"/>
         <w:ind w:left="720" w:hanging="720"/>
         <w:jc w:val="left"/>
       </w:pPr>
@@ -18575,7 +18599,7 @@
     </w:p>
     <w:p>
       <w:pPr>
-        <w:spacing w:after="100" w:line="340" w:lineRule="auto"/>
+        <w:spacing w:after="100" w:line="240" w:lineRule="auto"/>
         <w:ind w:left="720" w:hanging="720"/>
         <w:jc w:val="left"/>
       </w:pPr>
@@ -18642,7 +18666,7 @@
     </w:p>
     <w:p>
       <w:pPr>
-        <w:spacing w:after="100" w:line="340" w:lineRule="auto"/>
+        <w:spacing w:after="100" w:line="240" w:lineRule="auto"/>
         <w:ind w:left="720" w:hanging="720"/>
         <w:jc w:val="left"/>
       </w:pPr>
@@ -18709,7 +18733,7 @@
     </w:p>
     <w:p>
       <w:pPr>
-        <w:spacing w:after="100" w:line="340" w:lineRule="auto"/>
+        <w:spacing w:after="100" w:line="240" w:lineRule="auto"/>
         <w:ind w:left="720" w:hanging="720"/>
         <w:jc w:val="left"/>
       </w:pPr>
@@ -18776,7 +18800,7 @@
     </w:p>
     <w:p>
       <w:pPr>
-        <w:spacing w:after="100" w:line="340" w:lineRule="auto"/>
+        <w:spacing w:after="100" w:line="240" w:lineRule="auto"/>
         <w:ind w:left="720" w:hanging="720"/>
         <w:jc w:val="left"/>
       </w:pPr>
@@ -18843,7 +18867,7 @@
     </w:p>
     <w:p>
       <w:pPr>
-        <w:spacing w:after="100" w:line="340" w:lineRule="auto"/>
+        <w:spacing w:after="100" w:line="240" w:lineRule="auto"/>
         <w:ind w:left="720" w:hanging="720"/>
         <w:jc w:val="left"/>
       </w:pPr>
@@ -18910,7 +18934,7 @@
     </w:p>
     <w:p>
       <w:pPr>
-        <w:spacing w:after="100" w:line="340" w:lineRule="auto"/>
+        <w:spacing w:after="100" w:line="240" w:lineRule="auto"/>
         <w:ind w:left="720" w:hanging="720"/>
         <w:jc w:val="left"/>
       </w:pPr>
@@ -18977,7 +19001,7 @@
     </w:p>
     <w:p>
       <w:pPr>
-        <w:spacing w:after="100" w:line="340" w:lineRule="auto"/>
+        <w:spacing w:after="100" w:line="240" w:lineRule="auto"/>
         <w:ind w:left="720" w:hanging="720"/>
         <w:jc w:val="left"/>
       </w:pPr>
@@ -19044,7 +19068,7 @@
     </w:p>
     <w:p>
       <w:pPr>
-        <w:spacing w:after="100" w:line="340" w:lineRule="auto"/>
+        <w:spacing w:after="100" w:line="240" w:lineRule="auto"/>
         <w:ind w:left="720" w:hanging="720"/>
         <w:jc w:val="left"/>
       </w:pPr>
@@ -19087,7 +19111,7 @@
     </w:p>
     <w:p>
       <w:pPr>
-        <w:spacing w:after="100" w:line="340" w:lineRule="auto"/>
+        <w:spacing w:after="100" w:line="240" w:lineRule="auto"/>
         <w:ind w:left="720" w:hanging="720"/>
         <w:jc w:val="left"/>
       </w:pPr>
@@ -19154,7 +19178,7 @@
     </w:p>
     <w:p>
       <w:pPr>
-        <w:spacing w:after="100" w:line="340" w:lineRule="auto"/>
+        <w:spacing w:after="100" w:line="240" w:lineRule="auto"/>
         <w:ind w:left="720" w:hanging="720"/>
         <w:jc w:val="left"/>
       </w:pPr>
@@ -19221,7 +19245,7 @@
     </w:p>
     <w:p>
       <w:pPr>
-        <w:spacing w:after="100" w:line="340" w:lineRule="auto"/>
+        <w:spacing w:after="100" w:line="240" w:lineRule="auto"/>
         <w:ind w:left="720" w:hanging="720"/>
         <w:jc w:val="left"/>
       </w:pPr>
@@ -19288,7 +19312,7 @@
     </w:p>
     <w:p>
       <w:pPr>
-        <w:spacing w:after="100" w:line="340" w:lineRule="auto"/>
+        <w:spacing w:after="100" w:line="240" w:lineRule="auto"/>
         <w:ind w:left="720" w:hanging="720"/>
         <w:jc w:val="left"/>
       </w:pPr>
@@ -19355,7 +19379,7 @@
     </w:p>
     <w:p>
       <w:pPr>
-        <w:spacing w:after="100" w:line="340" w:lineRule="auto"/>
+        <w:spacing w:after="100" w:line="240" w:lineRule="auto"/>
         <w:ind w:left="720" w:hanging="720"/>
         <w:jc w:val="left"/>
       </w:pPr>
@@ -19422,7 +19446,7 @@
     </w:p>
     <w:p>
       <w:pPr>
-        <w:spacing w:after="100" w:line="340" w:lineRule="auto"/>
+        <w:spacing w:after="100" w:line="240" w:lineRule="auto"/>
         <w:ind w:left="720" w:hanging="720"/>
         <w:jc w:val="left"/>
       </w:pPr>
@@ -19489,7 +19513,7 @@
     </w:p>
     <w:p>
       <w:pPr>
-        <w:spacing w:after="100" w:line="340" w:lineRule="auto"/>
+        <w:spacing w:after="100" w:line="240" w:lineRule="auto"/>
         <w:ind w:left="720" w:hanging="720"/>
         <w:jc w:val="left"/>
       </w:pPr>
@@ -19556,7 +19580,7 @@
     </w:p>
     <w:p>
       <w:pPr>
-        <w:spacing w:after="100" w:line="340" w:lineRule="auto"/>
+        <w:spacing w:after="100" w:line="240" w:lineRule="auto"/>
         <w:ind w:left="720" w:hanging="720"/>
         <w:jc w:val="left"/>
       </w:pPr>
@@ -19623,7 +19647,7 @@
     </w:p>
     <w:p>
       <w:pPr>
-        <w:spacing w:after="100" w:line="340" w:lineRule="auto"/>
+        <w:spacing w:after="100" w:line="240" w:lineRule="auto"/>
         <w:ind w:left="720" w:hanging="720"/>
         <w:jc w:val="left"/>
       </w:pPr>
@@ -19690,7 +19714,7 @@
     </w:p>
     <w:p>
       <w:pPr>
-        <w:spacing w:after="100" w:line="340" w:lineRule="auto"/>
+        <w:spacing w:after="100" w:line="240" w:lineRule="auto"/>
         <w:ind w:left="720" w:hanging="720"/>
         <w:jc w:val="left"/>
       </w:pPr>
@@ -19757,7 +19781,7 @@
     </w:p>
     <w:p>
       <w:pPr>
-        <w:spacing w:after="100" w:line="340" w:lineRule="auto"/>
+        <w:spacing w:after="100" w:line="240" w:lineRule="auto"/>
         <w:ind w:left="720" w:hanging="720"/>
         <w:jc w:val="left"/>
       </w:pPr>
@@ -19824,7 +19848,7 @@
     </w:p>
     <w:p>
       <w:pPr>
-        <w:spacing w:after="100" w:line="340" w:lineRule="auto"/>
+        <w:spacing w:after="100" w:line="240" w:lineRule="auto"/>
         <w:ind w:left="720" w:hanging="720"/>
         <w:jc w:val="left"/>
       </w:pPr>
@@ -19891,7 +19915,7 @@
     </w:p>
     <w:p>
       <w:pPr>
-        <w:spacing w:after="100" w:line="340" w:lineRule="auto"/>
+        <w:spacing w:after="100" w:line="240" w:lineRule="auto"/>
         <w:ind w:left="720" w:hanging="720"/>
         <w:jc w:val="left"/>
       </w:pPr>
@@ -19958,7 +19982,7 @@
     </w:p>
     <w:p>
       <w:pPr>
-        <w:spacing w:after="100" w:line="340" w:lineRule="auto"/>
+        <w:spacing w:after="100" w:line="240" w:lineRule="auto"/>
         <w:ind w:left="720" w:hanging="720"/>
         <w:jc w:val="left"/>
       </w:pPr>
@@ -20025,7 +20049,7 @@
     </w:p>
     <w:p>
       <w:pPr>
-        <w:spacing w:after="100" w:line="340" w:lineRule="auto"/>
+        <w:spacing w:after="100" w:line="240" w:lineRule="auto"/>
         <w:ind w:left="720" w:hanging="720"/>
         <w:jc w:val="left"/>
       </w:pPr>
@@ -20092,7 +20116,7 @@
     </w:p>
     <w:p>
       <w:pPr>
-        <w:spacing w:after="100" w:line="340" w:lineRule="auto"/>
+        <w:spacing w:after="100" w:line="240" w:lineRule="auto"/>
         <w:ind w:left="720" w:hanging="720"/>
         <w:jc w:val="left"/>
       </w:pPr>
@@ -20159,7 +20183,7 @@
     </w:p>
     <w:p>
       <w:pPr>
-        <w:spacing w:after="100" w:line="340" w:lineRule="auto"/>
+        <w:spacing w:after="100" w:line="240" w:lineRule="auto"/>
         <w:ind w:left="720" w:hanging="720"/>
         <w:jc w:val="left"/>
       </w:pPr>
@@ -20226,7 +20250,7 @@
     </w:p>
     <w:p>
       <w:pPr>
-        <w:spacing w:after="100" w:line="340" w:lineRule="auto"/>
+        <w:spacing w:after="100" w:line="240" w:lineRule="auto"/>
         <w:ind w:left="720" w:hanging="720"/>
         <w:jc w:val="left"/>
       </w:pPr>
@@ -20293,7 +20317,7 @@
     </w:p>
     <w:p>
       <w:pPr>
-        <w:spacing w:after="100" w:line="340" w:lineRule="auto"/>
+        <w:spacing w:after="100" w:line="240" w:lineRule="auto"/>
         <w:ind w:left="720" w:hanging="720"/>
         <w:jc w:val="left"/>
       </w:pPr>
@@ -20336,7 +20360,7 @@
     </w:p>
     <w:p>
       <w:pPr>
-        <w:spacing w:after="100" w:line="340" w:lineRule="auto"/>
+        <w:spacing w:after="100" w:line="240" w:lineRule="auto"/>
         <w:ind w:left="720" w:hanging="720"/>
         <w:jc w:val="left"/>
       </w:pPr>
@@ -20403,7 +20427,7 @@
     </w:p>
     <w:p>
       <w:pPr>
-        <w:spacing w:after="100" w:line="340" w:lineRule="auto"/>
+        <w:spacing w:after="100" w:line="240" w:lineRule="auto"/>
         <w:ind w:left="720" w:hanging="720"/>
         <w:jc w:val="left"/>
       </w:pPr>
@@ -20470,7 +20494,7 @@
     </w:p>
     <w:p>
       <w:pPr>
-        <w:spacing w:after="100" w:line="340" w:lineRule="auto"/>
+        <w:spacing w:after="100" w:line="240" w:lineRule="auto"/>
         <w:ind w:left="720" w:hanging="720"/>
         <w:jc w:val="left"/>
       </w:pPr>
@@ -20513,7 +20537,7 @@
     </w:p>
     <w:p>
       <w:pPr>
-        <w:spacing w:after="100" w:line="340" w:lineRule="auto"/>
+        <w:spacing w:after="100" w:line="240" w:lineRule="auto"/>
         <w:ind w:left="720" w:hanging="720"/>
         <w:jc w:val="left"/>
       </w:pPr>
@@ -20596,7 +20620,7 @@
     </w:p>
     <w:p>
       <w:pPr>
-        <w:spacing w:after="100" w:line="340" w:lineRule="auto"/>
+        <w:spacing w:after="100" w:line="240" w:lineRule="auto"/>
         <w:ind w:left="720" w:hanging="720"/>
         <w:jc w:val="left"/>
       </w:pPr>
@@ -20615,7 +20639,7 @@
     </w:p>
     <w:p>
       <w:pPr>
-        <w:spacing w:after="100" w:line="340" w:lineRule="auto"/>
+        <w:spacing w:after="100" w:line="240" w:lineRule="auto"/>
         <w:ind w:left="720" w:hanging="720"/>
         <w:jc w:val="left"/>
       </w:pPr>
@@ -20634,7 +20658,7 @@
     </w:p>
     <w:p>
       <w:pPr>
-        <w:spacing w:after="100" w:line="340" w:lineRule="auto"/>
+        <w:spacing w:after="100" w:line="240" w:lineRule="auto"/>
         <w:ind w:left="720" w:hanging="720"/>
         <w:jc w:val="left"/>
       </w:pPr>
@@ -20653,7 +20677,7 @@
     </w:p>
     <w:sectPr>
       <w:pgSz w:w="11906" w:h="16838" w:orient="portrait"/>
-      <w:pgMar w:top="1440" w:right="1440" w:bottom="1440" w:left="1440" w:header="708" w:footer="708" w:gutter="0"/>
+      <w:pgMar w:top="1440" w:right="1134" w:bottom="1440" w:left="1701" w:header="708" w:footer="708" w:gutter="0"/>
       <w:pgNumType/>
       <w:docGrid w:linePitch="360"/>
     </w:sectPr>
@@ -20858,7 +20882,7 @@
     </w:rPrDefault>
     <w:pPrDefault>
       <w:pPr>
-        <w:spacing w:line="340" w:lineRule="auto"/>
+        <w:spacing w:line="360" w:lineRule="auto"/>
       </w:pPr>
     </w:pPrDefault>
   </w:docDefaults>
